--- a/ove/public/docs/bi/ove75-lot2-pz-draft.docx
+++ b/ove/public/docs/bi/ove75-lot2-pz-draft.docx
@@ -63,7 +63,15 @@
         <w:rPr>
           <w:sz w:val="20"/>
         </w:rPr>
-        <w:t xml:space="preserve">Участок размещается в существующем здании Гидрометаллургического участка (ГМУ, бывший корпус «Минпрок», чертежи Приложения №7 к ТЗ — ФМ.01648). Аппаратурная схема — по ИД ч.2 разд. 4.1.4 (рис. 4.4 — медный купорос, рис. 4.5 — смешанный купорос): каждая стадия реализована на двух последовательных ступенях выпарки-кристаллизации под разрежением, две технологически независимые нитки со своими конденсаторами, пароэжекторными блоками (ПЭБ) и центрифугами. Режим работы — круглосуточный, 345 дней в году, 8322 ч (КИО 95 %, ИД ч.1 Приложение В).</w:t>
+        <w:t xml:space="preserve">Участок размещается в существующем здании Гидрометаллургического участка (ГМУ, бывший корпус «Минпрок», чертежи Приложения №7 к ТЗ — ФМ.01648). Аппаратурная схема — по ИД ч.2 разд. 4.1.4 (рис. 4.4 — медный купорос, рис. 4.5 — смешанный купорос): каждая стадия реализована на двух последовательных ступенях выпарки-кристаллизации под разрежением, две технологически независимые нитки со своими конденсаторами, пароэжекторными блоками (ПЭБ) и центрифугами. Режим работы — круглосуточный, 8 322 ч/год (КИО 95 %; ≈347 сут), ИД ч.1 Приложение В.</w:t>
+      </w:r>
+    </w:p>
+    <w:p>
+      <w:r>
+        <w:rPr>
+          <w:sz w:val="20"/>
+        </w:rPr>
+        <w:t xml:space="preserve">БАЗИС РАЗМЕЩЕНИЯ (ТЗ v4.1 п.1.3, 25.08.2026): базовый сценарий — новое строительство корпуса купоросного участка (~16 тыс. м³) на свободной территории по варианту размещения, принятому Заказчиком (см. calc.json NB-EW/NB-COST); размещение в существующем здании ГМУ (Прил. №7, ФМ.01648) сохраняется как резервный сценарий А.</w:t>
       </w:r>
     </w:p>
     <w:p>
@@ -246,7 +254,7 @@
               <w:rPr>
                 <w:sz w:val="19"/>
               </w:rPr>
-              <w:t xml:space="preserve">345 сут/год, 8322 ч, круглосуточно, КИО 95 %</w:t>
+              <w:t xml:space="preserve">круглосуточно, 8 322 ч/год (КИО 95 %; ≈347 сут)</w:t>
             </w:r>
           </w:p>
         </w:tc>
@@ -497,7 +505,7 @@
         <w:rPr>
           <w:sz w:val="20"/>
         </w:rPr>
-        <w:t xml:space="preserve">Продукция: (1) медный купорос — кристаллогидрат CuSO₄·5H₂O (теоретически 25,45 % Cu; принятый ИД состав 25,7 % Cu — в пределах округлений при влажности 4–6 %), передаётся на растворение (граница — фланец выгрузки центрифуги); (2) смешанный медно-никелевый купорос — мелкозернёный сыпучий кристаллогидрат, влажность 4–6 %, фасуется в биг-беги с полиэтиленовым вкладышем (граница — расфасованный продукт); (3) маточник-2 — 1,8 тыс. м³/год (0,22 м³/ч), кг/м³: Ni 30,5; Cu 14,5; Co 2,5; Fe 11,3; H₂SO₄ 400 — насыщен при 20–25 °C, перед транспортировкой в ЦЭН подогревается острым паром либо разбавляется водой на 10–15 % (не охлаждать ниже 25–30 °C).</w:t>
+        <w:t xml:space="preserve">Продукция: (1) медный купорос — кристаллогидрат CuSO₄·5H₂O (теоретически 25,45 % Cu для чистого CuSO₄·5H₂O; принятый ИД состав 25,7 % Cu ПРЕВЫШАЕТ стехиометрический максимум пентагидрата — базис состава (форма/влажность) запрошен у Гипроникеля, см. F-KUPOROS; в гарантийные показатели закладывается Cu ≥25,0 % на сухой продукт при влажности 4–6 %), передаётся на растворение (граница — фланец выгрузки центрифуги); (2) смешанный медно-никелевый купорос — мелкозернёный сыпучий кристаллогидрат, влажность 4–6 %, фасуется в биг-беги с полиэтиленовым вкладышем (граница — расфасованный продукт); (3) маточник-2 — 1,8 тыс. м³/год (0,22 м³/ч), кг/м³: Ni 30,5; Cu 14,5; Co 2,5; Fe 11,3; H₂SO₄ 400 — насыщен при 20–25 °C, перед транспортировкой в ЦЭН подогревается острым паром либо разбавляется водой на 10–15 % (не охлаждать ниже 25–30 °C).</w:t>
       </w:r>
     </w:p>
     <w:tbl>
@@ -1675,23 +1683,23 @@
         <w:rPr>
           <w:sz w:val="20"/>
         </w:rPr>
-        <w:t xml:space="preserve">ПОДОГРЕВАТЕЛЬ I СТУПЕНИ, НИТКА 1. Тепловая мощность: Q = D·r. При греющем паре 0,6 МПа (п. 1.3.13 ИД; r ≈ 2066 кДж/кг при T_нас ≈ 165 °C): Q = 2100 кг/ч × 2066 = 4,34 ГДж/ч = 1,21 МВт. Подогрев циркулирующего потока за проход: ΔT = Q/(G·cₚ) = 4,34·10⁶ / (633 м³/ч × 1250 кг/м³ × 3,3) = 1,7 К — классический режим принудительной циркуляции кристаллизатора (подогрев 1,5–2 К без кипения в трубках, вскипание в паровом объёме испарителя). Кратность циркуляции: 633 / 5,07 = 125. Требуемый средний коэффициент теплопередачи при полном температурном напоре (165 − 40 = 125 К, консервативно 119 К с учётом потерь): K = Q/(F·ΔT) = 1,21·10⁶ / (63 × 119) ≈ 160 Вт/(м²·К) — в 5–7 раз ниже типичных 800–1200 Вт/(м²·К) для чистой поверхности: заложенная ИД поверхность 63 м² обеспечивает работу при пониженном давлении греющего пара (малый ΔT против инкрустации) и при частичном зарастании трубок 904L — запас корректен для солевой службы.</w:t>
-      </w:r>
-    </w:p>
-    <w:p>
-      <w:r>
-        <w:rPr>
-          <w:sz w:val="20"/>
-        </w:rPr>
-        <w:t xml:space="preserve">ПРОВЕРКА ИСПАРЕНИЯ I СТУПЕНИ: самоиспарение перегретого питания (70 → 40 °C): W_фл = G·cₚ·ΔT / r(40 °C) = 6340 кг/ч × 3,3 × 30 / 2406 = 261 кг/ч; испарение от греющего пара: 4,34·10⁶ / 2406 = 1804 кг/ч; сумма 2065 кг/ч против 2200 кг/ч по ИД — сходимость 94 % (разница — диапазоны потоков и теплопотери).</w:t>
-      </w:r>
-    </w:p>
-    <w:p>
-      <w:r>
-        <w:rPr>
-          <w:sz w:val="20"/>
-        </w:rPr>
-        <w:t xml:space="preserve">ПОДОГРЕВАТЕЛЬ I СТУПЕНИ, НИТКА 2: Q = 900 × 2066 = 1,86 ГДж/ч = 0,52 МВт; ΔT за проход = 1,86·10⁶/(251×1250×3,3) = 1,8 К; K_треб = 0,52·10⁶/(25×125) ≈ 165 Вт/(м²·К) — та же проектная логика.</w:t>
+        <w:t xml:space="preserve">ПОДОГРЕВАТЕЛЬ I СТУПЕНИ, НИТКА 1. Тепловая мощность: Q = D·r. При греющем паре 0,6 МПа (абс.; п. 1.3.13 ИД; r ≈ 2085 кДж/кг при T_нас ≈ 159 °C): Q = 2100 кг/ч × 2085 = 4,38 ГДж/ч = 1,22 МВт. Подогрев циркулирующего потока за проход: ΔT = Q/(G·cₚ) = 4,38·10⁶ / (633 м³/ч × 1250 кг/м³ × 3,3) = 1,7 К — классический режим принудительной циркуляции кристаллизатора (подогрев 1,5–2 К без кипения в трубках, вскипание в паровом объёме испарителя). Кратность циркуляции: 633 / 5,07 = 125. Требуемый средний коэффициент теплопередачи при полном температурном напоре (159 − 40 = 119 К): K = Q/(F·ΔT) = 1,22·10⁶ / (63 × 119) ≈ 160 Вт/(м²·К) — в 5–7 раз ниже типичных 800–1200 Вт/(м²·К) для чистой поверхности: заложенная ИД поверхность 63 м² обеспечивает работу при пониженном давлении греющего пара (малый ΔT против инкрустации) и при частичном зарастании трубок 904L — запас корректен для солевой службы.</w:t>
+      </w:r>
+    </w:p>
+    <w:p>
+      <w:r>
+        <w:rPr>
+          <w:sz w:val="20"/>
+        </w:rPr>
+        <w:t xml:space="preserve">ПРОВЕРКА ИСПАРЕНИЯ I СТУПЕНИ: самоиспарение перегретого питания (70 → 40 °C): W_фл = G·cₚ·ΔT / r(40 °C) = 6340 кг/ч × 3,3 × 30 / 2406 = 261 кг/ч; испарение от греющего пара: 4,38·10⁶ / 2406 = 1820 кг/ч; сумма 2081 кг/ч против 2200 кг/ч по ИД — сходимость 95 % (разница — диапазоны потоков и теплопотери).</w:t>
+      </w:r>
+    </w:p>
+    <w:p>
+      <w:r>
+        <w:rPr>
+          <w:sz w:val="20"/>
+        </w:rPr>
+        <w:t xml:space="preserve">ПОДОГРЕВАТЕЛЬ I СТУПЕНИ, НИТКА 2: Q = 900 × 2085 = 1,88 ГДж/ч = 0,52 МВт; ΔT за проход = 1,88·10⁶/(251×1250×3,3) = 1,8 К; K_треб = 0,52·10⁶/(25×119) ≈ 175 Вт/(м²·К) — та же проектная логика.</w:t>
       </w:r>
     </w:p>
     <w:p>
@@ -1837,7 +1845,7 @@
               <w:rPr>
                 <w:sz w:val="19"/>
               </w:rPr>
-              <w:t xml:space="preserve">1,21 МВт (F=63 м²) и 0,52 МВт (F=25 м²); подогрев за проход 1,7–1,8 К</w:t>
+              <w:t xml:space="preserve">1,22 МВт (F=63 м²) и 0,52 МВт (F=25 м²); подогрев за проход 1,7–1,8 К</w:t>
             </w:r>
           </w:p>
         </w:tc>
@@ -1879,7 +1887,7 @@
               <w:rPr>
                 <w:sz w:val="19"/>
               </w:rPr>
-              <w:t xml:space="preserve">≈160 Вт/(м²·К) при полном ΔT — запас поверхности ×5–7 на инкрустацию</w:t>
+              <w:t xml:space="preserve">≈160–175 Вт/(м²·К) при полном ΔT (119 К) — запас поверхности ×5–7 на инкрустацию</w:t>
             </w:r>
           </w:p>
         </w:tc>
@@ -1963,7 +1971,7 @@
               <w:rPr>
                 <w:sz w:val="19"/>
               </w:rPr>
-              <w:t xml:space="preserve">расчёт 2,07 т/ч против 2,2 т/ч ИД (94 %)</w:t>
+              <w:t xml:space="preserve">расчёт 2,08 т/ч против 2,2 т/ч ИД (95 %)</w:t>
             </w:r>
           </w:p>
         </w:tc>
@@ -3045,7 +3053,7 @@
 — TIC-01 — температура в испарителе I ступени (уставка 40 °C): каскад на клапан греющего пара подогревателя; TI-02 — температура II ступени (20 °C, контроль).
 — PIC-01 — разрежение в барометрическом конденсаторе (уставка 0,075 атм): регулирование пара эжектора ПЭБ / клапан-разбиватель вакуума; PIC-02 — разрежение II ступени (0,013–0,02 атм): клапан рабочего пара эжектора.
 — DIC-01/02 — плотность пульпы в контурах циркуляции I/II ступеней (бесконтактные радиоизотопные или вибрационные плотномеры на байпасе): управление выгрузкой через солевые колонны (плотность раствора 1,2–1,3, пульпы до 1,45 т/м³).
-— FIC-01 — расход питания нитки (электромагнитный расходомер в футеровке PFA): 5,0–5,3 м³/ч (н.1) / 2,5–2,6 м³/ч (н.2); FIC-02 — дозирование промывного фильтрата на центрифугу н.2 (0,15 м³/т); FIQ — учёт пара на подогреватели и эжекторы.
+— FIC-01 — расход питания нитки (электромагнитный расходомер в футеровке PFA): 5,0–5,3 м³/ч (н.1) / 1,4–1,6 м³/ч (н.2, маточник-1 с учётом промвод; величину 2,5–2,6 м³/ч из табл. 3.1 ИД сверить — вероятно, она включает внутренние возвраты); FIC-02 — дозирование промывного фильтрата на центрифугу н.2 (0,15 м³/т); FIQ — учёт пара на подогреватели и эжекторы.
 — LIC гидрозатворов барометрических труб и баков фугата; TIC обогреваемых баков 4.1.5/4.1.26 (30–40 °C).
 — Центрифуги: вибрация, температура подшипников, ток двигателя, частота пульсаций — комплектные контроллеры с интеграцией в АСУ (Modbus TCP); блокировки пуска по крышке/дисбалансу.
 — Насосы циркуляции и погружные: защита от сухого хода (по мощности/давлению), контроль протечек торцевых уплотнений.
@@ -3329,7 +3337,7 @@
 — Вариант 0 (гидрозатвор на отм. 0,000, уровень воды ≈ +0,7): верх конденсатора = 0,7 + 10,5 + 2,0…2,5 = +13,2…+13,7 — ВЫШЕ низа ферм (+12,4…+12,9) даже в высоком пролёте и выше габарита кранов; НЕ ПРОХОДИТ (дефицит 0,3–1,3 м).
 — Вариант А (рекомендуемый): заглубление гидрозатворов в приямок глубиной 2,0–2,5 м (уровень воды −1,5…−2,0): верх конденсатора = +11,0…+11,5 — проходит под низом ферм высокого пролёта с запасом ≥0,9–1,9 м; стояки размещать у колонн, вне зоны прохода кранов (верх рельса +10,5, габарит крана ~+12) либо в бескрановой зоне пролёта. Приямки в здании на свайных ростверках выполнимы между ростверками — подтвердить обследованием и расчётом (СП 43.13330, СП 45.13330); исполнение приямков кислотостойкое (кислая СОВ до 0,5 г/л H₂SO₄).
 — Вариант Б (резервный): низкоуровневые (полубарометрические) конденсаторы с конденсатными насосами в 904L — снимает высотное ограничение, добавляет насосы под вакуумом (кавитационный запас, надёжность) и УЗА; применять, если обследование запретит приямки.
-ВЫВОД: полнобарометрическая схема при гидрозатворе на нулевой отметке в существующем ГМУ НЕ размещается; размещается при заглублении гидрозатворов на 2,0–2,5 м (вариант А). Решение подтверждается обмерным обследованием отметок низа ферм — включить в первый этап БИ.</w:t>
+ВЫВОД: полнобарометрическая схема при гидрозатворе на нулевой отметке в существующем ГМУ НЕ размещается; размещается при заглублении гидрозатворов на 2,0–2,5 м (вариант А). Решение подтверждается обмерным обследованием отметок низа ферм — включить в первый этап БИ. В базовом сценарии нового корпуса высота до низа ферм назначается ≥13,5 м — полнобарометрическая схема без приямков.</w:t>
       </w:r>
     </w:p>
     <w:p>

--- a/ove/public/docs/bi/ove75-lot2-pz-draft.docx
+++ b/ove/public/docs/bi/ove75-lot2-pz-draft.docx
@@ -2533,6 +2533,14 @@
         <w:t xml:space="preserve">СОПУТСТВУЮЩИЕ ТРЕБОВАНИЯ: сварка 904L по аттестованным технологиям с присадкой, не обедняющей Mo/Cu; контроль межкристаллитной коррозии сварных швов; трубопроводы и арматура растворного тракта — 904L либо неметаллы (PP/PVDF/стеклопластик по средам и температурам); барометрические конденсаторы и трубы кислой СОВ (до 0,5 г/л H₂SO₄) — кислотостойкое исполнение по ИД п. 2.5; резино-/полимерная футеровка допускается для ёмкостного парка.</w:t>
       </w:r>
     </w:p>
+    <w:p>
+      <w:r>
+        <w:rPr>
+          <w:sz w:val="20"/>
+        </w:rPr>
+        <w:t xml:space="preserve">РЕАЛИЗАЦИЯ В ОПРОСНЫХ ЛИСТАХ И ПРИЁМКЕ: требование 904L транслируется в каждый ОЛ основного оборудования отдельным разделом «Материалы»: марка (UNS N08904 или согласованный аналог типа 06ХН28МДТ по классу стойкости) с НТД поставки, входной контроль химсостава (ПМИ/стилоскопирование), стойкость к МКК сварных соединений по ГОСТ 6032, присадочные материалы с Mo/Cu не ниже основного металла, карта швов и объём НК; допускаемые аналоги фиксируются в ОЛ до запроса ТКП, замена материала поставщиком без согласования — основание отклонения ТКП. Приёмка после монтажа — травление/пассивация и контроль свободного железа (см. разделы «Требования к монтажу» и «Испытания, приёмка, промывка и пассивация»).</w:t>
+      </w:r>
+    </w:p>
     <w:tbl>
       <w:tblPr>
         <w:tblW w:w="11638" w:type="dxa"/>
@@ -2766,6 +2774,48 @@
           </w:p>
         </w:tc>
       </w:tr>
+      <w:tr>
+        <w:tc>
+          <w:tcPr>
+            <w:tcW w:w="3600" w:type="dxa"/>
+          </w:tcPr>
+          <w:p>
+            <w:r>
+              <w:rPr>
+                <w:sz w:val="19"/>
+              </w:rPr>
+              <w:t xml:space="preserve">Реализация в ОЛ</w:t>
+            </w:r>
+          </w:p>
+        </w:tc>
+        <w:tc>
+          <w:tcPr>
+            <w:tcW w:w="5000" w:type="dxa"/>
+          </w:tcPr>
+          <w:p>
+            <w:r>
+              <w:rPr>
+                <w:sz w:val="19"/>
+              </w:rPr>
+              <w:t xml:space="preserve">раздел «Материалы» в каждом ОЛ: марка/НТД, ПМИ, МКК по ГОСТ 6032, присадка Mo/Cu, карта швов; замена без согласования = отклонение ТКП</w:t>
+            </w:r>
+          </w:p>
+        </w:tc>
+        <w:tc>
+          <w:tcPr>
+            <w:tcW w:w="3038" w:type="dxa"/>
+          </w:tcPr>
+          <w:p>
+            <w:r>
+              <w:rPr>
+                <w:color w:val="666666"/>
+                <w:sz w:val="18"/>
+              </w:rPr>
+              <w:t xml:space="preserve">решение БИ (см. «Перечень оборудования», «Испытания»)</w:t>
+            </w:r>
+          </w:p>
+        </w:tc>
+      </w:tr>
     </w:tbl>
     <w:p>
       <w:r>
@@ -2855,6 +2905,14 @@
           <w:sz w:val="20"/>
         </w:rPr>
         <w:t xml:space="preserve">На PFD указываются: температуры и давления ступеней, расходные характеристики всех потоков, резервирование (центрифуги 2×50/100 %), обозначение двух независимых ниток и точек их технологической развязки.</w:t>
+      </w:r>
+    </w:p>
+    <w:p>
+      <w:r>
+        <w:rPr>
+          <w:sz w:val="20"/>
+        </w:rPr>
+        <w:t xml:space="preserve">ПРИМЕЧАНИЕ v4.1: нумерация границ 4.3.х выше — по v3.6; в таблице границ v4.1 состав переписан (вход — фланец выпарного аппарата I ступени, подводящий трубопровод фильтрата — вне лота; пар — по фланцам аппаратов/эжекторов и крышке сборника маточника 1; отдельно выделен маточник-2; строка сжатого воздуха пуста — C-96; перекрёстные ссылки п. 4.3/5.3 — C-97, см. «Общие сведения»). На PFD границы наносятся в редакции v4.1; воздух КИП — по v3.6 до восстановления строки.</w:t>
       </w:r>
     </w:p>
     <w:tbl>
@@ -3024,6 +3082,22 @@
       </w:r>
     </w:p>
     <w:p>
+      <w:r>
+        <w:rPr>
+          <w:b/>
+          <w:color w:val="8A6200"/>
+          <w:sz w:val="19"/>
+        </w:rPr>
+        <w:t xml:space="preserve">— определяется на стадии БИ: </w:t>
+      </w:r>
+      <w:r>
+        <w:rPr>
+          <w:sz w:val="19"/>
+        </w:rPr>
+        <w:t xml:space="preserve">Перенумерация ссылок границ на схеме (4.3.х → таблица v4.1/п. 5.3) и судьба строки сжатого воздуха (C-96) — при выпуске PFD</w:t>
+      </w:r>
+    </w:p>
+    <w:p>
       <w:pPr>
         <w:pStyle w:val="Heading2"/>
       </w:pPr>
@@ -3317,43 +3391,47 @@
           <w:b/>
           <w:sz w:val="26"/>
         </w:rPr>
-        <w:t xml:space="preserve">Компоновка в существующем здании ГМУ; высотная проверка барометрических конденсаторов</w:t>
-      </w:r>
-    </w:p>
-    <w:p>
-      <w:r>
-        <w:rPr>
-          <w:sz w:val="20"/>
-        </w:rPr>
-        <w:t xml:space="preserve">ЗДАНИЕ (Приложение №7, чертежи ФМ.01648-АР/АР1/КО): корпус 96 × 108 м; пролёты по буквенным осям 18 + 6 + 24 + 24 + 24 м, шаг колонн по цифровым осям 6 м (компоновку по ТЗ вести с учётом сетки 6/12 м); свайное основание с ростверками, пластовый дренаж (отметки низа −1,65…−2,25); частичные этажерки/перекрытия на +5,000/+6,000; мостовые краны: Q 5 т (Lк 22,5 м) и 7,5 т (Lк 16,5 м), верх крановых рельсов +10,000/+10,500; верх покрытия по разрезам +13,400…+15,950 (парапеты до +16,500), покрытие — плиты 3×12 м, h = 455 мм.</w:t>
-      </w:r>
-    </w:p>
-    <w:p>
-      <w:r>
-        <w:rPr>
-          <w:sz w:val="20"/>
-        </w:rPr>
-        <w:t xml:space="preserve">ВЫСОТНАЯ ПРОВЕРКА БАРОМЕТРИЧЕСКИХ КОНДЕНСАТОРОВ (критично). Потребная вертикаль от уровня воды гидрозатвора до верха конденсатора: H = h_трубы + h_корпуса = 10,5 + (2,0…2,5) = 12,5…13,0 м, где 10,5 м — барометрическая труба (H_min = 10,33 × (1 − 0,075) = 9,56 м + запас ~0,9 м), 2,0–2,5 м — корпус конденсатора D 2,0 м с каплеотбойником и патрубками. Низ несущих ферм покрытия: оценочно +12,4…+12,9 (верх покрытия 15,35…15,95 в высоком пролёте минус плита 0,455 м минус высота фермы 24-метрового пролёта ≈2,7–3,1 м; в пролётах с покрытием +13,4…+14,15 — низ ферм ≈ +10,9…+11,0). Проверка вариантов:
-— Вариант 0 (гидрозатвор на отм. 0,000, уровень воды ≈ +0,7): верх конденсатора = 0,7 + 10,5 + 2,0…2,5 = +13,2…+13,7 — ВЫШЕ низа ферм (+12,4…+12,9) даже в высоком пролёте и выше габарита кранов; НЕ ПРОХОДИТ (дефицит 0,3–1,3 м).
-— Вариант А (рекомендуемый): заглубление гидрозатворов в приямок глубиной 2,0–2,5 м (уровень воды −1,5…−2,0): верх конденсатора = +11,0…+11,5 — проходит под низом ферм высокого пролёта с запасом ≥0,9–1,9 м; стояки размещать у колонн, вне зоны прохода кранов (верх рельса +10,5, габарит крана ~+12) либо в бескрановой зоне пролёта. Приямки в здании на свайных ростверках выполнимы между ростверками — подтвердить обследованием и расчётом (СП 43.13330, СП 45.13330); исполнение приямков кислотостойкое (кислая СОВ до 0,5 г/л H₂SO₄).
-— Вариант Б (резервный): низкоуровневые (полубарометрические) конденсаторы с конденсатными насосами в 904L — снимает высотное ограничение, добавляет насосы под вакуумом (кавитационный запас, надёжность) и УЗА; применять, если обследование запретит приямки.
-ВЫВОД: полнобарометрическая схема при гидрозатворе на нулевой отметке в существующем ГМУ НЕ размещается; размещается при заглублении гидрозатворов на 2,0–2,5 м (вариант А). Решение подтверждается обмерным обследованием отметок низа ферм — включить в первый этап БИ. В базовом сценарии нового корпуса высота до низа ферм назначается ≥13,5 м — полнобарометрическая схема без приямков.</w:t>
-      </w:r>
-    </w:p>
-    <w:p>
-      <w:r>
-        <w:rPr>
-          <w:sz w:val="20"/>
-        </w:rPr>
-        <w:t xml:space="preserve">ВЕРТИКАЛЬНАЯ УВЯЗКА ОСТАЛЬНОГО ОБОРУДОВАНИЯ: солевые колонны II ступеней требуют гидростатического столба пульпы 7,0–7,9 м — испарители II ступеней устанавливаются на этажерке (низ конуса ориентировочно +8…+9) над репульпаторами и центрифугами на отм. 0,000; альтернатива — заглубление репульпаторов (совместить с приямками гидрозатворов). Высота корпуса испарителя нитки 1 при D 2,0 м и V 34,5 м³ — оценочно 9–12 м (уточняется изготовителем): аппарат от отм. ~0…+1 до ~+10…+12 вписывается под фермы высокого пролёта. Компоновочный блок участка — 24-метровый высокий пролёт, 2–3 шага колонн (24 × 12–18 м) с этажеркой обслуживания; фасовка биг-бегов и склад — на 0,000 с проездом электропогрузчика; центрифуги — на индивидуальных виброизолированных фундаментах.</w:t>
-      </w:r>
-    </w:p>
-    <w:p>
-      <w:r>
-        <w:rPr>
-          <w:sz w:val="20"/>
-        </w:rPr>
-        <w:t xml:space="preserve">Монтажная логистика: аппараты 904L заводской готовности заводятся через существующие монтажные проёмы/ворота; самые тяжёлые монтажные единицы — испарители нитки 1 (масса по данным изготовителя, ориентировочно 8–15 т без содержимого) — проверить грузоподъёмность существующих кранов (5/7,5 т): вероятен монтаж мобильным краном через проём до монтажа кровли зоны либо укрупнительная сборка из транспортабельных частей.</w:t>
+        <w:t xml:space="preserve">Предварительный перечень трубопроводной арматуры и приборов КИПиА (line list, ±20–30 %)</w:t>
+      </w:r>
+    </w:p>
+    <w:p>
+      <w:r>
+        <w:rPr>
+          <w:sz w:val="20"/>
+        </w:rPr>
+        <w:t xml:space="preserve">Состав по ТЗ v4.1: «Предварительный перечень трубопроводной арматуры и приборов КИПиА (line list и перечень по предварительным P&amp;ID с точностью ±20-30% по количеству)». Строка «Спецификация на КИПиА» для Лота №2 в v4.1 вычеркнута (позиция D-25 принята) — спецификация приборов переносится на детальный этап, в БИ выдаётся только перечень.</w:t>
+      </w:r>
+    </w:p>
+    <w:p>
+      <w:r>
+        <w:rPr>
+          <w:sz w:val="20"/>
+        </w:rPr>
+        <w:t xml:space="preserve">LINE LIST (основные линии; диаметры — из расходов ИД по d = √(4·Q/(π·v)), принятые скорости: растворы 0,8–1,0 м/с, контуры циркуляции пульпы 2,2–2,4 м/с, вода СОВ 1,5–1,8 м/с, глухой/рабочий пар 35–40 м/с, соковый пар под вакуумом 50 м/с; подтверждаются гидравлическим расчётом БИ):
+— питание нитки 1 (фильтрат, 65–75 °C): 5,07 м³/ч → d = √(4×0,00141/(π×1,0)) = 0,042 м → Dу 50, 904L;
+— маточник-1 в нитку 2: 1,42 м³/ч → Dу 25–32, 904L, c обогревом (бак 4.1.5);
+— контур циркуляции нитки 1: 633 м³/ч → d = √(4×0,176/(π×2,4)) = 0,31 м → Dу 300–350, 904L; нитки 2: 251 м³/ч → 0,20 м → Dу 200, 904L;
+— соковый пар (объёмные потоки по табл. 4.1 ИД): I ст. н.1 49 417 м³/ч → d = √(4×13,73/(π×50)) = 0,59 м → Dу 600; II ст. н.1 23 032 м³/ч → 0,40 м → Dу 400; I ст. н.2 17 647 м³/ч → 0,35 м → Dу 350; II ст. н.2 5 530 м³/ч → 0,20 м → Dу 200; исполнение 904L (влажный кислый пар с уносом капель);
+— глухой пар 0,6 МПа (v″ = 0,316 м³/кг): н.1 2,1 т/ч = 663 м³/ч → d = √(4×0,184/(π×35)) = 0,082 м → Dу 80–100; н.2 0,9 т/ч → Dу 65; рабочий пар эжекторов/ПЭБ: н.1 1,02 т/ч → Dу 50, н.2 0,34 т/ч → Dу 32–40 — сталь по ГОСТ 32569;
+— конденсат глухого пара: 3,0 т/ч → Dу 32–40;
+— кислая СОВ: конденсатор н.1 380 м³/ч → d = √(4×0,106/(π×1,8)) = 0,27 м → Dу 300 (подача и возврат); н.2 138 м³/ч → Dу 150–200; конденсаторы ПЭБ 32/18 м³/ч → Dу 80–100/65 — кислотостойкое исполнение (до 0,5 г/л H₂SO₄, ИД п. 2.5); барометрические трубы — см. раздел «Вакуумная система» (Dу 350–400 / 200–250 / 100–125);
+— маточник-2 в ЦЭН: 0,22 м³/ч — Dу 25–32 по минимальному проходу (не по скорости), с обогревом/изоляцией (насыщенный раствор, не охлаждать ниже 25–30 °C).</w:t>
+      </w:r>
+    </w:p>
+    <w:p>
+      <w:r>
+        <w:rPr>
+          <w:sz w:val="20"/>
+        </w:rPr>
+        <w:t xml:space="preserve">АРМАТУРА (оценка по предварительным P&amp;ID, ±30 %): регулирующие клапаны ≈12–16 шт. (питание ниток — 2, греющий пар подогревателей — 2, рабочий пар эжекторов и ПЭБ — 4, разбиватели вакуума — 2, промывной фильтрат — 1, бедный электролит на растворение — 1, прочие — 2–4); запорно-отсечная и обратная — оценочно 150–220 ед. Материал по средам: растворы/пульпы — 904L либо футеровка PFA/PVDF; на пульпе солевых колонн и выгрузке — полнопроходная износостойкая (шланговая/шаровая); пар и конденсат — стальная по ГОСТ 32569; кислая СОВ — кислотостойкая.</w:t>
+      </w:r>
+    </w:p>
+    <w:p>
+      <w:r>
+        <w:rPr>
+          <w:sz w:val="20"/>
+        </w:rPr>
+        <w:t xml:space="preserve">ПРИБОРЫ: перечень по контурам раздела «P&amp;ID» — AI ≈ 70–90, DI/DO ≈ 120–160; укрупнённая сверка по типовым наборам на агрегат (calc IO-TOTAL) даёт 350–500 сигналов с запасом 30 % — расхождение объясняется учётом системных/комплектных сигналов (центрифуги, фасовка, ИБП) и принимается верхней границей для выбора КТС АСУ. Типы: расходомеры электромагнитные в футеровке PFA, уровнемеры радарные, давление/разрежение — с разделительными мембранами (тантал/PTFE), плотномеры на байпасе.</w:t>
       </w:r>
     </w:p>
     <w:tbl>
@@ -3431,202 +3509,244 @@
               <w:rPr>
                 <w:sz w:val="19"/>
               </w:rPr>
-              <w:t xml:space="preserve">Параметры здания ГМУ</w:t>
-            </w:r>
-          </w:p>
-        </w:tc>
-        <w:tc>
-          <w:tcPr>
-            <w:tcW w:w="5000" w:type="dxa"/>
-          </w:tcPr>
-          <w:p>
-            <w:r>
-              <w:rPr>
-                <w:sz w:val="19"/>
-              </w:rPr>
-              <w:t xml:space="preserve">Пролёты 18/6/24/24/24 м, шаг 6 м; краны 5 и 7,5 т, верх рельса +10,0/+10,5; верх покрытия +13,4…+15,95; плиты h=455 мм</w:t>
-            </w:r>
-          </w:p>
-        </w:tc>
-        <w:tc>
-          <w:tcPr>
-            <w:tcW w:w="3038" w:type="dxa"/>
-          </w:tcPr>
-          <w:p>
-            <w:r>
-              <w:rPr>
-                <w:color w:val="666666"/>
-                <w:sz w:val="18"/>
-              </w:rPr>
-              <w:t xml:space="preserve">Прил. №7 (ФМ.01648-АР1 л.5, КО л.2)</w:t>
-            </w:r>
-          </w:p>
-        </w:tc>
-      </w:tr>
-      <w:tr>
-        <w:tc>
-          <w:tcPr>
-            <w:tcW w:w="3600" w:type="dxa"/>
-          </w:tcPr>
-          <w:p>
-            <w:r>
-              <w:rPr>
-                <w:sz w:val="19"/>
-              </w:rPr>
-              <w:t xml:space="preserve">Потребная высота конденсаторного стояка</w:t>
-            </w:r>
-          </w:p>
-        </w:tc>
-        <w:tc>
-          <w:tcPr>
-            <w:tcW w:w="5000" w:type="dxa"/>
-          </w:tcPr>
-          <w:p>
-            <w:r>
-              <w:rPr>
-                <w:sz w:val="19"/>
-              </w:rPr>
-              <w:t xml:space="preserve">12,5–13,0 м от уровня воды гидрозатвора (труба 10,5 м + корпус 2,0–2,5 м)</w:t>
-            </w:r>
-          </w:p>
-        </w:tc>
-        <w:tc>
-          <w:tcPr>
-            <w:tcW w:w="3038" w:type="dxa"/>
-          </w:tcPr>
-          <w:p>
-            <w:r>
-              <w:rPr>
-                <w:color w:val="666666"/>
-                <w:sz w:val="18"/>
-              </w:rPr>
-              <w:t xml:space="preserve">расчёт БИ</w:t>
-            </w:r>
-          </w:p>
-        </w:tc>
-      </w:tr>
-      <w:tr>
-        <w:tc>
-          <w:tcPr>
-            <w:tcW w:w="3600" w:type="dxa"/>
-          </w:tcPr>
-          <w:p>
-            <w:r>
-              <w:rPr>
-                <w:sz w:val="19"/>
-              </w:rPr>
-              <w:t xml:space="preserve">Вердикт</w:t>
-            </w:r>
-          </w:p>
-        </w:tc>
-        <w:tc>
-          <w:tcPr>
-            <w:tcW w:w="5000" w:type="dxa"/>
-          </w:tcPr>
-          <w:p>
-            <w:r>
-              <w:rPr>
-                <w:sz w:val="19"/>
-              </w:rPr>
-              <w:t xml:space="preserve">Без приямка НЕ влезает (верх +13,2…+13,7 при низе ферм ≈ +12,4…+12,9); с приямком 2,0–2,5 м — влезает, запас ≥0,9 м</w:t>
-            </w:r>
-          </w:p>
-        </w:tc>
-        <w:tc>
-          <w:tcPr>
-            <w:tcW w:w="3038" w:type="dxa"/>
-          </w:tcPr>
-          <w:p>
-            <w:r>
-              <w:rPr>
-                <w:color w:val="666666"/>
-                <w:sz w:val="18"/>
-              </w:rPr>
-              <w:t xml:space="preserve">расчёт БИ по Прил. №7</w:t>
-            </w:r>
-          </w:p>
-        </w:tc>
-      </w:tr>
-      <w:tr>
-        <w:tc>
-          <w:tcPr>
-            <w:tcW w:w="3600" w:type="dxa"/>
-          </w:tcPr>
-          <w:p>
-            <w:r>
-              <w:rPr>
-                <w:sz w:val="19"/>
-              </w:rPr>
-              <w:t xml:space="preserve">Солевые колонны II ступеней</w:t>
-            </w:r>
-          </w:p>
-        </w:tc>
-        <w:tc>
-          <w:tcPr>
-            <w:tcW w:w="5000" w:type="dxa"/>
-          </w:tcPr>
-          <w:p>
-            <w:r>
-              <w:rPr>
-                <w:sz w:val="19"/>
-              </w:rPr>
-              <w:t xml:space="preserve">Столб пульпы 7,0–7,9 м → испарители II ступеней на этажерке +8…+9 м</w:t>
-            </w:r>
-          </w:p>
-        </w:tc>
-        <w:tc>
-          <w:tcPr>
-            <w:tcW w:w="3038" w:type="dxa"/>
-          </w:tcPr>
-          <w:p>
-            <w:r>
-              <w:rPr>
-                <w:color w:val="666666"/>
-                <w:sz w:val="18"/>
-              </w:rPr>
-              <w:t xml:space="preserve">расчёт БИ</w:t>
-            </w:r>
-          </w:p>
-        </w:tc>
-      </w:tr>
-      <w:tr>
-        <w:tc>
-          <w:tcPr>
-            <w:tcW w:w="3600" w:type="dxa"/>
-          </w:tcPr>
-          <w:p>
-            <w:r>
-              <w:rPr>
-                <w:sz w:val="19"/>
-              </w:rPr>
-              <w:t xml:space="preserve">Сетка компоновки</w:t>
-            </w:r>
-          </w:p>
-        </w:tc>
-        <w:tc>
-          <w:tcPr>
-            <w:tcW w:w="5000" w:type="dxa"/>
-          </w:tcPr>
-          <w:p>
-            <w:r>
-              <w:rPr>
-                <w:sz w:val="19"/>
-              </w:rPr>
-              <w:t xml:space="preserve">Учитывать сетку колонн 6/12 м; привязка к осям и отметкам перекрытий — обязательна (ТЗ)</w:t>
-            </w:r>
-          </w:p>
-        </w:tc>
-        <w:tc>
-          <w:tcPr>
-            <w:tcW w:w="3038" w:type="dxa"/>
-          </w:tcPr>
-          <w:p>
-            <w:r>
-              <w:rPr>
-                <w:color w:val="666666"/>
-                <w:sz w:val="18"/>
-              </w:rPr>
-              <w:t xml:space="preserve">ТЗ п. 4.5</w:t>
+              <w:t xml:space="preserve">Точность перечня</w:t>
+            </w:r>
+          </w:p>
+        </w:tc>
+        <w:tc>
+          <w:tcPr>
+            <w:tcW w:w="5000" w:type="dxa"/>
+          </w:tcPr>
+          <w:p>
+            <w:r>
+              <w:rPr>
+                <w:sz w:val="19"/>
+              </w:rPr>
+              <w:t xml:space="preserve">±20–30 % по количеству (line list по предварительным P&amp;ID) — норма ТЗ v4.1</w:t>
+            </w:r>
+          </w:p>
+        </w:tc>
+        <w:tc>
+          <w:tcPr>
+            <w:tcW w:w="3038" w:type="dxa"/>
+          </w:tcPr>
+          <w:p>
+            <w:r>
+              <w:rPr>
+                <w:color w:val="666666"/>
+                <w:sz w:val="18"/>
+              </w:rPr>
+              <w:t xml:space="preserve">ТЗ v4.1 (состав БИ Лота №2); D-24</w:t>
+            </w:r>
+          </w:p>
+        </w:tc>
+      </w:tr>
+      <w:tr>
+        <w:tc>
+          <w:tcPr>
+            <w:tcW w:w="3600" w:type="dxa"/>
+          </w:tcPr>
+          <w:p>
+            <w:r>
+              <w:rPr>
+                <w:sz w:val="19"/>
+              </w:rPr>
+              <w:t xml:space="preserve">Диаметры ключевых линий</w:t>
+            </w:r>
+          </w:p>
+        </w:tc>
+        <w:tc>
+          <w:tcPr>
+            <w:tcW w:w="5000" w:type="dxa"/>
+          </w:tcPr>
+          <w:p>
+            <w:r>
+              <w:rPr>
+                <w:sz w:val="19"/>
+              </w:rPr>
+              <w:t xml:space="preserve">питание Dу 50; циркуляция Dу 300–350/200; соковый пар Dу 600/400/350/200; глухой пар Dу 80–100/65; СОВ Dу 300/150–200</w:t>
+            </w:r>
+          </w:p>
+        </w:tc>
+        <w:tc>
+          <w:tcPr>
+            <w:tcW w:w="3038" w:type="dxa"/>
+          </w:tcPr>
+          <w:p>
+            <w:r>
+              <w:rPr>
+                <w:color w:val="666666"/>
+                <w:sz w:val="18"/>
+              </w:rPr>
+              <w:t xml:space="preserve">расчёт БИ по расходам ИД табл. 3.1/4.1, рис. 4.4/4.5</w:t>
+            </w:r>
+          </w:p>
+        </w:tc>
+      </w:tr>
+      <w:tr>
+        <w:tc>
+          <w:tcPr>
+            <w:tcW w:w="3600" w:type="dxa"/>
+          </w:tcPr>
+          <w:p>
+            <w:r>
+              <w:rPr>
+                <w:sz w:val="19"/>
+              </w:rPr>
+              <w:t xml:space="preserve">Регулирующая арматура</w:t>
+            </w:r>
+          </w:p>
+        </w:tc>
+        <w:tc>
+          <w:tcPr>
+            <w:tcW w:w="5000" w:type="dxa"/>
+          </w:tcPr>
+          <w:p>
+            <w:r>
+              <w:rPr>
+                <w:sz w:val="19"/>
+              </w:rPr>
+              <w:t xml:space="preserve">≈12–16 клапанов по контурам P&amp;ID</w:t>
+            </w:r>
+          </w:p>
+        </w:tc>
+        <w:tc>
+          <w:tcPr>
+            <w:tcW w:w="3038" w:type="dxa"/>
+          </w:tcPr>
+          <w:p>
+            <w:r>
+              <w:rPr>
+                <w:color w:val="666666"/>
+                <w:sz w:val="18"/>
+              </w:rPr>
+              <w:t xml:space="preserve">оценка БИ по предварительным P&amp;ID</w:t>
+            </w:r>
+          </w:p>
+        </w:tc>
+      </w:tr>
+      <w:tr>
+        <w:tc>
+          <w:tcPr>
+            <w:tcW w:w="3600" w:type="dxa"/>
+          </w:tcPr>
+          <w:p>
+            <w:r>
+              <w:rPr>
+                <w:sz w:val="19"/>
+              </w:rPr>
+              <w:t xml:space="preserve">Запорно-отсечная арматура</w:t>
+            </w:r>
+          </w:p>
+        </w:tc>
+        <w:tc>
+          <w:tcPr>
+            <w:tcW w:w="5000" w:type="dxa"/>
+          </w:tcPr>
+          <w:p>
+            <w:r>
+              <w:rPr>
+                <w:sz w:val="19"/>
+              </w:rPr>
+              <w:t xml:space="preserve">оценочно 150–220 ед. (±30 %)</w:t>
+            </w:r>
+          </w:p>
+        </w:tc>
+        <w:tc>
+          <w:tcPr>
+            <w:tcW w:w="3038" w:type="dxa"/>
+          </w:tcPr>
+          <w:p>
+            <w:r>
+              <w:rPr>
+                <w:color w:val="666666"/>
+                <w:sz w:val="18"/>
+              </w:rPr>
+              <w:t xml:space="preserve">оценка БИ</w:t>
+            </w:r>
+          </w:p>
+        </w:tc>
+      </w:tr>
+      <w:tr>
+        <w:tc>
+          <w:tcPr>
+            <w:tcW w:w="3600" w:type="dxa"/>
+          </w:tcPr>
+          <w:p>
+            <w:r>
+              <w:rPr>
+                <w:sz w:val="19"/>
+              </w:rPr>
+              <w:t xml:space="preserve">Сигналы для КТС</w:t>
+            </w:r>
+          </w:p>
+        </w:tc>
+        <w:tc>
+          <w:tcPr>
+            <w:tcW w:w="5000" w:type="dxa"/>
+          </w:tcPr>
+          <w:p>
+            <w:r>
+              <w:rPr>
+                <w:sz w:val="19"/>
+              </w:rPr>
+              <w:t xml:space="preserve">AI 70–90, DI/DO 120–160 по контурам; 350–500 с запасом 30 % по укрупнённой оценке — принят верх</w:t>
+            </w:r>
+          </w:p>
+        </w:tc>
+        <w:tc>
+          <w:tcPr>
+            <w:tcW w:w="3038" w:type="dxa"/>
+          </w:tcPr>
+          <w:p>
+            <w:r>
+              <w:rPr>
+                <w:color w:val="666666"/>
+                <w:sz w:val="18"/>
+              </w:rPr>
+              <w:t xml:space="preserve">раздел P&amp;ID; calc IO-TOTAL</w:t>
+            </w:r>
+          </w:p>
+        </w:tc>
+      </w:tr>
+      <w:tr>
+        <w:tc>
+          <w:tcPr>
+            <w:tcW w:w="3600" w:type="dxa"/>
+          </w:tcPr>
+          <w:p>
+            <w:r>
+              <w:rPr>
+                <w:sz w:val="19"/>
+              </w:rPr>
+              <w:t xml:space="preserve">Спецификация на КИПиА</w:t>
+            </w:r>
+          </w:p>
+        </w:tc>
+        <w:tc>
+          <w:tcPr>
+            <w:tcW w:w="5000" w:type="dxa"/>
+          </w:tcPr>
+          <w:p>
+            <w:r>
+              <w:rPr>
+                <w:sz w:val="19"/>
+              </w:rPr>
+              <w:t xml:space="preserve">в v4.1 для Лота №2 вычеркнута — не входит в БИ (только перечень)</w:t>
+            </w:r>
+          </w:p>
+        </w:tc>
+        <w:tc>
+          <w:tcPr>
+            <w:tcW w:w="3038" w:type="dxa"/>
+          </w:tcPr>
+          <w:p>
+            <w:r>
+              <w:rPr>
+                <w:color w:val="666666"/>
+                <w:sz w:val="18"/>
+              </w:rPr>
+              <w:t xml:space="preserve">ТЗ v4.1; D-25</w:t>
             </w:r>
           </w:p>
         </w:tc>
@@ -3645,7 +3765,7 @@
           <w:color w:val="444444"/>
           <w:sz w:val="19"/>
         </w:rPr>
-        <w:t xml:space="preserve">СП 43.13330.2012 — Сооружения промышленных предприятий — приямки, этажерки, фундаменты под оборудование; СП 45.13330 (актуальная редакция) — Земляные сооружения, основания и фундаменты — устройство приямков возле свайных ростверков; СП 16.13330.2017 — Стальные конструкции — этажерки обслуживания испарителей и опорные конструкции конденсаторов; ФНП по ПС (приказ Ростехнадзора от 26.11.2020 № 461) — Работа в зоне действия существующих мостовых кранов; габариты приближения оборудования к крановым путям</w:t>
+        <w:t xml:space="preserve">ГОСТ 32569-2013 — Категории и группы технологических трубопроводов, материалы, испытания — базис line list; ГОСТ 21.208-2013 — Условные обозначения средств автоматизации в схемах — оформление перечня приборов; ГОСТ 33259-2015 — Фланцы арматуры и трубопроводов — присоединительные размеры (границы лота заданы по фланцам); ТР ТС 032/2013 — Паропроводы 0,6 МПа и арматура на них — оценка соответствия</w:t>
       </w:r>
     </w:p>
     <w:p>
@@ -3661,7 +3781,7 @@
         <w:rPr>
           <w:sz w:val="19"/>
         </w:rPr>
-        <w:t xml:space="preserve">Обмерное обследование ГМУ: фактические отметки низа ферм, состояние конструкций, свободные зоны — первый этап БИ (обязателен)</w:t>
+        <w:t xml:space="preserve">Гидравлический расчёт и подтверждение Dу/скоростей — при выпуске предварительных P&amp;ID</w:t>
       </w:r>
     </w:p>
     <w:p>
@@ -3677,7 +3797,7 @@
         <w:rPr>
           <w:sz w:val="19"/>
         </w:rPr>
-        <w:t xml:space="preserve">Допустимость и привязка приямков к свайным ростверкам — по результатам обследования фундаментов</w:t>
+        <w:t xml:space="preserve">Выбор арматуры на пульпе (904L против футерованной) — по ТКП и опыту эксплуатации аналогов</w:t>
       </w:r>
     </w:p>
     <w:p>
@@ -3693,7 +3813,7 @@
         <w:rPr>
           <w:sz w:val="19"/>
         </w:rPr>
-        <w:t xml:space="preserve">Высота и масса испарителей — по данным заводов-изготовителей (ОЛ)</w:t>
+        <w:t xml:space="preserve">Фиксация перечня ±20–30 % как базы Class 3 оценки — после выпуска P&amp;ID (полный instrument index — детальный этап)</w:t>
       </w:r>
     </w:p>
     <w:p>
@@ -3705,37 +3825,43 @@
           <w:b/>
           <w:sz w:val="26"/>
         </w:rPr>
-        <w:t xml:space="preserve">Нагрузки на строительные конструкции и фундаменты (включая динамические)</w:t>
-      </w:r>
-    </w:p>
-    <w:p>
-      <w:r>
-        <w:rPr>
-          <w:sz w:val="20"/>
-        </w:rPr>
-        <w:t xml:space="preserve">Планы строительных конструкций и фундаментов с нагрузками — обязательный состав БИ (ТЗ п. 4.5). Основные нагрузки участка:</w:t>
-      </w:r>
-    </w:p>
-    <w:p>
-      <w:r>
-        <w:rPr>
-          <w:sz w:val="20"/>
-        </w:rPr>
-        <w:t xml:space="preserve">1. Испарители нитки 1 (2 шт.): масса содержимого 34,5 м³ × 1,3 т/м³ ≈ 45 т + корпус 904L (по данным изготовителя, ориентировочно 8–15 т) + контур циркуляции ≈ 1,3 т содержимого — расчётная вертикальная нагрузка на постамент/этажерку ≈ 550–650 кН на аппарат (гидроиспытание — полное заполнение водой, проверить отдельно). Испарители нитки 2 (2 шт.): 8,9 × 1,3 ≈ 11,6 т + корпус — ≈ 160–200 кН.
-2. Барометрические конденсаторы со стояками: корпус + водяное заполнение трубы Dу 350 (~1,0 м³) — ≈ 60–90 кН на фундамент гидрозатвора; горизонтальные связи стояка к каркасу здания (проверка каркаса на дополнительные ≈5–10 кН узловых).
-3. Центрифуги пульсирующие 1800 об⁻¹ — динамические нагрузки: индивидуальные фундаменты (или виброизолированные рамы), отстроенные от резонанса; динамический коэффициент и неуравновешенные силы — по паспорту изготовителя; проектирование по нормам на фундаменты машин с динамическими нагрузками (СП 26.13330).
-4. Насосы циркуляции 633/251 м³/ч — рамные фундаменты с виброизоляцией, нагрузки &lt; 30 кН.
-5. Этажерка испарителей II ступеней (+8…+9 м) — сталь по СП 16.13330; передача на существующие ростверки только после поверочного расчёта; при дефиците несущей способности — самостоятельные фундаменты этажерки.
-6. Приямки гидрозатворов 2,0–2,5 м — кислотостойкое исполнение, пригрузка/анкеровка от всплытия по УГВ (пластовый дренаж существует), расчёт стен на боковое давление.
-7. Перекрытие +5,000/+6,000 — размещение баков питания/фугата допускается только после поверочного расчёта существующих плит (нагрузки 15–30 кПа локально).</w:t>
-      </w:r>
-    </w:p>
-    <w:p>
-      <w:r>
-        <w:rPr>
-          <w:sz w:val="20"/>
-        </w:rPr>
-        <w:t xml:space="preserve">Климатические нагрузки на существующее здание не изменяются (оборудование внутри); снеговая V района (3,2 кПа) и ветровая II района учитываются только для новых наружных элементов (площадки, эстакады трубопроводов к градирне кислой СОВ). Сейсмичность 6 баллов — по СП 14.13330 специальные мероприятия для 6 баллов как правило не требуются; подтверждить для этажерок высотного оборудования.</w:t>
+        <w:t xml:space="preserve">Компоновка в существующем здании ГМУ; высотная проверка барометрических конденсаторов</w:t>
+      </w:r>
+    </w:p>
+    <w:p>
+      <w:r>
+        <w:rPr>
+          <w:sz w:val="20"/>
+        </w:rPr>
+        <w:t xml:space="preserve">ЗДАНИЕ (Приложение №7, чертежи ФМ.01648-АР/АР1/КО): корпус 96 × 108 м; пролёты по буквенным осям 18 + 6 + 24 + 24 + 24 м, шаг колонн по цифровым осям 6 м (компоновку по ТЗ вести с учётом сетки 6/12 м); свайное основание с ростверками, пластовый дренаж (отметки низа −1,65…−2,25); частичные этажерки/перекрытия на +5,000/+6,000; мостовые краны: Q 5 т (Lк 22,5 м) и 7,5 т (Lк 16,5 м), верх крановых рельсов +10,000/+10,500; верх покрытия по разрезам +13,400…+15,950 (парапеты до +16,500), покрытие — плиты 3×12 м, h = 455 мм.</w:t>
+      </w:r>
+    </w:p>
+    <w:p>
+      <w:r>
+        <w:rPr>
+          <w:sz w:val="20"/>
+        </w:rPr>
+        <w:t xml:space="preserve">ВЫСОТНАЯ ПРОВЕРКА БАРОМЕТРИЧЕСКИХ КОНДЕНСАТОРОВ (критично). Потребная вертикаль от уровня воды гидрозатвора до верха конденсатора: H = h_трубы + h_корпуса = 10,5 + (2,0…2,5) = 12,5…13,0 м, где 10,5 м — барометрическая труба (H_min = 10,33 × (1 − 0,075) = 9,56 м + запас ~0,9 м), 2,0–2,5 м — корпус конденсатора D 2,0 м с каплеотбойником и патрубками. Низ несущих ферм покрытия: оценочно +12,4…+12,9 (верх покрытия 15,35…15,95 в высоком пролёте минус плита 0,455 м минус высота фермы 24-метрового пролёта ≈2,7–3,1 м; в пролётах с покрытием +13,4…+14,15 — низ ферм ≈ +10,9…+11,0). Проверка вариантов:
+— Вариант 0 (гидрозатвор на отм. 0,000, уровень воды ≈ +0,7): верх конденсатора = 0,7 + 10,5 + 2,0…2,5 = +13,2…+13,7 — ВЫШЕ низа ферм (+12,4…+12,9) даже в высоком пролёте и выше габарита кранов; НЕ ПРОХОДИТ (дефицит 0,3–1,3 м).
+— Вариант А (рекомендуемый): заглубление гидрозатворов в приямок глубиной 2,0–2,5 м (уровень воды −1,5…−2,0): верх конденсатора = +11,0…+11,5 — проходит под низом ферм высокого пролёта с запасом ≥0,9–1,9 м; стояки размещать у колонн, вне зоны прохода кранов (верх рельса +10,5, габарит крана ~+12) либо в бескрановой зоне пролёта. Приямки в здании на свайных ростверках выполнимы между ростверками — подтвердить обследованием и расчётом (СП 43.13330, СП 45.13330); исполнение приямков кислотостойкое (кислая СОВ до 0,5 г/л H₂SO₄).
+— Вариант Б (резервный): низкоуровневые (полубарометрические) конденсаторы с конденсатными насосами в 904L — снимает высотное ограничение, добавляет насосы под вакуумом (кавитационный запас, надёжность) и УЗА; применять, если обследование запретит приямки.
+ВЫВОД: полнобарометрическая схема при гидрозатворе на нулевой отметке в существующем ГМУ НЕ размещается; размещается при заглублении гидрозатворов на 2,0–2,5 м (вариант А). Решение подтверждается обмерным обследованием отметок низа ферм — включить в первый этап БИ. В базовом сценарии нового корпуса высота до низа ферм назначается ≥13,5 м — полнобарометрическая схема без приямков.</w:t>
+      </w:r>
+    </w:p>
+    <w:p>
+      <w:r>
+        <w:rPr>
+          <w:sz w:val="20"/>
+        </w:rPr>
+        <w:t xml:space="preserve">ВЕРТИКАЛЬНАЯ УВЯЗКА ОСТАЛЬНОГО ОБОРУДОВАНИЯ: солевые колонны II ступеней требуют гидростатического столба пульпы 7,0–7,9 м — испарители II ступеней устанавливаются на этажерке (низ конуса ориентировочно +8…+9) над репульпаторами и центрифугами на отм. 0,000; альтернатива — заглубление репульпаторов (совместить с приямками гидрозатворов). Высота корпуса испарителя нитки 1 при D 2,0 м и V 34,5 м³ — оценочно 9–12 м (уточняется изготовителем): аппарат от отм. ~0…+1 до ~+10…+12 вписывается под фермы высокого пролёта. Компоновочный блок участка — 24-метровый высокий пролёт, 2–3 шага колонн (24 × 12–18 м) с этажеркой обслуживания; фасовка биг-бегов и склад — на 0,000 с проездом электропогрузчика; центрифуги — на индивидуальных виброизолированных фундаментах.</w:t>
+      </w:r>
+    </w:p>
+    <w:p>
+      <w:r>
+        <w:rPr>
+          <w:sz w:val="20"/>
+        </w:rPr>
+        <w:t xml:space="preserve">Монтажная логистика: аппараты 904L заводской готовности заводятся через существующие монтажные проёмы/ворота; самые тяжёлые монтажные единицы — испарители нитки 1 (масса по данным изготовителя, ориентировочно 8–15 т без содержимого) — проверить грузоподъёмность существующих кранов (5/7,5 т): вероятен монтаж мобильным краном через проём до монтажа кровли зоны либо укрупнительная сборка из транспортабельных частей.</w:t>
       </w:r>
     </w:p>
     <w:tbl>
@@ -3813,160 +3939,202 @@
               <w:rPr>
                 <w:sz w:val="19"/>
               </w:rPr>
-              <w:t xml:space="preserve">Испаритель нитки 1 (заполненный)</w:t>
-            </w:r>
-          </w:p>
-        </w:tc>
-        <w:tc>
-          <w:tcPr>
-            <w:tcW w:w="5000" w:type="dxa"/>
-          </w:tcPr>
-          <w:p>
-            <w:r>
-              <w:rPr>
-                <w:sz w:val="19"/>
-              </w:rPr>
-              <w:t xml:space="preserve">≈550–650 кН/аппарат (45 т содержимого + корпус)</w:t>
-            </w:r>
-          </w:p>
-        </w:tc>
-        <w:tc>
-          <w:tcPr>
-            <w:tcW w:w="3038" w:type="dxa"/>
-          </w:tcPr>
-          <w:p>
-            <w:r>
-              <w:rPr>
-                <w:color w:val="666666"/>
-                <w:sz w:val="18"/>
-              </w:rPr>
-              <w:t xml:space="preserve">расчёт БИ по V=34,5 м³, ρ=1,3 т/м³</w:t>
-            </w:r>
-          </w:p>
-        </w:tc>
-      </w:tr>
-      <w:tr>
-        <w:tc>
-          <w:tcPr>
-            <w:tcW w:w="3600" w:type="dxa"/>
-          </w:tcPr>
-          <w:p>
-            <w:r>
-              <w:rPr>
-                <w:sz w:val="19"/>
-              </w:rPr>
-              <w:t xml:space="preserve">Испаритель нитки 2 (заполненный)</w:t>
-            </w:r>
-          </w:p>
-        </w:tc>
-        <w:tc>
-          <w:tcPr>
-            <w:tcW w:w="5000" w:type="dxa"/>
-          </w:tcPr>
-          <w:p>
-            <w:r>
-              <w:rPr>
-                <w:sz w:val="19"/>
-              </w:rPr>
-              <w:t xml:space="preserve">≈160–200 кН/аппарат</w:t>
-            </w:r>
-          </w:p>
-        </w:tc>
-        <w:tc>
-          <w:tcPr>
-            <w:tcW w:w="3038" w:type="dxa"/>
-          </w:tcPr>
-          <w:p>
-            <w:r>
-              <w:rPr>
-                <w:color w:val="666666"/>
-                <w:sz w:val="18"/>
-              </w:rPr>
-              <w:t xml:space="preserve">расчёт БИ по V=8,9 м³</w:t>
-            </w:r>
-          </w:p>
-        </w:tc>
-      </w:tr>
-      <w:tr>
-        <w:tc>
-          <w:tcPr>
-            <w:tcW w:w="3600" w:type="dxa"/>
-          </w:tcPr>
-          <w:p>
-            <w:r>
-              <w:rPr>
-                <w:sz w:val="19"/>
-              </w:rPr>
-              <w:t xml:space="preserve">Динамика</w:t>
-            </w:r>
-          </w:p>
-        </w:tc>
-        <w:tc>
-          <w:tcPr>
-            <w:tcW w:w="5000" w:type="dxa"/>
-          </w:tcPr>
-          <w:p>
-            <w:r>
-              <w:rPr>
-                <w:sz w:val="19"/>
-              </w:rPr>
-              <w:t xml:space="preserve">Центрифуги 1800 об/мин — отдельные виброфундаменты; данные неуравновешенных сил — из ОЛ изготовителя</w:t>
-            </w:r>
-          </w:p>
-        </w:tc>
-        <w:tc>
-          <w:tcPr>
-            <w:tcW w:w="3038" w:type="dxa"/>
-          </w:tcPr>
-          <w:p>
-            <w:r>
-              <w:rPr>
-                <w:color w:val="666666"/>
-                <w:sz w:val="18"/>
-              </w:rPr>
-              <w:t xml:space="preserve">ИД рис. 4.4/4.5; практика</w:t>
-            </w:r>
-          </w:p>
-        </w:tc>
-      </w:tr>
-      <w:tr>
-        <w:tc>
-          <w:tcPr>
-            <w:tcW w:w="3600" w:type="dxa"/>
-          </w:tcPr>
-          <w:p>
-            <w:r>
-              <w:rPr>
-                <w:sz w:val="19"/>
-              </w:rPr>
-              <w:t xml:space="preserve">Плита/этажерка</w:t>
-            </w:r>
-          </w:p>
-        </w:tc>
-        <w:tc>
-          <w:tcPr>
-            <w:tcW w:w="5000" w:type="dxa"/>
-          </w:tcPr>
-          <w:p>
-            <w:r>
-              <w:rPr>
-                <w:sz w:val="19"/>
-              </w:rPr>
-              <w:t xml:space="preserve">Локальные нагрузки на перекрытия +5/+6 м — 15–30 кПа; только после поверочного расчёта</w:t>
-            </w:r>
-          </w:p>
-        </w:tc>
-        <w:tc>
-          <w:tcPr>
-            <w:tcW w:w="3038" w:type="dxa"/>
-          </w:tcPr>
-          <w:p>
-            <w:r>
-              <w:rPr>
-                <w:color w:val="666666"/>
-                <w:sz w:val="18"/>
-              </w:rPr>
-              <w:t xml:space="preserve">оценка БИ</w:t>
+              <w:t xml:space="preserve">Параметры здания ГМУ</w:t>
+            </w:r>
+          </w:p>
+        </w:tc>
+        <w:tc>
+          <w:tcPr>
+            <w:tcW w:w="5000" w:type="dxa"/>
+          </w:tcPr>
+          <w:p>
+            <w:r>
+              <w:rPr>
+                <w:sz w:val="19"/>
+              </w:rPr>
+              <w:t xml:space="preserve">Пролёты 18/6/24/24/24 м, шаг 6 м; краны 5 и 7,5 т, верх рельса +10,0/+10,5; верх покрытия +13,4…+15,95; плиты h=455 мм</w:t>
+            </w:r>
+          </w:p>
+        </w:tc>
+        <w:tc>
+          <w:tcPr>
+            <w:tcW w:w="3038" w:type="dxa"/>
+          </w:tcPr>
+          <w:p>
+            <w:r>
+              <w:rPr>
+                <w:color w:val="666666"/>
+                <w:sz w:val="18"/>
+              </w:rPr>
+              <w:t xml:space="preserve">Прил. №7 (ФМ.01648-АР1 л.5, КО л.2)</w:t>
+            </w:r>
+          </w:p>
+        </w:tc>
+      </w:tr>
+      <w:tr>
+        <w:tc>
+          <w:tcPr>
+            <w:tcW w:w="3600" w:type="dxa"/>
+          </w:tcPr>
+          <w:p>
+            <w:r>
+              <w:rPr>
+                <w:sz w:val="19"/>
+              </w:rPr>
+              <w:t xml:space="preserve">Потребная высота конденсаторного стояка</w:t>
+            </w:r>
+          </w:p>
+        </w:tc>
+        <w:tc>
+          <w:tcPr>
+            <w:tcW w:w="5000" w:type="dxa"/>
+          </w:tcPr>
+          <w:p>
+            <w:r>
+              <w:rPr>
+                <w:sz w:val="19"/>
+              </w:rPr>
+              <w:t xml:space="preserve">12,5–13,0 м от уровня воды гидрозатвора (труба 10,5 м + корпус 2,0–2,5 м)</w:t>
+            </w:r>
+          </w:p>
+        </w:tc>
+        <w:tc>
+          <w:tcPr>
+            <w:tcW w:w="3038" w:type="dxa"/>
+          </w:tcPr>
+          <w:p>
+            <w:r>
+              <w:rPr>
+                <w:color w:val="666666"/>
+                <w:sz w:val="18"/>
+              </w:rPr>
+              <w:t xml:space="preserve">расчёт БИ</w:t>
+            </w:r>
+          </w:p>
+        </w:tc>
+      </w:tr>
+      <w:tr>
+        <w:tc>
+          <w:tcPr>
+            <w:tcW w:w="3600" w:type="dxa"/>
+          </w:tcPr>
+          <w:p>
+            <w:r>
+              <w:rPr>
+                <w:sz w:val="19"/>
+              </w:rPr>
+              <w:t xml:space="preserve">Вердикт</w:t>
+            </w:r>
+          </w:p>
+        </w:tc>
+        <w:tc>
+          <w:tcPr>
+            <w:tcW w:w="5000" w:type="dxa"/>
+          </w:tcPr>
+          <w:p>
+            <w:r>
+              <w:rPr>
+                <w:sz w:val="19"/>
+              </w:rPr>
+              <w:t xml:space="preserve">Без приямка НЕ влезает (верх +13,2…+13,7 при низе ферм ≈ +12,4…+12,9); с приямком 2,0–2,5 м — влезает, запас ≥0,9 м</w:t>
+            </w:r>
+          </w:p>
+        </w:tc>
+        <w:tc>
+          <w:tcPr>
+            <w:tcW w:w="3038" w:type="dxa"/>
+          </w:tcPr>
+          <w:p>
+            <w:r>
+              <w:rPr>
+                <w:color w:val="666666"/>
+                <w:sz w:val="18"/>
+              </w:rPr>
+              <w:t xml:space="preserve">расчёт БИ по Прил. №7</w:t>
+            </w:r>
+          </w:p>
+        </w:tc>
+      </w:tr>
+      <w:tr>
+        <w:tc>
+          <w:tcPr>
+            <w:tcW w:w="3600" w:type="dxa"/>
+          </w:tcPr>
+          <w:p>
+            <w:r>
+              <w:rPr>
+                <w:sz w:val="19"/>
+              </w:rPr>
+              <w:t xml:space="preserve">Солевые колонны II ступеней</w:t>
+            </w:r>
+          </w:p>
+        </w:tc>
+        <w:tc>
+          <w:tcPr>
+            <w:tcW w:w="5000" w:type="dxa"/>
+          </w:tcPr>
+          <w:p>
+            <w:r>
+              <w:rPr>
+                <w:sz w:val="19"/>
+              </w:rPr>
+              <w:t xml:space="preserve">Столб пульпы 7,0–7,9 м → испарители II ступеней на этажерке +8…+9 м</w:t>
+            </w:r>
+          </w:p>
+        </w:tc>
+        <w:tc>
+          <w:tcPr>
+            <w:tcW w:w="3038" w:type="dxa"/>
+          </w:tcPr>
+          <w:p>
+            <w:r>
+              <w:rPr>
+                <w:color w:val="666666"/>
+                <w:sz w:val="18"/>
+              </w:rPr>
+              <w:t xml:space="preserve">расчёт БИ</w:t>
+            </w:r>
+          </w:p>
+        </w:tc>
+      </w:tr>
+      <w:tr>
+        <w:tc>
+          <w:tcPr>
+            <w:tcW w:w="3600" w:type="dxa"/>
+          </w:tcPr>
+          <w:p>
+            <w:r>
+              <w:rPr>
+                <w:sz w:val="19"/>
+              </w:rPr>
+              <w:t xml:space="preserve">Сетка компоновки</w:t>
+            </w:r>
+          </w:p>
+        </w:tc>
+        <w:tc>
+          <w:tcPr>
+            <w:tcW w:w="5000" w:type="dxa"/>
+          </w:tcPr>
+          <w:p>
+            <w:r>
+              <w:rPr>
+                <w:sz w:val="19"/>
+              </w:rPr>
+              <w:t xml:space="preserve">Учитывать сетку колонн 6/12 м; привязка к осям и отметкам перекрытий — обязательна (ТЗ)</w:t>
+            </w:r>
+          </w:p>
+        </w:tc>
+        <w:tc>
+          <w:tcPr>
+            <w:tcW w:w="3038" w:type="dxa"/>
+          </w:tcPr>
+          <w:p>
+            <w:r>
+              <w:rPr>
+                <w:color w:val="666666"/>
+                <w:sz w:val="18"/>
+              </w:rPr>
+              <w:t xml:space="preserve">ТЗ п. 4.5</w:t>
             </w:r>
           </w:p>
         </w:tc>
@@ -3985,7 +4153,7 @@
           <w:color w:val="444444"/>
           <w:sz w:val="19"/>
         </w:rPr>
-        <w:t xml:space="preserve">СП 20.13330.2016 — Нагрузки и воздействия; сочетания, коэффициенты надёжности; СП 26.13330 (актуальная редакция) — Фундаменты машин с динамическими нагрузками — центрифуги, насосы; СП 16.13330.2017 — Стальные конструкции этажерок; СП 14.13330 (актуальная редакция) — Сейсмика 6 баллов — проверка необходимости мероприятий</w:t>
+        <w:t xml:space="preserve">СП 43.13330.2012 — Сооружения промышленных предприятий — приямки, этажерки, фундаменты под оборудование; СП 45.13330 (актуальная редакция) — Земляные сооружения, основания и фундаменты — устройство приямков возле свайных ростверков; СП 16.13330.2017 — Стальные конструкции — этажерки обслуживания испарителей и опорные конструкции конденсаторов; ФНП по ПС (приказ Ростехнадзора от 26.11.2020 № 461) — Работа в зоне действия существующих мостовых кранов; габариты приближения оборудования к крановым путям</w:t>
       </w:r>
     </w:p>
     <w:p>
@@ -4001,7 +4169,7 @@
         <w:rPr>
           <w:sz w:val="19"/>
         </w:rPr>
-        <w:t xml:space="preserve">Массы и центры тяжести аппаратов, неуравновешенные силы центрифуг — по ОЛ изготовителей</w:t>
+        <w:t xml:space="preserve">Обмерное обследование ГМУ: фактические отметки низа ферм, состояние конструкций, свободные зоны — первый этап БИ (обязателен)</w:t>
       </w:r>
     </w:p>
     <w:p>
@@ -4017,7 +4185,23 @@
         <w:rPr>
           <w:sz w:val="19"/>
         </w:rPr>
-        <w:t xml:space="preserve">Поверочные расчёты существующих ростверков, перекрытий и каркаса — по результатам обследования (первый этап БИ)</w:t>
+        <w:t xml:space="preserve">Допустимость и привязка приямков к свайным ростверкам — по результатам обследования фундаментов</w:t>
+      </w:r>
+    </w:p>
+    <w:p>
+      <w:r>
+        <w:rPr>
+          <w:b/>
+          <w:color w:val="8A6200"/>
+          <w:sz w:val="19"/>
+        </w:rPr>
+        <w:t xml:space="preserve">— определяется на стадии БИ: </w:t>
+      </w:r>
+      <w:r>
+        <w:rPr>
+          <w:sz w:val="19"/>
+        </w:rPr>
+        <w:t xml:space="preserve">Высота и масса испарителей — по данным заводов-изготовителей (ОЛ)</w:t>
       </w:r>
     </w:p>
     <w:p>
@@ -4029,55 +4213,37 @@
           <w:b/>
           <w:sz w:val="26"/>
         </w:rPr>
-        <w:t xml:space="preserve">АСУ участка с прикладным программным обеспечением</w:t>
-      </w:r>
-    </w:p>
-    <w:p>
-      <w:r>
-        <w:rPr>
-          <w:sz w:val="20"/>
-        </w:rPr>
-        <w:t xml:space="preserve">АСУ участка строится по требованиям Приложения №5 к ТЗ («Базовые требования при построении систем автоматизации на пл. Мончегорск») и интегрируется в единую информационно-управляющую систему комплекса с выводом всех показателей в единую диспетчерскую (ТЗ п. 2.10). Поставка АСУ — комплектная, с прикладным программным обеспечением (ТЗ, раздел «Стоимость поставки по Лоту №2»).</w:t>
-      </w:r>
-    </w:p>
-    <w:p>
-      <w:r>
-        <w:rPr>
-          <w:sz w:val="20"/>
-        </w:rPr>
-        <w:t xml:space="preserve">СТРУКТУРА (3 уровня): нижний — датчики и исполнительные механизмы (унифицированные с площадкой КГМК серии, 4–20 мА/Modbus); средний — ПЛК российских производителей: REGUL RX00 (Прософт-Системы) или АБАК (НИЦ Инкомсистем), модули с защитным покрытием, гальваническая развязка всех каналов, резерв каналов и посадочных мест ≥30 %; верхний — SCADA AlphaScada (Атомик Софт) на ОС Linux, горячее резервирование серверов, безвентиляторные АРМ (≤2 мониторов).</w:t>
-      </w:r>
-    </w:p>
-    <w:p>
-      <w:r>
-        <w:rPr>
-          <w:sz w:val="20"/>
-        </w:rPr>
-        <w:t xml:space="preserve">РЕЖИМЫ И ФУНКЦИИ: основной режим — автоматический (стабилизация температур 40/20 °C, вакуума 0,075 и 0,013–0,02 атм, уровней, плотности пульпы; пуск/останов ниток по отработанным последовательностям; защита при срыве вакуума, сухом ходе, переполнении гидрозатворов); дистанционный и местный — для наладки. Предупредительная/аварийная сигнализация с квитированием; архивирование и предоставление истории.</w:t>
-      </w:r>
-    </w:p>
-    <w:p>
-      <w:r>
-        <w:rPr>
-          <w:sz w:val="20"/>
-        </w:rPr>
-        <w:t xml:space="preserve">ЭЛЕКТРОПИТАНИЕ АСУ: 1-я категория (ПУЭ п. 1.2.17–1.2.21), серверы — 1-я особая с ИБП двойного преобразования (≥10 мин) и автоматическим байпасом; средний уровень — 24 VDC с резервированием; SNMP-мониторинг всех ИБП и сетевой инфраструктуры.</w:t>
-      </w:r>
-    </w:p>
-    <w:p>
-      <w:r>
-        <w:rPr>
-          <w:sz w:val="20"/>
-        </w:rPr>
-        <w:t xml:space="preserve">КОНСТРУКТИВ: шкафы IP65 с козырьком, избыточное давление осушенного воздуха, установка вне технологических зон (отдельное помещение управления участком); кабельные трассы — стеклопластик/композит, ≥10 лет службы; разделение силовых и слаботочных трасс; пневмораспределители — в шкафах пневмоуправления с воздухоподготовкой в безопасной зоне.</w:t>
-      </w:r>
-    </w:p>
-    <w:p>
-      <w:r>
-        <w:rPr>
-          <w:sz w:val="20"/>
-        </w:rPr>
-        <w:t xml:space="preserve">ППО: передача исходных кодов прикладного ПО контроллеров и визуализации с комментариями (рус./англ.), исключительные права Заказчику, описание переменных при косвенной адресации, методика восстановления после сбоя; лицензии — бессрочные, полный пул на модули и ПО. Весовое хозяйство фасовки — коммерческий учёт по АИС весоизмерения (класс «высокий», передача в ХТД PIMS по REST/Ethernet — Прил. №5). ЗИП АСУТП/КИП — на 2 года, ≥10 % и не менее 1 шт. каждого наименования.</w:t>
+        <w:t xml:space="preserve">Нагрузки на строительные конструкции и фундаменты (включая динамические)</w:t>
+      </w:r>
+    </w:p>
+    <w:p>
+      <w:r>
+        <w:rPr>
+          <w:sz w:val="20"/>
+        </w:rPr>
+        <w:t xml:space="preserve">Планы строительных конструкций и фундаментов с нагрузками — обязательный состав БИ (ТЗ п. 4.5). Основные нагрузки участка:</w:t>
+      </w:r>
+    </w:p>
+    <w:p>
+      <w:r>
+        <w:rPr>
+          <w:sz w:val="20"/>
+        </w:rPr>
+        <w:t xml:space="preserve">1. Испарители нитки 1 (2 шт.): масса содержимого 34,5 м³ × 1,3 т/м³ ≈ 45 т + корпус 904L (по данным изготовителя, ориентировочно 8–15 т) + контур циркуляции ≈ 1,3 т содержимого — расчётная вертикальная нагрузка на постамент/этажерку ≈ 550–650 кН на аппарат (гидроиспытание — полное заполнение водой, проверить отдельно). Испарители нитки 2 (2 шт.): 8,9 × 1,3 ≈ 11,6 т + корпус — ≈ 160–200 кН.
+2. Барометрические конденсаторы со стояками: корпус + водяное заполнение трубы Dу 350 (~1,0 м³) — ≈ 60–90 кН на фундамент гидрозатвора; горизонтальные связи стояка к каркасу здания (проверка каркаса на дополнительные ≈5–10 кН узловых).
+3. Центрифуги пульсирующие 1800 об⁻¹ — динамические нагрузки: индивидуальные фундаменты (или виброизолированные рамы), отстроенные от резонанса; динамический коэффициент и неуравновешенные силы — по паспорту изготовителя; проектирование по нормам на фундаменты машин с динамическими нагрузками (СП 26.13330).
+4. Насосы циркуляции 633/251 м³/ч — рамные фундаменты с виброизоляцией, нагрузки &lt; 30 кН.
+5. Этажерка испарителей II ступеней (+8…+9 м) — сталь по СП 16.13330; передача на существующие ростверки только после поверочного расчёта; при дефиците несущей способности — самостоятельные фундаменты этажерки.
+6. Приямки гидрозатворов 2,0–2,5 м — кислотостойкое исполнение, пригрузка/анкеровка от всплытия по УГВ (пластовый дренаж существует), расчёт стен на боковое давление.
+7. Перекрытие +5,000/+6,000 — размещение баков питания/фугата допускается только после поверочного расчёта существующих плит (нагрузки 15–30 кПа локально).</w:t>
+      </w:r>
+    </w:p>
+    <w:p>
+      <w:r>
+        <w:rPr>
+          <w:sz w:val="20"/>
+        </w:rPr>
+        <w:t xml:space="preserve">Климатические нагрузки на существующее здание не изменяются (оборудование внутри); снеговая V района (3,2 кПа) и ветровая II района учитываются только для новых наружных элементов (площадки, эстакады трубопроводов к градирне кислой СОВ). Сейсмичность 6 баллов — по СП 14.13330 специальные мероприятия для 6 баллов как правило не требуются; подтверждить для этажерок высотного оборудования.</w:t>
       </w:r>
     </w:p>
     <w:tbl>
@@ -4155,202 +4321,160 @@
               <w:rPr>
                 <w:sz w:val="19"/>
               </w:rPr>
-              <w:t xml:space="preserve">ПЛК</w:t>
-            </w:r>
-          </w:p>
-        </w:tc>
-        <w:tc>
-          <w:tcPr>
-            <w:tcW w:w="5000" w:type="dxa"/>
-          </w:tcPr>
-          <w:p>
-            <w:r>
-              <w:rPr>
-                <w:sz w:val="19"/>
-              </w:rPr>
-              <w:t xml:space="preserve">REGUL RX00 (Прософт-Системы) / АБАК (Инкомсистем); каналы с гальванической развязкой; запас ≥30 %</w:t>
-            </w:r>
-          </w:p>
-        </w:tc>
-        <w:tc>
-          <w:tcPr>
-            <w:tcW w:w="3038" w:type="dxa"/>
-          </w:tcPr>
-          <w:p>
-            <w:r>
-              <w:rPr>
-                <w:color w:val="666666"/>
-                <w:sz w:val="18"/>
-              </w:rPr>
-              <w:t xml:space="preserve">Прил. №5</w:t>
-            </w:r>
-          </w:p>
-        </w:tc>
-      </w:tr>
-      <w:tr>
-        <w:tc>
-          <w:tcPr>
-            <w:tcW w:w="3600" w:type="dxa"/>
-          </w:tcPr>
-          <w:p>
-            <w:r>
-              <w:rPr>
-                <w:sz w:val="19"/>
-              </w:rPr>
-              <w:t xml:space="preserve">SCADA</w:t>
-            </w:r>
-          </w:p>
-        </w:tc>
-        <w:tc>
-          <w:tcPr>
-            <w:tcW w:w="5000" w:type="dxa"/>
-          </w:tcPr>
-          <w:p>
-            <w:r>
-              <w:rPr>
-                <w:sz w:val="19"/>
-              </w:rPr>
-              <w:t xml:space="preserve">AlphaScada (Атомик Софт) на Linux; горячее резервирование; Industrial Ethernet TCP/IP</w:t>
-            </w:r>
-          </w:p>
-        </w:tc>
-        <w:tc>
-          <w:tcPr>
-            <w:tcW w:w="3038" w:type="dxa"/>
-          </w:tcPr>
-          <w:p>
-            <w:r>
-              <w:rPr>
-                <w:color w:val="666666"/>
-                <w:sz w:val="18"/>
-              </w:rPr>
-              <w:t xml:space="preserve">Прил. №5</w:t>
-            </w:r>
-          </w:p>
-        </w:tc>
-      </w:tr>
-      <w:tr>
-        <w:tc>
-          <w:tcPr>
-            <w:tcW w:w="3600" w:type="dxa"/>
-          </w:tcPr>
-          <w:p>
-            <w:r>
-              <w:rPr>
-                <w:sz w:val="19"/>
-              </w:rPr>
-              <w:t xml:space="preserve">Питание</w:t>
-            </w:r>
-          </w:p>
-        </w:tc>
-        <w:tc>
-          <w:tcPr>
-            <w:tcW w:w="5000" w:type="dxa"/>
-          </w:tcPr>
-          <w:p>
-            <w:r>
-              <w:rPr>
-                <w:sz w:val="19"/>
-              </w:rPr>
-              <w:t xml:space="preserve">1-я категория, серверы — 1-я особая; ИБП ≥10 мин c байпасом и SNMP</w:t>
-            </w:r>
-          </w:p>
-        </w:tc>
-        <w:tc>
-          <w:tcPr>
-            <w:tcW w:w="3038" w:type="dxa"/>
-          </w:tcPr>
-          <w:p>
-            <w:r>
-              <w:rPr>
-                <w:color w:val="666666"/>
-                <w:sz w:val="18"/>
-              </w:rPr>
-              <w:t xml:space="preserve">Прил. №5; ПУЭ</w:t>
-            </w:r>
-          </w:p>
-        </w:tc>
-      </w:tr>
-      <w:tr>
-        <w:tc>
-          <w:tcPr>
-            <w:tcW w:w="3600" w:type="dxa"/>
-          </w:tcPr>
-          <w:p>
-            <w:r>
-              <w:rPr>
-                <w:sz w:val="19"/>
-              </w:rPr>
-              <w:t xml:space="preserve">ППО</w:t>
-            </w:r>
-          </w:p>
-        </w:tc>
-        <w:tc>
-          <w:tcPr>
-            <w:tcW w:w="5000" w:type="dxa"/>
-          </w:tcPr>
-          <w:p>
-            <w:r>
-              <w:rPr>
-                <w:sz w:val="19"/>
-              </w:rPr>
-              <w:t xml:space="preserve">Исходные коды + исключительные права; бессрочные лицензии; интеграция с ХТД PIMS</w:t>
-            </w:r>
-          </w:p>
-        </w:tc>
-        <w:tc>
-          <w:tcPr>
-            <w:tcW w:w="3038" w:type="dxa"/>
-          </w:tcPr>
-          <w:p>
-            <w:r>
-              <w:rPr>
-                <w:color w:val="666666"/>
-                <w:sz w:val="18"/>
-              </w:rPr>
-              <w:t xml:space="preserve">Прил. №5; ТЗ (стоимость поставки Лота №2)</w:t>
-            </w:r>
-          </w:p>
-        </w:tc>
-      </w:tr>
-      <w:tr>
-        <w:tc>
-          <w:tcPr>
-            <w:tcW w:w="3600" w:type="dxa"/>
-          </w:tcPr>
-          <w:p>
-            <w:r>
-              <w:rPr>
-                <w:sz w:val="19"/>
-              </w:rPr>
-              <w:t xml:space="preserve">Диспетчеризация</w:t>
-            </w:r>
-          </w:p>
-        </w:tc>
-        <w:tc>
-          <w:tcPr>
-            <w:tcW w:w="5000" w:type="dxa"/>
-          </w:tcPr>
-          <w:p>
-            <w:r>
-              <w:rPr>
-                <w:sz w:val="19"/>
-              </w:rPr>
-              <w:t xml:space="preserve">Все показатели и сигналы — в единую диспетчерскую комплекса ОВЭ-75</w:t>
-            </w:r>
-          </w:p>
-        </w:tc>
-        <w:tc>
-          <w:tcPr>
-            <w:tcW w:w="3038" w:type="dxa"/>
-          </w:tcPr>
-          <w:p>
-            <w:r>
-              <w:rPr>
-                <w:color w:val="666666"/>
-                <w:sz w:val="18"/>
-              </w:rPr>
-              <w:t xml:space="preserve">ТЗ п. 2.10</w:t>
+              <w:t xml:space="preserve">Испаритель нитки 1 (заполненный)</w:t>
+            </w:r>
+          </w:p>
+        </w:tc>
+        <w:tc>
+          <w:tcPr>
+            <w:tcW w:w="5000" w:type="dxa"/>
+          </w:tcPr>
+          <w:p>
+            <w:r>
+              <w:rPr>
+                <w:sz w:val="19"/>
+              </w:rPr>
+              <w:t xml:space="preserve">≈550–650 кН/аппарат (45 т содержимого + корпус)</w:t>
+            </w:r>
+          </w:p>
+        </w:tc>
+        <w:tc>
+          <w:tcPr>
+            <w:tcW w:w="3038" w:type="dxa"/>
+          </w:tcPr>
+          <w:p>
+            <w:r>
+              <w:rPr>
+                <w:color w:val="666666"/>
+                <w:sz w:val="18"/>
+              </w:rPr>
+              <w:t xml:space="preserve">расчёт БИ по V=34,5 м³, ρ=1,3 т/м³</w:t>
+            </w:r>
+          </w:p>
+        </w:tc>
+      </w:tr>
+      <w:tr>
+        <w:tc>
+          <w:tcPr>
+            <w:tcW w:w="3600" w:type="dxa"/>
+          </w:tcPr>
+          <w:p>
+            <w:r>
+              <w:rPr>
+                <w:sz w:val="19"/>
+              </w:rPr>
+              <w:t xml:space="preserve">Испаритель нитки 2 (заполненный)</w:t>
+            </w:r>
+          </w:p>
+        </w:tc>
+        <w:tc>
+          <w:tcPr>
+            <w:tcW w:w="5000" w:type="dxa"/>
+          </w:tcPr>
+          <w:p>
+            <w:r>
+              <w:rPr>
+                <w:sz w:val="19"/>
+              </w:rPr>
+              <w:t xml:space="preserve">≈160–200 кН/аппарат</w:t>
+            </w:r>
+          </w:p>
+        </w:tc>
+        <w:tc>
+          <w:tcPr>
+            <w:tcW w:w="3038" w:type="dxa"/>
+          </w:tcPr>
+          <w:p>
+            <w:r>
+              <w:rPr>
+                <w:color w:val="666666"/>
+                <w:sz w:val="18"/>
+              </w:rPr>
+              <w:t xml:space="preserve">расчёт БИ по V=8,9 м³</w:t>
+            </w:r>
+          </w:p>
+        </w:tc>
+      </w:tr>
+      <w:tr>
+        <w:tc>
+          <w:tcPr>
+            <w:tcW w:w="3600" w:type="dxa"/>
+          </w:tcPr>
+          <w:p>
+            <w:r>
+              <w:rPr>
+                <w:sz w:val="19"/>
+              </w:rPr>
+              <w:t xml:space="preserve">Динамика</w:t>
+            </w:r>
+          </w:p>
+        </w:tc>
+        <w:tc>
+          <w:tcPr>
+            <w:tcW w:w="5000" w:type="dxa"/>
+          </w:tcPr>
+          <w:p>
+            <w:r>
+              <w:rPr>
+                <w:sz w:val="19"/>
+              </w:rPr>
+              <w:t xml:space="preserve">Центрифуги 1800 об/мин — отдельные виброфундаменты; данные неуравновешенных сил — из ОЛ изготовителя</w:t>
+            </w:r>
+          </w:p>
+        </w:tc>
+        <w:tc>
+          <w:tcPr>
+            <w:tcW w:w="3038" w:type="dxa"/>
+          </w:tcPr>
+          <w:p>
+            <w:r>
+              <w:rPr>
+                <w:color w:val="666666"/>
+                <w:sz w:val="18"/>
+              </w:rPr>
+              <w:t xml:space="preserve">ИД рис. 4.4/4.5; практика</w:t>
+            </w:r>
+          </w:p>
+        </w:tc>
+      </w:tr>
+      <w:tr>
+        <w:tc>
+          <w:tcPr>
+            <w:tcW w:w="3600" w:type="dxa"/>
+          </w:tcPr>
+          <w:p>
+            <w:r>
+              <w:rPr>
+                <w:sz w:val="19"/>
+              </w:rPr>
+              <w:t xml:space="preserve">Плита/этажерка</w:t>
+            </w:r>
+          </w:p>
+        </w:tc>
+        <w:tc>
+          <w:tcPr>
+            <w:tcW w:w="5000" w:type="dxa"/>
+          </w:tcPr>
+          <w:p>
+            <w:r>
+              <w:rPr>
+                <w:sz w:val="19"/>
+              </w:rPr>
+              <w:t xml:space="preserve">Локальные нагрузки на перекрытия +5/+6 м — 15–30 кПа; только после поверочного расчёта</w:t>
+            </w:r>
+          </w:p>
+        </w:tc>
+        <w:tc>
+          <w:tcPr>
+            <w:tcW w:w="3038" w:type="dxa"/>
+          </w:tcPr>
+          <w:p>
+            <w:r>
+              <w:rPr>
+                <w:color w:val="666666"/>
+                <w:sz w:val="18"/>
+              </w:rPr>
+              <w:t xml:space="preserve">оценка БИ</w:t>
             </w:r>
           </w:p>
         </w:tc>
@@ -4369,7 +4493,7 @@
           <w:color w:val="444444"/>
           <w:sz w:val="19"/>
         </w:rPr>
-        <w:t xml:space="preserve">ГОСТ 21.408-2013 — Оформление рабочей документации АСУТП; ПУЭ (изд. 7), п. 1.2.17–1.2.21 — Категорийность электроприёмников АСУ; М ГК НН IT.1.8-2025; СТО 51246464-016-2015 — Корпоративная методика проектного документирования и правила оформления (по Прил. №5)</w:t>
+        <w:t xml:space="preserve">СП 20.13330.2016 — Нагрузки и воздействия; сочетания, коэффициенты надёжности; СП 26.13330 (актуальная редакция) — Фундаменты машин с динамическими нагрузками — центрифуги, насосы; СП 16.13330.2017 — Стальные конструкции этажерок; СП 14.13330 (актуальная редакция) — Сейсмика 6 баллов — проверка необходимости мероприятий</w:t>
       </w:r>
     </w:p>
     <w:p>
@@ -4385,7 +4509,7 @@
         <w:rPr>
           <w:sz w:val="19"/>
         </w:rPr>
-        <w:t xml:space="preserve">Схема комплекса технических средств АСУ (структурная) — к выпуску БИ после фиксации перечня сигналов</w:t>
+        <w:t xml:space="preserve">Массы и центры тяжести аппаратов, неуравновешенные силы центрифуг — по ОЛ изготовителей</w:t>
       </w:r>
     </w:p>
     <w:p>
@@ -4401,7 +4525,7 @@
         <w:rPr>
           <w:sz w:val="19"/>
         </w:rPr>
-        <w:t xml:space="preserve">Согласование конкретных серий датчиков с Управлением автоматизации Заказчика</w:t>
+        <w:t xml:space="preserve">Поверочные расчёты существующих ростверков, перекрытий и каркаса — по результатам обследования (первый этап БИ)</w:t>
       </w:r>
     </w:p>
     <w:p>
@@ -4413,47 +4537,55 @@
           <w:b/>
           <w:sz w:val="26"/>
         </w:rPr>
-        <w:t xml:space="preserve">Расходы пара, воды и энергоресурсов</w:t>
-      </w:r>
-    </w:p>
-    <w:p>
-      <w:r>
-        <w:rPr>
-          <w:sz w:val="20"/>
-        </w:rPr>
-        <w:t xml:space="preserve">ПАР. Глухой (на подогреватели I ступеней): 2,1 + 0,85…0,95 = 2,95–3,05 т/ч. Острый (рабочий пар эжекторов, 6 атм): 0,75 + 0,27 (ПЭБ н.1) + 0,18 + 0,16 (ПЭБ н.2) = 1,36 т/ч. Итого технологический пар участка ≈ 4,3–4,4 т/ч → 36,3 тыс. т/год (8322 ч), без учёта обогрева баков поз. 4.1.5/4.1.26, репульпатора растворения поз. 4.1.7 и подогрева маточника-2 перед транспортировкой (острый пар, периодически — определяется на стадии БИ). Источник пара — редуцированный пар котлов-утилизаторов печи КС, при недостатке — 0,6 МПа из теплоцентра (ИД п. 1.3.13). Для контекста: пар по всему гидрометаллургическому производству — 28 846 Гкал/год (0,417 Гкал/т Cu, ИД табл. 8.5); выпарка купоросов — основной потребитель. Точное распределение по табл. 8.4 ИД (передана изображением) — сверить при БИ.</w:t>
-      </w:r>
-    </w:p>
-    <w:p>
-      <w:r>
-        <w:rPr>
-          <w:sz w:val="20"/>
-        </w:rPr>
-        <w:t xml:space="preserve">ВОДА КИСЛОЙ СОВ (орошение конденсаторов): 380 + 32 (н.1) + 138 + 18 (н.2) = 568 м³/ч оборотной воды; кросс-проверка: годовой оборот 568 × 8322 = 4,73 млн м³ против 4546 тыс. м³/год по ИД табл. 8.5 (сходимость 96 %). Нагрев ≈ 5 К (22,5 → 27,5 °C), тепло на градирню кислой СОВ ≈ 3,1–3,2 МВт. Профицит воды (конденсат сокового и эжекторного пара) ≈ 4,7 м³/ч — отсекается в производство; в штатном режиме кислая СОВ свежую воду не потребляет (ИД п. 1.3.12, 2.5). Все элементы кислой СОВ — кислотостойкое исполнение (до 0,5 г/л H₂SO₄).</w:t>
-      </w:r>
-    </w:p>
-    <w:p>
-      <w:r>
-        <w:rPr>
-          <w:sz w:val="20"/>
-        </w:rPr>
-        <w:t xml:space="preserve">ЭЛЕКТРОЭНЕРГИЯ. Установленная мощность по позициям спецификаций ИД (рис. 4.4/4.5): нитка 1 — 22+22 (циркнасосы) + 7,5 (насос репульпатора) + 15 (центрифуга) + 2×1,5 (насосы фугата) = 69,5 кВт; нитка 2 — 11+11+3+15+2×1,5+1,5 = 44,5 кВт; итого ≈ 114 кВт без вакуум-насосов (ВВН1-6/ВВН1-3 — по каталогу изготовителя), мешалок обогреваемых баков, транспортёра и фасовки. Полная установленная мощность участка оценочно 160–220 кВт — уточняется комплектацией; питание 0,4 кВ от шкафов управления (граница 4.3.7), сведения по электроснабжению — по Приложению №3.</w:t>
-      </w:r>
-    </w:p>
-    <w:p>
-      <w:r>
-        <w:rPr>
-          <w:sz w:val="20"/>
-        </w:rPr>
-        <w:t xml:space="preserve">СЖАТЫЙ ВОЗДУХ КИП: 250–400 кПа, осушенный (класс по ГОСТ на чистоту сжатого воздуха — уточнить с воздухоподготовкой по Прил. №5); расход — по числу пневмоприводов и шкафов с подпором (оценочно 30–60 нм³/ч, уточняется).</w:t>
-      </w:r>
-    </w:p>
-    <w:p>
-      <w:r>
-        <w:rPr>
-          <w:sz w:val="20"/>
-        </w:rPr>
-        <w:t xml:space="preserve">Расходные коэффициенты на 1 т смешанного купороса (расчёт БИ): пар ≈ 5,4 т/т; электроэнергия — по факту комплектации; оборотная вода ≈ 710 м³/т (оборот).</w:t>
+        <w:t xml:space="preserve">Требования к монтажу (включая вес самых тяжёлых частей)</w:t>
+      </w:r>
+    </w:p>
+    <w:p>
+      <w:r>
+        <w:rPr>
+          <w:sz w:val="20"/>
+        </w:rPr>
+        <w:t xml:space="preserve">Обязательный раздел состава БИ (ТЗ v4.1: «Требования к монтажу (включая вес самых тяжелых частей)»). Массы до получения ОЛ — предварительные, по оценке БИ.</w:t>
+      </w:r>
+    </w:p>
+    <w:p>
+      <w:r>
+        <w:rPr>
+          <w:sz w:val="20"/>
+        </w:rPr>
+        <w:t xml:space="preserve">ТЯЖЕЛЕЙШИЕ МОНТАЖНЫЕ ЕДИНИЦЫ: испаритель нитки 1 (D 2,0 м, V 34,5 м³, высота оценочно 9–12 м) — при интегральной поставке 8–15 т без содержимого; выносной подогреватель F = 63 м² и барометрический конденсатор D 2,0 м — массы по ОЛ изготовителя; испарители нитки 2 (D 1,3 м, V 8,9 м³) и центрифуги — легче, в пределах существующих кранов. Самая тяжёлая ЕДИНИЦА ЭКСПЛУАТАЦИИ — заполненный испаритель нитки 1 (≈45 т содержимого пульпы при ρ = 1,3 т/м³): монтажные конструкции на неё не рассчитываются (заполнение только на штатных опорах).</w:t>
+      </w:r>
+    </w:p>
+    <w:p>
+      <w:r>
+        <w:rPr>
+          <w:sz w:val="20"/>
+        </w:rPr>
+        <w:t xml:space="preserve">ГРУЗОПОДЪЁМНОЕ ОБОРУДОВАНИЕ: существующие краны ГМУ 5 и 7,5 т (сценарий А) НЕ поднимают неделимую часть 8–15 т. Решения: (а) укрупнительная сборка из транспортабельных частей ≤5–7,5 т с монтажной сваркой 904L; (б) монтаж целиком мобильным краном через монтажный проём/до закрытия кровли зоны; (в) в базовом сценарии нового корпуса — заложить монтажную зону и грузоподъёмность кранового оборудования не ниже массы наибольшей неделимой части (по верхней оценке 15 т; финально — по ОЛ). Этажерка испарителей II ступеней (+8…+9 м) и опорные конструкции стояков монтируются до установки аппаратов; приямки гидрозатворов (−2,0…−2,5 м) и виброфундаменты центрифуг — до подачи крупногабарита в пролёт.</w:t>
+      </w:r>
+    </w:p>
+    <w:p>
+      <w:r>
+        <w:rPr>
+          <w:sz w:val="20"/>
+        </w:rPr>
+        <w:t xml:space="preserve">ТРАНСПОРТАБЕЛЬНОСТЬ: Ø 2,0 м вписывается в автомобильную перевозку (ширина до 2,55 м без спецразрешения); длина секций — по согласованию с изготовителем; стояки барометрических труб (~10,5 м) и солевые колонны (столб 7,0–7,9 м) — секциями с монтажными стыками, выверка вертикальности обязательна.</w:t>
+      </w:r>
+    </w:p>
+    <w:p>
+      <w:r>
+        <w:rPr>
+          <w:sz w:val="20"/>
+        </w:rPr>
+        <w:t xml:space="preserve">МОНТАЖНАЯ СВАРКА И ЧИСТОТА 904L: технологии и сварщики — аттестованные (НАКС) по ФНП; присадочные материалы с Mo/Cu не ниже основного металла (см. раздел «Материальное исполнение»); раздельный инструмент и абразивы «только нержавеющая сталь», исключение контакта с углеродистой сталью и строповка через защитные прокладки/текстильные стропы — загрязнение свободным железом недопустимо (риск питтинга и превышения Fe в продукте: норматив медного купороса 0,04 % Fe). После монтажной сварки — травление/пассивация зоны швов (см. раздел «Испытания, приёмка, промывка и пассивация»).</w:t>
+      </w:r>
+    </w:p>
+    <w:p>
+      <w:r>
+        <w:rPr>
+          <w:sz w:val="20"/>
+        </w:rPr>
+        <w:t xml:space="preserve">ГИДРОИСПЫТАНИЕ ПОСЛЕ МОНТАЖА: полный налив водой испарителя нитки 1 = 34,5 м³ × 1,0 = 34,5 т — НИЖЕ расчётного рабочего заполнения пульпой (34,5 × 1,3 ≈ 45 т): испытательный случай закрыт рабочим расчётом фундаментов (см. раздел «Нагрузки»), отдельного усиления не требует.</w:t>
       </w:r>
     </w:p>
     <w:tbl>
@@ -4531,160 +4663,202 @@
               <w:rPr>
                 <w:sz w:val="19"/>
               </w:rPr>
-              <w:t xml:space="preserve">Пар технологический</w:t>
-            </w:r>
-          </w:p>
-        </w:tc>
-        <w:tc>
-          <w:tcPr>
-            <w:tcW w:w="5000" w:type="dxa"/>
-          </w:tcPr>
-          <w:p>
-            <w:r>
-              <w:rPr>
-                <w:sz w:val="19"/>
-              </w:rPr>
-              <w:t xml:space="preserve">≈4,3–4,4 т/ч (глухой 3,0 + острый 1,36); 36,3 тыс. т/год + обогрев баков (уточняется)</w:t>
-            </w:r>
-          </w:p>
-        </w:tc>
-        <w:tc>
-          <w:tcPr>
-            <w:tcW w:w="3038" w:type="dxa"/>
-          </w:tcPr>
-          <w:p>
-            <w:r>
-              <w:rPr>
-                <w:color w:val="666666"/>
-                <w:sz w:val="18"/>
-              </w:rPr>
-              <w:t xml:space="preserve">ИД табл. 3.1, рис. 4.4/4.5; расчёт БИ</w:t>
-            </w:r>
-          </w:p>
-        </w:tc>
-      </w:tr>
-      <w:tr>
-        <w:tc>
-          <w:tcPr>
-            <w:tcW w:w="3600" w:type="dxa"/>
-          </w:tcPr>
-          <w:p>
-            <w:r>
-              <w:rPr>
-                <w:sz w:val="19"/>
-              </w:rPr>
-              <w:t xml:space="preserve">Вода кислой СОВ</w:t>
-            </w:r>
-          </w:p>
-        </w:tc>
-        <w:tc>
-          <w:tcPr>
-            <w:tcW w:w="5000" w:type="dxa"/>
-          </w:tcPr>
-          <w:p>
-            <w:r>
-              <w:rPr>
-                <w:sz w:val="19"/>
-              </w:rPr>
-              <w:t xml:space="preserve">568 м³/ч оборот; тепло на градирню ≈3,1 МВт; профицит конденсата ≈4,7 м³/ч в производство</w:t>
-            </w:r>
-          </w:p>
-        </w:tc>
-        <w:tc>
-          <w:tcPr>
-            <w:tcW w:w="3038" w:type="dxa"/>
-          </w:tcPr>
-          <w:p>
-            <w:r>
-              <w:rPr>
-                <w:color w:val="666666"/>
-                <w:sz w:val="18"/>
-              </w:rPr>
-              <w:t xml:space="preserve">ИД рис. 4.4/4.5, п. 1.3.12; расчёт БИ</w:t>
-            </w:r>
-          </w:p>
-        </w:tc>
-      </w:tr>
-      <w:tr>
-        <w:tc>
-          <w:tcPr>
-            <w:tcW w:w="3600" w:type="dxa"/>
-          </w:tcPr>
-          <w:p>
-            <w:r>
-              <w:rPr>
-                <w:sz w:val="19"/>
-              </w:rPr>
-              <w:t xml:space="preserve">Электроэнергия</w:t>
-            </w:r>
-          </w:p>
-        </w:tc>
-        <w:tc>
-          <w:tcPr>
-            <w:tcW w:w="5000" w:type="dxa"/>
-          </w:tcPr>
-          <w:p>
-            <w:r>
-              <w:rPr>
-                <w:sz w:val="19"/>
-              </w:rPr>
-              <w:t xml:space="preserve">≈114 кВт по спецификациям ИД; полная — оценочно 160–220 кВт (уточнить)</w:t>
-            </w:r>
-          </w:p>
-        </w:tc>
-        <w:tc>
-          <w:tcPr>
-            <w:tcW w:w="3038" w:type="dxa"/>
-          </w:tcPr>
-          <w:p>
-            <w:r>
-              <w:rPr>
-                <w:color w:val="666666"/>
-                <w:sz w:val="18"/>
-              </w:rPr>
-              <w:t xml:space="preserve">ИД рис. 4.4/4.5; оценка БИ</w:t>
-            </w:r>
-          </w:p>
-        </w:tc>
-      </w:tr>
-      <w:tr>
-        <w:tc>
-          <w:tcPr>
-            <w:tcW w:w="3600" w:type="dxa"/>
-          </w:tcPr>
-          <w:p>
-            <w:r>
-              <w:rPr>
-                <w:sz w:val="19"/>
-              </w:rPr>
-              <w:t xml:space="preserve">Пар по гидрометаллургии всего</w:t>
-            </w:r>
-          </w:p>
-        </w:tc>
-        <w:tc>
-          <w:tcPr>
-            <w:tcW w:w="5000" w:type="dxa"/>
-          </w:tcPr>
-          <w:p>
-            <w:r>
-              <w:rPr>
-                <w:sz w:val="19"/>
-              </w:rPr>
-              <w:t xml:space="preserve">28 846 Гкал/год (0,417 Гкал/т Cu) — контекст</w:t>
-            </w:r>
-          </w:p>
-        </w:tc>
-        <w:tc>
-          <w:tcPr>
-            <w:tcW w:w="3038" w:type="dxa"/>
-          </w:tcPr>
-          <w:p>
-            <w:r>
-              <w:rPr>
-                <w:color w:val="666666"/>
-                <w:sz w:val="18"/>
-              </w:rPr>
-              <w:t xml:space="preserve">ИД табл. 8.5</w:t>
+              <w:t xml:space="preserve">Самая тяжёлая монтажная единица</w:t>
+            </w:r>
+          </w:p>
+        </w:tc>
+        <w:tc>
+          <w:tcPr>
+            <w:tcW w:w="5000" w:type="dxa"/>
+          </w:tcPr>
+          <w:p>
+            <w:r>
+              <w:rPr>
+                <w:sz w:val="19"/>
+              </w:rPr>
+              <w:t xml:space="preserve">испаритель нитки 1 целиком: 8–15 т (без содержимого; по ОЛ уточняется)</w:t>
+            </w:r>
+          </w:p>
+        </w:tc>
+        <w:tc>
+          <w:tcPr>
+            <w:tcW w:w="3038" w:type="dxa"/>
+          </w:tcPr>
+          <w:p>
+            <w:r>
+              <w:rPr>
+                <w:color w:val="666666"/>
+                <w:sz w:val="18"/>
+              </w:rPr>
+              <w:t xml:space="preserve">оценка БИ (см. «Компоновка»)</w:t>
+            </w:r>
+          </w:p>
+        </w:tc>
+      </w:tr>
+      <w:tr>
+        <w:tc>
+          <w:tcPr>
+            <w:tcW w:w="3600" w:type="dxa"/>
+          </w:tcPr>
+          <w:p>
+            <w:r>
+              <w:rPr>
+                <w:sz w:val="19"/>
+              </w:rPr>
+              <w:t xml:space="preserve">Дефицит кранов ГМУ</w:t>
+            </w:r>
+          </w:p>
+        </w:tc>
+        <w:tc>
+          <w:tcPr>
+            <w:tcW w:w="5000" w:type="dxa"/>
+          </w:tcPr>
+          <w:p>
+            <w:r>
+              <w:rPr>
+                <w:sz w:val="19"/>
+              </w:rPr>
+              <w:t xml:space="preserve">краны 5/7,5 т &lt; 8–15 т → укрупнительная сборка или мобильный кран через проём</w:t>
+            </w:r>
+          </w:p>
+        </w:tc>
+        <w:tc>
+          <w:tcPr>
+            <w:tcW w:w="3038" w:type="dxa"/>
+          </w:tcPr>
+          <w:p>
+            <w:r>
+              <w:rPr>
+                <w:color w:val="666666"/>
+                <w:sz w:val="18"/>
+              </w:rPr>
+              <w:t xml:space="preserve">Прил. №7 (ФМ.01648); оценка БИ</w:t>
+            </w:r>
+          </w:p>
+        </w:tc>
+      </w:tr>
+      <w:tr>
+        <w:tc>
+          <w:tcPr>
+            <w:tcW w:w="3600" w:type="dxa"/>
+          </w:tcPr>
+          <w:p>
+            <w:r>
+              <w:rPr>
+                <w:sz w:val="19"/>
+              </w:rPr>
+              <w:t xml:space="preserve">Кран нового корпуса (базовый сценарий)</w:t>
+            </w:r>
+          </w:p>
+        </w:tc>
+        <w:tc>
+          <w:tcPr>
+            <w:tcW w:w="5000" w:type="dxa"/>
+          </w:tcPr>
+          <w:p>
+            <w:r>
+              <w:rPr>
+                <w:sz w:val="19"/>
+              </w:rPr>
+              <w:t xml:space="preserve">г/п не ниже наибольшей неделимой части — предварительно 15 т (верх оценки)</w:t>
+            </w:r>
+          </w:p>
+        </w:tc>
+        <w:tc>
+          <w:tcPr>
+            <w:tcW w:w="3038" w:type="dxa"/>
+          </w:tcPr>
+          <w:p>
+            <w:r>
+              <w:rPr>
+                <w:color w:val="666666"/>
+                <w:sz w:val="18"/>
+              </w:rPr>
+              <w:t xml:space="preserve">расчёт БИ; ТЗ v4.1 п. 1.3 (базис размещения)</w:t>
+            </w:r>
+          </w:p>
+        </w:tc>
+      </w:tr>
+      <w:tr>
+        <w:tc>
+          <w:tcPr>
+            <w:tcW w:w="3600" w:type="dxa"/>
+          </w:tcPr>
+          <w:p>
+            <w:r>
+              <w:rPr>
+                <w:sz w:val="19"/>
+              </w:rPr>
+              <w:t xml:space="preserve">Гидроиспытание наливом</w:t>
+            </w:r>
+          </w:p>
+        </w:tc>
+        <w:tc>
+          <w:tcPr>
+            <w:tcW w:w="5000" w:type="dxa"/>
+          </w:tcPr>
+          <w:p>
+            <w:r>
+              <w:rPr>
+                <w:sz w:val="19"/>
+              </w:rPr>
+              <w:t xml:space="preserve">34,5 т воды &lt; 45 т рабочей пульпы — закрыто рабочим случаем нагрузок</w:t>
+            </w:r>
+          </w:p>
+        </w:tc>
+        <w:tc>
+          <w:tcPr>
+            <w:tcW w:w="3038" w:type="dxa"/>
+          </w:tcPr>
+          <w:p>
+            <w:r>
+              <w:rPr>
+                <w:color w:val="666666"/>
+                <w:sz w:val="18"/>
+              </w:rPr>
+              <w:t xml:space="preserve">расчёт БИ: V 34,5 м³ × 1,0 против × 1,3 т/м³</w:t>
+            </w:r>
+          </w:p>
+        </w:tc>
+      </w:tr>
+      <w:tr>
+        <w:tc>
+          <w:tcPr>
+            <w:tcW w:w="3600" w:type="dxa"/>
+          </w:tcPr>
+          <w:p>
+            <w:r>
+              <w:rPr>
+                <w:sz w:val="19"/>
+              </w:rPr>
+              <w:t xml:space="preserve">Чистота монтажа 904L</w:t>
+            </w:r>
+          </w:p>
+        </w:tc>
+        <w:tc>
+          <w:tcPr>
+            <w:tcW w:w="5000" w:type="dxa"/>
+          </w:tcPr>
+          <w:p>
+            <w:r>
+              <w:rPr>
+                <w:sz w:val="19"/>
+              </w:rPr>
+              <w:t xml:space="preserve">запрет контакта с углеродистой сталью, раздельный инструмент, пассивация швов</w:t>
+            </w:r>
+          </w:p>
+        </w:tc>
+        <w:tc>
+          <w:tcPr>
+            <w:tcW w:w="3038" w:type="dxa"/>
+          </w:tcPr>
+          <w:p>
+            <w:r>
+              <w:rPr>
+                <w:color w:val="666666"/>
+                <w:sz w:val="18"/>
+              </w:rPr>
+              <w:t xml:space="preserve">ИД разд. 4.2.1; практика монтажа CRA-сталей</w:t>
             </w:r>
           </w:p>
         </w:tc>
@@ -4703,7 +4877,7 @@
           <w:color w:val="444444"/>
           <w:sz w:val="19"/>
         </w:rPr>
-        <w:t xml:space="preserve">Приложение №3 к ТЗ — Общие требования по электроснабжению и электрооборудованию (однолинейные схемы, спецификации, ОЛ); ПУЭ (изд. 7) — Выбор и прокладка электрооборудования 0,4 кВ в химически активной среде</w:t>
+        <w:t xml:space="preserve">СП 75.13330.2011 — Технологическое оборудование и технологические трубопроводы — производство и приёмка монтажных работ; ФНП по ПС (приказ Ростехнадзора от 26.11.2020 № 461) — Грузоподъёмные операции, работа мобильных кранов, ППР(к) на подъёмы у существующих конструкций; ФНП (приказ Ростехнадзора от 15.12.2020 № 536) — Монтаж и испытания оборудования под давлением (паровые полости подогревателей); СП 16.13330.2017 — Монтажные стыки и опорные конструкции этажерок и стояков</w:t>
       </w:r>
     </w:p>
     <w:p>
@@ -4719,7 +4893,7 @@
         <w:rPr>
           <w:sz w:val="19"/>
         </w:rPr>
-        <w:t xml:space="preserve">Табл. 8.3, 8.4 ИД (вода СОВ и пар по потребителям) переданы изображениями — запросить редактируемые данные</w:t>
+        <w:t xml:space="preserve">Массы, центры тяжести и деление на транспортабельные части — по данным изготовителей (ОЛ)</w:t>
       </w:r>
     </w:p>
     <w:p>
@@ -4735,7 +4909,7 @@
         <w:rPr>
           <w:sz w:val="19"/>
         </w:rPr>
-        <w:t xml:space="preserve">Мощности ВВН1-6/ВВН1-3, мешалок, фасовки — по ОЛ изготовителей</w:t>
+        <w:t xml:space="preserve">Способ заводки крупногабарита в ГМУ (сценарий А: габариты проёмов/ворот) — по обмерному обследованию</w:t>
       </w:r>
     </w:p>
     <w:p>
@@ -4751,7 +4925,7 @@
         <w:rPr>
           <w:sz w:val="19"/>
         </w:rPr>
-        <w:t xml:space="preserve">ТУ на подключение пара, воды, воздуха, электроэнергии — при БИ/ОТР</w:t>
+        <w:t xml:space="preserve">ППР монтажа — этап СМР (вне БИ); в БИ выдаются исходные требования и веса частей</w:t>
       </w:r>
     </w:p>
     <w:p>
@@ -4763,55 +4937,55 @@
           <w:b/>
           <w:sz w:val="26"/>
         </w:rPr>
-        <w:t xml:space="preserve">Перечень основного и вспомогательного оборудования; опросные листы; монтаж</w:t>
-      </w:r>
-    </w:p>
-    <w:p>
-      <w:r>
-        <w:rPr>
-          <w:sz w:val="20"/>
-        </w:rPr>
-        <w:t xml:space="preserve">Состав по ТЗ п. 4.4 и спецификациям ИД (рис. 4.4/4.5, табл. 4.1); материал основного оборудования — 904L или аналог; запас производительности 30 %.</w:t>
-      </w:r>
-    </w:p>
-    <w:p>
-      <w:r>
-        <w:rPr>
-          <w:sz w:val="20"/>
-        </w:rPr>
-        <w:t xml:space="preserve">НИТКА 1 (медный купорос): выпарной аппарат I ступени (D 2,0 м, V 34,5 м³, подогреватель 63 м², циркнасос 633 м³/ч/22 кВт, седиментационный цилиндр 0,3 м², труба контура 1,01 м³); выпарной аппарат II ступени (унифицирован, без подогревателя); паровой эжектор (0,75 т/ч, 6 атм, всас 0,013–0,02 атм, 0,375 т/ч по соковому); барометрический конденсатор D 2,0 м (380 м³/ч); ПЭБ (эжектор 0,27 т/ч + конденсатор D 0,5 м, 32 м³/ч + ВВН1-6); репульпатор 2,5 м³ с насосом 21 м³/ч; пульсирующие центрифуги 2 шт. × 2,5 т/ч (1800 об/мин, 15 кВт); бак фугата 1 м³ с 2 погружными насосами 1,5 м³/ч.</w:t>
-      </w:r>
-    </w:p>
-    <w:p>
-      <w:r>
-        <w:rPr>
-          <w:sz w:val="20"/>
-        </w:rPr>
-        <w:t xml:space="preserve">НИТКА 2 (смешанный купорос): выпарной аппарат I ступени (D 1,3 м, V 8,9 м³, подогреватель 25 м², циркнасос 251 м³/ч/11 кВт); выпарной аппарат II ступени (унифицирован); эжектор 0,18 т/ч (0,090 т/ч по соковому); барометрический конденсатор D 1,0 м (138 м³/ч); ПЭБ (эжектор 0,16 т/ч + конденсатор D 0,5 м, 18 м³/ч + ВВН1-3); репульпатор 1,2 м³ с насосом 10 м³/ч; центрифуги 2 шт. × 1,5 т/ч; баки фугата и промвод по 1,0 м³ с погружными насосами; ленточный транспортёр купороса; узел фасовки в биг-беги с ПЭ-вкладышем (весовой дозатор коммерческого учёта, пробоотбор).</w:t>
-      </w:r>
-    </w:p>
-    <w:p>
-      <w:r>
-        <w:rPr>
-          <w:sz w:val="20"/>
-        </w:rPr>
-        <w:t xml:space="preserve">ОБЩЕЕ: баки питания/маточников с мешалками и погружными насосами (в т.ч. обогреваемые поз. 4.1.5, 4.1.26, бак 4.1.22), репульпатор растворения купороса 5–8 м³ с обогревом острым паром; трубопроводы, арматура (904L/полимеры), теплоизоляция; металлоконструкции этажерок; АСУ с КИПиА.</w:t>
-      </w:r>
-    </w:p>
-    <w:p>
-      <w:r>
-        <w:rPr>
-          <w:sz w:val="20"/>
-        </w:rPr>
-        <w:t xml:space="preserve">ОПРОСНЫЕ ЛИСТЫ (комплект БИ): на выпарные аппараты с подогревателями, эжекторы и ПЭБ, барометрические конденсаторы, центрифуги, насосы, узел фасовки, ВВН — с указанием сред, составов (в т.ч. Cl⁻ 20–35 г/м³), материала 904L, режимов вакуума и требований к сварке/контролю. Оборудование длительного цикла изготовления — выпарные аппараты и теплообменники в 904L (исходные требования — в составе БИ).</w:t>
-      </w:r>
-    </w:p>
-    <w:p>
-      <w:r>
-        <w:rPr>
-          <w:sz w:val="20"/>
-        </w:rPr>
-        <w:t xml:space="preserve">МОНТАЖ: самые тяжёлые единицы — испарители нитки 1 (масса по ОЛ изготовителя; при интегральной поставке ориентировочно 8–15 т) — превышают грузоподъёмность существующих кранов ГМУ (5/7,5 т): предусмотреть укрупнительную сборку из транспортабельных частей или монтаж мобильным краном через монтажный проём; требования к монтажу с весами частей — обязательный раздел БИ (ТЗ п. 4.5).</w:t>
+        <w:t xml:space="preserve">АСУ участка с прикладным программным обеспечением</w:t>
+      </w:r>
+    </w:p>
+    <w:p>
+      <w:r>
+        <w:rPr>
+          <w:sz w:val="20"/>
+        </w:rPr>
+        <w:t xml:space="preserve">АСУ участка строится по требованиям Приложения №5 к ТЗ («Базовые требования при построении систем автоматизации на пл. Мончегорск») и интегрируется в единую информационно-управляющую систему комплекса с выводом всех показателей в единую диспетчерскую (ТЗ п. 2.10). Поставка АСУ — комплектная, с прикладным программным обеспечением (ТЗ, раздел «Стоимость поставки по Лоту №2»).</w:t>
+      </w:r>
+    </w:p>
+    <w:p>
+      <w:r>
+        <w:rPr>
+          <w:sz w:val="20"/>
+        </w:rPr>
+        <w:t xml:space="preserve">СТРУКТУРА (3 уровня): нижний — датчики и исполнительные механизмы (унифицированные с площадкой КГМК серии, 4–20 мА/Modbus); средний — ПЛК российских производителей: REGUL RX00 (Прософт-Системы) или АБАК (НИЦ Инкомсистем), модули с защитным покрытием, гальваническая развязка всех каналов, резерв каналов и посадочных мест ≥30 %; верхний — SCADA AlphaScada (Атомик Софт) на ОС Linux, горячее резервирование серверов, безвентиляторные АРМ (≤2 мониторов).</w:t>
+      </w:r>
+    </w:p>
+    <w:p>
+      <w:r>
+        <w:rPr>
+          <w:sz w:val="20"/>
+        </w:rPr>
+        <w:t xml:space="preserve">РЕЖИМЫ И ФУНКЦИИ: основной режим — автоматический (стабилизация температур 40/20 °C, вакуума 0,075 и 0,013–0,02 атм, уровней, плотности пульпы; пуск/останов ниток по отработанным последовательностям; защита при срыве вакуума, сухом ходе, переполнении гидрозатворов); дистанционный и местный — для наладки. Предупредительная/аварийная сигнализация с квитированием; архивирование и предоставление истории.</w:t>
+      </w:r>
+    </w:p>
+    <w:p>
+      <w:r>
+        <w:rPr>
+          <w:sz w:val="20"/>
+        </w:rPr>
+        <w:t xml:space="preserve">ЭЛЕКТРОПИТАНИЕ АСУ: 1-я категория (ПУЭ п. 1.2.17–1.2.21), серверы — 1-я особая с ИБП двойного преобразования (≥10 мин) и автоматическим байпасом; средний уровень — 24 VDC с резервированием; SNMP-мониторинг всех ИБП и сетевой инфраструктуры.</w:t>
+      </w:r>
+    </w:p>
+    <w:p>
+      <w:r>
+        <w:rPr>
+          <w:sz w:val="20"/>
+        </w:rPr>
+        <w:t xml:space="preserve">КОНСТРУКТИВ: шкафы IP65 с козырьком, избыточное давление осушенного воздуха, установка вне технологических зон (отдельное помещение управления участком); кабельные трассы — стеклопластик/композит, ≥10 лет службы; разделение силовых и слаботочных трасс; пневмораспределители — в шкафах пневмоуправления с воздухоподготовкой в безопасной зоне.</w:t>
+      </w:r>
+    </w:p>
+    <w:p>
+      <w:r>
+        <w:rPr>
+          <w:sz w:val="20"/>
+        </w:rPr>
+        <w:t xml:space="preserve">ППО: передача исходных кодов прикладного ПО контроллеров и визуализации с комментариями (рус./англ.), исключительные права Заказчику, описание переменных при косвенной адресации, методика восстановления после сбоя; лицензии — бессрочные, полный пул на модули и ПО. Весовое хозяйство фасовки — коммерческий учёт по АИС весоизмерения (класс «высокий», передача в ХТД PIMS по REST/Ethernet — Прил. №5). ЗИП АСУТП/КИП — на 2 года, ≥10 % и не менее 1 шт. каждого наименования.</w:t>
       </w:r>
     </w:p>
     <w:tbl>
@@ -4889,202 +5063,202 @@
               <w:rPr>
                 <w:sz w:val="19"/>
               </w:rPr>
-              <w:t xml:space="preserve">Испарители</w:t>
-            </w:r>
-          </w:p>
-        </w:tc>
-        <w:tc>
-          <w:tcPr>
-            <w:tcW w:w="5000" w:type="dxa"/>
-          </w:tcPr>
-          <w:p>
-            <w:r>
-              <w:rPr>
-                <w:sz w:val="19"/>
-              </w:rPr>
-              <w:t xml:space="preserve">4 шт.: 2 × (D 2,0 м; 34,5 м³) и 2 × (D 1,3 м; 8,9 м³); напряжённость парового пространства 22 800/22 000 м³/(м²·ч), потоки пара 49 417 / 23 032 / 17 647 / 5530 м³/ч</w:t>
-            </w:r>
-          </w:p>
-        </w:tc>
-        <w:tc>
-          <w:tcPr>
-            <w:tcW w:w="3038" w:type="dxa"/>
-          </w:tcPr>
-          <w:p>
-            <w:r>
-              <w:rPr>
-                <w:color w:val="666666"/>
-                <w:sz w:val="18"/>
-              </w:rPr>
-              <w:t xml:space="preserve">ИД рис. 4.4/4.5; табл. 4.1</w:t>
-            </w:r>
-          </w:p>
-        </w:tc>
-      </w:tr>
-      <w:tr>
-        <w:tc>
-          <w:tcPr>
-            <w:tcW w:w="3600" w:type="dxa"/>
-          </w:tcPr>
-          <w:p>
-            <w:r>
-              <w:rPr>
-                <w:sz w:val="19"/>
-              </w:rPr>
-              <w:t xml:space="preserve">Центрифуги</w:t>
-            </w:r>
-          </w:p>
-        </w:tc>
-        <w:tc>
-          <w:tcPr>
-            <w:tcW w:w="5000" w:type="dxa"/>
-          </w:tcPr>
-          <w:p>
-            <w:r>
-              <w:rPr>
-                <w:sz w:val="19"/>
-              </w:rPr>
-              <w:t xml:space="preserve">2 × 2,5 т/ч + 2 × 1,5 т/ч, пульсирующие, 1800 об/мин</w:t>
-            </w:r>
-          </w:p>
-        </w:tc>
-        <w:tc>
-          <w:tcPr>
-            <w:tcW w:w="3038" w:type="dxa"/>
-          </w:tcPr>
-          <w:p>
-            <w:r>
-              <w:rPr>
-                <w:color w:val="666666"/>
-                <w:sz w:val="18"/>
-              </w:rPr>
-              <w:t xml:space="preserve">ИД табл. 4.1, рис. 4.4/4.5</w:t>
-            </w:r>
-          </w:p>
-        </w:tc>
-      </w:tr>
-      <w:tr>
-        <w:tc>
-          <w:tcPr>
-            <w:tcW w:w="3600" w:type="dxa"/>
-          </w:tcPr>
-          <w:p>
-            <w:r>
-              <w:rPr>
-                <w:sz w:val="19"/>
-              </w:rPr>
-              <w:t xml:space="preserve">Вакуумное хозяйство</w:t>
-            </w:r>
-          </w:p>
-        </w:tc>
-        <w:tc>
-          <w:tcPr>
-            <w:tcW w:w="5000" w:type="dxa"/>
-          </w:tcPr>
-          <w:p>
-            <w:r>
-              <w:rPr>
-                <w:sz w:val="19"/>
-              </w:rPr>
-              <w:t xml:space="preserve">2 эжектора II ступеней + 2 ПЭБ (ВВН1-6, ВВН1-3) + 2 барометрических конденсатора (D 2,0 и 1,0 м) + 2 конденсатора ПЭБ (D 0,5 м)</w:t>
-            </w:r>
-          </w:p>
-        </w:tc>
-        <w:tc>
-          <w:tcPr>
-            <w:tcW w:w="3038" w:type="dxa"/>
-          </w:tcPr>
-          <w:p>
-            <w:r>
-              <w:rPr>
-                <w:color w:val="666666"/>
-                <w:sz w:val="18"/>
-              </w:rPr>
-              <w:t xml:space="preserve">ИД рис. 4.4/4.5</w:t>
-            </w:r>
-          </w:p>
-        </w:tc>
-      </w:tr>
-      <w:tr>
-        <w:tc>
-          <w:tcPr>
-            <w:tcW w:w="3600" w:type="dxa"/>
-          </w:tcPr>
-          <w:p>
-            <w:r>
-              <w:rPr>
-                <w:sz w:val="19"/>
-              </w:rPr>
-              <w:t xml:space="preserve">Материал</w:t>
-            </w:r>
-          </w:p>
-        </w:tc>
-        <w:tc>
-          <w:tcPr>
-            <w:tcW w:w="5000" w:type="dxa"/>
-          </w:tcPr>
-          <w:p>
-            <w:r>
-              <w:rPr>
-                <w:sz w:val="19"/>
-              </w:rPr>
-              <w:t xml:space="preserve">904L или аналог — все аппараты и трубопроводы растворного тракта</w:t>
-            </w:r>
-          </w:p>
-        </w:tc>
-        <w:tc>
-          <w:tcPr>
-            <w:tcW w:w="3038" w:type="dxa"/>
-          </w:tcPr>
-          <w:p>
-            <w:r>
-              <w:rPr>
-                <w:color w:val="666666"/>
-                <w:sz w:val="18"/>
-              </w:rPr>
-              <w:t xml:space="preserve">ИД разд. 4.2.1</w:t>
-            </w:r>
-          </w:p>
-        </w:tc>
-      </w:tr>
-      <w:tr>
-        <w:tc>
-          <w:tcPr>
-            <w:tcW w:w="3600" w:type="dxa"/>
-          </w:tcPr>
-          <w:p>
-            <w:r>
-              <w:rPr>
-                <w:sz w:val="19"/>
-              </w:rPr>
-              <w:t xml:space="preserve">Сборник маточника 1 с насосами</w:t>
-            </w:r>
-          </w:p>
-        </w:tc>
-        <w:tc>
-          <w:tcPr>
-            <w:tcW w:w="5000" w:type="dxa"/>
-          </w:tcPr>
-          <w:p>
-            <w:r>
-              <w:rPr>
-                <w:sz w:val="19"/>
-              </w:rPr>
-              <w:t xml:space="preserve">прямо поименован в перечне Лота №2 ТЗ v4.1 (после выпарного аппарата I ступени); объём — по балансу маточника-1, подогрев — пар через фланец на крышке (граница v4.1)</w:t>
-            </w:r>
-          </w:p>
-        </w:tc>
-        <w:tc>
-          <w:tcPr>
-            <w:tcW w:w="3038" w:type="dxa"/>
-          </w:tcPr>
-          <w:p>
-            <w:r>
-              <w:rPr>
-                <w:color w:val="666666"/>
-                <w:sz w:val="18"/>
-              </w:rPr>
-              <w:t xml:space="preserve">ТЗ v4.1, перечень оборудования Лота №2</w:t>
+              <w:t xml:space="preserve">ПЛК</w:t>
+            </w:r>
+          </w:p>
+        </w:tc>
+        <w:tc>
+          <w:tcPr>
+            <w:tcW w:w="5000" w:type="dxa"/>
+          </w:tcPr>
+          <w:p>
+            <w:r>
+              <w:rPr>
+                <w:sz w:val="19"/>
+              </w:rPr>
+              <w:t xml:space="preserve">REGUL RX00 (Прософт-Системы) / АБАК (Инкомсистем); каналы с гальванической развязкой; запас ≥30 %</w:t>
+            </w:r>
+          </w:p>
+        </w:tc>
+        <w:tc>
+          <w:tcPr>
+            <w:tcW w:w="3038" w:type="dxa"/>
+          </w:tcPr>
+          <w:p>
+            <w:r>
+              <w:rPr>
+                <w:color w:val="666666"/>
+                <w:sz w:val="18"/>
+              </w:rPr>
+              <w:t xml:space="preserve">Прил. №5</w:t>
+            </w:r>
+          </w:p>
+        </w:tc>
+      </w:tr>
+      <w:tr>
+        <w:tc>
+          <w:tcPr>
+            <w:tcW w:w="3600" w:type="dxa"/>
+          </w:tcPr>
+          <w:p>
+            <w:r>
+              <w:rPr>
+                <w:sz w:val="19"/>
+              </w:rPr>
+              <w:t xml:space="preserve">SCADA</w:t>
+            </w:r>
+          </w:p>
+        </w:tc>
+        <w:tc>
+          <w:tcPr>
+            <w:tcW w:w="5000" w:type="dxa"/>
+          </w:tcPr>
+          <w:p>
+            <w:r>
+              <w:rPr>
+                <w:sz w:val="19"/>
+              </w:rPr>
+              <w:t xml:space="preserve">AlphaScada (Атомик Софт) на Linux; горячее резервирование; Industrial Ethernet TCP/IP</w:t>
+            </w:r>
+          </w:p>
+        </w:tc>
+        <w:tc>
+          <w:tcPr>
+            <w:tcW w:w="3038" w:type="dxa"/>
+          </w:tcPr>
+          <w:p>
+            <w:r>
+              <w:rPr>
+                <w:color w:val="666666"/>
+                <w:sz w:val="18"/>
+              </w:rPr>
+              <w:t xml:space="preserve">Прил. №5</w:t>
+            </w:r>
+          </w:p>
+        </w:tc>
+      </w:tr>
+      <w:tr>
+        <w:tc>
+          <w:tcPr>
+            <w:tcW w:w="3600" w:type="dxa"/>
+          </w:tcPr>
+          <w:p>
+            <w:r>
+              <w:rPr>
+                <w:sz w:val="19"/>
+              </w:rPr>
+              <w:t xml:space="preserve">Питание</w:t>
+            </w:r>
+          </w:p>
+        </w:tc>
+        <w:tc>
+          <w:tcPr>
+            <w:tcW w:w="5000" w:type="dxa"/>
+          </w:tcPr>
+          <w:p>
+            <w:r>
+              <w:rPr>
+                <w:sz w:val="19"/>
+              </w:rPr>
+              <w:t xml:space="preserve">1-я категория, серверы — 1-я особая; ИБП ≥10 мин c байпасом и SNMP</w:t>
+            </w:r>
+          </w:p>
+        </w:tc>
+        <w:tc>
+          <w:tcPr>
+            <w:tcW w:w="3038" w:type="dxa"/>
+          </w:tcPr>
+          <w:p>
+            <w:r>
+              <w:rPr>
+                <w:color w:val="666666"/>
+                <w:sz w:val="18"/>
+              </w:rPr>
+              <w:t xml:space="preserve">Прил. №5; ПУЭ</w:t>
+            </w:r>
+          </w:p>
+        </w:tc>
+      </w:tr>
+      <w:tr>
+        <w:tc>
+          <w:tcPr>
+            <w:tcW w:w="3600" w:type="dxa"/>
+          </w:tcPr>
+          <w:p>
+            <w:r>
+              <w:rPr>
+                <w:sz w:val="19"/>
+              </w:rPr>
+              <w:t xml:space="preserve">ППО</w:t>
+            </w:r>
+          </w:p>
+        </w:tc>
+        <w:tc>
+          <w:tcPr>
+            <w:tcW w:w="5000" w:type="dxa"/>
+          </w:tcPr>
+          <w:p>
+            <w:r>
+              <w:rPr>
+                <w:sz w:val="19"/>
+              </w:rPr>
+              <w:t xml:space="preserve">Исходные коды + исключительные права; бессрочные лицензии; интеграция с ХТД PIMS</w:t>
+            </w:r>
+          </w:p>
+        </w:tc>
+        <w:tc>
+          <w:tcPr>
+            <w:tcW w:w="3038" w:type="dxa"/>
+          </w:tcPr>
+          <w:p>
+            <w:r>
+              <w:rPr>
+                <w:color w:val="666666"/>
+                <w:sz w:val="18"/>
+              </w:rPr>
+              <w:t xml:space="preserve">Прил. №5; ТЗ (стоимость поставки Лота №2)</w:t>
+            </w:r>
+          </w:p>
+        </w:tc>
+      </w:tr>
+      <w:tr>
+        <w:tc>
+          <w:tcPr>
+            <w:tcW w:w="3600" w:type="dxa"/>
+          </w:tcPr>
+          <w:p>
+            <w:r>
+              <w:rPr>
+                <w:sz w:val="19"/>
+              </w:rPr>
+              <w:t xml:space="preserve">Диспетчеризация</w:t>
+            </w:r>
+          </w:p>
+        </w:tc>
+        <w:tc>
+          <w:tcPr>
+            <w:tcW w:w="5000" w:type="dxa"/>
+          </w:tcPr>
+          <w:p>
+            <w:r>
+              <w:rPr>
+                <w:sz w:val="19"/>
+              </w:rPr>
+              <w:t xml:space="preserve">Все показатели и сигналы — в единую диспетчерскую комплекса ОВЭ-75</w:t>
+            </w:r>
+          </w:p>
+        </w:tc>
+        <w:tc>
+          <w:tcPr>
+            <w:tcW w:w="3038" w:type="dxa"/>
+          </w:tcPr>
+          <w:p>
+            <w:r>
+              <w:rPr>
+                <w:color w:val="666666"/>
+                <w:sz w:val="18"/>
+              </w:rPr>
+              <w:t xml:space="preserve">ТЗ п. 2.10</w:t>
             </w:r>
           </w:p>
         </w:tc>
@@ -5103,7 +5277,7 @@
           <w:color w:val="444444"/>
           <w:sz w:val="19"/>
         </w:rPr>
-        <w:t xml:space="preserve">ГОСТ 34233.1/34233.2-2017 — Прочностные расчёты сосудов в составе ОЛ и техтребований; ТР ТС 010/2011 — Безопасность машин и оборудования — декларирование/сертификация комплектных машин (центрифуги, насосы)</w:t>
+        <w:t xml:space="preserve">ГОСТ 21.408-2013 — Оформление рабочей документации АСУТП; ПУЭ (изд. 7), п. 1.2.17–1.2.21 — Категорийность электроприёмников АСУ; М ГК НН IT.1.8-2025; СТО 51246464-016-2015 — Корпоративная методика проектного документирования и правила оформления (по Прил. №5)</w:t>
       </w:r>
     </w:p>
     <w:p>
@@ -5119,7 +5293,7 @@
         <w:rPr>
           <w:sz w:val="19"/>
         </w:rPr>
-        <w:t xml:space="preserve">Количественная спецификация с массами и энергопотреблением — после получения ТКП (2–3 на позицию)</w:t>
+        <w:t xml:space="preserve">Схема комплекса технических средств АСУ (структурная) — к выпуску БИ после фиксации перечня сигналов</w:t>
       </w:r>
     </w:p>
     <w:p>
@@ -5135,7 +5309,7 @@
         <w:rPr>
           <w:sz w:val="19"/>
         </w:rPr>
-        <w:t xml:space="preserve">Габарит/масса испарителей и разбивка на транспортабельные части — по данным изготовителей</w:t>
+        <w:t xml:space="preserve">Согласование конкретных серий датчиков с Управлением автоматизации Заказчика</w:t>
       </w:r>
     </w:p>
     <w:p>
@@ -5147,31 +5321,47 @@
           <w:b/>
           <w:sz w:val="26"/>
         </w:rPr>
-        <w:t xml:space="preserve">Стоимость поставки по Лоту №2 (порядок формирования)</w:t>
-      </w:r>
-    </w:p>
-    <w:p>
-      <w:r>
-        <w:rPr>
-          <w:sz w:val="20"/>
-        </w:rPr>
-        <w:t xml:space="preserve">В составе БИ приводится: (1) стоимость оборудования по данным технико-коммерческих предложений потенциальных поставщиков — не менее 2–3 ТКП на каждую позицию (испарительные установки 904L, центрифуги, вакуумное хозяйство, фасовка, насосы, АСУ); (2) оценка общей стоимости комплектной поставки технологического оборудования и материалов (трубопроводы, металлоконструкции этажерок, теплоизоляция, арматура, КИПиА) в границах п. 4.3 ТЗ — с учётом поставки АСУ с прикладным программным обеспечением.</w:t>
-      </w:r>
-    </w:p>
-    <w:p>
-      <w:r>
-        <w:rPr>
-          <w:sz w:val="20"/>
-        </w:rPr>
-        <w:t xml:space="preserve">Рекомендуемая структура запроса ТКП: лот целиком у комплектного поставщика вакуум-кристаллизационных установок (обе нитки «под ключ» с гарантиями по производительности и влажности купороса 4–6 %) + альтернативная разбивка на пакеты (аппараты 904L / центрифуги / вакуумное хозяйство / фасовка / АСУ) для конкуренции. В опросные листы включить технологические гарантии: производительность по купоросам (1,70 и 0,80 т/ч), остаточная влажность, содержание примесей в медном купоросе (Ni ≤ 0,29 %), удельные расходы пара, стойкость материала.</w:t>
-      </w:r>
-    </w:p>
-    <w:p>
-      <w:r>
-        <w:rPr>
-          <w:sz w:val="20"/>
-        </w:rPr>
-        <w:t xml:space="preserve">Валютно-логистические условия, сроки изготовления (аппараты 904L — длительный цикл), шеф-монтаж и ПНР — отдельными строками оценки. Стоимостные данные в настоящем разделе не приводятся до получения ТКП.</w:t>
+        <w:t xml:space="preserve">Расходы пара, воды и энергоресурсов</w:t>
+      </w:r>
+    </w:p>
+    <w:p>
+      <w:r>
+        <w:rPr>
+          <w:sz w:val="20"/>
+        </w:rPr>
+        <w:t xml:space="preserve">ПАР. Глухой (на подогреватели I ступеней): 2,1 + 0,85…0,95 = 2,95–3,05 т/ч. Острый (рабочий пар эжекторов, 6 атм): 0,75 + 0,27 (ПЭБ н.1) + 0,18 + 0,16 (ПЭБ н.2) = 1,36 т/ч. Итого технологический пар участка ≈ 4,3–4,4 т/ч → 36,3 тыс. т/год (8322 ч), без учёта обогрева баков поз. 4.1.5/4.1.26, репульпатора растворения поз. 4.1.7 и подогрева маточника-2 перед транспортировкой (острый пар, периодически — определяется на стадии БИ). Источник пара — редуцированный пар котлов-утилизаторов печи КС, при недостатке — 0,6 МПа из теплоцентра (ИД п. 1.3.13). Для контекста: пар по всему гидрометаллургическому производству — 28 846 Гкал/год (0,417 Гкал/т Cu, ИД табл. 8.5); выпарка купоросов — основной потребитель. Точное распределение по табл. 8.4 ИД (передана изображением) — сверить при БИ.</w:t>
+      </w:r>
+    </w:p>
+    <w:p>
+      <w:r>
+        <w:rPr>
+          <w:sz w:val="20"/>
+        </w:rPr>
+        <w:t xml:space="preserve">ВОДА КИСЛОЙ СОВ (орошение конденсаторов): 380 + 32 (н.1) + 138 + 18 (н.2) = 568 м³/ч оборотной воды; кросс-проверка: годовой оборот 568 × 8322 = 4,73 млн м³ против 4546 тыс. м³/год по ИД табл. 8.5 (сходимость 96 %). Нагрев ≈ 5 К (22,5 → 27,5 °C), тепло на градирню кислой СОВ ≈ 3,1–3,2 МВт. Профицит воды (конденсат сокового и эжекторного пара) ≈ 4,7 м³/ч — отсекается в производство; в штатном режиме кислая СОВ свежую воду не потребляет (ИД п. 1.3.12, 2.5). Все элементы кислой СОВ — кислотостойкое исполнение (до 0,5 г/л H₂SO₄).</w:t>
+      </w:r>
+    </w:p>
+    <w:p>
+      <w:r>
+        <w:rPr>
+          <w:sz w:val="20"/>
+        </w:rPr>
+        <w:t xml:space="preserve">ЭЛЕКТРОЭНЕРГИЯ. Установленная мощность по позициям спецификаций ИД (рис. 4.4/4.5): нитка 1 — 22+22 (циркнасосы) + 7,5 (насос репульпатора) + 15 (центрифуга) + 2×1,5 (насосы фугата) = 69,5 кВт; нитка 2 — 11+11+3+15+2×1,5+1,5 = 44,5 кВт; итого ≈ 114 кВт без вакуум-насосов (ВВН1-6/ВВН1-3 — по каталогу изготовителя), мешалок обогреваемых баков, транспортёра и фасовки. Полная установленная мощность участка оценочно 160–220 кВт — уточняется комплектацией; питание 0,4 кВ от шкафов управления (граница 4.3.7), сведения по электроснабжению — по Приложению №3.</w:t>
+      </w:r>
+    </w:p>
+    <w:p>
+      <w:r>
+        <w:rPr>
+          <w:sz w:val="20"/>
+        </w:rPr>
+        <w:t xml:space="preserve">СЖАТЫЙ ВОЗДУХ КИП: 250–400 кПа, осушенный (класс по ГОСТ на чистоту сжатого воздуха — уточнить с воздухоподготовкой по Прил. №5); расход — по числу пневмоприводов и шкафов с подпором (оценочно 30–60 нм³/ч, уточняется).</w:t>
+      </w:r>
+    </w:p>
+    <w:p>
+      <w:r>
+        <w:rPr>
+          <w:sz w:val="20"/>
+        </w:rPr>
+        <w:t xml:space="preserve">Расходные коэффициенты на 1 т смешанного купороса (расчёт БИ): пар ≈ 5,4 т/т; электроэнергия — по факту комплектации; оборотная вода ≈ 710 м³/т (оборот).</w:t>
       </w:r>
     </w:p>
     <w:tbl>
@@ -5249,6 +5439,3574 @@
               <w:rPr>
                 <w:sz w:val="19"/>
               </w:rPr>
+              <w:t xml:space="preserve">Пар технологический</w:t>
+            </w:r>
+          </w:p>
+        </w:tc>
+        <w:tc>
+          <w:tcPr>
+            <w:tcW w:w="5000" w:type="dxa"/>
+          </w:tcPr>
+          <w:p>
+            <w:r>
+              <w:rPr>
+                <w:sz w:val="19"/>
+              </w:rPr>
+              <w:t xml:space="preserve">≈4,3–4,4 т/ч (глухой 3,0 + острый 1,36); 36,3 тыс. т/год + обогрев баков (уточняется)</w:t>
+            </w:r>
+          </w:p>
+        </w:tc>
+        <w:tc>
+          <w:tcPr>
+            <w:tcW w:w="3038" w:type="dxa"/>
+          </w:tcPr>
+          <w:p>
+            <w:r>
+              <w:rPr>
+                <w:color w:val="666666"/>
+                <w:sz w:val="18"/>
+              </w:rPr>
+              <w:t xml:space="preserve">ИД табл. 3.1, рис. 4.4/4.5; расчёт БИ</w:t>
+            </w:r>
+          </w:p>
+        </w:tc>
+      </w:tr>
+      <w:tr>
+        <w:tc>
+          <w:tcPr>
+            <w:tcW w:w="3600" w:type="dxa"/>
+          </w:tcPr>
+          <w:p>
+            <w:r>
+              <w:rPr>
+                <w:sz w:val="19"/>
+              </w:rPr>
+              <w:t xml:space="preserve">Вода кислой СОВ</w:t>
+            </w:r>
+          </w:p>
+        </w:tc>
+        <w:tc>
+          <w:tcPr>
+            <w:tcW w:w="5000" w:type="dxa"/>
+          </w:tcPr>
+          <w:p>
+            <w:r>
+              <w:rPr>
+                <w:sz w:val="19"/>
+              </w:rPr>
+              <w:t xml:space="preserve">568 м³/ч оборот; тепло на градирню ≈3,1 МВт; профицит конденсата ≈4,7 м³/ч в производство</w:t>
+            </w:r>
+          </w:p>
+        </w:tc>
+        <w:tc>
+          <w:tcPr>
+            <w:tcW w:w="3038" w:type="dxa"/>
+          </w:tcPr>
+          <w:p>
+            <w:r>
+              <w:rPr>
+                <w:color w:val="666666"/>
+                <w:sz w:val="18"/>
+              </w:rPr>
+              <w:t xml:space="preserve">ИД рис. 4.4/4.5, п. 1.3.12; расчёт БИ</w:t>
+            </w:r>
+          </w:p>
+        </w:tc>
+      </w:tr>
+      <w:tr>
+        <w:tc>
+          <w:tcPr>
+            <w:tcW w:w="3600" w:type="dxa"/>
+          </w:tcPr>
+          <w:p>
+            <w:r>
+              <w:rPr>
+                <w:sz w:val="19"/>
+              </w:rPr>
+              <w:t xml:space="preserve">Электроэнергия</w:t>
+            </w:r>
+          </w:p>
+        </w:tc>
+        <w:tc>
+          <w:tcPr>
+            <w:tcW w:w="5000" w:type="dxa"/>
+          </w:tcPr>
+          <w:p>
+            <w:r>
+              <w:rPr>
+                <w:sz w:val="19"/>
+              </w:rPr>
+              <w:t xml:space="preserve">≈114 кВт по спецификациям ИД; полная — оценочно 160–220 кВт (уточнить)</w:t>
+            </w:r>
+          </w:p>
+        </w:tc>
+        <w:tc>
+          <w:tcPr>
+            <w:tcW w:w="3038" w:type="dxa"/>
+          </w:tcPr>
+          <w:p>
+            <w:r>
+              <w:rPr>
+                <w:color w:val="666666"/>
+                <w:sz w:val="18"/>
+              </w:rPr>
+              <w:t xml:space="preserve">ИД рис. 4.4/4.5; оценка БИ</w:t>
+            </w:r>
+          </w:p>
+        </w:tc>
+      </w:tr>
+      <w:tr>
+        <w:tc>
+          <w:tcPr>
+            <w:tcW w:w="3600" w:type="dxa"/>
+          </w:tcPr>
+          <w:p>
+            <w:r>
+              <w:rPr>
+                <w:sz w:val="19"/>
+              </w:rPr>
+              <w:t xml:space="preserve">Пар по гидрометаллургии всего</w:t>
+            </w:r>
+          </w:p>
+        </w:tc>
+        <w:tc>
+          <w:tcPr>
+            <w:tcW w:w="5000" w:type="dxa"/>
+          </w:tcPr>
+          <w:p>
+            <w:r>
+              <w:rPr>
+                <w:sz w:val="19"/>
+              </w:rPr>
+              <w:t xml:space="preserve">28 846 Гкал/год (0,417 Гкал/т Cu) — контекст</w:t>
+            </w:r>
+          </w:p>
+        </w:tc>
+        <w:tc>
+          <w:tcPr>
+            <w:tcW w:w="3038" w:type="dxa"/>
+          </w:tcPr>
+          <w:p>
+            <w:r>
+              <w:rPr>
+                <w:color w:val="666666"/>
+                <w:sz w:val="18"/>
+              </w:rPr>
+              <w:t xml:space="preserve">ИД табл. 8.5</w:t>
+            </w:r>
+          </w:p>
+        </w:tc>
+      </w:tr>
+      <w:tr>
+        <w:tc>
+          <w:tcPr>
+            <w:tcW w:w="3600" w:type="dxa"/>
+          </w:tcPr>
+          <w:p>
+            <w:r>
+              <w:rPr>
+                <w:sz w:val="19"/>
+              </w:rPr>
+              <w:t xml:space="preserve">Удельный пар (GOR)</w:t>
+            </w:r>
+          </w:p>
+        </w:tc>
+        <w:tc>
+          <w:tcPr>
+            <w:tcW w:w="5000" w:type="dxa"/>
+          </w:tcPr>
+          <w:p>
+            <w:r>
+              <w:rPr>
+                <w:sz w:val="19"/>
+              </w:rPr>
+              <w:t xml:space="preserve">0,76 кг испарённой воды/кг пара (27,5/36,3 тыс. т) — типовой для одноступенчатой схемы 0,70–0,85; резерв энергоэффективности — механическая рекомпрессия пара (МВР), опция Заказчику</w:t>
+            </w:r>
+          </w:p>
+        </w:tc>
+        <w:tc>
+          <w:tcPr>
+            <w:tcW w:w="3038" w:type="dxa"/>
+          </w:tcPr>
+          <w:p>
+            <w:r>
+              <w:rPr>
+                <w:color w:val="666666"/>
+                <w:sz w:val="18"/>
+              </w:rPr>
+              <w:t xml:space="preserve">calc L2-EVAP</w:t>
+            </w:r>
+          </w:p>
+        </w:tc>
+      </w:tr>
+    </w:tbl>
+    <w:p>
+      <w:r>
+        <w:rPr>
+          <w:b/>
+          <w:sz w:val="19"/>
+        </w:rPr>
+        <w:t xml:space="preserve">Нормативная база: </w:t>
+      </w:r>
+      <w:r>
+        <w:rPr>
+          <w:color w:val="444444"/>
+          <w:sz w:val="19"/>
+        </w:rPr>
+        <w:t xml:space="preserve">Приложение №3 к ТЗ — Общие требования по электроснабжению и электрооборудованию (однолинейные схемы, спецификации, ОЛ); ПУЭ (изд. 7) — Выбор и прокладка электрооборудования 0,4 кВ в химически активной среде</w:t>
+      </w:r>
+    </w:p>
+    <w:p>
+      <w:r>
+        <w:rPr>
+          <w:b/>
+          <w:color w:val="8A6200"/>
+          <w:sz w:val="19"/>
+        </w:rPr>
+        <w:t xml:space="preserve">— определяется на стадии БИ: </w:t>
+      </w:r>
+      <w:r>
+        <w:rPr>
+          <w:sz w:val="19"/>
+        </w:rPr>
+        <w:t xml:space="preserve">Табл. 8.3, 8.4 ИД (вода СОВ и пар по потребителям) переданы изображениями — запросить редактируемые данные</w:t>
+      </w:r>
+    </w:p>
+    <w:p>
+      <w:r>
+        <w:rPr>
+          <w:b/>
+          <w:color w:val="8A6200"/>
+          <w:sz w:val="19"/>
+        </w:rPr>
+        <w:t xml:space="preserve">— определяется на стадии БИ: </w:t>
+      </w:r>
+      <w:r>
+        <w:rPr>
+          <w:sz w:val="19"/>
+        </w:rPr>
+        <w:t xml:space="preserve">Мощности ВВН1-6/ВВН1-3, мешалок, фасовки — по ОЛ изготовителей</w:t>
+      </w:r>
+    </w:p>
+    <w:p>
+      <w:r>
+        <w:rPr>
+          <w:b/>
+          <w:color w:val="8A6200"/>
+          <w:sz w:val="19"/>
+        </w:rPr>
+        <w:t xml:space="preserve">— определяется на стадии БИ: </w:t>
+      </w:r>
+      <w:r>
+        <w:rPr>
+          <w:sz w:val="19"/>
+        </w:rPr>
+        <w:t xml:space="preserve">ТУ на подключение пара, воды, воздуха, электроэнергии — при БИ/ОТР</w:t>
+      </w:r>
+    </w:p>
+    <w:p>
+      <w:pPr>
+        <w:pStyle w:val="Heading2"/>
+      </w:pPr>
+      <w:r>
+        <w:rPr>
+          <w:b/>
+          <w:sz w:val="26"/>
+        </w:rPr>
+        <w:t xml:space="preserve">Предварительные данные по подключению к сетям водо-, энерго- и воздухоснабжения</w:t>
+      </w:r>
+    </w:p>
+    <w:p>
+      <w:r>
+        <w:rPr>
+          <w:sz w:val="20"/>
+        </w:rPr>
+        <w:t xml:space="preserve">Обязательный раздел ПЗ (ТЗ v4.1). Границы по таблице v4.1: пар — фланцы выпарных аппаратов I ступеней, эжекторов и крышки сборника маточника 1; водоснабжение/водоотведение — «уточняется при разработке БИ и ОТР»; электроэнергия — «предварительно: шкафы управления 0,4 кВ»; строка сжатого воздуха в v4.1 опустела (C-96) — параметры приняты по v3.6 до подтверждения. ТУ на подключение запрашивает Заказчик; БИ выдаёт исходные данные для запроса (позиция E-02) — зафиксировать в договоре.</w:t>
+      </w:r>
+    </w:p>
+    <w:p>
+      <w:r>
+        <w:rPr>
+          <w:sz w:val="20"/>
+        </w:rPr>
+        <w:t xml:space="preserve">ПАР: технологическая потребность 4,3–4,4 т/ч (глухой 3,0 + острый/рабочий 1,36 т/ч), 0,6 МПа абс. (T_нас ≈ 159 °C), 36,3 тыс. т/год; источник — редуцированный пар котла-утилизатора печи КС (после РОУ, Лот №1), при недостатке — теплоцентр (ИД п. 1.3.13); дополнительно периодический острый пар обогрева баков 4.1.5/4.1.26, репульпатора растворения и подогрева маточника-2 — определяется на стадии БИ. Возврат чистого конденсата глухого пара ≈ 3,0 т/ч (3,0 × 8322 ≈ 25,0 тыс. т/год) — точка возврата в конденсатный тракт по ТУ.</w:t>
+      </w:r>
+    </w:p>
+    <w:p>
+      <w:r>
+        <w:rPr>
+          <w:sz w:val="20"/>
+        </w:rPr>
+        <w:t xml:space="preserve">ВОДА: оборотная кислая СОВ 568 м³/ч (подача ≈22,5 °C / возврат ≈27,5 °C, нагрев ≈5 К) — от градирни кислой СОВ (общесистемная, вне лота); свежая техническая вода в штатном режиме НЕ потребляется — профицит конденсата ≈4,7 м³/ч (≈39 тыс. м³/год = 4,7 × 8322) отсекается в производство (ИД п. 1.3.12, 2.5); хозпитьевая вода — от общецеховых систем (вне лота). ВОДООТВЕДЕНИЕ: постоянных производственных стоков нет; периодические воды опорожнений и промывок возвращаются в технологию (резервный реактор выщелачивания, ИД разд. 4.2.1) либо направляются на нейтрализацию — схема на стадии БИ.</w:t>
+      </w:r>
+    </w:p>
+    <w:p>
+      <w:r>
+        <w:rPr>
+          <w:sz w:val="20"/>
+        </w:rPr>
+        <w:t xml:space="preserve">СЖАТЫЙ ВОЗДУХ КИП: 250–400 кПа, осушенный, оценочно 30–60 нм³/ч (по числу пневмоприводов и шкафов с подпором — уточняется перечнем P&amp;ID); класс чистоты — с воздухоподготовкой по Прил. №5.</w:t>
+      </w:r>
+    </w:p>
+    <w:p>
+      <w:r>
+        <w:rPr>
+          <w:sz w:val="20"/>
+        </w:rPr>
+        <w:t xml:space="preserve">ЭЛЕКТРОЭНЕРГИЯ: 0,4 кВ от шкафов управления (граница v4.1); установленная мощность 160–220 кВт (оценка комплектации), средняя нагрузка ≈0,19 МВт по сводке для ТУ комплекса (calc EL-TOTAL) — детально см. раздел «Электроснабжение и электрооборудование».</w:t>
+      </w:r>
+    </w:p>
+    <w:tbl>
+      <w:tblPr>
+        <w:tblW w:w="11638" w:type="dxa"/>
+        <w:tblBorders>
+          <w:top w:val="single" w:sz="4" w:color="C9C9C9"/>
+          <w:left w:val="single" w:sz="4" w:color="C9C9C9"/>
+          <w:bottom w:val="single" w:sz="4" w:color="C9C9C9"/>
+          <w:right w:val="single" w:sz="4" w:color="C9C9C9"/>
+          <w:insideH w:val="single" w:sz="4" w:color="C9C9C9"/>
+          <w:insideV w:val="single" w:sz="4" w:color="C9C9C9"/>
+        </w:tblBorders>
+        <w:tblLayout w:type="fixed"/>
+      </w:tblPr>
+      <w:tblGrid>
+        <w:gridCol w:w="3600"/>
+        <w:gridCol w:w="5000"/>
+        <w:gridCol w:w="3038"/>
+      </w:tblGrid>
+      <w:tr>
+        <w:tc>
+          <w:tcPr>
+            <w:tcW w:w="3600" w:type="dxa"/>
+            <w:shd w:val="clear" w:fill="EFEFEF"/>
+          </w:tcPr>
+          <w:p>
+            <w:r>
+              <w:rPr>
+                <w:b/>
+                <w:sz w:val="19"/>
+              </w:rPr>
+              <w:t xml:space="preserve">Параметр</w:t>
+            </w:r>
+          </w:p>
+        </w:tc>
+        <w:tc>
+          <w:tcPr>
+            <w:tcW w:w="5000" w:type="dxa"/>
+            <w:shd w:val="clear" w:fill="EFEFEF"/>
+          </w:tcPr>
+          <w:p>
+            <w:r>
+              <w:rPr>
+                <w:b/>
+                <w:sz w:val="19"/>
+              </w:rPr>
+              <w:t xml:space="preserve">Значение</w:t>
+            </w:r>
+          </w:p>
+        </w:tc>
+        <w:tc>
+          <w:tcPr>
+            <w:tcW w:w="3038" w:type="dxa"/>
+            <w:shd w:val="clear" w:fill="EFEFEF"/>
+          </w:tcPr>
+          <w:p>
+            <w:r>
+              <w:rPr>
+                <w:b/>
+                <w:sz w:val="19"/>
+              </w:rPr>
+              <w:t xml:space="preserve">Источник</w:t>
+            </w:r>
+          </w:p>
+        </w:tc>
+      </w:tr>
+      <w:tr>
+        <w:tc>
+          <w:tcPr>
+            <w:tcW w:w="3600" w:type="dxa"/>
+          </w:tcPr>
+          <w:p>
+            <w:r>
+              <w:rPr>
+                <w:sz w:val="19"/>
+              </w:rPr>
+              <w:t xml:space="preserve">Пар 0,6 МПа</w:t>
+            </w:r>
+          </w:p>
+        </w:tc>
+        <w:tc>
+          <w:tcPr>
+            <w:tcW w:w="5000" w:type="dxa"/>
+          </w:tcPr>
+          <w:p>
+            <w:r>
+              <w:rPr>
+                <w:sz w:val="19"/>
+              </w:rPr>
+              <w:t xml:space="preserve">4,3–4,4 т/ч (36,3 тыс. т/год); источник — пар КУ после РОУ / теплоцентр</w:t>
+            </w:r>
+          </w:p>
+        </w:tc>
+        <w:tc>
+          <w:tcPr>
+            <w:tcW w:w="3038" w:type="dxa"/>
+          </w:tcPr>
+          <w:p>
+            <w:r>
+              <w:rPr>
+                <w:color w:val="666666"/>
+                <w:sz w:val="18"/>
+              </w:rPr>
+              <w:t xml:space="preserve">ИД табл. 3.1, рис. 4.4/4.5, п. 1.3.13; расчёт БИ</w:t>
+            </w:r>
+          </w:p>
+        </w:tc>
+      </w:tr>
+      <w:tr>
+        <w:tc>
+          <w:tcPr>
+            <w:tcW w:w="3600" w:type="dxa"/>
+          </w:tcPr>
+          <w:p>
+            <w:r>
+              <w:rPr>
+                <w:sz w:val="19"/>
+              </w:rPr>
+              <w:t xml:space="preserve">Возврат конденсата</w:t>
+            </w:r>
+          </w:p>
+        </w:tc>
+        <w:tc>
+          <w:tcPr>
+            <w:tcW w:w="5000" w:type="dxa"/>
+          </w:tcPr>
+          <w:p>
+            <w:r>
+              <w:rPr>
+                <w:sz w:val="19"/>
+              </w:rPr>
+              <w:t xml:space="preserve">≈3,0 т/ч ≈ 25,0 тыс. т/год (3,0 × 8322)</w:t>
+            </w:r>
+          </w:p>
+        </w:tc>
+        <w:tc>
+          <w:tcPr>
+            <w:tcW w:w="3038" w:type="dxa"/>
+          </w:tcPr>
+          <w:p>
+            <w:r>
+              <w:rPr>
+                <w:color w:val="666666"/>
+                <w:sz w:val="18"/>
+              </w:rPr>
+              <w:t xml:space="preserve">расчёт БИ</w:t>
+            </w:r>
+          </w:p>
+        </w:tc>
+      </w:tr>
+      <w:tr>
+        <w:tc>
+          <w:tcPr>
+            <w:tcW w:w="3600" w:type="dxa"/>
+          </w:tcPr>
+          <w:p>
+            <w:r>
+              <w:rPr>
+                <w:sz w:val="19"/>
+              </w:rPr>
+              <w:t xml:space="preserve">Оборотная вода кислой СОВ</w:t>
+            </w:r>
+          </w:p>
+        </w:tc>
+        <w:tc>
+          <w:tcPr>
+            <w:tcW w:w="5000" w:type="dxa"/>
+          </w:tcPr>
+          <w:p>
+            <w:r>
+              <w:rPr>
+                <w:sz w:val="19"/>
+              </w:rPr>
+              <w:t xml:space="preserve">568 м³/ч, ΔT ≈ 5 К; свежая вода в штатном режиме — 0 (профицит 4,7 м³/ч в производство)</w:t>
+            </w:r>
+          </w:p>
+        </w:tc>
+        <w:tc>
+          <w:tcPr>
+            <w:tcW w:w="3038" w:type="dxa"/>
+          </w:tcPr>
+          <w:p>
+            <w:r>
+              <w:rPr>
+                <w:color w:val="666666"/>
+                <w:sz w:val="18"/>
+              </w:rPr>
+              <w:t xml:space="preserve">ИД рис. 4.4/4.5, п. 1.3.12; расчёт БИ</w:t>
+            </w:r>
+          </w:p>
+        </w:tc>
+      </w:tr>
+      <w:tr>
+        <w:tc>
+          <w:tcPr>
+            <w:tcW w:w="3600" w:type="dxa"/>
+          </w:tcPr>
+          <w:p>
+            <w:r>
+              <w:rPr>
+                <w:sz w:val="19"/>
+              </w:rPr>
+              <w:t xml:space="preserve">Сжатый воздух КИП</w:t>
+            </w:r>
+          </w:p>
+        </w:tc>
+        <w:tc>
+          <w:tcPr>
+            <w:tcW w:w="5000" w:type="dxa"/>
+          </w:tcPr>
+          <w:p>
+            <w:r>
+              <w:rPr>
+                <w:sz w:val="19"/>
+              </w:rPr>
+              <w:t xml:space="preserve">250–400 кПа, осушенный; оценочно 30–60 нм³/ч</w:t>
+            </w:r>
+          </w:p>
+        </w:tc>
+        <w:tc>
+          <w:tcPr>
+            <w:tcW w:w="3038" w:type="dxa"/>
+          </w:tcPr>
+          <w:p>
+            <w:r>
+              <w:rPr>
+                <w:color w:val="666666"/>
+                <w:sz w:val="18"/>
+              </w:rPr>
+              <w:t xml:space="preserve">оценка БИ; Прил. №5 (воздухоподготовка)</w:t>
+            </w:r>
+          </w:p>
+        </w:tc>
+      </w:tr>
+      <w:tr>
+        <w:tc>
+          <w:tcPr>
+            <w:tcW w:w="3600" w:type="dxa"/>
+          </w:tcPr>
+          <w:p>
+            <w:r>
+              <w:rPr>
+                <w:sz w:val="19"/>
+              </w:rPr>
+              <w:t xml:space="preserve">Электроэнергия</w:t>
+            </w:r>
+          </w:p>
+        </w:tc>
+        <w:tc>
+          <w:tcPr>
+            <w:tcW w:w="5000" w:type="dxa"/>
+          </w:tcPr>
+          <w:p>
+            <w:r>
+              <w:rPr>
+                <w:sz w:val="19"/>
+              </w:rPr>
+              <w:t xml:space="preserve">0,4 кВ, граница — шкафы управления; установленная 160–220 кВт, средняя ≈0,19 МВт</w:t>
+            </w:r>
+          </w:p>
+        </w:tc>
+        <w:tc>
+          <w:tcPr>
+            <w:tcW w:w="3038" w:type="dxa"/>
+          </w:tcPr>
+          <w:p>
+            <w:r>
+              <w:rPr>
+                <w:color w:val="666666"/>
+                <w:sz w:val="18"/>
+              </w:rPr>
+              <w:t xml:space="preserve">ТЗ v4.1 (границы); calc EL-TOTAL</w:t>
+            </w:r>
+          </w:p>
+        </w:tc>
+      </w:tr>
+    </w:tbl>
+    <w:p>
+      <w:r>
+        <w:rPr>
+          <w:b/>
+          <w:sz w:val="19"/>
+        </w:rPr>
+        <w:t xml:space="preserve">Нормативная база: </w:t>
+      </w:r>
+      <w:r>
+        <w:rPr>
+          <w:color w:val="444444"/>
+          <w:sz w:val="19"/>
+        </w:rPr>
+        <w:t xml:space="preserve">ФНП (приказ Ростехнадзора от 15.12.2020 № 536) — Паропровод 0,6 МПа от границы лота — проектирование и эксплуатация; ГОСТ 32569-2013 — Трубопроводы пара, конденсата и воды в границах участка; Приложение №3 к ТЗ — Требования к данным по электроснабжению для запроса ТУ</w:t>
+      </w:r>
+    </w:p>
+    <w:p>
+      <w:r>
+        <w:rPr>
+          <w:b/>
+          <w:color w:val="8A6200"/>
+          <w:sz w:val="19"/>
+        </w:rPr>
+        <w:t xml:space="preserve">— определяется на стадии БИ: </w:t>
+      </w:r>
+      <w:r>
+        <w:rPr>
+          <w:sz w:val="19"/>
+        </w:rPr>
+        <w:t xml:space="preserve">ТУ на подключение пара, воды, воздуха и электроэнергии — запрашивает Заказчик по данным БИ (зона ответственности — в договор)</w:t>
+      </w:r>
+    </w:p>
+    <w:p>
+      <w:r>
+        <w:rPr>
+          <w:b/>
+          <w:color w:val="8A6200"/>
+          <w:sz w:val="19"/>
+        </w:rPr>
+        <w:t xml:space="preserve">— определяется на стадии БИ: </w:t>
+      </w:r>
+      <w:r>
+        <w:rPr>
+          <w:sz w:val="19"/>
+        </w:rPr>
+        <w:t xml:space="preserve">Восстановление строки сжатого воздуха в таблице границ v4.1 (C-96) — подтвердить у Заказчика</w:t>
+      </w:r>
+    </w:p>
+    <w:p>
+      <w:r>
+        <w:rPr>
+          <w:b/>
+          <w:color w:val="8A6200"/>
+          <w:sz w:val="19"/>
+        </w:rPr>
+        <w:t xml:space="preserve">— определяется на стадии БИ: </w:t>
+      </w:r>
+      <w:r>
+        <w:rPr>
+          <w:sz w:val="19"/>
+        </w:rPr>
+        <w:t xml:space="preserve">Схема периодических стоков (возврат в технологию/нейтрализация) и качество возвращаемого конденсата — на стадии БИ</w:t>
+      </w:r>
+    </w:p>
+    <w:p>
+      <w:pPr>
+        <w:pStyle w:val="Heading2"/>
+      </w:pPr>
+      <w:r>
+        <w:rPr>
+          <w:b/>
+          <w:sz w:val="26"/>
+        </w:rPr>
+        <w:t xml:space="preserve">Сведения по электроснабжению и электрооборудованию (по Приложению №3)</w:t>
+      </w:r>
+    </w:p>
+    <w:p>
+      <w:r>
+        <w:rPr>
+          <w:sz w:val="20"/>
+        </w:rPr>
+        <w:t xml:space="preserve">Объём сведений по Прил. №3 на стадии БИ — договорной (оговорка самого приложения, позиция E-01): для Лота №2 в БИ выдаются данные уровня FEED — расчёт электрических нагрузок, обоснование схемы 0,4 кВ, однолинейные схемы главных цепей, предварительный перечень основного электрооборудования, предварительный выбор сечений основных питающих кабелей, расчёт токов КЗ для предварительного выбора аппаратов, концепция заземления/молниезащиты и принципиальные требования к освещению; спецификации материалов, кабельные журналы и светотехнические расчёты — детальный этап (РД).</w:t>
+      </w:r>
+    </w:p>
+    <w:p>
+      <w:r>
+        <w:rPr>
+          <w:sz w:val="20"/>
+        </w:rPr>
+        <w:t xml:space="preserve">НАГРУЗКИ: установленная мощность по спецификациям ИД ≈114 кВт (нитка 1 — 69,5 кВт; нитка 2 — 44,5 кВт); с неучтёнными в спецификациях потребителями (вакуум-насосы ВВН1-6/ВВН1-3, мешалки обогреваемых баков, транспортёр, узел фасовки, обогревы КИП) полная установленная — 160–220 кВт; средняя нагрузка участка ≈0,19 МВт по сводке электрических нагрузок комплекса для запроса ТУ (calc EL-TOTAL; доля Лота №2 ≈1 % средней нагрузки комплекса 17,3 МВт). Близость средней (190 кВт) к установленной (160–220 кВт) — признак недооценки установленной мощности: сверить при комплектации (открытая позиция). Крупнейший привод — циркуляционный насос нитки 1, 22 кВт: прямой пуск от сети 0,4 кВ, пусковые характеристики — по каталогу (порог «пусковые токи по каталожным данным для приводов ≥100 кВт» участку не требуется — таких приводов нет).</w:t>
+      </w:r>
+    </w:p>
+    <w:p>
+      <w:r>
+        <w:rPr>
+          <w:sz w:val="20"/>
+        </w:rPr>
+        <w:t xml:space="preserve">КАТЕГОРИИ НАДЁЖНОСТИ (ПУЭ п. 1.2.17–1.2.21): АСУ и серверы — I категория / I особая (Прил. №5, см. раздел «АСУ»); технологические электроприёмники — предварительно II категория: перерыв питания ведёт к останову кристаллизации и срыву вакуума с остановом ниток (потеря производительности узла вывода примесей), но без опасности для людей и среды — аппараты под вакуумом при потере питания безопасно останавливаются, гидрозатворы удерживают столб. Окончательное категорирование — протоколом с Заказчиком на стадии БИ.</w:t>
+      </w:r>
+    </w:p>
+    <w:p>
+      <w:r>
+        <w:rPr>
+          <w:sz w:val="20"/>
+        </w:rPr>
+        <w:t xml:space="preserve">СРЕДА И ИСПОЛНЕНИЕ: среда химически активная (аэрозоли H₂SO₄ и сульфатов) — оболочки электрооборудования и кабель в химстойком исполнении, степень защиты не ниже IP54 (шкафы — IP65 с подпором, по Прил. №5); кабельные трассы — стеклопластик/композит с разделением силовых и слаботочных (Прил. №5). Взрывоопасных зон НЕТ: все среды участка негорючие (водные растворы сульфатов, водяной пар) — классификация взрывоопасных зон по ПУЭ не выполняется, Ex-исполнение не требуется (позиция E-15 для лота неактуальна).</w:t>
+      </w:r>
+    </w:p>
+    <w:p>
+      <w:r>
+        <w:rPr>
+          <w:sz w:val="20"/>
+        </w:rPr>
+        <w:t xml:space="preserve">КОМПЕНСАЦИЯ РЕАКТИВНОЙ МОЩНОСТИ: двигательная нагрузка мелкая (≤22 кВт), отдельные установки КРМ на участке предварительно не предусматриваются — компенсация централизованно на РУ/ТП цеха (вне границ лота; решение подтверждается расчётом нагрузок БИ). ЗАЗЕМЛЕНИЕ/МОЛНИЕЗАЩИТА: на участке — магистраль уравнивания потенциалов, заземление корпусов аппаратов, этажерок и стояков; тип заземлителя и молниезащита — по проекту здания (существующий ГМУ / новый корпус), выбор — детальный этап по данным изысканий (E-08). ОСВЕЩЕНИЕ: принципиальные требования — нормируемая освещённость по СП 52.13330, химстойкие светильники, аварийное и эвакуационное освещение зон обслуживания этажерок (+8…+9 м) и приямков (−2,0…−2,5 м); светотехнический расчёт — РД (E-09).</w:t>
+      </w:r>
+    </w:p>
+    <w:tbl>
+      <w:tblPr>
+        <w:tblW w:w="11638" w:type="dxa"/>
+        <w:tblBorders>
+          <w:top w:val="single" w:sz="4" w:color="C9C9C9"/>
+          <w:left w:val="single" w:sz="4" w:color="C9C9C9"/>
+          <w:bottom w:val="single" w:sz="4" w:color="C9C9C9"/>
+          <w:right w:val="single" w:sz="4" w:color="C9C9C9"/>
+          <w:insideH w:val="single" w:sz="4" w:color="C9C9C9"/>
+          <w:insideV w:val="single" w:sz="4" w:color="C9C9C9"/>
+        </w:tblBorders>
+        <w:tblLayout w:type="fixed"/>
+      </w:tblPr>
+      <w:tblGrid>
+        <w:gridCol w:w="3600"/>
+        <w:gridCol w:w="5000"/>
+        <w:gridCol w:w="3038"/>
+      </w:tblGrid>
+      <w:tr>
+        <w:tc>
+          <w:tcPr>
+            <w:tcW w:w="3600" w:type="dxa"/>
+            <w:shd w:val="clear" w:fill="EFEFEF"/>
+          </w:tcPr>
+          <w:p>
+            <w:r>
+              <w:rPr>
+                <w:b/>
+                <w:sz w:val="19"/>
+              </w:rPr>
+              <w:t xml:space="preserve">Параметр</w:t>
+            </w:r>
+          </w:p>
+        </w:tc>
+        <w:tc>
+          <w:tcPr>
+            <w:tcW w:w="5000" w:type="dxa"/>
+            <w:shd w:val="clear" w:fill="EFEFEF"/>
+          </w:tcPr>
+          <w:p>
+            <w:r>
+              <w:rPr>
+                <w:b/>
+                <w:sz w:val="19"/>
+              </w:rPr>
+              <w:t xml:space="preserve">Значение</w:t>
+            </w:r>
+          </w:p>
+        </w:tc>
+        <w:tc>
+          <w:tcPr>
+            <w:tcW w:w="3038" w:type="dxa"/>
+            <w:shd w:val="clear" w:fill="EFEFEF"/>
+          </w:tcPr>
+          <w:p>
+            <w:r>
+              <w:rPr>
+                <w:b/>
+                <w:sz w:val="19"/>
+              </w:rPr>
+              <w:t xml:space="preserve">Источник</w:t>
+            </w:r>
+          </w:p>
+        </w:tc>
+      </w:tr>
+      <w:tr>
+        <w:tc>
+          <w:tcPr>
+            <w:tcW w:w="3600" w:type="dxa"/>
+          </w:tcPr>
+          <w:p>
+            <w:r>
+              <w:rPr>
+                <w:sz w:val="19"/>
+              </w:rPr>
+              <w:t xml:space="preserve">Установленная мощность</w:t>
+            </w:r>
+          </w:p>
+        </w:tc>
+        <w:tc>
+          <w:tcPr>
+            <w:tcW w:w="5000" w:type="dxa"/>
+          </w:tcPr>
+          <w:p>
+            <w:r>
+              <w:rPr>
+                <w:sz w:val="19"/>
+              </w:rPr>
+              <w:t xml:space="preserve">≈114 кВт по спецификациям ИД; полная с ВВН/мешалками/фасовкой — 160–220 кВт</w:t>
+            </w:r>
+          </w:p>
+        </w:tc>
+        <w:tc>
+          <w:tcPr>
+            <w:tcW w:w="3038" w:type="dxa"/>
+          </w:tcPr>
+          <w:p>
+            <w:r>
+              <w:rPr>
+                <w:color w:val="666666"/>
+                <w:sz w:val="18"/>
+              </w:rPr>
+              <w:t xml:space="preserve">ИД рис. 4.4/4.5; оценка БИ</w:t>
+            </w:r>
+          </w:p>
+        </w:tc>
+      </w:tr>
+      <w:tr>
+        <w:tc>
+          <w:tcPr>
+            <w:tcW w:w="3600" w:type="dxa"/>
+          </w:tcPr>
+          <w:p>
+            <w:r>
+              <w:rPr>
+                <w:sz w:val="19"/>
+              </w:rPr>
+              <w:t xml:space="preserve">Средняя нагрузка</w:t>
+            </w:r>
+          </w:p>
+        </w:tc>
+        <w:tc>
+          <w:tcPr>
+            <w:tcW w:w="5000" w:type="dxa"/>
+          </w:tcPr>
+          <w:p>
+            <w:r>
+              <w:rPr>
+                <w:sz w:val="19"/>
+              </w:rPr>
+              <w:t xml:space="preserve">≈0,19 МВт (доля в сводке ТУ комплекса 17,3 МВт)</w:t>
+            </w:r>
+          </w:p>
+        </w:tc>
+        <w:tc>
+          <w:tcPr>
+            <w:tcW w:w="3038" w:type="dxa"/>
+          </w:tcPr>
+          <w:p>
+            <w:r>
+              <w:rPr>
+                <w:color w:val="666666"/>
+                <w:sz w:val="18"/>
+              </w:rPr>
+              <w:t xml:space="preserve">calc EL-TOTAL (ИД табл. 8.5 + досчёты)</w:t>
+            </w:r>
+          </w:p>
+        </w:tc>
+      </w:tr>
+      <w:tr>
+        <w:tc>
+          <w:tcPr>
+            <w:tcW w:w="3600" w:type="dxa"/>
+          </w:tcPr>
+          <w:p>
+            <w:r>
+              <w:rPr>
+                <w:sz w:val="19"/>
+              </w:rPr>
+              <w:t xml:space="preserve">Крупнейший привод</w:t>
+            </w:r>
+          </w:p>
+        </w:tc>
+        <w:tc>
+          <w:tcPr>
+            <w:tcW w:w="5000" w:type="dxa"/>
+          </w:tcPr>
+          <w:p>
+            <w:r>
+              <w:rPr>
+                <w:sz w:val="19"/>
+              </w:rPr>
+              <w:t xml:space="preserve">22 кВт (циркнасос нитки 1) — прямой пуск 0,4 кВ</w:t>
+            </w:r>
+          </w:p>
+        </w:tc>
+        <w:tc>
+          <w:tcPr>
+            <w:tcW w:w="3038" w:type="dxa"/>
+          </w:tcPr>
+          <w:p>
+            <w:r>
+              <w:rPr>
+                <w:color w:val="666666"/>
+                <w:sz w:val="18"/>
+              </w:rPr>
+              <w:t xml:space="preserve">ИД рис. 4.4</w:t>
+            </w:r>
+          </w:p>
+        </w:tc>
+      </w:tr>
+      <w:tr>
+        <w:tc>
+          <w:tcPr>
+            <w:tcW w:w="3600" w:type="dxa"/>
+          </w:tcPr>
+          <w:p>
+            <w:r>
+              <w:rPr>
+                <w:sz w:val="19"/>
+              </w:rPr>
+              <w:t xml:space="preserve">Категории надёжности</w:t>
+            </w:r>
+          </w:p>
+        </w:tc>
+        <w:tc>
+          <w:tcPr>
+            <w:tcW w:w="5000" w:type="dxa"/>
+          </w:tcPr>
+          <w:p>
+            <w:r>
+              <w:rPr>
+                <w:sz w:val="19"/>
+              </w:rPr>
+              <w:t xml:space="preserve">АСУ — I/I особая (Прил. №5); технология — предварительно II (обоснование в тексте)</w:t>
+            </w:r>
+          </w:p>
+        </w:tc>
+        <w:tc>
+          <w:tcPr>
+            <w:tcW w:w="3038" w:type="dxa"/>
+          </w:tcPr>
+          <w:p>
+            <w:r>
+              <w:rPr>
+                <w:color w:val="666666"/>
+                <w:sz w:val="18"/>
+              </w:rPr>
+              <w:t xml:space="preserve">ПУЭ п. 1.2.17–1.2.21; Прил. №5; решение БИ</w:t>
+            </w:r>
+          </w:p>
+        </w:tc>
+      </w:tr>
+      <w:tr>
+        <w:tc>
+          <w:tcPr>
+            <w:tcW w:w="3600" w:type="dxa"/>
+          </w:tcPr>
+          <w:p>
+            <w:r>
+              <w:rPr>
+                <w:sz w:val="19"/>
+              </w:rPr>
+              <w:t xml:space="preserve">Взрывоопасные зоны</w:t>
+            </w:r>
+          </w:p>
+        </w:tc>
+        <w:tc>
+          <w:tcPr>
+            <w:tcW w:w="5000" w:type="dxa"/>
+          </w:tcPr>
+          <w:p>
+            <w:r>
+              <w:rPr>
+                <w:sz w:val="19"/>
+              </w:rPr>
+              <w:t xml:space="preserve">отсутствуют — среды негорючие; Ex-исполнение не требуется</w:t>
+            </w:r>
+          </w:p>
+        </w:tc>
+        <w:tc>
+          <w:tcPr>
+            <w:tcW w:w="3038" w:type="dxa"/>
+          </w:tcPr>
+          <w:p>
+            <w:r>
+              <w:rPr>
+                <w:color w:val="666666"/>
+                <w:sz w:val="18"/>
+              </w:rPr>
+              <w:t xml:space="preserve">составы сред по ТЗ п. 4.1/4.2 (водные растворы сульфатов)</w:t>
+            </w:r>
+          </w:p>
+        </w:tc>
+      </w:tr>
+    </w:tbl>
+    <w:p>
+      <w:r>
+        <w:rPr>
+          <w:b/>
+          <w:sz w:val="19"/>
+        </w:rPr>
+        <w:t xml:space="preserve">Нормативная база: </w:t>
+      </w:r>
+      <w:r>
+        <w:rPr>
+          <w:color w:val="444444"/>
+          <w:sz w:val="19"/>
+        </w:rPr>
+        <w:t xml:space="preserve">ПУЭ (изд. 7) — Категории надёжности (п. 1.2.17–1.2.21), электроустановки в химически активной среде, заземление; Приложение №3 к ТЗ — Состав сведений по электроснабжению; объём на БИ — по протоколу (E-01); СП 52.13330.2016 — Нормируемая освещённость; зоны аварийного и эвакуационного освещения; ГОСТ 14254-2015 — Степени защиты оболочек (IP) электрооборудования участка</w:t>
+      </w:r>
+    </w:p>
+    <w:p>
+      <w:r>
+        <w:rPr>
+          <w:b/>
+          <w:color w:val="8A6200"/>
+          <w:sz w:val="19"/>
+        </w:rPr>
+        <w:t xml:space="preserve">— определяется на стадии БИ: </w:t>
+      </w:r>
+      <w:r>
+        <w:rPr>
+          <w:sz w:val="19"/>
+        </w:rPr>
+        <w:t xml:space="preserve">Протокол применимых пунктов Прил. №3 на стадии БИ (E-01) — до договора</w:t>
+      </w:r>
+    </w:p>
+    <w:p>
+      <w:r>
+        <w:rPr>
+          <w:b/>
+          <w:color w:val="8A6200"/>
+          <w:sz w:val="19"/>
+        </w:rPr>
+        <w:t xml:space="preserve">— определяется на стадии БИ: </w:t>
+      </w:r>
+      <w:r>
+        <w:rPr>
+          <w:sz w:val="19"/>
+        </w:rPr>
+        <w:t xml:space="preserve">Сверка установленной (160–220 кВт) и средней (≈190 кВт) мощности при комплектации — вероятна недооценка установленной</w:t>
+      </w:r>
+    </w:p>
+    <w:p>
+      <w:r>
+        <w:rPr>
+          <w:b/>
+          <w:color w:val="8A6200"/>
+          <w:sz w:val="19"/>
+        </w:rPr>
+        <w:t xml:space="preserve">— определяется на стадии БИ: </w:t>
+      </w:r>
+      <w:r>
+        <w:rPr>
+          <w:sz w:val="19"/>
+        </w:rPr>
+        <w:t xml:space="preserve">Окончательное категорирование электроприёмников и точка подключения 0,4 кВ (ТУ) — на стадии БИ</w:t>
+      </w:r>
+    </w:p>
+    <w:p>
+      <w:pPr>
+        <w:pStyle w:val="Heading2"/>
+      </w:pPr>
+      <w:r>
+        <w:rPr>
+          <w:b/>
+          <w:sz w:val="26"/>
+        </w:rPr>
+        <w:t xml:space="preserve">Тепловыделения и выделения вредностей; исходные данные для смежных разделов</w:t>
+      </w:r>
+    </w:p>
+    <w:p>
+      <w:r>
+        <w:rPr>
+          <w:sz w:val="20"/>
+        </w:rPr>
+        <w:t xml:space="preserve">Состав по ТЗ v4.1: тепловыделения и выделения вредностей от оборудования в помещения цеха — «предварительные расчетные данные по аналогам» (позиции D-27/D-28 приняты в v4.1); подтверждение — по vendor data на детальном этапе.</w:t>
+      </w:r>
+    </w:p>
+    <w:p>
+      <w:r>
+        <w:rPr>
+          <w:sz w:val="20"/>
+        </w:rPr>
+        <w:t xml:space="preserve">ТЕПЛОВЫДЕЛЕНИЯ В ПОМЕЩЕНИЕ (верхняя оценка по невязке теплового баланса): сходимость испарения I ступени — 95 % (см. «Тепловой расчёт»), т.е. потери корпусов, трубопроводов и баков ≤5 % подведённой тепловой мощности: 0,05 × (1,22 + 0,52) МВт ≈ 87 кВт. Для задания ОВиК генпроектировщику принято 90 кВт по зоне выпарки (этажерка и отм. 0,000, обе нитки) — верхняя граница; после выбора тепловой изоляции по нормируемой плотности теплового потока (СП 61.13330) значение уточняется в меньшую сторону. Низкотемпературный вклад (открытые зеркала гидрозатворов, ≈27,5 °C; корпуса II ступеней, 20 °C) — малозначим. Температура доступных поверхностей изоляции — не выше 45 °C (требование СП 61.13330 для обслуживаемых зон).</w:t>
+      </w:r>
+    </w:p>
+    <w:p>
+      <w:r>
+        <w:rPr>
+          <w:sz w:val="20"/>
+        </w:rPr>
+        <w:t xml:space="preserve">ВЫДЕЛЕНИЯ ВРЕДНОСТЕЙ: источники — зона выгрузки центрифуг, узел фасовки смешанного купороса (пыль кристаллогидрата: соли никеля — ПДК р.з. 0,005 мг/м³, 1 класс опасности, канцероген; соли меди 0,5 мг/м³; аэрозоль H₂SO₄ 1 мг/м³, 2 класс — по ГОСТ 12.1.005), люки и пробоотбор. Аппаратный контур герметичен и под разрежением — постоянных выделений из аппаратов нет. Исходные требования для раздела ОВиК: местные отсосы от укрытий центрифуг и узла фасовки (аспирация фасовки с фильтром — в комплекте узла, в границах лота), герметичные тракты соли; общеобменная вентиляция цеха — расчётом генпроектировщика по выданным данным; количественные выделения от фасовки — по данным изготовителя узла (предварительно по аналогам).</w:t>
+      </w:r>
+    </w:p>
+    <w:p>
+      <w:r>
+        <w:rPr>
+          <w:sz w:val="20"/>
+        </w:rPr>
+        <w:t xml:space="preserve">ДЛЯ СТРОИТЕЛЬНОГО РАЗДЕЛА И ВК: полы зон выпарки, фугования и фасовки — кислотостойкие с бортиками и трапами в сборные приямки с перекачкой в технологию (среды: растворы с H₂SO₄ 17,9–61 кг/м³, маточник-2 до 400 кг/м³; кислая СОВ до 0,5 г/л); степень агрессивности среды к бетону/стали и меры защиты — по СП 28.13330; категория помещений по взрывопожарной опасности — предварительно Д (мокрый процесс, негорючие среды; подтверждается расчётом по СП 12.13130). Нагрузки на конструкции и фундаменты — см. раздел «Нагрузки»; влаговыделения и тепловыделения в приямках — уточняются по компоновке.</w:t>
+      </w:r>
+    </w:p>
+    <w:tbl>
+      <w:tblPr>
+        <w:tblW w:w="11638" w:type="dxa"/>
+        <w:tblBorders>
+          <w:top w:val="single" w:sz="4" w:color="C9C9C9"/>
+          <w:left w:val="single" w:sz="4" w:color="C9C9C9"/>
+          <w:bottom w:val="single" w:sz="4" w:color="C9C9C9"/>
+          <w:right w:val="single" w:sz="4" w:color="C9C9C9"/>
+          <w:insideH w:val="single" w:sz="4" w:color="C9C9C9"/>
+          <w:insideV w:val="single" w:sz="4" w:color="C9C9C9"/>
+        </w:tblBorders>
+        <w:tblLayout w:type="fixed"/>
+      </w:tblPr>
+      <w:tblGrid>
+        <w:gridCol w:w="3600"/>
+        <w:gridCol w:w="5000"/>
+        <w:gridCol w:w="3038"/>
+      </w:tblGrid>
+      <w:tr>
+        <w:tc>
+          <w:tcPr>
+            <w:tcW w:w="3600" w:type="dxa"/>
+            <w:shd w:val="clear" w:fill="EFEFEF"/>
+          </w:tcPr>
+          <w:p>
+            <w:r>
+              <w:rPr>
+                <w:b/>
+                <w:sz w:val="19"/>
+              </w:rPr>
+              <w:t xml:space="preserve">Параметр</w:t>
+            </w:r>
+          </w:p>
+        </w:tc>
+        <w:tc>
+          <w:tcPr>
+            <w:tcW w:w="5000" w:type="dxa"/>
+            <w:shd w:val="clear" w:fill="EFEFEF"/>
+          </w:tcPr>
+          <w:p>
+            <w:r>
+              <w:rPr>
+                <w:b/>
+                <w:sz w:val="19"/>
+              </w:rPr>
+              <w:t xml:space="preserve">Значение</w:t>
+            </w:r>
+          </w:p>
+        </w:tc>
+        <w:tc>
+          <w:tcPr>
+            <w:tcW w:w="3038" w:type="dxa"/>
+            <w:shd w:val="clear" w:fill="EFEFEF"/>
+          </w:tcPr>
+          <w:p>
+            <w:r>
+              <w:rPr>
+                <w:b/>
+                <w:sz w:val="19"/>
+              </w:rPr>
+              <w:t xml:space="preserve">Источник</w:t>
+            </w:r>
+          </w:p>
+        </w:tc>
+      </w:tr>
+      <w:tr>
+        <w:tc>
+          <w:tcPr>
+            <w:tcW w:w="3600" w:type="dxa"/>
+          </w:tcPr>
+          <w:p>
+            <w:r>
+              <w:rPr>
+                <w:sz w:val="19"/>
+              </w:rPr>
+              <w:t xml:space="preserve">Тепловыделения (верхняя оценка)</w:t>
+            </w:r>
+          </w:p>
+        </w:tc>
+        <w:tc>
+          <w:tcPr>
+            <w:tcW w:w="5000" w:type="dxa"/>
+          </w:tcPr>
+          <w:p>
+            <w:r>
+              <w:rPr>
+                <w:sz w:val="19"/>
+              </w:rPr>
+              <w:t xml:space="preserve">≤5 % × 1,74 МВт ≈ 87 кВт; для ОВиК принято 90 кВт по зоне выпарки</w:t>
+            </w:r>
+          </w:p>
+        </w:tc>
+        <w:tc>
+          <w:tcPr>
+            <w:tcW w:w="3038" w:type="dxa"/>
+          </w:tcPr>
+          <w:p>
+            <w:r>
+              <w:rPr>
+                <w:color w:val="666666"/>
+                <w:sz w:val="18"/>
+              </w:rPr>
+              <w:t xml:space="preserve">расчёт БИ (невязка теплового баланса 5 %)</w:t>
+            </w:r>
+          </w:p>
+        </w:tc>
+      </w:tr>
+      <w:tr>
+        <w:tc>
+          <w:tcPr>
+            <w:tcW w:w="3600" w:type="dxa"/>
+          </w:tcPr>
+          <w:p>
+            <w:r>
+              <w:rPr>
+                <w:sz w:val="19"/>
+              </w:rPr>
+              <w:t xml:space="preserve">Поверхности изоляции</w:t>
+            </w:r>
+          </w:p>
+        </w:tc>
+        <w:tc>
+          <w:tcPr>
+            <w:tcW w:w="5000" w:type="dxa"/>
+          </w:tcPr>
+          <w:p>
+            <w:r>
+              <w:rPr>
+                <w:sz w:val="19"/>
+              </w:rPr>
+              <w:t xml:space="preserve">не выше 45 °C в обслуживаемых зонах</w:t>
+            </w:r>
+          </w:p>
+        </w:tc>
+        <w:tc>
+          <w:tcPr>
+            <w:tcW w:w="3038" w:type="dxa"/>
+          </w:tcPr>
+          <w:p>
+            <w:r>
+              <w:rPr>
+                <w:color w:val="666666"/>
+                <w:sz w:val="18"/>
+              </w:rPr>
+              <w:t xml:space="preserve">СП 61.13330</w:t>
+            </w:r>
+          </w:p>
+        </w:tc>
+      </w:tr>
+      <w:tr>
+        <w:tc>
+          <w:tcPr>
+            <w:tcW w:w="3600" w:type="dxa"/>
+          </w:tcPr>
+          <w:p>
+            <w:r>
+              <w:rPr>
+                <w:sz w:val="19"/>
+              </w:rPr>
+              <w:t xml:space="preserve">Лимитирующая вредность</w:t>
+            </w:r>
+          </w:p>
+        </w:tc>
+        <w:tc>
+          <w:tcPr>
+            <w:tcW w:w="5000" w:type="dxa"/>
+          </w:tcPr>
+          <w:p>
+            <w:r>
+              <w:rPr>
+                <w:sz w:val="19"/>
+              </w:rPr>
+              <w:t xml:space="preserve">аэрозоли солей Ni: ПДК р.з. 0,005 мг/м³ (1 класс, канцероген) — местные отсосы обязательны</w:t>
+            </w:r>
+          </w:p>
+        </w:tc>
+        <w:tc>
+          <w:tcPr>
+            <w:tcW w:w="3038" w:type="dxa"/>
+          </w:tcPr>
+          <w:p>
+            <w:r>
+              <w:rPr>
+                <w:color w:val="666666"/>
+                <w:sz w:val="18"/>
+              </w:rPr>
+              <w:t xml:space="preserve">ГОСТ 12.1.005-88</w:t>
+            </w:r>
+          </w:p>
+        </w:tc>
+      </w:tr>
+      <w:tr>
+        <w:tc>
+          <w:tcPr>
+            <w:tcW w:w="3600" w:type="dxa"/>
+          </w:tcPr>
+          <w:p>
+            <w:r>
+              <w:rPr>
+                <w:sz w:val="19"/>
+              </w:rPr>
+              <w:t xml:space="preserve">Категория помещений</w:t>
+            </w:r>
+          </w:p>
+        </w:tc>
+        <w:tc>
+          <w:tcPr>
+            <w:tcW w:w="5000" w:type="dxa"/>
+          </w:tcPr>
+          <w:p>
+            <w:r>
+              <w:rPr>
+                <w:sz w:val="19"/>
+              </w:rPr>
+              <w:t xml:space="preserve">предварительно Д (негорючие водные среды)</w:t>
+            </w:r>
+          </w:p>
+        </w:tc>
+        <w:tc>
+          <w:tcPr>
+            <w:tcW w:w="3038" w:type="dxa"/>
+          </w:tcPr>
+          <w:p>
+            <w:r>
+              <w:rPr>
+                <w:color w:val="666666"/>
+                <w:sz w:val="18"/>
+              </w:rPr>
+              <w:t xml:space="preserve">решение БИ; СП 12.13130 (подтверждается расчётом)</w:t>
+            </w:r>
+          </w:p>
+        </w:tc>
+      </w:tr>
+      <w:tr>
+        <w:tc>
+          <w:tcPr>
+            <w:tcW w:w="3600" w:type="dxa"/>
+          </w:tcPr>
+          <w:p>
+            <w:r>
+              <w:rPr>
+                <w:sz w:val="19"/>
+              </w:rPr>
+              <w:t xml:space="preserve">Полы и приямки</w:t>
+            </w:r>
+          </w:p>
+        </w:tc>
+        <w:tc>
+          <w:tcPr>
+            <w:tcW w:w="5000" w:type="dxa"/>
+          </w:tcPr>
+          <w:p>
+            <w:r>
+              <w:rPr>
+                <w:sz w:val="19"/>
+              </w:rPr>
+              <w:t xml:space="preserve">кислотостойкие, с бортиками и возвратом проливов в технологию</w:t>
+            </w:r>
+          </w:p>
+        </w:tc>
+        <w:tc>
+          <w:tcPr>
+            <w:tcW w:w="3038" w:type="dxa"/>
+          </w:tcPr>
+          <w:p>
+            <w:r>
+              <w:rPr>
+                <w:color w:val="666666"/>
+                <w:sz w:val="18"/>
+              </w:rPr>
+              <w:t xml:space="preserve">ИД п. 2.5; составы сред ТЗ п. 4.1</w:t>
+            </w:r>
+          </w:p>
+        </w:tc>
+      </w:tr>
+    </w:tbl>
+    <w:p>
+      <w:r>
+        <w:rPr>
+          <w:b/>
+          <w:sz w:val="19"/>
+        </w:rPr>
+        <w:t xml:space="preserve">Нормативная база: </w:t>
+      </w:r>
+      <w:r>
+        <w:rPr>
+          <w:color w:val="444444"/>
+          <w:sz w:val="19"/>
+        </w:rPr>
+        <w:t xml:space="preserve">СП 61.13330.2012 — Тепловая изоляция оборудования и трубопроводов — нормируемая плотность теплового потока, 45 °C на поверхности; ГОСТ 12.1.005-88 — ПДК рабочей зоны: соли Ni 0,005 мг/м³, Cu 0,5 мг/м³, H₂SO₄ 1 мг/м³; СП 60.13330 — Отопление, вентиляция, кондиционирование — базис расчёта ОВиК генпроектировщиком по выданным данным; СП 28.13330.2017 — Защита строительных конструкций от коррозии — полы, приямки, этажерки в кислой среде; СП 12.13130.2009 — Категорирование помещений по взрывопожарной опасности (обоснование категории Д)</w:t>
+      </w:r>
+    </w:p>
+    <w:p>
+      <w:r>
+        <w:rPr>
+          <w:b/>
+          <w:color w:val="8A6200"/>
+          <w:sz w:val="19"/>
+        </w:rPr>
+        <w:t xml:space="preserve">— определяется на стадии БИ: </w:t>
+      </w:r>
+      <w:r>
+        <w:rPr>
+          <w:sz w:val="19"/>
+        </w:rPr>
+        <w:t xml:space="preserve">Количественные выделения пыли/аэрозолей от узла фасовки и центрифуг — по ОЛ изготовителей (предварительно по аналогам)</w:t>
+      </w:r>
+    </w:p>
+    <w:p>
+      <w:r>
+        <w:rPr>
+          <w:b/>
+          <w:color w:val="8A6200"/>
+          <w:sz w:val="19"/>
+        </w:rPr>
+        <w:t xml:space="preserve">— определяется на стадии БИ: </w:t>
+      </w:r>
+      <w:r>
+        <w:rPr>
+          <w:sz w:val="19"/>
+        </w:rPr>
+        <w:t xml:space="preserve">Тепловыделения после выбора изоляции (фактическая поверхность и толщины) — уточнение к выдаче ОВиК</w:t>
+      </w:r>
+    </w:p>
+    <w:p>
+      <w:r>
+        <w:rPr>
+          <w:b/>
+          <w:color w:val="8A6200"/>
+          <w:sz w:val="19"/>
+        </w:rPr>
+        <w:t xml:space="preserve">— определяется на стадии БИ: </w:t>
+      </w:r>
+      <w:r>
+        <w:rPr>
+          <w:sz w:val="19"/>
+        </w:rPr>
+        <w:t xml:space="preserve">Подтверждение категории Д расчётом и класса среды по СП 28.13330 — на стадии БИ</w:t>
+      </w:r>
+    </w:p>
+    <w:p>
+      <w:pPr>
+        <w:pStyle w:val="Heading2"/>
+      </w:pPr>
+      <w:r>
+        <w:rPr>
+          <w:b/>
+          <w:sz w:val="26"/>
+        </w:rPr>
+        <w:t xml:space="preserve">Данные для раздела ОВОС (по балансам участка)</w:t>
+      </w:r>
+    </w:p>
+    <w:p>
+      <w:r>
+        <w:rPr>
+          <w:sz w:val="20"/>
+        </w:rPr>
+        <w:t xml:space="preserve">Для Лота №1 ТЗ v4.1 прямо ввело «предварительные данные (расчетно для раздела ОВОС)»; по Лоту №2 аналогичный блок формируется БИ из балансов участка — состав ниже (передаётся Гипроникелю как исходные данные для ОВОС/ПД).</w:t>
+      </w:r>
+    </w:p>
+    <w:p>
+      <w:r>
+        <w:rPr>
+          <w:sz w:val="20"/>
+        </w:rPr>
+        <w:t xml:space="preserve">ВЫБРОСЫ В АТМОСФЕРУ. Технологический контур работает под разрежением, организованных горячих выбросов нет. Источники: (1) выхлопы водокольцевых вакуум-насосов ПЭБ (2 шт., ВВН1-6 и ВВН1-3) — несконденсировавшиеся газы: воздух подсосов + остаточный водяной пар после двух ступеней конденсации (барометрический конденсатор + конденсатор ПЭБ); кислые компоненты улавливаются конденсацией и водяным кольцом ВВН, унос — в кислую СОВ; количество = расчёту подсосов по нормам герметичности (на стадии БИ); (2) аспирационный выброс узла фасовки после фильтра — пыль смешанного купороса (соли Ni/Cu), данные до/после очистки — предварительно по аналогам и паспорту фильтра узла; (3) дыхательные линии баков — периодические, малые. Залповые выбросы технологией исключены: срыв вакуума прекращает испарение (самозатухающий процесс), гидрозатворы удерживают столб.</w:t>
+      </w:r>
+    </w:p>
+    <w:p>
+      <w:r>
+        <w:rPr>
+          <w:sz w:val="20"/>
+        </w:rPr>
+        <w:t xml:space="preserve">СБРОСЫ. Постоянных сбросов в водные объекты и канализацию НЕТ: контур кислой СОВ замкнут через градирню; профицит воды (конденсат сокового и эжекторного пара) ≈4,7 м³/ч ≈ 39 тыс. м³/год (4,7 × 8322) отсекается в производство как оборотная вода (ИД п. 1.3.12, 2.5); периодические воды промывок/опорожнений возвращаются в технологию через резервный реактор выщелачивания (ИД разд. 4.2.1) либо нейтрализуются — схема на стадии БИ.</w:t>
+      </w:r>
+    </w:p>
+    <w:p>
+      <w:r>
+        <w:rPr>
+          <w:sz w:val="20"/>
+        </w:rPr>
+        <w:t xml:space="preserve">ОТХОДЫ. Смешанный купорос — товарная продукция (6 658 т/год на NNH), не отход: вывод Ni (764 т/год) и Fe из медного контура происходит в продукт. Расходные отходы: отработанные фильтровальные элементы/сита центрифуг, брак тары (биг-беги, ПЭ-вкладыши), шлам зачистки аппаратов при ППР (сульфаты Cu/Ni — предварительно возврат в технологию растворением); номенклатура, классы опасности по ФККО и схема обращения — на стадии БИ.</w:t>
+      </w:r>
+    </w:p>
+    <w:p>
+      <w:r>
+        <w:rPr>
+          <w:sz w:val="20"/>
+        </w:rPr>
+        <w:t xml:space="preserve">ФИЗИЧЕСКИЕ ФАКТОРЫ: шум центрифуг (1800 об/мин), насосов и ВВН — уровни по ОЛ изготовителей, при необходимости кожухи/виброизоляция (фундаменты центрифуг уже виброизолированы — см. «Нагрузки»). ТРАНСПОРТ: вывоз купороса 6 658 т/год ≈ 19 т/сут (6 658 / 347 сут) автотранспортом в биг-бегах — для транспортного раздела ОВОС. Расчёт рассеивания, НДВ и санитарно-защитные показатели — раздел ОВОС генпроектировщика по этим данным.</w:t>
+      </w:r>
+    </w:p>
+    <w:tbl>
+      <w:tblPr>
+        <w:tblW w:w="11638" w:type="dxa"/>
+        <w:tblBorders>
+          <w:top w:val="single" w:sz="4" w:color="C9C9C9"/>
+          <w:left w:val="single" w:sz="4" w:color="C9C9C9"/>
+          <w:bottom w:val="single" w:sz="4" w:color="C9C9C9"/>
+          <w:right w:val="single" w:sz="4" w:color="C9C9C9"/>
+          <w:insideH w:val="single" w:sz="4" w:color="C9C9C9"/>
+          <w:insideV w:val="single" w:sz="4" w:color="C9C9C9"/>
+        </w:tblBorders>
+        <w:tblLayout w:type="fixed"/>
+      </w:tblPr>
+      <w:tblGrid>
+        <w:gridCol w:w="3600"/>
+        <w:gridCol w:w="5000"/>
+        <w:gridCol w:w="3038"/>
+      </w:tblGrid>
+      <w:tr>
+        <w:tc>
+          <w:tcPr>
+            <w:tcW w:w="3600" w:type="dxa"/>
+            <w:shd w:val="clear" w:fill="EFEFEF"/>
+          </w:tcPr>
+          <w:p>
+            <w:r>
+              <w:rPr>
+                <w:b/>
+                <w:sz w:val="19"/>
+              </w:rPr>
+              <w:t xml:space="preserve">Параметр</w:t>
+            </w:r>
+          </w:p>
+        </w:tc>
+        <w:tc>
+          <w:tcPr>
+            <w:tcW w:w="5000" w:type="dxa"/>
+            <w:shd w:val="clear" w:fill="EFEFEF"/>
+          </w:tcPr>
+          <w:p>
+            <w:r>
+              <w:rPr>
+                <w:b/>
+                <w:sz w:val="19"/>
+              </w:rPr>
+              <w:t xml:space="preserve">Значение</w:t>
+            </w:r>
+          </w:p>
+        </w:tc>
+        <w:tc>
+          <w:tcPr>
+            <w:tcW w:w="3038" w:type="dxa"/>
+            <w:shd w:val="clear" w:fill="EFEFEF"/>
+          </w:tcPr>
+          <w:p>
+            <w:r>
+              <w:rPr>
+                <w:b/>
+                <w:sz w:val="19"/>
+              </w:rPr>
+              <w:t xml:space="preserve">Источник</w:t>
+            </w:r>
+          </w:p>
+        </w:tc>
+      </w:tr>
+      <w:tr>
+        <w:tc>
+          <w:tcPr>
+            <w:tcW w:w="3600" w:type="dxa"/>
+          </w:tcPr>
+          <w:p>
+            <w:r>
+              <w:rPr>
+                <w:sz w:val="19"/>
+              </w:rPr>
+              <w:t xml:space="preserve">Организованные источники выбросов</w:t>
+            </w:r>
+          </w:p>
+        </w:tc>
+        <w:tc>
+          <w:tcPr>
+            <w:tcW w:w="5000" w:type="dxa"/>
+          </w:tcPr>
+          <w:p>
+            <w:r>
+              <w:rPr>
+                <w:sz w:val="19"/>
+              </w:rPr>
+              <w:t xml:space="preserve">2 выхлопа ВВН (ПЭБ) + аспирация узла фасовки после фильтра; горячих выбросов нет</w:t>
+            </w:r>
+          </w:p>
+        </w:tc>
+        <w:tc>
+          <w:tcPr>
+            <w:tcW w:w="3038" w:type="dxa"/>
+          </w:tcPr>
+          <w:p>
+            <w:r>
+              <w:rPr>
+                <w:color w:val="666666"/>
+                <w:sz w:val="18"/>
+              </w:rPr>
+              <w:t xml:space="preserve">ИД рис. 4.4/4.5; схема БИ</w:t>
+            </w:r>
+          </w:p>
+        </w:tc>
+      </w:tr>
+      <w:tr>
+        <w:tc>
+          <w:tcPr>
+            <w:tcW w:w="3600" w:type="dxa"/>
+          </w:tcPr>
+          <w:p>
+            <w:r>
+              <w:rPr>
+                <w:sz w:val="19"/>
+              </w:rPr>
+              <w:t xml:space="preserve">Количество выхлопа ВВН</w:t>
+            </w:r>
+          </w:p>
+        </w:tc>
+        <w:tc>
+          <w:tcPr>
+            <w:tcW w:w="5000" w:type="dxa"/>
+          </w:tcPr>
+          <w:p>
+            <w:r>
+              <w:rPr>
+                <w:sz w:val="19"/>
+              </w:rPr>
+              <w:t xml:space="preserve">= подсосам воздуха; определяется расчётом герметичности на стадии БИ</w:t>
+            </w:r>
+          </w:p>
+        </w:tc>
+        <w:tc>
+          <w:tcPr>
+            <w:tcW w:w="3038" w:type="dxa"/>
+          </w:tcPr>
+          <w:p>
+            <w:r>
+              <w:rPr>
+                <w:color w:val="666666"/>
+                <w:sz w:val="18"/>
+              </w:rPr>
+              <w:t xml:space="preserve">нормы герметичности вакуумных систем (см. «Вакуумная система»)</w:t>
+            </w:r>
+          </w:p>
+        </w:tc>
+      </w:tr>
+      <w:tr>
+        <w:tc>
+          <w:tcPr>
+            <w:tcW w:w="3600" w:type="dxa"/>
+          </w:tcPr>
+          <w:p>
+            <w:r>
+              <w:rPr>
+                <w:sz w:val="19"/>
+              </w:rPr>
+              <w:t xml:space="preserve">Сбросы</w:t>
+            </w:r>
+          </w:p>
+        </w:tc>
+        <w:tc>
+          <w:tcPr>
+            <w:tcW w:w="5000" w:type="dxa"/>
+          </w:tcPr>
+          <w:p>
+            <w:r>
+              <w:rPr>
+                <w:sz w:val="19"/>
+              </w:rPr>
+              <w:t xml:space="preserve">постоянных нет; профицит конденсата ≈4,7 м³/ч (≈39 тыс. м³/год) — в производство</w:t>
+            </w:r>
+          </w:p>
+        </w:tc>
+        <w:tc>
+          <w:tcPr>
+            <w:tcW w:w="3038" w:type="dxa"/>
+          </w:tcPr>
+          <w:p>
+            <w:r>
+              <w:rPr>
+                <w:color w:val="666666"/>
+                <w:sz w:val="18"/>
+              </w:rPr>
+              <w:t xml:space="preserve">расчёт БИ; ИД п. 1.3.12, 2.5</w:t>
+            </w:r>
+          </w:p>
+        </w:tc>
+      </w:tr>
+      <w:tr>
+        <w:tc>
+          <w:tcPr>
+            <w:tcW w:w="3600" w:type="dxa"/>
+          </w:tcPr>
+          <w:p>
+            <w:r>
+              <w:rPr>
+                <w:sz w:val="19"/>
+              </w:rPr>
+              <w:t xml:space="preserve">Вывод примесей в продукт</w:t>
+            </w:r>
+          </w:p>
+        </w:tc>
+        <w:tc>
+          <w:tcPr>
+            <w:tcW w:w="5000" w:type="dxa"/>
+          </w:tcPr>
+          <w:p>
+            <w:r>
+              <w:rPr>
+                <w:sz w:val="19"/>
+              </w:rPr>
+              <w:t xml:space="preserve">Ni 764 т/год и Fe 85 т/год уходят со смешанным купоросом (6 658 т/год) на NNH</w:t>
+            </w:r>
+          </w:p>
+        </w:tc>
+        <w:tc>
+          <w:tcPr>
+            <w:tcW w:w="3038" w:type="dxa"/>
+          </w:tcPr>
+          <w:p>
+            <w:r>
+              <w:rPr>
+                <w:color w:val="666666"/>
+                <w:sz w:val="18"/>
+              </w:rPr>
+              <w:t xml:space="preserve">расчёт БИ (см. «Материальные балансы»)</w:t>
+            </w:r>
+          </w:p>
+        </w:tc>
+      </w:tr>
+      <w:tr>
+        <w:tc>
+          <w:tcPr>
+            <w:tcW w:w="3600" w:type="dxa"/>
+          </w:tcPr>
+          <w:p>
+            <w:r>
+              <w:rPr>
+                <w:sz w:val="19"/>
+              </w:rPr>
+              <w:t xml:space="preserve">Транспорт</w:t>
+            </w:r>
+          </w:p>
+        </w:tc>
+        <w:tc>
+          <w:tcPr>
+            <w:tcW w:w="5000" w:type="dxa"/>
+          </w:tcPr>
+          <w:p>
+            <w:r>
+              <w:rPr>
+                <w:sz w:val="19"/>
+              </w:rPr>
+              <w:t xml:space="preserve">вывоз ≈19 т/сут (6 658 т / 347 сут) в биг-бегах</w:t>
+            </w:r>
+          </w:p>
+        </w:tc>
+        <w:tc>
+          <w:tcPr>
+            <w:tcW w:w="3038" w:type="dxa"/>
+          </w:tcPr>
+          <w:p>
+            <w:r>
+              <w:rPr>
+                <w:color w:val="666666"/>
+                <w:sz w:val="18"/>
+              </w:rPr>
+              <w:t xml:space="preserve">расчёт БИ</w:t>
+            </w:r>
+          </w:p>
+        </w:tc>
+      </w:tr>
+    </w:tbl>
+    <w:p>
+      <w:r>
+        <w:rPr>
+          <w:b/>
+          <w:sz w:val="19"/>
+        </w:rPr>
+        <w:t xml:space="preserve">Нормативная база: </w:t>
+      </w:r>
+      <w:r>
+        <w:rPr>
+          <w:color w:val="444444"/>
+          <w:sz w:val="19"/>
+        </w:rPr>
+        <w:t xml:space="preserve">СанПиН 1.2.3685-21 — Гигиенические нормативы (ПДК атмосферного воздуха) — базис оценки выбросов в ОВОС; ФККО (приказ Росприроднадзора) — Классификация образующихся отходов — номенклатура и классы опасности на стадии БИ</w:t>
+      </w:r>
+    </w:p>
+    <w:p>
+      <w:r>
+        <w:rPr>
+          <w:b/>
+          <w:color w:val="8A6200"/>
+          <w:sz w:val="19"/>
+        </w:rPr>
+        <w:t xml:space="preserve">— определяется на стадии БИ: </w:t>
+      </w:r>
+      <w:r>
+        <w:rPr>
+          <w:sz w:val="19"/>
+        </w:rPr>
+        <w:t xml:space="preserve">Расчёт подсосов воздуха → количественный состав выхлопа ВВН до/после конденсации — на стадии БИ</w:t>
+      </w:r>
+    </w:p>
+    <w:p>
+      <w:r>
+        <w:rPr>
+          <w:b/>
+          <w:color w:val="8A6200"/>
+          <w:sz w:val="19"/>
+        </w:rPr>
+        <w:t xml:space="preserve">— определяется на стадии БИ: </w:t>
+      </w:r>
+      <w:r>
+        <w:rPr>
+          <w:sz w:val="19"/>
+        </w:rPr>
+        <w:t xml:space="preserve">Данные до/после очистки по аспирации узла фасовки — по ОЛ/паспорту изготовителя</w:t>
+      </w:r>
+    </w:p>
+    <w:p>
+      <w:r>
+        <w:rPr>
+          <w:b/>
+          <w:color w:val="8A6200"/>
+          <w:sz w:val="19"/>
+        </w:rPr>
+        <w:t xml:space="preserve">— определяется на стадии БИ: </w:t>
+      </w:r>
+      <w:r>
+        <w:rPr>
+          <w:sz w:val="19"/>
+        </w:rPr>
+        <w:t xml:space="preserve">Номенклатура отходов, классы по ФККО и схема обращения (возврат в технологию/передача) — на стадии БИ</w:t>
+      </w:r>
+    </w:p>
+    <w:p>
+      <w:r>
+        <w:rPr>
+          <w:b/>
+          <w:color w:val="8A6200"/>
+          <w:sz w:val="19"/>
+        </w:rPr>
+        <w:t xml:space="preserve">— определяется на стадии БИ: </w:t>
+      </w:r>
+      <w:r>
+        <w:rPr>
+          <w:sz w:val="19"/>
+        </w:rPr>
+        <w:t xml:space="preserve">Формат и состав данных для ОВОС согласовать с Гипроникелем (по аналогии с формулировкой v4.1 для Лота №1)</w:t>
+      </w:r>
+    </w:p>
+    <w:p>
+      <w:pPr>
+        <w:pStyle w:val="Heading2"/>
+      </w:pPr>
+      <w:r>
+        <w:rPr>
+          <w:b/>
+          <w:sz w:val="26"/>
+        </w:rPr>
+        <w:t xml:space="preserve">Перечень основного и вспомогательного оборудования; опросные листы; монтаж</w:t>
+      </w:r>
+    </w:p>
+    <w:p>
+      <w:r>
+        <w:rPr>
+          <w:sz w:val="20"/>
+        </w:rPr>
+        <w:t xml:space="preserve">Состав по ТЗ п. 4.4 и спецификациям ИД (рис. 4.4/4.5, табл. 4.1); материал основного оборудования — 904L или аналог; запас производительности 30 %.</w:t>
+      </w:r>
+    </w:p>
+    <w:p>
+      <w:r>
+        <w:rPr>
+          <w:sz w:val="20"/>
+        </w:rPr>
+        <w:t xml:space="preserve">НИТКА 1 (медный купорос): выпарной аппарат I ступени (D 2,0 м, V 34,5 м³, подогреватель 63 м², циркнасос 633 м³/ч/22 кВт, седиментационный цилиндр 0,3 м², труба контура 1,01 м³); выпарной аппарат II ступени (унифицирован, без подогревателя); паровой эжектор (0,75 т/ч, 6 атм, всас 0,013–0,02 атм, 0,375 т/ч по соковому); барометрический конденсатор D 2,0 м (380 м³/ч); ПЭБ (эжектор 0,27 т/ч + конденсатор D 0,5 м, 32 м³/ч + ВВН1-6); репульпатор 2,5 м³ с насосом 21 м³/ч; пульсирующие центрифуги 2 шт. × 2,5 т/ч (1800 об/мин, 15 кВт); бак фугата 1 м³ с 2 погружными насосами 1,5 м³/ч.</w:t>
+      </w:r>
+    </w:p>
+    <w:p>
+      <w:r>
+        <w:rPr>
+          <w:sz w:val="20"/>
+        </w:rPr>
+        <w:t xml:space="preserve">НИТКА 2 (смешанный купорос): выпарной аппарат I ступени (D 1,3 м, V 8,9 м³, подогреватель 25 м², циркнасос 251 м³/ч/11 кВт); выпарной аппарат II ступени (унифицирован); эжектор 0,18 т/ч (0,090 т/ч по соковому); барометрический конденсатор D 1,0 м (138 м³/ч); ПЭБ (эжектор 0,16 т/ч + конденсатор D 0,5 м, 18 м³/ч + ВВН1-3); репульпатор 1,2 м³ с насосом 10 м³/ч; центрифуги 2 шт. × 1,5 т/ч; баки фугата и промвод по 1,0 м³ с погружными насосами; ленточный транспортёр купороса; узел фасовки в биг-беги с ПЭ-вкладышем (весовой дозатор коммерческого учёта, пробоотбор).</w:t>
+      </w:r>
+    </w:p>
+    <w:p>
+      <w:r>
+        <w:rPr>
+          <w:sz w:val="20"/>
+        </w:rPr>
+        <w:t xml:space="preserve">ОБЩЕЕ: баки питания/маточников с мешалками и погружными насосами (в т.ч. обогреваемые поз. 4.1.5, 4.1.26, бак 4.1.22), репульпатор растворения купороса 5–8 м³ с обогревом острым паром; трубопроводы, арматура (904L/полимеры), теплоизоляция; металлоконструкции этажерок; АСУ с КИПиА.</w:t>
+      </w:r>
+    </w:p>
+    <w:p>
+      <w:r>
+        <w:rPr>
+          <w:sz w:val="20"/>
+        </w:rPr>
+        <w:t xml:space="preserve">ОПРОСНЫЕ ЛИСТЫ (комплект БИ): на выпарные аппараты с подогревателями, эжекторы и ПЭБ, барометрические конденсаторы, центрифуги, насосы, узел фасовки, ВВН — с указанием сред, составов (в т.ч. Cl⁻ 20–35 г/м³), материала 904L, режимов вакуума и требований к сварке/контролю. Оборудование длительного цикла изготовления — выпарные аппараты и теплообменники в 904L (исходные требования — в составе БИ).</w:t>
+      </w:r>
+    </w:p>
+    <w:p>
+      <w:r>
+        <w:rPr>
+          <w:sz w:val="20"/>
+        </w:rPr>
+        <w:t xml:space="preserve">МОНТАЖ: самые тяжёлые единицы — испарители нитки 1 (масса по ОЛ изготовителя; при интегральной поставке ориентировочно 8–15 т) — превышают грузоподъёмность существующих кранов ГМУ (5/7,5 т): предусмотреть укрупнительную сборку из транспортабельных частей или монтаж мобильным краном через монтажный проём; требования к монтажу с весами частей — обязательный раздел БИ (ТЗ п. 4.5).</w:t>
+      </w:r>
+    </w:p>
+    <w:p>
+      <w:r>
+        <w:rPr>
+          <w:sz w:val="20"/>
+        </w:rPr>
+        <w:t xml:space="preserve">ОБОРУДОВАНИЕ ДЛИТЕЛЬНОГО ЦИКЛА ИЗГОТОВЛЕНИЯ (комплект исходных требований — состав БИ, в v4.1 «при наличии»): выпарные аппараты с выносными подогревателями и теплообменное оборудование в 904L (цикл определяется поставкой проката/поковок 904L и аттестацией сварки), пульсирующие центрифуги. По каждой позиции исходные требования включают: производительность с запасом 30 %, среды и составы (в т.ч. Cl⁻ 20–35 г/м³), материал и объём контроля (см. «Материальное исполнение»), границы поставки, ЗИП на 2 года (≥10 % и не менее 1 шт. наименования — Прил. №5 для АСУ/КИП), комплект документации и шеф-монтаж.</w:t>
+      </w:r>
+    </w:p>
+    <w:tbl>
+      <w:tblPr>
+        <w:tblW w:w="11638" w:type="dxa"/>
+        <w:tblBorders>
+          <w:top w:val="single" w:sz="4" w:color="C9C9C9"/>
+          <w:left w:val="single" w:sz="4" w:color="C9C9C9"/>
+          <w:bottom w:val="single" w:sz="4" w:color="C9C9C9"/>
+          <w:right w:val="single" w:sz="4" w:color="C9C9C9"/>
+          <w:insideH w:val="single" w:sz="4" w:color="C9C9C9"/>
+          <w:insideV w:val="single" w:sz="4" w:color="C9C9C9"/>
+        </w:tblBorders>
+        <w:tblLayout w:type="fixed"/>
+      </w:tblPr>
+      <w:tblGrid>
+        <w:gridCol w:w="3600"/>
+        <w:gridCol w:w="5000"/>
+        <w:gridCol w:w="3038"/>
+      </w:tblGrid>
+      <w:tr>
+        <w:tc>
+          <w:tcPr>
+            <w:tcW w:w="3600" w:type="dxa"/>
+            <w:shd w:val="clear" w:fill="EFEFEF"/>
+          </w:tcPr>
+          <w:p>
+            <w:r>
+              <w:rPr>
+                <w:b/>
+                <w:sz w:val="19"/>
+              </w:rPr>
+              <w:t xml:space="preserve">Параметр</w:t>
+            </w:r>
+          </w:p>
+        </w:tc>
+        <w:tc>
+          <w:tcPr>
+            <w:tcW w:w="5000" w:type="dxa"/>
+            <w:shd w:val="clear" w:fill="EFEFEF"/>
+          </w:tcPr>
+          <w:p>
+            <w:r>
+              <w:rPr>
+                <w:b/>
+                <w:sz w:val="19"/>
+              </w:rPr>
+              <w:t xml:space="preserve">Значение</w:t>
+            </w:r>
+          </w:p>
+        </w:tc>
+        <w:tc>
+          <w:tcPr>
+            <w:tcW w:w="3038" w:type="dxa"/>
+            <w:shd w:val="clear" w:fill="EFEFEF"/>
+          </w:tcPr>
+          <w:p>
+            <w:r>
+              <w:rPr>
+                <w:b/>
+                <w:sz w:val="19"/>
+              </w:rPr>
+              <w:t xml:space="preserve">Источник</w:t>
+            </w:r>
+          </w:p>
+        </w:tc>
+      </w:tr>
+      <w:tr>
+        <w:tc>
+          <w:tcPr>
+            <w:tcW w:w="3600" w:type="dxa"/>
+          </w:tcPr>
+          <w:p>
+            <w:r>
+              <w:rPr>
+                <w:sz w:val="19"/>
+              </w:rPr>
+              <w:t xml:space="preserve">Испарители</w:t>
+            </w:r>
+          </w:p>
+        </w:tc>
+        <w:tc>
+          <w:tcPr>
+            <w:tcW w:w="5000" w:type="dxa"/>
+          </w:tcPr>
+          <w:p>
+            <w:r>
+              <w:rPr>
+                <w:sz w:val="19"/>
+              </w:rPr>
+              <w:t xml:space="preserve">4 шт.: 2 × (D 2,0 м; 34,5 м³) и 2 × (D 1,3 м; 8,9 м³); напряжённость парового пространства 22 800/22 000 м³/(м²·ч), потоки пара 49 417 / 23 032 / 17 647 / 5530 м³/ч</w:t>
+            </w:r>
+          </w:p>
+        </w:tc>
+        <w:tc>
+          <w:tcPr>
+            <w:tcW w:w="3038" w:type="dxa"/>
+          </w:tcPr>
+          <w:p>
+            <w:r>
+              <w:rPr>
+                <w:color w:val="666666"/>
+                <w:sz w:val="18"/>
+              </w:rPr>
+              <w:t xml:space="preserve">ИД рис. 4.4/4.5; табл. 4.1</w:t>
+            </w:r>
+          </w:p>
+        </w:tc>
+      </w:tr>
+      <w:tr>
+        <w:tc>
+          <w:tcPr>
+            <w:tcW w:w="3600" w:type="dxa"/>
+          </w:tcPr>
+          <w:p>
+            <w:r>
+              <w:rPr>
+                <w:sz w:val="19"/>
+              </w:rPr>
+              <w:t xml:space="preserve">Центрифуги</w:t>
+            </w:r>
+          </w:p>
+        </w:tc>
+        <w:tc>
+          <w:tcPr>
+            <w:tcW w:w="5000" w:type="dxa"/>
+          </w:tcPr>
+          <w:p>
+            <w:r>
+              <w:rPr>
+                <w:sz w:val="19"/>
+              </w:rPr>
+              <w:t xml:space="preserve">2 × 2,5 т/ч + 2 × 1,5 т/ч, пульсирующие, 1800 об/мин</w:t>
+            </w:r>
+          </w:p>
+        </w:tc>
+        <w:tc>
+          <w:tcPr>
+            <w:tcW w:w="3038" w:type="dxa"/>
+          </w:tcPr>
+          <w:p>
+            <w:r>
+              <w:rPr>
+                <w:color w:val="666666"/>
+                <w:sz w:val="18"/>
+              </w:rPr>
+              <w:t xml:space="preserve">ИД табл. 4.1, рис. 4.4/4.5</w:t>
+            </w:r>
+          </w:p>
+        </w:tc>
+      </w:tr>
+      <w:tr>
+        <w:tc>
+          <w:tcPr>
+            <w:tcW w:w="3600" w:type="dxa"/>
+          </w:tcPr>
+          <w:p>
+            <w:r>
+              <w:rPr>
+                <w:sz w:val="19"/>
+              </w:rPr>
+              <w:t xml:space="preserve">Вакуумное хозяйство</w:t>
+            </w:r>
+          </w:p>
+        </w:tc>
+        <w:tc>
+          <w:tcPr>
+            <w:tcW w:w="5000" w:type="dxa"/>
+          </w:tcPr>
+          <w:p>
+            <w:r>
+              <w:rPr>
+                <w:sz w:val="19"/>
+              </w:rPr>
+              <w:t xml:space="preserve">2 эжектора II ступеней + 2 ПЭБ (ВВН1-6, ВВН1-3) + 2 барометрических конденсатора (D 2,0 и 1,0 м) + 2 конденсатора ПЭБ (D 0,5 м)</w:t>
+            </w:r>
+          </w:p>
+        </w:tc>
+        <w:tc>
+          <w:tcPr>
+            <w:tcW w:w="3038" w:type="dxa"/>
+          </w:tcPr>
+          <w:p>
+            <w:r>
+              <w:rPr>
+                <w:color w:val="666666"/>
+                <w:sz w:val="18"/>
+              </w:rPr>
+              <w:t xml:space="preserve">ИД рис. 4.4/4.5</w:t>
+            </w:r>
+          </w:p>
+        </w:tc>
+      </w:tr>
+      <w:tr>
+        <w:tc>
+          <w:tcPr>
+            <w:tcW w:w="3600" w:type="dxa"/>
+          </w:tcPr>
+          <w:p>
+            <w:r>
+              <w:rPr>
+                <w:sz w:val="19"/>
+              </w:rPr>
+              <w:t xml:space="preserve">Материал</w:t>
+            </w:r>
+          </w:p>
+        </w:tc>
+        <w:tc>
+          <w:tcPr>
+            <w:tcW w:w="5000" w:type="dxa"/>
+          </w:tcPr>
+          <w:p>
+            <w:r>
+              <w:rPr>
+                <w:sz w:val="19"/>
+              </w:rPr>
+              <w:t xml:space="preserve">904L или аналог — все аппараты и трубопроводы растворного тракта</w:t>
+            </w:r>
+          </w:p>
+        </w:tc>
+        <w:tc>
+          <w:tcPr>
+            <w:tcW w:w="3038" w:type="dxa"/>
+          </w:tcPr>
+          <w:p>
+            <w:r>
+              <w:rPr>
+                <w:color w:val="666666"/>
+                <w:sz w:val="18"/>
+              </w:rPr>
+              <w:t xml:space="preserve">ИД разд. 4.2.1</w:t>
+            </w:r>
+          </w:p>
+        </w:tc>
+      </w:tr>
+      <w:tr>
+        <w:tc>
+          <w:tcPr>
+            <w:tcW w:w="3600" w:type="dxa"/>
+          </w:tcPr>
+          <w:p>
+            <w:r>
+              <w:rPr>
+                <w:sz w:val="19"/>
+              </w:rPr>
+              <w:t xml:space="preserve">Сборник маточника 1 с насосами</w:t>
+            </w:r>
+          </w:p>
+        </w:tc>
+        <w:tc>
+          <w:tcPr>
+            <w:tcW w:w="5000" w:type="dxa"/>
+          </w:tcPr>
+          <w:p>
+            <w:r>
+              <w:rPr>
+                <w:sz w:val="19"/>
+              </w:rPr>
+              <w:t xml:space="preserve">прямо поименован в перечне Лота №2 ТЗ v4.1 (после выпарного аппарата I ступени); объём — по балансу маточника-1, подогрев — пар через фланец на крышке (граница v4.1)</w:t>
+            </w:r>
+          </w:p>
+        </w:tc>
+        <w:tc>
+          <w:tcPr>
+            <w:tcW w:w="3038" w:type="dxa"/>
+          </w:tcPr>
+          <w:p>
+            <w:r>
+              <w:rPr>
+                <w:color w:val="666666"/>
+                <w:sz w:val="18"/>
+              </w:rPr>
+              <w:t xml:space="preserve">ТЗ v4.1, перечень оборудования Лота №2</w:t>
+            </w:r>
+          </w:p>
+        </w:tc>
+      </w:tr>
+    </w:tbl>
+    <w:p>
+      <w:r>
+        <w:rPr>
+          <w:b/>
+          <w:sz w:val="19"/>
+        </w:rPr>
+        <w:t xml:space="preserve">Нормативная база: </w:t>
+      </w:r>
+      <w:r>
+        <w:rPr>
+          <w:color w:val="444444"/>
+          <w:sz w:val="19"/>
+        </w:rPr>
+        <w:t xml:space="preserve">ГОСТ 34233.1/34233.2-2017 — Прочностные расчёты сосудов в составе ОЛ и техтребований; ТР ТС 010/2011 — Безопасность машин и оборудования — декларирование/сертификация комплектных машин (центрифуги, насосы)</w:t>
+      </w:r>
+    </w:p>
+    <w:p>
+      <w:r>
+        <w:rPr>
+          <w:b/>
+          <w:color w:val="8A6200"/>
+          <w:sz w:val="19"/>
+        </w:rPr>
+        <w:t xml:space="preserve">— определяется на стадии БИ: </w:t>
+      </w:r>
+      <w:r>
+        <w:rPr>
+          <w:sz w:val="19"/>
+        </w:rPr>
+        <w:t xml:space="preserve">Количественная спецификация с массами и энергопотреблением — после получения бюджетных ТКП по основному оборудованию (ТЗ v4.1, D-29)</w:t>
+      </w:r>
+    </w:p>
+    <w:p>
+      <w:r>
+        <w:rPr>
+          <w:b/>
+          <w:color w:val="8A6200"/>
+          <w:sz w:val="19"/>
+        </w:rPr>
+        <w:t xml:space="preserve">— определяется на стадии БИ: </w:t>
+      </w:r>
+      <w:r>
+        <w:rPr>
+          <w:sz w:val="19"/>
+        </w:rPr>
+        <w:t xml:space="preserve">Габарит/масса испарителей и разбивка на транспортабельные части — по данным изготовителей</w:t>
+      </w:r>
+    </w:p>
+    <w:p>
+      <w:pPr>
+        <w:pStyle w:val="Heading2"/>
+      </w:pPr>
+      <w:r>
+        <w:rPr>
+          <w:b/>
+          <w:sz w:val="26"/>
+        </w:rPr>
+        <w:t xml:space="preserve">Требования к испытаниям, приёмке, промывке и пассивации</w:t>
+      </w:r>
+    </w:p>
+    <w:p>
+      <w:r>
+        <w:rPr>
+          <w:sz w:val="20"/>
+        </w:rPr>
+        <w:t xml:space="preserve">Раздел формирует требования БИ к заводским и монтажным испытаниям, чистоте 904L и гарантийным показателям — они транслируются в опросные листы и техтребования поставки.</w:t>
+      </w:r>
+    </w:p>
+    <w:p>
+      <w:r>
+        <w:rPr>
+          <w:sz w:val="20"/>
+        </w:rPr>
+        <w:t xml:space="preserve">ЗАВОДСКИЕ ИСПЫТАНИЯ И КОНТРОЛЬ: паровые полости подогревателей (0,6 МПа) — гидроиспытание пробным давлением не менее 1,25 рабочего с температурной поправкой ([σ]20/[σ]t) по ГОСТ 34233.1 и ФНП № 536; вакуумные корпуса испарителей и конденсаторов — расчёт на наружное давление 0,1 МПа (ГОСТ 34233.2), испытание наливом и контроль плотности; сварные швы 904L — НК в объёме по ОЛ (РК/УЗК + капиллярный по кромкам), подтверждение химсостава (ПМИ/стилоскопирование основного металла и швов), испытание на стойкость к МКК по ГОСТ 6032; центрифуги — балансировка и обкатка на стенде изготовителя с протоколом вибрации.</w:t>
+      </w:r>
+    </w:p>
+    <w:p>
+      <w:r>
+        <w:rPr>
+          <w:sz w:val="20"/>
+        </w:rPr>
+        <w:t xml:space="preserve">МОНТАЖНЫЕ ИСПЫТАНИЯ: трубопроводы — по ГОСТ 32569-2013 (прочность и плотность); вакуумный контур в сборе — испытание на плотность по скорости падения вакуума (норма падения — проектом, на стадии БИ); барометрические трубы и гидрозатворы — проливка с проверкой отсутствия срыва затвора; АСУ — автономная и комплексная наладка по Прил. №5.</w:t>
+      </w:r>
+    </w:p>
+    <w:p>
+      <w:r>
+        <w:rPr>
+          <w:sz w:val="20"/>
+        </w:rPr>
+        <w:t xml:space="preserve">ПРОМЫВКА И ПАССИВАЦИЯ 904L (критично для качества продукта): после монтажа и монтажной сварки — удаление окалины/цветов побежалости и свободного железа: травление и пассивация зон сварки по методике изготовителя (справочно — практика ASTM A380/A967, по согласованию), контроль остаточного свободного железа (тест на закладную пробу/ферроксил-тест); финальная водная промывка до нейтральной реакции. Обоснование жёсткости требований: свободное железо и продукты коррозии напрямую нарушают норматив Fe в медном купоросе (0,04 %) и лимит Fe в электролите (3 г/л) — качество катодов М00к (Fe ≤ 0,0010 %). Качество воды промывки — на стадии БИ.</w:t>
+      </w:r>
+    </w:p>
+    <w:p>
+      <w:r>
+        <w:rPr>
+          <w:sz w:val="20"/>
+        </w:rPr>
+        <w:t xml:space="preserve">ПНР И ГАРАНТИЙНЫЕ ИСПЫТАНИЯ: вывод на режим — вода → растворы с поэтапным набором плотности пульпы; гарантийный пробег с подтверждением показателей: производительность 1,70 т/ч по медному и 0,80 т/ч по смешанному купоросу, остаточная влажность ≤6 %, крупность ≤2,0 мм, Cu в медном купоросе ≥25,0 % на сухой продукт (гарантийный базис — см. оговорку F-KUPOROS в разделе «Сырьё и продукция»), удельный расход пара (расчётный базис GOR 0,76 кг испарённой воды/кг пара — calc L2-EVAP); длительность и допуски пробега — программой гарантийных испытаний (на стадии БИ). ПРИЁМКА: декларирование машин по ТР ТС 010/2011; паровые полости — оценка соответствия по ТР ТС 032/2013, постановка на учёт — по критериям ФНП № 536; вакуумные корпуса под действие ТР ТС 032 не подпадают (нет избыточного давления).</w:t>
+      </w:r>
+    </w:p>
+    <w:tbl>
+      <w:tblPr>
+        <w:tblW w:w="11638" w:type="dxa"/>
+        <w:tblBorders>
+          <w:top w:val="single" w:sz="4" w:color="C9C9C9"/>
+          <w:left w:val="single" w:sz="4" w:color="C9C9C9"/>
+          <w:bottom w:val="single" w:sz="4" w:color="C9C9C9"/>
+          <w:right w:val="single" w:sz="4" w:color="C9C9C9"/>
+          <w:insideH w:val="single" w:sz="4" w:color="C9C9C9"/>
+          <w:insideV w:val="single" w:sz="4" w:color="C9C9C9"/>
+        </w:tblBorders>
+        <w:tblLayout w:type="fixed"/>
+      </w:tblPr>
+      <w:tblGrid>
+        <w:gridCol w:w="3600"/>
+        <w:gridCol w:w="5000"/>
+        <w:gridCol w:w="3038"/>
+      </w:tblGrid>
+      <w:tr>
+        <w:tc>
+          <w:tcPr>
+            <w:tcW w:w="3600" w:type="dxa"/>
+            <w:shd w:val="clear" w:fill="EFEFEF"/>
+          </w:tcPr>
+          <w:p>
+            <w:r>
+              <w:rPr>
+                <w:b/>
+                <w:sz w:val="19"/>
+              </w:rPr>
+              <w:t xml:space="preserve">Параметр</w:t>
+            </w:r>
+          </w:p>
+        </w:tc>
+        <w:tc>
+          <w:tcPr>
+            <w:tcW w:w="5000" w:type="dxa"/>
+            <w:shd w:val="clear" w:fill="EFEFEF"/>
+          </w:tcPr>
+          <w:p>
+            <w:r>
+              <w:rPr>
+                <w:b/>
+                <w:sz w:val="19"/>
+              </w:rPr>
+              <w:t xml:space="preserve">Значение</w:t>
+            </w:r>
+          </w:p>
+        </w:tc>
+        <w:tc>
+          <w:tcPr>
+            <w:tcW w:w="3038" w:type="dxa"/>
+            <w:shd w:val="clear" w:fill="EFEFEF"/>
+          </w:tcPr>
+          <w:p>
+            <w:r>
+              <w:rPr>
+                <w:b/>
+                <w:sz w:val="19"/>
+              </w:rPr>
+              <w:t xml:space="preserve">Источник</w:t>
+            </w:r>
+          </w:p>
+        </w:tc>
+      </w:tr>
+      <w:tr>
+        <w:tc>
+          <w:tcPr>
+            <w:tcW w:w="3600" w:type="dxa"/>
+          </w:tcPr>
+          <w:p>
+            <w:r>
+              <w:rPr>
+                <w:sz w:val="19"/>
+              </w:rPr>
+              <w:t xml:space="preserve">Пробное давление паровых полостей</w:t>
+            </w:r>
+          </w:p>
+        </w:tc>
+        <w:tc>
+          <w:tcPr>
+            <w:tcW w:w="5000" w:type="dxa"/>
+          </w:tcPr>
+          <w:p>
+            <w:r>
+              <w:rPr>
+                <w:sz w:val="19"/>
+              </w:rPr>
+              <w:t xml:space="preserve">≥1,25 × 0,6 МПа с поправкой [σ]20/[σ]t (по расчёту на прочность)</w:t>
+            </w:r>
+          </w:p>
+        </w:tc>
+        <w:tc>
+          <w:tcPr>
+            <w:tcW w:w="3038" w:type="dxa"/>
+          </w:tcPr>
+          <w:p>
+            <w:r>
+              <w:rPr>
+                <w:color w:val="666666"/>
+                <w:sz w:val="18"/>
+              </w:rPr>
+              <w:t xml:space="preserve">ГОСТ 34233.1-2017; ФНП № 536</w:t>
+            </w:r>
+          </w:p>
+        </w:tc>
+      </w:tr>
+      <w:tr>
+        <w:tc>
+          <w:tcPr>
+            <w:tcW w:w="3600" w:type="dxa"/>
+          </w:tcPr>
+          <w:p>
+            <w:r>
+              <w:rPr>
+                <w:sz w:val="19"/>
+              </w:rPr>
+              <w:t xml:space="preserve">Контроль 904L</w:t>
+            </w:r>
+          </w:p>
+        </w:tc>
+        <w:tc>
+          <w:tcPr>
+            <w:tcW w:w="5000" w:type="dxa"/>
+          </w:tcPr>
+          <w:p>
+            <w:r>
+              <w:rPr>
+                <w:sz w:val="19"/>
+              </w:rPr>
+              <w:t xml:space="preserve">ПМИ химсостава, МКК по ГОСТ 6032, НК швов; ферроксил-контроль свободного железа после монтажа</w:t>
+            </w:r>
+          </w:p>
+        </w:tc>
+        <w:tc>
+          <w:tcPr>
+            <w:tcW w:w="3038" w:type="dxa"/>
+          </w:tcPr>
+          <w:p>
+            <w:r>
+              <w:rPr>
+                <w:color w:val="666666"/>
+                <w:sz w:val="18"/>
+              </w:rPr>
+              <w:t xml:space="preserve">ИД разд. 4.2.1; практика CRA (ASTM A380/A967 — справочно)</w:t>
+            </w:r>
+          </w:p>
+        </w:tc>
+      </w:tr>
+      <w:tr>
+        <w:tc>
+          <w:tcPr>
+            <w:tcW w:w="3600" w:type="dxa"/>
+          </w:tcPr>
+          <w:p>
+            <w:r>
+              <w:rPr>
+                <w:sz w:val="19"/>
+              </w:rPr>
+              <w:t xml:space="preserve">Плотность вакуумного контура</w:t>
+            </w:r>
+          </w:p>
+        </w:tc>
+        <w:tc>
+          <w:tcPr>
+            <w:tcW w:w="5000" w:type="dxa"/>
+          </w:tcPr>
+          <w:p>
+            <w:r>
+              <w:rPr>
+                <w:sz w:val="19"/>
+              </w:rPr>
+              <w:t xml:space="preserve">испытание по скорости падения вакуума; норма — проектом (на стадии БИ)</w:t>
+            </w:r>
+          </w:p>
+        </w:tc>
+        <w:tc>
+          <w:tcPr>
+            <w:tcW w:w="3038" w:type="dxa"/>
+          </w:tcPr>
+          <w:p>
+            <w:r>
+              <w:rPr>
+                <w:color w:val="666666"/>
+                <w:sz w:val="18"/>
+              </w:rPr>
+              <w:t xml:space="preserve">решение БИ (см. «Вакуумная система»)</w:t>
+            </w:r>
+          </w:p>
+        </w:tc>
+      </w:tr>
+      <w:tr>
+        <w:tc>
+          <w:tcPr>
+            <w:tcW w:w="3600" w:type="dxa"/>
+          </w:tcPr>
+          <w:p>
+            <w:r>
+              <w:rPr>
+                <w:sz w:val="19"/>
+              </w:rPr>
+              <w:t xml:space="preserve">Гарантийные показатели пробега</w:t>
+            </w:r>
+          </w:p>
+        </w:tc>
+        <w:tc>
+          <w:tcPr>
+            <w:tcW w:w="5000" w:type="dxa"/>
+          </w:tcPr>
+          <w:p>
+            <w:r>
+              <w:rPr>
+                <w:sz w:val="19"/>
+              </w:rPr>
+              <w:t xml:space="preserve">1,70 и 0,80 т/ч; влажность ≤6 %; крупность ≤2 мм; Cu ≥25,0 % (сухой); удельный пар — базис GOR 0,76</w:t>
+            </w:r>
+          </w:p>
+        </w:tc>
+        <w:tc>
+          <w:tcPr>
+            <w:tcW w:w="3038" w:type="dxa"/>
+          </w:tcPr>
+          <w:p>
+            <w:r>
+              <w:rPr>
+                <w:color w:val="666666"/>
+                <w:sz w:val="18"/>
+              </w:rPr>
+              <w:t xml:space="preserve">ИД табл. 3.1; calc (guarantees, L2-EVAP)</w:t>
+            </w:r>
+          </w:p>
+        </w:tc>
+      </w:tr>
+      <w:tr>
+        <w:tc>
+          <w:tcPr>
+            <w:tcW w:w="3600" w:type="dxa"/>
+          </w:tcPr>
+          <w:p>
+            <w:r>
+              <w:rPr>
+                <w:sz w:val="19"/>
+              </w:rPr>
+              <w:t xml:space="preserve">Обоснование пассивации</w:t>
+            </w:r>
+          </w:p>
+        </w:tc>
+        <w:tc>
+          <w:tcPr>
+            <w:tcW w:w="5000" w:type="dxa"/>
+          </w:tcPr>
+          <w:p>
+            <w:r>
+              <w:rPr>
+                <w:sz w:val="19"/>
+              </w:rPr>
+              <w:t xml:space="preserve">свободное Fe → превышение 0,04 % Fe в купоросе и 3 г/л в электролите → риск М00к (Fe ≤ 0,0010 %)</w:t>
+            </w:r>
+          </w:p>
+        </w:tc>
+        <w:tc>
+          <w:tcPr>
+            <w:tcW w:w="3038" w:type="dxa"/>
+          </w:tcPr>
+          <w:p>
+            <w:r>
+              <w:rPr>
+                <w:color w:val="666666"/>
+                <w:sz w:val="18"/>
+              </w:rPr>
+              <w:t xml:space="preserve">ТЗ п. 4.2; ИД разд. 2.1; ГОСТ 859-2014</w:t>
+            </w:r>
+          </w:p>
+        </w:tc>
+      </w:tr>
+    </w:tbl>
+    <w:p>
+      <w:r>
+        <w:rPr>
+          <w:b/>
+          <w:sz w:val="19"/>
+        </w:rPr>
+        <w:t xml:space="preserve">Нормативная база: </w:t>
+      </w:r>
+      <w:r>
+        <w:rPr>
+          <w:color w:val="444444"/>
+          <w:sz w:val="19"/>
+        </w:rPr>
+        <w:t xml:space="preserve">ГОСТ 34233.1/34233.2-2017 — Пробные давления и расчёт на наружное давление (вакуум) — объём заводских испытаний; ФНП (приказ Ростехнадзора от 15.12.2020 № 536) — Испытания, приёмка и учёт оборудования под давлением (паровые полости); ГОСТ 6032-2017 — Испытания коррозионно-стойких сталей на стойкость к межкристаллитной коррозии (швы 904L/аналога); ГОСТ 32569-2013 — Испытания технологических трубопроводов на прочность и плотность; ТР ТС 010/2011; ТР ТС 032/2013 — Оценка соответствия машин (центрифуги, насосы) и оборудования под давлением</w:t>
+      </w:r>
+    </w:p>
+    <w:p>
+      <w:r>
+        <w:rPr>
+          <w:b/>
+          <w:color w:val="8A6200"/>
+          <w:sz w:val="19"/>
+        </w:rPr>
+        <w:t xml:space="preserve">— определяется на стадии БИ: </w:t>
+      </w:r>
+      <w:r>
+        <w:rPr>
+          <w:sz w:val="19"/>
+        </w:rPr>
+        <w:t xml:space="preserve">Программа и длительность гарантийного пробега, допуски на показатели — разработать на стадии БИ</w:t>
+      </w:r>
+    </w:p>
+    <w:p>
+      <w:r>
+        <w:rPr>
+          <w:b/>
+          <w:color w:val="8A6200"/>
+          <w:sz w:val="19"/>
+        </w:rPr>
+        <w:t xml:space="preserve">— определяется на стадии БИ: </w:t>
+      </w:r>
+      <w:r>
+        <w:rPr>
+          <w:sz w:val="19"/>
+        </w:rPr>
+        <w:t xml:space="preserve">Норма скорости падения вакуума и методика испытания контура в сборе — проектом на стадии БИ</w:t>
+      </w:r>
+    </w:p>
+    <w:p>
+      <w:r>
+        <w:rPr>
+          <w:b/>
+          <w:color w:val="8A6200"/>
+          <w:sz w:val="19"/>
+        </w:rPr>
+        <w:t xml:space="preserve">— определяется на стадии БИ: </w:t>
+      </w:r>
+      <w:r>
+        <w:rPr>
+          <w:sz w:val="19"/>
+        </w:rPr>
+        <w:t xml:space="preserve">Качество и источник воды для промывок/первого заполнения — по ТУ на подключение</w:t>
+      </w:r>
+    </w:p>
+    <w:p>
+      <w:r>
+        <w:rPr>
+          <w:b/>
+          <w:color w:val="8A6200"/>
+          <w:sz w:val="19"/>
+        </w:rPr>
+        <w:t xml:space="preserve">— определяется на стадии БИ: </w:t>
+      </w:r>
+      <w:r>
+        <w:rPr>
+          <w:sz w:val="19"/>
+        </w:rPr>
+        <w:t xml:space="preserve">Методика травления/пассивации изготовителя и утилизация отработанных растворов ПНР — на стадии БИ</w:t>
+      </w:r>
+    </w:p>
+    <w:p>
+      <w:pPr>
+        <w:pStyle w:val="Heading2"/>
+      </w:pPr>
+      <w:r>
+        <w:rPr>
+          <w:b/>
+          <w:sz w:val="26"/>
+        </w:rPr>
+        <w:t xml:space="preserve">Интерфейсы с другими лотами, ЦЭН и общеплощадочными системами</w:t>
+      </w:r>
+    </w:p>
+    <w:p>
+      <w:r>
+        <w:rPr>
+          <w:sz w:val="20"/>
+        </w:rPr>
+        <w:t xml:space="preserve">Сводка стыков Лота №2 по границам таблицы v4.1 (перекрёстные ссылки в ТЗ даны и как п. 4.3, и как п. 5.3 — C-97); каждый стык — предмет согласования форматом «исходные требования смежному проектировщику».</w:t>
+      </w:r>
+    </w:p>
+    <w:p>
+      <w:r>
+        <w:rPr>
+          <w:sz w:val="20"/>
+        </w:rPr>
+        <w:t xml:space="preserve">1. МЕДНЫЙ КОНТУР ГМУ (участки выщелачивания/фильтрации — вне лотов БИ): вход — богатый фильтрат 42,2 тыс. м³/год (5,07 м³/ч), граница v4.1 — фланец выпарного аппарата I ступени, подводящий трубопровод от ёмкости 4.1.19 — ВНЕ лота (проектирует смежник по нашим исходным: Dу 50, 904L, 65–75 °C); выход — раствор растворения купороса 5,9–6,8 м³/ч (Cu 95–120 кг/м³) в репульпатор 4.1.21 на контрольную фильтрацию; аварийное опорожнение ниток — в резервный реактор выщелачивания с возвратом пульпы (ИД разд. 4.2.1) — трассы и точки за смежником.</w:t>
+      </w:r>
+    </w:p>
+    <w:p>
+      <w:r>
+        <w:rPr>
+          <w:sz w:val="20"/>
+        </w:rPr>
+        <w:t xml:space="preserve">2. ЛОТ №3 (электроэкстракция): бедный электролит на растворение купороса 3,2–3,5 м³/ч (35 Cu / 20 Ni / 1,6 Co / 2,6 Fe / 120 H₂SO₄ кг/м³). Сверка с данными Лота №3 ТЗ: отсечка оборотного раствора «на выщелачивание огарка и растворение кристаллов» — 27,3 тыс. м³/год; потребность растворения 3,2–3,5 × 8322 = 26,6–29,1 тыс. м³/год выбирает отсечку практически целиком — распределение отсечки между растворением и выщелачиванием запросить у Гипроникеля (открытая позиция). Обратная связь качества: вывод Ni/Fe участком держит лимиты электролита (Ni ≤20, Fe ≤3 г/л) — останов участка ограничивает всю цепочку 75 тыс. т/год.</w:t>
+      </w:r>
+    </w:p>
+    <w:p>
+      <w:r>
+        <w:rPr>
+          <w:sz w:val="20"/>
+        </w:rPr>
+        <w:t xml:space="preserve">3. ЦЭН (существующий цех электролиза никеля): маточник-2 — 1,8 тыс. м³/год (0,22 м³/ч; Ni 30,5, H₂SO₄ 400 кг/м³ → 55 т/год Ni и 720 т/год кислоты в ЦЭН); граница v4.1 — фланец выпарного аппарата II ступени нитки 2; раствор насыщен при 20–25 °C: перед транспортировкой подогрев острым паром либо разбавление водой на 10–15 %, не охлаждать ниже 25–30 °C — трубопровод до ЦЭН с обогревом/изоляцией, принадлежность трассы — согласовать (открытая позиция).</w:t>
+      </w:r>
+    </w:p>
+    <w:p>
+      <w:r>
+        <w:rPr>
+          <w:sz w:val="20"/>
+        </w:rPr>
+        <w:t xml:space="preserve">4. ЛОТ №1 / ТЕПЛОЦЕНТР: пар 0,6 МПа (T_нас ≈159 °C) 4,3–4,4 т/ч (36,3 тыс. т/год) — редуцированный пар КУ после РОУ, при недостатке — теплоцентр (ИД п. 1.3.13); возврат конденсата ≈3,0 т/ч. Балансовая увязка пара КУ ↔ потребление участка — через сводный энергобаланс комплекса (вкладка расчётов).</w:t>
+      </w:r>
+    </w:p>
+    <w:p>
+      <w:r>
+        <w:rPr>
+          <w:sz w:val="20"/>
+        </w:rPr>
+        <w:t xml:space="preserve">5. КИСЛАЯ СОВ (общесистемная): 568 м³/ч оборота, тепловая нагрузка на градирню кислой СОВ ≈3,1–3,2 МВт, профицит конденсата ≈4,7 м³/ч в производство; градирня и магистрали — вне лота, участок выдаёт расход/температуры/качество (до 0,5 г/л H₂SO₄).</w:t>
+      </w:r>
+    </w:p>
+    <w:p>
+      <w:r>
+        <w:rPr>
+          <w:sz w:val="20"/>
+        </w:rPr>
+        <w:t xml:space="preserve">6. NNH (логистика Заказчика): смешанный купорос 6 658 т/год в биг-бегах с ПЭ-вкладышем, граница — расфасованный продукт; склад и отгрузка ≈19 т/сут — вне лота; требования приёмки NNH (упаковка, влажность, примеси) — запросить спецификацию.</w:t>
+      </w:r>
+    </w:p>
+    <w:p>
+      <w:r>
+        <w:rPr>
+          <w:sz w:val="20"/>
+        </w:rPr>
+        <w:t xml:space="preserve">7. ОАСУ/ДИСПЕТЧЕРСКАЯ: все показатели — в единую диспетчерскую комплекса (ТЗ п. 2.10), коммерческий учёт фасовки — в ХТД PIMS (Прил. №5); ЭЛЕКТРО: питание 0,4 кВ от шкафов управления (граница v4.1) — РУ/ТП цеха вне лота.</w:t>
+      </w:r>
+    </w:p>
+    <w:tbl>
+      <w:tblPr>
+        <w:tblW w:w="11638" w:type="dxa"/>
+        <w:tblBorders>
+          <w:top w:val="single" w:sz="4" w:color="C9C9C9"/>
+          <w:left w:val="single" w:sz="4" w:color="C9C9C9"/>
+          <w:bottom w:val="single" w:sz="4" w:color="C9C9C9"/>
+          <w:right w:val="single" w:sz="4" w:color="C9C9C9"/>
+          <w:insideH w:val="single" w:sz="4" w:color="C9C9C9"/>
+          <w:insideV w:val="single" w:sz="4" w:color="C9C9C9"/>
+        </w:tblBorders>
+        <w:tblLayout w:type="fixed"/>
+      </w:tblPr>
+      <w:tblGrid>
+        <w:gridCol w:w="3600"/>
+        <w:gridCol w:w="5000"/>
+        <w:gridCol w:w="3038"/>
+      </w:tblGrid>
+      <w:tr>
+        <w:tc>
+          <w:tcPr>
+            <w:tcW w:w="3600" w:type="dxa"/>
+            <w:shd w:val="clear" w:fill="EFEFEF"/>
+          </w:tcPr>
+          <w:p>
+            <w:r>
+              <w:rPr>
+                <w:b/>
+                <w:sz w:val="19"/>
+              </w:rPr>
+              <w:t xml:space="preserve">Параметр</w:t>
+            </w:r>
+          </w:p>
+        </w:tc>
+        <w:tc>
+          <w:tcPr>
+            <w:tcW w:w="5000" w:type="dxa"/>
+            <w:shd w:val="clear" w:fill="EFEFEF"/>
+          </w:tcPr>
+          <w:p>
+            <w:r>
+              <w:rPr>
+                <w:b/>
+                <w:sz w:val="19"/>
+              </w:rPr>
+              <w:t xml:space="preserve">Значение</w:t>
+            </w:r>
+          </w:p>
+        </w:tc>
+        <w:tc>
+          <w:tcPr>
+            <w:tcW w:w="3038" w:type="dxa"/>
+            <w:shd w:val="clear" w:fill="EFEFEF"/>
+          </w:tcPr>
+          <w:p>
+            <w:r>
+              <w:rPr>
+                <w:b/>
+                <w:sz w:val="19"/>
+              </w:rPr>
+              <w:t xml:space="preserve">Источник</w:t>
+            </w:r>
+          </w:p>
+        </w:tc>
+      </w:tr>
+      <w:tr>
+        <w:tc>
+          <w:tcPr>
+            <w:tcW w:w="3600" w:type="dxa"/>
+          </w:tcPr>
+          <w:p>
+            <w:r>
+              <w:rPr>
+                <w:sz w:val="19"/>
+              </w:rPr>
+              <w:t xml:space="preserve">Вход из медного контура</w:t>
+            </w:r>
+          </w:p>
+        </w:tc>
+        <w:tc>
+          <w:tcPr>
+            <w:tcW w:w="5000" w:type="dxa"/>
+          </w:tcPr>
+          <w:p>
+            <w:r>
+              <w:rPr>
+                <w:sz w:val="19"/>
+              </w:rPr>
+              <w:t xml:space="preserve">фильтрат 42,2 тыс. м³/год; подводящий трубопровод — вне лота (v4.1)</w:t>
+            </w:r>
+          </w:p>
+        </w:tc>
+        <w:tc>
+          <w:tcPr>
+            <w:tcW w:w="3038" w:type="dxa"/>
+          </w:tcPr>
+          <w:p>
+            <w:r>
+              <w:rPr>
+                <w:color w:val="666666"/>
+                <w:sz w:val="18"/>
+              </w:rPr>
+              <w:t xml:space="preserve">ТЗ v4.1 (границы); ТЗ п. 4.1</w:t>
+            </w:r>
+          </w:p>
+        </w:tc>
+      </w:tr>
+      <w:tr>
+        <w:tc>
+          <w:tcPr>
+            <w:tcW w:w="3600" w:type="dxa"/>
+          </w:tcPr>
+          <w:p>
+            <w:r>
+              <w:rPr>
+                <w:sz w:val="19"/>
+              </w:rPr>
+              <w:t xml:space="preserve">Из Лота №3</w:t>
+            </w:r>
+          </w:p>
+        </w:tc>
+        <w:tc>
+          <w:tcPr>
+            <w:tcW w:w="5000" w:type="dxa"/>
+          </w:tcPr>
+          <w:p>
+            <w:r>
+              <w:rPr>
+                <w:sz w:val="19"/>
+              </w:rPr>
+              <w:t xml:space="preserve">бедный электролит 3,2–3,5 м³/ч (26,6–29,1 тыс. м³/год) при отсечке 27,3 тыс. м³/год</w:t>
+            </w:r>
+          </w:p>
+        </w:tc>
+        <w:tc>
+          <w:tcPr>
+            <w:tcW w:w="3038" w:type="dxa"/>
+          </w:tcPr>
+          <w:p>
+            <w:r>
+              <w:rPr>
+                <w:color w:val="666666"/>
+                <w:sz w:val="18"/>
+              </w:rPr>
+              <w:t xml:space="preserve">ИД табл. 3.1; ТЗ (данные Лота №3); расчёт БИ</w:t>
+            </w:r>
+          </w:p>
+        </w:tc>
+      </w:tr>
+      <w:tr>
+        <w:tc>
+          <w:tcPr>
+            <w:tcW w:w="3600" w:type="dxa"/>
+          </w:tcPr>
+          <w:p>
+            <w:r>
+              <w:rPr>
+                <w:sz w:val="19"/>
+              </w:rPr>
+              <w:t xml:space="preserve">В ЦЭН</w:t>
+            </w:r>
+          </w:p>
+        </w:tc>
+        <w:tc>
+          <w:tcPr>
+            <w:tcW w:w="5000" w:type="dxa"/>
+          </w:tcPr>
+          <w:p>
+            <w:r>
+              <w:rPr>
+                <w:sz w:val="19"/>
+              </w:rPr>
+              <w:t xml:space="preserve">маточник-2 1,8 тыс. м³/год: 55 т/год Ni, 720 т/год H₂SO₄; подогрев/разбавление 10–15 %</w:t>
+            </w:r>
+          </w:p>
+        </w:tc>
+        <w:tc>
+          <w:tcPr>
+            <w:tcW w:w="3038" w:type="dxa"/>
+          </w:tcPr>
+          <w:p>
+            <w:r>
+              <w:rPr>
+                <w:color w:val="666666"/>
+                <w:sz w:val="18"/>
+              </w:rPr>
+              <w:t xml:space="preserve">ИД п. 1.4.2.2; расчёт БИ</w:t>
+            </w:r>
+          </w:p>
+        </w:tc>
+      </w:tr>
+      <w:tr>
+        <w:tc>
+          <w:tcPr>
+            <w:tcW w:w="3600" w:type="dxa"/>
+          </w:tcPr>
+          <w:p>
+            <w:r>
+              <w:rPr>
+                <w:sz w:val="19"/>
+              </w:rPr>
+              <w:t xml:space="preserve">Из Лота №1/теплоцентра</w:t>
+            </w:r>
+          </w:p>
+        </w:tc>
+        <w:tc>
+          <w:tcPr>
+            <w:tcW w:w="5000" w:type="dxa"/>
+          </w:tcPr>
+          <w:p>
+            <w:r>
+              <w:rPr>
+                <w:sz w:val="19"/>
+              </w:rPr>
+              <w:t xml:space="preserve">пар 0,6 МПа 4,3–4,4 т/ч; возврат конденсата ≈3,0 т/ч</w:t>
+            </w:r>
+          </w:p>
+        </w:tc>
+        <w:tc>
+          <w:tcPr>
+            <w:tcW w:w="3038" w:type="dxa"/>
+          </w:tcPr>
+          <w:p>
+            <w:r>
+              <w:rPr>
+                <w:color w:val="666666"/>
+                <w:sz w:val="18"/>
+              </w:rPr>
+              <w:t xml:space="preserve">ИД п. 1.3.13; расчёт БИ</w:t>
+            </w:r>
+          </w:p>
+        </w:tc>
+      </w:tr>
+      <w:tr>
+        <w:tc>
+          <w:tcPr>
+            <w:tcW w:w="3600" w:type="dxa"/>
+          </w:tcPr>
+          <w:p>
+            <w:r>
+              <w:rPr>
+                <w:sz w:val="19"/>
+              </w:rPr>
+              <w:t xml:space="preserve">Кислая СОВ</w:t>
+            </w:r>
+          </w:p>
+        </w:tc>
+        <w:tc>
+          <w:tcPr>
+            <w:tcW w:w="5000" w:type="dxa"/>
+          </w:tcPr>
+          <w:p>
+            <w:r>
+              <w:rPr>
+                <w:sz w:val="19"/>
+              </w:rPr>
+              <w:t xml:space="preserve">568 м³/ч; на градирню ≈3,1–3,2 МВт; профицит 4,7 м³/ч</w:t>
+            </w:r>
+          </w:p>
+        </w:tc>
+        <w:tc>
+          <w:tcPr>
+            <w:tcW w:w="3038" w:type="dxa"/>
+          </w:tcPr>
+          <w:p>
+            <w:r>
+              <w:rPr>
+                <w:color w:val="666666"/>
+                <w:sz w:val="18"/>
+              </w:rPr>
+              <w:t xml:space="preserve">ИД рис. 4.4/4.5, п. 1.3.12; расчёт БИ</w:t>
+            </w:r>
+          </w:p>
+        </w:tc>
+      </w:tr>
+      <w:tr>
+        <w:tc>
+          <w:tcPr>
+            <w:tcW w:w="3600" w:type="dxa"/>
+          </w:tcPr>
+          <w:p>
+            <w:r>
+              <w:rPr>
+                <w:sz w:val="19"/>
+              </w:rPr>
+              <w:t xml:space="preserve">На NNH</w:t>
+            </w:r>
+          </w:p>
+        </w:tc>
+        <w:tc>
+          <w:tcPr>
+            <w:tcW w:w="5000" w:type="dxa"/>
+          </w:tcPr>
+          <w:p>
+            <w:r>
+              <w:rPr>
+                <w:sz w:val="19"/>
+              </w:rPr>
+              <w:t xml:space="preserve">6 658 т/год в биг-бегах (≈19 т/сут через склад)</w:t>
+            </w:r>
+          </w:p>
+        </w:tc>
+        <w:tc>
+          <w:tcPr>
+            <w:tcW w:w="3038" w:type="dxa"/>
+          </w:tcPr>
+          <w:p>
+            <w:r>
+              <w:rPr>
+                <w:color w:val="666666"/>
+                <w:sz w:val="18"/>
+              </w:rPr>
+              <w:t xml:space="preserve">ИД табл. 3.1; расчёт БИ</w:t>
+            </w:r>
+          </w:p>
+        </w:tc>
+      </w:tr>
+    </w:tbl>
+    <w:p>
+      <w:r>
+        <w:rPr>
+          <w:b/>
+          <w:color w:val="8A6200"/>
+          <w:sz w:val="19"/>
+        </w:rPr>
+        <w:t xml:space="preserve">— определяется на стадии БИ: </w:t>
+      </w:r>
+      <w:r>
+        <w:rPr>
+          <w:sz w:val="19"/>
+        </w:rPr>
+        <w:t xml:space="preserve">Распределение отсечки 27,3 тыс. м³/год между растворением купороса и выщелачиванием — запросить у Гипроникеля</w:t>
+      </w:r>
+    </w:p>
+    <w:p>
+      <w:r>
+        <w:rPr>
+          <w:b/>
+          <w:color w:val="8A6200"/>
+          <w:sz w:val="19"/>
+        </w:rPr>
+        <w:t xml:space="preserve">— определяется на стадии БИ: </w:t>
+      </w:r>
+      <w:r>
+        <w:rPr>
+          <w:sz w:val="19"/>
+        </w:rPr>
+        <w:t xml:space="preserve">Принадлежность и обогрев трубопровода маточника-2 до ЦЭН; точка приёма в ЦЭН — согласовать с Заказчиком</w:t>
+      </w:r>
+    </w:p>
+    <w:p>
+      <w:r>
+        <w:rPr>
+          <w:b/>
+          <w:color w:val="8A6200"/>
+          <w:sz w:val="19"/>
+        </w:rPr>
+        <w:t xml:space="preserve">— определяется на стадии БИ: </w:t>
+      </w:r>
+      <w:r>
+        <w:rPr>
+          <w:sz w:val="19"/>
+        </w:rPr>
+        <w:t xml:space="preserve">Точка возврата раствора растворения (фланец репульпатора 4.1.21 — вне границ v4.1) — подтвердить в таблице границ</w:t>
+      </w:r>
+    </w:p>
+    <w:p>
+      <w:r>
+        <w:rPr>
+          <w:b/>
+          <w:color w:val="8A6200"/>
+          <w:sz w:val="19"/>
+        </w:rPr>
+        <w:t xml:space="preserve">— определяется на стадии БИ: </w:t>
+      </w:r>
+      <w:r>
+        <w:rPr>
+          <w:sz w:val="19"/>
+        </w:rPr>
+        <w:t xml:space="preserve">Спецификация/ТУ приёмки NNH на смешанный купорос — запросить (упаковка, влажность, примеси)</w:t>
+      </w:r>
+    </w:p>
+    <w:p>
+      <w:r>
+        <w:rPr>
+          <w:b/>
+          <w:color w:val="8A6200"/>
+          <w:sz w:val="19"/>
+        </w:rPr>
+        <w:t xml:space="preserve">— определяется на стадии БИ: </w:t>
+      </w:r>
+      <w:r>
+        <w:rPr>
+          <w:sz w:val="19"/>
+        </w:rPr>
+        <w:t xml:space="preserve">Формат выдачи исходных требований смежным проектировщикам (через Гипроникеля) — установить в договоре</w:t>
+      </w:r>
+    </w:p>
+    <w:p>
+      <w:pPr>
+        <w:pStyle w:val="Heading2"/>
+      </w:pPr>
+      <w:r>
+        <w:rPr>
+          <w:b/>
+          <w:sz w:val="26"/>
+        </w:rPr>
+        <w:t xml:space="preserve">ЦИМ участка на этапе БИ (Приложение №4, ред. 2)</w:t>
+      </w:r>
+    </w:p>
+    <w:p>
+      <w:r>
+        <w:rPr>
+          <w:sz w:val="20"/>
+        </w:rPr>
+        <w:t xml:space="preserve">По «Прочим условиям» ТЗ: на этапе БИ разрабатывается модель технологического оборудования/передела по Приложению №4 (ТЗ на ЦИМ ред. 2 от 25.08.2026), выпуск — отдельным этапом. Цель модели в ред. 2 — проверка коллизий стадии «базовый инжиниринг» (М-01 принят); выпуск ПД/РД из ЦИМ и атрибутика стадий П/Р исключены.</w:t>
+      </w:r>
+    </w:p>
+    <w:p>
+      <w:r>
+        <w:rPr>
+          <w:sz w:val="20"/>
+        </w:rPr>
+        <w:t xml:space="preserve">СОСТАВ МОДЕЛИ ЛОТА №2: габаритные тела оборудования и компоновка (уровень LOD 200): 4 испарителя с подогревателями и контурами циркуляции, 2 барометрических конденсатора со стояками ~10,5 м и гидрозатворами в приямках −2,0…−2,5 м, 2 ПЭБ, солевые колонны (столб 7,0–7,9 м), этажерка II ступеней (+8…+9 м), центрифуги, репульпаторы, баки, узел фасовки, основные трубопроводы (line list — см. одноимённый раздел); зоны обслуживания и выемки трубных пучков — объёмными элементами (M-19); библиотечный компонент на каждый типоразмер (M-21); LOI — по листу «Стадия БИ_ТХ» нового Прил. 1 (только оборудование ТХ и ЭОМ/СС/АК; листов АР/КР нет — M-15/M-16 сняты); классификация элементов IFC по типам/категориям/классам (M-20 в ред. 2).</w:t>
+      </w:r>
+    </w:p>
+    <w:p>
+      <w:r>
+        <w:rPr>
+          <w:sz w:val="20"/>
+        </w:rPr>
+        <w:t xml:space="preserve">КОЛЛИЗИИ — ГЛАВНАЯ ЦЕННОСТЬ ДЛЯ ЛОТА №2: вертикальная компоновка на пределе габаритов (верх конденсаторов +11,0…+11,5 при низе ферм +12,4…+12,9 — запас 0,9–1,9 м; пересечения стояков с крановыми зонами; приямки у свайных ростверков) — проверки по Таблице 3 ред. 2 (M-25) против строительной подосновы: в сценарии А — обмерная модель существующего ГМУ (источник подосновы — открытая позиция), в базовом сценарии — строительная модель нового корпуса (~16 тыс. м³, см. calc NB-EW/NB-COST) от Генпроектировщика; порядок объединения моделей — согласовать.</w:t>
+      </w:r>
+    </w:p>
+    <w:p>
+      <w:r>
+        <w:rPr>
+          <w:sz w:val="20"/>
+        </w:rPr>
+        <w:t xml:space="preserve">ОБМЕН И ПЕРЕДАЧА: выгрузка IFC в СОД Заказчика — раз в 4 недели (M-08 ред. 2; было раз в 2); состав передачи — исходники, IFC, сводная модель, отчёт «Описание ЦИМ» (M-09 ред. 2; LandXML исключён); инструментальная среда — перечень ПО ред. 2 «рекомендуемый», применяемое ПО согласуется с Заказчиком (M-04).</w:t>
+      </w:r>
+    </w:p>
+    <w:tbl>
+      <w:tblPr>
+        <w:tblW w:w="11638" w:type="dxa"/>
+        <w:tblBorders>
+          <w:top w:val="single" w:sz="4" w:color="C9C9C9"/>
+          <w:left w:val="single" w:sz="4" w:color="C9C9C9"/>
+          <w:bottom w:val="single" w:sz="4" w:color="C9C9C9"/>
+          <w:right w:val="single" w:sz="4" w:color="C9C9C9"/>
+          <w:insideH w:val="single" w:sz="4" w:color="C9C9C9"/>
+          <w:insideV w:val="single" w:sz="4" w:color="C9C9C9"/>
+        </w:tblBorders>
+        <w:tblLayout w:type="fixed"/>
+      </w:tblPr>
+      <w:tblGrid>
+        <w:gridCol w:w="3600"/>
+        <w:gridCol w:w="5000"/>
+        <w:gridCol w:w="3038"/>
+      </w:tblGrid>
+      <w:tr>
+        <w:tc>
+          <w:tcPr>
+            <w:tcW w:w="3600" w:type="dxa"/>
+            <w:shd w:val="clear" w:fill="EFEFEF"/>
+          </w:tcPr>
+          <w:p>
+            <w:r>
+              <w:rPr>
+                <w:b/>
+                <w:sz w:val="19"/>
+              </w:rPr>
+              <w:t xml:space="preserve">Параметр</w:t>
+            </w:r>
+          </w:p>
+        </w:tc>
+        <w:tc>
+          <w:tcPr>
+            <w:tcW w:w="5000" w:type="dxa"/>
+            <w:shd w:val="clear" w:fill="EFEFEF"/>
+          </w:tcPr>
+          <w:p>
+            <w:r>
+              <w:rPr>
+                <w:b/>
+                <w:sz w:val="19"/>
+              </w:rPr>
+              <w:t xml:space="preserve">Значение</w:t>
+            </w:r>
+          </w:p>
+        </w:tc>
+        <w:tc>
+          <w:tcPr>
+            <w:tcW w:w="3038" w:type="dxa"/>
+            <w:shd w:val="clear" w:fill="EFEFEF"/>
+          </w:tcPr>
+          <w:p>
+            <w:r>
+              <w:rPr>
+                <w:b/>
+                <w:sz w:val="19"/>
+              </w:rPr>
+              <w:t xml:space="preserve">Источник</w:t>
+            </w:r>
+          </w:p>
+        </w:tc>
+      </w:tr>
+      <w:tr>
+        <w:tc>
+          <w:tcPr>
+            <w:tcW w:w="3600" w:type="dxa"/>
+          </w:tcPr>
+          <w:p>
+            <w:r>
+              <w:rPr>
+                <w:sz w:val="19"/>
+              </w:rPr>
+              <w:t xml:space="preserve">Назначение модели БИ</w:t>
+            </w:r>
+          </w:p>
+        </w:tc>
+        <w:tc>
+          <w:tcPr>
+            <w:tcW w:w="5000" w:type="dxa"/>
+          </w:tcPr>
+          <w:p>
+            <w:r>
+              <w:rPr>
+                <w:sz w:val="19"/>
+              </w:rPr>
+              <w:t xml:space="preserve">проверка коллизий стадии БИ; выпуск ПД/РД из ЦИМ не требуется (ред. 2)</w:t>
+            </w:r>
+          </w:p>
+        </w:tc>
+        <w:tc>
+          <w:tcPr>
+            <w:tcW w:w="3038" w:type="dxa"/>
+          </w:tcPr>
+          <w:p>
+            <w:r>
+              <w:rPr>
+                <w:color w:val="666666"/>
+                <w:sz w:val="18"/>
+              </w:rPr>
+              <w:t xml:space="preserve">Прил. №4 ред. 2 (М-01, M-13)</w:t>
+            </w:r>
+          </w:p>
+        </w:tc>
+      </w:tr>
+      <w:tr>
+        <w:tc>
+          <w:tcPr>
+            <w:tcW w:w="3600" w:type="dxa"/>
+          </w:tcPr>
+          <w:p>
+            <w:r>
+              <w:rPr>
+                <w:sz w:val="19"/>
+              </w:rPr>
+              <w:t xml:space="preserve">Уровень проработки</w:t>
+            </w:r>
+          </w:p>
+        </w:tc>
+        <w:tc>
+          <w:tcPr>
+            <w:tcW w:w="5000" w:type="dxa"/>
+          </w:tcPr>
+          <w:p>
+            <w:r>
+              <w:rPr>
+                <w:sz w:val="19"/>
+              </w:rPr>
+              <w:t xml:space="preserve">габаритные тела + компоновка + основные трубопроводы (LOD 200); LOI — лист «Стадия БИ_ТХ»</w:t>
+            </w:r>
+          </w:p>
+        </w:tc>
+        <w:tc>
+          <w:tcPr>
+            <w:tcW w:w="3038" w:type="dxa"/>
+          </w:tcPr>
+          <w:p>
+            <w:r>
+              <w:rPr>
+                <w:color w:val="666666"/>
+                <w:sz w:val="18"/>
+              </w:rPr>
+              <w:t xml:space="preserve">Прил. №4 ред. 2 (Прил. 1); D-31</w:t>
+            </w:r>
+          </w:p>
+        </w:tc>
+      </w:tr>
+      <w:tr>
+        <w:tc>
+          <w:tcPr>
+            <w:tcW w:w="3600" w:type="dxa"/>
+          </w:tcPr>
+          <w:p>
+            <w:r>
+              <w:rPr>
+                <w:sz w:val="19"/>
+              </w:rPr>
+              <w:t xml:space="preserve">Выгрузка IFC</w:t>
+            </w:r>
+          </w:p>
+        </w:tc>
+        <w:tc>
+          <w:tcPr>
+            <w:tcW w:w="5000" w:type="dxa"/>
+          </w:tcPr>
+          <w:p>
+            <w:r>
+              <w:rPr>
+                <w:sz w:val="19"/>
+              </w:rPr>
+              <w:t xml:space="preserve">раз в 4 недели в СОД Заказчика; передача: исходники + IFC + сводная модель + Описание ЦИМ</w:t>
+            </w:r>
+          </w:p>
+        </w:tc>
+        <w:tc>
+          <w:tcPr>
+            <w:tcW w:w="3038" w:type="dxa"/>
+          </w:tcPr>
+          <w:p>
+            <w:r>
+              <w:rPr>
+                <w:color w:val="666666"/>
+                <w:sz w:val="18"/>
+              </w:rPr>
+              <w:t xml:space="preserve">Прил. №4 ред. 2 (M-08, M-09)</w:t>
+            </w:r>
+          </w:p>
+        </w:tc>
+      </w:tr>
+      <w:tr>
+        <w:tc>
+          <w:tcPr>
+            <w:tcW w:w="3600" w:type="dxa"/>
+          </w:tcPr>
+          <w:p>
+            <w:r>
+              <w:rPr>
+                <w:sz w:val="19"/>
+              </w:rPr>
+              <w:t xml:space="preserve">Ключевые коллизии лота</w:t>
+            </w:r>
+          </w:p>
+        </w:tc>
+        <w:tc>
+          <w:tcPr>
+            <w:tcW w:w="5000" w:type="dxa"/>
+          </w:tcPr>
+          <w:p>
+            <w:r>
+              <w:rPr>
+                <w:sz w:val="19"/>
+              </w:rPr>
+              <w:t xml:space="preserve">стояки конденсаторов ↔ фермы/краны (запас 0,9–1,9 м), приямки ↔ ростверки, этажерка +8…+9</w:t>
+            </w:r>
+          </w:p>
+        </w:tc>
+        <w:tc>
+          <w:tcPr>
+            <w:tcW w:w="3038" w:type="dxa"/>
+          </w:tcPr>
+          <w:p>
+            <w:r>
+              <w:rPr>
+                <w:color w:val="666666"/>
+                <w:sz w:val="18"/>
+              </w:rPr>
+              <w:t xml:space="preserve">расчёт БИ (см. «Компоновка»)</w:t>
+            </w:r>
+          </w:p>
+        </w:tc>
+      </w:tr>
+    </w:tbl>
+    <w:p>
+      <w:r>
+        <w:rPr>
+          <w:b/>
+          <w:sz w:val="19"/>
+        </w:rPr>
+        <w:t xml:space="preserve">Нормативная база: </w:t>
+      </w:r>
+      <w:r>
+        <w:rPr>
+          <w:color w:val="444444"/>
+          <w:sz w:val="19"/>
+        </w:rPr>
+        <w:t xml:space="preserve">Приложение №4 к ТЗ (ред. 2 от 25.08.2026) — Требования к ЦИМ этапа БИ: состав, LOI, проверки коллизий (Таблица 3), обмен IFC; ГОСТ Р 10.0.02-2019/ИСО 16739-1 — Формат IFC для обмена и классификации элементов модели</w:t>
+      </w:r>
+    </w:p>
+    <w:p>
+      <w:r>
+        <w:rPr>
+          <w:b/>
+          <w:color w:val="8A6200"/>
+          <w:sz w:val="19"/>
+        </w:rPr>
+        <w:t xml:space="preserve">— определяется на стадии БИ: </w:t>
+      </w:r>
+      <w:r>
+        <w:rPr>
+          <w:sz w:val="19"/>
+        </w:rPr>
+        <w:t xml:space="preserve">Источник строительной подосновы сценария А: обмерная модель/скан существующего ГМУ — кто выполняет (Заказчик/Исполнитель) и в каком составе</w:t>
+      </w:r>
+    </w:p>
+    <w:p>
+      <w:r>
+        <w:rPr>
+          <w:b/>
+          <w:color w:val="8A6200"/>
+          <w:sz w:val="19"/>
+        </w:rPr>
+        <w:t xml:space="preserve">— определяется на стадии БИ: </w:t>
+      </w:r>
+      <w:r>
+        <w:rPr>
+          <w:sz w:val="19"/>
+        </w:rPr>
+        <w:t xml:space="preserve">Порядок объединения ТХ-модели лота со строительной моделью нового корпуса Генпроектировщика — регламент в СОД</w:t>
+      </w:r>
+    </w:p>
+    <w:p>
+      <w:r>
+        <w:rPr>
+          <w:b/>
+          <w:color w:val="8A6200"/>
+          <w:sz w:val="19"/>
+        </w:rPr>
+        <w:t xml:space="preserve">— определяется на стадии БИ: </w:t>
+      </w:r>
+      <w:r>
+        <w:rPr>
+          <w:sz w:val="19"/>
+        </w:rPr>
+        <w:t xml:space="preserve">Согласование применяемого ПО моделирования с Заказчиком (перечень ред. 2 — рекомендуемый)</w:t>
+      </w:r>
+    </w:p>
+    <w:p>
+      <w:pPr>
+        <w:pStyle w:val="Heading2"/>
+      </w:pPr>
+      <w:r>
+        <w:rPr>
+          <w:b/>
+          <w:sz w:val="26"/>
+        </w:rPr>
+        <w:t xml:space="preserve">Стоимость поставки по Лоту №2 (порядок формирования)</w:t>
+      </w:r>
+    </w:p>
+    <w:p>
+      <w:r>
+        <w:rPr>
+          <w:sz w:val="20"/>
+        </w:rPr>
+        <w:t xml:space="preserve">В составе БИ приводится (в редакции ТЗ v4.1, 25.08.2026): (1) стоимость оборудования по БЮДЖЕТНЫМ ТКП по основному оборудованию — строка «не менее 2–3 ТКП на каждую позицию» в v4.1 вычеркнута (позиция D-29 принята); основное оборудование лота: испарительные установки 904L, центрифуги, вакуумное хозяйство, узел фасовки, АСУ; (2) БЮДЖЕТНАЯ оценка общей стоимости комплектной поставки технологического оборудования и материалов (трубопроводы, металлоконструкции этажерок, теплоизоляция, арматура, КИПиА) в границах проектирования (в v4.1 ссылка дана на п. 5.3 при таблице границ в п. 4.3 — двойная нумерация, C-97) — с учётом поставки АСУ с прикладным программным обеспечением. Класс точности оценки (Class 3, ±15–20 %) зафиксировать в договоре (позиция D-30).</w:t>
+      </w:r>
+    </w:p>
+    <w:p>
+      <w:r>
+        <w:rPr>
+          <w:sz w:val="20"/>
+        </w:rPr>
+        <w:t xml:space="preserve">Рекомендуемая структура запроса ТКП: лот целиком у комплектного поставщика вакуум-кристаллизационных установок (обе нитки «под ключ» с гарантиями по производительности и влажности купороса 4–6 %) + альтернативная разбивка на пакеты (аппараты 904L / центрифуги / вакуумное хозяйство / фасовка / АСУ) для конкуренции. В опросные листы включить технологические гарантии: производительность по купоросам (1,70 и 0,80 т/ч), остаточная влажность, содержание примесей в медном купоросе (Ni ≤ 0,29 %), удельные расходы пара, стойкость материала.</w:t>
+      </w:r>
+    </w:p>
+    <w:p>
+      <w:r>
+        <w:rPr>
+          <w:sz w:val="20"/>
+        </w:rPr>
+        <w:t xml:space="preserve">Валютно-логистические условия, сроки изготовления (аппараты 904L — длительный цикл), шеф-монтаж и ПНР — отдельными строками оценки. Стоимостные данные в настоящем разделе не приводятся до получения ТКП.</w:t>
+      </w:r>
+    </w:p>
+    <w:tbl>
+      <w:tblPr>
+        <w:tblW w:w="11638" w:type="dxa"/>
+        <w:tblBorders>
+          <w:top w:val="single" w:sz="4" w:color="C9C9C9"/>
+          <w:left w:val="single" w:sz="4" w:color="C9C9C9"/>
+          <w:bottom w:val="single" w:sz="4" w:color="C9C9C9"/>
+          <w:right w:val="single" w:sz="4" w:color="C9C9C9"/>
+          <w:insideH w:val="single" w:sz="4" w:color="C9C9C9"/>
+          <w:insideV w:val="single" w:sz="4" w:color="C9C9C9"/>
+        </w:tblBorders>
+        <w:tblLayout w:type="fixed"/>
+      </w:tblPr>
+      <w:tblGrid>
+        <w:gridCol w:w="3600"/>
+        <w:gridCol w:w="5000"/>
+        <w:gridCol w:w="3038"/>
+      </w:tblGrid>
+      <w:tr>
+        <w:tc>
+          <w:tcPr>
+            <w:tcW w:w="3600" w:type="dxa"/>
+            <w:shd w:val="clear" w:fill="EFEFEF"/>
+          </w:tcPr>
+          <w:p>
+            <w:r>
+              <w:rPr>
+                <w:b/>
+                <w:sz w:val="19"/>
+              </w:rPr>
+              <w:t xml:space="preserve">Параметр</w:t>
+            </w:r>
+          </w:p>
+        </w:tc>
+        <w:tc>
+          <w:tcPr>
+            <w:tcW w:w="5000" w:type="dxa"/>
+            <w:shd w:val="clear" w:fill="EFEFEF"/>
+          </w:tcPr>
+          <w:p>
+            <w:r>
+              <w:rPr>
+                <w:b/>
+                <w:sz w:val="19"/>
+              </w:rPr>
+              <w:t xml:space="preserve">Значение</w:t>
+            </w:r>
+          </w:p>
+        </w:tc>
+        <w:tc>
+          <w:tcPr>
+            <w:tcW w:w="3038" w:type="dxa"/>
+            <w:shd w:val="clear" w:fill="EFEFEF"/>
+          </w:tcPr>
+          <w:p>
+            <w:r>
+              <w:rPr>
+                <w:b/>
+                <w:sz w:val="19"/>
+              </w:rPr>
+              <w:t xml:space="preserve">Источник</w:t>
+            </w:r>
+          </w:p>
+        </w:tc>
+      </w:tr>
+      <w:tr>
+        <w:tc>
+          <w:tcPr>
+            <w:tcW w:w="3600" w:type="dxa"/>
+          </w:tcPr>
+          <w:p>
+            <w:r>
+              <w:rPr>
+                <w:sz w:val="19"/>
+              </w:rPr>
               <w:t xml:space="preserve">Требование ТЗ</w:t>
             </w:r>
           </w:p>
@@ -5262,21 +9020,21 @@
               <w:rPr>
                 <w:sz w:val="19"/>
               </w:rPr>
-              <w:t xml:space="preserve">≥2–3 ТКП на каждую позицию; оценка комплектной поставки с АСУ и ППО</w:t>
-            </w:r>
-          </w:p>
-        </w:tc>
-        <w:tc>
-          <w:tcPr>
-            <w:tcW w:w="3038" w:type="dxa"/>
-          </w:tcPr>
-          <w:p>
-            <w:r>
-              <w:rPr>
-                <w:color w:val="666666"/>
-                <w:sz w:val="18"/>
-              </w:rPr>
-              <w:t xml:space="preserve">ТЗ, раздел «Стоимость поставки по Лоту №2»</w:t>
+              <w:t xml:space="preserve">v4.1: бюджетные ТКП по основному оборудованию (2–3 на каждую позицию — вычеркнуто); бюджетная оценка комплектной поставки с АСУ и ППО; Class 3 ±15–20 % — в договор</w:t>
+            </w:r>
+          </w:p>
+        </w:tc>
+        <w:tc>
+          <w:tcPr>
+            <w:tcW w:w="3038" w:type="dxa"/>
+          </w:tcPr>
+          <w:p>
+            <w:r>
+              <w:rPr>
+                <w:color w:val="666666"/>
+                <w:sz w:val="18"/>
+              </w:rPr>
+              <w:t xml:space="preserve">ТЗ v4.1, раздел «Стоимость поставки по Лоту №2»; D-29/D-30</w:t>
             </w:r>
           </w:p>
         </w:tc>

--- a/ove/public/docs/bi/ove75-lot2-pz-draft.docx
+++ b/ove/public/docs/bi/ove75-lot2-pz-draft.docx
@@ -63,7 +63,15 @@
         <w:rPr>
           <w:sz w:val="20"/>
         </w:rPr>
-        <w:t xml:space="preserve">Участок размещается в существующем здании Гидрометаллургического участка (ГМУ, бывший корпус «Минпрок», чертежи Приложения №7 к ТЗ — ФМ.01648). Аппаратурная схема — по ИД ч.2 разд. 4.1.4 (рис. 4.4 — медный купорос, рис. 4.5 — смешанный купорос): каждая стадия реализована на двух последовательных ступенях выпарки-кристаллизации под разрежением, две технологически независимые нитки со своими конденсаторами, пароэжекторными блоками (ПЭБ) и центрифугами. Режим работы — круглосуточный, 345 дней в году, 8322 ч (КИО 95 %, ИД ч.1 Приложение В).</w:t>
+        <w:t xml:space="preserve">Участок размещается в существующем здании Гидрометаллургического участка (ГМУ, бывший корпус «Минпрок», чертежи Приложения №7 к ТЗ — ФМ.01648). Аппаратурная схема — по ИД ч.2 разд. 4.1.4 (рис. 4.4 — медный купорос, рис. 4.5 — смешанный купорос): каждая стадия реализована на двух последовательных ступенях выпарки-кристаллизации под разрежением, две технологически независимые нитки со своими конденсаторами, пароэжекторными блоками (ПЭБ) и центрифугами. Режим работы — круглосуточный, 8 322 ч/год (КИО 95 %; ≈347 сут), ИД ч.1 Приложение В.</w:t>
+      </w:r>
+    </w:p>
+    <w:p>
+      <w:r>
+        <w:rPr>
+          <w:sz w:val="20"/>
+        </w:rPr>
+        <w:t xml:space="preserve">БАЗИС РАЗМЕЩЕНИЯ (ТЗ v4.1 п.1.3, 25.08.2026): базовый сценарий — новое строительство корпуса купоросного участка (~16 тыс. м³) на свободной территории по варианту размещения, принятому Заказчиком (см. calc.json NB-EW/NB-COST); размещение в существующем здании ГМУ (Прил. №7, ФМ.01648) сохраняется как резервный сценарий А.</w:t>
       </w:r>
     </w:p>
     <w:p>
@@ -246,7 +254,7 @@
               <w:rPr>
                 <w:sz w:val="19"/>
               </w:rPr>
-              <w:t xml:space="preserve">345 сут/год, 8322 ч, круглосуточно, КИО 95 %</w:t>
+              <w:t xml:space="preserve">круглосуточно, 8 322 ч/год (КИО 95 %; ≈347 сут)</w:t>
             </w:r>
           </w:p>
         </w:tc>
@@ -497,7 +505,7 @@
         <w:rPr>
           <w:sz w:val="20"/>
         </w:rPr>
-        <w:t xml:space="preserve">Продукция: (1) медный купорос — кристаллогидрат CuSO₄·5H₂O (теоретически 25,45 % Cu; принятый ИД состав 25,7 % Cu — в пределах округлений при влажности 4–6 %), передаётся на растворение (граница — фланец выгрузки центрифуги); (2) смешанный медно-никелевый купорос — мелкозернёный сыпучий кристаллогидрат, влажность 4–6 %, фасуется в биг-беги с полиэтиленовым вкладышем (граница — расфасованный продукт); (3) маточник-2 — 1,8 тыс. м³/год (0,22 м³/ч), кг/м³: Ni 30,5; Cu 14,5; Co 2,5; Fe 11,3; H₂SO₄ 400 — насыщен при 20–25 °C, перед транспортировкой в ЦЭН подогревается острым паром либо разбавляется водой на 10–15 % (не охлаждать ниже 25–30 °C).</w:t>
+        <w:t xml:space="preserve">Продукция: (1) медный купорос — кристаллогидрат CuSO₄·5H₂O (теоретически 25,45 % Cu для чистого CuSO₄·5H₂O; принятый ИД состав 25,7 % Cu ПРЕВЫШАЕТ стехиометрический максимум пентагидрата — базис состава (форма/влажность) запрошен у Гипроникеля, см. F-KUPOROS; в гарантийные показатели закладывается Cu ≥25,0 % на сухой продукт при влажности 4–6 %), передаётся на растворение (граница — фланец выгрузки центрифуги); (2) смешанный медно-никелевый купорос — мелкозернёный сыпучий кристаллогидрат, влажность 4–6 %, фасуется в биг-беги с полиэтиленовым вкладышем (граница — расфасованный продукт); (3) маточник-2 — 1,8 тыс. м³/год (0,22 м³/ч), кг/м³: Ni 30,5; Cu 14,5; Co 2,5; Fe 11,3; H₂SO₄ 400 — насыщен при 20–25 °C, перед транспортировкой в ЦЭН подогревается острым паром либо разбавляется водой на 10–15 % (не охлаждать ниже 25–30 °C).</w:t>
       </w:r>
     </w:p>
     <w:tbl>
@@ -1675,23 +1683,23 @@
         <w:rPr>
           <w:sz w:val="20"/>
         </w:rPr>
-        <w:t xml:space="preserve">ПОДОГРЕВАТЕЛЬ I СТУПЕНИ, НИТКА 1. Тепловая мощность: Q = D·r. При греющем паре 0,6 МПа (п. 1.3.13 ИД; r ≈ 2066 кДж/кг при T_нас ≈ 165 °C): Q = 2100 кг/ч × 2066 = 4,34 ГДж/ч = 1,21 МВт. Подогрев циркулирующего потока за проход: ΔT = Q/(G·cₚ) = 4,34·10⁶ / (633 м³/ч × 1250 кг/м³ × 3,3) = 1,7 К — классический режим принудительной циркуляции кристаллизатора (подогрев 1,5–2 К без кипения в трубках, вскипание в паровом объёме испарителя). Кратность циркуляции: 633 / 5,07 = 125. Требуемый средний коэффициент теплопередачи при полном температурном напоре (165 − 40 = 125 К, консервативно 119 К с учётом потерь): K = Q/(F·ΔT) = 1,21·10⁶ / (63 × 119) ≈ 160 Вт/(м²·К) — в 5–7 раз ниже типичных 800–1200 Вт/(м²·К) для чистой поверхности: заложенная ИД поверхность 63 м² обеспечивает работу при пониженном давлении греющего пара (малый ΔT против инкрустации) и при частичном зарастании трубок 904L — запас корректен для солевой службы.</w:t>
-      </w:r>
-    </w:p>
-    <w:p>
-      <w:r>
-        <w:rPr>
-          <w:sz w:val="20"/>
-        </w:rPr>
-        <w:t xml:space="preserve">ПРОВЕРКА ИСПАРЕНИЯ I СТУПЕНИ: самоиспарение перегретого питания (70 → 40 °C): W_фл = G·cₚ·ΔT / r(40 °C) = 6340 кг/ч × 3,3 × 30 / 2406 = 261 кг/ч; испарение от греющего пара: 4,34·10⁶ / 2406 = 1804 кг/ч; сумма 2065 кг/ч против 2200 кг/ч по ИД — сходимость 94 % (разница — диапазоны потоков и теплопотери).</w:t>
-      </w:r>
-    </w:p>
-    <w:p>
-      <w:r>
-        <w:rPr>
-          <w:sz w:val="20"/>
-        </w:rPr>
-        <w:t xml:space="preserve">ПОДОГРЕВАТЕЛЬ I СТУПЕНИ, НИТКА 2: Q = 900 × 2066 = 1,86 ГДж/ч = 0,52 МВт; ΔT за проход = 1,86·10⁶/(251×1250×3,3) = 1,8 К; K_треб = 0,52·10⁶/(25×125) ≈ 165 Вт/(м²·К) — та же проектная логика.</w:t>
+        <w:t xml:space="preserve">ПОДОГРЕВАТЕЛЬ I СТУПЕНИ, НИТКА 1. Тепловая мощность: Q = D·r. При греющем паре 0,6 МПа (абс.; п. 1.3.13 ИД; r ≈ 2085 кДж/кг при T_нас ≈ 159 °C): Q = 2100 кг/ч × 2085 = 4,38 ГДж/ч = 1,22 МВт. Подогрев циркулирующего потока за проход: ΔT = Q/(G·cₚ) = 4,38·10⁶ / (633 м³/ч × 1250 кг/м³ × 3,3) = 1,7 К — классический режим принудительной циркуляции кристаллизатора (подогрев 1,5–2 К без кипения в трубках, вскипание в паровом объёме испарителя). Кратность циркуляции: 633 / 5,07 = 125. Требуемый средний коэффициент теплопередачи при полном температурном напоре (159 − 40 = 119 К): K = Q/(F·ΔT) = 1,22·10⁶ / (63 × 119) ≈ 160 Вт/(м²·К) — в 5–7 раз ниже типичных 800–1200 Вт/(м²·К) для чистой поверхности: заложенная ИД поверхность 63 м² обеспечивает работу при пониженном давлении греющего пара (малый ΔT против инкрустации) и при частичном зарастании трубок 904L — запас корректен для солевой службы.</w:t>
+      </w:r>
+    </w:p>
+    <w:p>
+      <w:r>
+        <w:rPr>
+          <w:sz w:val="20"/>
+        </w:rPr>
+        <w:t xml:space="preserve">ПРОВЕРКА ИСПАРЕНИЯ I СТУПЕНИ: самоиспарение перегретого питания (70 → 40 °C): W_фл = G·cₚ·ΔT / r(40 °C) = 6340 кг/ч × 3,3 × 30 / 2406 = 261 кг/ч; испарение от греющего пара: 4,38·10⁶ / 2406 = 1820 кг/ч; сумма 2081 кг/ч против 2200 кг/ч по ИД — сходимость 95 % (разница — диапазоны потоков и теплопотери).</w:t>
+      </w:r>
+    </w:p>
+    <w:p>
+      <w:r>
+        <w:rPr>
+          <w:sz w:val="20"/>
+        </w:rPr>
+        <w:t xml:space="preserve">ПОДОГРЕВАТЕЛЬ I СТУПЕНИ, НИТКА 2: Q = 900 × 2085 = 1,88 ГДж/ч = 0,52 МВт; ΔT за проход = 1,88·10⁶/(251×1250×3,3) = 1,8 К; K_треб = 0,52·10⁶/(25×119) ≈ 175 Вт/(м²·К) — та же проектная логика.</w:t>
       </w:r>
     </w:p>
     <w:p>
@@ -1837,7 +1845,7 @@
               <w:rPr>
                 <w:sz w:val="19"/>
               </w:rPr>
-              <w:t xml:space="preserve">1,21 МВт (F=63 м²) и 0,52 МВт (F=25 м²); подогрев за проход 1,7–1,8 К</w:t>
+              <w:t xml:space="preserve">1,22 МВт (F=63 м²) и 0,52 МВт (F=25 м²); подогрев за проход 1,7–1,8 К</w:t>
             </w:r>
           </w:p>
         </w:tc>
@@ -1879,7 +1887,7 @@
               <w:rPr>
                 <w:sz w:val="19"/>
               </w:rPr>
-              <w:t xml:space="preserve">≈160 Вт/(м²·К) при полном ΔT — запас поверхности ×5–7 на инкрустацию</w:t>
+              <w:t xml:space="preserve">≈160–175 Вт/(м²·К) при полном ΔT (119 К) — запас поверхности ×5–7 на инкрустацию</w:t>
             </w:r>
           </w:p>
         </w:tc>
@@ -1963,7 +1971,7 @@
               <w:rPr>
                 <w:sz w:val="19"/>
               </w:rPr>
-              <w:t xml:space="preserve">расчёт 2,07 т/ч против 2,2 т/ч ИД (94 %)</w:t>
+              <w:t xml:space="preserve">расчёт 2,08 т/ч против 2,2 т/ч ИД (95 %)</w:t>
             </w:r>
           </w:p>
         </w:tc>
@@ -2525,6 +2533,14 @@
         <w:t xml:space="preserve">СОПУТСТВУЮЩИЕ ТРЕБОВАНИЯ: сварка 904L по аттестованным технологиям с присадкой, не обедняющей Mo/Cu; контроль межкристаллитной коррозии сварных швов; трубопроводы и арматура растворного тракта — 904L либо неметаллы (PP/PVDF/стеклопластик по средам и температурам); барометрические конденсаторы и трубы кислой СОВ (до 0,5 г/л H₂SO₄) — кислотостойкое исполнение по ИД п. 2.5; резино-/полимерная футеровка допускается для ёмкостного парка.</w:t>
       </w:r>
     </w:p>
+    <w:p>
+      <w:r>
+        <w:rPr>
+          <w:sz w:val="20"/>
+        </w:rPr>
+        <w:t xml:space="preserve">РЕАЛИЗАЦИЯ В ОПРОСНЫХ ЛИСТАХ И ПРИЁМКЕ: требование 904L транслируется в каждый ОЛ основного оборудования отдельным разделом «Материалы»: марка (UNS N08904 или согласованный аналог типа 06ХН28МДТ по классу стойкости) с НТД поставки, входной контроль химсостава (ПМИ/стилоскопирование), стойкость к МКК сварных соединений по ГОСТ 6032, присадочные материалы с Mo/Cu не ниже основного металла, карта швов и объём НК; допускаемые аналоги фиксируются в ОЛ до запроса ТКП, замена материала поставщиком без согласования — основание отклонения ТКП. Приёмка после монтажа — травление/пассивация и контроль свободного железа (см. разделы «Требования к монтажу» и «Испытания, приёмка, промывка и пассивация»).</w:t>
+      </w:r>
+    </w:p>
     <w:tbl>
       <w:tblPr>
         <w:tblW w:w="11638" w:type="dxa"/>
@@ -2758,6 +2774,48 @@
           </w:p>
         </w:tc>
       </w:tr>
+      <w:tr>
+        <w:tc>
+          <w:tcPr>
+            <w:tcW w:w="3600" w:type="dxa"/>
+          </w:tcPr>
+          <w:p>
+            <w:r>
+              <w:rPr>
+                <w:sz w:val="19"/>
+              </w:rPr>
+              <w:t xml:space="preserve">Реализация в ОЛ</w:t>
+            </w:r>
+          </w:p>
+        </w:tc>
+        <w:tc>
+          <w:tcPr>
+            <w:tcW w:w="5000" w:type="dxa"/>
+          </w:tcPr>
+          <w:p>
+            <w:r>
+              <w:rPr>
+                <w:sz w:val="19"/>
+              </w:rPr>
+              <w:t xml:space="preserve">раздел «Материалы» в каждом ОЛ: марка/НТД, ПМИ, МКК по ГОСТ 6032, присадка Mo/Cu, карта швов; замена без согласования = отклонение ТКП</w:t>
+            </w:r>
+          </w:p>
+        </w:tc>
+        <w:tc>
+          <w:tcPr>
+            <w:tcW w:w="3038" w:type="dxa"/>
+          </w:tcPr>
+          <w:p>
+            <w:r>
+              <w:rPr>
+                <w:color w:val="666666"/>
+                <w:sz w:val="18"/>
+              </w:rPr>
+              <w:t xml:space="preserve">решение БИ (см. «Перечень оборудования», «Испытания»)</w:t>
+            </w:r>
+          </w:p>
+        </w:tc>
+      </w:tr>
     </w:tbl>
     <w:p>
       <w:r>
@@ -2847,6 +2905,14 @@
           <w:sz w:val="20"/>
         </w:rPr>
         <w:t xml:space="preserve">На PFD указываются: температуры и давления ступеней, расходные характеристики всех потоков, резервирование (центрифуги 2×50/100 %), обозначение двух независимых ниток и точек их технологической развязки.</w:t>
+      </w:r>
+    </w:p>
+    <w:p>
+      <w:r>
+        <w:rPr>
+          <w:sz w:val="20"/>
+        </w:rPr>
+        <w:t xml:space="preserve">ПРИМЕЧАНИЕ v4.1: нумерация границ 4.3.х выше — по v3.6; в таблице границ v4.1 состав переписан (вход — фланец выпарного аппарата I ступени, подводящий трубопровод фильтрата — вне лота; пар — по фланцам аппаратов/эжекторов и крышке сборника маточника 1; отдельно выделен маточник-2; строка сжатого воздуха пуста — C-96; перекрёстные ссылки п. 4.3/5.3 — C-97, см. «Общие сведения»). На PFD границы наносятся в редакции v4.1; воздух КИП — по v3.6 до восстановления строки.</w:t>
       </w:r>
     </w:p>
     <w:tbl>
@@ -3016,6 +3082,22 @@
       </w:r>
     </w:p>
     <w:p>
+      <w:r>
+        <w:rPr>
+          <w:b/>
+          <w:color w:val="8A6200"/>
+          <w:sz w:val="19"/>
+        </w:rPr>
+        <w:t xml:space="preserve">— определяется на стадии БИ: </w:t>
+      </w:r>
+      <w:r>
+        <w:rPr>
+          <w:sz w:val="19"/>
+        </w:rPr>
+        <w:t xml:space="preserve">Перенумерация ссылок границ на схеме (4.3.х → таблица v4.1/п. 5.3) и судьба строки сжатого воздуха (C-96) — при выпуске PFD</w:t>
+      </w:r>
+    </w:p>
+    <w:p>
       <w:pPr>
         <w:pStyle w:val="Heading2"/>
       </w:pPr>
@@ -3045,7 +3127,7 @@
 — TIC-01 — температура в испарителе I ступени (уставка 40 °C): каскад на клапан греющего пара подогревателя; TI-02 — температура II ступени (20 °C, контроль).
 — PIC-01 — разрежение в барометрическом конденсаторе (уставка 0,075 атм): регулирование пара эжектора ПЭБ / клапан-разбиватель вакуума; PIC-02 — разрежение II ступени (0,013–0,02 атм): клапан рабочего пара эжектора.
 — DIC-01/02 — плотность пульпы в контурах циркуляции I/II ступеней (бесконтактные радиоизотопные или вибрационные плотномеры на байпасе): управление выгрузкой через солевые колонны (плотность раствора 1,2–1,3, пульпы до 1,45 т/м³).
-— FIC-01 — расход питания нитки (электромагнитный расходомер в футеровке PFA): 5,0–5,3 м³/ч (н.1) / 2,5–2,6 м³/ч (н.2); FIC-02 — дозирование промывного фильтрата на центрифугу н.2 (0,15 м³/т); FIQ — учёт пара на подогреватели и эжекторы.
+— FIC-01 — расход питания нитки (электромагнитный расходомер в футеровке PFA): 5,0–5,3 м³/ч (н.1) / 1,4–1,6 м³/ч (н.2, маточник-1 с учётом промвод; величину 2,5–2,6 м³/ч из табл. 3.1 ИД сверить — вероятно, она включает внутренние возвраты); FIC-02 — дозирование промывного фильтрата на центрифугу н.2 (0,15 м³/т); FIQ — учёт пара на подогреватели и эжекторы.
 — LIC гидрозатворов барометрических труб и баков фугата; TIC обогреваемых баков 4.1.5/4.1.26 (30–40 °C).
 — Центрифуги: вибрация, температура подшипников, ток двигателя, частота пульсаций — комплектные контроллеры с интеграцией в АСУ (Modbus TCP); блокировки пуска по крышке/дисбалансу.
 — Насосы циркуляции и погружные: защита от сухого хода (по мощности/давлению), контроль протечек торцевых уплотнений.
@@ -3309,43 +3391,47 @@
           <w:b/>
           <w:sz w:val="26"/>
         </w:rPr>
-        <w:t xml:space="preserve">Компоновка в существующем здании ГМУ; высотная проверка барометрических конденсаторов</w:t>
-      </w:r>
-    </w:p>
-    <w:p>
-      <w:r>
-        <w:rPr>
-          <w:sz w:val="20"/>
-        </w:rPr>
-        <w:t xml:space="preserve">ЗДАНИЕ (Приложение №7, чертежи ФМ.01648-АР/АР1/КО): корпус 96 × 108 м; пролёты по буквенным осям 18 + 6 + 24 + 24 + 24 м, шаг колонн по цифровым осям 6 м (компоновку по ТЗ вести с учётом сетки 6/12 м); свайное основание с ростверками, пластовый дренаж (отметки низа −1,65…−2,25); частичные этажерки/перекрытия на +5,000/+6,000; мостовые краны: Q 5 т (Lк 22,5 м) и 7,5 т (Lк 16,5 м), верх крановых рельсов +10,000/+10,500; верх покрытия по разрезам +13,400…+15,950 (парапеты до +16,500), покрытие — плиты 3×12 м, h = 455 мм.</w:t>
-      </w:r>
-    </w:p>
-    <w:p>
-      <w:r>
-        <w:rPr>
-          <w:sz w:val="20"/>
-        </w:rPr>
-        <w:t xml:space="preserve">ВЫСОТНАЯ ПРОВЕРКА БАРОМЕТРИЧЕСКИХ КОНДЕНСАТОРОВ (критично). Потребная вертикаль от уровня воды гидрозатвора до верха конденсатора: H = h_трубы + h_корпуса = 10,5 + (2,0…2,5) = 12,5…13,0 м, где 10,5 м — барометрическая труба (H_min = 10,33 × (1 − 0,075) = 9,56 м + запас ~0,9 м), 2,0–2,5 м — корпус конденсатора D 2,0 м с каплеотбойником и патрубками. Низ несущих ферм покрытия: оценочно +12,4…+12,9 (верх покрытия 15,35…15,95 в высоком пролёте минус плита 0,455 м минус высота фермы 24-метрового пролёта ≈2,7–3,1 м; в пролётах с покрытием +13,4…+14,15 — низ ферм ≈ +10,9…+11,0). Проверка вариантов:
-— Вариант 0 (гидрозатвор на отм. 0,000, уровень воды ≈ +0,7): верх конденсатора = 0,7 + 10,5 + 2,0…2,5 = +13,2…+13,7 — ВЫШЕ низа ферм (+12,4…+12,9) даже в высоком пролёте и выше габарита кранов; НЕ ПРОХОДИТ (дефицит 0,3–1,3 м).
-— Вариант А (рекомендуемый): заглубление гидрозатворов в приямок глубиной 2,0–2,5 м (уровень воды −1,5…−2,0): верх конденсатора = +11,0…+11,5 — проходит под низом ферм высокого пролёта с запасом ≥0,9–1,9 м; стояки размещать у колонн, вне зоны прохода кранов (верх рельса +10,5, габарит крана ~+12) либо в бескрановой зоне пролёта. Приямки в здании на свайных ростверках выполнимы между ростверками — подтвердить обследованием и расчётом (СП 43.13330, СП 45.13330); исполнение приямков кислотостойкое (кислая СОВ до 0,5 г/л H₂SO₄).
-— Вариант Б (резервный): низкоуровневые (полубарометрические) конденсаторы с конденсатными насосами в 904L — снимает высотное ограничение, добавляет насосы под вакуумом (кавитационный запас, надёжность) и УЗА; применять, если обследование запретит приямки.
-ВЫВОД: полнобарометрическая схема при гидрозатворе на нулевой отметке в существующем ГМУ НЕ размещается; размещается при заглублении гидрозатворов на 2,0–2,5 м (вариант А). Решение подтверждается обмерным обследованием отметок низа ферм — включить в первый этап БИ.</w:t>
-      </w:r>
-    </w:p>
-    <w:p>
-      <w:r>
-        <w:rPr>
-          <w:sz w:val="20"/>
-        </w:rPr>
-        <w:t xml:space="preserve">ВЕРТИКАЛЬНАЯ УВЯЗКА ОСТАЛЬНОГО ОБОРУДОВАНИЯ: солевые колонны II ступеней требуют гидростатического столба пульпы 7,0–7,9 м — испарители II ступеней устанавливаются на этажерке (низ конуса ориентировочно +8…+9) над репульпаторами и центрифугами на отм. 0,000; альтернатива — заглубление репульпаторов (совместить с приямками гидрозатворов). Высота корпуса испарителя нитки 1 при D 2,0 м и V 34,5 м³ — оценочно 9–12 м (уточняется изготовителем): аппарат от отм. ~0…+1 до ~+10…+12 вписывается под фермы высокого пролёта. Компоновочный блок участка — 24-метровый высокий пролёт, 2–3 шага колонн (24 × 12–18 м) с этажеркой обслуживания; фасовка биг-бегов и склад — на 0,000 с проездом электропогрузчика; центрифуги — на индивидуальных виброизолированных фундаментах.</w:t>
-      </w:r>
-    </w:p>
-    <w:p>
-      <w:r>
-        <w:rPr>
-          <w:sz w:val="20"/>
-        </w:rPr>
-        <w:t xml:space="preserve">Монтажная логистика: аппараты 904L заводской готовности заводятся через существующие монтажные проёмы/ворота; самые тяжёлые монтажные единицы — испарители нитки 1 (масса по данным изготовителя, ориентировочно 8–15 т без содержимого) — проверить грузоподъёмность существующих кранов (5/7,5 т): вероятен монтаж мобильным краном через проём до монтажа кровли зоны либо укрупнительная сборка из транспортабельных частей.</w:t>
+        <w:t xml:space="preserve">Предварительный перечень трубопроводной арматуры и приборов КИПиА (line list, ±20–30 %)</w:t>
+      </w:r>
+    </w:p>
+    <w:p>
+      <w:r>
+        <w:rPr>
+          <w:sz w:val="20"/>
+        </w:rPr>
+        <w:t xml:space="preserve">Состав по ТЗ v4.1: «Предварительный перечень трубопроводной арматуры и приборов КИПиА (line list и перечень по предварительным P&amp;ID с точностью ±20-30% по количеству)». Строка «Спецификация на КИПиА» для Лота №2 в v4.1 вычеркнута (позиция D-25 принята) — спецификация приборов переносится на детальный этап, в БИ выдаётся только перечень.</w:t>
+      </w:r>
+    </w:p>
+    <w:p>
+      <w:r>
+        <w:rPr>
+          <w:sz w:val="20"/>
+        </w:rPr>
+        <w:t xml:space="preserve">LINE LIST (основные линии; диаметры — из расходов ИД по d = √(4·Q/(π·v)), принятые скорости: растворы 0,8–1,0 м/с, контуры циркуляции пульпы 2,2–2,4 м/с, вода СОВ 1,5–1,8 м/с, глухой/рабочий пар 35–40 м/с, соковый пар под вакуумом 50 м/с; подтверждаются гидравлическим расчётом БИ):
+— питание нитки 1 (фильтрат, 65–75 °C): 5,07 м³/ч → d = √(4×0,00141/(π×1,0)) = 0,042 м → Dу 50, 904L;
+— маточник-1 в нитку 2: 1,42 м³/ч → Dу 25–32, 904L, c обогревом (бак 4.1.5);
+— контур циркуляции нитки 1: 633 м³/ч → d = √(4×0,176/(π×2,4)) = 0,31 м → Dу 300–350, 904L; нитки 2: 251 м³/ч → 0,20 м → Dу 200, 904L;
+— соковый пар (объёмные потоки по табл. 4.1 ИД): I ст. н.1 49 417 м³/ч → d = √(4×13,73/(π×50)) = 0,59 м → Dу 600; II ст. н.1 23 032 м³/ч → 0,40 м → Dу 400; I ст. н.2 17 647 м³/ч → 0,35 м → Dу 350; II ст. н.2 5 530 м³/ч → 0,20 м → Dу 200; исполнение 904L (влажный кислый пар с уносом капель);
+— глухой пар 0,6 МПа (v″ = 0,316 м³/кг): н.1 2,1 т/ч = 663 м³/ч → d = √(4×0,184/(π×35)) = 0,082 м → Dу 80–100; н.2 0,9 т/ч → Dу 65; рабочий пар эжекторов/ПЭБ: н.1 1,02 т/ч → Dу 50, н.2 0,34 т/ч → Dу 32–40 — сталь по ГОСТ 32569;
+— конденсат глухого пара: 3,0 т/ч → Dу 32–40;
+— кислая СОВ: конденсатор н.1 380 м³/ч → d = √(4×0,106/(π×1,8)) = 0,27 м → Dу 300 (подача и возврат); н.2 138 м³/ч → Dу 150–200; конденсаторы ПЭБ 32/18 м³/ч → Dу 80–100/65 — кислотостойкое исполнение (до 0,5 г/л H₂SO₄, ИД п. 2.5); барометрические трубы — см. раздел «Вакуумная система» (Dу 350–400 / 200–250 / 100–125);
+— маточник-2 в ЦЭН: 0,22 м³/ч — Dу 25–32 по минимальному проходу (не по скорости), с обогревом/изоляцией (насыщенный раствор, не охлаждать ниже 25–30 °C).</w:t>
+      </w:r>
+    </w:p>
+    <w:p>
+      <w:r>
+        <w:rPr>
+          <w:sz w:val="20"/>
+        </w:rPr>
+        <w:t xml:space="preserve">АРМАТУРА (оценка по предварительным P&amp;ID, ±30 %): регулирующие клапаны ≈12–16 шт. (питание ниток — 2, греющий пар подогревателей — 2, рабочий пар эжекторов и ПЭБ — 4, разбиватели вакуума — 2, промывной фильтрат — 1, бедный электролит на растворение — 1, прочие — 2–4); запорно-отсечная и обратная — оценочно 150–220 ед. Материал по средам: растворы/пульпы — 904L либо футеровка PFA/PVDF; на пульпе солевых колонн и выгрузке — полнопроходная износостойкая (шланговая/шаровая); пар и конденсат — стальная по ГОСТ 32569; кислая СОВ — кислотостойкая.</w:t>
+      </w:r>
+    </w:p>
+    <w:p>
+      <w:r>
+        <w:rPr>
+          <w:sz w:val="20"/>
+        </w:rPr>
+        <w:t xml:space="preserve">ПРИБОРЫ: перечень по контурам раздела «P&amp;ID» — AI ≈ 70–90, DI/DO ≈ 120–160; укрупнённая сверка по типовым наборам на агрегат (calc IO-TOTAL) даёт 350–500 сигналов с запасом 30 % — расхождение объясняется учётом системных/комплектных сигналов (центрифуги, фасовка, ИБП) и принимается верхней границей для выбора КТС АСУ. Типы: расходомеры электромагнитные в футеровке PFA, уровнемеры радарные, давление/разрежение — с разделительными мембранами (тантал/PTFE), плотномеры на байпасе.</w:t>
       </w:r>
     </w:p>
     <w:tbl>
@@ -3423,202 +3509,244 @@
               <w:rPr>
                 <w:sz w:val="19"/>
               </w:rPr>
-              <w:t xml:space="preserve">Параметры здания ГМУ</w:t>
-            </w:r>
-          </w:p>
-        </w:tc>
-        <w:tc>
-          <w:tcPr>
-            <w:tcW w:w="5000" w:type="dxa"/>
-          </w:tcPr>
-          <w:p>
-            <w:r>
-              <w:rPr>
-                <w:sz w:val="19"/>
-              </w:rPr>
-              <w:t xml:space="preserve">Пролёты 18/6/24/24/24 м, шаг 6 м; краны 5 и 7,5 т, верх рельса +10,0/+10,5; верх покрытия +13,4…+15,95; плиты h=455 мм</w:t>
-            </w:r>
-          </w:p>
-        </w:tc>
-        <w:tc>
-          <w:tcPr>
-            <w:tcW w:w="3038" w:type="dxa"/>
-          </w:tcPr>
-          <w:p>
-            <w:r>
-              <w:rPr>
-                <w:color w:val="666666"/>
-                <w:sz w:val="18"/>
-              </w:rPr>
-              <w:t xml:space="preserve">Прил. №7 (ФМ.01648-АР1 л.5, КО л.2)</w:t>
-            </w:r>
-          </w:p>
-        </w:tc>
-      </w:tr>
-      <w:tr>
-        <w:tc>
-          <w:tcPr>
-            <w:tcW w:w="3600" w:type="dxa"/>
-          </w:tcPr>
-          <w:p>
-            <w:r>
-              <w:rPr>
-                <w:sz w:val="19"/>
-              </w:rPr>
-              <w:t xml:space="preserve">Потребная высота конденсаторного стояка</w:t>
-            </w:r>
-          </w:p>
-        </w:tc>
-        <w:tc>
-          <w:tcPr>
-            <w:tcW w:w="5000" w:type="dxa"/>
-          </w:tcPr>
-          <w:p>
-            <w:r>
-              <w:rPr>
-                <w:sz w:val="19"/>
-              </w:rPr>
-              <w:t xml:space="preserve">12,5–13,0 м от уровня воды гидрозатвора (труба 10,5 м + корпус 2,0–2,5 м)</w:t>
-            </w:r>
-          </w:p>
-        </w:tc>
-        <w:tc>
-          <w:tcPr>
-            <w:tcW w:w="3038" w:type="dxa"/>
-          </w:tcPr>
-          <w:p>
-            <w:r>
-              <w:rPr>
-                <w:color w:val="666666"/>
-                <w:sz w:val="18"/>
-              </w:rPr>
-              <w:t xml:space="preserve">расчёт БИ</w:t>
-            </w:r>
-          </w:p>
-        </w:tc>
-      </w:tr>
-      <w:tr>
-        <w:tc>
-          <w:tcPr>
-            <w:tcW w:w="3600" w:type="dxa"/>
-          </w:tcPr>
-          <w:p>
-            <w:r>
-              <w:rPr>
-                <w:sz w:val="19"/>
-              </w:rPr>
-              <w:t xml:space="preserve">Вердикт</w:t>
-            </w:r>
-          </w:p>
-        </w:tc>
-        <w:tc>
-          <w:tcPr>
-            <w:tcW w:w="5000" w:type="dxa"/>
-          </w:tcPr>
-          <w:p>
-            <w:r>
-              <w:rPr>
-                <w:sz w:val="19"/>
-              </w:rPr>
-              <w:t xml:space="preserve">Без приямка НЕ влезает (верх +13,2…+13,7 при низе ферм ≈ +12,4…+12,9); с приямком 2,0–2,5 м — влезает, запас ≥0,9 м</w:t>
-            </w:r>
-          </w:p>
-        </w:tc>
-        <w:tc>
-          <w:tcPr>
-            <w:tcW w:w="3038" w:type="dxa"/>
-          </w:tcPr>
-          <w:p>
-            <w:r>
-              <w:rPr>
-                <w:color w:val="666666"/>
-                <w:sz w:val="18"/>
-              </w:rPr>
-              <w:t xml:space="preserve">расчёт БИ по Прил. №7</w:t>
-            </w:r>
-          </w:p>
-        </w:tc>
-      </w:tr>
-      <w:tr>
-        <w:tc>
-          <w:tcPr>
-            <w:tcW w:w="3600" w:type="dxa"/>
-          </w:tcPr>
-          <w:p>
-            <w:r>
-              <w:rPr>
-                <w:sz w:val="19"/>
-              </w:rPr>
-              <w:t xml:space="preserve">Солевые колонны II ступеней</w:t>
-            </w:r>
-          </w:p>
-        </w:tc>
-        <w:tc>
-          <w:tcPr>
-            <w:tcW w:w="5000" w:type="dxa"/>
-          </w:tcPr>
-          <w:p>
-            <w:r>
-              <w:rPr>
-                <w:sz w:val="19"/>
-              </w:rPr>
-              <w:t xml:space="preserve">Столб пульпы 7,0–7,9 м → испарители II ступеней на этажерке +8…+9 м</w:t>
-            </w:r>
-          </w:p>
-        </w:tc>
-        <w:tc>
-          <w:tcPr>
-            <w:tcW w:w="3038" w:type="dxa"/>
-          </w:tcPr>
-          <w:p>
-            <w:r>
-              <w:rPr>
-                <w:color w:val="666666"/>
-                <w:sz w:val="18"/>
-              </w:rPr>
-              <w:t xml:space="preserve">расчёт БИ</w:t>
-            </w:r>
-          </w:p>
-        </w:tc>
-      </w:tr>
-      <w:tr>
-        <w:tc>
-          <w:tcPr>
-            <w:tcW w:w="3600" w:type="dxa"/>
-          </w:tcPr>
-          <w:p>
-            <w:r>
-              <w:rPr>
-                <w:sz w:val="19"/>
-              </w:rPr>
-              <w:t xml:space="preserve">Сетка компоновки</w:t>
-            </w:r>
-          </w:p>
-        </w:tc>
-        <w:tc>
-          <w:tcPr>
-            <w:tcW w:w="5000" w:type="dxa"/>
-          </w:tcPr>
-          <w:p>
-            <w:r>
-              <w:rPr>
-                <w:sz w:val="19"/>
-              </w:rPr>
-              <w:t xml:space="preserve">Учитывать сетку колонн 6/12 м; привязка к осям и отметкам перекрытий — обязательна (ТЗ)</w:t>
-            </w:r>
-          </w:p>
-        </w:tc>
-        <w:tc>
-          <w:tcPr>
-            <w:tcW w:w="3038" w:type="dxa"/>
-          </w:tcPr>
-          <w:p>
-            <w:r>
-              <w:rPr>
-                <w:color w:val="666666"/>
-                <w:sz w:val="18"/>
-              </w:rPr>
-              <w:t xml:space="preserve">ТЗ п. 4.5</w:t>
+              <w:t xml:space="preserve">Точность перечня</w:t>
+            </w:r>
+          </w:p>
+        </w:tc>
+        <w:tc>
+          <w:tcPr>
+            <w:tcW w:w="5000" w:type="dxa"/>
+          </w:tcPr>
+          <w:p>
+            <w:r>
+              <w:rPr>
+                <w:sz w:val="19"/>
+              </w:rPr>
+              <w:t xml:space="preserve">±20–30 % по количеству (line list по предварительным P&amp;ID) — норма ТЗ v4.1</w:t>
+            </w:r>
+          </w:p>
+        </w:tc>
+        <w:tc>
+          <w:tcPr>
+            <w:tcW w:w="3038" w:type="dxa"/>
+          </w:tcPr>
+          <w:p>
+            <w:r>
+              <w:rPr>
+                <w:color w:val="666666"/>
+                <w:sz w:val="18"/>
+              </w:rPr>
+              <w:t xml:space="preserve">ТЗ v4.1 (состав БИ Лота №2); D-24</w:t>
+            </w:r>
+          </w:p>
+        </w:tc>
+      </w:tr>
+      <w:tr>
+        <w:tc>
+          <w:tcPr>
+            <w:tcW w:w="3600" w:type="dxa"/>
+          </w:tcPr>
+          <w:p>
+            <w:r>
+              <w:rPr>
+                <w:sz w:val="19"/>
+              </w:rPr>
+              <w:t xml:space="preserve">Диаметры ключевых линий</w:t>
+            </w:r>
+          </w:p>
+        </w:tc>
+        <w:tc>
+          <w:tcPr>
+            <w:tcW w:w="5000" w:type="dxa"/>
+          </w:tcPr>
+          <w:p>
+            <w:r>
+              <w:rPr>
+                <w:sz w:val="19"/>
+              </w:rPr>
+              <w:t xml:space="preserve">питание Dу 50; циркуляция Dу 300–350/200; соковый пар Dу 600/400/350/200; глухой пар Dу 80–100/65; СОВ Dу 300/150–200</w:t>
+            </w:r>
+          </w:p>
+        </w:tc>
+        <w:tc>
+          <w:tcPr>
+            <w:tcW w:w="3038" w:type="dxa"/>
+          </w:tcPr>
+          <w:p>
+            <w:r>
+              <w:rPr>
+                <w:color w:val="666666"/>
+                <w:sz w:val="18"/>
+              </w:rPr>
+              <w:t xml:space="preserve">расчёт БИ по расходам ИД табл. 3.1/4.1, рис. 4.4/4.5</w:t>
+            </w:r>
+          </w:p>
+        </w:tc>
+      </w:tr>
+      <w:tr>
+        <w:tc>
+          <w:tcPr>
+            <w:tcW w:w="3600" w:type="dxa"/>
+          </w:tcPr>
+          <w:p>
+            <w:r>
+              <w:rPr>
+                <w:sz w:val="19"/>
+              </w:rPr>
+              <w:t xml:space="preserve">Регулирующая арматура</w:t>
+            </w:r>
+          </w:p>
+        </w:tc>
+        <w:tc>
+          <w:tcPr>
+            <w:tcW w:w="5000" w:type="dxa"/>
+          </w:tcPr>
+          <w:p>
+            <w:r>
+              <w:rPr>
+                <w:sz w:val="19"/>
+              </w:rPr>
+              <w:t xml:space="preserve">≈12–16 клапанов по контурам P&amp;ID</w:t>
+            </w:r>
+          </w:p>
+        </w:tc>
+        <w:tc>
+          <w:tcPr>
+            <w:tcW w:w="3038" w:type="dxa"/>
+          </w:tcPr>
+          <w:p>
+            <w:r>
+              <w:rPr>
+                <w:color w:val="666666"/>
+                <w:sz w:val="18"/>
+              </w:rPr>
+              <w:t xml:space="preserve">оценка БИ по предварительным P&amp;ID</w:t>
+            </w:r>
+          </w:p>
+        </w:tc>
+      </w:tr>
+      <w:tr>
+        <w:tc>
+          <w:tcPr>
+            <w:tcW w:w="3600" w:type="dxa"/>
+          </w:tcPr>
+          <w:p>
+            <w:r>
+              <w:rPr>
+                <w:sz w:val="19"/>
+              </w:rPr>
+              <w:t xml:space="preserve">Запорно-отсечная арматура</w:t>
+            </w:r>
+          </w:p>
+        </w:tc>
+        <w:tc>
+          <w:tcPr>
+            <w:tcW w:w="5000" w:type="dxa"/>
+          </w:tcPr>
+          <w:p>
+            <w:r>
+              <w:rPr>
+                <w:sz w:val="19"/>
+              </w:rPr>
+              <w:t xml:space="preserve">оценочно 150–220 ед. (±30 %)</w:t>
+            </w:r>
+          </w:p>
+        </w:tc>
+        <w:tc>
+          <w:tcPr>
+            <w:tcW w:w="3038" w:type="dxa"/>
+          </w:tcPr>
+          <w:p>
+            <w:r>
+              <w:rPr>
+                <w:color w:val="666666"/>
+                <w:sz w:val="18"/>
+              </w:rPr>
+              <w:t xml:space="preserve">оценка БИ</w:t>
+            </w:r>
+          </w:p>
+        </w:tc>
+      </w:tr>
+      <w:tr>
+        <w:tc>
+          <w:tcPr>
+            <w:tcW w:w="3600" w:type="dxa"/>
+          </w:tcPr>
+          <w:p>
+            <w:r>
+              <w:rPr>
+                <w:sz w:val="19"/>
+              </w:rPr>
+              <w:t xml:space="preserve">Сигналы для КТС</w:t>
+            </w:r>
+          </w:p>
+        </w:tc>
+        <w:tc>
+          <w:tcPr>
+            <w:tcW w:w="5000" w:type="dxa"/>
+          </w:tcPr>
+          <w:p>
+            <w:r>
+              <w:rPr>
+                <w:sz w:val="19"/>
+              </w:rPr>
+              <w:t xml:space="preserve">AI 70–90, DI/DO 120–160 по контурам; 350–500 с запасом 30 % по укрупнённой оценке — принят верх</w:t>
+            </w:r>
+          </w:p>
+        </w:tc>
+        <w:tc>
+          <w:tcPr>
+            <w:tcW w:w="3038" w:type="dxa"/>
+          </w:tcPr>
+          <w:p>
+            <w:r>
+              <w:rPr>
+                <w:color w:val="666666"/>
+                <w:sz w:val="18"/>
+              </w:rPr>
+              <w:t xml:space="preserve">раздел P&amp;ID; calc IO-TOTAL</w:t>
+            </w:r>
+          </w:p>
+        </w:tc>
+      </w:tr>
+      <w:tr>
+        <w:tc>
+          <w:tcPr>
+            <w:tcW w:w="3600" w:type="dxa"/>
+          </w:tcPr>
+          <w:p>
+            <w:r>
+              <w:rPr>
+                <w:sz w:val="19"/>
+              </w:rPr>
+              <w:t xml:space="preserve">Спецификация на КИПиА</w:t>
+            </w:r>
+          </w:p>
+        </w:tc>
+        <w:tc>
+          <w:tcPr>
+            <w:tcW w:w="5000" w:type="dxa"/>
+          </w:tcPr>
+          <w:p>
+            <w:r>
+              <w:rPr>
+                <w:sz w:val="19"/>
+              </w:rPr>
+              <w:t xml:space="preserve">в v4.1 для Лота №2 вычеркнута — не входит в БИ (только перечень)</w:t>
+            </w:r>
+          </w:p>
+        </w:tc>
+        <w:tc>
+          <w:tcPr>
+            <w:tcW w:w="3038" w:type="dxa"/>
+          </w:tcPr>
+          <w:p>
+            <w:r>
+              <w:rPr>
+                <w:color w:val="666666"/>
+                <w:sz w:val="18"/>
+              </w:rPr>
+              <w:t xml:space="preserve">ТЗ v4.1; D-25</w:t>
             </w:r>
           </w:p>
         </w:tc>
@@ -3637,7 +3765,7 @@
           <w:color w:val="444444"/>
           <w:sz w:val="19"/>
         </w:rPr>
-        <w:t xml:space="preserve">СП 43.13330.2012 — Сооружения промышленных предприятий — приямки, этажерки, фундаменты под оборудование; СП 45.13330 (актуальная редакция) — Земляные сооружения, основания и фундаменты — устройство приямков возле свайных ростверков; СП 16.13330.2017 — Стальные конструкции — этажерки обслуживания испарителей и опорные конструкции конденсаторов; ФНП по ПС (приказ Ростехнадзора от 26.11.2020 № 461) — Работа в зоне действия существующих мостовых кранов; габариты приближения оборудования к крановым путям</w:t>
+        <w:t xml:space="preserve">ГОСТ 32569-2013 — Категории и группы технологических трубопроводов, материалы, испытания — базис line list; ГОСТ 21.208-2013 — Условные обозначения средств автоматизации в схемах — оформление перечня приборов; ГОСТ 33259-2015 — Фланцы арматуры и трубопроводов — присоединительные размеры (границы лота заданы по фланцам); ТР ТС 032/2013 — Паропроводы 0,6 МПа и арматура на них — оценка соответствия</w:t>
       </w:r>
     </w:p>
     <w:p>
@@ -3653,7 +3781,7 @@
         <w:rPr>
           <w:sz w:val="19"/>
         </w:rPr>
-        <w:t xml:space="preserve">Обмерное обследование ГМУ: фактические отметки низа ферм, состояние конструкций, свободные зоны — первый этап БИ (обязателен)</w:t>
+        <w:t xml:space="preserve">Гидравлический расчёт и подтверждение Dу/скоростей — при выпуске предварительных P&amp;ID</w:t>
       </w:r>
     </w:p>
     <w:p>
@@ -3669,7 +3797,7 @@
         <w:rPr>
           <w:sz w:val="19"/>
         </w:rPr>
-        <w:t xml:space="preserve">Допустимость и привязка приямков к свайным ростверкам — по результатам обследования фундаментов</w:t>
+        <w:t xml:space="preserve">Выбор арматуры на пульпе (904L против футерованной) — по ТКП и опыту эксплуатации аналогов</w:t>
       </w:r>
     </w:p>
     <w:p>
@@ -3685,7 +3813,7 @@
         <w:rPr>
           <w:sz w:val="19"/>
         </w:rPr>
-        <w:t xml:space="preserve">Высота и масса испарителей — по данным заводов-изготовителей (ОЛ)</w:t>
+        <w:t xml:space="preserve">Фиксация перечня ±20–30 % как базы Class 3 оценки — после выпуска P&amp;ID (полный instrument index — детальный этап)</w:t>
       </w:r>
     </w:p>
     <w:p>
@@ -3697,37 +3825,43 @@
           <w:b/>
           <w:sz w:val="26"/>
         </w:rPr>
-        <w:t xml:space="preserve">Нагрузки на строительные конструкции и фундаменты (включая динамические)</w:t>
-      </w:r>
-    </w:p>
-    <w:p>
-      <w:r>
-        <w:rPr>
-          <w:sz w:val="20"/>
-        </w:rPr>
-        <w:t xml:space="preserve">Планы строительных конструкций и фундаментов с нагрузками — обязательный состав БИ (ТЗ п. 4.5). Основные нагрузки участка:</w:t>
-      </w:r>
-    </w:p>
-    <w:p>
-      <w:r>
-        <w:rPr>
-          <w:sz w:val="20"/>
-        </w:rPr>
-        <w:t xml:space="preserve">1. Испарители нитки 1 (2 шт.): масса содержимого 34,5 м³ × 1,3 т/м³ ≈ 45 т + корпус 904L (по данным изготовителя, ориентировочно 8–15 т) + контур циркуляции ≈ 1,3 т содержимого — расчётная вертикальная нагрузка на постамент/этажерку ≈ 550–650 кН на аппарат (гидроиспытание — полное заполнение водой, проверить отдельно). Испарители нитки 2 (2 шт.): 8,9 × 1,3 ≈ 11,6 т + корпус — ≈ 160–200 кН.
-2. Барометрические конденсаторы со стояками: корпус + водяное заполнение трубы Dу 350 (~1,0 м³) — ≈ 60–90 кН на фундамент гидрозатвора; горизонтальные связи стояка к каркасу здания (проверка каркаса на дополнительные ≈5–10 кН узловых).
-3. Центрифуги пульсирующие 1800 об⁻¹ — динамические нагрузки: индивидуальные фундаменты (или виброизолированные рамы), отстроенные от резонанса; динамический коэффициент и неуравновешенные силы — по паспорту изготовителя; проектирование по нормам на фундаменты машин с динамическими нагрузками (СП 26.13330).
-4. Насосы циркуляции 633/251 м³/ч — рамные фундаменты с виброизоляцией, нагрузки &lt; 30 кН.
-5. Этажерка испарителей II ступеней (+8…+9 м) — сталь по СП 16.13330; передача на существующие ростверки только после поверочного расчёта; при дефиците несущей способности — самостоятельные фундаменты этажерки.
-6. Приямки гидрозатворов 2,0–2,5 м — кислотостойкое исполнение, пригрузка/анкеровка от всплытия по УГВ (пластовый дренаж существует), расчёт стен на боковое давление.
-7. Перекрытие +5,000/+6,000 — размещение баков питания/фугата допускается только после поверочного расчёта существующих плит (нагрузки 15–30 кПа локально).</w:t>
-      </w:r>
-    </w:p>
-    <w:p>
-      <w:r>
-        <w:rPr>
-          <w:sz w:val="20"/>
-        </w:rPr>
-        <w:t xml:space="preserve">Климатические нагрузки на существующее здание не изменяются (оборудование внутри); снеговая V района (3,2 кПа) и ветровая II района учитываются только для новых наружных элементов (площадки, эстакады трубопроводов к градирне кислой СОВ). Сейсмичность 6 баллов — по СП 14.13330 специальные мероприятия для 6 баллов как правило не требуются; подтверждить для этажерок высотного оборудования.</w:t>
+        <w:t xml:space="preserve">Компоновка в существующем здании ГМУ; высотная проверка барометрических конденсаторов</w:t>
+      </w:r>
+    </w:p>
+    <w:p>
+      <w:r>
+        <w:rPr>
+          <w:sz w:val="20"/>
+        </w:rPr>
+        <w:t xml:space="preserve">ЗДАНИЕ (Приложение №7, чертежи ФМ.01648-АР/АР1/КО): корпус 96 × 108 м; пролёты по буквенным осям 18 + 6 + 24 + 24 + 24 м, шаг колонн по цифровым осям 6 м (компоновку по ТЗ вести с учётом сетки 6/12 м); свайное основание с ростверками, пластовый дренаж (отметки низа −1,65…−2,25); частичные этажерки/перекрытия на +5,000/+6,000; мостовые краны: Q 5 т (Lк 22,5 м) и 7,5 т (Lк 16,5 м), верх крановых рельсов +10,000/+10,500; верх покрытия по разрезам +13,400…+15,950 (парапеты до +16,500), покрытие — плиты 3×12 м, h = 455 мм.</w:t>
+      </w:r>
+    </w:p>
+    <w:p>
+      <w:r>
+        <w:rPr>
+          <w:sz w:val="20"/>
+        </w:rPr>
+        <w:t xml:space="preserve">ВЫСОТНАЯ ПРОВЕРКА БАРОМЕТРИЧЕСКИХ КОНДЕНСАТОРОВ (критично). Потребная вертикаль от уровня воды гидрозатвора до верха конденсатора: H = h_трубы + h_корпуса = 10,5 + (2,0…2,5) = 12,5…13,0 м, где 10,5 м — барометрическая труба (H_min = 10,33 × (1 − 0,075) = 9,56 м + запас ~0,9 м), 2,0–2,5 м — корпус конденсатора D 2,0 м с каплеотбойником и патрубками. Низ несущих ферм покрытия: оценочно +12,4…+12,9 (верх покрытия 15,35…15,95 в высоком пролёте минус плита 0,455 м минус высота фермы 24-метрового пролёта ≈2,7–3,1 м; в пролётах с покрытием +13,4…+14,15 — низ ферм ≈ +10,9…+11,0). Проверка вариантов:
+— Вариант 0 (гидрозатвор на отм. 0,000, уровень воды ≈ +0,7): верх конденсатора = 0,7 + 10,5 + 2,0…2,5 = +13,2…+13,7 — ВЫШЕ низа ферм (+12,4…+12,9) даже в высоком пролёте и выше габарита кранов; НЕ ПРОХОДИТ (дефицит 0,3–1,3 м).
+— Вариант А (рекомендуемый): заглубление гидрозатворов в приямок глубиной 2,0–2,5 м (уровень воды −1,5…−2,0): верх конденсатора = +11,0…+11,5 — проходит под низом ферм высокого пролёта с запасом ≥0,9–1,9 м; стояки размещать у колонн, вне зоны прохода кранов (верх рельса +10,5, габарит крана ~+12) либо в бескрановой зоне пролёта. Приямки в здании на свайных ростверках выполнимы между ростверками — подтвердить обследованием и расчётом (СП 43.13330, СП 45.13330); исполнение приямков кислотостойкое (кислая СОВ до 0,5 г/л H₂SO₄).
+— Вариант Б (резервный): низкоуровневые (полубарометрические) конденсаторы с конденсатными насосами в 904L — снимает высотное ограничение, добавляет насосы под вакуумом (кавитационный запас, надёжность) и УЗА; применять, если обследование запретит приямки.
+ВЫВОД: полнобарометрическая схема при гидрозатворе на нулевой отметке в существующем ГМУ НЕ размещается; размещается при заглублении гидрозатворов на 2,0–2,5 м (вариант А). Решение подтверждается обмерным обследованием отметок низа ферм — включить в первый этап БИ. В базовом сценарии нового корпуса высота до низа ферм назначается ≥13,5 м — полнобарометрическая схема без приямков.</w:t>
+      </w:r>
+    </w:p>
+    <w:p>
+      <w:r>
+        <w:rPr>
+          <w:sz w:val="20"/>
+        </w:rPr>
+        <w:t xml:space="preserve">ВЕРТИКАЛЬНАЯ УВЯЗКА ОСТАЛЬНОГО ОБОРУДОВАНИЯ: солевые колонны II ступеней требуют гидростатического столба пульпы 7,0–7,9 м — испарители II ступеней устанавливаются на этажерке (низ конуса ориентировочно +8…+9) над репульпаторами и центрифугами на отм. 0,000; альтернатива — заглубление репульпаторов (совместить с приямками гидрозатворов). Высота корпуса испарителя нитки 1 при D 2,0 м и V 34,5 м³ — оценочно 9–12 м (уточняется изготовителем): аппарат от отм. ~0…+1 до ~+10…+12 вписывается под фермы высокого пролёта. Компоновочный блок участка — 24-метровый высокий пролёт, 2–3 шага колонн (24 × 12–18 м) с этажеркой обслуживания; фасовка биг-бегов и склад — на 0,000 с проездом электропогрузчика; центрифуги — на индивидуальных виброизолированных фундаментах.</w:t>
+      </w:r>
+    </w:p>
+    <w:p>
+      <w:r>
+        <w:rPr>
+          <w:sz w:val="20"/>
+        </w:rPr>
+        <w:t xml:space="preserve">Монтажная логистика: аппараты 904L заводской готовности заводятся через существующие монтажные проёмы/ворота; самые тяжёлые монтажные единицы — испарители нитки 1 (масса по данным изготовителя, ориентировочно 8–15 т без содержимого) — проверить грузоподъёмность существующих кранов (5/7,5 т): вероятен монтаж мобильным краном через проём до монтажа кровли зоны либо укрупнительная сборка из транспортабельных частей.</w:t>
       </w:r>
     </w:p>
     <w:tbl>
@@ -3805,160 +3939,202 @@
               <w:rPr>
                 <w:sz w:val="19"/>
               </w:rPr>
-              <w:t xml:space="preserve">Испаритель нитки 1 (заполненный)</w:t>
-            </w:r>
-          </w:p>
-        </w:tc>
-        <w:tc>
-          <w:tcPr>
-            <w:tcW w:w="5000" w:type="dxa"/>
-          </w:tcPr>
-          <w:p>
-            <w:r>
-              <w:rPr>
-                <w:sz w:val="19"/>
-              </w:rPr>
-              <w:t xml:space="preserve">≈550–650 кН/аппарат (45 т содержимого + корпус)</w:t>
-            </w:r>
-          </w:p>
-        </w:tc>
-        <w:tc>
-          <w:tcPr>
-            <w:tcW w:w="3038" w:type="dxa"/>
-          </w:tcPr>
-          <w:p>
-            <w:r>
-              <w:rPr>
-                <w:color w:val="666666"/>
-                <w:sz w:val="18"/>
-              </w:rPr>
-              <w:t xml:space="preserve">расчёт БИ по V=34,5 м³, ρ=1,3 т/м³</w:t>
-            </w:r>
-          </w:p>
-        </w:tc>
-      </w:tr>
-      <w:tr>
-        <w:tc>
-          <w:tcPr>
-            <w:tcW w:w="3600" w:type="dxa"/>
-          </w:tcPr>
-          <w:p>
-            <w:r>
-              <w:rPr>
-                <w:sz w:val="19"/>
-              </w:rPr>
-              <w:t xml:space="preserve">Испаритель нитки 2 (заполненный)</w:t>
-            </w:r>
-          </w:p>
-        </w:tc>
-        <w:tc>
-          <w:tcPr>
-            <w:tcW w:w="5000" w:type="dxa"/>
-          </w:tcPr>
-          <w:p>
-            <w:r>
-              <w:rPr>
-                <w:sz w:val="19"/>
-              </w:rPr>
-              <w:t xml:space="preserve">≈160–200 кН/аппарат</w:t>
-            </w:r>
-          </w:p>
-        </w:tc>
-        <w:tc>
-          <w:tcPr>
-            <w:tcW w:w="3038" w:type="dxa"/>
-          </w:tcPr>
-          <w:p>
-            <w:r>
-              <w:rPr>
-                <w:color w:val="666666"/>
-                <w:sz w:val="18"/>
-              </w:rPr>
-              <w:t xml:space="preserve">расчёт БИ по V=8,9 м³</w:t>
-            </w:r>
-          </w:p>
-        </w:tc>
-      </w:tr>
-      <w:tr>
-        <w:tc>
-          <w:tcPr>
-            <w:tcW w:w="3600" w:type="dxa"/>
-          </w:tcPr>
-          <w:p>
-            <w:r>
-              <w:rPr>
-                <w:sz w:val="19"/>
-              </w:rPr>
-              <w:t xml:space="preserve">Динамика</w:t>
-            </w:r>
-          </w:p>
-        </w:tc>
-        <w:tc>
-          <w:tcPr>
-            <w:tcW w:w="5000" w:type="dxa"/>
-          </w:tcPr>
-          <w:p>
-            <w:r>
-              <w:rPr>
-                <w:sz w:val="19"/>
-              </w:rPr>
-              <w:t xml:space="preserve">Центрифуги 1800 об/мин — отдельные виброфундаменты; данные неуравновешенных сил — из ОЛ изготовителя</w:t>
-            </w:r>
-          </w:p>
-        </w:tc>
-        <w:tc>
-          <w:tcPr>
-            <w:tcW w:w="3038" w:type="dxa"/>
-          </w:tcPr>
-          <w:p>
-            <w:r>
-              <w:rPr>
-                <w:color w:val="666666"/>
-                <w:sz w:val="18"/>
-              </w:rPr>
-              <w:t xml:space="preserve">ИД рис. 4.4/4.5; практика</w:t>
-            </w:r>
-          </w:p>
-        </w:tc>
-      </w:tr>
-      <w:tr>
-        <w:tc>
-          <w:tcPr>
-            <w:tcW w:w="3600" w:type="dxa"/>
-          </w:tcPr>
-          <w:p>
-            <w:r>
-              <w:rPr>
-                <w:sz w:val="19"/>
-              </w:rPr>
-              <w:t xml:space="preserve">Плита/этажерка</w:t>
-            </w:r>
-          </w:p>
-        </w:tc>
-        <w:tc>
-          <w:tcPr>
-            <w:tcW w:w="5000" w:type="dxa"/>
-          </w:tcPr>
-          <w:p>
-            <w:r>
-              <w:rPr>
-                <w:sz w:val="19"/>
-              </w:rPr>
-              <w:t xml:space="preserve">Локальные нагрузки на перекрытия +5/+6 м — 15–30 кПа; только после поверочного расчёта</w:t>
-            </w:r>
-          </w:p>
-        </w:tc>
-        <w:tc>
-          <w:tcPr>
-            <w:tcW w:w="3038" w:type="dxa"/>
-          </w:tcPr>
-          <w:p>
-            <w:r>
-              <w:rPr>
-                <w:color w:val="666666"/>
-                <w:sz w:val="18"/>
-              </w:rPr>
-              <w:t xml:space="preserve">оценка БИ</w:t>
+              <w:t xml:space="preserve">Параметры здания ГМУ</w:t>
+            </w:r>
+          </w:p>
+        </w:tc>
+        <w:tc>
+          <w:tcPr>
+            <w:tcW w:w="5000" w:type="dxa"/>
+          </w:tcPr>
+          <w:p>
+            <w:r>
+              <w:rPr>
+                <w:sz w:val="19"/>
+              </w:rPr>
+              <w:t xml:space="preserve">Пролёты 18/6/24/24/24 м, шаг 6 м; краны 5 и 7,5 т, верх рельса +10,0/+10,5; верх покрытия +13,4…+15,95; плиты h=455 мм</w:t>
+            </w:r>
+          </w:p>
+        </w:tc>
+        <w:tc>
+          <w:tcPr>
+            <w:tcW w:w="3038" w:type="dxa"/>
+          </w:tcPr>
+          <w:p>
+            <w:r>
+              <w:rPr>
+                <w:color w:val="666666"/>
+                <w:sz w:val="18"/>
+              </w:rPr>
+              <w:t xml:space="preserve">Прил. №7 (ФМ.01648-АР1 л.5, КО л.2)</w:t>
+            </w:r>
+          </w:p>
+        </w:tc>
+      </w:tr>
+      <w:tr>
+        <w:tc>
+          <w:tcPr>
+            <w:tcW w:w="3600" w:type="dxa"/>
+          </w:tcPr>
+          <w:p>
+            <w:r>
+              <w:rPr>
+                <w:sz w:val="19"/>
+              </w:rPr>
+              <w:t xml:space="preserve">Потребная высота конденсаторного стояка</w:t>
+            </w:r>
+          </w:p>
+        </w:tc>
+        <w:tc>
+          <w:tcPr>
+            <w:tcW w:w="5000" w:type="dxa"/>
+          </w:tcPr>
+          <w:p>
+            <w:r>
+              <w:rPr>
+                <w:sz w:val="19"/>
+              </w:rPr>
+              <w:t xml:space="preserve">12,5–13,0 м от уровня воды гидрозатвора (труба 10,5 м + корпус 2,0–2,5 м)</w:t>
+            </w:r>
+          </w:p>
+        </w:tc>
+        <w:tc>
+          <w:tcPr>
+            <w:tcW w:w="3038" w:type="dxa"/>
+          </w:tcPr>
+          <w:p>
+            <w:r>
+              <w:rPr>
+                <w:color w:val="666666"/>
+                <w:sz w:val="18"/>
+              </w:rPr>
+              <w:t xml:space="preserve">расчёт БИ</w:t>
+            </w:r>
+          </w:p>
+        </w:tc>
+      </w:tr>
+      <w:tr>
+        <w:tc>
+          <w:tcPr>
+            <w:tcW w:w="3600" w:type="dxa"/>
+          </w:tcPr>
+          <w:p>
+            <w:r>
+              <w:rPr>
+                <w:sz w:val="19"/>
+              </w:rPr>
+              <w:t xml:space="preserve">Вердикт</w:t>
+            </w:r>
+          </w:p>
+        </w:tc>
+        <w:tc>
+          <w:tcPr>
+            <w:tcW w:w="5000" w:type="dxa"/>
+          </w:tcPr>
+          <w:p>
+            <w:r>
+              <w:rPr>
+                <w:sz w:val="19"/>
+              </w:rPr>
+              <w:t xml:space="preserve">Без приямка НЕ влезает (верх +13,2…+13,7 при низе ферм ≈ +12,4…+12,9); с приямком 2,0–2,5 м — влезает, запас ≥0,9 м</w:t>
+            </w:r>
+          </w:p>
+        </w:tc>
+        <w:tc>
+          <w:tcPr>
+            <w:tcW w:w="3038" w:type="dxa"/>
+          </w:tcPr>
+          <w:p>
+            <w:r>
+              <w:rPr>
+                <w:color w:val="666666"/>
+                <w:sz w:val="18"/>
+              </w:rPr>
+              <w:t xml:space="preserve">расчёт БИ по Прил. №7</w:t>
+            </w:r>
+          </w:p>
+        </w:tc>
+      </w:tr>
+      <w:tr>
+        <w:tc>
+          <w:tcPr>
+            <w:tcW w:w="3600" w:type="dxa"/>
+          </w:tcPr>
+          <w:p>
+            <w:r>
+              <w:rPr>
+                <w:sz w:val="19"/>
+              </w:rPr>
+              <w:t xml:space="preserve">Солевые колонны II ступеней</w:t>
+            </w:r>
+          </w:p>
+        </w:tc>
+        <w:tc>
+          <w:tcPr>
+            <w:tcW w:w="5000" w:type="dxa"/>
+          </w:tcPr>
+          <w:p>
+            <w:r>
+              <w:rPr>
+                <w:sz w:val="19"/>
+              </w:rPr>
+              <w:t xml:space="preserve">Столб пульпы 7,0–7,9 м → испарители II ступеней на этажерке +8…+9 м</w:t>
+            </w:r>
+          </w:p>
+        </w:tc>
+        <w:tc>
+          <w:tcPr>
+            <w:tcW w:w="3038" w:type="dxa"/>
+          </w:tcPr>
+          <w:p>
+            <w:r>
+              <w:rPr>
+                <w:color w:val="666666"/>
+                <w:sz w:val="18"/>
+              </w:rPr>
+              <w:t xml:space="preserve">расчёт БИ</w:t>
+            </w:r>
+          </w:p>
+        </w:tc>
+      </w:tr>
+      <w:tr>
+        <w:tc>
+          <w:tcPr>
+            <w:tcW w:w="3600" w:type="dxa"/>
+          </w:tcPr>
+          <w:p>
+            <w:r>
+              <w:rPr>
+                <w:sz w:val="19"/>
+              </w:rPr>
+              <w:t xml:space="preserve">Сетка компоновки</w:t>
+            </w:r>
+          </w:p>
+        </w:tc>
+        <w:tc>
+          <w:tcPr>
+            <w:tcW w:w="5000" w:type="dxa"/>
+          </w:tcPr>
+          <w:p>
+            <w:r>
+              <w:rPr>
+                <w:sz w:val="19"/>
+              </w:rPr>
+              <w:t xml:space="preserve">Учитывать сетку колонн 6/12 м; привязка к осям и отметкам перекрытий — обязательна (ТЗ)</w:t>
+            </w:r>
+          </w:p>
+        </w:tc>
+        <w:tc>
+          <w:tcPr>
+            <w:tcW w:w="3038" w:type="dxa"/>
+          </w:tcPr>
+          <w:p>
+            <w:r>
+              <w:rPr>
+                <w:color w:val="666666"/>
+                <w:sz w:val="18"/>
+              </w:rPr>
+              <w:t xml:space="preserve">ТЗ п. 4.5</w:t>
             </w:r>
           </w:p>
         </w:tc>
@@ -3977,7 +4153,7 @@
           <w:color w:val="444444"/>
           <w:sz w:val="19"/>
         </w:rPr>
-        <w:t xml:space="preserve">СП 20.13330.2016 — Нагрузки и воздействия; сочетания, коэффициенты надёжности; СП 26.13330 (актуальная редакция) — Фундаменты машин с динамическими нагрузками — центрифуги, насосы; СП 16.13330.2017 — Стальные конструкции этажерок; СП 14.13330 (актуальная редакция) — Сейсмика 6 баллов — проверка необходимости мероприятий</w:t>
+        <w:t xml:space="preserve">СП 43.13330.2012 — Сооружения промышленных предприятий — приямки, этажерки, фундаменты под оборудование; СП 45.13330 (актуальная редакция) — Земляные сооружения, основания и фундаменты — устройство приямков возле свайных ростверков; СП 16.13330.2017 — Стальные конструкции — этажерки обслуживания испарителей и опорные конструкции конденсаторов; ФНП по ПС (приказ Ростехнадзора от 26.11.2020 № 461) — Работа в зоне действия существующих мостовых кранов; габариты приближения оборудования к крановым путям</w:t>
       </w:r>
     </w:p>
     <w:p>
@@ -3993,7 +4169,7 @@
         <w:rPr>
           <w:sz w:val="19"/>
         </w:rPr>
-        <w:t xml:space="preserve">Массы и центры тяжести аппаратов, неуравновешенные силы центрифуг — по ОЛ изготовителей</w:t>
+        <w:t xml:space="preserve">Обмерное обследование ГМУ: фактические отметки низа ферм, состояние конструкций, свободные зоны — первый этап БИ (обязателен)</w:t>
       </w:r>
     </w:p>
     <w:p>
@@ -4009,7 +4185,23 @@
         <w:rPr>
           <w:sz w:val="19"/>
         </w:rPr>
-        <w:t xml:space="preserve">Поверочные расчёты существующих ростверков, перекрытий и каркаса — по результатам обследования (первый этап БИ)</w:t>
+        <w:t xml:space="preserve">Допустимость и привязка приямков к свайным ростверкам — по результатам обследования фундаментов</w:t>
+      </w:r>
+    </w:p>
+    <w:p>
+      <w:r>
+        <w:rPr>
+          <w:b/>
+          <w:color w:val="8A6200"/>
+          <w:sz w:val="19"/>
+        </w:rPr>
+        <w:t xml:space="preserve">— определяется на стадии БИ: </w:t>
+      </w:r>
+      <w:r>
+        <w:rPr>
+          <w:sz w:val="19"/>
+        </w:rPr>
+        <w:t xml:space="preserve">Высота и масса испарителей — по данным заводов-изготовителей (ОЛ)</w:t>
       </w:r>
     </w:p>
     <w:p>
@@ -4021,55 +4213,37 @@
           <w:b/>
           <w:sz w:val="26"/>
         </w:rPr>
-        <w:t xml:space="preserve">АСУ участка с прикладным программным обеспечением</w:t>
-      </w:r>
-    </w:p>
-    <w:p>
-      <w:r>
-        <w:rPr>
-          <w:sz w:val="20"/>
-        </w:rPr>
-        <w:t xml:space="preserve">АСУ участка строится по требованиям Приложения №5 к ТЗ («Базовые требования при построении систем автоматизации на пл. Мончегорск») и интегрируется в единую информационно-управляющую систему комплекса с выводом всех показателей в единую диспетчерскую (ТЗ п. 2.10). Поставка АСУ — комплектная, с прикладным программным обеспечением (ТЗ, раздел «Стоимость поставки по Лоту №2»).</w:t>
-      </w:r>
-    </w:p>
-    <w:p>
-      <w:r>
-        <w:rPr>
-          <w:sz w:val="20"/>
-        </w:rPr>
-        <w:t xml:space="preserve">СТРУКТУРА (3 уровня): нижний — датчики и исполнительные механизмы (унифицированные с площадкой КГМК серии, 4–20 мА/Modbus); средний — ПЛК российских производителей: REGUL RX00 (Прософт-Системы) или АБАК (НИЦ Инкомсистем), модули с защитным покрытием, гальваническая развязка всех каналов, резерв каналов и посадочных мест ≥30 %; верхний — SCADA AlphaScada (Атомик Софт) на ОС Linux, горячее резервирование серверов, безвентиляторные АРМ (≤2 мониторов).</w:t>
-      </w:r>
-    </w:p>
-    <w:p>
-      <w:r>
-        <w:rPr>
-          <w:sz w:val="20"/>
-        </w:rPr>
-        <w:t xml:space="preserve">РЕЖИМЫ И ФУНКЦИИ: основной режим — автоматический (стабилизация температур 40/20 °C, вакуума 0,075 и 0,013–0,02 атм, уровней, плотности пульпы; пуск/останов ниток по отработанным последовательностям; защита при срыве вакуума, сухом ходе, переполнении гидрозатворов); дистанционный и местный — для наладки. Предупредительная/аварийная сигнализация с квитированием; архивирование и предоставление истории.</w:t>
-      </w:r>
-    </w:p>
-    <w:p>
-      <w:r>
-        <w:rPr>
-          <w:sz w:val="20"/>
-        </w:rPr>
-        <w:t xml:space="preserve">ЭЛЕКТРОПИТАНИЕ АСУ: 1-я категория (ПУЭ п. 1.2.17–1.2.21), серверы — 1-я особая с ИБП двойного преобразования (≥10 мин) и автоматическим байпасом; средний уровень — 24 VDC с резервированием; SNMP-мониторинг всех ИБП и сетевой инфраструктуры.</w:t>
-      </w:r>
-    </w:p>
-    <w:p>
-      <w:r>
-        <w:rPr>
-          <w:sz w:val="20"/>
-        </w:rPr>
-        <w:t xml:space="preserve">КОНСТРУКТИВ: шкафы IP65 с козырьком, избыточное давление осушенного воздуха, установка вне технологических зон (отдельное помещение управления участком); кабельные трассы — стеклопластик/композит, ≥10 лет службы; разделение силовых и слаботочных трасс; пневмораспределители — в шкафах пневмоуправления с воздухоподготовкой в безопасной зоне.</w:t>
-      </w:r>
-    </w:p>
-    <w:p>
-      <w:r>
-        <w:rPr>
-          <w:sz w:val="20"/>
-        </w:rPr>
-        <w:t xml:space="preserve">ППО: передача исходных кодов прикладного ПО контроллеров и визуализации с комментариями (рус./англ.), исключительные права Заказчику, описание переменных при косвенной адресации, методика восстановления после сбоя; лицензии — бессрочные, полный пул на модули и ПО. Весовое хозяйство фасовки — коммерческий учёт по АИС весоизмерения (класс «высокий», передача в ХТД PIMS по REST/Ethernet — Прил. №5). ЗИП АСУТП/КИП — на 2 года, ≥10 % и не менее 1 шт. каждого наименования.</w:t>
+        <w:t xml:space="preserve">Нагрузки на строительные конструкции и фундаменты (включая динамические)</w:t>
+      </w:r>
+    </w:p>
+    <w:p>
+      <w:r>
+        <w:rPr>
+          <w:sz w:val="20"/>
+        </w:rPr>
+        <w:t xml:space="preserve">Планы строительных конструкций и фундаментов с нагрузками — обязательный состав БИ (ТЗ п. 4.5). Основные нагрузки участка:</w:t>
+      </w:r>
+    </w:p>
+    <w:p>
+      <w:r>
+        <w:rPr>
+          <w:sz w:val="20"/>
+        </w:rPr>
+        <w:t xml:space="preserve">1. Испарители нитки 1 (2 шт.): масса содержимого 34,5 м³ × 1,3 т/м³ ≈ 45 т + корпус 904L (по данным изготовителя, ориентировочно 8–15 т) + контур циркуляции ≈ 1,3 т содержимого — расчётная вертикальная нагрузка на постамент/этажерку ≈ 550–650 кН на аппарат (гидроиспытание — полное заполнение водой, проверить отдельно). Испарители нитки 2 (2 шт.): 8,9 × 1,3 ≈ 11,6 т + корпус — ≈ 160–200 кН.
+2. Барометрические конденсаторы со стояками: корпус + водяное заполнение трубы Dу 350 (~1,0 м³) — ≈ 60–90 кН на фундамент гидрозатвора; горизонтальные связи стояка к каркасу здания (проверка каркаса на дополнительные ≈5–10 кН узловых).
+3. Центрифуги пульсирующие 1800 об⁻¹ — динамические нагрузки: индивидуальные фундаменты (или виброизолированные рамы), отстроенные от резонанса; динамический коэффициент и неуравновешенные силы — по паспорту изготовителя; проектирование по нормам на фундаменты машин с динамическими нагрузками (СП 26.13330).
+4. Насосы циркуляции 633/251 м³/ч — рамные фундаменты с виброизоляцией, нагрузки &lt; 30 кН.
+5. Этажерка испарителей II ступеней (+8…+9 м) — сталь по СП 16.13330; передача на существующие ростверки только после поверочного расчёта; при дефиците несущей способности — самостоятельные фундаменты этажерки.
+6. Приямки гидрозатворов 2,0–2,5 м — кислотостойкое исполнение, пригрузка/анкеровка от всплытия по УГВ (пластовый дренаж существует), расчёт стен на боковое давление.
+7. Перекрытие +5,000/+6,000 — размещение баков питания/фугата допускается только после поверочного расчёта существующих плит (нагрузки 15–30 кПа локально).</w:t>
+      </w:r>
+    </w:p>
+    <w:p>
+      <w:r>
+        <w:rPr>
+          <w:sz w:val="20"/>
+        </w:rPr>
+        <w:t xml:space="preserve">Климатические нагрузки на существующее здание не изменяются (оборудование внутри); снеговая V района (3,2 кПа) и ветровая II района учитываются только для новых наружных элементов (площадки, эстакады трубопроводов к градирне кислой СОВ). Сейсмичность 6 баллов — по СП 14.13330 специальные мероприятия для 6 баллов как правило не требуются; подтверждить для этажерок высотного оборудования.</w:t>
       </w:r>
     </w:p>
     <w:tbl>
@@ -4147,202 +4321,160 @@
               <w:rPr>
                 <w:sz w:val="19"/>
               </w:rPr>
-              <w:t xml:space="preserve">ПЛК</w:t>
-            </w:r>
-          </w:p>
-        </w:tc>
-        <w:tc>
-          <w:tcPr>
-            <w:tcW w:w="5000" w:type="dxa"/>
-          </w:tcPr>
-          <w:p>
-            <w:r>
-              <w:rPr>
-                <w:sz w:val="19"/>
-              </w:rPr>
-              <w:t xml:space="preserve">REGUL RX00 (Прософт-Системы) / АБАК (Инкомсистем); каналы с гальванической развязкой; запас ≥30 %</w:t>
-            </w:r>
-          </w:p>
-        </w:tc>
-        <w:tc>
-          <w:tcPr>
-            <w:tcW w:w="3038" w:type="dxa"/>
-          </w:tcPr>
-          <w:p>
-            <w:r>
-              <w:rPr>
-                <w:color w:val="666666"/>
-                <w:sz w:val="18"/>
-              </w:rPr>
-              <w:t xml:space="preserve">Прил. №5</w:t>
-            </w:r>
-          </w:p>
-        </w:tc>
-      </w:tr>
-      <w:tr>
-        <w:tc>
-          <w:tcPr>
-            <w:tcW w:w="3600" w:type="dxa"/>
-          </w:tcPr>
-          <w:p>
-            <w:r>
-              <w:rPr>
-                <w:sz w:val="19"/>
-              </w:rPr>
-              <w:t xml:space="preserve">SCADA</w:t>
-            </w:r>
-          </w:p>
-        </w:tc>
-        <w:tc>
-          <w:tcPr>
-            <w:tcW w:w="5000" w:type="dxa"/>
-          </w:tcPr>
-          <w:p>
-            <w:r>
-              <w:rPr>
-                <w:sz w:val="19"/>
-              </w:rPr>
-              <w:t xml:space="preserve">AlphaScada (Атомик Софт) на Linux; горячее резервирование; Industrial Ethernet TCP/IP</w:t>
-            </w:r>
-          </w:p>
-        </w:tc>
-        <w:tc>
-          <w:tcPr>
-            <w:tcW w:w="3038" w:type="dxa"/>
-          </w:tcPr>
-          <w:p>
-            <w:r>
-              <w:rPr>
-                <w:color w:val="666666"/>
-                <w:sz w:val="18"/>
-              </w:rPr>
-              <w:t xml:space="preserve">Прил. №5</w:t>
-            </w:r>
-          </w:p>
-        </w:tc>
-      </w:tr>
-      <w:tr>
-        <w:tc>
-          <w:tcPr>
-            <w:tcW w:w="3600" w:type="dxa"/>
-          </w:tcPr>
-          <w:p>
-            <w:r>
-              <w:rPr>
-                <w:sz w:val="19"/>
-              </w:rPr>
-              <w:t xml:space="preserve">Питание</w:t>
-            </w:r>
-          </w:p>
-        </w:tc>
-        <w:tc>
-          <w:tcPr>
-            <w:tcW w:w="5000" w:type="dxa"/>
-          </w:tcPr>
-          <w:p>
-            <w:r>
-              <w:rPr>
-                <w:sz w:val="19"/>
-              </w:rPr>
-              <w:t xml:space="preserve">1-я категория, серверы — 1-я особая; ИБП ≥10 мин c байпасом и SNMP</w:t>
-            </w:r>
-          </w:p>
-        </w:tc>
-        <w:tc>
-          <w:tcPr>
-            <w:tcW w:w="3038" w:type="dxa"/>
-          </w:tcPr>
-          <w:p>
-            <w:r>
-              <w:rPr>
-                <w:color w:val="666666"/>
-                <w:sz w:val="18"/>
-              </w:rPr>
-              <w:t xml:space="preserve">Прил. №5; ПУЭ</w:t>
-            </w:r>
-          </w:p>
-        </w:tc>
-      </w:tr>
-      <w:tr>
-        <w:tc>
-          <w:tcPr>
-            <w:tcW w:w="3600" w:type="dxa"/>
-          </w:tcPr>
-          <w:p>
-            <w:r>
-              <w:rPr>
-                <w:sz w:val="19"/>
-              </w:rPr>
-              <w:t xml:space="preserve">ППО</w:t>
-            </w:r>
-          </w:p>
-        </w:tc>
-        <w:tc>
-          <w:tcPr>
-            <w:tcW w:w="5000" w:type="dxa"/>
-          </w:tcPr>
-          <w:p>
-            <w:r>
-              <w:rPr>
-                <w:sz w:val="19"/>
-              </w:rPr>
-              <w:t xml:space="preserve">Исходные коды + исключительные права; бессрочные лицензии; интеграция с ХТД PIMS</w:t>
-            </w:r>
-          </w:p>
-        </w:tc>
-        <w:tc>
-          <w:tcPr>
-            <w:tcW w:w="3038" w:type="dxa"/>
-          </w:tcPr>
-          <w:p>
-            <w:r>
-              <w:rPr>
-                <w:color w:val="666666"/>
-                <w:sz w:val="18"/>
-              </w:rPr>
-              <w:t xml:space="preserve">Прил. №5; ТЗ (стоимость поставки Лота №2)</w:t>
-            </w:r>
-          </w:p>
-        </w:tc>
-      </w:tr>
-      <w:tr>
-        <w:tc>
-          <w:tcPr>
-            <w:tcW w:w="3600" w:type="dxa"/>
-          </w:tcPr>
-          <w:p>
-            <w:r>
-              <w:rPr>
-                <w:sz w:val="19"/>
-              </w:rPr>
-              <w:t xml:space="preserve">Диспетчеризация</w:t>
-            </w:r>
-          </w:p>
-        </w:tc>
-        <w:tc>
-          <w:tcPr>
-            <w:tcW w:w="5000" w:type="dxa"/>
-          </w:tcPr>
-          <w:p>
-            <w:r>
-              <w:rPr>
-                <w:sz w:val="19"/>
-              </w:rPr>
-              <w:t xml:space="preserve">Все показатели и сигналы — в единую диспетчерскую комплекса ОВЭ-75</w:t>
-            </w:r>
-          </w:p>
-        </w:tc>
-        <w:tc>
-          <w:tcPr>
-            <w:tcW w:w="3038" w:type="dxa"/>
-          </w:tcPr>
-          <w:p>
-            <w:r>
-              <w:rPr>
-                <w:color w:val="666666"/>
-                <w:sz w:val="18"/>
-              </w:rPr>
-              <w:t xml:space="preserve">ТЗ п. 2.10</w:t>
+              <w:t xml:space="preserve">Испаритель нитки 1 (заполненный)</w:t>
+            </w:r>
+          </w:p>
+        </w:tc>
+        <w:tc>
+          <w:tcPr>
+            <w:tcW w:w="5000" w:type="dxa"/>
+          </w:tcPr>
+          <w:p>
+            <w:r>
+              <w:rPr>
+                <w:sz w:val="19"/>
+              </w:rPr>
+              <w:t xml:space="preserve">≈550–650 кН/аппарат (45 т содержимого + корпус)</w:t>
+            </w:r>
+          </w:p>
+        </w:tc>
+        <w:tc>
+          <w:tcPr>
+            <w:tcW w:w="3038" w:type="dxa"/>
+          </w:tcPr>
+          <w:p>
+            <w:r>
+              <w:rPr>
+                <w:color w:val="666666"/>
+                <w:sz w:val="18"/>
+              </w:rPr>
+              <w:t xml:space="preserve">расчёт БИ по V=34,5 м³, ρ=1,3 т/м³</w:t>
+            </w:r>
+          </w:p>
+        </w:tc>
+      </w:tr>
+      <w:tr>
+        <w:tc>
+          <w:tcPr>
+            <w:tcW w:w="3600" w:type="dxa"/>
+          </w:tcPr>
+          <w:p>
+            <w:r>
+              <w:rPr>
+                <w:sz w:val="19"/>
+              </w:rPr>
+              <w:t xml:space="preserve">Испаритель нитки 2 (заполненный)</w:t>
+            </w:r>
+          </w:p>
+        </w:tc>
+        <w:tc>
+          <w:tcPr>
+            <w:tcW w:w="5000" w:type="dxa"/>
+          </w:tcPr>
+          <w:p>
+            <w:r>
+              <w:rPr>
+                <w:sz w:val="19"/>
+              </w:rPr>
+              <w:t xml:space="preserve">≈160–200 кН/аппарат</w:t>
+            </w:r>
+          </w:p>
+        </w:tc>
+        <w:tc>
+          <w:tcPr>
+            <w:tcW w:w="3038" w:type="dxa"/>
+          </w:tcPr>
+          <w:p>
+            <w:r>
+              <w:rPr>
+                <w:color w:val="666666"/>
+                <w:sz w:val="18"/>
+              </w:rPr>
+              <w:t xml:space="preserve">расчёт БИ по V=8,9 м³</w:t>
+            </w:r>
+          </w:p>
+        </w:tc>
+      </w:tr>
+      <w:tr>
+        <w:tc>
+          <w:tcPr>
+            <w:tcW w:w="3600" w:type="dxa"/>
+          </w:tcPr>
+          <w:p>
+            <w:r>
+              <w:rPr>
+                <w:sz w:val="19"/>
+              </w:rPr>
+              <w:t xml:space="preserve">Динамика</w:t>
+            </w:r>
+          </w:p>
+        </w:tc>
+        <w:tc>
+          <w:tcPr>
+            <w:tcW w:w="5000" w:type="dxa"/>
+          </w:tcPr>
+          <w:p>
+            <w:r>
+              <w:rPr>
+                <w:sz w:val="19"/>
+              </w:rPr>
+              <w:t xml:space="preserve">Центрифуги 1800 об/мин — отдельные виброфундаменты; данные неуравновешенных сил — из ОЛ изготовителя</w:t>
+            </w:r>
+          </w:p>
+        </w:tc>
+        <w:tc>
+          <w:tcPr>
+            <w:tcW w:w="3038" w:type="dxa"/>
+          </w:tcPr>
+          <w:p>
+            <w:r>
+              <w:rPr>
+                <w:color w:val="666666"/>
+                <w:sz w:val="18"/>
+              </w:rPr>
+              <w:t xml:space="preserve">ИД рис. 4.4/4.5; практика</w:t>
+            </w:r>
+          </w:p>
+        </w:tc>
+      </w:tr>
+      <w:tr>
+        <w:tc>
+          <w:tcPr>
+            <w:tcW w:w="3600" w:type="dxa"/>
+          </w:tcPr>
+          <w:p>
+            <w:r>
+              <w:rPr>
+                <w:sz w:val="19"/>
+              </w:rPr>
+              <w:t xml:space="preserve">Плита/этажерка</w:t>
+            </w:r>
+          </w:p>
+        </w:tc>
+        <w:tc>
+          <w:tcPr>
+            <w:tcW w:w="5000" w:type="dxa"/>
+          </w:tcPr>
+          <w:p>
+            <w:r>
+              <w:rPr>
+                <w:sz w:val="19"/>
+              </w:rPr>
+              <w:t xml:space="preserve">Локальные нагрузки на перекрытия +5/+6 м — 15–30 кПа; только после поверочного расчёта</w:t>
+            </w:r>
+          </w:p>
+        </w:tc>
+        <w:tc>
+          <w:tcPr>
+            <w:tcW w:w="3038" w:type="dxa"/>
+          </w:tcPr>
+          <w:p>
+            <w:r>
+              <w:rPr>
+                <w:color w:val="666666"/>
+                <w:sz w:val="18"/>
+              </w:rPr>
+              <w:t xml:space="preserve">оценка БИ</w:t>
             </w:r>
           </w:p>
         </w:tc>
@@ -4361,7 +4493,7 @@
           <w:color w:val="444444"/>
           <w:sz w:val="19"/>
         </w:rPr>
-        <w:t xml:space="preserve">ГОСТ 21.408-2013 — Оформление рабочей документации АСУТП; ПУЭ (изд. 7), п. 1.2.17–1.2.21 — Категорийность электроприёмников АСУ; М ГК НН IT.1.8-2025; СТО 51246464-016-2015 — Корпоративная методика проектного документирования и правила оформления (по Прил. №5)</w:t>
+        <w:t xml:space="preserve">СП 20.13330.2016 — Нагрузки и воздействия; сочетания, коэффициенты надёжности; СП 26.13330 (актуальная редакция) — Фундаменты машин с динамическими нагрузками — центрифуги, насосы; СП 16.13330.2017 — Стальные конструкции этажерок; СП 14.13330 (актуальная редакция) — Сейсмика 6 баллов — проверка необходимости мероприятий</w:t>
       </w:r>
     </w:p>
     <w:p>
@@ -4377,7 +4509,7 @@
         <w:rPr>
           <w:sz w:val="19"/>
         </w:rPr>
-        <w:t xml:space="preserve">Схема комплекса технических средств АСУ (структурная) — к выпуску БИ после фиксации перечня сигналов</w:t>
+        <w:t xml:space="preserve">Массы и центры тяжести аппаратов, неуравновешенные силы центрифуг — по ОЛ изготовителей</w:t>
       </w:r>
     </w:p>
     <w:p>
@@ -4393,7 +4525,7 @@
         <w:rPr>
           <w:sz w:val="19"/>
         </w:rPr>
-        <w:t xml:space="preserve">Согласование конкретных серий датчиков с Управлением автоматизации Заказчика</w:t>
+        <w:t xml:space="preserve">Поверочные расчёты существующих ростверков, перекрытий и каркаса — по результатам обследования (первый этап БИ)</w:t>
       </w:r>
     </w:p>
     <w:p>
@@ -4405,47 +4537,55 @@
           <w:b/>
           <w:sz w:val="26"/>
         </w:rPr>
-        <w:t xml:space="preserve">Расходы пара, воды и энергоресурсов</w:t>
-      </w:r>
-    </w:p>
-    <w:p>
-      <w:r>
-        <w:rPr>
-          <w:sz w:val="20"/>
-        </w:rPr>
-        <w:t xml:space="preserve">ПАР. Глухой (на подогреватели I ступеней): 2,1 + 0,85…0,95 = 2,95–3,05 т/ч. Острый (рабочий пар эжекторов, 6 атм): 0,75 + 0,27 (ПЭБ н.1) + 0,18 + 0,16 (ПЭБ н.2) = 1,36 т/ч. Итого технологический пар участка ≈ 4,3–4,4 т/ч → 36,3 тыс. т/год (8322 ч), без учёта обогрева баков поз. 4.1.5/4.1.26, репульпатора растворения поз. 4.1.7 и подогрева маточника-2 перед транспортировкой (острый пар, периодически — определяется на стадии БИ). Источник пара — редуцированный пар котлов-утилизаторов печи КС, при недостатке — 0,6 МПа из теплоцентра (ИД п. 1.3.13). Для контекста: пар по всему гидрометаллургическому производству — 28 846 Гкал/год (0,417 Гкал/т Cu, ИД табл. 8.5); выпарка купоросов — основной потребитель. Точное распределение по табл. 8.4 ИД (передана изображением) — сверить при БИ.</w:t>
-      </w:r>
-    </w:p>
-    <w:p>
-      <w:r>
-        <w:rPr>
-          <w:sz w:val="20"/>
-        </w:rPr>
-        <w:t xml:space="preserve">ВОДА КИСЛОЙ СОВ (орошение конденсаторов): 380 + 32 (н.1) + 138 + 18 (н.2) = 568 м³/ч оборотной воды; кросс-проверка: годовой оборот 568 × 8322 = 4,73 млн м³ против 4546 тыс. м³/год по ИД табл. 8.5 (сходимость 96 %). Нагрев ≈ 5 К (22,5 → 27,5 °C), тепло на градирню кислой СОВ ≈ 3,1–3,2 МВт. Профицит воды (конденсат сокового и эжекторного пара) ≈ 4,7 м³/ч — отсекается в производство; в штатном режиме кислая СОВ свежую воду не потребляет (ИД п. 1.3.12, 2.5). Все элементы кислой СОВ — кислотостойкое исполнение (до 0,5 г/л H₂SO₄).</w:t>
-      </w:r>
-    </w:p>
-    <w:p>
-      <w:r>
-        <w:rPr>
-          <w:sz w:val="20"/>
-        </w:rPr>
-        <w:t xml:space="preserve">ЭЛЕКТРОЭНЕРГИЯ. Установленная мощность по позициям спецификаций ИД (рис. 4.4/4.5): нитка 1 — 22+22 (циркнасосы) + 7,5 (насос репульпатора) + 15 (центрифуга) + 2×1,5 (насосы фугата) = 69,5 кВт; нитка 2 — 11+11+3+15+2×1,5+1,5 = 44,5 кВт; итого ≈ 114 кВт без вакуум-насосов (ВВН1-6/ВВН1-3 — по каталогу изготовителя), мешалок обогреваемых баков, транспортёра и фасовки. Полная установленная мощность участка оценочно 160–220 кВт — уточняется комплектацией; питание 0,4 кВ от шкафов управления (граница 4.3.7), сведения по электроснабжению — по Приложению №3.</w:t>
-      </w:r>
-    </w:p>
-    <w:p>
-      <w:r>
-        <w:rPr>
-          <w:sz w:val="20"/>
-        </w:rPr>
-        <w:t xml:space="preserve">СЖАТЫЙ ВОЗДУХ КИП: 250–400 кПа, осушенный (класс по ГОСТ на чистоту сжатого воздуха — уточнить с воздухоподготовкой по Прил. №5); расход — по числу пневмоприводов и шкафов с подпором (оценочно 30–60 нм³/ч, уточняется).</w:t>
-      </w:r>
-    </w:p>
-    <w:p>
-      <w:r>
-        <w:rPr>
-          <w:sz w:val="20"/>
-        </w:rPr>
-        <w:t xml:space="preserve">Расходные коэффициенты на 1 т смешанного купороса (расчёт БИ): пар ≈ 5,4 т/т; электроэнергия — по факту комплектации; оборотная вода ≈ 710 м³/т (оборот).</w:t>
+        <w:t xml:space="preserve">Требования к монтажу (включая вес самых тяжёлых частей)</w:t>
+      </w:r>
+    </w:p>
+    <w:p>
+      <w:r>
+        <w:rPr>
+          <w:sz w:val="20"/>
+        </w:rPr>
+        <w:t xml:space="preserve">Обязательный раздел состава БИ (ТЗ v4.1: «Требования к монтажу (включая вес самых тяжелых частей)»). Массы до получения ОЛ — предварительные, по оценке БИ.</w:t>
+      </w:r>
+    </w:p>
+    <w:p>
+      <w:r>
+        <w:rPr>
+          <w:sz w:val="20"/>
+        </w:rPr>
+        <w:t xml:space="preserve">ТЯЖЕЛЕЙШИЕ МОНТАЖНЫЕ ЕДИНИЦЫ: испаритель нитки 1 (D 2,0 м, V 34,5 м³, высота оценочно 9–12 м) — при интегральной поставке 8–15 т без содержимого; выносной подогреватель F = 63 м² и барометрический конденсатор D 2,0 м — массы по ОЛ изготовителя; испарители нитки 2 (D 1,3 м, V 8,9 м³) и центрифуги — легче, в пределах существующих кранов. Самая тяжёлая ЕДИНИЦА ЭКСПЛУАТАЦИИ — заполненный испаритель нитки 1 (≈45 т содержимого пульпы при ρ = 1,3 т/м³): монтажные конструкции на неё не рассчитываются (заполнение только на штатных опорах).</w:t>
+      </w:r>
+    </w:p>
+    <w:p>
+      <w:r>
+        <w:rPr>
+          <w:sz w:val="20"/>
+        </w:rPr>
+        <w:t xml:space="preserve">ГРУЗОПОДЪЁМНОЕ ОБОРУДОВАНИЕ: существующие краны ГМУ 5 и 7,5 т (сценарий А) НЕ поднимают неделимую часть 8–15 т. Решения: (а) укрупнительная сборка из транспортабельных частей ≤5–7,5 т с монтажной сваркой 904L; (б) монтаж целиком мобильным краном через монтажный проём/до закрытия кровли зоны; (в) в базовом сценарии нового корпуса — заложить монтажную зону и грузоподъёмность кранового оборудования не ниже массы наибольшей неделимой части (по верхней оценке 15 т; финально — по ОЛ). Этажерка испарителей II ступеней (+8…+9 м) и опорные конструкции стояков монтируются до установки аппаратов; приямки гидрозатворов (−2,0…−2,5 м) и виброфундаменты центрифуг — до подачи крупногабарита в пролёт.</w:t>
+      </w:r>
+    </w:p>
+    <w:p>
+      <w:r>
+        <w:rPr>
+          <w:sz w:val="20"/>
+        </w:rPr>
+        <w:t xml:space="preserve">ТРАНСПОРТАБЕЛЬНОСТЬ: Ø 2,0 м вписывается в автомобильную перевозку (ширина до 2,55 м без спецразрешения); длина секций — по согласованию с изготовителем; стояки барометрических труб (~10,5 м) и солевые колонны (столб 7,0–7,9 м) — секциями с монтажными стыками, выверка вертикальности обязательна.</w:t>
+      </w:r>
+    </w:p>
+    <w:p>
+      <w:r>
+        <w:rPr>
+          <w:sz w:val="20"/>
+        </w:rPr>
+        <w:t xml:space="preserve">МОНТАЖНАЯ СВАРКА И ЧИСТОТА 904L: технологии и сварщики — аттестованные (НАКС) по ФНП; присадочные материалы с Mo/Cu не ниже основного металла (см. раздел «Материальное исполнение»); раздельный инструмент и абразивы «только нержавеющая сталь», исключение контакта с углеродистой сталью и строповка через защитные прокладки/текстильные стропы — загрязнение свободным железом недопустимо (риск питтинга и превышения Fe в продукте: норматив медного купороса 0,04 % Fe). После монтажной сварки — травление/пассивация зоны швов (см. раздел «Испытания, приёмка, промывка и пассивация»).</w:t>
+      </w:r>
+    </w:p>
+    <w:p>
+      <w:r>
+        <w:rPr>
+          <w:sz w:val="20"/>
+        </w:rPr>
+        <w:t xml:space="preserve">ГИДРОИСПЫТАНИЕ ПОСЛЕ МОНТАЖА: полный налив водой испарителя нитки 1 = 34,5 м³ × 1,0 = 34,5 т — НИЖЕ расчётного рабочего заполнения пульпой (34,5 × 1,3 ≈ 45 т): испытательный случай закрыт рабочим расчётом фундаментов (см. раздел «Нагрузки»), отдельного усиления не требует.</w:t>
       </w:r>
     </w:p>
     <w:tbl>
@@ -4523,160 +4663,202 @@
               <w:rPr>
                 <w:sz w:val="19"/>
               </w:rPr>
-              <w:t xml:space="preserve">Пар технологический</w:t>
-            </w:r>
-          </w:p>
-        </w:tc>
-        <w:tc>
-          <w:tcPr>
-            <w:tcW w:w="5000" w:type="dxa"/>
-          </w:tcPr>
-          <w:p>
-            <w:r>
-              <w:rPr>
-                <w:sz w:val="19"/>
-              </w:rPr>
-              <w:t xml:space="preserve">≈4,3–4,4 т/ч (глухой 3,0 + острый 1,36); 36,3 тыс. т/год + обогрев баков (уточняется)</w:t>
-            </w:r>
-          </w:p>
-        </w:tc>
-        <w:tc>
-          <w:tcPr>
-            <w:tcW w:w="3038" w:type="dxa"/>
-          </w:tcPr>
-          <w:p>
-            <w:r>
-              <w:rPr>
-                <w:color w:val="666666"/>
-                <w:sz w:val="18"/>
-              </w:rPr>
-              <w:t xml:space="preserve">ИД табл. 3.1, рис. 4.4/4.5; расчёт БИ</w:t>
-            </w:r>
-          </w:p>
-        </w:tc>
-      </w:tr>
-      <w:tr>
-        <w:tc>
-          <w:tcPr>
-            <w:tcW w:w="3600" w:type="dxa"/>
-          </w:tcPr>
-          <w:p>
-            <w:r>
-              <w:rPr>
-                <w:sz w:val="19"/>
-              </w:rPr>
-              <w:t xml:space="preserve">Вода кислой СОВ</w:t>
-            </w:r>
-          </w:p>
-        </w:tc>
-        <w:tc>
-          <w:tcPr>
-            <w:tcW w:w="5000" w:type="dxa"/>
-          </w:tcPr>
-          <w:p>
-            <w:r>
-              <w:rPr>
-                <w:sz w:val="19"/>
-              </w:rPr>
-              <w:t xml:space="preserve">568 м³/ч оборот; тепло на градирню ≈3,1 МВт; профицит конденсата ≈4,7 м³/ч в производство</w:t>
-            </w:r>
-          </w:p>
-        </w:tc>
-        <w:tc>
-          <w:tcPr>
-            <w:tcW w:w="3038" w:type="dxa"/>
-          </w:tcPr>
-          <w:p>
-            <w:r>
-              <w:rPr>
-                <w:color w:val="666666"/>
-                <w:sz w:val="18"/>
-              </w:rPr>
-              <w:t xml:space="preserve">ИД рис. 4.4/4.5, п. 1.3.12; расчёт БИ</w:t>
-            </w:r>
-          </w:p>
-        </w:tc>
-      </w:tr>
-      <w:tr>
-        <w:tc>
-          <w:tcPr>
-            <w:tcW w:w="3600" w:type="dxa"/>
-          </w:tcPr>
-          <w:p>
-            <w:r>
-              <w:rPr>
-                <w:sz w:val="19"/>
-              </w:rPr>
-              <w:t xml:space="preserve">Электроэнергия</w:t>
-            </w:r>
-          </w:p>
-        </w:tc>
-        <w:tc>
-          <w:tcPr>
-            <w:tcW w:w="5000" w:type="dxa"/>
-          </w:tcPr>
-          <w:p>
-            <w:r>
-              <w:rPr>
-                <w:sz w:val="19"/>
-              </w:rPr>
-              <w:t xml:space="preserve">≈114 кВт по спецификациям ИД; полная — оценочно 160–220 кВт (уточнить)</w:t>
-            </w:r>
-          </w:p>
-        </w:tc>
-        <w:tc>
-          <w:tcPr>
-            <w:tcW w:w="3038" w:type="dxa"/>
-          </w:tcPr>
-          <w:p>
-            <w:r>
-              <w:rPr>
-                <w:color w:val="666666"/>
-                <w:sz w:val="18"/>
-              </w:rPr>
-              <w:t xml:space="preserve">ИД рис. 4.4/4.5; оценка БИ</w:t>
-            </w:r>
-          </w:p>
-        </w:tc>
-      </w:tr>
-      <w:tr>
-        <w:tc>
-          <w:tcPr>
-            <w:tcW w:w="3600" w:type="dxa"/>
-          </w:tcPr>
-          <w:p>
-            <w:r>
-              <w:rPr>
-                <w:sz w:val="19"/>
-              </w:rPr>
-              <w:t xml:space="preserve">Пар по гидрометаллургии всего</w:t>
-            </w:r>
-          </w:p>
-        </w:tc>
-        <w:tc>
-          <w:tcPr>
-            <w:tcW w:w="5000" w:type="dxa"/>
-          </w:tcPr>
-          <w:p>
-            <w:r>
-              <w:rPr>
-                <w:sz w:val="19"/>
-              </w:rPr>
-              <w:t xml:space="preserve">28 846 Гкал/год (0,417 Гкал/т Cu) — контекст</w:t>
-            </w:r>
-          </w:p>
-        </w:tc>
-        <w:tc>
-          <w:tcPr>
-            <w:tcW w:w="3038" w:type="dxa"/>
-          </w:tcPr>
-          <w:p>
-            <w:r>
-              <w:rPr>
-                <w:color w:val="666666"/>
-                <w:sz w:val="18"/>
-              </w:rPr>
-              <w:t xml:space="preserve">ИД табл. 8.5</w:t>
+              <w:t xml:space="preserve">Самая тяжёлая монтажная единица</w:t>
+            </w:r>
+          </w:p>
+        </w:tc>
+        <w:tc>
+          <w:tcPr>
+            <w:tcW w:w="5000" w:type="dxa"/>
+          </w:tcPr>
+          <w:p>
+            <w:r>
+              <w:rPr>
+                <w:sz w:val="19"/>
+              </w:rPr>
+              <w:t xml:space="preserve">испаритель нитки 1 целиком: 8–15 т (без содержимого; по ОЛ уточняется)</w:t>
+            </w:r>
+          </w:p>
+        </w:tc>
+        <w:tc>
+          <w:tcPr>
+            <w:tcW w:w="3038" w:type="dxa"/>
+          </w:tcPr>
+          <w:p>
+            <w:r>
+              <w:rPr>
+                <w:color w:val="666666"/>
+                <w:sz w:val="18"/>
+              </w:rPr>
+              <w:t xml:space="preserve">оценка БИ (см. «Компоновка»)</w:t>
+            </w:r>
+          </w:p>
+        </w:tc>
+      </w:tr>
+      <w:tr>
+        <w:tc>
+          <w:tcPr>
+            <w:tcW w:w="3600" w:type="dxa"/>
+          </w:tcPr>
+          <w:p>
+            <w:r>
+              <w:rPr>
+                <w:sz w:val="19"/>
+              </w:rPr>
+              <w:t xml:space="preserve">Дефицит кранов ГМУ</w:t>
+            </w:r>
+          </w:p>
+        </w:tc>
+        <w:tc>
+          <w:tcPr>
+            <w:tcW w:w="5000" w:type="dxa"/>
+          </w:tcPr>
+          <w:p>
+            <w:r>
+              <w:rPr>
+                <w:sz w:val="19"/>
+              </w:rPr>
+              <w:t xml:space="preserve">краны 5/7,5 т &lt; 8–15 т → укрупнительная сборка или мобильный кран через проём</w:t>
+            </w:r>
+          </w:p>
+        </w:tc>
+        <w:tc>
+          <w:tcPr>
+            <w:tcW w:w="3038" w:type="dxa"/>
+          </w:tcPr>
+          <w:p>
+            <w:r>
+              <w:rPr>
+                <w:color w:val="666666"/>
+                <w:sz w:val="18"/>
+              </w:rPr>
+              <w:t xml:space="preserve">Прил. №7 (ФМ.01648); оценка БИ</w:t>
+            </w:r>
+          </w:p>
+        </w:tc>
+      </w:tr>
+      <w:tr>
+        <w:tc>
+          <w:tcPr>
+            <w:tcW w:w="3600" w:type="dxa"/>
+          </w:tcPr>
+          <w:p>
+            <w:r>
+              <w:rPr>
+                <w:sz w:val="19"/>
+              </w:rPr>
+              <w:t xml:space="preserve">Кран нового корпуса (базовый сценарий)</w:t>
+            </w:r>
+          </w:p>
+        </w:tc>
+        <w:tc>
+          <w:tcPr>
+            <w:tcW w:w="5000" w:type="dxa"/>
+          </w:tcPr>
+          <w:p>
+            <w:r>
+              <w:rPr>
+                <w:sz w:val="19"/>
+              </w:rPr>
+              <w:t xml:space="preserve">г/п не ниже наибольшей неделимой части — предварительно 15 т (верх оценки)</w:t>
+            </w:r>
+          </w:p>
+        </w:tc>
+        <w:tc>
+          <w:tcPr>
+            <w:tcW w:w="3038" w:type="dxa"/>
+          </w:tcPr>
+          <w:p>
+            <w:r>
+              <w:rPr>
+                <w:color w:val="666666"/>
+                <w:sz w:val="18"/>
+              </w:rPr>
+              <w:t xml:space="preserve">расчёт БИ; ТЗ v4.1 п. 1.3 (базис размещения)</w:t>
+            </w:r>
+          </w:p>
+        </w:tc>
+      </w:tr>
+      <w:tr>
+        <w:tc>
+          <w:tcPr>
+            <w:tcW w:w="3600" w:type="dxa"/>
+          </w:tcPr>
+          <w:p>
+            <w:r>
+              <w:rPr>
+                <w:sz w:val="19"/>
+              </w:rPr>
+              <w:t xml:space="preserve">Гидроиспытание наливом</w:t>
+            </w:r>
+          </w:p>
+        </w:tc>
+        <w:tc>
+          <w:tcPr>
+            <w:tcW w:w="5000" w:type="dxa"/>
+          </w:tcPr>
+          <w:p>
+            <w:r>
+              <w:rPr>
+                <w:sz w:val="19"/>
+              </w:rPr>
+              <w:t xml:space="preserve">34,5 т воды &lt; 45 т рабочей пульпы — закрыто рабочим случаем нагрузок</w:t>
+            </w:r>
+          </w:p>
+        </w:tc>
+        <w:tc>
+          <w:tcPr>
+            <w:tcW w:w="3038" w:type="dxa"/>
+          </w:tcPr>
+          <w:p>
+            <w:r>
+              <w:rPr>
+                <w:color w:val="666666"/>
+                <w:sz w:val="18"/>
+              </w:rPr>
+              <w:t xml:space="preserve">расчёт БИ: V 34,5 м³ × 1,0 против × 1,3 т/м³</w:t>
+            </w:r>
+          </w:p>
+        </w:tc>
+      </w:tr>
+      <w:tr>
+        <w:tc>
+          <w:tcPr>
+            <w:tcW w:w="3600" w:type="dxa"/>
+          </w:tcPr>
+          <w:p>
+            <w:r>
+              <w:rPr>
+                <w:sz w:val="19"/>
+              </w:rPr>
+              <w:t xml:space="preserve">Чистота монтажа 904L</w:t>
+            </w:r>
+          </w:p>
+        </w:tc>
+        <w:tc>
+          <w:tcPr>
+            <w:tcW w:w="5000" w:type="dxa"/>
+          </w:tcPr>
+          <w:p>
+            <w:r>
+              <w:rPr>
+                <w:sz w:val="19"/>
+              </w:rPr>
+              <w:t xml:space="preserve">запрет контакта с углеродистой сталью, раздельный инструмент, пассивация швов</w:t>
+            </w:r>
+          </w:p>
+        </w:tc>
+        <w:tc>
+          <w:tcPr>
+            <w:tcW w:w="3038" w:type="dxa"/>
+          </w:tcPr>
+          <w:p>
+            <w:r>
+              <w:rPr>
+                <w:color w:val="666666"/>
+                <w:sz w:val="18"/>
+              </w:rPr>
+              <w:t xml:space="preserve">ИД разд. 4.2.1; практика монтажа CRA-сталей</w:t>
             </w:r>
           </w:p>
         </w:tc>
@@ -4695,7 +4877,7 @@
           <w:color w:val="444444"/>
           <w:sz w:val="19"/>
         </w:rPr>
-        <w:t xml:space="preserve">Приложение №3 к ТЗ — Общие требования по электроснабжению и электрооборудованию (однолинейные схемы, спецификации, ОЛ); ПУЭ (изд. 7) — Выбор и прокладка электрооборудования 0,4 кВ в химически активной среде</w:t>
+        <w:t xml:space="preserve">СП 75.13330.2011 — Технологическое оборудование и технологические трубопроводы — производство и приёмка монтажных работ; ФНП по ПС (приказ Ростехнадзора от 26.11.2020 № 461) — Грузоподъёмные операции, работа мобильных кранов, ППР(к) на подъёмы у существующих конструкций; ФНП (приказ Ростехнадзора от 15.12.2020 № 536) — Монтаж и испытания оборудования под давлением (паровые полости подогревателей); СП 16.13330.2017 — Монтажные стыки и опорные конструкции этажерок и стояков</w:t>
       </w:r>
     </w:p>
     <w:p>
@@ -4711,7 +4893,7 @@
         <w:rPr>
           <w:sz w:val="19"/>
         </w:rPr>
-        <w:t xml:space="preserve">Табл. 8.3, 8.4 ИД (вода СОВ и пар по потребителям) переданы изображениями — запросить редактируемые данные</w:t>
+        <w:t xml:space="preserve">Массы, центры тяжести и деление на транспортабельные части — по данным изготовителей (ОЛ)</w:t>
       </w:r>
     </w:p>
     <w:p>
@@ -4727,7 +4909,7 @@
         <w:rPr>
           <w:sz w:val="19"/>
         </w:rPr>
-        <w:t xml:space="preserve">Мощности ВВН1-6/ВВН1-3, мешалок, фасовки — по ОЛ изготовителей</w:t>
+        <w:t xml:space="preserve">Способ заводки крупногабарита в ГМУ (сценарий А: габариты проёмов/ворот) — по обмерному обследованию</w:t>
       </w:r>
     </w:p>
     <w:p>
@@ -4743,7 +4925,7 @@
         <w:rPr>
           <w:sz w:val="19"/>
         </w:rPr>
-        <w:t xml:space="preserve">ТУ на подключение пара, воды, воздуха, электроэнергии — при БИ/ОТР</w:t>
+        <w:t xml:space="preserve">ППР монтажа — этап СМР (вне БИ); в БИ выдаются исходные требования и веса частей</w:t>
       </w:r>
     </w:p>
     <w:p>
@@ -4755,55 +4937,55 @@
           <w:b/>
           <w:sz w:val="26"/>
         </w:rPr>
-        <w:t xml:space="preserve">Перечень основного и вспомогательного оборудования; опросные листы; монтаж</w:t>
-      </w:r>
-    </w:p>
-    <w:p>
-      <w:r>
-        <w:rPr>
-          <w:sz w:val="20"/>
-        </w:rPr>
-        <w:t xml:space="preserve">Состав по ТЗ п. 4.4 и спецификациям ИД (рис. 4.4/4.5, табл. 4.1); материал основного оборудования — 904L или аналог; запас производительности 30 %.</w:t>
-      </w:r>
-    </w:p>
-    <w:p>
-      <w:r>
-        <w:rPr>
-          <w:sz w:val="20"/>
-        </w:rPr>
-        <w:t xml:space="preserve">НИТКА 1 (медный купорос): выпарной аппарат I ступени (D 2,0 м, V 34,5 м³, подогреватель 63 м², циркнасос 633 м³/ч/22 кВт, седиментационный цилиндр 0,3 м², труба контура 1,01 м³); выпарной аппарат II ступени (унифицирован, без подогревателя); паровой эжектор (0,75 т/ч, 6 атм, всас 0,013–0,02 атм, 0,375 т/ч по соковому); барометрический конденсатор D 2,0 м (380 м³/ч); ПЭБ (эжектор 0,27 т/ч + конденсатор D 0,5 м, 32 м³/ч + ВВН1-6); репульпатор 2,5 м³ с насосом 21 м³/ч; пульсирующие центрифуги 2 шт. × 2,5 т/ч (1800 об/мин, 15 кВт); бак фугата 1 м³ с 2 погружными насосами 1,5 м³/ч.</w:t>
-      </w:r>
-    </w:p>
-    <w:p>
-      <w:r>
-        <w:rPr>
-          <w:sz w:val="20"/>
-        </w:rPr>
-        <w:t xml:space="preserve">НИТКА 2 (смешанный купорос): выпарной аппарат I ступени (D 1,3 м, V 8,9 м³, подогреватель 25 м², циркнасос 251 м³/ч/11 кВт); выпарной аппарат II ступени (унифицирован); эжектор 0,18 т/ч (0,090 т/ч по соковому); барометрический конденсатор D 1,0 м (138 м³/ч); ПЭБ (эжектор 0,16 т/ч + конденсатор D 0,5 м, 18 м³/ч + ВВН1-3); репульпатор 1,2 м³ с насосом 10 м³/ч; центрифуги 2 шт. × 1,5 т/ч; баки фугата и промвод по 1,0 м³ с погружными насосами; ленточный транспортёр купороса; узел фасовки в биг-беги с ПЭ-вкладышем (весовой дозатор коммерческого учёта, пробоотбор).</w:t>
-      </w:r>
-    </w:p>
-    <w:p>
-      <w:r>
-        <w:rPr>
-          <w:sz w:val="20"/>
-        </w:rPr>
-        <w:t xml:space="preserve">ОБЩЕЕ: баки питания/маточников с мешалками и погружными насосами (в т.ч. обогреваемые поз. 4.1.5, 4.1.26, бак 4.1.22), репульпатор растворения купороса 5–8 м³ с обогревом острым паром; трубопроводы, арматура (904L/полимеры), теплоизоляция; металлоконструкции этажерок; АСУ с КИПиА.</w:t>
-      </w:r>
-    </w:p>
-    <w:p>
-      <w:r>
-        <w:rPr>
-          <w:sz w:val="20"/>
-        </w:rPr>
-        <w:t xml:space="preserve">ОПРОСНЫЕ ЛИСТЫ (комплект БИ): на выпарные аппараты с подогревателями, эжекторы и ПЭБ, барометрические конденсаторы, центрифуги, насосы, узел фасовки, ВВН — с указанием сред, составов (в т.ч. Cl⁻ 20–35 г/м³), материала 904L, режимов вакуума и требований к сварке/контролю. Оборудование длительного цикла изготовления — выпарные аппараты и теплообменники в 904L (исходные требования — в составе БИ).</w:t>
-      </w:r>
-    </w:p>
-    <w:p>
-      <w:r>
-        <w:rPr>
-          <w:sz w:val="20"/>
-        </w:rPr>
-        <w:t xml:space="preserve">МОНТАЖ: самые тяжёлые единицы — испарители нитки 1 (масса по ОЛ изготовителя; при интегральной поставке ориентировочно 8–15 т) — превышают грузоподъёмность существующих кранов ГМУ (5/7,5 т): предусмотреть укрупнительную сборку из транспортабельных частей или монтаж мобильным краном через монтажный проём; требования к монтажу с весами частей — обязательный раздел БИ (ТЗ п. 4.5).</w:t>
+        <w:t xml:space="preserve">АСУ участка с прикладным программным обеспечением</w:t>
+      </w:r>
+    </w:p>
+    <w:p>
+      <w:r>
+        <w:rPr>
+          <w:sz w:val="20"/>
+        </w:rPr>
+        <w:t xml:space="preserve">АСУ участка строится по требованиям Приложения №5 к ТЗ («Базовые требования при построении систем автоматизации на пл. Мончегорск») и интегрируется в единую информационно-управляющую систему комплекса с выводом всех показателей в единую диспетчерскую (ТЗ п. 2.10). Поставка АСУ — комплектная, с прикладным программным обеспечением (ТЗ, раздел «Стоимость поставки по Лоту №2»).</w:t>
+      </w:r>
+    </w:p>
+    <w:p>
+      <w:r>
+        <w:rPr>
+          <w:sz w:val="20"/>
+        </w:rPr>
+        <w:t xml:space="preserve">СТРУКТУРА (3 уровня): нижний — датчики и исполнительные механизмы (унифицированные с площадкой КГМК серии, 4–20 мА/Modbus); средний — ПЛК российских производителей: REGUL RX00 (Прософт-Системы) или АБАК (НИЦ Инкомсистем), модули с защитным покрытием, гальваническая развязка всех каналов, резерв каналов и посадочных мест ≥30 %; верхний — SCADA AlphaScada (Атомик Софт) на ОС Linux, горячее резервирование серверов, безвентиляторные АРМ (≤2 мониторов).</w:t>
+      </w:r>
+    </w:p>
+    <w:p>
+      <w:r>
+        <w:rPr>
+          <w:sz w:val="20"/>
+        </w:rPr>
+        <w:t xml:space="preserve">РЕЖИМЫ И ФУНКЦИИ: основной режим — автоматический (стабилизация температур 40/20 °C, вакуума 0,075 и 0,013–0,02 атм, уровней, плотности пульпы; пуск/останов ниток по отработанным последовательностям; защита при срыве вакуума, сухом ходе, переполнении гидрозатворов); дистанционный и местный — для наладки. Предупредительная/аварийная сигнализация с квитированием; архивирование и предоставление истории.</w:t>
+      </w:r>
+    </w:p>
+    <w:p>
+      <w:r>
+        <w:rPr>
+          <w:sz w:val="20"/>
+        </w:rPr>
+        <w:t xml:space="preserve">ЭЛЕКТРОПИТАНИЕ АСУ: 1-я категория (ПУЭ п. 1.2.17–1.2.21), серверы — 1-я особая с ИБП двойного преобразования (≥10 мин) и автоматическим байпасом; средний уровень — 24 VDC с резервированием; SNMP-мониторинг всех ИБП и сетевой инфраструктуры.</w:t>
+      </w:r>
+    </w:p>
+    <w:p>
+      <w:r>
+        <w:rPr>
+          <w:sz w:val="20"/>
+        </w:rPr>
+        <w:t xml:space="preserve">КОНСТРУКТИВ: шкафы IP65 с козырьком, избыточное давление осушенного воздуха, установка вне технологических зон (отдельное помещение управления участком); кабельные трассы — стеклопластик/композит, ≥10 лет службы; разделение силовых и слаботочных трасс; пневмораспределители — в шкафах пневмоуправления с воздухоподготовкой в безопасной зоне.</w:t>
+      </w:r>
+    </w:p>
+    <w:p>
+      <w:r>
+        <w:rPr>
+          <w:sz w:val="20"/>
+        </w:rPr>
+        <w:t xml:space="preserve">ППО: передача исходных кодов прикладного ПО контроллеров и визуализации с комментариями (рус./англ.), исключительные права Заказчику, описание переменных при косвенной адресации, методика восстановления после сбоя; лицензии — бессрочные, полный пул на модули и ПО. Весовое хозяйство фасовки — коммерческий учёт по АИС весоизмерения (класс «высокий», передача в ХТД PIMS по REST/Ethernet — Прил. №5). ЗИП АСУТП/КИП — на 2 года, ≥10 % и не менее 1 шт. каждого наименования.</w:t>
       </w:r>
     </w:p>
     <w:tbl>
@@ -4881,202 +5063,202 @@
               <w:rPr>
                 <w:sz w:val="19"/>
               </w:rPr>
-              <w:t xml:space="preserve">Испарители</w:t>
-            </w:r>
-          </w:p>
-        </w:tc>
-        <w:tc>
-          <w:tcPr>
-            <w:tcW w:w="5000" w:type="dxa"/>
-          </w:tcPr>
-          <w:p>
-            <w:r>
-              <w:rPr>
-                <w:sz w:val="19"/>
-              </w:rPr>
-              <w:t xml:space="preserve">4 шт.: 2 × (D 2,0 м; 34,5 м³) и 2 × (D 1,3 м; 8,9 м³); напряжённость парового пространства 22 800/22 000 м³/(м²·ч), потоки пара 49 417 / 23 032 / 17 647 / 5530 м³/ч</w:t>
-            </w:r>
-          </w:p>
-        </w:tc>
-        <w:tc>
-          <w:tcPr>
-            <w:tcW w:w="3038" w:type="dxa"/>
-          </w:tcPr>
-          <w:p>
-            <w:r>
-              <w:rPr>
-                <w:color w:val="666666"/>
-                <w:sz w:val="18"/>
-              </w:rPr>
-              <w:t xml:space="preserve">ИД рис. 4.4/4.5; табл. 4.1</w:t>
-            </w:r>
-          </w:p>
-        </w:tc>
-      </w:tr>
-      <w:tr>
-        <w:tc>
-          <w:tcPr>
-            <w:tcW w:w="3600" w:type="dxa"/>
-          </w:tcPr>
-          <w:p>
-            <w:r>
-              <w:rPr>
-                <w:sz w:val="19"/>
-              </w:rPr>
-              <w:t xml:space="preserve">Центрифуги</w:t>
-            </w:r>
-          </w:p>
-        </w:tc>
-        <w:tc>
-          <w:tcPr>
-            <w:tcW w:w="5000" w:type="dxa"/>
-          </w:tcPr>
-          <w:p>
-            <w:r>
-              <w:rPr>
-                <w:sz w:val="19"/>
-              </w:rPr>
-              <w:t xml:space="preserve">2 × 2,5 т/ч + 2 × 1,5 т/ч, пульсирующие, 1800 об/мин</w:t>
-            </w:r>
-          </w:p>
-        </w:tc>
-        <w:tc>
-          <w:tcPr>
-            <w:tcW w:w="3038" w:type="dxa"/>
-          </w:tcPr>
-          <w:p>
-            <w:r>
-              <w:rPr>
-                <w:color w:val="666666"/>
-                <w:sz w:val="18"/>
-              </w:rPr>
-              <w:t xml:space="preserve">ИД табл. 4.1, рис. 4.4/4.5</w:t>
-            </w:r>
-          </w:p>
-        </w:tc>
-      </w:tr>
-      <w:tr>
-        <w:tc>
-          <w:tcPr>
-            <w:tcW w:w="3600" w:type="dxa"/>
-          </w:tcPr>
-          <w:p>
-            <w:r>
-              <w:rPr>
-                <w:sz w:val="19"/>
-              </w:rPr>
-              <w:t xml:space="preserve">Вакуумное хозяйство</w:t>
-            </w:r>
-          </w:p>
-        </w:tc>
-        <w:tc>
-          <w:tcPr>
-            <w:tcW w:w="5000" w:type="dxa"/>
-          </w:tcPr>
-          <w:p>
-            <w:r>
-              <w:rPr>
-                <w:sz w:val="19"/>
-              </w:rPr>
-              <w:t xml:space="preserve">2 эжектора II ступеней + 2 ПЭБ (ВВН1-6, ВВН1-3) + 2 барометрических конденсатора (D 2,0 и 1,0 м) + 2 конденсатора ПЭБ (D 0,5 м)</w:t>
-            </w:r>
-          </w:p>
-        </w:tc>
-        <w:tc>
-          <w:tcPr>
-            <w:tcW w:w="3038" w:type="dxa"/>
-          </w:tcPr>
-          <w:p>
-            <w:r>
-              <w:rPr>
-                <w:color w:val="666666"/>
-                <w:sz w:val="18"/>
-              </w:rPr>
-              <w:t xml:space="preserve">ИД рис. 4.4/4.5</w:t>
-            </w:r>
-          </w:p>
-        </w:tc>
-      </w:tr>
-      <w:tr>
-        <w:tc>
-          <w:tcPr>
-            <w:tcW w:w="3600" w:type="dxa"/>
-          </w:tcPr>
-          <w:p>
-            <w:r>
-              <w:rPr>
-                <w:sz w:val="19"/>
-              </w:rPr>
-              <w:t xml:space="preserve">Материал</w:t>
-            </w:r>
-          </w:p>
-        </w:tc>
-        <w:tc>
-          <w:tcPr>
-            <w:tcW w:w="5000" w:type="dxa"/>
-          </w:tcPr>
-          <w:p>
-            <w:r>
-              <w:rPr>
-                <w:sz w:val="19"/>
-              </w:rPr>
-              <w:t xml:space="preserve">904L или аналог — все аппараты и трубопроводы растворного тракта</w:t>
-            </w:r>
-          </w:p>
-        </w:tc>
-        <w:tc>
-          <w:tcPr>
-            <w:tcW w:w="3038" w:type="dxa"/>
-          </w:tcPr>
-          <w:p>
-            <w:r>
-              <w:rPr>
-                <w:color w:val="666666"/>
-                <w:sz w:val="18"/>
-              </w:rPr>
-              <w:t xml:space="preserve">ИД разд. 4.2.1</w:t>
-            </w:r>
-          </w:p>
-        </w:tc>
-      </w:tr>
-      <w:tr>
-        <w:tc>
-          <w:tcPr>
-            <w:tcW w:w="3600" w:type="dxa"/>
-          </w:tcPr>
-          <w:p>
-            <w:r>
-              <w:rPr>
-                <w:sz w:val="19"/>
-              </w:rPr>
-              <w:t xml:space="preserve">Сборник маточника 1 с насосами</w:t>
-            </w:r>
-          </w:p>
-        </w:tc>
-        <w:tc>
-          <w:tcPr>
-            <w:tcW w:w="5000" w:type="dxa"/>
-          </w:tcPr>
-          <w:p>
-            <w:r>
-              <w:rPr>
-                <w:sz w:val="19"/>
-              </w:rPr>
-              <w:t xml:space="preserve">прямо поименован в перечне Лота №2 ТЗ v4.1 (после выпарного аппарата I ступени); объём — по балансу маточника-1, подогрев — пар через фланец на крышке (граница v4.1)</w:t>
-            </w:r>
-          </w:p>
-        </w:tc>
-        <w:tc>
-          <w:tcPr>
-            <w:tcW w:w="3038" w:type="dxa"/>
-          </w:tcPr>
-          <w:p>
-            <w:r>
-              <w:rPr>
-                <w:color w:val="666666"/>
-                <w:sz w:val="18"/>
-              </w:rPr>
-              <w:t xml:space="preserve">ТЗ v4.1, перечень оборудования Лота №2</w:t>
+              <w:t xml:space="preserve">ПЛК</w:t>
+            </w:r>
+          </w:p>
+        </w:tc>
+        <w:tc>
+          <w:tcPr>
+            <w:tcW w:w="5000" w:type="dxa"/>
+          </w:tcPr>
+          <w:p>
+            <w:r>
+              <w:rPr>
+                <w:sz w:val="19"/>
+              </w:rPr>
+              <w:t xml:space="preserve">REGUL RX00 (Прософт-Системы) / АБАК (Инкомсистем); каналы с гальванической развязкой; запас ≥30 %</w:t>
+            </w:r>
+          </w:p>
+        </w:tc>
+        <w:tc>
+          <w:tcPr>
+            <w:tcW w:w="3038" w:type="dxa"/>
+          </w:tcPr>
+          <w:p>
+            <w:r>
+              <w:rPr>
+                <w:color w:val="666666"/>
+                <w:sz w:val="18"/>
+              </w:rPr>
+              <w:t xml:space="preserve">Прил. №5</w:t>
+            </w:r>
+          </w:p>
+        </w:tc>
+      </w:tr>
+      <w:tr>
+        <w:tc>
+          <w:tcPr>
+            <w:tcW w:w="3600" w:type="dxa"/>
+          </w:tcPr>
+          <w:p>
+            <w:r>
+              <w:rPr>
+                <w:sz w:val="19"/>
+              </w:rPr>
+              <w:t xml:space="preserve">SCADA</w:t>
+            </w:r>
+          </w:p>
+        </w:tc>
+        <w:tc>
+          <w:tcPr>
+            <w:tcW w:w="5000" w:type="dxa"/>
+          </w:tcPr>
+          <w:p>
+            <w:r>
+              <w:rPr>
+                <w:sz w:val="19"/>
+              </w:rPr>
+              <w:t xml:space="preserve">AlphaScada (Атомик Софт) на Linux; горячее резервирование; Industrial Ethernet TCP/IP</w:t>
+            </w:r>
+          </w:p>
+        </w:tc>
+        <w:tc>
+          <w:tcPr>
+            <w:tcW w:w="3038" w:type="dxa"/>
+          </w:tcPr>
+          <w:p>
+            <w:r>
+              <w:rPr>
+                <w:color w:val="666666"/>
+                <w:sz w:val="18"/>
+              </w:rPr>
+              <w:t xml:space="preserve">Прил. №5</w:t>
+            </w:r>
+          </w:p>
+        </w:tc>
+      </w:tr>
+      <w:tr>
+        <w:tc>
+          <w:tcPr>
+            <w:tcW w:w="3600" w:type="dxa"/>
+          </w:tcPr>
+          <w:p>
+            <w:r>
+              <w:rPr>
+                <w:sz w:val="19"/>
+              </w:rPr>
+              <w:t xml:space="preserve">Питание</w:t>
+            </w:r>
+          </w:p>
+        </w:tc>
+        <w:tc>
+          <w:tcPr>
+            <w:tcW w:w="5000" w:type="dxa"/>
+          </w:tcPr>
+          <w:p>
+            <w:r>
+              <w:rPr>
+                <w:sz w:val="19"/>
+              </w:rPr>
+              <w:t xml:space="preserve">1-я категория, серверы — 1-я особая; ИБП ≥10 мин c байпасом и SNMP</w:t>
+            </w:r>
+          </w:p>
+        </w:tc>
+        <w:tc>
+          <w:tcPr>
+            <w:tcW w:w="3038" w:type="dxa"/>
+          </w:tcPr>
+          <w:p>
+            <w:r>
+              <w:rPr>
+                <w:color w:val="666666"/>
+                <w:sz w:val="18"/>
+              </w:rPr>
+              <w:t xml:space="preserve">Прил. №5; ПУЭ</w:t>
+            </w:r>
+          </w:p>
+        </w:tc>
+      </w:tr>
+      <w:tr>
+        <w:tc>
+          <w:tcPr>
+            <w:tcW w:w="3600" w:type="dxa"/>
+          </w:tcPr>
+          <w:p>
+            <w:r>
+              <w:rPr>
+                <w:sz w:val="19"/>
+              </w:rPr>
+              <w:t xml:space="preserve">ППО</w:t>
+            </w:r>
+          </w:p>
+        </w:tc>
+        <w:tc>
+          <w:tcPr>
+            <w:tcW w:w="5000" w:type="dxa"/>
+          </w:tcPr>
+          <w:p>
+            <w:r>
+              <w:rPr>
+                <w:sz w:val="19"/>
+              </w:rPr>
+              <w:t xml:space="preserve">Исходные коды + исключительные права; бессрочные лицензии; интеграция с ХТД PIMS</w:t>
+            </w:r>
+          </w:p>
+        </w:tc>
+        <w:tc>
+          <w:tcPr>
+            <w:tcW w:w="3038" w:type="dxa"/>
+          </w:tcPr>
+          <w:p>
+            <w:r>
+              <w:rPr>
+                <w:color w:val="666666"/>
+                <w:sz w:val="18"/>
+              </w:rPr>
+              <w:t xml:space="preserve">Прил. №5; ТЗ (стоимость поставки Лота №2)</w:t>
+            </w:r>
+          </w:p>
+        </w:tc>
+      </w:tr>
+      <w:tr>
+        <w:tc>
+          <w:tcPr>
+            <w:tcW w:w="3600" w:type="dxa"/>
+          </w:tcPr>
+          <w:p>
+            <w:r>
+              <w:rPr>
+                <w:sz w:val="19"/>
+              </w:rPr>
+              <w:t xml:space="preserve">Диспетчеризация</w:t>
+            </w:r>
+          </w:p>
+        </w:tc>
+        <w:tc>
+          <w:tcPr>
+            <w:tcW w:w="5000" w:type="dxa"/>
+          </w:tcPr>
+          <w:p>
+            <w:r>
+              <w:rPr>
+                <w:sz w:val="19"/>
+              </w:rPr>
+              <w:t xml:space="preserve">Все показатели и сигналы — в единую диспетчерскую комплекса ОВЭ-75</w:t>
+            </w:r>
+          </w:p>
+        </w:tc>
+        <w:tc>
+          <w:tcPr>
+            <w:tcW w:w="3038" w:type="dxa"/>
+          </w:tcPr>
+          <w:p>
+            <w:r>
+              <w:rPr>
+                <w:color w:val="666666"/>
+                <w:sz w:val="18"/>
+              </w:rPr>
+              <w:t xml:space="preserve">ТЗ п. 2.10</w:t>
             </w:r>
           </w:p>
         </w:tc>
@@ -5095,7 +5277,7 @@
           <w:color w:val="444444"/>
           <w:sz w:val="19"/>
         </w:rPr>
-        <w:t xml:space="preserve">ГОСТ 34233.1/34233.2-2017 — Прочностные расчёты сосудов в составе ОЛ и техтребований; ТР ТС 010/2011 — Безопасность машин и оборудования — декларирование/сертификация комплектных машин (центрифуги, насосы)</w:t>
+        <w:t xml:space="preserve">ГОСТ 21.408-2013 — Оформление рабочей документации АСУТП; ПУЭ (изд. 7), п. 1.2.17–1.2.21 — Категорийность электроприёмников АСУ; М ГК НН IT.1.8-2025; СТО 51246464-016-2015 — Корпоративная методика проектного документирования и правила оформления (по Прил. №5)</w:t>
       </w:r>
     </w:p>
     <w:p>
@@ -5111,7 +5293,7 @@
         <w:rPr>
           <w:sz w:val="19"/>
         </w:rPr>
-        <w:t xml:space="preserve">Количественная спецификация с массами и энергопотреблением — после получения ТКП (2–3 на позицию)</w:t>
+        <w:t xml:space="preserve">Схема комплекса технических средств АСУ (структурная) — к выпуску БИ после фиксации перечня сигналов</w:t>
       </w:r>
     </w:p>
     <w:p>
@@ -5127,7 +5309,7 @@
         <w:rPr>
           <w:sz w:val="19"/>
         </w:rPr>
-        <w:t xml:space="preserve">Габарит/масса испарителей и разбивка на транспортабельные части — по данным изготовителей</w:t>
+        <w:t xml:space="preserve">Согласование конкретных серий датчиков с Управлением автоматизации Заказчика</w:t>
       </w:r>
     </w:p>
     <w:p>
@@ -5139,31 +5321,47 @@
           <w:b/>
           <w:sz w:val="26"/>
         </w:rPr>
-        <w:t xml:space="preserve">Стоимость поставки по Лоту №2 (порядок формирования)</w:t>
-      </w:r>
-    </w:p>
-    <w:p>
-      <w:r>
-        <w:rPr>
-          <w:sz w:val="20"/>
-        </w:rPr>
-        <w:t xml:space="preserve">В составе БИ приводится: (1) стоимость оборудования по данным технико-коммерческих предложений потенциальных поставщиков — не менее 2–3 ТКП на каждую позицию (испарительные установки 904L, центрифуги, вакуумное хозяйство, фасовка, насосы, АСУ); (2) оценка общей стоимости комплектной поставки технологического оборудования и материалов (трубопроводы, металлоконструкции этажерок, теплоизоляция, арматура, КИПиА) в границах п. 4.3 ТЗ — с учётом поставки АСУ с прикладным программным обеспечением.</w:t>
-      </w:r>
-    </w:p>
-    <w:p>
-      <w:r>
-        <w:rPr>
-          <w:sz w:val="20"/>
-        </w:rPr>
-        <w:t xml:space="preserve">Рекомендуемая структура запроса ТКП: лот целиком у комплектного поставщика вакуум-кристаллизационных установок (обе нитки «под ключ» с гарантиями по производительности и влажности купороса 4–6 %) + альтернативная разбивка на пакеты (аппараты 904L / центрифуги / вакуумное хозяйство / фасовка / АСУ) для конкуренции. В опросные листы включить технологические гарантии: производительность по купоросам (1,70 и 0,80 т/ч), остаточная влажность, содержание примесей в медном купоросе (Ni ≤ 0,29 %), удельные расходы пара, стойкость материала.</w:t>
-      </w:r>
-    </w:p>
-    <w:p>
-      <w:r>
-        <w:rPr>
-          <w:sz w:val="20"/>
-        </w:rPr>
-        <w:t xml:space="preserve">Валютно-логистические условия, сроки изготовления (аппараты 904L — длительный цикл), шеф-монтаж и ПНР — отдельными строками оценки. Стоимостные данные в настоящем разделе не приводятся до получения ТКП.</w:t>
+        <w:t xml:space="preserve">Расходы пара, воды и энергоресурсов</w:t>
+      </w:r>
+    </w:p>
+    <w:p>
+      <w:r>
+        <w:rPr>
+          <w:sz w:val="20"/>
+        </w:rPr>
+        <w:t xml:space="preserve">ПАР. Глухой (на подогреватели I ступеней): 2,1 + 0,85…0,95 = 2,95–3,05 т/ч. Острый (рабочий пар эжекторов, 6 атм): 0,75 + 0,27 (ПЭБ н.1) + 0,18 + 0,16 (ПЭБ н.2) = 1,36 т/ч. Итого технологический пар участка ≈ 4,3–4,4 т/ч → 36,3 тыс. т/год (8322 ч), без учёта обогрева баков поз. 4.1.5/4.1.26, репульпатора растворения поз. 4.1.7 и подогрева маточника-2 перед транспортировкой (острый пар, периодически — определяется на стадии БИ). Источник пара — редуцированный пар котлов-утилизаторов печи КС, при недостатке — 0,6 МПа из теплоцентра (ИД п. 1.3.13). Для контекста: пар по всему гидрометаллургическому производству — 28 846 Гкал/год (0,417 Гкал/т Cu, ИД табл. 8.5); выпарка купоросов — основной потребитель. Точное распределение по табл. 8.4 ИД (передана изображением) — сверить при БИ.</w:t>
+      </w:r>
+    </w:p>
+    <w:p>
+      <w:r>
+        <w:rPr>
+          <w:sz w:val="20"/>
+        </w:rPr>
+        <w:t xml:space="preserve">ВОДА КИСЛОЙ СОВ (орошение конденсаторов): 380 + 32 (н.1) + 138 + 18 (н.2) = 568 м³/ч оборотной воды; кросс-проверка: годовой оборот 568 × 8322 = 4,73 млн м³ против 4546 тыс. м³/год по ИД табл. 8.5 (сходимость 96 %). Нагрев ≈ 5 К (22,5 → 27,5 °C), тепло на градирню кислой СОВ ≈ 3,1–3,2 МВт. Профицит воды (конденсат сокового и эжекторного пара) ≈ 4,7 м³/ч — отсекается в производство; в штатном режиме кислая СОВ свежую воду не потребляет (ИД п. 1.3.12, 2.5). Все элементы кислой СОВ — кислотостойкое исполнение (до 0,5 г/л H₂SO₄).</w:t>
+      </w:r>
+    </w:p>
+    <w:p>
+      <w:r>
+        <w:rPr>
+          <w:sz w:val="20"/>
+        </w:rPr>
+        <w:t xml:space="preserve">ЭЛЕКТРОЭНЕРГИЯ. Установленная мощность по позициям спецификаций ИД (рис. 4.4/4.5): нитка 1 — 22+22 (циркнасосы) + 7,5 (насос репульпатора) + 15 (центрифуга) + 2×1,5 (насосы фугата) = 69,5 кВт; нитка 2 — 11+11+3+15+2×1,5+1,5 = 44,5 кВт; итого ≈ 114 кВт без вакуум-насосов (ВВН1-6/ВВН1-3 — по каталогу изготовителя), мешалок обогреваемых баков, транспортёра и фасовки. Полная установленная мощность участка оценочно 160–220 кВт — уточняется комплектацией; питание 0,4 кВ от шкафов управления (граница 4.3.7), сведения по электроснабжению — по Приложению №3.</w:t>
+      </w:r>
+    </w:p>
+    <w:p>
+      <w:r>
+        <w:rPr>
+          <w:sz w:val="20"/>
+        </w:rPr>
+        <w:t xml:space="preserve">СЖАТЫЙ ВОЗДУХ КИП: 250–400 кПа, осушенный (класс по ГОСТ на чистоту сжатого воздуха — уточнить с воздухоподготовкой по Прил. №5); расход — по числу пневмоприводов и шкафов с подпором (оценочно 30–60 нм³/ч, уточняется).</w:t>
+      </w:r>
+    </w:p>
+    <w:p>
+      <w:r>
+        <w:rPr>
+          <w:sz w:val="20"/>
+        </w:rPr>
+        <w:t xml:space="preserve">Расходные коэффициенты на 1 т смешанного купороса (расчёт БИ): пар ≈ 5,4 т/т; электроэнергия — по факту комплектации; оборотная вода ≈ 710 м³/т (оборот).</w:t>
       </w:r>
     </w:p>
     <w:tbl>
@@ -5241,6 +5439,3574 @@
               <w:rPr>
                 <w:sz w:val="19"/>
               </w:rPr>
+              <w:t xml:space="preserve">Пар технологический</w:t>
+            </w:r>
+          </w:p>
+        </w:tc>
+        <w:tc>
+          <w:tcPr>
+            <w:tcW w:w="5000" w:type="dxa"/>
+          </w:tcPr>
+          <w:p>
+            <w:r>
+              <w:rPr>
+                <w:sz w:val="19"/>
+              </w:rPr>
+              <w:t xml:space="preserve">≈4,3–4,4 т/ч (глухой 3,0 + острый 1,36); 36,3 тыс. т/год + обогрев баков (уточняется)</w:t>
+            </w:r>
+          </w:p>
+        </w:tc>
+        <w:tc>
+          <w:tcPr>
+            <w:tcW w:w="3038" w:type="dxa"/>
+          </w:tcPr>
+          <w:p>
+            <w:r>
+              <w:rPr>
+                <w:color w:val="666666"/>
+                <w:sz w:val="18"/>
+              </w:rPr>
+              <w:t xml:space="preserve">ИД табл. 3.1, рис. 4.4/4.5; расчёт БИ</w:t>
+            </w:r>
+          </w:p>
+        </w:tc>
+      </w:tr>
+      <w:tr>
+        <w:tc>
+          <w:tcPr>
+            <w:tcW w:w="3600" w:type="dxa"/>
+          </w:tcPr>
+          <w:p>
+            <w:r>
+              <w:rPr>
+                <w:sz w:val="19"/>
+              </w:rPr>
+              <w:t xml:space="preserve">Вода кислой СОВ</w:t>
+            </w:r>
+          </w:p>
+        </w:tc>
+        <w:tc>
+          <w:tcPr>
+            <w:tcW w:w="5000" w:type="dxa"/>
+          </w:tcPr>
+          <w:p>
+            <w:r>
+              <w:rPr>
+                <w:sz w:val="19"/>
+              </w:rPr>
+              <w:t xml:space="preserve">568 м³/ч оборот; тепло на градирню ≈3,1 МВт; профицит конденсата ≈4,7 м³/ч в производство</w:t>
+            </w:r>
+          </w:p>
+        </w:tc>
+        <w:tc>
+          <w:tcPr>
+            <w:tcW w:w="3038" w:type="dxa"/>
+          </w:tcPr>
+          <w:p>
+            <w:r>
+              <w:rPr>
+                <w:color w:val="666666"/>
+                <w:sz w:val="18"/>
+              </w:rPr>
+              <w:t xml:space="preserve">ИД рис. 4.4/4.5, п. 1.3.12; расчёт БИ</w:t>
+            </w:r>
+          </w:p>
+        </w:tc>
+      </w:tr>
+      <w:tr>
+        <w:tc>
+          <w:tcPr>
+            <w:tcW w:w="3600" w:type="dxa"/>
+          </w:tcPr>
+          <w:p>
+            <w:r>
+              <w:rPr>
+                <w:sz w:val="19"/>
+              </w:rPr>
+              <w:t xml:space="preserve">Электроэнергия</w:t>
+            </w:r>
+          </w:p>
+        </w:tc>
+        <w:tc>
+          <w:tcPr>
+            <w:tcW w:w="5000" w:type="dxa"/>
+          </w:tcPr>
+          <w:p>
+            <w:r>
+              <w:rPr>
+                <w:sz w:val="19"/>
+              </w:rPr>
+              <w:t xml:space="preserve">≈114 кВт по спецификациям ИД; полная — оценочно 160–220 кВт (уточнить)</w:t>
+            </w:r>
+          </w:p>
+        </w:tc>
+        <w:tc>
+          <w:tcPr>
+            <w:tcW w:w="3038" w:type="dxa"/>
+          </w:tcPr>
+          <w:p>
+            <w:r>
+              <w:rPr>
+                <w:color w:val="666666"/>
+                <w:sz w:val="18"/>
+              </w:rPr>
+              <w:t xml:space="preserve">ИД рис. 4.4/4.5; оценка БИ</w:t>
+            </w:r>
+          </w:p>
+        </w:tc>
+      </w:tr>
+      <w:tr>
+        <w:tc>
+          <w:tcPr>
+            <w:tcW w:w="3600" w:type="dxa"/>
+          </w:tcPr>
+          <w:p>
+            <w:r>
+              <w:rPr>
+                <w:sz w:val="19"/>
+              </w:rPr>
+              <w:t xml:space="preserve">Пар по гидрометаллургии всего</w:t>
+            </w:r>
+          </w:p>
+        </w:tc>
+        <w:tc>
+          <w:tcPr>
+            <w:tcW w:w="5000" w:type="dxa"/>
+          </w:tcPr>
+          <w:p>
+            <w:r>
+              <w:rPr>
+                <w:sz w:val="19"/>
+              </w:rPr>
+              <w:t xml:space="preserve">28 846 Гкал/год (0,417 Гкал/т Cu) — контекст</w:t>
+            </w:r>
+          </w:p>
+        </w:tc>
+        <w:tc>
+          <w:tcPr>
+            <w:tcW w:w="3038" w:type="dxa"/>
+          </w:tcPr>
+          <w:p>
+            <w:r>
+              <w:rPr>
+                <w:color w:val="666666"/>
+                <w:sz w:val="18"/>
+              </w:rPr>
+              <w:t xml:space="preserve">ИД табл. 8.5</w:t>
+            </w:r>
+          </w:p>
+        </w:tc>
+      </w:tr>
+      <w:tr>
+        <w:tc>
+          <w:tcPr>
+            <w:tcW w:w="3600" w:type="dxa"/>
+          </w:tcPr>
+          <w:p>
+            <w:r>
+              <w:rPr>
+                <w:sz w:val="19"/>
+              </w:rPr>
+              <w:t xml:space="preserve">Удельный пар (GOR)</w:t>
+            </w:r>
+          </w:p>
+        </w:tc>
+        <w:tc>
+          <w:tcPr>
+            <w:tcW w:w="5000" w:type="dxa"/>
+          </w:tcPr>
+          <w:p>
+            <w:r>
+              <w:rPr>
+                <w:sz w:val="19"/>
+              </w:rPr>
+              <w:t xml:space="preserve">0,76 кг испарённой воды/кг пара (27,5/36,3 тыс. т) — типовой для одноступенчатой схемы 0,70–0,85; резерв энергоэффективности — механическая рекомпрессия пара (МВР), опция Заказчику</w:t>
+            </w:r>
+          </w:p>
+        </w:tc>
+        <w:tc>
+          <w:tcPr>
+            <w:tcW w:w="3038" w:type="dxa"/>
+          </w:tcPr>
+          <w:p>
+            <w:r>
+              <w:rPr>
+                <w:color w:val="666666"/>
+                <w:sz w:val="18"/>
+              </w:rPr>
+              <w:t xml:space="preserve">calc L2-EVAP</w:t>
+            </w:r>
+          </w:p>
+        </w:tc>
+      </w:tr>
+    </w:tbl>
+    <w:p>
+      <w:r>
+        <w:rPr>
+          <w:b/>
+          <w:sz w:val="19"/>
+        </w:rPr>
+        <w:t xml:space="preserve">Нормативная база: </w:t>
+      </w:r>
+      <w:r>
+        <w:rPr>
+          <w:color w:val="444444"/>
+          <w:sz w:val="19"/>
+        </w:rPr>
+        <w:t xml:space="preserve">Приложение №3 к ТЗ — Общие требования по электроснабжению и электрооборудованию (однолинейные схемы, спецификации, ОЛ); ПУЭ (изд. 7) — Выбор и прокладка электрооборудования 0,4 кВ в химически активной среде</w:t>
+      </w:r>
+    </w:p>
+    <w:p>
+      <w:r>
+        <w:rPr>
+          <w:b/>
+          <w:color w:val="8A6200"/>
+          <w:sz w:val="19"/>
+        </w:rPr>
+        <w:t xml:space="preserve">— определяется на стадии БИ: </w:t>
+      </w:r>
+      <w:r>
+        <w:rPr>
+          <w:sz w:val="19"/>
+        </w:rPr>
+        <w:t xml:space="preserve">Табл. 8.3, 8.4 ИД (вода СОВ и пар по потребителям) переданы изображениями — запросить редактируемые данные</w:t>
+      </w:r>
+    </w:p>
+    <w:p>
+      <w:r>
+        <w:rPr>
+          <w:b/>
+          <w:color w:val="8A6200"/>
+          <w:sz w:val="19"/>
+        </w:rPr>
+        <w:t xml:space="preserve">— определяется на стадии БИ: </w:t>
+      </w:r>
+      <w:r>
+        <w:rPr>
+          <w:sz w:val="19"/>
+        </w:rPr>
+        <w:t xml:space="preserve">Мощности ВВН1-6/ВВН1-3, мешалок, фасовки — по ОЛ изготовителей</w:t>
+      </w:r>
+    </w:p>
+    <w:p>
+      <w:r>
+        <w:rPr>
+          <w:b/>
+          <w:color w:val="8A6200"/>
+          <w:sz w:val="19"/>
+        </w:rPr>
+        <w:t xml:space="preserve">— определяется на стадии БИ: </w:t>
+      </w:r>
+      <w:r>
+        <w:rPr>
+          <w:sz w:val="19"/>
+        </w:rPr>
+        <w:t xml:space="preserve">ТУ на подключение пара, воды, воздуха, электроэнергии — при БИ/ОТР</w:t>
+      </w:r>
+    </w:p>
+    <w:p>
+      <w:pPr>
+        <w:pStyle w:val="Heading2"/>
+      </w:pPr>
+      <w:r>
+        <w:rPr>
+          <w:b/>
+          <w:sz w:val="26"/>
+        </w:rPr>
+        <w:t xml:space="preserve">Предварительные данные по подключению к сетям водо-, энерго- и воздухоснабжения</w:t>
+      </w:r>
+    </w:p>
+    <w:p>
+      <w:r>
+        <w:rPr>
+          <w:sz w:val="20"/>
+        </w:rPr>
+        <w:t xml:space="preserve">Обязательный раздел ПЗ (ТЗ v4.1). Границы по таблице v4.1: пар — фланцы выпарных аппаратов I ступеней, эжекторов и крышки сборника маточника 1; водоснабжение/водоотведение — «уточняется при разработке БИ и ОТР»; электроэнергия — «предварительно: шкафы управления 0,4 кВ»; строка сжатого воздуха в v4.1 опустела (C-96) — параметры приняты по v3.6 до подтверждения. ТУ на подключение запрашивает Заказчик; БИ выдаёт исходные данные для запроса (позиция E-02) — зафиксировать в договоре.</w:t>
+      </w:r>
+    </w:p>
+    <w:p>
+      <w:r>
+        <w:rPr>
+          <w:sz w:val="20"/>
+        </w:rPr>
+        <w:t xml:space="preserve">ПАР: технологическая потребность 4,3–4,4 т/ч (глухой 3,0 + острый/рабочий 1,36 т/ч), 0,6 МПа абс. (T_нас ≈ 159 °C), 36,3 тыс. т/год; источник — редуцированный пар котла-утилизатора печи КС (после РОУ, Лот №1), при недостатке — теплоцентр (ИД п. 1.3.13); дополнительно периодический острый пар обогрева баков 4.1.5/4.1.26, репульпатора растворения и подогрева маточника-2 — определяется на стадии БИ. Возврат чистого конденсата глухого пара ≈ 3,0 т/ч (3,0 × 8322 ≈ 25,0 тыс. т/год) — точка возврата в конденсатный тракт по ТУ.</w:t>
+      </w:r>
+    </w:p>
+    <w:p>
+      <w:r>
+        <w:rPr>
+          <w:sz w:val="20"/>
+        </w:rPr>
+        <w:t xml:space="preserve">ВОДА: оборотная кислая СОВ 568 м³/ч (подача ≈22,5 °C / возврат ≈27,5 °C, нагрев ≈5 К) — от градирни кислой СОВ (общесистемная, вне лота); свежая техническая вода в штатном режиме НЕ потребляется — профицит конденсата ≈4,7 м³/ч (≈39 тыс. м³/год = 4,7 × 8322) отсекается в производство (ИД п. 1.3.12, 2.5); хозпитьевая вода — от общецеховых систем (вне лота). ВОДООТВЕДЕНИЕ: постоянных производственных стоков нет; периодические воды опорожнений и промывок возвращаются в технологию (резервный реактор выщелачивания, ИД разд. 4.2.1) либо направляются на нейтрализацию — схема на стадии БИ.</w:t>
+      </w:r>
+    </w:p>
+    <w:p>
+      <w:r>
+        <w:rPr>
+          <w:sz w:val="20"/>
+        </w:rPr>
+        <w:t xml:space="preserve">СЖАТЫЙ ВОЗДУХ КИП: 250–400 кПа, осушенный, оценочно 30–60 нм³/ч (по числу пневмоприводов и шкафов с подпором — уточняется перечнем P&amp;ID); класс чистоты — с воздухоподготовкой по Прил. №5.</w:t>
+      </w:r>
+    </w:p>
+    <w:p>
+      <w:r>
+        <w:rPr>
+          <w:sz w:val="20"/>
+        </w:rPr>
+        <w:t xml:space="preserve">ЭЛЕКТРОЭНЕРГИЯ: 0,4 кВ от шкафов управления (граница v4.1); установленная мощность 160–220 кВт (оценка комплектации), средняя нагрузка ≈0,19 МВт по сводке для ТУ комплекса (calc EL-TOTAL) — детально см. раздел «Электроснабжение и электрооборудование».</w:t>
+      </w:r>
+    </w:p>
+    <w:tbl>
+      <w:tblPr>
+        <w:tblW w:w="11638" w:type="dxa"/>
+        <w:tblBorders>
+          <w:top w:val="single" w:sz="4" w:color="C9C9C9"/>
+          <w:left w:val="single" w:sz="4" w:color="C9C9C9"/>
+          <w:bottom w:val="single" w:sz="4" w:color="C9C9C9"/>
+          <w:right w:val="single" w:sz="4" w:color="C9C9C9"/>
+          <w:insideH w:val="single" w:sz="4" w:color="C9C9C9"/>
+          <w:insideV w:val="single" w:sz="4" w:color="C9C9C9"/>
+        </w:tblBorders>
+        <w:tblLayout w:type="fixed"/>
+      </w:tblPr>
+      <w:tblGrid>
+        <w:gridCol w:w="3600"/>
+        <w:gridCol w:w="5000"/>
+        <w:gridCol w:w="3038"/>
+      </w:tblGrid>
+      <w:tr>
+        <w:tc>
+          <w:tcPr>
+            <w:tcW w:w="3600" w:type="dxa"/>
+            <w:shd w:val="clear" w:fill="EFEFEF"/>
+          </w:tcPr>
+          <w:p>
+            <w:r>
+              <w:rPr>
+                <w:b/>
+                <w:sz w:val="19"/>
+              </w:rPr>
+              <w:t xml:space="preserve">Параметр</w:t>
+            </w:r>
+          </w:p>
+        </w:tc>
+        <w:tc>
+          <w:tcPr>
+            <w:tcW w:w="5000" w:type="dxa"/>
+            <w:shd w:val="clear" w:fill="EFEFEF"/>
+          </w:tcPr>
+          <w:p>
+            <w:r>
+              <w:rPr>
+                <w:b/>
+                <w:sz w:val="19"/>
+              </w:rPr>
+              <w:t xml:space="preserve">Значение</w:t>
+            </w:r>
+          </w:p>
+        </w:tc>
+        <w:tc>
+          <w:tcPr>
+            <w:tcW w:w="3038" w:type="dxa"/>
+            <w:shd w:val="clear" w:fill="EFEFEF"/>
+          </w:tcPr>
+          <w:p>
+            <w:r>
+              <w:rPr>
+                <w:b/>
+                <w:sz w:val="19"/>
+              </w:rPr>
+              <w:t xml:space="preserve">Источник</w:t>
+            </w:r>
+          </w:p>
+        </w:tc>
+      </w:tr>
+      <w:tr>
+        <w:tc>
+          <w:tcPr>
+            <w:tcW w:w="3600" w:type="dxa"/>
+          </w:tcPr>
+          <w:p>
+            <w:r>
+              <w:rPr>
+                <w:sz w:val="19"/>
+              </w:rPr>
+              <w:t xml:space="preserve">Пар 0,6 МПа</w:t>
+            </w:r>
+          </w:p>
+        </w:tc>
+        <w:tc>
+          <w:tcPr>
+            <w:tcW w:w="5000" w:type="dxa"/>
+          </w:tcPr>
+          <w:p>
+            <w:r>
+              <w:rPr>
+                <w:sz w:val="19"/>
+              </w:rPr>
+              <w:t xml:space="preserve">4,3–4,4 т/ч (36,3 тыс. т/год); источник — пар КУ после РОУ / теплоцентр</w:t>
+            </w:r>
+          </w:p>
+        </w:tc>
+        <w:tc>
+          <w:tcPr>
+            <w:tcW w:w="3038" w:type="dxa"/>
+          </w:tcPr>
+          <w:p>
+            <w:r>
+              <w:rPr>
+                <w:color w:val="666666"/>
+                <w:sz w:val="18"/>
+              </w:rPr>
+              <w:t xml:space="preserve">ИД табл. 3.1, рис. 4.4/4.5, п. 1.3.13; расчёт БИ</w:t>
+            </w:r>
+          </w:p>
+        </w:tc>
+      </w:tr>
+      <w:tr>
+        <w:tc>
+          <w:tcPr>
+            <w:tcW w:w="3600" w:type="dxa"/>
+          </w:tcPr>
+          <w:p>
+            <w:r>
+              <w:rPr>
+                <w:sz w:val="19"/>
+              </w:rPr>
+              <w:t xml:space="preserve">Возврат конденсата</w:t>
+            </w:r>
+          </w:p>
+        </w:tc>
+        <w:tc>
+          <w:tcPr>
+            <w:tcW w:w="5000" w:type="dxa"/>
+          </w:tcPr>
+          <w:p>
+            <w:r>
+              <w:rPr>
+                <w:sz w:val="19"/>
+              </w:rPr>
+              <w:t xml:space="preserve">≈3,0 т/ч ≈ 25,0 тыс. т/год (3,0 × 8322)</w:t>
+            </w:r>
+          </w:p>
+        </w:tc>
+        <w:tc>
+          <w:tcPr>
+            <w:tcW w:w="3038" w:type="dxa"/>
+          </w:tcPr>
+          <w:p>
+            <w:r>
+              <w:rPr>
+                <w:color w:val="666666"/>
+                <w:sz w:val="18"/>
+              </w:rPr>
+              <w:t xml:space="preserve">расчёт БИ</w:t>
+            </w:r>
+          </w:p>
+        </w:tc>
+      </w:tr>
+      <w:tr>
+        <w:tc>
+          <w:tcPr>
+            <w:tcW w:w="3600" w:type="dxa"/>
+          </w:tcPr>
+          <w:p>
+            <w:r>
+              <w:rPr>
+                <w:sz w:val="19"/>
+              </w:rPr>
+              <w:t xml:space="preserve">Оборотная вода кислой СОВ</w:t>
+            </w:r>
+          </w:p>
+        </w:tc>
+        <w:tc>
+          <w:tcPr>
+            <w:tcW w:w="5000" w:type="dxa"/>
+          </w:tcPr>
+          <w:p>
+            <w:r>
+              <w:rPr>
+                <w:sz w:val="19"/>
+              </w:rPr>
+              <w:t xml:space="preserve">568 м³/ч, ΔT ≈ 5 К; свежая вода в штатном режиме — 0 (профицит 4,7 м³/ч в производство)</w:t>
+            </w:r>
+          </w:p>
+        </w:tc>
+        <w:tc>
+          <w:tcPr>
+            <w:tcW w:w="3038" w:type="dxa"/>
+          </w:tcPr>
+          <w:p>
+            <w:r>
+              <w:rPr>
+                <w:color w:val="666666"/>
+                <w:sz w:val="18"/>
+              </w:rPr>
+              <w:t xml:space="preserve">ИД рис. 4.4/4.5, п. 1.3.12; расчёт БИ</w:t>
+            </w:r>
+          </w:p>
+        </w:tc>
+      </w:tr>
+      <w:tr>
+        <w:tc>
+          <w:tcPr>
+            <w:tcW w:w="3600" w:type="dxa"/>
+          </w:tcPr>
+          <w:p>
+            <w:r>
+              <w:rPr>
+                <w:sz w:val="19"/>
+              </w:rPr>
+              <w:t xml:space="preserve">Сжатый воздух КИП</w:t>
+            </w:r>
+          </w:p>
+        </w:tc>
+        <w:tc>
+          <w:tcPr>
+            <w:tcW w:w="5000" w:type="dxa"/>
+          </w:tcPr>
+          <w:p>
+            <w:r>
+              <w:rPr>
+                <w:sz w:val="19"/>
+              </w:rPr>
+              <w:t xml:space="preserve">250–400 кПа, осушенный; оценочно 30–60 нм³/ч</w:t>
+            </w:r>
+          </w:p>
+        </w:tc>
+        <w:tc>
+          <w:tcPr>
+            <w:tcW w:w="3038" w:type="dxa"/>
+          </w:tcPr>
+          <w:p>
+            <w:r>
+              <w:rPr>
+                <w:color w:val="666666"/>
+                <w:sz w:val="18"/>
+              </w:rPr>
+              <w:t xml:space="preserve">оценка БИ; Прил. №5 (воздухоподготовка)</w:t>
+            </w:r>
+          </w:p>
+        </w:tc>
+      </w:tr>
+      <w:tr>
+        <w:tc>
+          <w:tcPr>
+            <w:tcW w:w="3600" w:type="dxa"/>
+          </w:tcPr>
+          <w:p>
+            <w:r>
+              <w:rPr>
+                <w:sz w:val="19"/>
+              </w:rPr>
+              <w:t xml:space="preserve">Электроэнергия</w:t>
+            </w:r>
+          </w:p>
+        </w:tc>
+        <w:tc>
+          <w:tcPr>
+            <w:tcW w:w="5000" w:type="dxa"/>
+          </w:tcPr>
+          <w:p>
+            <w:r>
+              <w:rPr>
+                <w:sz w:val="19"/>
+              </w:rPr>
+              <w:t xml:space="preserve">0,4 кВ, граница — шкафы управления; установленная 160–220 кВт, средняя ≈0,19 МВт</w:t>
+            </w:r>
+          </w:p>
+        </w:tc>
+        <w:tc>
+          <w:tcPr>
+            <w:tcW w:w="3038" w:type="dxa"/>
+          </w:tcPr>
+          <w:p>
+            <w:r>
+              <w:rPr>
+                <w:color w:val="666666"/>
+                <w:sz w:val="18"/>
+              </w:rPr>
+              <w:t xml:space="preserve">ТЗ v4.1 (границы); calc EL-TOTAL</w:t>
+            </w:r>
+          </w:p>
+        </w:tc>
+      </w:tr>
+    </w:tbl>
+    <w:p>
+      <w:r>
+        <w:rPr>
+          <w:b/>
+          <w:sz w:val="19"/>
+        </w:rPr>
+        <w:t xml:space="preserve">Нормативная база: </w:t>
+      </w:r>
+      <w:r>
+        <w:rPr>
+          <w:color w:val="444444"/>
+          <w:sz w:val="19"/>
+        </w:rPr>
+        <w:t xml:space="preserve">ФНП (приказ Ростехнадзора от 15.12.2020 № 536) — Паропровод 0,6 МПа от границы лота — проектирование и эксплуатация; ГОСТ 32569-2013 — Трубопроводы пара, конденсата и воды в границах участка; Приложение №3 к ТЗ — Требования к данным по электроснабжению для запроса ТУ</w:t>
+      </w:r>
+    </w:p>
+    <w:p>
+      <w:r>
+        <w:rPr>
+          <w:b/>
+          <w:color w:val="8A6200"/>
+          <w:sz w:val="19"/>
+        </w:rPr>
+        <w:t xml:space="preserve">— определяется на стадии БИ: </w:t>
+      </w:r>
+      <w:r>
+        <w:rPr>
+          <w:sz w:val="19"/>
+        </w:rPr>
+        <w:t xml:space="preserve">ТУ на подключение пара, воды, воздуха и электроэнергии — запрашивает Заказчик по данным БИ (зона ответственности — в договор)</w:t>
+      </w:r>
+    </w:p>
+    <w:p>
+      <w:r>
+        <w:rPr>
+          <w:b/>
+          <w:color w:val="8A6200"/>
+          <w:sz w:val="19"/>
+        </w:rPr>
+        <w:t xml:space="preserve">— определяется на стадии БИ: </w:t>
+      </w:r>
+      <w:r>
+        <w:rPr>
+          <w:sz w:val="19"/>
+        </w:rPr>
+        <w:t xml:space="preserve">Восстановление строки сжатого воздуха в таблице границ v4.1 (C-96) — подтвердить у Заказчика</w:t>
+      </w:r>
+    </w:p>
+    <w:p>
+      <w:r>
+        <w:rPr>
+          <w:b/>
+          <w:color w:val="8A6200"/>
+          <w:sz w:val="19"/>
+        </w:rPr>
+        <w:t xml:space="preserve">— определяется на стадии БИ: </w:t>
+      </w:r>
+      <w:r>
+        <w:rPr>
+          <w:sz w:val="19"/>
+        </w:rPr>
+        <w:t xml:space="preserve">Схема периодических стоков (возврат в технологию/нейтрализация) и качество возвращаемого конденсата — на стадии БИ</w:t>
+      </w:r>
+    </w:p>
+    <w:p>
+      <w:pPr>
+        <w:pStyle w:val="Heading2"/>
+      </w:pPr>
+      <w:r>
+        <w:rPr>
+          <w:b/>
+          <w:sz w:val="26"/>
+        </w:rPr>
+        <w:t xml:space="preserve">Сведения по электроснабжению и электрооборудованию (по Приложению №3)</w:t>
+      </w:r>
+    </w:p>
+    <w:p>
+      <w:r>
+        <w:rPr>
+          <w:sz w:val="20"/>
+        </w:rPr>
+        <w:t xml:space="preserve">Объём сведений по Прил. №3 на стадии БИ — договорной (оговорка самого приложения, позиция E-01): для Лота №2 в БИ выдаются данные уровня FEED — расчёт электрических нагрузок, обоснование схемы 0,4 кВ, однолинейные схемы главных цепей, предварительный перечень основного электрооборудования, предварительный выбор сечений основных питающих кабелей, расчёт токов КЗ для предварительного выбора аппаратов, концепция заземления/молниезащиты и принципиальные требования к освещению; спецификации материалов, кабельные журналы и светотехнические расчёты — детальный этап (РД).</w:t>
+      </w:r>
+    </w:p>
+    <w:p>
+      <w:r>
+        <w:rPr>
+          <w:sz w:val="20"/>
+        </w:rPr>
+        <w:t xml:space="preserve">НАГРУЗКИ: установленная мощность по спецификациям ИД ≈114 кВт (нитка 1 — 69,5 кВт; нитка 2 — 44,5 кВт); с неучтёнными в спецификациях потребителями (вакуум-насосы ВВН1-6/ВВН1-3, мешалки обогреваемых баков, транспортёр, узел фасовки, обогревы КИП) полная установленная — 160–220 кВт; средняя нагрузка участка ≈0,19 МВт по сводке электрических нагрузок комплекса для запроса ТУ (calc EL-TOTAL; доля Лота №2 ≈1 % средней нагрузки комплекса 17,3 МВт). Близость средней (190 кВт) к установленной (160–220 кВт) — признак недооценки установленной мощности: сверить при комплектации (открытая позиция). Крупнейший привод — циркуляционный насос нитки 1, 22 кВт: прямой пуск от сети 0,4 кВ, пусковые характеристики — по каталогу (порог «пусковые токи по каталожным данным для приводов ≥100 кВт» участку не требуется — таких приводов нет).</w:t>
+      </w:r>
+    </w:p>
+    <w:p>
+      <w:r>
+        <w:rPr>
+          <w:sz w:val="20"/>
+        </w:rPr>
+        <w:t xml:space="preserve">КАТЕГОРИИ НАДЁЖНОСТИ (ПУЭ п. 1.2.17–1.2.21): АСУ и серверы — I категория / I особая (Прил. №5, см. раздел «АСУ»); технологические электроприёмники — предварительно II категория: перерыв питания ведёт к останову кристаллизации и срыву вакуума с остановом ниток (потеря производительности узла вывода примесей), но без опасности для людей и среды — аппараты под вакуумом при потере питания безопасно останавливаются, гидрозатворы удерживают столб. Окончательное категорирование — протоколом с Заказчиком на стадии БИ.</w:t>
+      </w:r>
+    </w:p>
+    <w:p>
+      <w:r>
+        <w:rPr>
+          <w:sz w:val="20"/>
+        </w:rPr>
+        <w:t xml:space="preserve">СРЕДА И ИСПОЛНЕНИЕ: среда химически активная (аэрозоли H₂SO₄ и сульфатов) — оболочки электрооборудования и кабель в химстойком исполнении, степень защиты не ниже IP54 (шкафы — IP65 с подпором, по Прил. №5); кабельные трассы — стеклопластик/композит с разделением силовых и слаботочных (Прил. №5). Взрывоопасных зон НЕТ: все среды участка негорючие (водные растворы сульфатов, водяной пар) — классификация взрывоопасных зон по ПУЭ не выполняется, Ex-исполнение не требуется (позиция E-15 для лота неактуальна).</w:t>
+      </w:r>
+    </w:p>
+    <w:p>
+      <w:r>
+        <w:rPr>
+          <w:sz w:val="20"/>
+        </w:rPr>
+        <w:t xml:space="preserve">КОМПЕНСАЦИЯ РЕАКТИВНОЙ МОЩНОСТИ: двигательная нагрузка мелкая (≤22 кВт), отдельные установки КРМ на участке предварительно не предусматриваются — компенсация централизованно на РУ/ТП цеха (вне границ лота; решение подтверждается расчётом нагрузок БИ). ЗАЗЕМЛЕНИЕ/МОЛНИЕЗАЩИТА: на участке — магистраль уравнивания потенциалов, заземление корпусов аппаратов, этажерок и стояков; тип заземлителя и молниезащита — по проекту здания (существующий ГМУ / новый корпус), выбор — детальный этап по данным изысканий (E-08). ОСВЕЩЕНИЕ: принципиальные требования — нормируемая освещённость по СП 52.13330, химстойкие светильники, аварийное и эвакуационное освещение зон обслуживания этажерок (+8…+9 м) и приямков (−2,0…−2,5 м); светотехнический расчёт — РД (E-09).</w:t>
+      </w:r>
+    </w:p>
+    <w:tbl>
+      <w:tblPr>
+        <w:tblW w:w="11638" w:type="dxa"/>
+        <w:tblBorders>
+          <w:top w:val="single" w:sz="4" w:color="C9C9C9"/>
+          <w:left w:val="single" w:sz="4" w:color="C9C9C9"/>
+          <w:bottom w:val="single" w:sz="4" w:color="C9C9C9"/>
+          <w:right w:val="single" w:sz="4" w:color="C9C9C9"/>
+          <w:insideH w:val="single" w:sz="4" w:color="C9C9C9"/>
+          <w:insideV w:val="single" w:sz="4" w:color="C9C9C9"/>
+        </w:tblBorders>
+        <w:tblLayout w:type="fixed"/>
+      </w:tblPr>
+      <w:tblGrid>
+        <w:gridCol w:w="3600"/>
+        <w:gridCol w:w="5000"/>
+        <w:gridCol w:w="3038"/>
+      </w:tblGrid>
+      <w:tr>
+        <w:tc>
+          <w:tcPr>
+            <w:tcW w:w="3600" w:type="dxa"/>
+            <w:shd w:val="clear" w:fill="EFEFEF"/>
+          </w:tcPr>
+          <w:p>
+            <w:r>
+              <w:rPr>
+                <w:b/>
+                <w:sz w:val="19"/>
+              </w:rPr>
+              <w:t xml:space="preserve">Параметр</w:t>
+            </w:r>
+          </w:p>
+        </w:tc>
+        <w:tc>
+          <w:tcPr>
+            <w:tcW w:w="5000" w:type="dxa"/>
+            <w:shd w:val="clear" w:fill="EFEFEF"/>
+          </w:tcPr>
+          <w:p>
+            <w:r>
+              <w:rPr>
+                <w:b/>
+                <w:sz w:val="19"/>
+              </w:rPr>
+              <w:t xml:space="preserve">Значение</w:t>
+            </w:r>
+          </w:p>
+        </w:tc>
+        <w:tc>
+          <w:tcPr>
+            <w:tcW w:w="3038" w:type="dxa"/>
+            <w:shd w:val="clear" w:fill="EFEFEF"/>
+          </w:tcPr>
+          <w:p>
+            <w:r>
+              <w:rPr>
+                <w:b/>
+                <w:sz w:val="19"/>
+              </w:rPr>
+              <w:t xml:space="preserve">Источник</w:t>
+            </w:r>
+          </w:p>
+        </w:tc>
+      </w:tr>
+      <w:tr>
+        <w:tc>
+          <w:tcPr>
+            <w:tcW w:w="3600" w:type="dxa"/>
+          </w:tcPr>
+          <w:p>
+            <w:r>
+              <w:rPr>
+                <w:sz w:val="19"/>
+              </w:rPr>
+              <w:t xml:space="preserve">Установленная мощность</w:t>
+            </w:r>
+          </w:p>
+        </w:tc>
+        <w:tc>
+          <w:tcPr>
+            <w:tcW w:w="5000" w:type="dxa"/>
+          </w:tcPr>
+          <w:p>
+            <w:r>
+              <w:rPr>
+                <w:sz w:val="19"/>
+              </w:rPr>
+              <w:t xml:space="preserve">≈114 кВт по спецификациям ИД; полная с ВВН/мешалками/фасовкой — 160–220 кВт</w:t>
+            </w:r>
+          </w:p>
+        </w:tc>
+        <w:tc>
+          <w:tcPr>
+            <w:tcW w:w="3038" w:type="dxa"/>
+          </w:tcPr>
+          <w:p>
+            <w:r>
+              <w:rPr>
+                <w:color w:val="666666"/>
+                <w:sz w:val="18"/>
+              </w:rPr>
+              <w:t xml:space="preserve">ИД рис. 4.4/4.5; оценка БИ</w:t>
+            </w:r>
+          </w:p>
+        </w:tc>
+      </w:tr>
+      <w:tr>
+        <w:tc>
+          <w:tcPr>
+            <w:tcW w:w="3600" w:type="dxa"/>
+          </w:tcPr>
+          <w:p>
+            <w:r>
+              <w:rPr>
+                <w:sz w:val="19"/>
+              </w:rPr>
+              <w:t xml:space="preserve">Средняя нагрузка</w:t>
+            </w:r>
+          </w:p>
+        </w:tc>
+        <w:tc>
+          <w:tcPr>
+            <w:tcW w:w="5000" w:type="dxa"/>
+          </w:tcPr>
+          <w:p>
+            <w:r>
+              <w:rPr>
+                <w:sz w:val="19"/>
+              </w:rPr>
+              <w:t xml:space="preserve">≈0,19 МВт (доля в сводке ТУ комплекса 17,3 МВт)</w:t>
+            </w:r>
+          </w:p>
+        </w:tc>
+        <w:tc>
+          <w:tcPr>
+            <w:tcW w:w="3038" w:type="dxa"/>
+          </w:tcPr>
+          <w:p>
+            <w:r>
+              <w:rPr>
+                <w:color w:val="666666"/>
+                <w:sz w:val="18"/>
+              </w:rPr>
+              <w:t xml:space="preserve">calc EL-TOTAL (ИД табл. 8.5 + досчёты)</w:t>
+            </w:r>
+          </w:p>
+        </w:tc>
+      </w:tr>
+      <w:tr>
+        <w:tc>
+          <w:tcPr>
+            <w:tcW w:w="3600" w:type="dxa"/>
+          </w:tcPr>
+          <w:p>
+            <w:r>
+              <w:rPr>
+                <w:sz w:val="19"/>
+              </w:rPr>
+              <w:t xml:space="preserve">Крупнейший привод</w:t>
+            </w:r>
+          </w:p>
+        </w:tc>
+        <w:tc>
+          <w:tcPr>
+            <w:tcW w:w="5000" w:type="dxa"/>
+          </w:tcPr>
+          <w:p>
+            <w:r>
+              <w:rPr>
+                <w:sz w:val="19"/>
+              </w:rPr>
+              <w:t xml:space="preserve">22 кВт (циркнасос нитки 1) — прямой пуск 0,4 кВ</w:t>
+            </w:r>
+          </w:p>
+        </w:tc>
+        <w:tc>
+          <w:tcPr>
+            <w:tcW w:w="3038" w:type="dxa"/>
+          </w:tcPr>
+          <w:p>
+            <w:r>
+              <w:rPr>
+                <w:color w:val="666666"/>
+                <w:sz w:val="18"/>
+              </w:rPr>
+              <w:t xml:space="preserve">ИД рис. 4.4</w:t>
+            </w:r>
+          </w:p>
+        </w:tc>
+      </w:tr>
+      <w:tr>
+        <w:tc>
+          <w:tcPr>
+            <w:tcW w:w="3600" w:type="dxa"/>
+          </w:tcPr>
+          <w:p>
+            <w:r>
+              <w:rPr>
+                <w:sz w:val="19"/>
+              </w:rPr>
+              <w:t xml:space="preserve">Категории надёжности</w:t>
+            </w:r>
+          </w:p>
+        </w:tc>
+        <w:tc>
+          <w:tcPr>
+            <w:tcW w:w="5000" w:type="dxa"/>
+          </w:tcPr>
+          <w:p>
+            <w:r>
+              <w:rPr>
+                <w:sz w:val="19"/>
+              </w:rPr>
+              <w:t xml:space="preserve">АСУ — I/I особая (Прил. №5); технология — предварительно II (обоснование в тексте)</w:t>
+            </w:r>
+          </w:p>
+        </w:tc>
+        <w:tc>
+          <w:tcPr>
+            <w:tcW w:w="3038" w:type="dxa"/>
+          </w:tcPr>
+          <w:p>
+            <w:r>
+              <w:rPr>
+                <w:color w:val="666666"/>
+                <w:sz w:val="18"/>
+              </w:rPr>
+              <w:t xml:space="preserve">ПУЭ п. 1.2.17–1.2.21; Прил. №5; решение БИ</w:t>
+            </w:r>
+          </w:p>
+        </w:tc>
+      </w:tr>
+      <w:tr>
+        <w:tc>
+          <w:tcPr>
+            <w:tcW w:w="3600" w:type="dxa"/>
+          </w:tcPr>
+          <w:p>
+            <w:r>
+              <w:rPr>
+                <w:sz w:val="19"/>
+              </w:rPr>
+              <w:t xml:space="preserve">Взрывоопасные зоны</w:t>
+            </w:r>
+          </w:p>
+        </w:tc>
+        <w:tc>
+          <w:tcPr>
+            <w:tcW w:w="5000" w:type="dxa"/>
+          </w:tcPr>
+          <w:p>
+            <w:r>
+              <w:rPr>
+                <w:sz w:val="19"/>
+              </w:rPr>
+              <w:t xml:space="preserve">отсутствуют — среды негорючие; Ex-исполнение не требуется</w:t>
+            </w:r>
+          </w:p>
+        </w:tc>
+        <w:tc>
+          <w:tcPr>
+            <w:tcW w:w="3038" w:type="dxa"/>
+          </w:tcPr>
+          <w:p>
+            <w:r>
+              <w:rPr>
+                <w:color w:val="666666"/>
+                <w:sz w:val="18"/>
+              </w:rPr>
+              <w:t xml:space="preserve">составы сред по ТЗ п. 4.1/4.2 (водные растворы сульфатов)</w:t>
+            </w:r>
+          </w:p>
+        </w:tc>
+      </w:tr>
+    </w:tbl>
+    <w:p>
+      <w:r>
+        <w:rPr>
+          <w:b/>
+          <w:sz w:val="19"/>
+        </w:rPr>
+        <w:t xml:space="preserve">Нормативная база: </w:t>
+      </w:r>
+      <w:r>
+        <w:rPr>
+          <w:color w:val="444444"/>
+          <w:sz w:val="19"/>
+        </w:rPr>
+        <w:t xml:space="preserve">ПУЭ (изд. 7) — Категории надёжности (п. 1.2.17–1.2.21), электроустановки в химически активной среде, заземление; Приложение №3 к ТЗ — Состав сведений по электроснабжению; объём на БИ — по протоколу (E-01); СП 52.13330.2016 — Нормируемая освещённость; зоны аварийного и эвакуационного освещения; ГОСТ 14254-2015 — Степени защиты оболочек (IP) электрооборудования участка</w:t>
+      </w:r>
+    </w:p>
+    <w:p>
+      <w:r>
+        <w:rPr>
+          <w:b/>
+          <w:color w:val="8A6200"/>
+          <w:sz w:val="19"/>
+        </w:rPr>
+        <w:t xml:space="preserve">— определяется на стадии БИ: </w:t>
+      </w:r>
+      <w:r>
+        <w:rPr>
+          <w:sz w:val="19"/>
+        </w:rPr>
+        <w:t xml:space="preserve">Протокол применимых пунктов Прил. №3 на стадии БИ (E-01) — до договора</w:t>
+      </w:r>
+    </w:p>
+    <w:p>
+      <w:r>
+        <w:rPr>
+          <w:b/>
+          <w:color w:val="8A6200"/>
+          <w:sz w:val="19"/>
+        </w:rPr>
+        <w:t xml:space="preserve">— определяется на стадии БИ: </w:t>
+      </w:r>
+      <w:r>
+        <w:rPr>
+          <w:sz w:val="19"/>
+        </w:rPr>
+        <w:t xml:space="preserve">Сверка установленной (160–220 кВт) и средней (≈190 кВт) мощности при комплектации — вероятна недооценка установленной</w:t>
+      </w:r>
+    </w:p>
+    <w:p>
+      <w:r>
+        <w:rPr>
+          <w:b/>
+          <w:color w:val="8A6200"/>
+          <w:sz w:val="19"/>
+        </w:rPr>
+        <w:t xml:space="preserve">— определяется на стадии БИ: </w:t>
+      </w:r>
+      <w:r>
+        <w:rPr>
+          <w:sz w:val="19"/>
+        </w:rPr>
+        <w:t xml:space="preserve">Окончательное категорирование электроприёмников и точка подключения 0,4 кВ (ТУ) — на стадии БИ</w:t>
+      </w:r>
+    </w:p>
+    <w:p>
+      <w:pPr>
+        <w:pStyle w:val="Heading2"/>
+      </w:pPr>
+      <w:r>
+        <w:rPr>
+          <w:b/>
+          <w:sz w:val="26"/>
+        </w:rPr>
+        <w:t xml:space="preserve">Тепловыделения и выделения вредностей; исходные данные для смежных разделов</w:t>
+      </w:r>
+    </w:p>
+    <w:p>
+      <w:r>
+        <w:rPr>
+          <w:sz w:val="20"/>
+        </w:rPr>
+        <w:t xml:space="preserve">Состав по ТЗ v4.1: тепловыделения и выделения вредностей от оборудования в помещения цеха — «предварительные расчетные данные по аналогам» (позиции D-27/D-28 приняты в v4.1); подтверждение — по vendor data на детальном этапе.</w:t>
+      </w:r>
+    </w:p>
+    <w:p>
+      <w:r>
+        <w:rPr>
+          <w:sz w:val="20"/>
+        </w:rPr>
+        <w:t xml:space="preserve">ТЕПЛОВЫДЕЛЕНИЯ В ПОМЕЩЕНИЕ (верхняя оценка по невязке теплового баланса): сходимость испарения I ступени — 95 % (см. «Тепловой расчёт»), т.е. потери корпусов, трубопроводов и баков ≤5 % подведённой тепловой мощности: 0,05 × (1,22 + 0,52) МВт ≈ 87 кВт. Для задания ОВиК генпроектировщику принято 90 кВт по зоне выпарки (этажерка и отм. 0,000, обе нитки) — верхняя граница; после выбора тепловой изоляции по нормируемой плотности теплового потока (СП 61.13330) значение уточняется в меньшую сторону. Низкотемпературный вклад (открытые зеркала гидрозатворов, ≈27,5 °C; корпуса II ступеней, 20 °C) — малозначим. Температура доступных поверхностей изоляции — не выше 45 °C (требование СП 61.13330 для обслуживаемых зон).</w:t>
+      </w:r>
+    </w:p>
+    <w:p>
+      <w:r>
+        <w:rPr>
+          <w:sz w:val="20"/>
+        </w:rPr>
+        <w:t xml:space="preserve">ВЫДЕЛЕНИЯ ВРЕДНОСТЕЙ: источники — зона выгрузки центрифуг, узел фасовки смешанного купороса (пыль кристаллогидрата: соли никеля — ПДК р.з. 0,005 мг/м³, 1 класс опасности, канцероген; соли меди 0,5 мг/м³; аэрозоль H₂SO₄ 1 мг/м³, 2 класс — по ГОСТ 12.1.005), люки и пробоотбор. Аппаратный контур герметичен и под разрежением — постоянных выделений из аппаратов нет. Исходные требования для раздела ОВиК: местные отсосы от укрытий центрифуг и узла фасовки (аспирация фасовки с фильтром — в комплекте узла, в границах лота), герметичные тракты соли; общеобменная вентиляция цеха — расчётом генпроектировщика по выданным данным; количественные выделения от фасовки — по данным изготовителя узла (предварительно по аналогам).</w:t>
+      </w:r>
+    </w:p>
+    <w:p>
+      <w:r>
+        <w:rPr>
+          <w:sz w:val="20"/>
+        </w:rPr>
+        <w:t xml:space="preserve">ДЛЯ СТРОИТЕЛЬНОГО РАЗДЕЛА И ВК: полы зон выпарки, фугования и фасовки — кислотостойкие с бортиками и трапами в сборные приямки с перекачкой в технологию (среды: растворы с H₂SO₄ 17,9–61 кг/м³, маточник-2 до 400 кг/м³; кислая СОВ до 0,5 г/л); степень агрессивности среды к бетону/стали и меры защиты — по СП 28.13330; категория помещений по взрывопожарной опасности — предварительно Д (мокрый процесс, негорючие среды; подтверждается расчётом по СП 12.13130). Нагрузки на конструкции и фундаменты — см. раздел «Нагрузки»; влаговыделения и тепловыделения в приямках — уточняются по компоновке.</w:t>
+      </w:r>
+    </w:p>
+    <w:tbl>
+      <w:tblPr>
+        <w:tblW w:w="11638" w:type="dxa"/>
+        <w:tblBorders>
+          <w:top w:val="single" w:sz="4" w:color="C9C9C9"/>
+          <w:left w:val="single" w:sz="4" w:color="C9C9C9"/>
+          <w:bottom w:val="single" w:sz="4" w:color="C9C9C9"/>
+          <w:right w:val="single" w:sz="4" w:color="C9C9C9"/>
+          <w:insideH w:val="single" w:sz="4" w:color="C9C9C9"/>
+          <w:insideV w:val="single" w:sz="4" w:color="C9C9C9"/>
+        </w:tblBorders>
+        <w:tblLayout w:type="fixed"/>
+      </w:tblPr>
+      <w:tblGrid>
+        <w:gridCol w:w="3600"/>
+        <w:gridCol w:w="5000"/>
+        <w:gridCol w:w="3038"/>
+      </w:tblGrid>
+      <w:tr>
+        <w:tc>
+          <w:tcPr>
+            <w:tcW w:w="3600" w:type="dxa"/>
+            <w:shd w:val="clear" w:fill="EFEFEF"/>
+          </w:tcPr>
+          <w:p>
+            <w:r>
+              <w:rPr>
+                <w:b/>
+                <w:sz w:val="19"/>
+              </w:rPr>
+              <w:t xml:space="preserve">Параметр</w:t>
+            </w:r>
+          </w:p>
+        </w:tc>
+        <w:tc>
+          <w:tcPr>
+            <w:tcW w:w="5000" w:type="dxa"/>
+            <w:shd w:val="clear" w:fill="EFEFEF"/>
+          </w:tcPr>
+          <w:p>
+            <w:r>
+              <w:rPr>
+                <w:b/>
+                <w:sz w:val="19"/>
+              </w:rPr>
+              <w:t xml:space="preserve">Значение</w:t>
+            </w:r>
+          </w:p>
+        </w:tc>
+        <w:tc>
+          <w:tcPr>
+            <w:tcW w:w="3038" w:type="dxa"/>
+            <w:shd w:val="clear" w:fill="EFEFEF"/>
+          </w:tcPr>
+          <w:p>
+            <w:r>
+              <w:rPr>
+                <w:b/>
+                <w:sz w:val="19"/>
+              </w:rPr>
+              <w:t xml:space="preserve">Источник</w:t>
+            </w:r>
+          </w:p>
+        </w:tc>
+      </w:tr>
+      <w:tr>
+        <w:tc>
+          <w:tcPr>
+            <w:tcW w:w="3600" w:type="dxa"/>
+          </w:tcPr>
+          <w:p>
+            <w:r>
+              <w:rPr>
+                <w:sz w:val="19"/>
+              </w:rPr>
+              <w:t xml:space="preserve">Тепловыделения (верхняя оценка)</w:t>
+            </w:r>
+          </w:p>
+        </w:tc>
+        <w:tc>
+          <w:tcPr>
+            <w:tcW w:w="5000" w:type="dxa"/>
+          </w:tcPr>
+          <w:p>
+            <w:r>
+              <w:rPr>
+                <w:sz w:val="19"/>
+              </w:rPr>
+              <w:t xml:space="preserve">≤5 % × 1,74 МВт ≈ 87 кВт; для ОВиК принято 90 кВт по зоне выпарки</w:t>
+            </w:r>
+          </w:p>
+        </w:tc>
+        <w:tc>
+          <w:tcPr>
+            <w:tcW w:w="3038" w:type="dxa"/>
+          </w:tcPr>
+          <w:p>
+            <w:r>
+              <w:rPr>
+                <w:color w:val="666666"/>
+                <w:sz w:val="18"/>
+              </w:rPr>
+              <w:t xml:space="preserve">расчёт БИ (невязка теплового баланса 5 %)</w:t>
+            </w:r>
+          </w:p>
+        </w:tc>
+      </w:tr>
+      <w:tr>
+        <w:tc>
+          <w:tcPr>
+            <w:tcW w:w="3600" w:type="dxa"/>
+          </w:tcPr>
+          <w:p>
+            <w:r>
+              <w:rPr>
+                <w:sz w:val="19"/>
+              </w:rPr>
+              <w:t xml:space="preserve">Поверхности изоляции</w:t>
+            </w:r>
+          </w:p>
+        </w:tc>
+        <w:tc>
+          <w:tcPr>
+            <w:tcW w:w="5000" w:type="dxa"/>
+          </w:tcPr>
+          <w:p>
+            <w:r>
+              <w:rPr>
+                <w:sz w:val="19"/>
+              </w:rPr>
+              <w:t xml:space="preserve">не выше 45 °C в обслуживаемых зонах</w:t>
+            </w:r>
+          </w:p>
+        </w:tc>
+        <w:tc>
+          <w:tcPr>
+            <w:tcW w:w="3038" w:type="dxa"/>
+          </w:tcPr>
+          <w:p>
+            <w:r>
+              <w:rPr>
+                <w:color w:val="666666"/>
+                <w:sz w:val="18"/>
+              </w:rPr>
+              <w:t xml:space="preserve">СП 61.13330</w:t>
+            </w:r>
+          </w:p>
+        </w:tc>
+      </w:tr>
+      <w:tr>
+        <w:tc>
+          <w:tcPr>
+            <w:tcW w:w="3600" w:type="dxa"/>
+          </w:tcPr>
+          <w:p>
+            <w:r>
+              <w:rPr>
+                <w:sz w:val="19"/>
+              </w:rPr>
+              <w:t xml:space="preserve">Лимитирующая вредность</w:t>
+            </w:r>
+          </w:p>
+        </w:tc>
+        <w:tc>
+          <w:tcPr>
+            <w:tcW w:w="5000" w:type="dxa"/>
+          </w:tcPr>
+          <w:p>
+            <w:r>
+              <w:rPr>
+                <w:sz w:val="19"/>
+              </w:rPr>
+              <w:t xml:space="preserve">аэрозоли солей Ni: ПДК р.з. 0,005 мг/м³ (1 класс, канцероген) — местные отсосы обязательны</w:t>
+            </w:r>
+          </w:p>
+        </w:tc>
+        <w:tc>
+          <w:tcPr>
+            <w:tcW w:w="3038" w:type="dxa"/>
+          </w:tcPr>
+          <w:p>
+            <w:r>
+              <w:rPr>
+                <w:color w:val="666666"/>
+                <w:sz w:val="18"/>
+              </w:rPr>
+              <w:t xml:space="preserve">ГОСТ 12.1.005-88</w:t>
+            </w:r>
+          </w:p>
+        </w:tc>
+      </w:tr>
+      <w:tr>
+        <w:tc>
+          <w:tcPr>
+            <w:tcW w:w="3600" w:type="dxa"/>
+          </w:tcPr>
+          <w:p>
+            <w:r>
+              <w:rPr>
+                <w:sz w:val="19"/>
+              </w:rPr>
+              <w:t xml:space="preserve">Категория помещений</w:t>
+            </w:r>
+          </w:p>
+        </w:tc>
+        <w:tc>
+          <w:tcPr>
+            <w:tcW w:w="5000" w:type="dxa"/>
+          </w:tcPr>
+          <w:p>
+            <w:r>
+              <w:rPr>
+                <w:sz w:val="19"/>
+              </w:rPr>
+              <w:t xml:space="preserve">предварительно Д (негорючие водные среды)</w:t>
+            </w:r>
+          </w:p>
+        </w:tc>
+        <w:tc>
+          <w:tcPr>
+            <w:tcW w:w="3038" w:type="dxa"/>
+          </w:tcPr>
+          <w:p>
+            <w:r>
+              <w:rPr>
+                <w:color w:val="666666"/>
+                <w:sz w:val="18"/>
+              </w:rPr>
+              <w:t xml:space="preserve">решение БИ; СП 12.13130 (подтверждается расчётом)</w:t>
+            </w:r>
+          </w:p>
+        </w:tc>
+      </w:tr>
+      <w:tr>
+        <w:tc>
+          <w:tcPr>
+            <w:tcW w:w="3600" w:type="dxa"/>
+          </w:tcPr>
+          <w:p>
+            <w:r>
+              <w:rPr>
+                <w:sz w:val="19"/>
+              </w:rPr>
+              <w:t xml:space="preserve">Полы и приямки</w:t>
+            </w:r>
+          </w:p>
+        </w:tc>
+        <w:tc>
+          <w:tcPr>
+            <w:tcW w:w="5000" w:type="dxa"/>
+          </w:tcPr>
+          <w:p>
+            <w:r>
+              <w:rPr>
+                <w:sz w:val="19"/>
+              </w:rPr>
+              <w:t xml:space="preserve">кислотостойкие, с бортиками и возвратом проливов в технологию</w:t>
+            </w:r>
+          </w:p>
+        </w:tc>
+        <w:tc>
+          <w:tcPr>
+            <w:tcW w:w="3038" w:type="dxa"/>
+          </w:tcPr>
+          <w:p>
+            <w:r>
+              <w:rPr>
+                <w:color w:val="666666"/>
+                <w:sz w:val="18"/>
+              </w:rPr>
+              <w:t xml:space="preserve">ИД п. 2.5; составы сред ТЗ п. 4.1</w:t>
+            </w:r>
+          </w:p>
+        </w:tc>
+      </w:tr>
+    </w:tbl>
+    <w:p>
+      <w:r>
+        <w:rPr>
+          <w:b/>
+          <w:sz w:val="19"/>
+        </w:rPr>
+        <w:t xml:space="preserve">Нормативная база: </w:t>
+      </w:r>
+      <w:r>
+        <w:rPr>
+          <w:color w:val="444444"/>
+          <w:sz w:val="19"/>
+        </w:rPr>
+        <w:t xml:space="preserve">СП 61.13330.2012 — Тепловая изоляция оборудования и трубопроводов — нормируемая плотность теплового потока, 45 °C на поверхности; ГОСТ 12.1.005-88 — ПДК рабочей зоны: соли Ni 0,005 мг/м³, Cu 0,5 мг/м³, H₂SO₄ 1 мг/м³; СП 60.13330 — Отопление, вентиляция, кондиционирование — базис расчёта ОВиК генпроектировщиком по выданным данным; СП 28.13330.2017 — Защита строительных конструкций от коррозии — полы, приямки, этажерки в кислой среде; СП 12.13130.2009 — Категорирование помещений по взрывопожарной опасности (обоснование категории Д)</w:t>
+      </w:r>
+    </w:p>
+    <w:p>
+      <w:r>
+        <w:rPr>
+          <w:b/>
+          <w:color w:val="8A6200"/>
+          <w:sz w:val="19"/>
+        </w:rPr>
+        <w:t xml:space="preserve">— определяется на стадии БИ: </w:t>
+      </w:r>
+      <w:r>
+        <w:rPr>
+          <w:sz w:val="19"/>
+        </w:rPr>
+        <w:t xml:space="preserve">Количественные выделения пыли/аэрозолей от узла фасовки и центрифуг — по ОЛ изготовителей (предварительно по аналогам)</w:t>
+      </w:r>
+    </w:p>
+    <w:p>
+      <w:r>
+        <w:rPr>
+          <w:b/>
+          <w:color w:val="8A6200"/>
+          <w:sz w:val="19"/>
+        </w:rPr>
+        <w:t xml:space="preserve">— определяется на стадии БИ: </w:t>
+      </w:r>
+      <w:r>
+        <w:rPr>
+          <w:sz w:val="19"/>
+        </w:rPr>
+        <w:t xml:space="preserve">Тепловыделения после выбора изоляции (фактическая поверхность и толщины) — уточнение к выдаче ОВиК</w:t>
+      </w:r>
+    </w:p>
+    <w:p>
+      <w:r>
+        <w:rPr>
+          <w:b/>
+          <w:color w:val="8A6200"/>
+          <w:sz w:val="19"/>
+        </w:rPr>
+        <w:t xml:space="preserve">— определяется на стадии БИ: </w:t>
+      </w:r>
+      <w:r>
+        <w:rPr>
+          <w:sz w:val="19"/>
+        </w:rPr>
+        <w:t xml:space="preserve">Подтверждение категории Д расчётом и класса среды по СП 28.13330 — на стадии БИ</w:t>
+      </w:r>
+    </w:p>
+    <w:p>
+      <w:pPr>
+        <w:pStyle w:val="Heading2"/>
+      </w:pPr>
+      <w:r>
+        <w:rPr>
+          <w:b/>
+          <w:sz w:val="26"/>
+        </w:rPr>
+        <w:t xml:space="preserve">Данные для раздела ОВОС (по балансам участка)</w:t>
+      </w:r>
+    </w:p>
+    <w:p>
+      <w:r>
+        <w:rPr>
+          <w:sz w:val="20"/>
+        </w:rPr>
+        <w:t xml:space="preserve">Для Лота №1 ТЗ v4.1 прямо ввело «предварительные данные (расчетно для раздела ОВОС)»; по Лоту №2 аналогичный блок формируется БИ из балансов участка — состав ниже (передаётся Гипроникелю как исходные данные для ОВОС/ПД).</w:t>
+      </w:r>
+    </w:p>
+    <w:p>
+      <w:r>
+        <w:rPr>
+          <w:sz w:val="20"/>
+        </w:rPr>
+        <w:t xml:space="preserve">ВЫБРОСЫ В АТМОСФЕРУ. Технологический контур работает под разрежением, организованных горячих выбросов нет. Источники: (1) выхлопы водокольцевых вакуум-насосов ПЭБ (2 шт., ВВН1-6 и ВВН1-3) — несконденсировавшиеся газы: воздух подсосов + остаточный водяной пар после двух ступеней конденсации (барометрический конденсатор + конденсатор ПЭБ); кислые компоненты улавливаются конденсацией и водяным кольцом ВВН, унос — в кислую СОВ; количество = расчёту подсосов по нормам герметичности (на стадии БИ); (2) аспирационный выброс узла фасовки после фильтра — пыль смешанного купороса (соли Ni/Cu), данные до/после очистки — предварительно по аналогам и паспорту фильтра узла; (3) дыхательные линии баков — периодические, малые. Залповые выбросы технологией исключены: срыв вакуума прекращает испарение (самозатухающий процесс), гидрозатворы удерживают столб.</w:t>
+      </w:r>
+    </w:p>
+    <w:p>
+      <w:r>
+        <w:rPr>
+          <w:sz w:val="20"/>
+        </w:rPr>
+        <w:t xml:space="preserve">СБРОСЫ. Постоянных сбросов в водные объекты и канализацию НЕТ: контур кислой СОВ замкнут через градирню; профицит воды (конденсат сокового и эжекторного пара) ≈4,7 м³/ч ≈ 39 тыс. м³/год (4,7 × 8322) отсекается в производство как оборотная вода (ИД п. 1.3.12, 2.5); периодические воды промывок/опорожнений возвращаются в технологию через резервный реактор выщелачивания (ИД разд. 4.2.1) либо нейтрализуются — схема на стадии БИ.</w:t>
+      </w:r>
+    </w:p>
+    <w:p>
+      <w:r>
+        <w:rPr>
+          <w:sz w:val="20"/>
+        </w:rPr>
+        <w:t xml:space="preserve">ОТХОДЫ. Смешанный купорос — товарная продукция (6 658 т/год на NNH), не отход: вывод Ni (764 т/год) и Fe из медного контура происходит в продукт. Расходные отходы: отработанные фильтровальные элементы/сита центрифуг, брак тары (биг-беги, ПЭ-вкладыши), шлам зачистки аппаратов при ППР (сульфаты Cu/Ni — предварительно возврат в технологию растворением); номенклатура, классы опасности по ФККО и схема обращения — на стадии БИ.</w:t>
+      </w:r>
+    </w:p>
+    <w:p>
+      <w:r>
+        <w:rPr>
+          <w:sz w:val="20"/>
+        </w:rPr>
+        <w:t xml:space="preserve">ФИЗИЧЕСКИЕ ФАКТОРЫ: шум центрифуг (1800 об/мин), насосов и ВВН — уровни по ОЛ изготовителей, при необходимости кожухи/виброизоляция (фундаменты центрифуг уже виброизолированы — см. «Нагрузки»). ТРАНСПОРТ: вывоз купороса 6 658 т/год ≈ 19 т/сут (6 658 / 347 сут) автотранспортом в биг-бегах — для транспортного раздела ОВОС. Расчёт рассеивания, НДВ и санитарно-защитные показатели — раздел ОВОС генпроектировщика по этим данным.</w:t>
+      </w:r>
+    </w:p>
+    <w:tbl>
+      <w:tblPr>
+        <w:tblW w:w="11638" w:type="dxa"/>
+        <w:tblBorders>
+          <w:top w:val="single" w:sz="4" w:color="C9C9C9"/>
+          <w:left w:val="single" w:sz="4" w:color="C9C9C9"/>
+          <w:bottom w:val="single" w:sz="4" w:color="C9C9C9"/>
+          <w:right w:val="single" w:sz="4" w:color="C9C9C9"/>
+          <w:insideH w:val="single" w:sz="4" w:color="C9C9C9"/>
+          <w:insideV w:val="single" w:sz="4" w:color="C9C9C9"/>
+        </w:tblBorders>
+        <w:tblLayout w:type="fixed"/>
+      </w:tblPr>
+      <w:tblGrid>
+        <w:gridCol w:w="3600"/>
+        <w:gridCol w:w="5000"/>
+        <w:gridCol w:w="3038"/>
+      </w:tblGrid>
+      <w:tr>
+        <w:tc>
+          <w:tcPr>
+            <w:tcW w:w="3600" w:type="dxa"/>
+            <w:shd w:val="clear" w:fill="EFEFEF"/>
+          </w:tcPr>
+          <w:p>
+            <w:r>
+              <w:rPr>
+                <w:b/>
+                <w:sz w:val="19"/>
+              </w:rPr>
+              <w:t xml:space="preserve">Параметр</w:t>
+            </w:r>
+          </w:p>
+        </w:tc>
+        <w:tc>
+          <w:tcPr>
+            <w:tcW w:w="5000" w:type="dxa"/>
+            <w:shd w:val="clear" w:fill="EFEFEF"/>
+          </w:tcPr>
+          <w:p>
+            <w:r>
+              <w:rPr>
+                <w:b/>
+                <w:sz w:val="19"/>
+              </w:rPr>
+              <w:t xml:space="preserve">Значение</w:t>
+            </w:r>
+          </w:p>
+        </w:tc>
+        <w:tc>
+          <w:tcPr>
+            <w:tcW w:w="3038" w:type="dxa"/>
+            <w:shd w:val="clear" w:fill="EFEFEF"/>
+          </w:tcPr>
+          <w:p>
+            <w:r>
+              <w:rPr>
+                <w:b/>
+                <w:sz w:val="19"/>
+              </w:rPr>
+              <w:t xml:space="preserve">Источник</w:t>
+            </w:r>
+          </w:p>
+        </w:tc>
+      </w:tr>
+      <w:tr>
+        <w:tc>
+          <w:tcPr>
+            <w:tcW w:w="3600" w:type="dxa"/>
+          </w:tcPr>
+          <w:p>
+            <w:r>
+              <w:rPr>
+                <w:sz w:val="19"/>
+              </w:rPr>
+              <w:t xml:space="preserve">Организованные источники выбросов</w:t>
+            </w:r>
+          </w:p>
+        </w:tc>
+        <w:tc>
+          <w:tcPr>
+            <w:tcW w:w="5000" w:type="dxa"/>
+          </w:tcPr>
+          <w:p>
+            <w:r>
+              <w:rPr>
+                <w:sz w:val="19"/>
+              </w:rPr>
+              <w:t xml:space="preserve">2 выхлопа ВВН (ПЭБ) + аспирация узла фасовки после фильтра; горячих выбросов нет</w:t>
+            </w:r>
+          </w:p>
+        </w:tc>
+        <w:tc>
+          <w:tcPr>
+            <w:tcW w:w="3038" w:type="dxa"/>
+          </w:tcPr>
+          <w:p>
+            <w:r>
+              <w:rPr>
+                <w:color w:val="666666"/>
+                <w:sz w:val="18"/>
+              </w:rPr>
+              <w:t xml:space="preserve">ИД рис. 4.4/4.5; схема БИ</w:t>
+            </w:r>
+          </w:p>
+        </w:tc>
+      </w:tr>
+      <w:tr>
+        <w:tc>
+          <w:tcPr>
+            <w:tcW w:w="3600" w:type="dxa"/>
+          </w:tcPr>
+          <w:p>
+            <w:r>
+              <w:rPr>
+                <w:sz w:val="19"/>
+              </w:rPr>
+              <w:t xml:space="preserve">Количество выхлопа ВВН</w:t>
+            </w:r>
+          </w:p>
+        </w:tc>
+        <w:tc>
+          <w:tcPr>
+            <w:tcW w:w="5000" w:type="dxa"/>
+          </w:tcPr>
+          <w:p>
+            <w:r>
+              <w:rPr>
+                <w:sz w:val="19"/>
+              </w:rPr>
+              <w:t xml:space="preserve">= подсосам воздуха; определяется расчётом герметичности на стадии БИ</w:t>
+            </w:r>
+          </w:p>
+        </w:tc>
+        <w:tc>
+          <w:tcPr>
+            <w:tcW w:w="3038" w:type="dxa"/>
+          </w:tcPr>
+          <w:p>
+            <w:r>
+              <w:rPr>
+                <w:color w:val="666666"/>
+                <w:sz w:val="18"/>
+              </w:rPr>
+              <w:t xml:space="preserve">нормы герметичности вакуумных систем (см. «Вакуумная система»)</w:t>
+            </w:r>
+          </w:p>
+        </w:tc>
+      </w:tr>
+      <w:tr>
+        <w:tc>
+          <w:tcPr>
+            <w:tcW w:w="3600" w:type="dxa"/>
+          </w:tcPr>
+          <w:p>
+            <w:r>
+              <w:rPr>
+                <w:sz w:val="19"/>
+              </w:rPr>
+              <w:t xml:space="preserve">Сбросы</w:t>
+            </w:r>
+          </w:p>
+        </w:tc>
+        <w:tc>
+          <w:tcPr>
+            <w:tcW w:w="5000" w:type="dxa"/>
+          </w:tcPr>
+          <w:p>
+            <w:r>
+              <w:rPr>
+                <w:sz w:val="19"/>
+              </w:rPr>
+              <w:t xml:space="preserve">постоянных нет; профицит конденсата ≈4,7 м³/ч (≈39 тыс. м³/год) — в производство</w:t>
+            </w:r>
+          </w:p>
+        </w:tc>
+        <w:tc>
+          <w:tcPr>
+            <w:tcW w:w="3038" w:type="dxa"/>
+          </w:tcPr>
+          <w:p>
+            <w:r>
+              <w:rPr>
+                <w:color w:val="666666"/>
+                <w:sz w:val="18"/>
+              </w:rPr>
+              <w:t xml:space="preserve">расчёт БИ; ИД п. 1.3.12, 2.5</w:t>
+            </w:r>
+          </w:p>
+        </w:tc>
+      </w:tr>
+      <w:tr>
+        <w:tc>
+          <w:tcPr>
+            <w:tcW w:w="3600" w:type="dxa"/>
+          </w:tcPr>
+          <w:p>
+            <w:r>
+              <w:rPr>
+                <w:sz w:val="19"/>
+              </w:rPr>
+              <w:t xml:space="preserve">Вывод примесей в продукт</w:t>
+            </w:r>
+          </w:p>
+        </w:tc>
+        <w:tc>
+          <w:tcPr>
+            <w:tcW w:w="5000" w:type="dxa"/>
+          </w:tcPr>
+          <w:p>
+            <w:r>
+              <w:rPr>
+                <w:sz w:val="19"/>
+              </w:rPr>
+              <w:t xml:space="preserve">Ni 764 т/год и Fe 85 т/год уходят со смешанным купоросом (6 658 т/год) на NNH</w:t>
+            </w:r>
+          </w:p>
+        </w:tc>
+        <w:tc>
+          <w:tcPr>
+            <w:tcW w:w="3038" w:type="dxa"/>
+          </w:tcPr>
+          <w:p>
+            <w:r>
+              <w:rPr>
+                <w:color w:val="666666"/>
+                <w:sz w:val="18"/>
+              </w:rPr>
+              <w:t xml:space="preserve">расчёт БИ (см. «Материальные балансы»)</w:t>
+            </w:r>
+          </w:p>
+        </w:tc>
+      </w:tr>
+      <w:tr>
+        <w:tc>
+          <w:tcPr>
+            <w:tcW w:w="3600" w:type="dxa"/>
+          </w:tcPr>
+          <w:p>
+            <w:r>
+              <w:rPr>
+                <w:sz w:val="19"/>
+              </w:rPr>
+              <w:t xml:space="preserve">Транспорт</w:t>
+            </w:r>
+          </w:p>
+        </w:tc>
+        <w:tc>
+          <w:tcPr>
+            <w:tcW w:w="5000" w:type="dxa"/>
+          </w:tcPr>
+          <w:p>
+            <w:r>
+              <w:rPr>
+                <w:sz w:val="19"/>
+              </w:rPr>
+              <w:t xml:space="preserve">вывоз ≈19 т/сут (6 658 т / 347 сут) в биг-бегах</w:t>
+            </w:r>
+          </w:p>
+        </w:tc>
+        <w:tc>
+          <w:tcPr>
+            <w:tcW w:w="3038" w:type="dxa"/>
+          </w:tcPr>
+          <w:p>
+            <w:r>
+              <w:rPr>
+                <w:color w:val="666666"/>
+                <w:sz w:val="18"/>
+              </w:rPr>
+              <w:t xml:space="preserve">расчёт БИ</w:t>
+            </w:r>
+          </w:p>
+        </w:tc>
+      </w:tr>
+    </w:tbl>
+    <w:p>
+      <w:r>
+        <w:rPr>
+          <w:b/>
+          <w:sz w:val="19"/>
+        </w:rPr>
+        <w:t xml:space="preserve">Нормативная база: </w:t>
+      </w:r>
+      <w:r>
+        <w:rPr>
+          <w:color w:val="444444"/>
+          <w:sz w:val="19"/>
+        </w:rPr>
+        <w:t xml:space="preserve">СанПиН 1.2.3685-21 — Гигиенические нормативы (ПДК атмосферного воздуха) — базис оценки выбросов в ОВОС; ФККО (приказ Росприроднадзора) — Классификация образующихся отходов — номенклатура и классы опасности на стадии БИ</w:t>
+      </w:r>
+    </w:p>
+    <w:p>
+      <w:r>
+        <w:rPr>
+          <w:b/>
+          <w:color w:val="8A6200"/>
+          <w:sz w:val="19"/>
+        </w:rPr>
+        <w:t xml:space="preserve">— определяется на стадии БИ: </w:t>
+      </w:r>
+      <w:r>
+        <w:rPr>
+          <w:sz w:val="19"/>
+        </w:rPr>
+        <w:t xml:space="preserve">Расчёт подсосов воздуха → количественный состав выхлопа ВВН до/после конденсации — на стадии БИ</w:t>
+      </w:r>
+    </w:p>
+    <w:p>
+      <w:r>
+        <w:rPr>
+          <w:b/>
+          <w:color w:val="8A6200"/>
+          <w:sz w:val="19"/>
+        </w:rPr>
+        <w:t xml:space="preserve">— определяется на стадии БИ: </w:t>
+      </w:r>
+      <w:r>
+        <w:rPr>
+          <w:sz w:val="19"/>
+        </w:rPr>
+        <w:t xml:space="preserve">Данные до/после очистки по аспирации узла фасовки — по ОЛ/паспорту изготовителя</w:t>
+      </w:r>
+    </w:p>
+    <w:p>
+      <w:r>
+        <w:rPr>
+          <w:b/>
+          <w:color w:val="8A6200"/>
+          <w:sz w:val="19"/>
+        </w:rPr>
+        <w:t xml:space="preserve">— определяется на стадии БИ: </w:t>
+      </w:r>
+      <w:r>
+        <w:rPr>
+          <w:sz w:val="19"/>
+        </w:rPr>
+        <w:t xml:space="preserve">Номенклатура отходов, классы по ФККО и схема обращения (возврат в технологию/передача) — на стадии БИ</w:t>
+      </w:r>
+    </w:p>
+    <w:p>
+      <w:r>
+        <w:rPr>
+          <w:b/>
+          <w:color w:val="8A6200"/>
+          <w:sz w:val="19"/>
+        </w:rPr>
+        <w:t xml:space="preserve">— определяется на стадии БИ: </w:t>
+      </w:r>
+      <w:r>
+        <w:rPr>
+          <w:sz w:val="19"/>
+        </w:rPr>
+        <w:t xml:space="preserve">Формат и состав данных для ОВОС согласовать с Гипроникелем (по аналогии с формулировкой v4.1 для Лота №1)</w:t>
+      </w:r>
+    </w:p>
+    <w:p>
+      <w:pPr>
+        <w:pStyle w:val="Heading2"/>
+      </w:pPr>
+      <w:r>
+        <w:rPr>
+          <w:b/>
+          <w:sz w:val="26"/>
+        </w:rPr>
+        <w:t xml:space="preserve">Перечень основного и вспомогательного оборудования; опросные листы; монтаж</w:t>
+      </w:r>
+    </w:p>
+    <w:p>
+      <w:r>
+        <w:rPr>
+          <w:sz w:val="20"/>
+        </w:rPr>
+        <w:t xml:space="preserve">Состав по ТЗ п. 4.4 и спецификациям ИД (рис. 4.4/4.5, табл. 4.1); материал основного оборудования — 904L или аналог; запас производительности 30 %.</w:t>
+      </w:r>
+    </w:p>
+    <w:p>
+      <w:r>
+        <w:rPr>
+          <w:sz w:val="20"/>
+        </w:rPr>
+        <w:t xml:space="preserve">НИТКА 1 (медный купорос): выпарной аппарат I ступени (D 2,0 м, V 34,5 м³, подогреватель 63 м², циркнасос 633 м³/ч/22 кВт, седиментационный цилиндр 0,3 м², труба контура 1,01 м³); выпарной аппарат II ступени (унифицирован, без подогревателя); паровой эжектор (0,75 т/ч, 6 атм, всас 0,013–0,02 атм, 0,375 т/ч по соковому); барометрический конденсатор D 2,0 м (380 м³/ч); ПЭБ (эжектор 0,27 т/ч + конденсатор D 0,5 м, 32 м³/ч + ВВН1-6); репульпатор 2,5 м³ с насосом 21 м³/ч; пульсирующие центрифуги 2 шт. × 2,5 т/ч (1800 об/мин, 15 кВт); бак фугата 1 м³ с 2 погружными насосами 1,5 м³/ч.</w:t>
+      </w:r>
+    </w:p>
+    <w:p>
+      <w:r>
+        <w:rPr>
+          <w:sz w:val="20"/>
+        </w:rPr>
+        <w:t xml:space="preserve">НИТКА 2 (смешанный купорос): выпарной аппарат I ступени (D 1,3 м, V 8,9 м³, подогреватель 25 м², циркнасос 251 м³/ч/11 кВт); выпарной аппарат II ступени (унифицирован); эжектор 0,18 т/ч (0,090 т/ч по соковому); барометрический конденсатор D 1,0 м (138 м³/ч); ПЭБ (эжектор 0,16 т/ч + конденсатор D 0,5 м, 18 м³/ч + ВВН1-3); репульпатор 1,2 м³ с насосом 10 м³/ч; центрифуги 2 шт. × 1,5 т/ч; баки фугата и промвод по 1,0 м³ с погружными насосами; ленточный транспортёр купороса; узел фасовки в биг-беги с ПЭ-вкладышем (весовой дозатор коммерческого учёта, пробоотбор).</w:t>
+      </w:r>
+    </w:p>
+    <w:p>
+      <w:r>
+        <w:rPr>
+          <w:sz w:val="20"/>
+        </w:rPr>
+        <w:t xml:space="preserve">ОБЩЕЕ: баки питания/маточников с мешалками и погружными насосами (в т.ч. обогреваемые поз. 4.1.5, 4.1.26, бак 4.1.22), репульпатор растворения купороса 5–8 м³ с обогревом острым паром; трубопроводы, арматура (904L/полимеры), теплоизоляция; металлоконструкции этажерок; АСУ с КИПиА.</w:t>
+      </w:r>
+    </w:p>
+    <w:p>
+      <w:r>
+        <w:rPr>
+          <w:sz w:val="20"/>
+        </w:rPr>
+        <w:t xml:space="preserve">ОПРОСНЫЕ ЛИСТЫ (комплект БИ): на выпарные аппараты с подогревателями, эжекторы и ПЭБ, барометрические конденсаторы, центрифуги, насосы, узел фасовки, ВВН — с указанием сред, составов (в т.ч. Cl⁻ 20–35 г/м³), материала 904L, режимов вакуума и требований к сварке/контролю. Оборудование длительного цикла изготовления — выпарные аппараты и теплообменники в 904L (исходные требования — в составе БИ).</w:t>
+      </w:r>
+    </w:p>
+    <w:p>
+      <w:r>
+        <w:rPr>
+          <w:sz w:val="20"/>
+        </w:rPr>
+        <w:t xml:space="preserve">МОНТАЖ: самые тяжёлые единицы — испарители нитки 1 (масса по ОЛ изготовителя; при интегральной поставке ориентировочно 8–15 т) — превышают грузоподъёмность существующих кранов ГМУ (5/7,5 т): предусмотреть укрупнительную сборку из транспортабельных частей или монтаж мобильным краном через монтажный проём; требования к монтажу с весами частей — обязательный раздел БИ (ТЗ п. 4.5).</w:t>
+      </w:r>
+    </w:p>
+    <w:p>
+      <w:r>
+        <w:rPr>
+          <w:sz w:val="20"/>
+        </w:rPr>
+        <w:t xml:space="preserve">ОБОРУДОВАНИЕ ДЛИТЕЛЬНОГО ЦИКЛА ИЗГОТОВЛЕНИЯ (комплект исходных требований — состав БИ, в v4.1 «при наличии»): выпарные аппараты с выносными подогревателями и теплообменное оборудование в 904L (цикл определяется поставкой проката/поковок 904L и аттестацией сварки), пульсирующие центрифуги. По каждой позиции исходные требования включают: производительность с запасом 30 %, среды и составы (в т.ч. Cl⁻ 20–35 г/м³), материал и объём контроля (см. «Материальное исполнение»), границы поставки, ЗИП на 2 года (≥10 % и не менее 1 шт. наименования — Прил. №5 для АСУ/КИП), комплект документации и шеф-монтаж.</w:t>
+      </w:r>
+    </w:p>
+    <w:tbl>
+      <w:tblPr>
+        <w:tblW w:w="11638" w:type="dxa"/>
+        <w:tblBorders>
+          <w:top w:val="single" w:sz="4" w:color="C9C9C9"/>
+          <w:left w:val="single" w:sz="4" w:color="C9C9C9"/>
+          <w:bottom w:val="single" w:sz="4" w:color="C9C9C9"/>
+          <w:right w:val="single" w:sz="4" w:color="C9C9C9"/>
+          <w:insideH w:val="single" w:sz="4" w:color="C9C9C9"/>
+          <w:insideV w:val="single" w:sz="4" w:color="C9C9C9"/>
+        </w:tblBorders>
+        <w:tblLayout w:type="fixed"/>
+      </w:tblPr>
+      <w:tblGrid>
+        <w:gridCol w:w="3600"/>
+        <w:gridCol w:w="5000"/>
+        <w:gridCol w:w="3038"/>
+      </w:tblGrid>
+      <w:tr>
+        <w:tc>
+          <w:tcPr>
+            <w:tcW w:w="3600" w:type="dxa"/>
+            <w:shd w:val="clear" w:fill="EFEFEF"/>
+          </w:tcPr>
+          <w:p>
+            <w:r>
+              <w:rPr>
+                <w:b/>
+                <w:sz w:val="19"/>
+              </w:rPr>
+              <w:t xml:space="preserve">Параметр</w:t>
+            </w:r>
+          </w:p>
+        </w:tc>
+        <w:tc>
+          <w:tcPr>
+            <w:tcW w:w="5000" w:type="dxa"/>
+            <w:shd w:val="clear" w:fill="EFEFEF"/>
+          </w:tcPr>
+          <w:p>
+            <w:r>
+              <w:rPr>
+                <w:b/>
+                <w:sz w:val="19"/>
+              </w:rPr>
+              <w:t xml:space="preserve">Значение</w:t>
+            </w:r>
+          </w:p>
+        </w:tc>
+        <w:tc>
+          <w:tcPr>
+            <w:tcW w:w="3038" w:type="dxa"/>
+            <w:shd w:val="clear" w:fill="EFEFEF"/>
+          </w:tcPr>
+          <w:p>
+            <w:r>
+              <w:rPr>
+                <w:b/>
+                <w:sz w:val="19"/>
+              </w:rPr>
+              <w:t xml:space="preserve">Источник</w:t>
+            </w:r>
+          </w:p>
+        </w:tc>
+      </w:tr>
+      <w:tr>
+        <w:tc>
+          <w:tcPr>
+            <w:tcW w:w="3600" w:type="dxa"/>
+          </w:tcPr>
+          <w:p>
+            <w:r>
+              <w:rPr>
+                <w:sz w:val="19"/>
+              </w:rPr>
+              <w:t xml:space="preserve">Испарители</w:t>
+            </w:r>
+          </w:p>
+        </w:tc>
+        <w:tc>
+          <w:tcPr>
+            <w:tcW w:w="5000" w:type="dxa"/>
+          </w:tcPr>
+          <w:p>
+            <w:r>
+              <w:rPr>
+                <w:sz w:val="19"/>
+              </w:rPr>
+              <w:t xml:space="preserve">4 шт.: 2 × (D 2,0 м; 34,5 м³) и 2 × (D 1,3 м; 8,9 м³); напряжённость парового пространства 22 800/22 000 м³/(м²·ч), потоки пара 49 417 / 23 032 / 17 647 / 5530 м³/ч</w:t>
+            </w:r>
+          </w:p>
+        </w:tc>
+        <w:tc>
+          <w:tcPr>
+            <w:tcW w:w="3038" w:type="dxa"/>
+          </w:tcPr>
+          <w:p>
+            <w:r>
+              <w:rPr>
+                <w:color w:val="666666"/>
+                <w:sz w:val="18"/>
+              </w:rPr>
+              <w:t xml:space="preserve">ИД рис. 4.4/4.5; табл. 4.1</w:t>
+            </w:r>
+          </w:p>
+        </w:tc>
+      </w:tr>
+      <w:tr>
+        <w:tc>
+          <w:tcPr>
+            <w:tcW w:w="3600" w:type="dxa"/>
+          </w:tcPr>
+          <w:p>
+            <w:r>
+              <w:rPr>
+                <w:sz w:val="19"/>
+              </w:rPr>
+              <w:t xml:space="preserve">Центрифуги</w:t>
+            </w:r>
+          </w:p>
+        </w:tc>
+        <w:tc>
+          <w:tcPr>
+            <w:tcW w:w="5000" w:type="dxa"/>
+          </w:tcPr>
+          <w:p>
+            <w:r>
+              <w:rPr>
+                <w:sz w:val="19"/>
+              </w:rPr>
+              <w:t xml:space="preserve">2 × 2,5 т/ч + 2 × 1,5 т/ч, пульсирующие, 1800 об/мин</w:t>
+            </w:r>
+          </w:p>
+        </w:tc>
+        <w:tc>
+          <w:tcPr>
+            <w:tcW w:w="3038" w:type="dxa"/>
+          </w:tcPr>
+          <w:p>
+            <w:r>
+              <w:rPr>
+                <w:color w:val="666666"/>
+                <w:sz w:val="18"/>
+              </w:rPr>
+              <w:t xml:space="preserve">ИД табл. 4.1, рис. 4.4/4.5</w:t>
+            </w:r>
+          </w:p>
+        </w:tc>
+      </w:tr>
+      <w:tr>
+        <w:tc>
+          <w:tcPr>
+            <w:tcW w:w="3600" w:type="dxa"/>
+          </w:tcPr>
+          <w:p>
+            <w:r>
+              <w:rPr>
+                <w:sz w:val="19"/>
+              </w:rPr>
+              <w:t xml:space="preserve">Вакуумное хозяйство</w:t>
+            </w:r>
+          </w:p>
+        </w:tc>
+        <w:tc>
+          <w:tcPr>
+            <w:tcW w:w="5000" w:type="dxa"/>
+          </w:tcPr>
+          <w:p>
+            <w:r>
+              <w:rPr>
+                <w:sz w:val="19"/>
+              </w:rPr>
+              <w:t xml:space="preserve">2 эжектора II ступеней + 2 ПЭБ (ВВН1-6, ВВН1-3) + 2 барометрических конденсатора (D 2,0 и 1,0 м) + 2 конденсатора ПЭБ (D 0,5 м)</w:t>
+            </w:r>
+          </w:p>
+        </w:tc>
+        <w:tc>
+          <w:tcPr>
+            <w:tcW w:w="3038" w:type="dxa"/>
+          </w:tcPr>
+          <w:p>
+            <w:r>
+              <w:rPr>
+                <w:color w:val="666666"/>
+                <w:sz w:val="18"/>
+              </w:rPr>
+              <w:t xml:space="preserve">ИД рис. 4.4/4.5</w:t>
+            </w:r>
+          </w:p>
+        </w:tc>
+      </w:tr>
+      <w:tr>
+        <w:tc>
+          <w:tcPr>
+            <w:tcW w:w="3600" w:type="dxa"/>
+          </w:tcPr>
+          <w:p>
+            <w:r>
+              <w:rPr>
+                <w:sz w:val="19"/>
+              </w:rPr>
+              <w:t xml:space="preserve">Материал</w:t>
+            </w:r>
+          </w:p>
+        </w:tc>
+        <w:tc>
+          <w:tcPr>
+            <w:tcW w:w="5000" w:type="dxa"/>
+          </w:tcPr>
+          <w:p>
+            <w:r>
+              <w:rPr>
+                <w:sz w:val="19"/>
+              </w:rPr>
+              <w:t xml:space="preserve">904L или аналог — все аппараты и трубопроводы растворного тракта</w:t>
+            </w:r>
+          </w:p>
+        </w:tc>
+        <w:tc>
+          <w:tcPr>
+            <w:tcW w:w="3038" w:type="dxa"/>
+          </w:tcPr>
+          <w:p>
+            <w:r>
+              <w:rPr>
+                <w:color w:val="666666"/>
+                <w:sz w:val="18"/>
+              </w:rPr>
+              <w:t xml:space="preserve">ИД разд. 4.2.1</w:t>
+            </w:r>
+          </w:p>
+        </w:tc>
+      </w:tr>
+      <w:tr>
+        <w:tc>
+          <w:tcPr>
+            <w:tcW w:w="3600" w:type="dxa"/>
+          </w:tcPr>
+          <w:p>
+            <w:r>
+              <w:rPr>
+                <w:sz w:val="19"/>
+              </w:rPr>
+              <w:t xml:space="preserve">Сборник маточника 1 с насосами</w:t>
+            </w:r>
+          </w:p>
+        </w:tc>
+        <w:tc>
+          <w:tcPr>
+            <w:tcW w:w="5000" w:type="dxa"/>
+          </w:tcPr>
+          <w:p>
+            <w:r>
+              <w:rPr>
+                <w:sz w:val="19"/>
+              </w:rPr>
+              <w:t xml:space="preserve">прямо поименован в перечне Лота №2 ТЗ v4.1 (после выпарного аппарата I ступени); объём — по балансу маточника-1, подогрев — пар через фланец на крышке (граница v4.1)</w:t>
+            </w:r>
+          </w:p>
+        </w:tc>
+        <w:tc>
+          <w:tcPr>
+            <w:tcW w:w="3038" w:type="dxa"/>
+          </w:tcPr>
+          <w:p>
+            <w:r>
+              <w:rPr>
+                <w:color w:val="666666"/>
+                <w:sz w:val="18"/>
+              </w:rPr>
+              <w:t xml:space="preserve">ТЗ v4.1, перечень оборудования Лота №2</w:t>
+            </w:r>
+          </w:p>
+        </w:tc>
+      </w:tr>
+    </w:tbl>
+    <w:p>
+      <w:r>
+        <w:rPr>
+          <w:b/>
+          <w:sz w:val="19"/>
+        </w:rPr>
+        <w:t xml:space="preserve">Нормативная база: </w:t>
+      </w:r>
+      <w:r>
+        <w:rPr>
+          <w:color w:val="444444"/>
+          <w:sz w:val="19"/>
+        </w:rPr>
+        <w:t xml:space="preserve">ГОСТ 34233.1/34233.2-2017 — Прочностные расчёты сосудов в составе ОЛ и техтребований; ТР ТС 010/2011 — Безопасность машин и оборудования — декларирование/сертификация комплектных машин (центрифуги, насосы)</w:t>
+      </w:r>
+    </w:p>
+    <w:p>
+      <w:r>
+        <w:rPr>
+          <w:b/>
+          <w:color w:val="8A6200"/>
+          <w:sz w:val="19"/>
+        </w:rPr>
+        <w:t xml:space="preserve">— определяется на стадии БИ: </w:t>
+      </w:r>
+      <w:r>
+        <w:rPr>
+          <w:sz w:val="19"/>
+        </w:rPr>
+        <w:t xml:space="preserve">Количественная спецификация с массами и энергопотреблением — после получения бюджетных ТКП по основному оборудованию (ТЗ v4.1, D-29)</w:t>
+      </w:r>
+    </w:p>
+    <w:p>
+      <w:r>
+        <w:rPr>
+          <w:b/>
+          <w:color w:val="8A6200"/>
+          <w:sz w:val="19"/>
+        </w:rPr>
+        <w:t xml:space="preserve">— определяется на стадии БИ: </w:t>
+      </w:r>
+      <w:r>
+        <w:rPr>
+          <w:sz w:val="19"/>
+        </w:rPr>
+        <w:t xml:space="preserve">Габарит/масса испарителей и разбивка на транспортабельные части — по данным изготовителей</w:t>
+      </w:r>
+    </w:p>
+    <w:p>
+      <w:pPr>
+        <w:pStyle w:val="Heading2"/>
+      </w:pPr>
+      <w:r>
+        <w:rPr>
+          <w:b/>
+          <w:sz w:val="26"/>
+        </w:rPr>
+        <w:t xml:space="preserve">Требования к испытаниям, приёмке, промывке и пассивации</w:t>
+      </w:r>
+    </w:p>
+    <w:p>
+      <w:r>
+        <w:rPr>
+          <w:sz w:val="20"/>
+        </w:rPr>
+        <w:t xml:space="preserve">Раздел формирует требования БИ к заводским и монтажным испытаниям, чистоте 904L и гарантийным показателям — они транслируются в опросные листы и техтребования поставки.</w:t>
+      </w:r>
+    </w:p>
+    <w:p>
+      <w:r>
+        <w:rPr>
+          <w:sz w:val="20"/>
+        </w:rPr>
+        <w:t xml:space="preserve">ЗАВОДСКИЕ ИСПЫТАНИЯ И КОНТРОЛЬ: паровые полости подогревателей (0,6 МПа) — гидроиспытание пробным давлением не менее 1,25 рабочего с температурной поправкой ([σ]20/[σ]t) по ГОСТ 34233.1 и ФНП № 536; вакуумные корпуса испарителей и конденсаторов — расчёт на наружное давление 0,1 МПа (ГОСТ 34233.2), испытание наливом и контроль плотности; сварные швы 904L — НК в объёме по ОЛ (РК/УЗК + капиллярный по кромкам), подтверждение химсостава (ПМИ/стилоскопирование основного металла и швов), испытание на стойкость к МКК по ГОСТ 6032; центрифуги — балансировка и обкатка на стенде изготовителя с протоколом вибрации.</w:t>
+      </w:r>
+    </w:p>
+    <w:p>
+      <w:r>
+        <w:rPr>
+          <w:sz w:val="20"/>
+        </w:rPr>
+        <w:t xml:space="preserve">МОНТАЖНЫЕ ИСПЫТАНИЯ: трубопроводы — по ГОСТ 32569-2013 (прочность и плотность); вакуумный контур в сборе — испытание на плотность по скорости падения вакуума (норма падения — проектом, на стадии БИ); барометрические трубы и гидрозатворы — проливка с проверкой отсутствия срыва затвора; АСУ — автономная и комплексная наладка по Прил. №5.</w:t>
+      </w:r>
+    </w:p>
+    <w:p>
+      <w:r>
+        <w:rPr>
+          <w:sz w:val="20"/>
+        </w:rPr>
+        <w:t xml:space="preserve">ПРОМЫВКА И ПАССИВАЦИЯ 904L (критично для качества продукта): после монтажа и монтажной сварки — удаление окалины/цветов побежалости и свободного железа: травление и пассивация зон сварки по методике изготовителя (справочно — практика ASTM A380/A967, по согласованию), контроль остаточного свободного железа (тест на закладную пробу/ферроксил-тест); финальная водная промывка до нейтральной реакции. Обоснование жёсткости требований: свободное железо и продукты коррозии напрямую нарушают норматив Fe в медном купоросе (0,04 %) и лимит Fe в электролите (3 г/л) — качество катодов М00к (Fe ≤ 0,0010 %). Качество воды промывки — на стадии БИ.</w:t>
+      </w:r>
+    </w:p>
+    <w:p>
+      <w:r>
+        <w:rPr>
+          <w:sz w:val="20"/>
+        </w:rPr>
+        <w:t xml:space="preserve">ПНР И ГАРАНТИЙНЫЕ ИСПЫТАНИЯ: вывод на режим — вода → растворы с поэтапным набором плотности пульпы; гарантийный пробег с подтверждением показателей: производительность 1,70 т/ч по медному и 0,80 т/ч по смешанному купоросу, остаточная влажность ≤6 %, крупность ≤2,0 мм, Cu в медном купоросе ≥25,0 % на сухой продукт (гарантийный базис — см. оговорку F-KUPOROS в разделе «Сырьё и продукция»), удельный расход пара (расчётный базис GOR 0,76 кг испарённой воды/кг пара — calc L2-EVAP); длительность и допуски пробега — программой гарантийных испытаний (на стадии БИ). ПРИЁМКА: декларирование машин по ТР ТС 010/2011; паровые полости — оценка соответствия по ТР ТС 032/2013, постановка на учёт — по критериям ФНП № 536; вакуумные корпуса под действие ТР ТС 032 не подпадают (нет избыточного давления).</w:t>
+      </w:r>
+    </w:p>
+    <w:tbl>
+      <w:tblPr>
+        <w:tblW w:w="11638" w:type="dxa"/>
+        <w:tblBorders>
+          <w:top w:val="single" w:sz="4" w:color="C9C9C9"/>
+          <w:left w:val="single" w:sz="4" w:color="C9C9C9"/>
+          <w:bottom w:val="single" w:sz="4" w:color="C9C9C9"/>
+          <w:right w:val="single" w:sz="4" w:color="C9C9C9"/>
+          <w:insideH w:val="single" w:sz="4" w:color="C9C9C9"/>
+          <w:insideV w:val="single" w:sz="4" w:color="C9C9C9"/>
+        </w:tblBorders>
+        <w:tblLayout w:type="fixed"/>
+      </w:tblPr>
+      <w:tblGrid>
+        <w:gridCol w:w="3600"/>
+        <w:gridCol w:w="5000"/>
+        <w:gridCol w:w="3038"/>
+      </w:tblGrid>
+      <w:tr>
+        <w:tc>
+          <w:tcPr>
+            <w:tcW w:w="3600" w:type="dxa"/>
+            <w:shd w:val="clear" w:fill="EFEFEF"/>
+          </w:tcPr>
+          <w:p>
+            <w:r>
+              <w:rPr>
+                <w:b/>
+                <w:sz w:val="19"/>
+              </w:rPr>
+              <w:t xml:space="preserve">Параметр</w:t>
+            </w:r>
+          </w:p>
+        </w:tc>
+        <w:tc>
+          <w:tcPr>
+            <w:tcW w:w="5000" w:type="dxa"/>
+            <w:shd w:val="clear" w:fill="EFEFEF"/>
+          </w:tcPr>
+          <w:p>
+            <w:r>
+              <w:rPr>
+                <w:b/>
+                <w:sz w:val="19"/>
+              </w:rPr>
+              <w:t xml:space="preserve">Значение</w:t>
+            </w:r>
+          </w:p>
+        </w:tc>
+        <w:tc>
+          <w:tcPr>
+            <w:tcW w:w="3038" w:type="dxa"/>
+            <w:shd w:val="clear" w:fill="EFEFEF"/>
+          </w:tcPr>
+          <w:p>
+            <w:r>
+              <w:rPr>
+                <w:b/>
+                <w:sz w:val="19"/>
+              </w:rPr>
+              <w:t xml:space="preserve">Источник</w:t>
+            </w:r>
+          </w:p>
+        </w:tc>
+      </w:tr>
+      <w:tr>
+        <w:tc>
+          <w:tcPr>
+            <w:tcW w:w="3600" w:type="dxa"/>
+          </w:tcPr>
+          <w:p>
+            <w:r>
+              <w:rPr>
+                <w:sz w:val="19"/>
+              </w:rPr>
+              <w:t xml:space="preserve">Пробное давление паровых полостей</w:t>
+            </w:r>
+          </w:p>
+        </w:tc>
+        <w:tc>
+          <w:tcPr>
+            <w:tcW w:w="5000" w:type="dxa"/>
+          </w:tcPr>
+          <w:p>
+            <w:r>
+              <w:rPr>
+                <w:sz w:val="19"/>
+              </w:rPr>
+              <w:t xml:space="preserve">≥1,25 × 0,6 МПа с поправкой [σ]20/[σ]t (по расчёту на прочность)</w:t>
+            </w:r>
+          </w:p>
+        </w:tc>
+        <w:tc>
+          <w:tcPr>
+            <w:tcW w:w="3038" w:type="dxa"/>
+          </w:tcPr>
+          <w:p>
+            <w:r>
+              <w:rPr>
+                <w:color w:val="666666"/>
+                <w:sz w:val="18"/>
+              </w:rPr>
+              <w:t xml:space="preserve">ГОСТ 34233.1-2017; ФНП № 536</w:t>
+            </w:r>
+          </w:p>
+        </w:tc>
+      </w:tr>
+      <w:tr>
+        <w:tc>
+          <w:tcPr>
+            <w:tcW w:w="3600" w:type="dxa"/>
+          </w:tcPr>
+          <w:p>
+            <w:r>
+              <w:rPr>
+                <w:sz w:val="19"/>
+              </w:rPr>
+              <w:t xml:space="preserve">Контроль 904L</w:t>
+            </w:r>
+          </w:p>
+        </w:tc>
+        <w:tc>
+          <w:tcPr>
+            <w:tcW w:w="5000" w:type="dxa"/>
+          </w:tcPr>
+          <w:p>
+            <w:r>
+              <w:rPr>
+                <w:sz w:val="19"/>
+              </w:rPr>
+              <w:t xml:space="preserve">ПМИ химсостава, МКК по ГОСТ 6032, НК швов; ферроксил-контроль свободного железа после монтажа</w:t>
+            </w:r>
+          </w:p>
+        </w:tc>
+        <w:tc>
+          <w:tcPr>
+            <w:tcW w:w="3038" w:type="dxa"/>
+          </w:tcPr>
+          <w:p>
+            <w:r>
+              <w:rPr>
+                <w:color w:val="666666"/>
+                <w:sz w:val="18"/>
+              </w:rPr>
+              <w:t xml:space="preserve">ИД разд. 4.2.1; практика CRA (ASTM A380/A967 — справочно)</w:t>
+            </w:r>
+          </w:p>
+        </w:tc>
+      </w:tr>
+      <w:tr>
+        <w:tc>
+          <w:tcPr>
+            <w:tcW w:w="3600" w:type="dxa"/>
+          </w:tcPr>
+          <w:p>
+            <w:r>
+              <w:rPr>
+                <w:sz w:val="19"/>
+              </w:rPr>
+              <w:t xml:space="preserve">Плотность вакуумного контура</w:t>
+            </w:r>
+          </w:p>
+        </w:tc>
+        <w:tc>
+          <w:tcPr>
+            <w:tcW w:w="5000" w:type="dxa"/>
+          </w:tcPr>
+          <w:p>
+            <w:r>
+              <w:rPr>
+                <w:sz w:val="19"/>
+              </w:rPr>
+              <w:t xml:space="preserve">испытание по скорости падения вакуума; норма — проектом (на стадии БИ)</w:t>
+            </w:r>
+          </w:p>
+        </w:tc>
+        <w:tc>
+          <w:tcPr>
+            <w:tcW w:w="3038" w:type="dxa"/>
+          </w:tcPr>
+          <w:p>
+            <w:r>
+              <w:rPr>
+                <w:color w:val="666666"/>
+                <w:sz w:val="18"/>
+              </w:rPr>
+              <w:t xml:space="preserve">решение БИ (см. «Вакуумная система»)</w:t>
+            </w:r>
+          </w:p>
+        </w:tc>
+      </w:tr>
+      <w:tr>
+        <w:tc>
+          <w:tcPr>
+            <w:tcW w:w="3600" w:type="dxa"/>
+          </w:tcPr>
+          <w:p>
+            <w:r>
+              <w:rPr>
+                <w:sz w:val="19"/>
+              </w:rPr>
+              <w:t xml:space="preserve">Гарантийные показатели пробега</w:t>
+            </w:r>
+          </w:p>
+        </w:tc>
+        <w:tc>
+          <w:tcPr>
+            <w:tcW w:w="5000" w:type="dxa"/>
+          </w:tcPr>
+          <w:p>
+            <w:r>
+              <w:rPr>
+                <w:sz w:val="19"/>
+              </w:rPr>
+              <w:t xml:space="preserve">1,70 и 0,80 т/ч; влажность ≤6 %; крупность ≤2 мм; Cu ≥25,0 % (сухой); удельный пар — базис GOR 0,76</w:t>
+            </w:r>
+          </w:p>
+        </w:tc>
+        <w:tc>
+          <w:tcPr>
+            <w:tcW w:w="3038" w:type="dxa"/>
+          </w:tcPr>
+          <w:p>
+            <w:r>
+              <w:rPr>
+                <w:color w:val="666666"/>
+                <w:sz w:val="18"/>
+              </w:rPr>
+              <w:t xml:space="preserve">ИД табл. 3.1; calc (guarantees, L2-EVAP)</w:t>
+            </w:r>
+          </w:p>
+        </w:tc>
+      </w:tr>
+      <w:tr>
+        <w:tc>
+          <w:tcPr>
+            <w:tcW w:w="3600" w:type="dxa"/>
+          </w:tcPr>
+          <w:p>
+            <w:r>
+              <w:rPr>
+                <w:sz w:val="19"/>
+              </w:rPr>
+              <w:t xml:space="preserve">Обоснование пассивации</w:t>
+            </w:r>
+          </w:p>
+        </w:tc>
+        <w:tc>
+          <w:tcPr>
+            <w:tcW w:w="5000" w:type="dxa"/>
+          </w:tcPr>
+          <w:p>
+            <w:r>
+              <w:rPr>
+                <w:sz w:val="19"/>
+              </w:rPr>
+              <w:t xml:space="preserve">свободное Fe → превышение 0,04 % Fe в купоросе и 3 г/л в электролите → риск М00к (Fe ≤ 0,0010 %)</w:t>
+            </w:r>
+          </w:p>
+        </w:tc>
+        <w:tc>
+          <w:tcPr>
+            <w:tcW w:w="3038" w:type="dxa"/>
+          </w:tcPr>
+          <w:p>
+            <w:r>
+              <w:rPr>
+                <w:color w:val="666666"/>
+                <w:sz w:val="18"/>
+              </w:rPr>
+              <w:t xml:space="preserve">ТЗ п. 4.2; ИД разд. 2.1; ГОСТ 859-2014</w:t>
+            </w:r>
+          </w:p>
+        </w:tc>
+      </w:tr>
+    </w:tbl>
+    <w:p>
+      <w:r>
+        <w:rPr>
+          <w:b/>
+          <w:sz w:val="19"/>
+        </w:rPr>
+        <w:t xml:space="preserve">Нормативная база: </w:t>
+      </w:r>
+      <w:r>
+        <w:rPr>
+          <w:color w:val="444444"/>
+          <w:sz w:val="19"/>
+        </w:rPr>
+        <w:t xml:space="preserve">ГОСТ 34233.1/34233.2-2017 — Пробные давления и расчёт на наружное давление (вакуум) — объём заводских испытаний; ФНП (приказ Ростехнадзора от 15.12.2020 № 536) — Испытания, приёмка и учёт оборудования под давлением (паровые полости); ГОСТ 6032-2017 — Испытания коррозионно-стойких сталей на стойкость к межкристаллитной коррозии (швы 904L/аналога); ГОСТ 32569-2013 — Испытания технологических трубопроводов на прочность и плотность; ТР ТС 010/2011; ТР ТС 032/2013 — Оценка соответствия машин (центрифуги, насосы) и оборудования под давлением</w:t>
+      </w:r>
+    </w:p>
+    <w:p>
+      <w:r>
+        <w:rPr>
+          <w:b/>
+          <w:color w:val="8A6200"/>
+          <w:sz w:val="19"/>
+        </w:rPr>
+        <w:t xml:space="preserve">— определяется на стадии БИ: </w:t>
+      </w:r>
+      <w:r>
+        <w:rPr>
+          <w:sz w:val="19"/>
+        </w:rPr>
+        <w:t xml:space="preserve">Программа и длительность гарантийного пробега, допуски на показатели — разработать на стадии БИ</w:t>
+      </w:r>
+    </w:p>
+    <w:p>
+      <w:r>
+        <w:rPr>
+          <w:b/>
+          <w:color w:val="8A6200"/>
+          <w:sz w:val="19"/>
+        </w:rPr>
+        <w:t xml:space="preserve">— определяется на стадии БИ: </w:t>
+      </w:r>
+      <w:r>
+        <w:rPr>
+          <w:sz w:val="19"/>
+        </w:rPr>
+        <w:t xml:space="preserve">Норма скорости падения вакуума и методика испытания контура в сборе — проектом на стадии БИ</w:t>
+      </w:r>
+    </w:p>
+    <w:p>
+      <w:r>
+        <w:rPr>
+          <w:b/>
+          <w:color w:val="8A6200"/>
+          <w:sz w:val="19"/>
+        </w:rPr>
+        <w:t xml:space="preserve">— определяется на стадии БИ: </w:t>
+      </w:r>
+      <w:r>
+        <w:rPr>
+          <w:sz w:val="19"/>
+        </w:rPr>
+        <w:t xml:space="preserve">Качество и источник воды для промывок/первого заполнения — по ТУ на подключение</w:t>
+      </w:r>
+    </w:p>
+    <w:p>
+      <w:r>
+        <w:rPr>
+          <w:b/>
+          <w:color w:val="8A6200"/>
+          <w:sz w:val="19"/>
+        </w:rPr>
+        <w:t xml:space="preserve">— определяется на стадии БИ: </w:t>
+      </w:r>
+      <w:r>
+        <w:rPr>
+          <w:sz w:val="19"/>
+        </w:rPr>
+        <w:t xml:space="preserve">Методика травления/пассивации изготовителя и утилизация отработанных растворов ПНР — на стадии БИ</w:t>
+      </w:r>
+    </w:p>
+    <w:p>
+      <w:pPr>
+        <w:pStyle w:val="Heading2"/>
+      </w:pPr>
+      <w:r>
+        <w:rPr>
+          <w:b/>
+          <w:sz w:val="26"/>
+        </w:rPr>
+        <w:t xml:space="preserve">Интерфейсы с другими лотами, ЦЭН и общеплощадочными системами</w:t>
+      </w:r>
+    </w:p>
+    <w:p>
+      <w:r>
+        <w:rPr>
+          <w:sz w:val="20"/>
+        </w:rPr>
+        <w:t xml:space="preserve">Сводка стыков Лота №2 по границам таблицы v4.1 (перекрёстные ссылки в ТЗ даны и как п. 4.3, и как п. 5.3 — C-97); каждый стык — предмет согласования форматом «исходные требования смежному проектировщику».</w:t>
+      </w:r>
+    </w:p>
+    <w:p>
+      <w:r>
+        <w:rPr>
+          <w:sz w:val="20"/>
+        </w:rPr>
+        <w:t xml:space="preserve">1. МЕДНЫЙ КОНТУР ГМУ (участки выщелачивания/фильтрации — вне лотов БИ): вход — богатый фильтрат 42,2 тыс. м³/год (5,07 м³/ч), граница v4.1 — фланец выпарного аппарата I ступени, подводящий трубопровод от ёмкости 4.1.19 — ВНЕ лота (проектирует смежник по нашим исходным: Dу 50, 904L, 65–75 °C); выход — раствор растворения купороса 5,9–6,8 м³/ч (Cu 95–120 кг/м³) в репульпатор 4.1.21 на контрольную фильтрацию; аварийное опорожнение ниток — в резервный реактор выщелачивания с возвратом пульпы (ИД разд. 4.2.1) — трассы и точки за смежником.</w:t>
+      </w:r>
+    </w:p>
+    <w:p>
+      <w:r>
+        <w:rPr>
+          <w:sz w:val="20"/>
+        </w:rPr>
+        <w:t xml:space="preserve">2. ЛОТ №3 (электроэкстракция): бедный электролит на растворение купороса 3,2–3,5 м³/ч (35 Cu / 20 Ni / 1,6 Co / 2,6 Fe / 120 H₂SO₄ кг/м³). Сверка с данными Лота №3 ТЗ: отсечка оборотного раствора «на выщелачивание огарка и растворение кристаллов» — 27,3 тыс. м³/год; потребность растворения 3,2–3,5 × 8322 = 26,6–29,1 тыс. м³/год выбирает отсечку практически целиком — распределение отсечки между растворением и выщелачиванием запросить у Гипроникеля (открытая позиция). Обратная связь качества: вывод Ni/Fe участком держит лимиты электролита (Ni ≤20, Fe ≤3 г/л) — останов участка ограничивает всю цепочку 75 тыс. т/год.</w:t>
+      </w:r>
+    </w:p>
+    <w:p>
+      <w:r>
+        <w:rPr>
+          <w:sz w:val="20"/>
+        </w:rPr>
+        <w:t xml:space="preserve">3. ЦЭН (существующий цех электролиза никеля): маточник-2 — 1,8 тыс. м³/год (0,22 м³/ч; Ni 30,5, H₂SO₄ 400 кг/м³ → 55 т/год Ni и 720 т/год кислоты в ЦЭН); граница v4.1 — фланец выпарного аппарата II ступени нитки 2; раствор насыщен при 20–25 °C: перед транспортировкой подогрев острым паром либо разбавление водой на 10–15 %, не охлаждать ниже 25–30 °C — трубопровод до ЦЭН с обогревом/изоляцией, принадлежность трассы — согласовать (открытая позиция).</w:t>
+      </w:r>
+    </w:p>
+    <w:p>
+      <w:r>
+        <w:rPr>
+          <w:sz w:val="20"/>
+        </w:rPr>
+        <w:t xml:space="preserve">4. ЛОТ №1 / ТЕПЛОЦЕНТР: пар 0,6 МПа (T_нас ≈159 °C) 4,3–4,4 т/ч (36,3 тыс. т/год) — редуцированный пар КУ после РОУ, при недостатке — теплоцентр (ИД п. 1.3.13); возврат конденсата ≈3,0 т/ч. Балансовая увязка пара КУ ↔ потребление участка — через сводный энергобаланс комплекса (вкладка расчётов).</w:t>
+      </w:r>
+    </w:p>
+    <w:p>
+      <w:r>
+        <w:rPr>
+          <w:sz w:val="20"/>
+        </w:rPr>
+        <w:t xml:space="preserve">5. КИСЛАЯ СОВ (общесистемная): 568 м³/ч оборота, тепловая нагрузка на градирню кислой СОВ ≈3,1–3,2 МВт, профицит конденсата ≈4,7 м³/ч в производство; градирня и магистрали — вне лота, участок выдаёт расход/температуры/качество (до 0,5 г/л H₂SO₄).</w:t>
+      </w:r>
+    </w:p>
+    <w:p>
+      <w:r>
+        <w:rPr>
+          <w:sz w:val="20"/>
+        </w:rPr>
+        <w:t xml:space="preserve">6. NNH (логистика Заказчика): смешанный купорос 6 658 т/год в биг-бегах с ПЭ-вкладышем, граница — расфасованный продукт; склад и отгрузка ≈19 т/сут — вне лота; требования приёмки NNH (упаковка, влажность, примеси) — запросить спецификацию.</w:t>
+      </w:r>
+    </w:p>
+    <w:p>
+      <w:r>
+        <w:rPr>
+          <w:sz w:val="20"/>
+        </w:rPr>
+        <w:t xml:space="preserve">7. ОАСУ/ДИСПЕТЧЕРСКАЯ: все показатели — в единую диспетчерскую комплекса (ТЗ п. 2.10), коммерческий учёт фасовки — в ХТД PIMS (Прил. №5); ЭЛЕКТРО: питание 0,4 кВ от шкафов управления (граница v4.1) — РУ/ТП цеха вне лота.</w:t>
+      </w:r>
+    </w:p>
+    <w:tbl>
+      <w:tblPr>
+        <w:tblW w:w="11638" w:type="dxa"/>
+        <w:tblBorders>
+          <w:top w:val="single" w:sz="4" w:color="C9C9C9"/>
+          <w:left w:val="single" w:sz="4" w:color="C9C9C9"/>
+          <w:bottom w:val="single" w:sz="4" w:color="C9C9C9"/>
+          <w:right w:val="single" w:sz="4" w:color="C9C9C9"/>
+          <w:insideH w:val="single" w:sz="4" w:color="C9C9C9"/>
+          <w:insideV w:val="single" w:sz="4" w:color="C9C9C9"/>
+        </w:tblBorders>
+        <w:tblLayout w:type="fixed"/>
+      </w:tblPr>
+      <w:tblGrid>
+        <w:gridCol w:w="3600"/>
+        <w:gridCol w:w="5000"/>
+        <w:gridCol w:w="3038"/>
+      </w:tblGrid>
+      <w:tr>
+        <w:tc>
+          <w:tcPr>
+            <w:tcW w:w="3600" w:type="dxa"/>
+            <w:shd w:val="clear" w:fill="EFEFEF"/>
+          </w:tcPr>
+          <w:p>
+            <w:r>
+              <w:rPr>
+                <w:b/>
+                <w:sz w:val="19"/>
+              </w:rPr>
+              <w:t xml:space="preserve">Параметр</w:t>
+            </w:r>
+          </w:p>
+        </w:tc>
+        <w:tc>
+          <w:tcPr>
+            <w:tcW w:w="5000" w:type="dxa"/>
+            <w:shd w:val="clear" w:fill="EFEFEF"/>
+          </w:tcPr>
+          <w:p>
+            <w:r>
+              <w:rPr>
+                <w:b/>
+                <w:sz w:val="19"/>
+              </w:rPr>
+              <w:t xml:space="preserve">Значение</w:t>
+            </w:r>
+          </w:p>
+        </w:tc>
+        <w:tc>
+          <w:tcPr>
+            <w:tcW w:w="3038" w:type="dxa"/>
+            <w:shd w:val="clear" w:fill="EFEFEF"/>
+          </w:tcPr>
+          <w:p>
+            <w:r>
+              <w:rPr>
+                <w:b/>
+                <w:sz w:val="19"/>
+              </w:rPr>
+              <w:t xml:space="preserve">Источник</w:t>
+            </w:r>
+          </w:p>
+        </w:tc>
+      </w:tr>
+      <w:tr>
+        <w:tc>
+          <w:tcPr>
+            <w:tcW w:w="3600" w:type="dxa"/>
+          </w:tcPr>
+          <w:p>
+            <w:r>
+              <w:rPr>
+                <w:sz w:val="19"/>
+              </w:rPr>
+              <w:t xml:space="preserve">Вход из медного контура</w:t>
+            </w:r>
+          </w:p>
+        </w:tc>
+        <w:tc>
+          <w:tcPr>
+            <w:tcW w:w="5000" w:type="dxa"/>
+          </w:tcPr>
+          <w:p>
+            <w:r>
+              <w:rPr>
+                <w:sz w:val="19"/>
+              </w:rPr>
+              <w:t xml:space="preserve">фильтрат 42,2 тыс. м³/год; подводящий трубопровод — вне лота (v4.1)</w:t>
+            </w:r>
+          </w:p>
+        </w:tc>
+        <w:tc>
+          <w:tcPr>
+            <w:tcW w:w="3038" w:type="dxa"/>
+          </w:tcPr>
+          <w:p>
+            <w:r>
+              <w:rPr>
+                <w:color w:val="666666"/>
+                <w:sz w:val="18"/>
+              </w:rPr>
+              <w:t xml:space="preserve">ТЗ v4.1 (границы); ТЗ п. 4.1</w:t>
+            </w:r>
+          </w:p>
+        </w:tc>
+      </w:tr>
+      <w:tr>
+        <w:tc>
+          <w:tcPr>
+            <w:tcW w:w="3600" w:type="dxa"/>
+          </w:tcPr>
+          <w:p>
+            <w:r>
+              <w:rPr>
+                <w:sz w:val="19"/>
+              </w:rPr>
+              <w:t xml:space="preserve">Из Лота №3</w:t>
+            </w:r>
+          </w:p>
+        </w:tc>
+        <w:tc>
+          <w:tcPr>
+            <w:tcW w:w="5000" w:type="dxa"/>
+          </w:tcPr>
+          <w:p>
+            <w:r>
+              <w:rPr>
+                <w:sz w:val="19"/>
+              </w:rPr>
+              <w:t xml:space="preserve">бедный электролит 3,2–3,5 м³/ч (26,6–29,1 тыс. м³/год) при отсечке 27,3 тыс. м³/год</w:t>
+            </w:r>
+          </w:p>
+        </w:tc>
+        <w:tc>
+          <w:tcPr>
+            <w:tcW w:w="3038" w:type="dxa"/>
+          </w:tcPr>
+          <w:p>
+            <w:r>
+              <w:rPr>
+                <w:color w:val="666666"/>
+                <w:sz w:val="18"/>
+              </w:rPr>
+              <w:t xml:space="preserve">ИД табл. 3.1; ТЗ (данные Лота №3); расчёт БИ</w:t>
+            </w:r>
+          </w:p>
+        </w:tc>
+      </w:tr>
+      <w:tr>
+        <w:tc>
+          <w:tcPr>
+            <w:tcW w:w="3600" w:type="dxa"/>
+          </w:tcPr>
+          <w:p>
+            <w:r>
+              <w:rPr>
+                <w:sz w:val="19"/>
+              </w:rPr>
+              <w:t xml:space="preserve">В ЦЭН</w:t>
+            </w:r>
+          </w:p>
+        </w:tc>
+        <w:tc>
+          <w:tcPr>
+            <w:tcW w:w="5000" w:type="dxa"/>
+          </w:tcPr>
+          <w:p>
+            <w:r>
+              <w:rPr>
+                <w:sz w:val="19"/>
+              </w:rPr>
+              <w:t xml:space="preserve">маточник-2 1,8 тыс. м³/год: 55 т/год Ni, 720 т/год H₂SO₄; подогрев/разбавление 10–15 %</w:t>
+            </w:r>
+          </w:p>
+        </w:tc>
+        <w:tc>
+          <w:tcPr>
+            <w:tcW w:w="3038" w:type="dxa"/>
+          </w:tcPr>
+          <w:p>
+            <w:r>
+              <w:rPr>
+                <w:color w:val="666666"/>
+                <w:sz w:val="18"/>
+              </w:rPr>
+              <w:t xml:space="preserve">ИД п. 1.4.2.2; расчёт БИ</w:t>
+            </w:r>
+          </w:p>
+        </w:tc>
+      </w:tr>
+      <w:tr>
+        <w:tc>
+          <w:tcPr>
+            <w:tcW w:w="3600" w:type="dxa"/>
+          </w:tcPr>
+          <w:p>
+            <w:r>
+              <w:rPr>
+                <w:sz w:val="19"/>
+              </w:rPr>
+              <w:t xml:space="preserve">Из Лота №1/теплоцентра</w:t>
+            </w:r>
+          </w:p>
+        </w:tc>
+        <w:tc>
+          <w:tcPr>
+            <w:tcW w:w="5000" w:type="dxa"/>
+          </w:tcPr>
+          <w:p>
+            <w:r>
+              <w:rPr>
+                <w:sz w:val="19"/>
+              </w:rPr>
+              <w:t xml:space="preserve">пар 0,6 МПа 4,3–4,4 т/ч; возврат конденсата ≈3,0 т/ч</w:t>
+            </w:r>
+          </w:p>
+        </w:tc>
+        <w:tc>
+          <w:tcPr>
+            <w:tcW w:w="3038" w:type="dxa"/>
+          </w:tcPr>
+          <w:p>
+            <w:r>
+              <w:rPr>
+                <w:color w:val="666666"/>
+                <w:sz w:val="18"/>
+              </w:rPr>
+              <w:t xml:space="preserve">ИД п. 1.3.13; расчёт БИ</w:t>
+            </w:r>
+          </w:p>
+        </w:tc>
+      </w:tr>
+      <w:tr>
+        <w:tc>
+          <w:tcPr>
+            <w:tcW w:w="3600" w:type="dxa"/>
+          </w:tcPr>
+          <w:p>
+            <w:r>
+              <w:rPr>
+                <w:sz w:val="19"/>
+              </w:rPr>
+              <w:t xml:space="preserve">Кислая СОВ</w:t>
+            </w:r>
+          </w:p>
+        </w:tc>
+        <w:tc>
+          <w:tcPr>
+            <w:tcW w:w="5000" w:type="dxa"/>
+          </w:tcPr>
+          <w:p>
+            <w:r>
+              <w:rPr>
+                <w:sz w:val="19"/>
+              </w:rPr>
+              <w:t xml:space="preserve">568 м³/ч; на градирню ≈3,1–3,2 МВт; профицит 4,7 м³/ч</w:t>
+            </w:r>
+          </w:p>
+        </w:tc>
+        <w:tc>
+          <w:tcPr>
+            <w:tcW w:w="3038" w:type="dxa"/>
+          </w:tcPr>
+          <w:p>
+            <w:r>
+              <w:rPr>
+                <w:color w:val="666666"/>
+                <w:sz w:val="18"/>
+              </w:rPr>
+              <w:t xml:space="preserve">ИД рис. 4.4/4.5, п. 1.3.12; расчёт БИ</w:t>
+            </w:r>
+          </w:p>
+        </w:tc>
+      </w:tr>
+      <w:tr>
+        <w:tc>
+          <w:tcPr>
+            <w:tcW w:w="3600" w:type="dxa"/>
+          </w:tcPr>
+          <w:p>
+            <w:r>
+              <w:rPr>
+                <w:sz w:val="19"/>
+              </w:rPr>
+              <w:t xml:space="preserve">На NNH</w:t>
+            </w:r>
+          </w:p>
+        </w:tc>
+        <w:tc>
+          <w:tcPr>
+            <w:tcW w:w="5000" w:type="dxa"/>
+          </w:tcPr>
+          <w:p>
+            <w:r>
+              <w:rPr>
+                <w:sz w:val="19"/>
+              </w:rPr>
+              <w:t xml:space="preserve">6 658 т/год в биг-бегах (≈19 т/сут через склад)</w:t>
+            </w:r>
+          </w:p>
+        </w:tc>
+        <w:tc>
+          <w:tcPr>
+            <w:tcW w:w="3038" w:type="dxa"/>
+          </w:tcPr>
+          <w:p>
+            <w:r>
+              <w:rPr>
+                <w:color w:val="666666"/>
+                <w:sz w:val="18"/>
+              </w:rPr>
+              <w:t xml:space="preserve">ИД табл. 3.1; расчёт БИ</w:t>
+            </w:r>
+          </w:p>
+        </w:tc>
+      </w:tr>
+    </w:tbl>
+    <w:p>
+      <w:r>
+        <w:rPr>
+          <w:b/>
+          <w:color w:val="8A6200"/>
+          <w:sz w:val="19"/>
+        </w:rPr>
+        <w:t xml:space="preserve">— определяется на стадии БИ: </w:t>
+      </w:r>
+      <w:r>
+        <w:rPr>
+          <w:sz w:val="19"/>
+        </w:rPr>
+        <w:t xml:space="preserve">Распределение отсечки 27,3 тыс. м³/год между растворением купороса и выщелачиванием — запросить у Гипроникеля</w:t>
+      </w:r>
+    </w:p>
+    <w:p>
+      <w:r>
+        <w:rPr>
+          <w:b/>
+          <w:color w:val="8A6200"/>
+          <w:sz w:val="19"/>
+        </w:rPr>
+        <w:t xml:space="preserve">— определяется на стадии БИ: </w:t>
+      </w:r>
+      <w:r>
+        <w:rPr>
+          <w:sz w:val="19"/>
+        </w:rPr>
+        <w:t xml:space="preserve">Принадлежность и обогрев трубопровода маточника-2 до ЦЭН; точка приёма в ЦЭН — согласовать с Заказчиком</w:t>
+      </w:r>
+    </w:p>
+    <w:p>
+      <w:r>
+        <w:rPr>
+          <w:b/>
+          <w:color w:val="8A6200"/>
+          <w:sz w:val="19"/>
+        </w:rPr>
+        <w:t xml:space="preserve">— определяется на стадии БИ: </w:t>
+      </w:r>
+      <w:r>
+        <w:rPr>
+          <w:sz w:val="19"/>
+        </w:rPr>
+        <w:t xml:space="preserve">Точка возврата раствора растворения (фланец репульпатора 4.1.21 — вне границ v4.1) — подтвердить в таблице границ</w:t>
+      </w:r>
+    </w:p>
+    <w:p>
+      <w:r>
+        <w:rPr>
+          <w:b/>
+          <w:color w:val="8A6200"/>
+          <w:sz w:val="19"/>
+        </w:rPr>
+        <w:t xml:space="preserve">— определяется на стадии БИ: </w:t>
+      </w:r>
+      <w:r>
+        <w:rPr>
+          <w:sz w:val="19"/>
+        </w:rPr>
+        <w:t xml:space="preserve">Спецификация/ТУ приёмки NNH на смешанный купорос — запросить (упаковка, влажность, примеси)</w:t>
+      </w:r>
+    </w:p>
+    <w:p>
+      <w:r>
+        <w:rPr>
+          <w:b/>
+          <w:color w:val="8A6200"/>
+          <w:sz w:val="19"/>
+        </w:rPr>
+        <w:t xml:space="preserve">— определяется на стадии БИ: </w:t>
+      </w:r>
+      <w:r>
+        <w:rPr>
+          <w:sz w:val="19"/>
+        </w:rPr>
+        <w:t xml:space="preserve">Формат выдачи исходных требований смежным проектировщикам (через Гипроникеля) — установить в договоре</w:t>
+      </w:r>
+    </w:p>
+    <w:p>
+      <w:pPr>
+        <w:pStyle w:val="Heading2"/>
+      </w:pPr>
+      <w:r>
+        <w:rPr>
+          <w:b/>
+          <w:sz w:val="26"/>
+        </w:rPr>
+        <w:t xml:space="preserve">ЦИМ участка на этапе БИ (Приложение №4, ред. 2)</w:t>
+      </w:r>
+    </w:p>
+    <w:p>
+      <w:r>
+        <w:rPr>
+          <w:sz w:val="20"/>
+        </w:rPr>
+        <w:t xml:space="preserve">По «Прочим условиям» ТЗ: на этапе БИ разрабатывается модель технологического оборудования/передела по Приложению №4 (ТЗ на ЦИМ ред. 2 от 25.08.2026), выпуск — отдельным этапом. Цель модели в ред. 2 — проверка коллизий стадии «базовый инжиниринг» (М-01 принят); выпуск ПД/РД из ЦИМ и атрибутика стадий П/Р исключены.</w:t>
+      </w:r>
+    </w:p>
+    <w:p>
+      <w:r>
+        <w:rPr>
+          <w:sz w:val="20"/>
+        </w:rPr>
+        <w:t xml:space="preserve">СОСТАВ МОДЕЛИ ЛОТА №2: габаритные тела оборудования и компоновка (уровень LOD 200): 4 испарителя с подогревателями и контурами циркуляции, 2 барометрических конденсатора со стояками ~10,5 м и гидрозатворами в приямках −2,0…−2,5 м, 2 ПЭБ, солевые колонны (столб 7,0–7,9 м), этажерка II ступеней (+8…+9 м), центрифуги, репульпаторы, баки, узел фасовки, основные трубопроводы (line list — см. одноимённый раздел); зоны обслуживания и выемки трубных пучков — объёмными элементами (M-19); библиотечный компонент на каждый типоразмер (M-21); LOI — по листу «Стадия БИ_ТХ» нового Прил. 1 (только оборудование ТХ и ЭОМ/СС/АК; листов АР/КР нет — M-15/M-16 сняты); классификация элементов IFC по типам/категориям/классам (M-20 в ред. 2).</w:t>
+      </w:r>
+    </w:p>
+    <w:p>
+      <w:r>
+        <w:rPr>
+          <w:sz w:val="20"/>
+        </w:rPr>
+        <w:t xml:space="preserve">КОЛЛИЗИИ — ГЛАВНАЯ ЦЕННОСТЬ ДЛЯ ЛОТА №2: вертикальная компоновка на пределе габаритов (верх конденсаторов +11,0…+11,5 при низе ферм +12,4…+12,9 — запас 0,9–1,9 м; пересечения стояков с крановыми зонами; приямки у свайных ростверков) — проверки по Таблице 3 ред. 2 (M-25) против строительной подосновы: в сценарии А — обмерная модель существующего ГМУ (источник подосновы — открытая позиция), в базовом сценарии — строительная модель нового корпуса (~16 тыс. м³, см. calc NB-EW/NB-COST) от Генпроектировщика; порядок объединения моделей — согласовать.</w:t>
+      </w:r>
+    </w:p>
+    <w:p>
+      <w:r>
+        <w:rPr>
+          <w:sz w:val="20"/>
+        </w:rPr>
+        <w:t xml:space="preserve">ОБМЕН И ПЕРЕДАЧА: выгрузка IFC в СОД Заказчика — раз в 4 недели (M-08 ред. 2; было раз в 2); состав передачи — исходники, IFC, сводная модель, отчёт «Описание ЦИМ» (M-09 ред. 2; LandXML исключён); инструментальная среда — перечень ПО ред. 2 «рекомендуемый», применяемое ПО согласуется с Заказчиком (M-04).</w:t>
+      </w:r>
+    </w:p>
+    <w:tbl>
+      <w:tblPr>
+        <w:tblW w:w="11638" w:type="dxa"/>
+        <w:tblBorders>
+          <w:top w:val="single" w:sz="4" w:color="C9C9C9"/>
+          <w:left w:val="single" w:sz="4" w:color="C9C9C9"/>
+          <w:bottom w:val="single" w:sz="4" w:color="C9C9C9"/>
+          <w:right w:val="single" w:sz="4" w:color="C9C9C9"/>
+          <w:insideH w:val="single" w:sz="4" w:color="C9C9C9"/>
+          <w:insideV w:val="single" w:sz="4" w:color="C9C9C9"/>
+        </w:tblBorders>
+        <w:tblLayout w:type="fixed"/>
+      </w:tblPr>
+      <w:tblGrid>
+        <w:gridCol w:w="3600"/>
+        <w:gridCol w:w="5000"/>
+        <w:gridCol w:w="3038"/>
+      </w:tblGrid>
+      <w:tr>
+        <w:tc>
+          <w:tcPr>
+            <w:tcW w:w="3600" w:type="dxa"/>
+            <w:shd w:val="clear" w:fill="EFEFEF"/>
+          </w:tcPr>
+          <w:p>
+            <w:r>
+              <w:rPr>
+                <w:b/>
+                <w:sz w:val="19"/>
+              </w:rPr>
+              <w:t xml:space="preserve">Параметр</w:t>
+            </w:r>
+          </w:p>
+        </w:tc>
+        <w:tc>
+          <w:tcPr>
+            <w:tcW w:w="5000" w:type="dxa"/>
+            <w:shd w:val="clear" w:fill="EFEFEF"/>
+          </w:tcPr>
+          <w:p>
+            <w:r>
+              <w:rPr>
+                <w:b/>
+                <w:sz w:val="19"/>
+              </w:rPr>
+              <w:t xml:space="preserve">Значение</w:t>
+            </w:r>
+          </w:p>
+        </w:tc>
+        <w:tc>
+          <w:tcPr>
+            <w:tcW w:w="3038" w:type="dxa"/>
+            <w:shd w:val="clear" w:fill="EFEFEF"/>
+          </w:tcPr>
+          <w:p>
+            <w:r>
+              <w:rPr>
+                <w:b/>
+                <w:sz w:val="19"/>
+              </w:rPr>
+              <w:t xml:space="preserve">Источник</w:t>
+            </w:r>
+          </w:p>
+        </w:tc>
+      </w:tr>
+      <w:tr>
+        <w:tc>
+          <w:tcPr>
+            <w:tcW w:w="3600" w:type="dxa"/>
+          </w:tcPr>
+          <w:p>
+            <w:r>
+              <w:rPr>
+                <w:sz w:val="19"/>
+              </w:rPr>
+              <w:t xml:space="preserve">Назначение модели БИ</w:t>
+            </w:r>
+          </w:p>
+        </w:tc>
+        <w:tc>
+          <w:tcPr>
+            <w:tcW w:w="5000" w:type="dxa"/>
+          </w:tcPr>
+          <w:p>
+            <w:r>
+              <w:rPr>
+                <w:sz w:val="19"/>
+              </w:rPr>
+              <w:t xml:space="preserve">проверка коллизий стадии БИ; выпуск ПД/РД из ЦИМ не требуется (ред. 2)</w:t>
+            </w:r>
+          </w:p>
+        </w:tc>
+        <w:tc>
+          <w:tcPr>
+            <w:tcW w:w="3038" w:type="dxa"/>
+          </w:tcPr>
+          <w:p>
+            <w:r>
+              <w:rPr>
+                <w:color w:val="666666"/>
+                <w:sz w:val="18"/>
+              </w:rPr>
+              <w:t xml:space="preserve">Прил. №4 ред. 2 (М-01, M-13)</w:t>
+            </w:r>
+          </w:p>
+        </w:tc>
+      </w:tr>
+      <w:tr>
+        <w:tc>
+          <w:tcPr>
+            <w:tcW w:w="3600" w:type="dxa"/>
+          </w:tcPr>
+          <w:p>
+            <w:r>
+              <w:rPr>
+                <w:sz w:val="19"/>
+              </w:rPr>
+              <w:t xml:space="preserve">Уровень проработки</w:t>
+            </w:r>
+          </w:p>
+        </w:tc>
+        <w:tc>
+          <w:tcPr>
+            <w:tcW w:w="5000" w:type="dxa"/>
+          </w:tcPr>
+          <w:p>
+            <w:r>
+              <w:rPr>
+                <w:sz w:val="19"/>
+              </w:rPr>
+              <w:t xml:space="preserve">габаритные тела + компоновка + основные трубопроводы (LOD 200); LOI — лист «Стадия БИ_ТХ»</w:t>
+            </w:r>
+          </w:p>
+        </w:tc>
+        <w:tc>
+          <w:tcPr>
+            <w:tcW w:w="3038" w:type="dxa"/>
+          </w:tcPr>
+          <w:p>
+            <w:r>
+              <w:rPr>
+                <w:color w:val="666666"/>
+                <w:sz w:val="18"/>
+              </w:rPr>
+              <w:t xml:space="preserve">Прил. №4 ред. 2 (Прил. 1); D-31</w:t>
+            </w:r>
+          </w:p>
+        </w:tc>
+      </w:tr>
+      <w:tr>
+        <w:tc>
+          <w:tcPr>
+            <w:tcW w:w="3600" w:type="dxa"/>
+          </w:tcPr>
+          <w:p>
+            <w:r>
+              <w:rPr>
+                <w:sz w:val="19"/>
+              </w:rPr>
+              <w:t xml:space="preserve">Выгрузка IFC</w:t>
+            </w:r>
+          </w:p>
+        </w:tc>
+        <w:tc>
+          <w:tcPr>
+            <w:tcW w:w="5000" w:type="dxa"/>
+          </w:tcPr>
+          <w:p>
+            <w:r>
+              <w:rPr>
+                <w:sz w:val="19"/>
+              </w:rPr>
+              <w:t xml:space="preserve">раз в 4 недели в СОД Заказчика; передача: исходники + IFC + сводная модель + Описание ЦИМ</w:t>
+            </w:r>
+          </w:p>
+        </w:tc>
+        <w:tc>
+          <w:tcPr>
+            <w:tcW w:w="3038" w:type="dxa"/>
+          </w:tcPr>
+          <w:p>
+            <w:r>
+              <w:rPr>
+                <w:color w:val="666666"/>
+                <w:sz w:val="18"/>
+              </w:rPr>
+              <w:t xml:space="preserve">Прил. №4 ред. 2 (M-08, M-09)</w:t>
+            </w:r>
+          </w:p>
+        </w:tc>
+      </w:tr>
+      <w:tr>
+        <w:tc>
+          <w:tcPr>
+            <w:tcW w:w="3600" w:type="dxa"/>
+          </w:tcPr>
+          <w:p>
+            <w:r>
+              <w:rPr>
+                <w:sz w:val="19"/>
+              </w:rPr>
+              <w:t xml:space="preserve">Ключевые коллизии лота</w:t>
+            </w:r>
+          </w:p>
+        </w:tc>
+        <w:tc>
+          <w:tcPr>
+            <w:tcW w:w="5000" w:type="dxa"/>
+          </w:tcPr>
+          <w:p>
+            <w:r>
+              <w:rPr>
+                <w:sz w:val="19"/>
+              </w:rPr>
+              <w:t xml:space="preserve">стояки конденсаторов ↔ фермы/краны (запас 0,9–1,9 м), приямки ↔ ростверки, этажерка +8…+9</w:t>
+            </w:r>
+          </w:p>
+        </w:tc>
+        <w:tc>
+          <w:tcPr>
+            <w:tcW w:w="3038" w:type="dxa"/>
+          </w:tcPr>
+          <w:p>
+            <w:r>
+              <w:rPr>
+                <w:color w:val="666666"/>
+                <w:sz w:val="18"/>
+              </w:rPr>
+              <w:t xml:space="preserve">расчёт БИ (см. «Компоновка»)</w:t>
+            </w:r>
+          </w:p>
+        </w:tc>
+      </w:tr>
+    </w:tbl>
+    <w:p>
+      <w:r>
+        <w:rPr>
+          <w:b/>
+          <w:sz w:val="19"/>
+        </w:rPr>
+        <w:t xml:space="preserve">Нормативная база: </w:t>
+      </w:r>
+      <w:r>
+        <w:rPr>
+          <w:color w:val="444444"/>
+          <w:sz w:val="19"/>
+        </w:rPr>
+        <w:t xml:space="preserve">Приложение №4 к ТЗ (ред. 2 от 25.08.2026) — Требования к ЦИМ этапа БИ: состав, LOI, проверки коллизий (Таблица 3), обмен IFC; ГОСТ Р 10.0.02-2019/ИСО 16739-1 — Формат IFC для обмена и классификации элементов модели</w:t>
+      </w:r>
+    </w:p>
+    <w:p>
+      <w:r>
+        <w:rPr>
+          <w:b/>
+          <w:color w:val="8A6200"/>
+          <w:sz w:val="19"/>
+        </w:rPr>
+        <w:t xml:space="preserve">— определяется на стадии БИ: </w:t>
+      </w:r>
+      <w:r>
+        <w:rPr>
+          <w:sz w:val="19"/>
+        </w:rPr>
+        <w:t xml:space="preserve">Источник строительной подосновы сценария А: обмерная модель/скан существующего ГМУ — кто выполняет (Заказчик/Исполнитель) и в каком составе</w:t>
+      </w:r>
+    </w:p>
+    <w:p>
+      <w:r>
+        <w:rPr>
+          <w:b/>
+          <w:color w:val="8A6200"/>
+          <w:sz w:val="19"/>
+        </w:rPr>
+        <w:t xml:space="preserve">— определяется на стадии БИ: </w:t>
+      </w:r>
+      <w:r>
+        <w:rPr>
+          <w:sz w:val="19"/>
+        </w:rPr>
+        <w:t xml:space="preserve">Порядок объединения ТХ-модели лота со строительной моделью нового корпуса Генпроектировщика — регламент в СОД</w:t>
+      </w:r>
+    </w:p>
+    <w:p>
+      <w:r>
+        <w:rPr>
+          <w:b/>
+          <w:color w:val="8A6200"/>
+          <w:sz w:val="19"/>
+        </w:rPr>
+        <w:t xml:space="preserve">— определяется на стадии БИ: </w:t>
+      </w:r>
+      <w:r>
+        <w:rPr>
+          <w:sz w:val="19"/>
+        </w:rPr>
+        <w:t xml:space="preserve">Согласование применяемого ПО моделирования с Заказчиком (перечень ред. 2 — рекомендуемый)</w:t>
+      </w:r>
+    </w:p>
+    <w:p>
+      <w:pPr>
+        <w:pStyle w:val="Heading2"/>
+      </w:pPr>
+      <w:r>
+        <w:rPr>
+          <w:b/>
+          <w:sz w:val="26"/>
+        </w:rPr>
+        <w:t xml:space="preserve">Стоимость поставки по Лоту №2 (порядок формирования)</w:t>
+      </w:r>
+    </w:p>
+    <w:p>
+      <w:r>
+        <w:rPr>
+          <w:sz w:val="20"/>
+        </w:rPr>
+        <w:t xml:space="preserve">В составе БИ приводится (в редакции ТЗ v4.1, 25.08.2026): (1) стоимость оборудования по БЮДЖЕТНЫМ ТКП по основному оборудованию — строка «не менее 2–3 ТКП на каждую позицию» в v4.1 вычеркнута (позиция D-29 принята); основное оборудование лота: испарительные установки 904L, центрифуги, вакуумное хозяйство, узел фасовки, АСУ; (2) БЮДЖЕТНАЯ оценка общей стоимости комплектной поставки технологического оборудования и материалов (трубопроводы, металлоконструкции этажерок, теплоизоляция, арматура, КИПиА) в границах проектирования (в v4.1 ссылка дана на п. 5.3 при таблице границ в п. 4.3 — двойная нумерация, C-97) — с учётом поставки АСУ с прикладным программным обеспечением. Класс точности оценки (Class 3, ±15–20 %) зафиксировать в договоре (позиция D-30).</w:t>
+      </w:r>
+    </w:p>
+    <w:p>
+      <w:r>
+        <w:rPr>
+          <w:sz w:val="20"/>
+        </w:rPr>
+        <w:t xml:space="preserve">Рекомендуемая структура запроса ТКП: лот целиком у комплектного поставщика вакуум-кристаллизационных установок (обе нитки «под ключ» с гарантиями по производительности и влажности купороса 4–6 %) + альтернативная разбивка на пакеты (аппараты 904L / центрифуги / вакуумное хозяйство / фасовка / АСУ) для конкуренции. В опросные листы включить технологические гарантии: производительность по купоросам (1,70 и 0,80 т/ч), остаточная влажность, содержание примесей в медном купоросе (Ni ≤ 0,29 %), удельные расходы пара, стойкость материала.</w:t>
+      </w:r>
+    </w:p>
+    <w:p>
+      <w:r>
+        <w:rPr>
+          <w:sz w:val="20"/>
+        </w:rPr>
+        <w:t xml:space="preserve">Валютно-логистические условия, сроки изготовления (аппараты 904L — длительный цикл), шеф-монтаж и ПНР — отдельными строками оценки. Стоимостные данные в настоящем разделе не приводятся до получения ТКП.</w:t>
+      </w:r>
+    </w:p>
+    <w:tbl>
+      <w:tblPr>
+        <w:tblW w:w="11638" w:type="dxa"/>
+        <w:tblBorders>
+          <w:top w:val="single" w:sz="4" w:color="C9C9C9"/>
+          <w:left w:val="single" w:sz="4" w:color="C9C9C9"/>
+          <w:bottom w:val="single" w:sz="4" w:color="C9C9C9"/>
+          <w:right w:val="single" w:sz="4" w:color="C9C9C9"/>
+          <w:insideH w:val="single" w:sz="4" w:color="C9C9C9"/>
+          <w:insideV w:val="single" w:sz="4" w:color="C9C9C9"/>
+        </w:tblBorders>
+        <w:tblLayout w:type="fixed"/>
+      </w:tblPr>
+      <w:tblGrid>
+        <w:gridCol w:w="3600"/>
+        <w:gridCol w:w="5000"/>
+        <w:gridCol w:w="3038"/>
+      </w:tblGrid>
+      <w:tr>
+        <w:tc>
+          <w:tcPr>
+            <w:tcW w:w="3600" w:type="dxa"/>
+            <w:shd w:val="clear" w:fill="EFEFEF"/>
+          </w:tcPr>
+          <w:p>
+            <w:r>
+              <w:rPr>
+                <w:b/>
+                <w:sz w:val="19"/>
+              </w:rPr>
+              <w:t xml:space="preserve">Параметр</w:t>
+            </w:r>
+          </w:p>
+        </w:tc>
+        <w:tc>
+          <w:tcPr>
+            <w:tcW w:w="5000" w:type="dxa"/>
+            <w:shd w:val="clear" w:fill="EFEFEF"/>
+          </w:tcPr>
+          <w:p>
+            <w:r>
+              <w:rPr>
+                <w:b/>
+                <w:sz w:val="19"/>
+              </w:rPr>
+              <w:t xml:space="preserve">Значение</w:t>
+            </w:r>
+          </w:p>
+        </w:tc>
+        <w:tc>
+          <w:tcPr>
+            <w:tcW w:w="3038" w:type="dxa"/>
+            <w:shd w:val="clear" w:fill="EFEFEF"/>
+          </w:tcPr>
+          <w:p>
+            <w:r>
+              <w:rPr>
+                <w:b/>
+                <w:sz w:val="19"/>
+              </w:rPr>
+              <w:t xml:space="preserve">Источник</w:t>
+            </w:r>
+          </w:p>
+        </w:tc>
+      </w:tr>
+      <w:tr>
+        <w:tc>
+          <w:tcPr>
+            <w:tcW w:w="3600" w:type="dxa"/>
+          </w:tcPr>
+          <w:p>
+            <w:r>
+              <w:rPr>
+                <w:sz w:val="19"/>
+              </w:rPr>
               <w:t xml:space="preserve">Требование ТЗ</w:t>
             </w:r>
           </w:p>
@@ -5254,21 +9020,21 @@
               <w:rPr>
                 <w:sz w:val="19"/>
               </w:rPr>
-              <w:t xml:space="preserve">≥2–3 ТКП на каждую позицию; оценка комплектной поставки с АСУ и ППО</w:t>
-            </w:r>
-          </w:p>
-        </w:tc>
-        <w:tc>
-          <w:tcPr>
-            <w:tcW w:w="3038" w:type="dxa"/>
-          </w:tcPr>
-          <w:p>
-            <w:r>
-              <w:rPr>
-                <w:color w:val="666666"/>
-                <w:sz w:val="18"/>
-              </w:rPr>
-              <w:t xml:space="preserve">ТЗ, раздел «Стоимость поставки по Лоту №2»</w:t>
+              <w:t xml:space="preserve">v4.1: бюджетные ТКП по основному оборудованию (2–3 на каждую позицию — вычеркнуто); бюджетная оценка комплектной поставки с АСУ и ППО; Class 3 ±15–20 % — в договор</w:t>
+            </w:r>
+          </w:p>
+        </w:tc>
+        <w:tc>
+          <w:tcPr>
+            <w:tcW w:w="3038" w:type="dxa"/>
+          </w:tcPr>
+          <w:p>
+            <w:r>
+              <w:rPr>
+                <w:color w:val="666666"/>
+                <w:sz w:val="18"/>
+              </w:rPr>
+              <w:t xml:space="preserve">ТЗ v4.1, раздел «Стоимость поставки по Лоту №2»; D-29/D-30</w:t>
             </w:r>
           </w:p>
         </w:tc>

--- a/ove/public/docs/bi/ove75-lot2-pz-draft.docx
+++ b/ove/public/docs/bi/ove75-lot2-pz-draft.docx
@@ -8,7 +8,7 @@
           <w:b/>
           <w:sz w:val="36"/>
         </w:rPr>
-        <w:t xml:space="preserve">ОВЭ-75 · Лот №2 · Участок получения медного и медно-никелевого купороса — инженерные решения БИ</w:t>
+        <w:t xml:space="preserve">ОВЭ-75 · Лот №2 · Участок получения медного и медно-никелевого купороса</w:t>
       </w:r>
     </w:p>
     <w:p>
@@ -63,23 +63,23 @@
         <w:rPr>
           <w:sz w:val="20"/>
         </w:rPr>
-        <w:t xml:space="preserve">Участок размещается в существующем здании Гидрометаллургического участка (ГМУ, бывший корпус «Минпрок», чертежи Приложения №7 к ТЗ — ФМ.01648). Аппаратурная схема — по ИД ч.2 разд. 4.1.4 (рис. 4.4 — медный купорос, рис. 4.5 — смешанный купорос): каждая стадия реализована на двух последовательных ступенях выпарки-кристаллизации под разрежением, две технологически независимые нитки со своими конденсаторами, пароэжекторными блоками (ПЭБ) и центрифугами. Режим работы — круглосуточный, 8 322 ч/год (КИО 95 %; ≈347 сут), ИД ч.1 Приложение В.</w:t>
-      </w:r>
-    </w:p>
-    <w:p>
-      <w:r>
-        <w:rPr>
-          <w:sz w:val="20"/>
-        </w:rPr>
-        <w:t xml:space="preserve">БАЗИС РАЗМЕЩЕНИЯ (ТЗ v4.1 п.1.3, 25.08.2026): базовый сценарий — новое строительство корпуса купоросного участка (~16 тыс. м³) на свободной территории по варианту размещения, принятому Заказчиком (см. calc.json NB-EW/NB-COST); размещение в существующем здании ГМУ (Прил. №7, ФМ.01648) сохраняется как резервный сценарий А.</w:t>
-      </w:r>
-    </w:p>
-    <w:p>
-      <w:r>
-        <w:rPr>
-          <w:sz w:val="20"/>
-        </w:rPr>
-        <w:t xml:space="preserve">ГРАНИЦЫ ПО ТЗ v4.1 (25.08.2026). Таблица границ Лота №2 переписана: вход — «Продукционный (богатый) раствор на получение медного купороса ¦ Фланец выпарного аппарата I ступени»; отдельно выделен «Маточный раствор 2 … ¦ Фланец выпарного аппарата II ступени»; пар — по фланцам выпарных аппаратов, эжекторов и крышки сборника маточника 1; купорос — «Фланец выгрузки центрифуги медного купороса» (без ссылок на позиции ИД). Подводящий трубопровод богатого раствора от ёмкости фильтрата до выпарки — теперь вне границ лота. Строка про компрессорный сжатый воздух в таблице v4.1 опустела (C-96), перекрёстные ссылки на границы даны и как п.4.3, и как п.5.3 (C-97).</w:t>
+        <w:t xml:space="preserve">БАЗИС РАЗМЕЩЕНИЯ (ТЗ v4.1 п.1.3, 25.08.2026): базовый сценарий — новое строительство корпуса купоросного участка (~16 тыс. м³) на свободной территории по варианту размещения, принятому Заказчиком (оценка — в расчётной записке КВАНТ); размещение в существующем здании Гидрометаллургического участка (ГМУ, бывший корпус «Минпрок», чертежи Приложения №7 к ТЗ — ФМ.01648) сохраняется как резервный сценарий А.</w:t>
+      </w:r>
+    </w:p>
+    <w:p>
+      <w:r>
+        <w:rPr>
+          <w:sz w:val="20"/>
+        </w:rPr>
+        <w:t xml:space="preserve">Аппаратурная схема — по ИД ч.2 разд. 4.1.4 (рис. 4.4 — медный купорос, рис. 4.5 — смешанный купорос): каждая стадия реализована на двух последовательных ступенях выпарки-кристаллизации под разрежением, две технологически независимые нитки со своими конденсаторами, пароэжекторными блоками (ПЭБ) и центрифугами. Режим работы — круглосуточный, 8 322 ч/год (КИО 95 %; ≈347 сут), ИД ч.1 Приложение В.</w:t>
+      </w:r>
+    </w:p>
+    <w:p>
+      <w:r>
+        <w:rPr>
+          <w:sz w:val="20"/>
+        </w:rPr>
+        <w:t xml:space="preserve">ГРАНИЦЫ ПО ТЗ v4.1 (25.08.2026). Таблица границ Лота №2 переписана: вход — «Продукционный (богатый) раствор на получение медного купороса ¦ Фланец выпарного аппарата I ступени»; отдельно выделен «Маточный раствор 2 … ¦ Фланец выпарного аппарата II ступени»; пар — по фланцам выпарных аппаратов, эжекторов и крышки сборника маточника 1; купорос — «Фланец выгрузки центрифуги медного купороса» (без ссылок на позиции ИД). Подводящий трубопровод богатого раствора от ёмкости фильтрата до выпарки — теперь вне границ лота. Строка про компрессорный сжатый воздух в таблице v4.1 опустела, перекрёстные ссылки на границы даны и как п.4.3, и как п.5.3 — обе позиции вынесены в наши предложения к документации.</w:t>
       </w:r>
     </w:p>
     <w:tbl>
@@ -461,7 +461,7 @@
         <w:rPr>
           <w:sz w:val="19"/>
         </w:rPr>
-        <w:t xml:space="preserve">Пустая строка в таблице границ v4.1 — потеряна граница по сжатому воздуху (C-96); подтвердить восстановление строки</w:t>
+        <w:t xml:space="preserve">Пустая строка в таблице границ v4.1 — потеряна граница по сжатому воздуху (вынесено в наши предложения к документации, п.6); подтвердить восстановление строки</w:t>
       </w:r>
     </w:p>
     <w:p>
@@ -505,7 +505,7 @@
         <w:rPr>
           <w:sz w:val="20"/>
         </w:rPr>
-        <w:t xml:space="preserve">Продукция: (1) медный купорос — кристаллогидрат CuSO₄·5H₂O (теоретически 25,45 % Cu для чистого CuSO₄·5H₂O; принятый ИД состав 25,7 % Cu ПРЕВЫШАЕТ стехиометрический максимум пентагидрата — базис состава (форма/влажность) запрошен у Гипроникеля, см. F-KUPOROS; в гарантийные показатели закладывается Cu ≥25,0 % на сухой продукт при влажности 4–6 %), передаётся на растворение (граница — фланец выгрузки центрифуги); (2) смешанный медно-никелевый купорос — мелкозернёный сыпучий кристаллогидрат, влажность 4–6 %, фасуется в биг-беги с полиэтиленовым вкладышем (граница — расфасованный продукт); (3) маточник-2 — 1,8 тыс. м³/год (0,22 м³/ч), кг/м³: Ni 30,5; Cu 14,5; Co 2,5; Fe 11,3; H₂SO₄ 400 — насыщен при 20–25 °C, перед транспортировкой в ЦЭН подогревается острым паром либо разбавляется водой на 10–15 % (не охлаждать ниже 25–30 °C).</w:t>
+        <w:t xml:space="preserve">Продукция: (1) медный купорос — кристаллогидрат CuSO₄·5H₂O (теоретически 25,45 % Cu для чистого CuSO₄·5H₂O; принятый ИД состав 25,7 % Cu ПРЕВЫШАЕТ стехиометрический максимум пентагидрата — базис состава (форма/влажность) запрошен у Гипроникеля; в гарантийные показатели закладывается Cu ≥25,0 % на сухой продукт при влажности 4–6 %), передаётся на растворение (граница — фланец выгрузки центрифуги); (2) смешанный медно-никелевый купорос — мелкозернёный сыпучий кристаллогидрат, влажность 4–6 %, фасуется в биг-беги с полиэтиленовым вкладышем (граница — расфасованный продукт); (3) маточник-2 — 1,8 тыс. м³/год (0,22 м³/ч), кг/м³: Ni 30,5; Cu 14,5; Co 2,5; Fe 11,3; H₂SO₄ 400 — насыщен при 20–25 °C, перед транспортировкой в ЦЭН подогревается острым паром либо разбавляется водой на 10–15 % (не охлаждать ниже 25–30 °C).</w:t>
       </w:r>
     </w:p>
     <w:tbl>
@@ -2912,7 +2912,7 @@
         <w:rPr>
           <w:sz w:val="20"/>
         </w:rPr>
-        <w:t xml:space="preserve">ПРИМЕЧАНИЕ v4.1: нумерация границ 4.3.х выше — по v3.6; в таблице границ v4.1 состав переписан (вход — фланец выпарного аппарата I ступени, подводящий трубопровод фильтрата — вне лота; пар — по фланцам аппаратов/эжекторов и крышке сборника маточника 1; отдельно выделен маточник-2; строка сжатого воздуха пуста — C-96; перекрёстные ссылки п. 4.3/5.3 — C-97, см. «Общие сведения»). На PFD границы наносятся в редакции v4.1; воздух КИП — по v3.6 до восстановления строки.</w:t>
+        <w:t xml:space="preserve">ПРИМЕЧАНИЕ v4.1: нумерация границ 4.3.х выше — по предыдущей редакции ТЗ; в таблице границ v4.1 состав переписан (вход — фланец выпарного аппарата I ступени, подводящий трубопровод фильтрата — вне лота; пар — по фланцам аппаратов/эжекторов и крышке сборника маточника 1; отдельно выделен маточник-2; строка сжатого воздуха пуста; перекрёстные ссылки даны и как п. 4.3, и как п. 5.3, см. «Общие сведения»). На PFD границы наносятся в редакции v4.1; воздух КИП — по предыдущей редакции ТЗ до восстановления строки.</w:t>
       </w:r>
     </w:p>
     <w:tbl>
@@ -3094,7 +3094,7 @@
         <w:rPr>
           <w:sz w:val="19"/>
         </w:rPr>
-        <w:t xml:space="preserve">Перенумерация ссылок границ на схеме (4.3.х → таблица v4.1/п. 5.3) и судьба строки сжатого воздуха (C-96) — при выпуске PFD</w:t>
+        <w:t xml:space="preserve">Перенумерация ссылок границ на схеме (4.3.х → таблица v4.1/п. 5.3) и судьба строки сжатого воздуха — при выпуске PFD</w:t>
       </w:r>
     </w:p>
     <w:p>
@@ -3399,7 +3399,7 @@
         <w:rPr>
           <w:sz w:val="20"/>
         </w:rPr>
-        <w:t xml:space="preserve">Состав по ТЗ v4.1: «Предварительный перечень трубопроводной арматуры и приборов КИПиА (line list и перечень по предварительным P&amp;ID с точностью ±20-30% по количеству)». Строка «Спецификация на КИПиА» для Лота №2 в v4.1 вычеркнута (позиция D-25 принята) — спецификация приборов переносится на детальный этап, в БИ выдаётся только перечень.</w:t>
+        <w:t xml:space="preserve">Состав по ТЗ v4.1: «Предварительный перечень трубопроводной арматуры и приборов КИПиА (line list и перечень по предварительным P&amp;ID с точностью ±20-30% по количеству)». Строка «Спецификация на КИПиА» для Лота №2 в v4.1 вычеркнута (принято в редакции v4.1) — спецификация приборов переносится на детальный этап, в БИ выдаётся только перечень.</w:t>
       </w:r>
     </w:p>
     <w:p>
@@ -3431,7 +3431,7 @@
         <w:rPr>
           <w:sz w:val="20"/>
         </w:rPr>
-        <w:t xml:space="preserve">ПРИБОРЫ: перечень по контурам раздела «P&amp;ID» — AI ≈ 70–90, DI/DO ≈ 120–160; укрупнённая сверка по типовым наборам на агрегат (calc IO-TOTAL) даёт 350–500 сигналов с запасом 30 % — расхождение объясняется учётом системных/комплектных сигналов (центрифуги, фасовка, ИБП) и принимается верхней границей для выбора КТС АСУ. Типы: расходомеры электромагнитные в футеровке PFA, уровнемеры радарные, давление/разрежение — с разделительными мембранами (тантал/PTFE), плотномеры на байпасе.</w:t>
+        <w:t xml:space="preserve">ПРИБОРЫ: перечень по контурам раздела «P&amp;ID» — AI ≈ 70–90, DI/DO ≈ 120–160; укрупнённая сверка по типовым наборам на агрегат (расчётная записка КВАНТ) даёт 350–500 сигналов с запасом 30 % — расхождение объясняется учётом системных/комплектных сигналов (центрифуги, фасовка, ИБП) и принимается верхней границей для выбора КТС АСУ. Типы: расходомеры электромагнитные в футеровке PFA, уровнемеры радарные, давление/разрежение — с разделительными мембранами (тантал/PTFE), плотномеры на байпасе.</w:t>
       </w:r>
     </w:p>
     <w:tbl>
@@ -3536,7 +3536,7 @@
                 <w:color w:val="666666"/>
                 <w:sz w:val="18"/>
               </w:rPr>
-              <w:t xml:space="preserve">ТЗ v4.1 (состав БИ Лота №2); D-24</w:t>
+              <w:t xml:space="preserve">ТЗ v4.1 (состав БИ Лота №2)</w:t>
             </w:r>
           </w:p>
         </w:tc>
@@ -3704,7 +3704,7 @@
                 <w:color w:val="666666"/>
                 <w:sz w:val="18"/>
               </w:rPr>
-              <w:t xml:space="preserve">раздел P&amp;ID; calc IO-TOTAL</w:t>
+              <w:t xml:space="preserve">раздел P&amp;ID; расчётная записка КВАНТ</w:t>
             </w:r>
           </w:p>
         </w:tc>
@@ -3746,7 +3746,7 @@
                 <w:color w:val="666666"/>
                 <w:sz w:val="18"/>
               </w:rPr>
-              <w:t xml:space="preserve">ТЗ v4.1; D-25</w:t>
+              <w:t xml:space="preserve">ТЗ v4.1</w:t>
             </w:r>
           </w:p>
         </w:tc>
@@ -5634,7 +5634,7 @@
                 <w:color w:val="666666"/>
                 <w:sz w:val="18"/>
               </w:rPr>
-              <w:t xml:space="preserve">calc L2-EVAP</w:t>
+              <w:t xml:space="preserve">расчётная записка КВАНТ</w:t>
             </w:r>
           </w:p>
         </w:tc>
@@ -5721,7 +5721,7 @@
         <w:rPr>
           <w:sz w:val="20"/>
         </w:rPr>
-        <w:t xml:space="preserve">Обязательный раздел ПЗ (ТЗ v4.1). Границы по таблице v4.1: пар — фланцы выпарных аппаратов I ступеней, эжекторов и крышки сборника маточника 1; водоснабжение/водоотведение — «уточняется при разработке БИ и ОТР»; электроэнергия — «предварительно: шкафы управления 0,4 кВ»; строка сжатого воздуха в v4.1 опустела (C-96) — параметры приняты по v3.6 до подтверждения. ТУ на подключение запрашивает Заказчик; БИ выдаёт исходные данные для запроса (позиция E-02) — зафиксировать в договоре.</w:t>
+        <w:t xml:space="preserve">Обязательный раздел ПЗ (ТЗ v4.1). Границы по таблице v4.1: пар — фланцы выпарных аппаратов I ступеней, эжекторов и крышки сборника маточника 1; водоснабжение/водоотведение — «уточняется при разработке БИ и ОТР»; электроэнергия — «предварительно: шкафы управления 0,4 кВ»; строка сжатого воздуха в v4.1 опустела — параметры приняты по предыдущей редакции ТЗ до подтверждения. ТУ на подключение запрашивает Заказчик; БИ выдаёт исходные данные для запроса — зафиксировать в договоре.</w:t>
       </w:r>
     </w:p>
     <w:p>
@@ -5753,7 +5753,7 @@
         <w:rPr>
           <w:sz w:val="20"/>
         </w:rPr>
-        <w:t xml:space="preserve">ЭЛЕКТРОЭНЕРГИЯ: 0,4 кВ от шкафов управления (граница v4.1); установленная мощность 160–220 кВт (оценка комплектации), средняя нагрузка ≈0,19 МВт по сводке для ТУ комплекса (calc EL-TOTAL) — детально см. раздел «Электроснабжение и электрооборудование».</w:t>
+        <w:t xml:space="preserve">ЭЛЕКТРОЭНЕРГИЯ: 0,4 кВ от шкафов управления (граница v4.1); установленная мощность 160–220 кВт (оценка комплектации), средняя нагрузка ≈0,19 МВт по сводке для ТУ комплекса (расчётная записка КВАНТ) — детально см. раздел «Электроснабжение и электрооборудование».</w:t>
       </w:r>
     </w:p>
     <w:tbl>
@@ -6026,7 +6026,7 @@
                 <w:color w:val="666666"/>
                 <w:sz w:val="18"/>
               </w:rPr>
-              <w:t xml:space="preserve">ТЗ v4.1 (границы); calc EL-TOTAL</w:t>
+              <w:t xml:space="preserve">ТЗ v4.1 (границы); расчётная записка КВАНТ</w:t>
             </w:r>
           </w:p>
         </w:tc>
@@ -6077,7 +6077,7 @@
         <w:rPr>
           <w:sz w:val="19"/>
         </w:rPr>
-        <w:t xml:space="preserve">Восстановление строки сжатого воздуха в таблице границ v4.1 (C-96) — подтвердить у Заказчика</w:t>
+        <w:t xml:space="preserve">Восстановление строки сжатого воздуха в таблице границ v4.1 — вынесено в наши предложения к документации (п.6), ждём решения Заказчика</w:t>
       </w:r>
     </w:p>
     <w:p>
@@ -6113,15 +6113,15 @@
         <w:rPr>
           <w:sz w:val="20"/>
         </w:rPr>
-        <w:t xml:space="preserve">Объём сведений по Прил. №3 на стадии БИ — договорной (оговорка самого приложения, позиция E-01): для Лота №2 в БИ выдаются данные уровня FEED — расчёт электрических нагрузок, обоснование схемы 0,4 кВ, однолинейные схемы главных цепей, предварительный перечень основного электрооборудования, предварительный выбор сечений основных питающих кабелей, расчёт токов КЗ для предварительного выбора аппаратов, концепция заземления/молниезащиты и принципиальные требования к освещению; спецификации материалов, кабельные журналы и светотехнические расчёты — детальный этап (РД).</w:t>
-      </w:r>
-    </w:p>
-    <w:p>
-      <w:r>
-        <w:rPr>
-          <w:sz w:val="20"/>
-        </w:rPr>
-        <w:t xml:space="preserve">НАГРУЗКИ: установленная мощность по спецификациям ИД ≈114 кВт (нитка 1 — 69,5 кВт; нитка 2 — 44,5 кВт); с неучтёнными в спецификациях потребителями (вакуум-насосы ВВН1-6/ВВН1-3, мешалки обогреваемых баков, транспортёр, узел фасовки, обогревы КИП) полная установленная — 160–220 кВт; средняя нагрузка участка ≈0,19 МВт по сводке электрических нагрузок комплекса для запроса ТУ (calc EL-TOTAL; доля Лота №2 ≈1 % средней нагрузки комплекса 17,3 МВт). Близость средней (190 кВт) к установленной (160–220 кВт) — признак недооценки установленной мощности: сверить при комплектации (открытая позиция). Крупнейший привод — циркуляционный насос нитки 1, 22 кВт: прямой пуск от сети 0,4 кВ, пусковые характеристики — по каталогу (порог «пусковые токи по каталожным данным для приводов ≥100 кВт» участку не требуется — таких приводов нет).</w:t>
+        <w:t xml:space="preserve">Объём сведений по Прил. №3 на стадии БИ — договорной (оговорка самого приложения): для Лота №2 в БИ выдаются данные уровня FEED — расчёт электрических нагрузок, обоснование схемы 0,4 кВ, однолинейные схемы главных цепей, предварительный перечень основного электрооборудования, предварительный выбор сечений основных питающих кабелей, расчёт токов КЗ для предварительного выбора аппаратов, концепция заземления/молниезащиты и принципиальные требования к освещению; спецификации материалов, кабельные журналы и светотехнические расчёты — детальный этап (РД).</w:t>
+      </w:r>
+    </w:p>
+    <w:p>
+      <w:r>
+        <w:rPr>
+          <w:sz w:val="20"/>
+        </w:rPr>
+        <w:t xml:space="preserve">НАГРУЗКИ: установленная мощность по спецификациям ИД ≈114 кВт (нитка 1 — 69,5 кВт; нитка 2 — 44,5 кВт); с неучтёнными в спецификациях потребителями (вакуум-насосы ВВН1-6/ВВН1-3, мешалки обогреваемых баков, транспортёр, узел фасовки, обогревы КИП) полная установленная — 160–220 кВт; средняя нагрузка участка ≈0,19 МВт по сводке электрических нагрузок комплекса для запроса ТУ (расчётная записка КВАНТ; доля Лота №2 ≈1 % средней нагрузки комплекса 17,3 МВт). Близость средней (190 кВт) к установленной (160–220 кВт) — признак недооценки установленной мощности: сверить при комплектации (открытая позиция). Крупнейший привод — циркуляционный насос нитки 1, 22 кВт: прямой пуск от сети 0,4 кВ, пусковые характеристики — по каталогу (порог «пусковые токи по каталожным данным для приводов ≥100 кВт» участку не требуется — таких приводов нет).</w:t>
       </w:r>
     </w:p>
     <w:p>
@@ -6137,15 +6137,15 @@
         <w:rPr>
           <w:sz w:val="20"/>
         </w:rPr>
-        <w:t xml:space="preserve">СРЕДА И ИСПОЛНЕНИЕ: среда химически активная (аэрозоли H₂SO₄ и сульфатов) — оболочки электрооборудования и кабель в химстойком исполнении, степень защиты не ниже IP54 (шкафы — IP65 с подпором, по Прил. №5); кабельные трассы — стеклопластик/композит с разделением силовых и слаботочных (Прил. №5). Взрывоопасных зон НЕТ: все среды участка негорючие (водные растворы сульфатов, водяной пар) — классификация взрывоопасных зон по ПУЭ не выполняется, Ex-исполнение не требуется (позиция E-15 для лота неактуальна).</w:t>
-      </w:r>
-    </w:p>
-    <w:p>
-      <w:r>
-        <w:rPr>
-          <w:sz w:val="20"/>
-        </w:rPr>
-        <w:t xml:space="preserve">КОМПЕНСАЦИЯ РЕАКТИВНОЙ МОЩНОСТИ: двигательная нагрузка мелкая (≤22 кВт), отдельные установки КРМ на участке предварительно не предусматриваются — компенсация централизованно на РУ/ТП цеха (вне границ лота; решение подтверждается расчётом нагрузок БИ). ЗАЗЕМЛЕНИЕ/МОЛНИЕЗАЩИТА: на участке — магистраль уравнивания потенциалов, заземление корпусов аппаратов, этажерок и стояков; тип заземлителя и молниезащита — по проекту здания (существующий ГМУ / новый корпус), выбор — детальный этап по данным изысканий (E-08). ОСВЕЩЕНИЕ: принципиальные требования — нормируемая освещённость по СП 52.13330, химстойкие светильники, аварийное и эвакуационное освещение зон обслуживания этажерок (+8…+9 м) и приямков (−2,0…−2,5 м); светотехнический расчёт — РД (E-09).</w:t>
+        <w:t xml:space="preserve">СРЕДА И ИСПОЛНЕНИЕ: среда химически активная (аэрозоли H₂SO₄ и сульфатов) — оболочки электрооборудования и кабель в химстойком исполнении, степень защиты не ниже IP54 (шкафы — IP65 с подпором, по Прил. №5); кабельные трассы — стеклопластик/композит с разделением силовых и слаботочных (Прил. №5). Взрывоопасных зон НЕТ: все среды участка негорючие (водные растворы сульфатов, водяной пар) — классификация взрывоопасных зон по ПУЭ не выполняется, Ex-исполнение не требуется (соответствующий пункт Прил. №3 для лота неактуален).</w:t>
+      </w:r>
+    </w:p>
+    <w:p>
+      <w:r>
+        <w:rPr>
+          <w:sz w:val="20"/>
+        </w:rPr>
+        <w:t xml:space="preserve">КОМПЕНСАЦИЯ РЕАКТИВНОЙ МОЩНОСТИ: двигательная нагрузка мелкая (≤22 кВт), отдельные установки КРМ на участке предварительно не предусматриваются — компенсация централизованно на РУ/ТП цеха (вне границ лота; решение подтверждается расчётом нагрузок БИ). ЗАЗЕМЛЕНИЕ/МОЛНИЕЗАЩИТА: на участке — магистраль уравнивания потенциалов, заземление корпусов аппаратов, этажерок и стояков; тип заземлителя и молниезащита — по проекту здания (существующий ГМУ / новый корпус), выбор — детальный этап по данным изысканий. ОСВЕЩЕНИЕ: принципиальные требования — нормируемая освещённость по СП 52.13330, химстойкие светильники, аварийное и эвакуационное освещение зон обслуживания этажерок (+8…+9 м) и приямков (−2,0…−2,5 м); светотехнический расчёт — РД.</w:t>
       </w:r>
     </w:p>
     <w:tbl>
@@ -6292,7 +6292,7 @@
                 <w:color w:val="666666"/>
                 <w:sz w:val="18"/>
               </w:rPr>
-              <w:t xml:space="preserve">calc EL-TOTAL (ИД табл. 8.5 + досчёты)</w:t>
+              <w:t xml:space="preserve">расчётная записка КВАНТ (ИД табл. 8.5 + досчёты)</w:t>
             </w:r>
           </w:p>
         </w:tc>
@@ -6437,7 +6437,7 @@
           <w:color w:val="444444"/>
           <w:sz w:val="19"/>
         </w:rPr>
-        <w:t xml:space="preserve">ПУЭ (изд. 7) — Категории надёжности (п. 1.2.17–1.2.21), электроустановки в химически активной среде, заземление; Приложение №3 к ТЗ — Состав сведений по электроснабжению; объём на БИ — по протоколу (E-01); СП 52.13330.2016 — Нормируемая освещённость; зоны аварийного и эвакуационного освещения; ГОСТ 14254-2015 — Степени защиты оболочек (IP) электрооборудования участка</w:t>
+        <w:t xml:space="preserve">ПУЭ (изд. 7) — Категории надёжности (п. 1.2.17–1.2.21), электроустановки в химически активной среде, заземление; Приложение №3 к ТЗ — Состав сведений по электроснабжению; объём на БИ — по протоколу; СП 52.13330.2016 — Нормируемая освещённость; зоны аварийного и эвакуационного освещения; ГОСТ 14254-2015 — Степени защиты оболочек (IP) электрооборудования участка</w:t>
       </w:r>
     </w:p>
     <w:p>
@@ -6453,7 +6453,7 @@
         <w:rPr>
           <w:sz w:val="19"/>
         </w:rPr>
-        <w:t xml:space="preserve">Протокол применимых пунктов Прил. №3 на стадии БИ (E-01) — до договора</w:t>
+        <w:t xml:space="preserve">Протокол применимых пунктов Прил. №3 на стадии БИ — до договора</w:t>
       </w:r>
     </w:p>
     <w:p>
@@ -6505,7 +6505,7 @@
         <w:rPr>
           <w:sz w:val="20"/>
         </w:rPr>
-        <w:t xml:space="preserve">Состав по ТЗ v4.1: тепловыделения и выделения вредностей от оборудования в помещения цеха — «предварительные расчетные данные по аналогам» (позиции D-27/D-28 приняты в v4.1); подтверждение — по vendor data на детальном этапе.</w:t>
+        <w:t xml:space="preserve">Состав по ТЗ v4.1: тепловыделения и выделения вредностей от оборудования в помещения цеха — «предварительные расчетные данные по аналогам» (принято в редакции v4.1); подтверждение — по vendor data на детальном этапе.</w:t>
       </w:r>
     </w:p>
     <w:p>
@@ -7653,7 +7653,7 @@
         <w:rPr>
           <w:sz w:val="19"/>
         </w:rPr>
-        <w:t xml:space="preserve">Количественная спецификация с массами и энергопотреблением — после получения бюджетных ТКП по основному оборудованию (ТЗ v4.1, D-29)</w:t>
+        <w:t xml:space="preserve">Количественная спецификация с массами и энергопотреблением — после получения бюджетных ТКП по основному оборудованию (ТЗ v4.1)</w:t>
       </w:r>
     </w:p>
     <w:p>
@@ -7721,7 +7721,7 @@
         <w:rPr>
           <w:sz w:val="20"/>
         </w:rPr>
-        <w:t xml:space="preserve">ПНР И ГАРАНТИЙНЫЕ ИСПЫТАНИЯ: вывод на режим — вода → растворы с поэтапным набором плотности пульпы; гарантийный пробег с подтверждением показателей: производительность 1,70 т/ч по медному и 0,80 т/ч по смешанному купоросу, остаточная влажность ≤6 %, крупность ≤2,0 мм, Cu в медном купоросе ≥25,0 % на сухой продукт (гарантийный базис — см. оговорку F-KUPOROS в разделе «Сырьё и продукция»), удельный расход пара (расчётный базис GOR 0,76 кг испарённой воды/кг пара — calc L2-EVAP); длительность и допуски пробега — программой гарантийных испытаний (на стадии БИ). ПРИЁМКА: декларирование машин по ТР ТС 010/2011; паровые полости — оценка соответствия по ТР ТС 032/2013, постановка на учёт — по критериям ФНП № 536; вакуумные корпуса под действие ТР ТС 032 не подпадают (нет избыточного давления).</w:t>
+        <w:t xml:space="preserve">ПНР И ГАРАНТИЙНЫЕ ИСПЫТАНИЯ: вывод на режим — вода → растворы с поэтапным набором плотности пульпы; гарантийный пробег с подтверждением показателей: производительность 1,70 т/ч по медному и 0,80 т/ч по смешанному купоросу, остаточная влажность ≤6 %, крупность ≤2,0 мм, Cu в медном купоросе ≥25,0 % на сухой продукт (гарантийный базис — гарантийная рамка расчётной записки КВАНТ в разделе «Сырьё и продукция»), удельный расход пара (расчётный базис GOR 0,76 кг испарённой воды/кг пара — расчётная записка КВАНТ); длительность и допуски пробега — программой гарантийных испытаний (на стадии БИ). ПРИЁМКА: декларирование машин по ТР ТС 010/2011; паровые полости — оценка соответствия по ТР ТС 032/2013, постановка на учёт — по критериям ФНП № 536; вакуумные корпуса под действие ТР ТС 032 не подпадают (нет избыточного давления).</w:t>
       </w:r>
     </w:p>
     <w:tbl>
@@ -7952,7 +7952,7 @@
                 <w:color w:val="666666"/>
                 <w:sz w:val="18"/>
               </w:rPr>
-              <w:t xml:space="preserve">ИД табл. 3.1; calc (guarantees, L2-EVAP)</w:t>
+              <w:t xml:space="preserve">ИД табл. 3.1; расчётная записка КВАНТ (гарантийная рамка)</w:t>
             </w:r>
           </w:p>
         </w:tc>
@@ -8097,7 +8097,7 @@
         <w:rPr>
           <w:sz w:val="20"/>
         </w:rPr>
-        <w:t xml:space="preserve">Сводка стыков Лота №2 по границам таблицы v4.1 (перекрёстные ссылки в ТЗ даны и как п. 4.3, и как п. 5.3 — C-97); каждый стык — предмет согласования форматом «исходные требования смежному проектировщику».</w:t>
+        <w:t xml:space="preserve">Сводка стыков Лота №2 по границам таблицы v4.1 (перекрёстные ссылки в ТЗ даны и как п. 4.3, и как п. 5.3); каждый стык — предмет согласования форматом «исходные требования смежному проектировщику».</w:t>
       </w:r>
     </w:p>
     <w:p>
@@ -8129,7 +8129,7 @@
         <w:rPr>
           <w:sz w:val="20"/>
         </w:rPr>
-        <w:t xml:space="preserve">4. ЛОТ №1 / ТЕПЛОЦЕНТР: пар 0,6 МПа (T_нас ≈159 °C) 4,3–4,4 т/ч (36,3 тыс. т/год) — редуцированный пар КУ после РОУ, при недостатке — теплоцентр (ИД п. 1.3.13); возврат конденсата ≈3,0 т/ч. Балансовая увязка пара КУ ↔ потребление участка — через сводный энергобаланс комплекса (вкладка расчётов).</w:t>
+        <w:t xml:space="preserve">4. ЛОТ №1 / ТЕПЛОЦЕНТР: пар 0,6 МПа (T_нас ≈159 °C) 4,3–4,4 т/ч (36,3 тыс. т/год) — редуцированный пар КУ после РОУ, при недостатке — теплоцентр (ИД п. 1.3.13); возврат конденсата ≈3,0 т/ч. Балансовая увязка пара КУ ↔ потребление участка — через сводный энергобаланс комплекса (расчётная записка КВАНТ).</w:t>
       </w:r>
     </w:p>
     <w:p>
@@ -8571,31 +8571,31 @@
         <w:rPr>
           <w:sz w:val="20"/>
         </w:rPr>
-        <w:t xml:space="preserve">По «Прочим условиям» ТЗ: на этапе БИ разрабатывается модель технологического оборудования/передела по Приложению №4 (ТЗ на ЦИМ ред. 2 от 25.08.2026), выпуск — отдельным этапом. Цель модели в ред. 2 — проверка коллизий стадии «базовый инжиниринг» (М-01 принят); выпуск ПД/РД из ЦИМ и атрибутика стадий П/Р исключены.</w:t>
-      </w:r>
-    </w:p>
-    <w:p>
-      <w:r>
-        <w:rPr>
-          <w:sz w:val="20"/>
-        </w:rPr>
-        <w:t xml:space="preserve">СОСТАВ МОДЕЛИ ЛОТА №2: габаритные тела оборудования и компоновка (уровень LOD 200): 4 испарителя с подогревателями и контурами циркуляции, 2 барометрических конденсатора со стояками ~10,5 м и гидрозатворами в приямках −2,0…−2,5 м, 2 ПЭБ, солевые колонны (столб 7,0–7,9 м), этажерка II ступеней (+8…+9 м), центрифуги, репульпаторы, баки, узел фасовки, основные трубопроводы (line list — см. одноимённый раздел); зоны обслуживания и выемки трубных пучков — объёмными элементами (M-19); библиотечный компонент на каждый типоразмер (M-21); LOI — по листу «Стадия БИ_ТХ» нового Прил. 1 (только оборудование ТХ и ЭОМ/СС/АК; листов АР/КР нет — M-15/M-16 сняты); классификация элементов IFC по типам/категориям/классам (M-20 в ред. 2).</w:t>
-      </w:r>
-    </w:p>
-    <w:p>
-      <w:r>
-        <w:rPr>
-          <w:sz w:val="20"/>
-        </w:rPr>
-        <w:t xml:space="preserve">КОЛЛИЗИИ — ГЛАВНАЯ ЦЕННОСТЬ ДЛЯ ЛОТА №2: вертикальная компоновка на пределе габаритов (верх конденсаторов +11,0…+11,5 при низе ферм +12,4…+12,9 — запас 0,9–1,9 м; пересечения стояков с крановыми зонами; приямки у свайных ростверков) — проверки по Таблице 3 ред. 2 (M-25) против строительной подосновы: в сценарии А — обмерная модель существующего ГМУ (источник подосновы — открытая позиция), в базовом сценарии — строительная модель нового корпуса (~16 тыс. м³, см. calc NB-EW/NB-COST) от Генпроектировщика; порядок объединения моделей — согласовать.</w:t>
-      </w:r>
-    </w:p>
-    <w:p>
-      <w:r>
-        <w:rPr>
-          <w:sz w:val="20"/>
-        </w:rPr>
-        <w:t xml:space="preserve">ОБМЕН И ПЕРЕДАЧА: выгрузка IFC в СОД Заказчика — раз в 4 недели (M-08 ред. 2; было раз в 2); состав передачи — исходники, IFC, сводная модель, отчёт «Описание ЦИМ» (M-09 ред. 2; LandXML исключён); инструментальная среда — перечень ПО ред. 2 «рекомендуемый», применяемое ПО согласуется с Заказчиком (M-04).</w:t>
+        <w:t xml:space="preserve">По «Прочим условиям» ТЗ: на этапе БИ разрабатывается модель технологического оборудования/передела по Приложению №4 (ТЗ на ЦИМ ред. 2 от 25.08.2026), выпуск — отдельным этапом. Цель модели в ред. 2 — проверка коллизий стадии «базовый инжиниринг»; выпуск ПД/РД из ЦИМ и атрибутика стадий П/Р исключены.</w:t>
+      </w:r>
+    </w:p>
+    <w:p>
+      <w:r>
+        <w:rPr>
+          <w:sz w:val="20"/>
+        </w:rPr>
+        <w:t xml:space="preserve">СОСТАВ МОДЕЛИ ЛОТА №2: габаритные тела оборудования и компоновка (уровень LOD 200): 4 испарителя с подогревателями и контурами циркуляции, 2 барометрических конденсатора со стояками ~10,5 м и гидрозатворами в приямках −2,0…−2,5 м, 2 ПЭБ, солевые колонны (столб 7,0–7,9 м), этажерка II ступеней (+8…+9 м), центрифуги, репульпаторы, баки, узел фасовки, основные трубопроводы (line list — см. одноимённый раздел); зоны обслуживания и выемки трубных пучков — объёмными элементами; библиотечный компонент на каждый типоразмер; LOI — по листу «Стадия БИ_ТХ» нового Прил. 1 (только оборудование ТХ и ЭОМ/СС/АК; листов АР/КР нет — сняты в ред. 2); классификация элементов IFC по типам/категориям/классам (в ред. 2).</w:t>
+      </w:r>
+    </w:p>
+    <w:p>
+      <w:r>
+        <w:rPr>
+          <w:sz w:val="20"/>
+        </w:rPr>
+        <w:t xml:space="preserve">КОЛЛИЗИИ — ГЛАВНАЯ ЦЕННОСТЬ ДЛЯ ЛОТА №2: вертикальная компоновка на пределе габаритов (верх конденсаторов +11,0…+11,5 при низе ферм +12,4…+12,9 — запас 0,9–1,9 м; пересечения стояков с крановыми зонами; приямки у свайных ростверков) — проверки по Таблице 3 ред. 2 против строительной подосновы: в сценарии А — обмерная модель существующего ГМУ (источник подосновы — открытая позиция), в базовом сценарии — строительная модель нового корпуса (~16 тыс. м³, компоновочная основа — расчётная записка КВАНТ) от Генпроектировщика; порядок объединения моделей — согласовать.</w:t>
+      </w:r>
+    </w:p>
+    <w:p>
+      <w:r>
+        <w:rPr>
+          <w:sz w:val="20"/>
+        </w:rPr>
+        <w:t xml:space="preserve">ОБМЕН И ПЕРЕДАЧА: выгрузка IFC в СОД Заказчика — раз в 4 недели (по ред. 2; было раз в 2); состав передачи — исходники, IFC, сводная модель, отчёт «Описание ЦИМ» (по ред. 2; LandXML исключён); инструментальная среда — перечень ПО ред. 2 «рекомендуемый», применяемое ПО согласуется с Заказчиком.</w:t>
       </w:r>
     </w:p>
     <w:tbl>
@@ -8700,7 +8700,7 @@
                 <w:color w:val="666666"/>
                 <w:sz w:val="18"/>
               </w:rPr>
-              <w:t xml:space="preserve">Прил. №4 ред. 2 (М-01, M-13)</w:t>
+              <w:t xml:space="preserve">Прил. №4 ред. 2</w:t>
             </w:r>
           </w:p>
         </w:tc>
@@ -8742,7 +8742,7 @@
                 <w:color w:val="666666"/>
                 <w:sz w:val="18"/>
               </w:rPr>
-              <w:t xml:space="preserve">Прил. №4 ред. 2 (Прил. 1); D-31</w:t>
+              <w:t xml:space="preserve">Прил. №4 ред. 2 (Прил. 1)</w:t>
             </w:r>
           </w:p>
         </w:tc>
@@ -8784,7 +8784,7 @@
                 <w:color w:val="666666"/>
                 <w:sz w:val="18"/>
               </w:rPr>
-              <w:t xml:space="preserve">Прил. №4 ред. 2 (M-08, M-09)</w:t>
+              <w:t xml:space="preserve">Прил. №4 ред. 2</w:t>
             </w:r>
           </w:p>
         </w:tc>
@@ -8913,7 +8913,7 @@
         <w:rPr>
           <w:sz w:val="20"/>
         </w:rPr>
-        <w:t xml:space="preserve">В составе БИ приводится (в редакции ТЗ v4.1, 25.08.2026): (1) стоимость оборудования по БЮДЖЕТНЫМ ТКП по основному оборудованию — строка «не менее 2–3 ТКП на каждую позицию» в v4.1 вычеркнута (позиция D-29 принята); основное оборудование лота: испарительные установки 904L, центрифуги, вакуумное хозяйство, узел фасовки, АСУ; (2) БЮДЖЕТНАЯ оценка общей стоимости комплектной поставки технологического оборудования и материалов (трубопроводы, металлоконструкции этажерок, теплоизоляция, арматура, КИПиА) в границах проектирования (в v4.1 ссылка дана на п. 5.3 при таблице границ в п. 4.3 — двойная нумерация, C-97) — с учётом поставки АСУ с прикладным программным обеспечением. Класс точности оценки (Class 3, ±15–20 %) зафиксировать в договоре (позиция D-30).</w:t>
+        <w:t xml:space="preserve">В составе БИ приводится (в редакции ТЗ v4.1, 25.08.2026): (1) стоимость оборудования по БЮДЖЕТНЫМ ТКП по основному оборудованию — строка «не менее 2–3 ТКП на каждую позицию» в v4.1 вычеркнута (принято в редакции v4.1); основное оборудование лота: испарительные установки 904L, центрифуги, вакуумное хозяйство, узел фасовки, АСУ; (2) БЮДЖЕТНАЯ оценка общей стоимости комплектной поставки технологического оборудования и материалов (трубопроводы, металлоконструкции этажерок, теплоизоляция, арматура, КИПиА) в границах проектирования (в v4.1 ссылка дана на п. 5.3 при таблице границ в п. 4.3 — двойная нумерация) — с учётом поставки АСУ с прикладным программным обеспечением. Класс точности оценки (Class 3, ±15–20 %) зафиксировать в договоре.</w:t>
       </w:r>
     </w:p>
     <w:p>
@@ -9034,7 +9034,7 @@
                 <w:color w:val="666666"/>
                 <w:sz w:val="18"/>
               </w:rPr>
-              <w:t xml:space="preserve">ТЗ v4.1, раздел «Стоимость поставки по Лоту №2»; D-29/D-30</w:t>
+              <w:t xml:space="preserve">ТЗ v4.1, раздел «Стоимость поставки по Лоту №2»</w:t>
             </w:r>
           </w:p>
         </w:tc>

--- a/ove/public/docs/bi/ove75-lot2-pz-draft.docx
+++ b/ove/public/docs/bi/ove75-lot2-pz-draft.docx
@@ -2096,7 +2096,7 @@
         <w:rPr>
           <w:sz w:val="20"/>
         </w:rPr>
-        <w:t xml:space="preserve">БАРОМЕТРИЧЕСКИЕ ТРУБЫ. Минимальная высота столба воды, уравновешивающего разность давлений: H_min = 10,33 × (P_атм − P_конд)/P_атм = 10,33 × (1 − 0,075) = 9,56 м (при диапазоне 0,06–0,08 атм — 9,50…9,71 м). С запасом на колебания вакуума, волну и гидравлику принято H ≈ 10,5 м от уровня воды в гидрозатворе до опорного сечения конденсатора. Диаметр трубы нитки 1 из скорости 1,1–1,2 м/с при 380 м³/ч воды + 3,24 т/ч конденсата: d = √(4·Q/(π·v)) = √(4×383/3600/(3,14×1,2)) ≈ 0,34 м → Dу 350–400 мм; нитка 2 (139 м³/ч): ≈0,20 м → Dу 200–250 мм; ПЭБ (32 и 18 м³/ч): Dу 100–125 мм. Гидрозатворы — ёмкостью не менее 1,5 объёма трубы (нитка 1: труба ≈1,0 м³ → бак ≥ 1,5–2 м³) для исключения срыва затвора при пуске/остановке.</w:t>
+        <w:t xml:space="preserve">БАРОМЕТРИЧЕСКИЕ ТРУБЫ. Минимальная высота столба воды, уравновешивающего разность давлений: H_min = 10,33 × (P_атм − P_конд)/P_атм = 10,33 × (1 − 0,075) = 9,56 м (при диапазоне 0,06–0,08 атм — 9,50…9,71 м). С запасом на колебания вакуума, волну и гидравлику принято H ≈ 10,5 м от уровня воды в гидрозатворе до опорного сечения конденсатора. Диаметр трубы нитки 1 из скорости 1,1–1,2 м/с при 380 м³/ч воды + 3,24 т/ч конденсата: d = √(4·Q/(π·v)) = √(4×383/3600/(3,14×1,2)) ≈ 0,34 м → Ду 350–400 мм; нитка 2 (139 м³/ч): ≈0,20 м → Ду 200–250 мм; ПЭБ (32 и 18 м³/ч): Ду 100–125 мм. Гидрозатворы — ёмкостью не менее 1,5 объёма трубы (нитка 1: труба ≈1,0 м³ → бак ≥ 1,5–2 м³) для исключения срыва затвора при пуске/остановке.</w:t>
       </w:r>
     </w:p>
     <w:p>
@@ -2363,7 +2363,7 @@
               <w:rPr>
                 <w:sz w:val="19"/>
               </w:rPr>
-              <w:t xml:space="preserve">н.1 — Dу 350–400; н.2 — Dу 200–250; ПЭБ — Dу 100–125</w:t>
+              <w:t xml:space="preserve">н.1 — Ду 350–400; н.2 — Ду 200–250; ПЭБ — Ду 100–125</w:t>
             </w:r>
           </w:p>
         </w:tc>
@@ -3408,14 +3408,14 @@
           <w:sz w:val="20"/>
         </w:rPr>
         <w:t xml:space="preserve">LINE LIST (основные линии; диаметры — из расходов ИД по d = √(4·Q/(π·v)), принятые скорости: растворы 0,8–1,0 м/с, контуры циркуляции пульпы 2,2–2,4 м/с, вода СОВ 1,5–1,8 м/с, глухой/рабочий пар 35–40 м/с, соковый пар под вакуумом 50 м/с; подтверждаются гидравлическим расчётом БИ):
-— питание нитки 1 (фильтрат, 65–75 °C): 5,07 м³/ч → d = √(4×0,00141/(π×1,0)) = 0,042 м → Dу 50, 904L;
-— маточник-1 в нитку 2: 1,42 м³/ч → Dу 25–32, 904L, c обогревом (бак 4.1.5);
-— контур циркуляции нитки 1: 633 м³/ч → d = √(4×0,176/(π×2,4)) = 0,31 м → Dу 300–350, 904L; нитки 2: 251 м³/ч → 0,20 м → Dу 200, 904L;
-— соковый пар (объёмные потоки по табл. 4.1 ИД): I ст. н.1 49 417 м³/ч → d = √(4×13,73/(π×50)) = 0,59 м → Dу 600; II ст. н.1 23 032 м³/ч → 0,40 м → Dу 400; I ст. н.2 17 647 м³/ч → 0,35 м → Dу 350; II ст. н.2 5 530 м³/ч → 0,20 м → Dу 200; исполнение 904L (влажный кислый пар с уносом капель);
-— глухой пар 0,6 МПа (v″ = 0,316 м³/кг): н.1 2,1 т/ч = 663 м³/ч → d = √(4×0,184/(π×35)) = 0,082 м → Dу 80–100; н.2 0,9 т/ч → Dу 65; рабочий пар эжекторов/ПЭБ: н.1 1,02 т/ч → Dу 50, н.2 0,34 т/ч → Dу 32–40 — сталь по ГОСТ 32569;
-— конденсат глухого пара: 3,0 т/ч → Dу 32–40;
-— кислая СОВ: конденсатор н.1 380 м³/ч → d = √(4×0,106/(π×1,8)) = 0,27 м → Dу 300 (подача и возврат); н.2 138 м³/ч → Dу 150–200; конденсаторы ПЭБ 32/18 м³/ч → Dу 80–100/65 — кислотостойкое исполнение (до 0,5 г/л H₂SO₄, ИД п. 2.5); барометрические трубы — см. раздел «Вакуумная система» (Dу 350–400 / 200–250 / 100–125);
-— маточник-2 в ЦЭН: 0,22 м³/ч — Dу 25–32 по минимальному проходу (не по скорости), с обогревом/изоляцией (насыщенный раствор, не охлаждать ниже 25–30 °C).</w:t>
+— питание нитки 1 (фильтрат, 65–75 °C): 5,07 м³/ч → d = √(4×0,00141/(π×1,0)) = 0,042 м → Ду 50, 904L;
+— маточник-1 в нитку 2: 1,42 м³/ч → Ду 25–32, 904L, c обогревом (бак 4.1.5);
+— контур циркуляции нитки 1: 633 м³/ч → d = √(4×0,176/(π×2,4)) = 0,31 м → Ду 300–350, 904L; нитки 2: 251 м³/ч → 0,20 м → Ду 200, 904L;
+— соковый пар (объёмные потоки по табл. 4.1 ИД): I ст. н.1 49 417 м³/ч → d = √(4×13,73/(π×50)) = 0,59 м → Ду 600; II ст. н.1 23 032 м³/ч → 0,40 м → Ду 400; I ст. н.2 17 647 м³/ч → 0,35 м → Ду 350; II ст. н.2 5 530 м³/ч → 0,20 м → Ду 200; исполнение 904L (влажный кислый пар с уносом капель);
+— глухой пар 0,6 МПа (v″ = 0,316 м³/кг): н.1 2,1 т/ч = 663 м³/ч → d = √(4×0,184/(π×35)) = 0,082 м → Ду 80–100; н.2 0,9 т/ч → Ду 65; рабочий пар эжекторов/ПЭБ: н.1 1,02 т/ч → Ду 50, н.2 0,34 т/ч → Ду 32–40 — сталь по ГОСТ 32569;
+— конденсат глухого пара: 3,0 т/ч → Ду 32–40;
+— кислая СОВ: конденсатор н.1 380 м³/ч → d = √(4×0,106/(π×1,8)) = 0,27 м → Ду 300 (подача и возврат); н.2 138 м³/ч → Ду 150–200; конденсаторы ПЭБ 32/18 м³/ч → Ду 80–100/65 — кислотостойкое исполнение (до 0,5 г/л H₂SO₄, ИД п. 2.5); барометрические трубы — см. раздел «Вакуумная система» (Ду 350–400 / 200–250 / 100–125);
+— маточник-2 в ЦЭН: 0,22 м³/ч — Ду 25–32 по минимальному проходу (не по скорости), с обогревом/изоляцией (насыщенный раствор, не охлаждать ниже 25–30 °C).</w:t>
       </w:r>
     </w:p>
     <w:p>
@@ -3564,7 +3564,7 @@
               <w:rPr>
                 <w:sz w:val="19"/>
               </w:rPr>
-              <w:t xml:space="preserve">питание Dу 50; циркуляция Dу 300–350/200; соковый пар Dу 600/400/350/200; глухой пар Dу 80–100/65; СОВ Dу 300/150–200</w:t>
+              <w:t xml:space="preserve">питание Ду 50; циркуляция Ду 300–350/200; соковый пар Ду 600/400/350/200; глухой пар Ду 80–100/65; СОВ Ду 300/150–200</w:t>
             </w:r>
           </w:p>
         </w:tc>
@@ -3781,7 +3781,7 @@
         <w:rPr>
           <w:sz w:val="19"/>
         </w:rPr>
-        <w:t xml:space="preserve">Гидравлический расчёт и подтверждение Dу/скоростей — при выпуске предварительных P&amp;ID</w:t>
+        <w:t xml:space="preserve">Гидравлический расчёт и подтверждение Ду/скоростей — при выпуске предварительных P&amp;ID</w:t>
       </w:r>
     </w:p>
     <w:p>
@@ -4230,7 +4230,7 @@
           <w:sz w:val="20"/>
         </w:rPr>
         <w:t xml:space="preserve">1. Испарители нитки 1 (2 шт.): масса содержимого 34,5 м³ × 1,3 т/м³ ≈ 45 т + корпус 904L (по данным изготовителя, ориентировочно 8–15 т) + контур циркуляции ≈ 1,3 т содержимого — расчётная вертикальная нагрузка на постамент/этажерку ≈ 550–650 кН на аппарат (гидроиспытание — полное заполнение водой, проверить отдельно). Испарители нитки 2 (2 шт.): 8,9 × 1,3 ≈ 11,6 т + корпус — ≈ 160–200 кН.
-2. Барометрические конденсаторы со стояками: корпус + водяное заполнение трубы Dу 350 (~1,0 м³) — ≈ 60–90 кН на фундамент гидрозатвора; горизонтальные связи стояка к каркасу здания (проверка каркаса на дополнительные ≈5–10 кН узловых).
+2. Барометрические конденсаторы со стояками: корпус + водяное заполнение трубы Ду 350 (~1,0 м³) — ≈ 60–90 кН на фундамент гидрозатвора; горизонтальные связи стояка к каркасу здания (проверка каркаса на дополнительные ≈5–10 кН узловых).
 3. Центрифуги пульсирующие 1800 об⁻¹ — динамические нагрузки: индивидуальные фундаменты (или виброизолированные рамы), отстроенные от резонанса; динамический коэффициент и неуравновешенные силы — по паспорту изготовителя; проектирование по нормам на фундаменты машин с динамическими нагрузками (СП 26.13330).
 4. Насосы циркуляции 633/251 м³/ч — рамные фундаменты с виброизоляцией, нагрузки &lt; 30 кН.
 5. Этажерка испарителей II ступеней (+8…+9 м) — сталь по СП 16.13330; передача на существующие ростверки только после поверочного расчёта; при дефиците несущей способности — самостоятельные фундаменты этажерки.
@@ -8105,7 +8105,7 @@
         <w:rPr>
           <w:sz w:val="20"/>
         </w:rPr>
-        <w:t xml:space="preserve">1. МЕДНЫЙ КОНТУР ГМУ (участки выщелачивания/фильтрации — вне лотов БИ): вход — богатый фильтрат 42,2 тыс. м³/год (5,07 м³/ч), граница v4.1 — фланец выпарного аппарата I ступени, подводящий трубопровод от ёмкости 4.1.19 — ВНЕ лота (проектирует смежник по нашим исходным: Dу 50, 904L, 65–75 °C); выход — раствор растворения купороса 5,9–6,8 м³/ч (Cu 95–120 кг/м³) в репульпатор 4.1.21 на контрольную фильтрацию; аварийное опорожнение ниток — в резервный реактор выщелачивания с возвратом пульпы (ИД разд. 4.2.1) — трассы и точки за смежником.</w:t>
+        <w:t xml:space="preserve">1. МЕДНЫЙ КОНТУР ГМУ (участки выщелачивания/фильтрации — вне лотов БИ): вход — богатый фильтрат 42,2 тыс. м³/год (5,07 м³/ч), граница v4.1 — фланец выпарного аппарата I ступени, подводящий трубопровод от ёмкости 4.1.19 — ВНЕ лота (проектирует смежник по нашим исходным: Ду 50, 904L, 65–75 °C); выход — раствор растворения купороса 5,9–6,8 м³/ч (Cu 95–120 кг/м³) в репульпатор 4.1.21 на контрольную фильтрацию; аварийное опорожнение ниток — в резервный реактор выщелачивания с возвратом пульпы (ИД разд. 4.2.1) — трассы и точки за смежником.</w:t>
       </w:r>
     </w:p>
     <w:p>

--- a/ove/public/docs/bi/ove75-lot2-pz-draft.docx
+++ b/ove/public/docs/bi/ove75-lot2-pz-draft.docx
@@ -8,7 +8,7 @@
           <w:b/>
           <w:sz w:val="36"/>
         </w:rPr>
-        <w:t xml:space="preserve">ОВЭ-75 · Лот №2 · Участок получения медного и медно-никелевого купороса — инженерные решения БИ</w:t>
+        <w:t xml:space="preserve">ОВЭ-75 · Лот №2 · Участок получения медного и медно-никелевого купороса</w:t>
       </w:r>
     </w:p>
     <w:p>
@@ -63,23 +63,23 @@
         <w:rPr>
           <w:sz w:val="20"/>
         </w:rPr>
-        <w:t xml:space="preserve">Участок размещается в существующем здании Гидрометаллургического участка (ГМУ, бывший корпус «Минпрок», чертежи Приложения №7 к ТЗ — ФМ.01648). Аппаратурная схема — по ИД ч.2 разд. 4.1.4 (рис. 4.4 — медный купорос, рис. 4.5 — смешанный купорос): каждая стадия реализована на двух последовательных ступенях выпарки-кристаллизации под разрежением, две технологически независимые нитки со своими конденсаторами, пароэжекторными блоками (ПЭБ) и центрифугами. Режим работы — круглосуточный, 8 322 ч/год (КИО 95 %; ≈347 сут), ИД ч.1 Приложение В.</w:t>
-      </w:r>
-    </w:p>
-    <w:p>
-      <w:r>
-        <w:rPr>
-          <w:sz w:val="20"/>
-        </w:rPr>
-        <w:t xml:space="preserve">БАЗИС РАЗМЕЩЕНИЯ (ТЗ v4.1 п.1.3, 25.08.2026): базовый сценарий — новое строительство корпуса купоросного участка (~16 тыс. м³) на свободной территории по варианту размещения, принятому Заказчиком (см. calc.json NB-EW/NB-COST); размещение в существующем здании ГМУ (Прил. №7, ФМ.01648) сохраняется как резервный сценарий А.</w:t>
-      </w:r>
-    </w:p>
-    <w:p>
-      <w:r>
-        <w:rPr>
-          <w:sz w:val="20"/>
-        </w:rPr>
-        <w:t xml:space="preserve">ГРАНИЦЫ ПО ТЗ v4.1 (25.08.2026). Таблица границ Лота №2 переписана: вход — «Продукционный (богатый) раствор на получение медного купороса ¦ Фланец выпарного аппарата I ступени»; отдельно выделен «Маточный раствор 2 … ¦ Фланец выпарного аппарата II ступени»; пар — по фланцам выпарных аппаратов, эжекторов и крышки сборника маточника 1; купорос — «Фланец выгрузки центрифуги медного купороса» (без ссылок на позиции ИД). Подводящий трубопровод богатого раствора от ёмкости фильтрата до выпарки — теперь вне границ лота. Строка про компрессорный сжатый воздух в таблице v4.1 опустела (C-96), перекрёстные ссылки на границы даны и как п.4.3, и как п.5.3 (C-97).</w:t>
+        <w:t xml:space="preserve">БАЗИС РАЗМЕЩЕНИЯ (ТЗ v4.1 п.1.3, 25.08.2026): базовый сценарий — новое строительство корпуса купоросного участка (~16 тыс. м³) на свободной территории по варианту размещения, принятому Заказчиком (оценка — в расчётной записке КВАНТ); размещение в существующем здании Гидрометаллургического участка (ГМУ, бывший корпус «Минпрок», чертежи Приложения №7 к ТЗ — ФМ.01648) сохраняется как резервный сценарий А.</w:t>
+      </w:r>
+    </w:p>
+    <w:p>
+      <w:r>
+        <w:rPr>
+          <w:sz w:val="20"/>
+        </w:rPr>
+        <w:t xml:space="preserve">Аппаратурная схема — по ИД ч.2 разд. 4.1.4 (рис. 4.4 — медный купорос, рис. 4.5 — смешанный купорос): каждая стадия реализована на двух последовательных ступенях выпарки-кристаллизации под разрежением, две технологически независимые нитки со своими конденсаторами, пароэжекторными блоками (ПЭБ) и центрифугами. Режим работы — круглосуточный, 8 322 ч/год (КИО 95 %; ≈347 сут), ИД ч.1 Приложение В.</w:t>
+      </w:r>
+    </w:p>
+    <w:p>
+      <w:r>
+        <w:rPr>
+          <w:sz w:val="20"/>
+        </w:rPr>
+        <w:t xml:space="preserve">ГРАНИЦЫ ПО ТЗ v4.1 (25.08.2026). Таблица границ Лота №2 переписана: вход — «Продукционный (богатый) раствор на получение медного купороса ¦ Фланец выпарного аппарата I ступени»; отдельно выделен «Маточный раствор 2 … ¦ Фланец выпарного аппарата II ступени»; пар — по фланцам выпарных аппаратов, эжекторов и крышки сборника маточника 1; купорос — «Фланец выгрузки центрифуги медного купороса» (без ссылок на позиции ИД). Подводящий трубопровод богатого раствора от ёмкости фильтрата до выпарки — теперь вне границ лота. Строка про компрессорный сжатый воздух в таблице v4.1 опустела, перекрёстные ссылки на границы даны и как п.4.3, и как п.5.3 — обе позиции вынесены в наши предложения к документации.</w:t>
       </w:r>
     </w:p>
     <w:tbl>
@@ -461,7 +461,7 @@
         <w:rPr>
           <w:sz w:val="19"/>
         </w:rPr>
-        <w:t xml:space="preserve">Пустая строка в таблице границ v4.1 — потеряна граница по сжатому воздуху (C-96); подтвердить восстановление строки</w:t>
+        <w:t xml:space="preserve">Пустая строка в таблице границ v4.1 — потеряна граница по сжатому воздуху (вынесено в наши предложения к документации, п.6); подтвердить восстановление строки</w:t>
       </w:r>
     </w:p>
     <w:p>
@@ -505,7 +505,7 @@
         <w:rPr>
           <w:sz w:val="20"/>
         </w:rPr>
-        <w:t xml:space="preserve">Продукция: (1) медный купорос — кристаллогидрат CuSO₄·5H₂O (теоретически 25,45 % Cu для чистого CuSO₄·5H₂O; принятый ИД состав 25,7 % Cu ПРЕВЫШАЕТ стехиометрический максимум пентагидрата — базис состава (форма/влажность) запрошен у Гипроникеля, см. F-KUPOROS; в гарантийные показатели закладывается Cu ≥25,0 % на сухой продукт при влажности 4–6 %), передаётся на растворение (граница — фланец выгрузки центрифуги); (2) смешанный медно-никелевый купорос — мелкозернёный сыпучий кристаллогидрат, влажность 4–6 %, фасуется в биг-беги с полиэтиленовым вкладышем (граница — расфасованный продукт); (3) маточник-2 — 1,8 тыс. м³/год (0,22 м³/ч), кг/м³: Ni 30,5; Cu 14,5; Co 2,5; Fe 11,3; H₂SO₄ 400 — насыщен при 20–25 °C, перед транспортировкой в ЦЭН подогревается острым паром либо разбавляется водой на 10–15 % (не охлаждать ниже 25–30 °C).</w:t>
+        <w:t xml:space="preserve">Продукция: (1) медный купорос — кристаллогидрат CuSO₄·5H₂O (теоретически 25,45 % Cu для чистого CuSO₄·5H₂O; принятый ИД состав 25,7 % Cu ПРЕВЫШАЕТ стехиометрический максимум пентагидрата — базис состава (форма/влажность) запрошен у Гипроникеля; в гарантийные показатели закладывается Cu ≥25,0 % на сухой продукт при влажности 4–6 %), передаётся на растворение (граница — фланец выгрузки центрифуги); (2) смешанный медно-никелевый купорос — мелкозернёный сыпучий кристаллогидрат, влажность 4–6 %, фасуется в биг-беги с полиэтиленовым вкладышем (граница — расфасованный продукт); (3) маточник-2 — 1,8 тыс. м³/год (0,22 м³/ч), кг/м³: Ni 30,5; Cu 14,5; Co 2,5; Fe 11,3; H₂SO₄ 400 — насыщен при 20–25 °C, перед транспортировкой в ЦЭН подогревается острым паром либо разбавляется водой на 10–15 % (не охлаждать ниже 25–30 °C).</w:t>
       </w:r>
     </w:p>
     <w:tbl>
@@ -2096,7 +2096,7 @@
         <w:rPr>
           <w:sz w:val="20"/>
         </w:rPr>
-        <w:t xml:space="preserve">БАРОМЕТРИЧЕСКИЕ ТРУБЫ. Минимальная высота столба воды, уравновешивающего разность давлений: H_min = 10,33 × (P_атм − P_конд)/P_атм = 10,33 × (1 − 0,075) = 9,56 м (при диапазоне 0,06–0,08 атм — 9,50…9,71 м). С запасом на колебания вакуума, волну и гидравлику принято H ≈ 10,5 м от уровня воды в гидрозатворе до опорного сечения конденсатора. Диаметр трубы нитки 1 из скорости 1,1–1,2 м/с при 380 м³/ч воды + 3,24 т/ч конденсата: d = √(4·Q/(π·v)) = √(4×383/3600/(3,14×1,2)) ≈ 0,34 м → Dу 350–400 мм; нитка 2 (139 м³/ч): ≈0,20 м → Dу 200–250 мм; ПЭБ (32 и 18 м³/ч): Dу 100–125 мм. Гидрозатворы — ёмкостью не менее 1,5 объёма трубы (нитка 1: труба ≈1,0 м³ → бак ≥ 1,5–2 м³) для исключения срыва затвора при пуске/остановке.</w:t>
+        <w:t xml:space="preserve">БАРОМЕТРИЧЕСКИЕ ТРУБЫ. Минимальная высота столба воды, уравновешивающего разность давлений: H_min = 10,33 × (P_атм − P_конд)/P_атм = 10,33 × (1 − 0,075) = 9,56 м (при диапазоне 0,06–0,08 атм — 9,50…9,71 м). С запасом на колебания вакуума, волну и гидравлику принято H ≈ 10,5 м от уровня воды в гидрозатворе до опорного сечения конденсатора. Диаметр трубы нитки 1 из скорости 1,1–1,2 м/с при 380 м³/ч воды + 3,24 т/ч конденсата: d = √(4·Q/(π·v)) = √(4×383/3600/(3,14×1,2)) ≈ 0,34 м → Ду 350–400 мм; нитка 2 (139 м³/ч): ≈0,20 м → Ду 200–250 мм; ПЭБ (32 и 18 м³/ч): Ду 100–125 мм. Гидрозатворы — ёмкостью не менее 1,5 объёма трубы (нитка 1: труба ≈1,0 м³ → бак ≥ 1,5–2 м³) для исключения срыва затвора при пуске/остановке.</w:t>
       </w:r>
     </w:p>
     <w:p>
@@ -2363,7 +2363,7 @@
               <w:rPr>
                 <w:sz w:val="19"/>
               </w:rPr>
-              <w:t xml:space="preserve">н.1 — Dу 350–400; н.2 — Dу 200–250; ПЭБ — Dу 100–125</w:t>
+              <w:t xml:space="preserve">н.1 — Ду 350–400; н.2 — Ду 200–250; ПЭБ — Ду 100–125</w:t>
             </w:r>
           </w:p>
         </w:tc>
@@ -2912,7 +2912,7 @@
         <w:rPr>
           <w:sz w:val="20"/>
         </w:rPr>
-        <w:t xml:space="preserve">ПРИМЕЧАНИЕ v4.1: нумерация границ 4.3.х выше — по v3.6; в таблице границ v4.1 состав переписан (вход — фланец выпарного аппарата I ступени, подводящий трубопровод фильтрата — вне лота; пар — по фланцам аппаратов/эжекторов и крышке сборника маточника 1; отдельно выделен маточник-2; строка сжатого воздуха пуста — C-96; перекрёстные ссылки п. 4.3/5.3 — C-97, см. «Общие сведения»). На PFD границы наносятся в редакции v4.1; воздух КИП — по v3.6 до восстановления строки.</w:t>
+        <w:t xml:space="preserve">ПРИМЕЧАНИЕ v4.1: нумерация границ 4.3.х выше — по предыдущей редакции ТЗ; в таблице границ v4.1 состав переписан (вход — фланец выпарного аппарата I ступени, подводящий трубопровод фильтрата — вне лота; пар — по фланцам аппаратов/эжекторов и крышке сборника маточника 1; отдельно выделен маточник-2; строка сжатого воздуха пуста; перекрёстные ссылки даны и как п. 4.3, и как п. 5.3, см. «Общие сведения»). На PFD границы наносятся в редакции v4.1; воздух КИП — по предыдущей редакции ТЗ до восстановления строки.</w:t>
       </w:r>
     </w:p>
     <w:tbl>
@@ -3094,7 +3094,7 @@
         <w:rPr>
           <w:sz w:val="19"/>
         </w:rPr>
-        <w:t xml:space="preserve">Перенумерация ссылок границ на схеме (4.3.х → таблица v4.1/п. 5.3) и судьба строки сжатого воздуха (C-96) — при выпуске PFD</w:t>
+        <w:t xml:space="preserve">Перенумерация ссылок границ на схеме (4.3.х → таблица v4.1/п. 5.3) и судьба строки сжатого воздуха — при выпуске PFD</w:t>
       </w:r>
     </w:p>
     <w:p>
@@ -3399,7 +3399,7 @@
         <w:rPr>
           <w:sz w:val="20"/>
         </w:rPr>
-        <w:t xml:space="preserve">Состав по ТЗ v4.1: «Предварительный перечень трубопроводной арматуры и приборов КИПиА (line list и перечень по предварительным P&amp;ID с точностью ±20-30% по количеству)». Строка «Спецификация на КИПиА» для Лота №2 в v4.1 вычеркнута (позиция D-25 принята) — спецификация приборов переносится на детальный этап, в БИ выдаётся только перечень.</w:t>
+        <w:t xml:space="preserve">Состав по ТЗ v4.1: «Предварительный перечень трубопроводной арматуры и приборов КИПиА (line list и перечень по предварительным P&amp;ID с точностью ±20-30% по количеству)». Строка «Спецификация на КИПиА» для Лота №2 в v4.1 вычеркнута (принято в редакции v4.1) — спецификация приборов переносится на детальный этап, в БИ выдаётся только перечень.</w:t>
       </w:r>
     </w:p>
     <w:p>
@@ -3408,14 +3408,14 @@
           <w:sz w:val="20"/>
         </w:rPr>
         <w:t xml:space="preserve">LINE LIST (основные линии; диаметры — из расходов ИД по d = √(4·Q/(π·v)), принятые скорости: растворы 0,8–1,0 м/с, контуры циркуляции пульпы 2,2–2,4 м/с, вода СОВ 1,5–1,8 м/с, глухой/рабочий пар 35–40 м/с, соковый пар под вакуумом 50 м/с; подтверждаются гидравлическим расчётом БИ):
-— питание нитки 1 (фильтрат, 65–75 °C): 5,07 м³/ч → d = √(4×0,00141/(π×1,0)) = 0,042 м → Dу 50, 904L;
-— маточник-1 в нитку 2: 1,42 м³/ч → Dу 25–32, 904L, c обогревом (бак 4.1.5);
-— контур циркуляции нитки 1: 633 м³/ч → d = √(4×0,176/(π×2,4)) = 0,31 м → Dу 300–350, 904L; нитки 2: 251 м³/ч → 0,20 м → Dу 200, 904L;
-— соковый пар (объёмные потоки по табл. 4.1 ИД): I ст. н.1 49 417 м³/ч → d = √(4×13,73/(π×50)) = 0,59 м → Dу 600; II ст. н.1 23 032 м³/ч → 0,40 м → Dу 400; I ст. н.2 17 647 м³/ч → 0,35 м → Dу 350; II ст. н.2 5 530 м³/ч → 0,20 м → Dу 200; исполнение 904L (влажный кислый пар с уносом капель);
-— глухой пар 0,6 МПа (v″ = 0,316 м³/кг): н.1 2,1 т/ч = 663 м³/ч → d = √(4×0,184/(π×35)) = 0,082 м → Dу 80–100; н.2 0,9 т/ч → Dу 65; рабочий пар эжекторов/ПЭБ: н.1 1,02 т/ч → Dу 50, н.2 0,34 т/ч → Dу 32–40 — сталь по ГОСТ 32569;
-— конденсат глухого пара: 3,0 т/ч → Dу 32–40;
-— кислая СОВ: конденсатор н.1 380 м³/ч → d = √(4×0,106/(π×1,8)) = 0,27 м → Dу 300 (подача и возврат); н.2 138 м³/ч → Dу 150–200; конденсаторы ПЭБ 32/18 м³/ч → Dу 80–100/65 — кислотостойкое исполнение (до 0,5 г/л H₂SO₄, ИД п. 2.5); барометрические трубы — см. раздел «Вакуумная система» (Dу 350–400 / 200–250 / 100–125);
-— маточник-2 в ЦЭН: 0,22 м³/ч — Dу 25–32 по минимальному проходу (не по скорости), с обогревом/изоляцией (насыщенный раствор, не охлаждать ниже 25–30 °C).</w:t>
+— питание нитки 1 (фильтрат, 65–75 °C): 5,07 м³/ч → d = √(4×0,00141/(π×1,0)) = 0,042 м → Ду 50, 904L;
+— маточник-1 в нитку 2: 1,42 м³/ч → Ду 25–32, 904L, c обогревом (бак 4.1.5);
+— контур циркуляции нитки 1: 633 м³/ч → d = √(4×0,176/(π×2,4)) = 0,31 м → Ду 300–350, 904L; нитки 2: 251 м³/ч → 0,20 м → Ду 200, 904L;
+— соковый пар (объёмные потоки по табл. 4.1 ИД): I ст. н.1 49 417 м³/ч → d = √(4×13,73/(π×50)) = 0,59 м → Ду 600; II ст. н.1 23 032 м³/ч → 0,40 м → Ду 400; I ст. н.2 17 647 м³/ч → 0,35 м → Ду 350; II ст. н.2 5 530 м³/ч → 0,20 м → Ду 200; исполнение 904L (влажный кислый пар с уносом капель);
+— глухой пар 0,6 МПа (v″ = 0,316 м³/кг): н.1 2,1 т/ч = 663 м³/ч → d = √(4×0,184/(π×35)) = 0,082 м → Ду 80–100; н.2 0,9 т/ч → Ду 65; рабочий пар эжекторов/ПЭБ: н.1 1,02 т/ч → Ду 50, н.2 0,34 т/ч → Ду 32–40 — сталь по ГОСТ 32569;
+— конденсат глухого пара: 3,0 т/ч → Ду 32–40;
+— кислая СОВ: конденсатор н.1 380 м³/ч → d = √(4×0,106/(π×1,8)) = 0,27 м → Ду 300 (подача и возврат); н.2 138 м³/ч → Ду 150–200; конденсаторы ПЭБ 32/18 м³/ч → Ду 80–100/65 — кислотостойкое исполнение (до 0,5 г/л H₂SO₄, ИД п. 2.5); барометрические трубы — см. раздел «Вакуумная система» (Ду 350–400 / 200–250 / 100–125);
+— маточник-2 в ЦЭН: 0,22 м³/ч — Ду 25–32 по минимальному проходу (не по скорости), с обогревом/изоляцией (насыщенный раствор, не охлаждать ниже 25–30 °C).</w:t>
       </w:r>
     </w:p>
     <w:p>
@@ -3431,7 +3431,7 @@
         <w:rPr>
           <w:sz w:val="20"/>
         </w:rPr>
-        <w:t xml:space="preserve">ПРИБОРЫ: перечень по контурам раздела «P&amp;ID» — AI ≈ 70–90, DI/DO ≈ 120–160; укрупнённая сверка по типовым наборам на агрегат (calc IO-TOTAL) даёт 350–500 сигналов с запасом 30 % — расхождение объясняется учётом системных/комплектных сигналов (центрифуги, фасовка, ИБП) и принимается верхней границей для выбора КТС АСУ. Типы: расходомеры электромагнитные в футеровке PFA, уровнемеры радарные, давление/разрежение — с разделительными мембранами (тантал/PTFE), плотномеры на байпасе.</w:t>
+        <w:t xml:space="preserve">ПРИБОРЫ: перечень по контурам раздела «P&amp;ID» — AI ≈ 70–90, DI/DO ≈ 120–160; укрупнённая сверка по типовым наборам на агрегат (расчётная записка КВАНТ) даёт 350–500 сигналов с запасом 30 % — расхождение объясняется учётом системных/комплектных сигналов (центрифуги, фасовка, ИБП) и принимается верхней границей для выбора КТС АСУ. Типы: расходомеры электромагнитные в футеровке PFA, уровнемеры радарные, давление/разрежение — с разделительными мембранами (тантал/PTFE), плотномеры на байпасе.</w:t>
       </w:r>
     </w:p>
     <w:tbl>
@@ -3536,7 +3536,7 @@
                 <w:color w:val="666666"/>
                 <w:sz w:val="18"/>
               </w:rPr>
-              <w:t xml:space="preserve">ТЗ v4.1 (состав БИ Лота №2); D-24</w:t>
+              <w:t xml:space="preserve">ТЗ v4.1 (состав БИ Лота №2)</w:t>
             </w:r>
           </w:p>
         </w:tc>
@@ -3564,7 +3564,7 @@
               <w:rPr>
                 <w:sz w:val="19"/>
               </w:rPr>
-              <w:t xml:space="preserve">питание Dу 50; циркуляция Dу 300–350/200; соковый пар Dу 600/400/350/200; глухой пар Dу 80–100/65; СОВ Dу 300/150–200</w:t>
+              <w:t xml:space="preserve">питание Ду 50; циркуляция Ду 300–350/200; соковый пар Ду 600/400/350/200; глухой пар Ду 80–100/65; СОВ Ду 300/150–200</w:t>
             </w:r>
           </w:p>
         </w:tc>
@@ -3704,7 +3704,7 @@
                 <w:color w:val="666666"/>
                 <w:sz w:val="18"/>
               </w:rPr>
-              <w:t xml:space="preserve">раздел P&amp;ID; calc IO-TOTAL</w:t>
+              <w:t xml:space="preserve">раздел P&amp;ID; расчётная записка КВАНТ</w:t>
             </w:r>
           </w:p>
         </w:tc>
@@ -3746,7 +3746,7 @@
                 <w:color w:val="666666"/>
                 <w:sz w:val="18"/>
               </w:rPr>
-              <w:t xml:space="preserve">ТЗ v4.1; D-25</w:t>
+              <w:t xml:space="preserve">ТЗ v4.1</w:t>
             </w:r>
           </w:p>
         </w:tc>
@@ -3781,7 +3781,7 @@
         <w:rPr>
           <w:sz w:val="19"/>
         </w:rPr>
-        <w:t xml:space="preserve">Гидравлический расчёт и подтверждение Dу/скоростей — при выпуске предварительных P&amp;ID</w:t>
+        <w:t xml:space="preserve">Гидравлический расчёт и подтверждение Ду/скоростей — при выпуске предварительных P&amp;ID</w:t>
       </w:r>
     </w:p>
     <w:p>
@@ -4230,7 +4230,7 @@
           <w:sz w:val="20"/>
         </w:rPr>
         <w:t xml:space="preserve">1. Испарители нитки 1 (2 шт.): масса содержимого 34,5 м³ × 1,3 т/м³ ≈ 45 т + корпус 904L (по данным изготовителя, ориентировочно 8–15 т) + контур циркуляции ≈ 1,3 т содержимого — расчётная вертикальная нагрузка на постамент/этажерку ≈ 550–650 кН на аппарат (гидроиспытание — полное заполнение водой, проверить отдельно). Испарители нитки 2 (2 шт.): 8,9 × 1,3 ≈ 11,6 т + корпус — ≈ 160–200 кН.
-2. Барометрические конденсаторы со стояками: корпус + водяное заполнение трубы Dу 350 (~1,0 м³) — ≈ 60–90 кН на фундамент гидрозатвора; горизонтальные связи стояка к каркасу здания (проверка каркаса на дополнительные ≈5–10 кН узловых).
+2. Барометрические конденсаторы со стояками: корпус + водяное заполнение трубы Ду 350 (~1,0 м³) — ≈ 60–90 кН на фундамент гидрозатвора; горизонтальные связи стояка к каркасу здания (проверка каркаса на дополнительные ≈5–10 кН узловых).
 3. Центрифуги пульсирующие 1800 об⁻¹ — динамические нагрузки: индивидуальные фундаменты (или виброизолированные рамы), отстроенные от резонанса; динамический коэффициент и неуравновешенные силы — по паспорту изготовителя; проектирование по нормам на фундаменты машин с динамическими нагрузками (СП 26.13330).
 4. Насосы циркуляции 633/251 м³/ч — рамные фундаменты с виброизоляцией, нагрузки &lt; 30 кН.
 5. Этажерка испарителей II ступеней (+8…+9 м) — сталь по СП 16.13330; передача на существующие ростверки только после поверочного расчёта; при дефиците несущей способности — самостоятельные фундаменты этажерки.
@@ -5634,7 +5634,7 @@
                 <w:color w:val="666666"/>
                 <w:sz w:val="18"/>
               </w:rPr>
-              <w:t xml:space="preserve">calc L2-EVAP</w:t>
+              <w:t xml:space="preserve">расчётная записка КВАНТ</w:t>
             </w:r>
           </w:p>
         </w:tc>
@@ -5721,7 +5721,7 @@
         <w:rPr>
           <w:sz w:val="20"/>
         </w:rPr>
-        <w:t xml:space="preserve">Обязательный раздел ПЗ (ТЗ v4.1). Границы по таблице v4.1: пар — фланцы выпарных аппаратов I ступеней, эжекторов и крышки сборника маточника 1; водоснабжение/водоотведение — «уточняется при разработке БИ и ОТР»; электроэнергия — «предварительно: шкафы управления 0,4 кВ»; строка сжатого воздуха в v4.1 опустела (C-96) — параметры приняты по v3.6 до подтверждения. ТУ на подключение запрашивает Заказчик; БИ выдаёт исходные данные для запроса (позиция E-02) — зафиксировать в договоре.</w:t>
+        <w:t xml:space="preserve">Обязательный раздел ПЗ (ТЗ v4.1). Границы по таблице v4.1: пар — фланцы выпарных аппаратов I ступеней, эжекторов и крышки сборника маточника 1; водоснабжение/водоотведение — «уточняется при разработке БИ и ОТР»; электроэнергия — «предварительно: шкафы управления 0,4 кВ»; строка сжатого воздуха в v4.1 опустела — параметры приняты по предыдущей редакции ТЗ до подтверждения. ТУ на подключение запрашивает Заказчик; БИ выдаёт исходные данные для запроса — зафиксировать в договоре.</w:t>
       </w:r>
     </w:p>
     <w:p>
@@ -5753,7 +5753,7 @@
         <w:rPr>
           <w:sz w:val="20"/>
         </w:rPr>
-        <w:t xml:space="preserve">ЭЛЕКТРОЭНЕРГИЯ: 0,4 кВ от шкафов управления (граница v4.1); установленная мощность 160–220 кВт (оценка комплектации), средняя нагрузка ≈0,19 МВт по сводке для ТУ комплекса (calc EL-TOTAL) — детально см. раздел «Электроснабжение и электрооборудование».</w:t>
+        <w:t xml:space="preserve">ЭЛЕКТРОЭНЕРГИЯ: 0,4 кВ от шкафов управления (граница v4.1); установленная мощность 160–220 кВт (оценка комплектации), средняя нагрузка ≈0,19 МВт по сводке для ТУ комплекса (расчётная записка КВАНТ) — детально см. раздел «Электроснабжение и электрооборудование».</w:t>
       </w:r>
     </w:p>
     <w:tbl>
@@ -6026,7 +6026,7 @@
                 <w:color w:val="666666"/>
                 <w:sz w:val="18"/>
               </w:rPr>
-              <w:t xml:space="preserve">ТЗ v4.1 (границы); calc EL-TOTAL</w:t>
+              <w:t xml:space="preserve">ТЗ v4.1 (границы); расчётная записка КВАНТ</w:t>
             </w:r>
           </w:p>
         </w:tc>
@@ -6077,7 +6077,7 @@
         <w:rPr>
           <w:sz w:val="19"/>
         </w:rPr>
-        <w:t xml:space="preserve">Восстановление строки сжатого воздуха в таблице границ v4.1 (C-96) — подтвердить у Заказчика</w:t>
+        <w:t xml:space="preserve">Восстановление строки сжатого воздуха в таблице границ v4.1 — вынесено в наши предложения к документации (п.6), ждём решения Заказчика</w:t>
       </w:r>
     </w:p>
     <w:p>
@@ -6113,15 +6113,15 @@
         <w:rPr>
           <w:sz w:val="20"/>
         </w:rPr>
-        <w:t xml:space="preserve">Объём сведений по Прил. №3 на стадии БИ — договорной (оговорка самого приложения, позиция E-01): для Лота №2 в БИ выдаются данные уровня FEED — расчёт электрических нагрузок, обоснование схемы 0,4 кВ, однолинейные схемы главных цепей, предварительный перечень основного электрооборудования, предварительный выбор сечений основных питающих кабелей, расчёт токов КЗ для предварительного выбора аппаратов, концепция заземления/молниезащиты и принципиальные требования к освещению; спецификации материалов, кабельные журналы и светотехнические расчёты — детальный этап (РД).</w:t>
-      </w:r>
-    </w:p>
-    <w:p>
-      <w:r>
-        <w:rPr>
-          <w:sz w:val="20"/>
-        </w:rPr>
-        <w:t xml:space="preserve">НАГРУЗКИ: установленная мощность по спецификациям ИД ≈114 кВт (нитка 1 — 69,5 кВт; нитка 2 — 44,5 кВт); с неучтёнными в спецификациях потребителями (вакуум-насосы ВВН1-6/ВВН1-3, мешалки обогреваемых баков, транспортёр, узел фасовки, обогревы КИП) полная установленная — 160–220 кВт; средняя нагрузка участка ≈0,19 МВт по сводке электрических нагрузок комплекса для запроса ТУ (calc EL-TOTAL; доля Лота №2 ≈1 % средней нагрузки комплекса 17,3 МВт). Близость средней (190 кВт) к установленной (160–220 кВт) — признак недооценки установленной мощности: сверить при комплектации (открытая позиция). Крупнейший привод — циркуляционный насос нитки 1, 22 кВт: прямой пуск от сети 0,4 кВ, пусковые характеристики — по каталогу (порог «пусковые токи по каталожным данным для приводов ≥100 кВт» участку не требуется — таких приводов нет).</w:t>
+        <w:t xml:space="preserve">Объём сведений по Прил. №3 на стадии БИ — договорной (оговорка самого приложения): для Лота №2 в БИ выдаются данные уровня FEED — расчёт электрических нагрузок, обоснование схемы 0,4 кВ, однолинейные схемы главных цепей, предварительный перечень основного электрооборудования, предварительный выбор сечений основных питающих кабелей, расчёт токов КЗ для предварительного выбора аппаратов, концепция заземления/молниезащиты и принципиальные требования к освещению; спецификации материалов, кабельные журналы и светотехнические расчёты — детальный этап (РД).</w:t>
+      </w:r>
+    </w:p>
+    <w:p>
+      <w:r>
+        <w:rPr>
+          <w:sz w:val="20"/>
+        </w:rPr>
+        <w:t xml:space="preserve">НАГРУЗКИ: установленная мощность по спецификациям ИД ≈114 кВт (нитка 1 — 69,5 кВт; нитка 2 — 44,5 кВт); с неучтёнными в спецификациях потребителями (вакуум-насосы ВВН1-6/ВВН1-3, мешалки обогреваемых баков, транспортёр, узел фасовки, обогревы КИП) полная установленная — 160–220 кВт; средняя нагрузка участка ≈0,19 МВт по сводке электрических нагрузок комплекса для запроса ТУ (расчётная записка КВАНТ; доля Лота №2 ≈1 % средней нагрузки комплекса 17,3 МВт). Близость средней (190 кВт) к установленной (160–220 кВт) — признак недооценки установленной мощности: сверить при комплектации (открытая позиция). Крупнейший привод — циркуляционный насос нитки 1, 22 кВт: прямой пуск от сети 0,4 кВ, пусковые характеристики — по каталогу (порог «пусковые токи по каталожным данным для приводов ≥100 кВт» участку не требуется — таких приводов нет).</w:t>
       </w:r>
     </w:p>
     <w:p>
@@ -6137,15 +6137,15 @@
         <w:rPr>
           <w:sz w:val="20"/>
         </w:rPr>
-        <w:t xml:space="preserve">СРЕДА И ИСПОЛНЕНИЕ: среда химически активная (аэрозоли H₂SO₄ и сульфатов) — оболочки электрооборудования и кабель в химстойком исполнении, степень защиты не ниже IP54 (шкафы — IP65 с подпором, по Прил. №5); кабельные трассы — стеклопластик/композит с разделением силовых и слаботочных (Прил. №5). Взрывоопасных зон НЕТ: все среды участка негорючие (водные растворы сульфатов, водяной пар) — классификация взрывоопасных зон по ПУЭ не выполняется, Ex-исполнение не требуется (позиция E-15 для лота неактуальна).</w:t>
-      </w:r>
-    </w:p>
-    <w:p>
-      <w:r>
-        <w:rPr>
-          <w:sz w:val="20"/>
-        </w:rPr>
-        <w:t xml:space="preserve">КОМПЕНСАЦИЯ РЕАКТИВНОЙ МОЩНОСТИ: двигательная нагрузка мелкая (≤22 кВт), отдельные установки КРМ на участке предварительно не предусматриваются — компенсация централизованно на РУ/ТП цеха (вне границ лота; решение подтверждается расчётом нагрузок БИ). ЗАЗЕМЛЕНИЕ/МОЛНИЕЗАЩИТА: на участке — магистраль уравнивания потенциалов, заземление корпусов аппаратов, этажерок и стояков; тип заземлителя и молниезащита — по проекту здания (существующий ГМУ / новый корпус), выбор — детальный этап по данным изысканий (E-08). ОСВЕЩЕНИЕ: принципиальные требования — нормируемая освещённость по СП 52.13330, химстойкие светильники, аварийное и эвакуационное освещение зон обслуживания этажерок (+8…+9 м) и приямков (−2,0…−2,5 м); светотехнический расчёт — РД (E-09).</w:t>
+        <w:t xml:space="preserve">СРЕДА И ИСПОЛНЕНИЕ: среда химически активная (аэрозоли H₂SO₄ и сульфатов) — оболочки электрооборудования и кабель в химстойком исполнении, степень защиты не ниже IP54 (шкафы — IP65 с подпором, по Прил. №5); кабельные трассы — стеклопластик/композит с разделением силовых и слаботочных (Прил. №5). Взрывоопасных зон НЕТ: все среды участка негорючие (водные растворы сульфатов, водяной пар) — классификация взрывоопасных зон по ПУЭ не выполняется, Ex-исполнение не требуется (соответствующий пункт Прил. №3 для лота неактуален).</w:t>
+      </w:r>
+    </w:p>
+    <w:p>
+      <w:r>
+        <w:rPr>
+          <w:sz w:val="20"/>
+        </w:rPr>
+        <w:t xml:space="preserve">КОМПЕНСАЦИЯ РЕАКТИВНОЙ МОЩНОСТИ: двигательная нагрузка мелкая (≤22 кВт), отдельные установки КРМ на участке предварительно не предусматриваются — компенсация централизованно на РУ/ТП цеха (вне границ лота; решение подтверждается расчётом нагрузок БИ). ЗАЗЕМЛЕНИЕ/МОЛНИЕЗАЩИТА: на участке — магистраль уравнивания потенциалов, заземление корпусов аппаратов, этажерок и стояков; тип заземлителя и молниезащита — по проекту здания (существующий ГМУ / новый корпус), выбор — детальный этап по данным изысканий. ОСВЕЩЕНИЕ: принципиальные требования — нормируемая освещённость по СП 52.13330, химстойкие светильники, аварийное и эвакуационное освещение зон обслуживания этажерок (+8…+9 м) и приямков (−2,0…−2,5 м); светотехнический расчёт — РД.</w:t>
       </w:r>
     </w:p>
     <w:tbl>
@@ -6292,7 +6292,7 @@
                 <w:color w:val="666666"/>
                 <w:sz w:val="18"/>
               </w:rPr>
-              <w:t xml:space="preserve">calc EL-TOTAL (ИД табл. 8.5 + досчёты)</w:t>
+              <w:t xml:space="preserve">расчётная записка КВАНТ (ИД табл. 8.5 + досчёты)</w:t>
             </w:r>
           </w:p>
         </w:tc>
@@ -6437,7 +6437,7 @@
           <w:color w:val="444444"/>
           <w:sz w:val="19"/>
         </w:rPr>
-        <w:t xml:space="preserve">ПУЭ (изд. 7) — Категории надёжности (п. 1.2.17–1.2.21), электроустановки в химически активной среде, заземление; Приложение №3 к ТЗ — Состав сведений по электроснабжению; объём на БИ — по протоколу (E-01); СП 52.13330.2016 — Нормируемая освещённость; зоны аварийного и эвакуационного освещения; ГОСТ 14254-2015 — Степени защиты оболочек (IP) электрооборудования участка</w:t>
+        <w:t xml:space="preserve">ПУЭ (изд. 7) — Категории надёжности (п. 1.2.17–1.2.21), электроустановки в химически активной среде, заземление; Приложение №3 к ТЗ — Состав сведений по электроснабжению; объём на БИ — по протоколу; СП 52.13330.2016 — Нормируемая освещённость; зоны аварийного и эвакуационного освещения; ГОСТ 14254-2015 — Степени защиты оболочек (IP) электрооборудования участка</w:t>
       </w:r>
     </w:p>
     <w:p>
@@ -6453,7 +6453,7 @@
         <w:rPr>
           <w:sz w:val="19"/>
         </w:rPr>
-        <w:t xml:space="preserve">Протокол применимых пунктов Прил. №3 на стадии БИ (E-01) — до договора</w:t>
+        <w:t xml:space="preserve">Протокол применимых пунктов Прил. №3 на стадии БИ — до договора</w:t>
       </w:r>
     </w:p>
     <w:p>
@@ -6505,7 +6505,7 @@
         <w:rPr>
           <w:sz w:val="20"/>
         </w:rPr>
-        <w:t xml:space="preserve">Состав по ТЗ v4.1: тепловыделения и выделения вредностей от оборудования в помещения цеха — «предварительные расчетные данные по аналогам» (позиции D-27/D-28 приняты в v4.1); подтверждение — по vendor data на детальном этапе.</w:t>
+        <w:t xml:space="preserve">Состав по ТЗ v4.1: тепловыделения и выделения вредностей от оборудования в помещения цеха — «предварительные расчетные данные по аналогам» (принято в редакции v4.1); подтверждение — по vendor data на детальном этапе.</w:t>
       </w:r>
     </w:p>
     <w:p>
@@ -7653,7 +7653,7 @@
         <w:rPr>
           <w:sz w:val="19"/>
         </w:rPr>
-        <w:t xml:space="preserve">Количественная спецификация с массами и энергопотреблением — после получения бюджетных ТКП по основному оборудованию (ТЗ v4.1, D-29)</w:t>
+        <w:t xml:space="preserve">Количественная спецификация с массами и энергопотреблением — после получения бюджетных ТКП по основному оборудованию (ТЗ v4.1)</w:t>
       </w:r>
     </w:p>
     <w:p>
@@ -7721,7 +7721,7 @@
         <w:rPr>
           <w:sz w:val="20"/>
         </w:rPr>
-        <w:t xml:space="preserve">ПНР И ГАРАНТИЙНЫЕ ИСПЫТАНИЯ: вывод на режим — вода → растворы с поэтапным набором плотности пульпы; гарантийный пробег с подтверждением показателей: производительность 1,70 т/ч по медному и 0,80 т/ч по смешанному купоросу, остаточная влажность ≤6 %, крупность ≤2,0 мм, Cu в медном купоросе ≥25,0 % на сухой продукт (гарантийный базис — см. оговорку F-KUPOROS в разделе «Сырьё и продукция»), удельный расход пара (расчётный базис GOR 0,76 кг испарённой воды/кг пара — calc L2-EVAP); длительность и допуски пробега — программой гарантийных испытаний (на стадии БИ). ПРИЁМКА: декларирование машин по ТР ТС 010/2011; паровые полости — оценка соответствия по ТР ТС 032/2013, постановка на учёт — по критериям ФНП № 536; вакуумные корпуса под действие ТР ТС 032 не подпадают (нет избыточного давления).</w:t>
+        <w:t xml:space="preserve">ПНР И ГАРАНТИЙНЫЕ ИСПЫТАНИЯ: вывод на режим — вода → растворы с поэтапным набором плотности пульпы; гарантийный пробег с подтверждением показателей: производительность 1,70 т/ч по медному и 0,80 т/ч по смешанному купоросу, остаточная влажность ≤6 %, крупность ≤2,0 мм, Cu в медном купоросе ≥25,0 % на сухой продукт (гарантийный базис — гарантийная рамка расчётной записки КВАНТ в разделе «Сырьё и продукция»), удельный расход пара (расчётный базис GOR 0,76 кг испарённой воды/кг пара — расчётная записка КВАНТ); длительность и допуски пробега — программой гарантийных испытаний (на стадии БИ). ПРИЁМКА: декларирование машин по ТР ТС 010/2011; паровые полости — оценка соответствия по ТР ТС 032/2013, постановка на учёт — по критериям ФНП № 536; вакуумные корпуса под действие ТР ТС 032 не подпадают (нет избыточного давления).</w:t>
       </w:r>
     </w:p>
     <w:tbl>
@@ -7952,7 +7952,7 @@
                 <w:color w:val="666666"/>
                 <w:sz w:val="18"/>
               </w:rPr>
-              <w:t xml:space="preserve">ИД табл. 3.1; calc (guarantees, L2-EVAP)</w:t>
+              <w:t xml:space="preserve">ИД табл. 3.1; расчётная записка КВАНТ (гарантийная рамка)</w:t>
             </w:r>
           </w:p>
         </w:tc>
@@ -8097,15 +8097,15 @@
         <w:rPr>
           <w:sz w:val="20"/>
         </w:rPr>
-        <w:t xml:space="preserve">Сводка стыков Лота №2 по границам таблицы v4.1 (перекрёстные ссылки в ТЗ даны и как п. 4.3, и как п. 5.3 — C-97); каждый стык — предмет согласования форматом «исходные требования смежному проектировщику».</w:t>
-      </w:r>
-    </w:p>
-    <w:p>
-      <w:r>
-        <w:rPr>
-          <w:sz w:val="20"/>
-        </w:rPr>
-        <w:t xml:space="preserve">1. МЕДНЫЙ КОНТУР ГМУ (участки выщелачивания/фильтрации — вне лотов БИ): вход — богатый фильтрат 42,2 тыс. м³/год (5,07 м³/ч), граница v4.1 — фланец выпарного аппарата I ступени, подводящий трубопровод от ёмкости 4.1.19 — ВНЕ лота (проектирует смежник по нашим исходным: Dу 50, 904L, 65–75 °C); выход — раствор растворения купороса 5,9–6,8 м³/ч (Cu 95–120 кг/м³) в репульпатор 4.1.21 на контрольную фильтрацию; аварийное опорожнение ниток — в резервный реактор выщелачивания с возвратом пульпы (ИД разд. 4.2.1) — трассы и точки за смежником.</w:t>
+        <w:t xml:space="preserve">Сводка стыков Лота №2 по границам таблицы v4.1 (перекрёстные ссылки в ТЗ даны и как п. 4.3, и как п. 5.3); каждый стык — предмет согласования форматом «исходные требования смежному проектировщику».</w:t>
+      </w:r>
+    </w:p>
+    <w:p>
+      <w:r>
+        <w:rPr>
+          <w:sz w:val="20"/>
+        </w:rPr>
+        <w:t xml:space="preserve">1. МЕДНЫЙ КОНТУР ГМУ (участки выщелачивания/фильтрации — вне лотов БИ): вход — богатый фильтрат 42,2 тыс. м³/год (5,07 м³/ч), граница v4.1 — фланец выпарного аппарата I ступени, подводящий трубопровод от ёмкости 4.1.19 — ВНЕ лота (проектирует смежник по нашим исходным: Ду 50, 904L, 65–75 °C); выход — раствор растворения купороса 5,9–6,8 м³/ч (Cu 95–120 кг/м³) в репульпатор 4.1.21 на контрольную фильтрацию; аварийное опорожнение ниток — в резервный реактор выщелачивания с возвратом пульпы (ИД разд. 4.2.1) — трассы и точки за смежником.</w:t>
       </w:r>
     </w:p>
     <w:p>
@@ -8129,7 +8129,7 @@
         <w:rPr>
           <w:sz w:val="20"/>
         </w:rPr>
-        <w:t xml:space="preserve">4. ЛОТ №1 / ТЕПЛОЦЕНТР: пар 0,6 МПа (T_нас ≈159 °C) 4,3–4,4 т/ч (36,3 тыс. т/год) — редуцированный пар КУ после РОУ, при недостатке — теплоцентр (ИД п. 1.3.13); возврат конденсата ≈3,0 т/ч. Балансовая увязка пара КУ ↔ потребление участка — через сводный энергобаланс комплекса (вкладка расчётов).</w:t>
+        <w:t xml:space="preserve">4. ЛОТ №1 / ТЕПЛОЦЕНТР: пар 0,6 МПа (T_нас ≈159 °C) 4,3–4,4 т/ч (36,3 тыс. т/год) — редуцированный пар КУ после РОУ, при недостатке — теплоцентр (ИД п. 1.3.13); возврат конденсата ≈3,0 т/ч. Балансовая увязка пара КУ ↔ потребление участка — через сводный энергобаланс комплекса (расчётная записка КВАНТ).</w:t>
       </w:r>
     </w:p>
     <w:p>
@@ -8571,31 +8571,31 @@
         <w:rPr>
           <w:sz w:val="20"/>
         </w:rPr>
-        <w:t xml:space="preserve">По «Прочим условиям» ТЗ: на этапе БИ разрабатывается модель технологического оборудования/передела по Приложению №4 (ТЗ на ЦИМ ред. 2 от 25.08.2026), выпуск — отдельным этапом. Цель модели в ред. 2 — проверка коллизий стадии «базовый инжиниринг» (М-01 принят); выпуск ПД/РД из ЦИМ и атрибутика стадий П/Р исключены.</w:t>
-      </w:r>
-    </w:p>
-    <w:p>
-      <w:r>
-        <w:rPr>
-          <w:sz w:val="20"/>
-        </w:rPr>
-        <w:t xml:space="preserve">СОСТАВ МОДЕЛИ ЛОТА №2: габаритные тела оборудования и компоновка (уровень LOD 200): 4 испарителя с подогревателями и контурами циркуляции, 2 барометрических конденсатора со стояками ~10,5 м и гидрозатворами в приямках −2,0…−2,5 м, 2 ПЭБ, солевые колонны (столб 7,0–7,9 м), этажерка II ступеней (+8…+9 м), центрифуги, репульпаторы, баки, узел фасовки, основные трубопроводы (line list — см. одноимённый раздел); зоны обслуживания и выемки трубных пучков — объёмными элементами (M-19); библиотечный компонент на каждый типоразмер (M-21); LOI — по листу «Стадия БИ_ТХ» нового Прил. 1 (только оборудование ТХ и ЭОМ/СС/АК; листов АР/КР нет — M-15/M-16 сняты); классификация элементов IFC по типам/категориям/классам (M-20 в ред. 2).</w:t>
-      </w:r>
-    </w:p>
-    <w:p>
-      <w:r>
-        <w:rPr>
-          <w:sz w:val="20"/>
-        </w:rPr>
-        <w:t xml:space="preserve">КОЛЛИЗИИ — ГЛАВНАЯ ЦЕННОСТЬ ДЛЯ ЛОТА №2: вертикальная компоновка на пределе габаритов (верх конденсаторов +11,0…+11,5 при низе ферм +12,4…+12,9 — запас 0,9–1,9 м; пересечения стояков с крановыми зонами; приямки у свайных ростверков) — проверки по Таблице 3 ред. 2 (M-25) против строительной подосновы: в сценарии А — обмерная модель существующего ГМУ (источник подосновы — открытая позиция), в базовом сценарии — строительная модель нового корпуса (~16 тыс. м³, см. calc NB-EW/NB-COST) от Генпроектировщика; порядок объединения моделей — согласовать.</w:t>
-      </w:r>
-    </w:p>
-    <w:p>
-      <w:r>
-        <w:rPr>
-          <w:sz w:val="20"/>
-        </w:rPr>
-        <w:t xml:space="preserve">ОБМЕН И ПЕРЕДАЧА: выгрузка IFC в СОД Заказчика — раз в 4 недели (M-08 ред. 2; было раз в 2); состав передачи — исходники, IFC, сводная модель, отчёт «Описание ЦИМ» (M-09 ред. 2; LandXML исключён); инструментальная среда — перечень ПО ред. 2 «рекомендуемый», применяемое ПО согласуется с Заказчиком (M-04).</w:t>
+        <w:t xml:space="preserve">По «Прочим условиям» ТЗ: на этапе БИ разрабатывается модель технологического оборудования/передела по Приложению №4 (ТЗ на ЦИМ ред. 2 от 25.08.2026), выпуск — отдельным этапом. Цель модели в ред. 2 — проверка коллизий стадии «базовый инжиниринг»; выпуск ПД/РД из ЦИМ и атрибутика стадий П/Р исключены.</w:t>
+      </w:r>
+    </w:p>
+    <w:p>
+      <w:r>
+        <w:rPr>
+          <w:sz w:val="20"/>
+        </w:rPr>
+        <w:t xml:space="preserve">СОСТАВ МОДЕЛИ ЛОТА №2: габаритные тела оборудования и компоновка (уровень LOD 200): 4 испарителя с подогревателями и контурами циркуляции, 2 барометрических конденсатора со стояками ~10,5 м и гидрозатворами в приямках −2,0…−2,5 м, 2 ПЭБ, солевые колонны (столб 7,0–7,9 м), этажерка II ступеней (+8…+9 м), центрифуги, репульпаторы, баки, узел фасовки, основные трубопроводы (line list — см. одноимённый раздел); зоны обслуживания и выемки трубных пучков — объёмными элементами; библиотечный компонент на каждый типоразмер; LOI — по листу «Стадия БИ_ТХ» нового Прил. 1 (только оборудование ТХ и ЭОМ/СС/АК; листов АР/КР нет — сняты в ред. 2); классификация элементов IFC по типам/категориям/классам (в ред. 2).</w:t>
+      </w:r>
+    </w:p>
+    <w:p>
+      <w:r>
+        <w:rPr>
+          <w:sz w:val="20"/>
+        </w:rPr>
+        <w:t xml:space="preserve">КОЛЛИЗИИ — ГЛАВНАЯ ЦЕННОСТЬ ДЛЯ ЛОТА №2: вертикальная компоновка на пределе габаритов (верх конденсаторов +11,0…+11,5 при низе ферм +12,4…+12,9 — запас 0,9–1,9 м; пересечения стояков с крановыми зонами; приямки у свайных ростверков) — проверки по Таблице 3 ред. 2 против строительной подосновы: в сценарии А — обмерная модель существующего ГМУ (источник подосновы — открытая позиция), в базовом сценарии — строительная модель нового корпуса (~16 тыс. м³, компоновочная основа — расчётная записка КВАНТ) от Генпроектировщика; порядок объединения моделей — согласовать.</w:t>
+      </w:r>
+    </w:p>
+    <w:p>
+      <w:r>
+        <w:rPr>
+          <w:sz w:val="20"/>
+        </w:rPr>
+        <w:t xml:space="preserve">ОБМЕН И ПЕРЕДАЧА: выгрузка IFC в СОД Заказчика — раз в 4 недели (по ред. 2; было раз в 2); состав передачи — исходники, IFC, сводная модель, отчёт «Описание ЦИМ» (по ред. 2; LandXML исключён); инструментальная среда — перечень ПО ред. 2 «рекомендуемый», применяемое ПО согласуется с Заказчиком.</w:t>
       </w:r>
     </w:p>
     <w:tbl>
@@ -8700,7 +8700,7 @@
                 <w:color w:val="666666"/>
                 <w:sz w:val="18"/>
               </w:rPr>
-              <w:t xml:space="preserve">Прил. №4 ред. 2 (М-01, M-13)</w:t>
+              <w:t xml:space="preserve">Прил. №4 ред. 2</w:t>
             </w:r>
           </w:p>
         </w:tc>
@@ -8742,7 +8742,7 @@
                 <w:color w:val="666666"/>
                 <w:sz w:val="18"/>
               </w:rPr>
-              <w:t xml:space="preserve">Прил. №4 ред. 2 (Прил. 1); D-31</w:t>
+              <w:t xml:space="preserve">Прил. №4 ред. 2 (Прил. 1)</w:t>
             </w:r>
           </w:p>
         </w:tc>
@@ -8784,7 +8784,7 @@
                 <w:color w:val="666666"/>
                 <w:sz w:val="18"/>
               </w:rPr>
-              <w:t xml:space="preserve">Прил. №4 ред. 2 (M-08, M-09)</w:t>
+              <w:t xml:space="preserve">Прил. №4 ред. 2</w:t>
             </w:r>
           </w:p>
         </w:tc>
@@ -8913,7 +8913,7 @@
         <w:rPr>
           <w:sz w:val="20"/>
         </w:rPr>
-        <w:t xml:space="preserve">В составе БИ приводится (в редакции ТЗ v4.1, 25.08.2026): (1) стоимость оборудования по БЮДЖЕТНЫМ ТКП по основному оборудованию — строка «не менее 2–3 ТКП на каждую позицию» в v4.1 вычеркнута (позиция D-29 принята); основное оборудование лота: испарительные установки 904L, центрифуги, вакуумное хозяйство, узел фасовки, АСУ; (2) БЮДЖЕТНАЯ оценка общей стоимости комплектной поставки технологического оборудования и материалов (трубопроводы, металлоконструкции этажерок, теплоизоляция, арматура, КИПиА) в границах проектирования (в v4.1 ссылка дана на п. 5.3 при таблице границ в п. 4.3 — двойная нумерация, C-97) — с учётом поставки АСУ с прикладным программным обеспечением. Класс точности оценки (Class 3, ±15–20 %) зафиксировать в договоре (позиция D-30).</w:t>
+        <w:t xml:space="preserve">В составе БИ приводится (в редакции ТЗ v4.1, 25.08.2026): (1) стоимость оборудования по БЮДЖЕТНЫМ ТКП по основному оборудованию — строка «не менее 2–3 ТКП на каждую позицию» в v4.1 вычеркнута (принято в редакции v4.1); основное оборудование лота: испарительные установки 904L, центрифуги, вакуумное хозяйство, узел фасовки, АСУ; (2) БЮДЖЕТНАЯ оценка общей стоимости комплектной поставки технологического оборудования и материалов (трубопроводы, металлоконструкции этажерок, теплоизоляция, арматура, КИПиА) в границах проектирования (в v4.1 ссылка дана на п. 5.3 при таблице границ в п. 4.3 — двойная нумерация) — с учётом поставки АСУ с прикладным программным обеспечением. Класс точности оценки (Class 3, ±15–20 %) зафиксировать в договоре.</w:t>
       </w:r>
     </w:p>
     <w:p>
@@ -9034,7 +9034,7 @@
                 <w:color w:val="666666"/>
                 <w:sz w:val="18"/>
               </w:rPr>
-              <w:t xml:space="preserve">ТЗ v4.1, раздел «Стоимость поставки по Лоту №2»; D-29/D-30</w:t>
+              <w:t xml:space="preserve">ТЗ v4.1, раздел «Стоимость поставки по Лоту №2»</w:t>
             </w:r>
           </w:p>
         </w:tc>

--- a/ove/public/docs/bi/ove75-lot2-pz-draft.docx
+++ b/ove/public/docs/bi/ove75-lot2-pz-draft.docx
@@ -1281,7 +1281,7 @@
         <w:rPr>
           <w:sz w:val="20"/>
         </w:rPr>
-        <w:t xml:space="preserve">НИТКА 1 (медный купорос). Приход металлов с фильтратом: m = V·c. Cu: 42,2 тыс. м³ × 102,9 кг/м³ = 4342 т/год; Ni: 42,2 × 20,6 = 869 т; Co: 67,5 т; Fe: 109,7 т; H₂SO₄: 755 т. Расход в маточник (на нитку 2): Cu: 11,81 × 60 = 709 т; Ni: 827 т; Co: 66,0 т; Fe: 106,1 т; H₂SO₄: 720 т. Медь в купорос по разности: 4342 − 709 = 3634 т/год → масса купороса 3634 / 0,257 = 14 139 т/год = 1,70 т/ч — совпадает с питанием центрифуг по ИД (1,6–1,8 т/ч твёрдого): невязка 0,05 %. Проверка примесей в купоросе по разности: Ni (869−827)/14 139 = 0,30 % (ИД 0,29 % — сходится); Fe 0,026 % (ИД 0,04 %); Co 0,011 % (ИД 0,02 %) — расхождения в пределах округлений диапазонов табл. 3.1. Испарённая вода: 2,2 + 0,29 = 2,49 т/ч = 20,7 тыс. т/год.</w:t>
+        <w:t xml:space="preserve">НИТКА 1 (медный купорос). Приход металлов с фильтратом: m = V·c. Cu: 42,2 тыс. м³ × 102,9 кг/м³ = 4342 т/год; Ni: 42,2 × 20,6 = 869 т; Co: 67,5 т; Fe: 109,7 т; H₂SO₄: 755 т. Расход в маточник (на нитку 2): Cu: 11,81 × 60 = 709 т; Ni: 827 т; Co: 66,0 т; Fe: 106,1 т; H₂SO₄: 720 т. Медь в купорос по разности: 4342 − 709 = 3634 т/год → масса купороса 3634 / 0,257 = 14 139 т/год = 1,70 т/ч — совпадает с питанием центрифуг по ИД (1,6–1,8 т/ч твёрдого): невязка баланса меди ≈0,06 т/год (&lt;0,01 % входа). Проверка примесей в купоросе по разности: Ni (869−827)/14 139 = 0,30 % (ИД 0,29 % — сходится); Fe 0,026 % (ИД 0,04 %); Co 0,011 % (ИД 0,02 %) — расхождения в пределах округлений диапазонов табл. 3.1. Испарённая вода: 2,2 + 0,29 = 2,49 т/ч = 20,7 тыс. т/год.</w:t>
       </w:r>
     </w:p>
     <w:p>
@@ -1297,7 +1297,7 @@
         <w:rPr>
           <w:sz w:val="20"/>
         </w:rPr>
-        <w:t xml:space="preserve">РАСТВОРЕНИЕ. Приход Cu: купорос 1,70 т/ч × 25,7 % = 437 кг/ч + бедный электролит 3,2–3,5 м³/ч × 35 кг/м³ = 112–123 кг/ч + Cu фильтрата-1 (состав — табл. 5.6 ИД). Выход: 5,9–6,8 м³/ч раствора с Cu 95–120 кг/м³ = 560–710 кг/ч. Баланс замыкается в диапазонах ИД; точный состав фильтрата-1 — открытая позиция.</w:t>
+        <w:t xml:space="preserve">РАСТВОРЕНИЕ. Приход Cu: купорос 1,70 т/ч × 25,7 % = 437 кг/ч + бедный электролит 3,2–3,5 м³/ч × 35 кг/м³ = 112–123 кг/ч + Cu фильтрата-1 (состав — табл. 5.6 ИД). Выход: 5,9–6,8 м³/ч раствора с Cu 95–120 кг/м³ = 560–816 кг/ч (интервальное произведение независимых границ; сопряжённые пары расход/концентрация ИД табл. 5.6 дали бы 646–708). Баланс замыкается в диапазонах ИД; точный состав фильтрата-1 — открытая позиция.</w:t>
       </w:r>
     </w:p>
     <w:p>
@@ -1396,7 +1396,7 @@
               <w:rPr>
                 <w:sz w:val="19"/>
               </w:rPr>
-              <w:t xml:space="preserve">4342 = 3634 (купорос) + 709 (маточник-1) т/год; невязка 0,05 %</w:t>
+              <w:t xml:space="preserve">4342 = 3634 (купорос) + 709 (маточник-1) т/год; невязка ≈0,06 т/год (&lt;0,01 %)</w:t>
             </w:r>
           </w:p>
         </w:tc>

--- a/ove/public/docs/bi/ove75-lot2-pz-draft.docx
+++ b/ove/public/docs/bi/ove75-lot2-pz-draft.docx
@@ -35,7 +35,7 @@
           <w:color w:val="666666"/>
           <w:sz w:val="18"/>
         </w:rPr>
-        <w:t xml:space="preserve">Рабочий материал КВАНТ, сформирован 27.08.2026 до старта работ: данные — из ИД ч.1/ч.2 и ТЗ v4.1; состав разделов — по требованиям ТЗ к содержанию БИ. Позиции «определяется на стадии БИ» закрываются после старта (ИД по варианту размещения, ТУ на подключение, ТКП). Не является выпущенной документацией.</w:t>
+        <w:t xml:space="preserve">Рабочий материал КВАНТ, сформирован 28.08.2026 до старта работ: данные — из ИД ч.1/ч.2 и ТЗ v4.1; состав разделов — по требованиям ТЗ к содержанию БИ. Позиции «определяется на стадии БИ» закрываются после старта (ИД по варианту размещения, ТУ на подключение, ТКП). Не является выпущенной документацией.</w:t>
       </w:r>
     </w:p>
     <w:p>

--- a/ove/public/docs/bi/ove75-lot2-pz-draft.docx
+++ b/ove/public/docs/bi/ove75-lot2-pz-draft.docx
@@ -35,7 +35,7 @@
           <w:color w:val="666666"/>
           <w:sz w:val="18"/>
         </w:rPr>
-        <w:t xml:space="preserve">Рабочий материал КВАНТ, сформирован 28.08.2026 до старта работ: данные — из ИД ч.1/ч.2 и ТЗ v4.1; состав разделов — по требованиям ТЗ к содержанию БИ. Позиции «определяется на стадии БИ» закрываются после старта (ИД по варианту размещения, ТУ на подключение, ТКП). Не является выпущенной документацией.</w:t>
+        <w:t xml:space="preserve">Рабочий материал КВАНТ, сформирован 01.09.2026 до старта работ: данные — из ИД ч.1/ч.2 и ТЗ v4.1; состав разделов — по требованиям ТЗ к содержанию БИ. Позиции «определяется на стадии БИ» закрываются после старта (ИД по варианту размещения, ТУ на подключение, ТКП). Не является выпущенной документацией.</w:t>
       </w:r>
     </w:p>
     <w:p>
@@ -9070,6 +9070,660 @@
           <w:sz w:val="19"/>
         </w:rPr>
         <w:t xml:space="preserve">Валюта и базис поставки, график платежей — коммерческий блок Заказчика</w:t>
+      </w:r>
+    </w:p>
+    <w:p>
+      <w:pPr>
+        <w:pStyle w:val="Heading2"/>
+      </w:pPr>
+      <w:r>
+        <w:rPr>
+          <w:b/>
+          <w:sz w:val="26"/>
+        </w:rPr>
+        <w:t xml:space="preserve">Закладные решения для последующей цифровизации</w:t>
+      </w:r>
+    </w:p>
+    <w:p>
+      <w:r>
+        <w:rPr>
+          <w:sz w:val="20"/>
+        </w:rPr>
+        <w:t xml:space="preserve">По решению Заказчика в базовый состав Лота №2 вносятся закладные решения под последующую цифровизацию участка — элементы, дешёвые на стадии строительства и дорогие (или требующие останова) при дооснащении: врезки и байпасы с отсечной арматурой, штуцеры, фланцевые петли, резервные гильзы, площадки с фундаментами, кабельные и сетевые резервы, а также требования в опросных листах оборудования. Закладные обеспечивают ввод решений реестра идей эффективности (расчётный контроль пересыщения, контроль зарастания подогревателей, поточная гранулометрия, модельно-прогнозирующее управление выпаркой, прогноз отсечки по балансу примесей, утилизация сбросного тепла) без остановов ниток и без переделок обвязки. Принятая технология, состав основного оборудования и контуры регулирования БИ при этом не меняются; гарантии по производительности и качеству купоросов закладные не затрагивают.</w:t>
+      </w:r>
+    </w:p>
+    <w:p>
+      <w:r>
+        <w:rPr>
+          <w:sz w:val="20"/>
+        </w:rPr>
+        <w:t xml:space="preserve">Оформление — штатными инструментами БИ: врезки и контуры — в P&amp;ID и перечень линий; требования к машинам — строками опросных листов (испарители, центрифуги, вакуум-фильтры, узел фасовки); строительные и энергетические резервы — заданиями смежным разделам (строительный, ОВиК, электроснабжение); измерительные каналы — в перечень сигналов АСУ в пределах нормируемого резерва каналов ≥30 % (Прил. №5). Сами опции (поточные анализаторы, тепловые насосы, серверы оптимизации, прикладные модели) в объём поставки Лота №2 не входят и оцениваются отдельно по разделу 2 реестра.</w:t>
+      </w:r>
+    </w:p>
+    <w:p>
+      <w:r>
+        <w:rPr>
+          <w:sz w:val="20"/>
+        </w:rPr>
+        <w:t xml:space="preserve">Стоимость закладных лежит в пределах точности бюджетной оценки лота (арматура, фланцевые пары, гильзы, короба, метизы) и отдельной строкой не выделяется; в спецификациях и опросных листах позиции помечаются признаком «Закладная (цифровизация)» — для контроля сохранности при рабочем проектировании и при приёмке монтажа. Средства измерений, добавляемые по закладным, применяются только из Госреестра СИ, поверенными по 102-ФЗ.</w:t>
+      </w:r>
+    </w:p>
+    <w:tbl>
+      <w:tblPr>
+        <w:tblW w:w="11638" w:type="dxa"/>
+        <w:tblBorders>
+          <w:top w:val="single" w:sz="4" w:color="C9C9C9"/>
+          <w:left w:val="single" w:sz="4" w:color="C9C9C9"/>
+          <w:bottom w:val="single" w:sz="4" w:color="C9C9C9"/>
+          <w:right w:val="single" w:sz="4" w:color="C9C9C9"/>
+          <w:insideH w:val="single" w:sz="4" w:color="C9C9C9"/>
+          <w:insideV w:val="single" w:sz="4" w:color="C9C9C9"/>
+        </w:tblBorders>
+        <w:tblLayout w:type="fixed"/>
+      </w:tblPr>
+      <w:tblGrid>
+        <w:gridCol w:w="3600"/>
+        <w:gridCol w:w="5000"/>
+        <w:gridCol w:w="3038"/>
+      </w:tblGrid>
+      <w:tr>
+        <w:tc>
+          <w:tcPr>
+            <w:tcW w:w="3600" w:type="dxa"/>
+            <w:shd w:val="clear" w:fill="EFEFEF"/>
+          </w:tcPr>
+          <w:p>
+            <w:r>
+              <w:rPr>
+                <w:b/>
+                <w:sz w:val="19"/>
+              </w:rPr>
+              <w:t xml:space="preserve">Параметр</w:t>
+            </w:r>
+          </w:p>
+        </w:tc>
+        <w:tc>
+          <w:tcPr>
+            <w:tcW w:w="5000" w:type="dxa"/>
+            <w:shd w:val="clear" w:fill="EFEFEF"/>
+          </w:tcPr>
+          <w:p>
+            <w:r>
+              <w:rPr>
+                <w:b/>
+                <w:sz w:val="19"/>
+              </w:rPr>
+              <w:t xml:space="preserve">Значение</w:t>
+            </w:r>
+          </w:p>
+        </w:tc>
+        <w:tc>
+          <w:tcPr>
+            <w:tcW w:w="3038" w:type="dxa"/>
+            <w:shd w:val="clear" w:fill="EFEFEF"/>
+          </w:tcPr>
+          <w:p>
+            <w:r>
+              <w:rPr>
+                <w:b/>
+                <w:sz w:val="19"/>
+              </w:rPr>
+              <w:t xml:space="preserve">Источник</w:t>
+            </w:r>
+          </w:p>
+        </w:tc>
+      </w:tr>
+      <w:tr>
+        <w:tc>
+          <w:tcPr>
+            <w:tcW w:w="3600" w:type="dxa"/>
+          </w:tcPr>
+          <w:p>
+            <w:r>
+              <w:rPr>
+                <w:sz w:val="19"/>
+              </w:rPr>
+              <w:t xml:space="preserve">Байпасы под плотномеры маточника</w:t>
+            </w:r>
+          </w:p>
+        </w:tc>
+        <w:tc>
+          <w:tcPr>
+            <w:tcW w:w="5000" w:type="dxa"/>
+          </w:tcPr>
+          <w:p>
+            <w:r>
+              <w:rPr>
+                <w:sz w:val="19"/>
+              </w:rPr>
+              <w:t xml:space="preserve">Байпасные петли осветлённого маточника с отсечной арматурой на обеих нитках и обеих ступенях (4 компл.); смачиваемые части — 904L; замена прибора без останова нитки</w:t>
+            </w:r>
+          </w:p>
+        </w:tc>
+        <w:tc>
+          <w:tcPr>
+            <w:tcW w:w="3038" w:type="dxa"/>
+          </w:tcPr>
+          <w:p>
+            <w:r>
+              <w:rPr>
+                <w:color w:val="666666"/>
+                <w:sz w:val="18"/>
+              </w:rPr>
+              <w:t xml:space="preserve">Реестр идей эффективности ред. 2.0, разд. 1.3 п. 21; Прил. №5</w:t>
+            </w:r>
+          </w:p>
+        </w:tc>
+      </w:tr>
+      <w:tr>
+        <w:tc>
+          <w:tcPr>
+            <w:tcW w:w="3600" w:type="dxa"/>
+          </w:tcPr>
+          <w:p>
+            <w:r>
+              <w:rPr>
+                <w:sz w:val="19"/>
+              </w:rPr>
+              <w:t xml:space="preserve">Контроль зарастания подогревателей</w:t>
+            </w:r>
+          </w:p>
+        </w:tc>
+        <w:tc>
+          <w:tcPr>
+            <w:tcW w:w="5000" w:type="dxa"/>
+          </w:tcPr>
+          <w:p>
+            <w:r>
+              <w:rPr>
+                <w:sz w:val="19"/>
+              </w:rPr>
+              <w:t xml:space="preserve">Пары термосопротивлений (класс допуска А) до и после каждого подогревателя; индивидуальный расходомер греющего пара на каждый подогреватель; гильзы в кислотостойком исполнении</w:t>
+            </w:r>
+          </w:p>
+        </w:tc>
+        <w:tc>
+          <w:tcPr>
+            <w:tcW w:w="3038" w:type="dxa"/>
+          </w:tcPr>
+          <w:p>
+            <w:r>
+              <w:rPr>
+                <w:color w:val="666666"/>
+                <w:sz w:val="18"/>
+              </w:rPr>
+              <w:t xml:space="preserve">Реестр идей эффективности ред. 2.0, разд. 1.3 п. 22</w:t>
+            </w:r>
+          </w:p>
+        </w:tc>
+      </w:tr>
+      <w:tr>
+        <w:tc>
+          <w:tcPr>
+            <w:tcW w:w="3600" w:type="dxa"/>
+          </w:tcPr>
+          <w:p>
+            <w:r>
+              <w:rPr>
+                <w:sz w:val="19"/>
+              </w:rPr>
+              <w:t xml:space="preserve">Закладные под поточную гранулометрию</w:t>
+            </w:r>
+          </w:p>
+        </w:tc>
+        <w:tc>
+          <w:tcPr>
+            <w:tcW w:w="5000" w:type="dxa"/>
+          </w:tcPr>
+          <w:p>
+            <w:r>
+              <w:rPr>
+                <w:sz w:val="19"/>
+              </w:rPr>
+              <w:t xml:space="preserve">Фланцевые байпасные петли с отсечной арматурой (проток 0,5–2 м³/ч) на контурах циркуляции обеих ступеней обеих ниток под проточную ячейку; смотровые штуцеры — в опросные листы испарителей; питание 230 В и сетевые порты на этажерке</w:t>
+            </w:r>
+          </w:p>
+        </w:tc>
+        <w:tc>
+          <w:tcPr>
+            <w:tcW w:w="3038" w:type="dxa"/>
+          </w:tcPr>
+          <w:p>
+            <w:r>
+              <w:rPr>
+                <w:color w:val="666666"/>
+                <w:sz w:val="18"/>
+              </w:rPr>
+              <w:t xml:space="preserve">Реестр идей эффективности ред. 2.0, разд. 2 п. 9</w:t>
+            </w:r>
+          </w:p>
+        </w:tc>
+      </w:tr>
+      <w:tr>
+        <w:tc>
+          <w:tcPr>
+            <w:tcW w:w="3600" w:type="dxa"/>
+          </w:tcPr>
+          <w:p>
+            <w:r>
+              <w:rPr>
+                <w:sz w:val="19"/>
+              </w:rPr>
+              <w:t xml:space="preserve">Узел возврата конденсата</w:t>
+            </w:r>
+          </w:p>
+        </w:tc>
+        <w:tc>
+          <w:tcPr>
+            <w:tcW w:w="5000" w:type="dxa"/>
+          </w:tcPr>
+          <w:p>
+            <w:r>
+              <w:rPr>
+                <w:sz w:val="19"/>
+              </w:rPr>
+              <w:t xml:space="preserve">Контур маршрутизации по качеству — в P&amp;ID: кондуктометр, pH-метр, расходомер, два футерованных клапана, насос; линия Ду50 от приямков за гидрозатворами до узла растворения; профицит кислой СОВ 4,7 м³/ч, замещение до 39 тыс. м³/год свежей воды</w:t>
+            </w:r>
+          </w:p>
+        </w:tc>
+        <w:tc>
+          <w:tcPr>
+            <w:tcW w:w="3038" w:type="dxa"/>
+          </w:tcPr>
+          <w:p>
+            <w:r>
+              <w:rPr>
+                <w:color w:val="666666"/>
+                <w:sz w:val="18"/>
+              </w:rPr>
+              <w:t xml:space="preserve">Реестр идей эффективности ред. 2.0, разд. 1.3 п. 24</w:t>
+            </w:r>
+          </w:p>
+        </w:tc>
+      </w:tr>
+      <w:tr>
+        <w:tc>
+          <w:tcPr>
+            <w:tcW w:w="3600" w:type="dxa"/>
+          </w:tcPr>
+          <w:p>
+            <w:r>
+              <w:rPr>
+                <w:sz w:val="19"/>
+              </w:rPr>
+              <w:t xml:space="preserve">Узел фасовки — автоматическая станция</w:t>
+            </w:r>
+          </w:p>
+        </w:tc>
+        <w:tc>
+          <w:tcPr>
+            <w:tcW w:w="5000" w:type="dxa"/>
+          </w:tcPr>
+          <w:p>
+            <w:r>
+              <w:rPr>
+                <w:sz w:val="19"/>
+              </w:rPr>
+              <w:t xml:space="preserve">Требования опросного листа: подача и обжим горловины, дозирование, виброуплотнение без постоянного присутствия людей; СВЧ-влагомер на ленте; автоматический пробоотборник; печать QR-этикетки; блокировка отгрузки контейнера до подтверждения электронного паспорта партии</w:t>
+            </w:r>
+          </w:p>
+        </w:tc>
+        <w:tc>
+          <w:tcPr>
+            <w:tcW w:w="3038" w:type="dxa"/>
+          </w:tcPr>
+          <w:p>
+            <w:r>
+              <w:rPr>
+                <w:color w:val="666666"/>
+                <w:sz w:val="18"/>
+              </w:rPr>
+              <w:t xml:space="preserve">Реестр идей эффективности ред. 2.0, разд. 1.3 п. 23</w:t>
+            </w:r>
+          </w:p>
+        </w:tc>
+      </w:tr>
+      <w:tr>
+        <w:tc>
+          <w:tcPr>
+            <w:tcW w:w="3600" w:type="dxa"/>
+          </w:tcPr>
+          <w:p>
+            <w:r>
+              <w:rPr>
+                <w:sz w:val="19"/>
+              </w:rPr>
+              <w:t xml:space="preserve">Штуцеры на обратках СОВ</w:t>
+            </w:r>
+          </w:p>
+        </w:tc>
+        <w:tc>
+          <w:tcPr>
+            <w:tcW w:w="5000" w:type="dxa"/>
+          </w:tcPr>
+          <w:p>
+            <w:r>
+              <w:rPr>
+                <w:sz w:val="19"/>
+              </w:rPr>
+              <w:t xml:space="preserve">Штуцеры Ду150–200 с отсечной арматурой на обратках нейтральной и кислой систем оборотного водоснабжения — под будущий отбор сбросного тепла с водяной стороны; технологический контур не затрагивается</w:t>
+            </w:r>
+          </w:p>
+        </w:tc>
+        <w:tc>
+          <w:tcPr>
+            <w:tcW w:w="3038" w:type="dxa"/>
+          </w:tcPr>
+          <w:p>
+            <w:r>
+              <w:rPr>
+                <w:color w:val="666666"/>
+                <w:sz w:val="18"/>
+              </w:rPr>
+              <w:t xml:space="preserve">Реестр идей эффективности ред. 2.0, разд. 2 п. 6</w:t>
+            </w:r>
+          </w:p>
+        </w:tc>
+      </w:tr>
+      <w:tr>
+        <w:tc>
+          <w:tcPr>
+            <w:tcW w:w="3600" w:type="dxa"/>
+          </w:tcPr>
+          <w:p>
+            <w:r>
+              <w:rPr>
+                <w:sz w:val="19"/>
+              </w:rPr>
+              <w:t xml:space="preserve">Резерв под тепловые насосы</w:t>
+            </w:r>
+          </w:p>
+        </w:tc>
+        <w:tc>
+          <w:tcPr>
+            <w:tcW w:w="5000" w:type="dxa"/>
+          </w:tcPr>
+          <w:p>
+            <w:r>
+              <w:rPr>
+                <w:sz w:val="19"/>
+              </w:rPr>
+              <w:t xml:space="preserve">Площадка 12×6 м с фундаментом и кабельный резерв 0,4–0,8 МВт (сторона 0,4 кВ) у насосной; гильзы под трассы к тепловым пунктам; задание смежному разделу ОВиК — калориферы приточных установок на низкотемпературный график 70/40 °C</w:t>
+            </w:r>
+          </w:p>
+        </w:tc>
+        <w:tc>
+          <w:tcPr>
+            <w:tcW w:w="3038" w:type="dxa"/>
+          </w:tcPr>
+          <w:p>
+            <w:r>
+              <w:rPr>
+                <w:color w:val="666666"/>
+                <w:sz w:val="18"/>
+              </w:rPr>
+              <w:t xml:space="preserve">Реестр идей эффективности ред. 2.0, разд. 2 п. 6; задание смежникам</w:t>
+            </w:r>
+          </w:p>
+        </w:tc>
+      </w:tr>
+      <w:tr>
+        <w:tc>
+          <w:tcPr>
+            <w:tcW w:w="3600" w:type="dxa"/>
+          </w:tcPr>
+          <w:p>
+            <w:r>
+              <w:rPr>
+                <w:sz w:val="19"/>
+              </w:rPr>
+              <w:t xml:space="preserve">Регулируемая отсечка на выпарку</w:t>
+            </w:r>
+          </w:p>
+        </w:tc>
+        <w:tc>
+          <w:tcPr>
+            <w:tcW w:w="5000" w:type="dxa"/>
+          </w:tcPr>
+          <w:p>
+            <w:r>
+              <w:rPr>
+                <w:sz w:val="19"/>
+              </w:rPr>
+              <w:t xml:space="preserve">В опросном листе выпарки — регулируемый диапазон отсечки (не фиксированное значение); байпасные пробоотборные линии Ду25 с площадками обслуживания под будущий поточный анализатор растворов</w:t>
+            </w:r>
+          </w:p>
+        </w:tc>
+        <w:tc>
+          <w:tcPr>
+            <w:tcW w:w="3038" w:type="dxa"/>
+          </w:tcPr>
+          <w:p>
+            <w:r>
+              <w:rPr>
+                <w:color w:val="666666"/>
+                <w:sz w:val="18"/>
+              </w:rPr>
+              <w:t xml:space="preserve">Реестр идей эффективности ред. 2.0, разд. 2 п. 10</w:t>
+            </w:r>
+          </w:p>
+        </w:tc>
+      </w:tr>
+      <w:tr>
+        <w:tc>
+          <w:tcPr>
+            <w:tcW w:w="3600" w:type="dxa"/>
+          </w:tcPr>
+          <w:p>
+            <w:r>
+              <w:rPr>
+                <w:sz w:val="19"/>
+              </w:rPr>
+              <w:t xml:space="preserve">Арматура и гильзы под усовершенствованное управление</w:t>
+            </w:r>
+          </w:p>
+        </w:tc>
+        <w:tc>
+          <w:tcPr>
+            <w:tcW w:w="5000" w:type="dxa"/>
+          </w:tcPr>
+          <w:p>
+            <w:r>
+              <w:rPr>
+                <w:sz w:val="19"/>
+              </w:rPr>
+              <w:t xml:space="preserve">Регулирующие клапаны греющего пара с позиционерами вместо отсечных; резервные гильзы температур по высоте аппаратов; прецизионные вакуумметры — в перечень КИП</w:t>
+            </w:r>
+          </w:p>
+        </w:tc>
+        <w:tc>
+          <w:tcPr>
+            <w:tcW w:w="3038" w:type="dxa"/>
+          </w:tcPr>
+          <w:p>
+            <w:r>
+              <w:rPr>
+                <w:color w:val="666666"/>
+                <w:sz w:val="18"/>
+              </w:rPr>
+              <w:t xml:space="preserve">Реестр идей эффективности ред. 2.0, разд. 2 п. 7</w:t>
+            </w:r>
+          </w:p>
+        </w:tc>
+      </w:tr>
+      <w:tr>
+        <w:tc>
+          <w:tcPr>
+            <w:tcW w:w="3600" w:type="dxa"/>
+          </w:tcPr>
+          <w:p>
+            <w:r>
+              <w:rPr>
+                <w:sz w:val="19"/>
+              </w:rPr>
+              <w:t xml:space="preserve">Теплосчётчики участка</w:t>
+            </w:r>
+          </w:p>
+        </w:tc>
+        <w:tc>
+          <w:tcPr>
+            <w:tcW w:w="5000" w:type="dxa"/>
+          </w:tcPr>
+          <w:p>
+            <w:r>
+              <w:rPr>
+                <w:sz w:val="19"/>
+              </w:rPr>
+              <w:t xml:space="preserve">Узлы учёта тепла на греющем паре, возвращаемом конденсате и контурах СОВ участка — база для водного и теплового баланса и последующего технико-экономического обоснования утилизации тепла</w:t>
+            </w:r>
+          </w:p>
+        </w:tc>
+        <w:tc>
+          <w:tcPr>
+            <w:tcW w:w="3038" w:type="dxa"/>
+          </w:tcPr>
+          <w:p>
+            <w:r>
+              <w:rPr>
+                <w:color w:val="666666"/>
+                <w:sz w:val="18"/>
+              </w:rPr>
+              <w:t xml:space="preserve">Реестр идей эффективности ред. 2.0, разд. 2 пп. 6, 7</w:t>
+            </w:r>
+          </w:p>
+        </w:tc>
+      </w:tr>
+      <w:tr>
+        <w:tc>
+          <w:tcPr>
+            <w:tcW w:w="3600" w:type="dxa"/>
+          </w:tcPr>
+          <w:p>
+            <w:r>
+              <w:rPr>
+                <w:sz w:val="19"/>
+              </w:rPr>
+              <w:t xml:space="preserve">Секундный архив тегов</w:t>
+            </w:r>
+          </w:p>
+        </w:tc>
+        <w:tc>
+          <w:tcPr>
+            <w:tcW w:w="5000" w:type="dxa"/>
+          </w:tcPr>
+          <w:p>
+            <w:r>
+              <w:rPr>
+                <w:sz w:val="19"/>
+              </w:rPr>
+              <w:t xml:space="preserve">Все аналоговые теги участка — в архив хранилища технологических данных с шагом 1 с; объём каналов — в пределах резерва ≥30 % по Прил. №5</w:t>
+            </w:r>
+          </w:p>
+        </w:tc>
+        <w:tc>
+          <w:tcPr>
+            <w:tcW w:w="3038" w:type="dxa"/>
+          </w:tcPr>
+          <w:p>
+            <w:r>
+              <w:rPr>
+                <w:color w:val="666666"/>
+                <w:sz w:val="18"/>
+              </w:rPr>
+              <w:t xml:space="preserve">Реестр идей эффективности ред. 2.0, разд. 1.3 п. 21; разд. 2 п. 7</w:t>
+            </w:r>
+          </w:p>
+        </w:tc>
+      </w:tr>
+      <w:tr>
+        <w:tc>
+          <w:tcPr>
+            <w:tcW w:w="3600" w:type="dxa"/>
+          </w:tcPr>
+          <w:p>
+            <w:r>
+              <w:rPr>
+                <w:sz w:val="19"/>
+              </w:rPr>
+              <w:t xml:space="preserve">Мониторинг состояния динамического оборудования</w:t>
+            </w:r>
+          </w:p>
+        </w:tc>
+        <w:tc>
+          <w:tcPr>
+            <w:tcW w:w="5000" w:type="dxa"/>
+          </w:tcPr>
+          <w:p>
+            <w:r>
+              <w:rPr>
+                <w:sz w:val="19"/>
+              </w:rPr>
+              <w:t xml:space="preserve">В опросные листы машин с приводом свыше 30 кВт (центрифуги, циркуляционные и вакуумные насосы, воздуходувки) — раздел «мониторинг состояния»: вибрация, температура подшипников, ток привода как значения, а не биты; карта Modbus-регистров — в составе документации поставщика</w:t>
+            </w:r>
+          </w:p>
+        </w:tc>
+        <w:tc>
+          <w:tcPr>
+            <w:tcW w:w="3038" w:type="dxa"/>
+          </w:tcPr>
+          <w:p>
+            <w:r>
+              <w:rPr>
+                <w:color w:val="666666"/>
+                <w:sz w:val="18"/>
+              </w:rPr>
+              <w:t xml:space="preserve">Реестр идей эффективности ред. 2.0, разд. 2 пп. 7, 14; разд. 1.3 п. 23</w:t>
+            </w:r>
+          </w:p>
+        </w:tc>
+      </w:tr>
+    </w:tbl>
+    <w:p>
+      <w:r>
+        <w:rPr>
+          <w:b/>
+          <w:sz w:val="19"/>
+        </w:rPr>
+        <w:t xml:space="preserve">Нормативная база: </w:t>
+      </w:r>
+      <w:r>
+        <w:rPr>
+          <w:color w:val="444444"/>
+          <w:sz w:val="19"/>
+        </w:rPr>
+        <w:t xml:space="preserve">ГОСТ 21.408-2013 — Рабочая документация автоматизации — оформление врезок, байпасов и измерительных каналов закладных; ФЗ-102 от 26.06.2008; ГОСТ Р 8.596-2002 — Средства измерений по закладным — из Госреестра СИ, с поверкой</w:t>
+      </w:r>
+    </w:p>
+    <w:p>
+      <w:r>
+        <w:rPr>
+          <w:b/>
+          <w:color w:val="8A6200"/>
+          <w:sz w:val="19"/>
+        </w:rPr>
+        <w:t xml:space="preserve">— определяется на стадии БИ: </w:t>
+      </w:r>
+      <w:r>
+        <w:rPr>
+          <w:sz w:val="19"/>
+        </w:rPr>
+        <w:t xml:space="preserve">Перечень закладных подтверждается Заказчиком протоколом при защите БИ; не подтверждённые позиции переводятся в раздел опций</w:t>
+      </w:r>
+    </w:p>
+    <w:p>
+      <w:r>
+        <w:rPr>
+          <w:b/>
+          <w:color w:val="8A6200"/>
+          <w:sz w:val="19"/>
+        </w:rPr>
+        <w:t xml:space="preserve">— определяется на стадии БИ: </w:t>
+      </w:r>
+      <w:r>
+        <w:rPr>
+          <w:sz w:val="19"/>
+        </w:rPr>
+        <w:t xml:space="preserve">Признак «Закладная (цифровизация)» в спецификациях и опросных листах — проконтролировать сохранность позиций при рабочем проектировании</w:t>
       </w:r>
     </w:p>
     <w:sectPr>

--- a/ove/public/docs/bi/ove75-lot2-pz-draft.docx
+++ b/ove/public/docs/bi/ove75-lot2-pz-draft.docx
@@ -15,10 +15,9 @@
       <w:r>
         <w:rPr>
           <w:b/>
-          <w:color w:val="8A6200"/>
           <w:sz w:val="26"/>
         </w:rPr>
-        <w:t xml:space="preserve">Пояснительная записка Базового инжиниринга — ЧЕРНОВИК v0.1 для согласования</w:t>
+        <w:t xml:space="preserve">Пояснительная записка Базового инжиниринга</w:t>
       </w:r>
     </w:p>
     <w:p>
@@ -35,7 +34,7 @@
           <w:color w:val="666666"/>
           <w:sz w:val="18"/>
         </w:rPr>
-        <w:t xml:space="preserve">Рабочий материал КВАНТ, сформирован 01.09.2026 до старта работ: данные — из ИД ч.1/ч.2 и ТЗ v4.1; состав разделов — по требованиям ТЗ к содержанию БИ. Позиции «определяется на стадии БИ» закрываются после старта (ИД по варианту размещения, ТУ на подключение, ТКП). Не является выпущенной документацией.</w:t>
+        <w:t xml:space="preserve">Состав разделов — по требованиям Технического задания к содержанию Базового инжиниринга (ред. 4.1 от 25.08.2026). Численные значения — из исходных данных Заказчика (части 1 и 2), Технического задания и расчётной модели КВАНТ; источник указан при каждом значении.</w:t>
       </w:r>
     </w:p>
     <w:p>
@@ -47,7 +46,7 @@
           <w:b/>
           <w:sz w:val="26"/>
         </w:rPr>
-        <w:t xml:space="preserve">Общие сведения об объекте, назначении, месте расположения</w:t>
+        <w:t xml:space="preserve">1. Общие сведения об объекте, назначении, месте расположения</w:t>
       </w:r>
     </w:p>
     <w:p>
@@ -84,7 +83,7 @@
     </w:p>
     <w:tbl>
       <w:tblPr>
-        <w:tblW w:w="11638" w:type="dxa"/>
+        <w:tblW w:w="9354" w:type="dxa"/>
         <w:tblBorders>
           <w:top w:val="single" w:sz="4" w:color="C9C9C9"/>
           <w:left w:val="single" w:sz="4" w:color="C9C9C9"/>
@@ -96,14 +95,17 @@
         <w:tblLayout w:type="fixed"/>
       </w:tblPr>
       <w:tblGrid>
-        <w:gridCol w:w="3600"/>
-        <w:gridCol w:w="5000"/>
-        <w:gridCol w:w="3038"/>
+        <w:gridCol w:w="3100"/>
+        <w:gridCol w:w="4300"/>
+        <w:gridCol w:w="1954"/>
       </w:tblGrid>
       <w:tr>
-        <w:tc>
-          <w:tcPr>
-            <w:tcW w:w="3600" w:type="dxa"/>
+        <w:trPr>
+          <w:tblHeader/>
+        </w:trPr>
+        <w:tc>
+          <w:tcPr>
+            <w:tcW w:w="3100" w:type="dxa"/>
             <w:shd w:val="clear" w:fill="EFEFEF"/>
           </w:tcPr>
           <w:p>
@@ -118,7 +120,7 @@
         </w:tc>
         <w:tc>
           <w:tcPr>
-            <w:tcW w:w="5000" w:type="dxa"/>
+            <w:tcW w:w="4300" w:type="dxa"/>
             <w:shd w:val="clear" w:fill="EFEFEF"/>
           </w:tcPr>
           <w:p>
@@ -133,7 +135,7 @@
         </w:tc>
         <w:tc>
           <w:tcPr>
-            <w:tcW w:w="3038" w:type="dxa"/>
+            <w:tcW w:w="1954" w:type="dxa"/>
             <w:shd w:val="clear" w:fill="EFEFEF"/>
           </w:tcPr>
           <w:p>
@@ -150,7 +152,7 @@
       <w:tr>
         <w:tc>
           <w:tcPr>
-            <w:tcW w:w="3600" w:type="dxa"/>
+            <w:tcW w:w="3100" w:type="dxa"/>
           </w:tcPr>
           <w:p>
             <w:r>
@@ -163,7 +165,7 @@
         </w:tc>
         <w:tc>
           <w:tcPr>
-            <w:tcW w:w="5000" w:type="dxa"/>
+            <w:tcW w:w="4300" w:type="dxa"/>
           </w:tcPr>
           <w:p>
             <w:r>
@@ -176,7 +178,7 @@
         </w:tc>
         <w:tc>
           <w:tcPr>
-            <w:tcW w:w="3038" w:type="dxa"/>
+            <w:tcW w:w="1954" w:type="dxa"/>
           </w:tcPr>
           <w:p>
             <w:r>
@@ -192,7 +194,7 @@
       <w:tr>
         <w:tc>
           <w:tcPr>
-            <w:tcW w:w="3600" w:type="dxa"/>
+            <w:tcW w:w="3100" w:type="dxa"/>
           </w:tcPr>
           <w:p>
             <w:r>
@@ -205,7 +207,7 @@
         </w:tc>
         <w:tc>
           <w:tcPr>
-            <w:tcW w:w="5000" w:type="dxa"/>
+            <w:tcW w:w="4300" w:type="dxa"/>
           </w:tcPr>
           <w:p>
             <w:r>
@@ -218,7 +220,7 @@
         </w:tc>
         <w:tc>
           <w:tcPr>
-            <w:tcW w:w="3038" w:type="dxa"/>
+            <w:tcW w:w="1954" w:type="dxa"/>
           </w:tcPr>
           <w:p>
             <w:r>
@@ -234,7 +236,7 @@
       <w:tr>
         <w:tc>
           <w:tcPr>
-            <w:tcW w:w="3600" w:type="dxa"/>
+            <w:tcW w:w="3100" w:type="dxa"/>
           </w:tcPr>
           <w:p>
             <w:r>
@@ -247,7 +249,7 @@
         </w:tc>
         <w:tc>
           <w:tcPr>
-            <w:tcW w:w="5000" w:type="dxa"/>
+            <w:tcW w:w="4300" w:type="dxa"/>
           </w:tcPr>
           <w:p>
             <w:r>
@@ -260,7 +262,7 @@
         </w:tc>
         <w:tc>
           <w:tcPr>
-            <w:tcW w:w="3038" w:type="dxa"/>
+            <w:tcW w:w="1954" w:type="dxa"/>
           </w:tcPr>
           <w:p>
             <w:r>
@@ -276,7 +278,7 @@
       <w:tr>
         <w:tc>
           <w:tcPr>
-            <w:tcW w:w="3600" w:type="dxa"/>
+            <w:tcW w:w="3100" w:type="dxa"/>
           </w:tcPr>
           <w:p>
             <w:r>
@@ -289,7 +291,7 @@
         </w:tc>
         <w:tc>
           <w:tcPr>
-            <w:tcW w:w="5000" w:type="dxa"/>
+            <w:tcW w:w="4300" w:type="dxa"/>
           </w:tcPr>
           <w:p>
             <w:r>
@@ -302,7 +304,7 @@
         </w:tc>
         <w:tc>
           <w:tcPr>
-            <w:tcW w:w="3038" w:type="dxa"/>
+            <w:tcW w:w="1954" w:type="dxa"/>
           </w:tcPr>
           <w:p>
             <w:r>
@@ -318,7 +320,7 @@
       <w:tr>
         <w:tc>
           <w:tcPr>
-            <w:tcW w:w="3600" w:type="dxa"/>
+            <w:tcW w:w="3100" w:type="dxa"/>
           </w:tcPr>
           <w:p>
             <w:r>
@@ -331,7 +333,7 @@
         </w:tc>
         <w:tc>
           <w:tcPr>
-            <w:tcW w:w="5000" w:type="dxa"/>
+            <w:tcW w:w="4300" w:type="dxa"/>
           </w:tcPr>
           <w:p>
             <w:r>
@@ -344,7 +346,7 @@
         </w:tc>
         <w:tc>
           <w:tcPr>
-            <w:tcW w:w="3038" w:type="dxa"/>
+            <w:tcW w:w="1954" w:type="dxa"/>
           </w:tcPr>
           <w:p>
             <w:r>
@@ -360,7 +362,7 @@
       <w:tr>
         <w:tc>
           <w:tcPr>
-            <w:tcW w:w="3600" w:type="dxa"/>
+            <w:tcW w:w="3100" w:type="dxa"/>
           </w:tcPr>
           <w:p>
             <w:r>
@@ -373,7 +375,7 @@
         </w:tc>
         <w:tc>
           <w:tcPr>
-            <w:tcW w:w="5000" w:type="dxa"/>
+            <w:tcW w:w="4300" w:type="dxa"/>
           </w:tcPr>
           <w:p>
             <w:r>
@@ -386,7 +388,7 @@
         </w:tc>
         <w:tc>
           <w:tcPr>
-            <w:tcW w:w="3038" w:type="dxa"/>
+            <w:tcW w:w="1954" w:type="dxa"/>
           </w:tcPr>
           <w:p>
             <w:r>
@@ -473,7 +475,7 @@
           <w:b/>
           <w:sz w:val="26"/>
         </w:rPr>
-        <w:t xml:space="preserve">Данные о сырье и продукции</w:t>
+        <w:t xml:space="preserve">2. Данные о сырье и продукции</w:t>
       </w:r>
     </w:p>
     <w:p>
@@ -510,7 +512,7 @@
     </w:p>
     <w:tbl>
       <w:tblPr>
-        <w:tblW w:w="11638" w:type="dxa"/>
+        <w:tblW w:w="9354" w:type="dxa"/>
         <w:tblBorders>
           <w:top w:val="single" w:sz="4" w:color="C9C9C9"/>
           <w:left w:val="single" w:sz="4" w:color="C9C9C9"/>
@@ -522,14 +524,17 @@
         <w:tblLayout w:type="fixed"/>
       </w:tblPr>
       <w:tblGrid>
-        <w:gridCol w:w="3600"/>
-        <w:gridCol w:w="5000"/>
-        <w:gridCol w:w="3038"/>
+        <w:gridCol w:w="3100"/>
+        <w:gridCol w:w="4300"/>
+        <w:gridCol w:w="1954"/>
       </w:tblGrid>
       <w:tr>
-        <w:tc>
-          <w:tcPr>
-            <w:tcW w:w="3600" w:type="dxa"/>
+        <w:trPr>
+          <w:tblHeader/>
+        </w:trPr>
+        <w:tc>
+          <w:tcPr>
+            <w:tcW w:w="3100" w:type="dxa"/>
             <w:shd w:val="clear" w:fill="EFEFEF"/>
           </w:tcPr>
           <w:p>
@@ -544,7 +549,7 @@
         </w:tc>
         <w:tc>
           <w:tcPr>
-            <w:tcW w:w="5000" w:type="dxa"/>
+            <w:tcW w:w="4300" w:type="dxa"/>
             <w:shd w:val="clear" w:fill="EFEFEF"/>
           </w:tcPr>
           <w:p>
@@ -559,7 +564,7 @@
         </w:tc>
         <w:tc>
           <w:tcPr>
-            <w:tcW w:w="3038" w:type="dxa"/>
+            <w:tcW w:w="1954" w:type="dxa"/>
             <w:shd w:val="clear" w:fill="EFEFEF"/>
           </w:tcPr>
           <w:p>
@@ -576,7 +581,7 @@
       <w:tr>
         <w:tc>
           <w:tcPr>
-            <w:tcW w:w="3600" w:type="dxa"/>
+            <w:tcW w:w="3100" w:type="dxa"/>
           </w:tcPr>
           <w:p>
             <w:r>
@@ -589,7 +594,7 @@
         </w:tc>
         <w:tc>
           <w:tcPr>
-            <w:tcW w:w="5000" w:type="dxa"/>
+            <w:tcW w:w="4300" w:type="dxa"/>
           </w:tcPr>
           <w:p>
             <w:r>
@@ -602,7 +607,7 @@
         </w:tc>
         <w:tc>
           <w:tcPr>
-            <w:tcW w:w="3038" w:type="dxa"/>
+            <w:tcW w:w="1954" w:type="dxa"/>
           </w:tcPr>
           <w:p>
             <w:r>
@@ -618,7 +623,7 @@
       <w:tr>
         <w:tc>
           <w:tcPr>
-            <w:tcW w:w="3600" w:type="dxa"/>
+            <w:tcW w:w="3100" w:type="dxa"/>
           </w:tcPr>
           <w:p>
             <w:r>
@@ -631,7 +636,7 @@
         </w:tc>
         <w:tc>
           <w:tcPr>
-            <w:tcW w:w="5000" w:type="dxa"/>
+            <w:tcW w:w="4300" w:type="dxa"/>
           </w:tcPr>
           <w:p>
             <w:r>
@@ -644,7 +649,7 @@
         </w:tc>
         <w:tc>
           <w:tcPr>
-            <w:tcW w:w="3038" w:type="dxa"/>
+            <w:tcW w:w="1954" w:type="dxa"/>
           </w:tcPr>
           <w:p>
             <w:r>
@@ -660,7 +665,7 @@
       <w:tr>
         <w:tc>
           <w:tcPr>
-            <w:tcW w:w="3600" w:type="dxa"/>
+            <w:tcW w:w="3100" w:type="dxa"/>
           </w:tcPr>
           <w:p>
             <w:r>
@@ -673,7 +678,7 @@
         </w:tc>
         <w:tc>
           <w:tcPr>
-            <w:tcW w:w="5000" w:type="dxa"/>
+            <w:tcW w:w="4300" w:type="dxa"/>
           </w:tcPr>
           <w:p>
             <w:r>
@@ -686,7 +691,7 @@
         </w:tc>
         <w:tc>
           <w:tcPr>
-            <w:tcW w:w="3038" w:type="dxa"/>
+            <w:tcW w:w="1954" w:type="dxa"/>
           </w:tcPr>
           <w:p>
             <w:r>
@@ -702,7 +707,7 @@
       <w:tr>
         <w:tc>
           <w:tcPr>
-            <w:tcW w:w="3600" w:type="dxa"/>
+            <w:tcW w:w="3100" w:type="dxa"/>
           </w:tcPr>
           <w:p>
             <w:r>
@@ -715,7 +720,7 @@
         </w:tc>
         <w:tc>
           <w:tcPr>
-            <w:tcW w:w="5000" w:type="dxa"/>
+            <w:tcW w:w="4300" w:type="dxa"/>
           </w:tcPr>
           <w:p>
             <w:r>
@@ -728,7 +733,7 @@
         </w:tc>
         <w:tc>
           <w:tcPr>
-            <w:tcW w:w="3038" w:type="dxa"/>
+            <w:tcW w:w="1954" w:type="dxa"/>
           </w:tcPr>
           <w:p>
             <w:r>
@@ -744,7 +749,7 @@
       <w:tr>
         <w:tc>
           <w:tcPr>
-            <w:tcW w:w="3600" w:type="dxa"/>
+            <w:tcW w:w="3100" w:type="dxa"/>
           </w:tcPr>
           <w:p>
             <w:r>
@@ -757,7 +762,7 @@
         </w:tc>
         <w:tc>
           <w:tcPr>
-            <w:tcW w:w="5000" w:type="dxa"/>
+            <w:tcW w:w="4300" w:type="dxa"/>
           </w:tcPr>
           <w:p>
             <w:r>
@@ -770,7 +775,7 @@
         </w:tc>
         <w:tc>
           <w:tcPr>
-            <w:tcW w:w="3038" w:type="dxa"/>
+            <w:tcW w:w="1954" w:type="dxa"/>
           </w:tcPr>
           <w:p>
             <w:r>
@@ -825,7 +830,7 @@
           <w:b/>
           <w:sz w:val="26"/>
         </w:rPr>
-        <w:t xml:space="preserve">Описание технологического процесса по операциям</w:t>
+        <w:t xml:space="preserve">3. Описание технологического процесса по операциям</w:t>
       </w:r>
     </w:p>
     <w:p>
@@ -934,7 +939,7 @@
     </w:p>
     <w:tbl>
       <w:tblPr>
-        <w:tblW w:w="11638" w:type="dxa"/>
+        <w:tblW w:w="9354" w:type="dxa"/>
         <w:tblBorders>
           <w:top w:val="single" w:sz="4" w:color="C9C9C9"/>
           <w:left w:val="single" w:sz="4" w:color="C9C9C9"/>
@@ -946,14 +951,17 @@
         <w:tblLayout w:type="fixed"/>
       </w:tblPr>
       <w:tblGrid>
-        <w:gridCol w:w="3600"/>
-        <w:gridCol w:w="5000"/>
-        <w:gridCol w:w="3038"/>
+        <w:gridCol w:w="3100"/>
+        <w:gridCol w:w="4300"/>
+        <w:gridCol w:w="1954"/>
       </w:tblGrid>
       <w:tr>
-        <w:tc>
-          <w:tcPr>
-            <w:tcW w:w="3600" w:type="dxa"/>
+        <w:trPr>
+          <w:tblHeader/>
+        </w:trPr>
+        <w:tc>
+          <w:tcPr>
+            <w:tcW w:w="3100" w:type="dxa"/>
             <w:shd w:val="clear" w:fill="EFEFEF"/>
           </w:tcPr>
           <w:p>
@@ -968,7 +976,7 @@
         </w:tc>
         <w:tc>
           <w:tcPr>
-            <w:tcW w:w="5000" w:type="dxa"/>
+            <w:tcW w:w="4300" w:type="dxa"/>
             <w:shd w:val="clear" w:fill="EFEFEF"/>
           </w:tcPr>
           <w:p>
@@ -983,7 +991,7 @@
         </w:tc>
         <w:tc>
           <w:tcPr>
-            <w:tcW w:w="3038" w:type="dxa"/>
+            <w:tcW w:w="1954" w:type="dxa"/>
             <w:shd w:val="clear" w:fill="EFEFEF"/>
           </w:tcPr>
           <w:p>
@@ -1000,7 +1008,7 @@
       <w:tr>
         <w:tc>
           <w:tcPr>
-            <w:tcW w:w="3600" w:type="dxa"/>
+            <w:tcW w:w="3100" w:type="dxa"/>
           </w:tcPr>
           <w:p>
             <w:r>
@@ -1013,7 +1021,7 @@
         </w:tc>
         <w:tc>
           <w:tcPr>
-            <w:tcW w:w="5000" w:type="dxa"/>
+            <w:tcW w:w="4300" w:type="dxa"/>
           </w:tcPr>
           <w:p>
             <w:r>
@@ -1026,7 +1034,7 @@
         </w:tc>
         <w:tc>
           <w:tcPr>
-            <w:tcW w:w="3038" w:type="dxa"/>
+            <w:tcW w:w="1954" w:type="dxa"/>
           </w:tcPr>
           <w:p>
             <w:r>
@@ -1042,7 +1050,7 @@
       <w:tr>
         <w:tc>
           <w:tcPr>
-            <w:tcW w:w="3600" w:type="dxa"/>
+            <w:tcW w:w="3100" w:type="dxa"/>
           </w:tcPr>
           <w:p>
             <w:r>
@@ -1055,7 +1063,7 @@
         </w:tc>
         <w:tc>
           <w:tcPr>
-            <w:tcW w:w="5000" w:type="dxa"/>
+            <w:tcW w:w="4300" w:type="dxa"/>
           </w:tcPr>
           <w:p>
             <w:r>
@@ -1068,7 +1076,7 @@
         </w:tc>
         <w:tc>
           <w:tcPr>
-            <w:tcW w:w="3038" w:type="dxa"/>
+            <w:tcW w:w="1954" w:type="dxa"/>
           </w:tcPr>
           <w:p>
             <w:r>
@@ -1084,7 +1092,7 @@
       <w:tr>
         <w:tc>
           <w:tcPr>
-            <w:tcW w:w="3600" w:type="dxa"/>
+            <w:tcW w:w="3100" w:type="dxa"/>
           </w:tcPr>
           <w:p>
             <w:r>
@@ -1097,7 +1105,7 @@
         </w:tc>
         <w:tc>
           <w:tcPr>
-            <w:tcW w:w="5000" w:type="dxa"/>
+            <w:tcW w:w="4300" w:type="dxa"/>
           </w:tcPr>
           <w:p>
             <w:r>
@@ -1110,7 +1118,7 @@
         </w:tc>
         <w:tc>
           <w:tcPr>
-            <w:tcW w:w="3038" w:type="dxa"/>
+            <w:tcW w:w="1954" w:type="dxa"/>
           </w:tcPr>
           <w:p>
             <w:r>
@@ -1126,7 +1134,7 @@
       <w:tr>
         <w:tc>
           <w:tcPr>
-            <w:tcW w:w="3600" w:type="dxa"/>
+            <w:tcW w:w="3100" w:type="dxa"/>
           </w:tcPr>
           <w:p>
             <w:r>
@@ -1139,7 +1147,7 @@
         </w:tc>
         <w:tc>
           <w:tcPr>
-            <w:tcW w:w="5000" w:type="dxa"/>
+            <w:tcW w:w="4300" w:type="dxa"/>
           </w:tcPr>
           <w:p>
             <w:r>
@@ -1152,7 +1160,7 @@
         </w:tc>
         <w:tc>
           <w:tcPr>
-            <w:tcW w:w="3038" w:type="dxa"/>
+            <w:tcW w:w="1954" w:type="dxa"/>
           </w:tcPr>
           <w:p>
             <w:r>
@@ -1168,7 +1176,7 @@
       <w:tr>
         <w:tc>
           <w:tcPr>
-            <w:tcW w:w="3600" w:type="dxa"/>
+            <w:tcW w:w="3100" w:type="dxa"/>
           </w:tcPr>
           <w:p>
             <w:r>
@@ -1181,7 +1189,7 @@
         </w:tc>
         <w:tc>
           <w:tcPr>
-            <w:tcW w:w="5000" w:type="dxa"/>
+            <w:tcW w:w="4300" w:type="dxa"/>
           </w:tcPr>
           <w:p>
             <w:r>
@@ -1194,7 +1202,7 @@
         </w:tc>
         <w:tc>
           <w:tcPr>
-            <w:tcW w:w="3038" w:type="dxa"/>
+            <w:tcW w:w="1954" w:type="dxa"/>
           </w:tcPr>
           <w:p>
             <w:r>
@@ -1265,7 +1273,7 @@
           <w:b/>
           <w:sz w:val="26"/>
         </w:rPr>
-        <w:t xml:space="preserve">Материальные балансы по операциям</w:t>
+        <w:t xml:space="preserve">4. Материальные балансы по операциям</w:t>
       </w:r>
     </w:p>
     <w:p>
@@ -1310,7 +1318,7 @@
     </w:p>
     <w:tbl>
       <w:tblPr>
-        <w:tblW w:w="11638" w:type="dxa"/>
+        <w:tblW w:w="9354" w:type="dxa"/>
         <w:tblBorders>
           <w:top w:val="single" w:sz="4" w:color="C9C9C9"/>
           <w:left w:val="single" w:sz="4" w:color="C9C9C9"/>
@@ -1322,14 +1330,17 @@
         <w:tblLayout w:type="fixed"/>
       </w:tblPr>
       <w:tblGrid>
-        <w:gridCol w:w="3600"/>
-        <w:gridCol w:w="5000"/>
-        <w:gridCol w:w="3038"/>
+        <w:gridCol w:w="3100"/>
+        <w:gridCol w:w="4300"/>
+        <w:gridCol w:w="1954"/>
       </w:tblGrid>
       <w:tr>
-        <w:tc>
-          <w:tcPr>
-            <w:tcW w:w="3600" w:type="dxa"/>
+        <w:trPr>
+          <w:tblHeader/>
+        </w:trPr>
+        <w:tc>
+          <w:tcPr>
+            <w:tcW w:w="3100" w:type="dxa"/>
             <w:shd w:val="clear" w:fill="EFEFEF"/>
           </w:tcPr>
           <w:p>
@@ -1344,7 +1355,7 @@
         </w:tc>
         <w:tc>
           <w:tcPr>
-            <w:tcW w:w="5000" w:type="dxa"/>
+            <w:tcW w:w="4300" w:type="dxa"/>
             <w:shd w:val="clear" w:fill="EFEFEF"/>
           </w:tcPr>
           <w:p>
@@ -1359,7 +1370,7 @@
         </w:tc>
         <w:tc>
           <w:tcPr>
-            <w:tcW w:w="3038" w:type="dxa"/>
+            <w:tcW w:w="1954" w:type="dxa"/>
             <w:shd w:val="clear" w:fill="EFEFEF"/>
           </w:tcPr>
           <w:p>
@@ -1376,7 +1387,7 @@
       <w:tr>
         <w:tc>
           <w:tcPr>
-            <w:tcW w:w="3600" w:type="dxa"/>
+            <w:tcW w:w="3100" w:type="dxa"/>
           </w:tcPr>
           <w:p>
             <w:r>
@@ -1389,7 +1400,7 @@
         </w:tc>
         <w:tc>
           <w:tcPr>
-            <w:tcW w:w="5000" w:type="dxa"/>
+            <w:tcW w:w="4300" w:type="dxa"/>
           </w:tcPr>
           <w:p>
             <w:r>
@@ -1402,7 +1413,7 @@
         </w:tc>
         <w:tc>
           <w:tcPr>
-            <w:tcW w:w="3038" w:type="dxa"/>
+            <w:tcW w:w="1954" w:type="dxa"/>
           </w:tcPr>
           <w:p>
             <w:r>
@@ -1418,7 +1429,7 @@
       <w:tr>
         <w:tc>
           <w:tcPr>
-            <w:tcW w:w="3600" w:type="dxa"/>
+            <w:tcW w:w="3100" w:type="dxa"/>
           </w:tcPr>
           <w:p>
             <w:r>
@@ -1431,7 +1442,7 @@
         </w:tc>
         <w:tc>
           <w:tcPr>
-            <w:tcW w:w="5000" w:type="dxa"/>
+            <w:tcW w:w="4300" w:type="dxa"/>
           </w:tcPr>
           <w:p>
             <w:r>
@@ -1444,7 +1455,7 @@
         </w:tc>
         <w:tc>
           <w:tcPr>
-            <w:tcW w:w="3038" w:type="dxa"/>
+            <w:tcW w:w="1954" w:type="dxa"/>
           </w:tcPr>
           <w:p>
             <w:r>
@@ -1460,7 +1471,7 @@
       <w:tr>
         <w:tc>
           <w:tcPr>
-            <w:tcW w:w="3600" w:type="dxa"/>
+            <w:tcW w:w="3100" w:type="dxa"/>
           </w:tcPr>
           <w:p>
             <w:r>
@@ -1473,7 +1484,7 @@
         </w:tc>
         <w:tc>
           <w:tcPr>
-            <w:tcW w:w="5000" w:type="dxa"/>
+            <w:tcW w:w="4300" w:type="dxa"/>
           </w:tcPr>
           <w:p>
             <w:r>
@@ -1486,7 +1497,7 @@
         </w:tc>
         <w:tc>
           <w:tcPr>
-            <w:tcW w:w="3038" w:type="dxa"/>
+            <w:tcW w:w="1954" w:type="dxa"/>
           </w:tcPr>
           <w:p>
             <w:r>
@@ -1502,7 +1513,7 @@
       <w:tr>
         <w:tc>
           <w:tcPr>
-            <w:tcW w:w="3600" w:type="dxa"/>
+            <w:tcW w:w="3100" w:type="dxa"/>
           </w:tcPr>
           <w:p>
             <w:r>
@@ -1515,7 +1526,7 @@
         </w:tc>
         <w:tc>
           <w:tcPr>
-            <w:tcW w:w="5000" w:type="dxa"/>
+            <w:tcW w:w="4300" w:type="dxa"/>
           </w:tcPr>
           <w:p>
             <w:r>
@@ -1528,7 +1539,7 @@
         </w:tc>
         <w:tc>
           <w:tcPr>
-            <w:tcW w:w="3038" w:type="dxa"/>
+            <w:tcW w:w="1954" w:type="dxa"/>
           </w:tcPr>
           <w:p>
             <w:r>
@@ -1544,7 +1555,7 @@
       <w:tr>
         <w:tc>
           <w:tcPr>
-            <w:tcW w:w="3600" w:type="dxa"/>
+            <w:tcW w:w="3100" w:type="dxa"/>
           </w:tcPr>
           <w:p>
             <w:r>
@@ -1557,7 +1568,7 @@
         </w:tc>
         <w:tc>
           <w:tcPr>
-            <w:tcW w:w="5000" w:type="dxa"/>
+            <w:tcW w:w="4300" w:type="dxa"/>
           </w:tcPr>
           <w:p>
             <w:r>
@@ -1570,7 +1581,7 @@
         </w:tc>
         <w:tc>
           <w:tcPr>
-            <w:tcW w:w="3038" w:type="dxa"/>
+            <w:tcW w:w="1954" w:type="dxa"/>
           </w:tcPr>
           <w:p>
             <w:r>
@@ -1586,7 +1597,7 @@
       <w:tr>
         <w:tc>
           <w:tcPr>
-            <w:tcW w:w="3600" w:type="dxa"/>
+            <w:tcW w:w="3100" w:type="dxa"/>
           </w:tcPr>
           <w:p>
             <w:r>
@@ -1599,7 +1610,7 @@
         </w:tc>
         <w:tc>
           <w:tcPr>
-            <w:tcW w:w="5000" w:type="dxa"/>
+            <w:tcW w:w="4300" w:type="dxa"/>
           </w:tcPr>
           <w:p>
             <w:r>
@@ -1612,7 +1623,7 @@
         </w:tc>
         <w:tc>
           <w:tcPr>
-            <w:tcW w:w="3038" w:type="dxa"/>
+            <w:tcW w:w="1954" w:type="dxa"/>
           </w:tcPr>
           <w:p>
             <w:r>
@@ -1667,7 +1678,7 @@
           <w:b/>
           <w:sz w:val="26"/>
         </w:rPr>
-        <w:t xml:space="preserve">Тепловой расчёт выпарки: греющий пар, теплопередача, нагрузки конденсации</w:t>
+        <w:t xml:space="preserve">5. Тепловой расчёт выпарки: греющий пар, теплопередача, нагрузки конденсации</w:t>
       </w:r>
     </w:p>
     <w:p>
@@ -1717,7 +1728,7 @@
     </w:p>
     <w:tbl>
       <w:tblPr>
-        <w:tblW w:w="11638" w:type="dxa"/>
+        <w:tblW w:w="9354" w:type="dxa"/>
         <w:tblBorders>
           <w:top w:val="single" w:sz="4" w:color="C9C9C9"/>
           <w:left w:val="single" w:sz="4" w:color="C9C9C9"/>
@@ -1729,14 +1740,17 @@
         <w:tblLayout w:type="fixed"/>
       </w:tblPr>
       <w:tblGrid>
-        <w:gridCol w:w="3600"/>
-        <w:gridCol w:w="5000"/>
-        <w:gridCol w:w="3038"/>
+        <w:gridCol w:w="3100"/>
+        <w:gridCol w:w="4300"/>
+        <w:gridCol w:w="1954"/>
       </w:tblGrid>
       <w:tr>
-        <w:tc>
-          <w:tcPr>
-            <w:tcW w:w="3600" w:type="dxa"/>
+        <w:trPr>
+          <w:tblHeader/>
+        </w:trPr>
+        <w:tc>
+          <w:tcPr>
+            <w:tcW w:w="3100" w:type="dxa"/>
             <w:shd w:val="clear" w:fill="EFEFEF"/>
           </w:tcPr>
           <w:p>
@@ -1751,7 +1765,7 @@
         </w:tc>
         <w:tc>
           <w:tcPr>
-            <w:tcW w:w="5000" w:type="dxa"/>
+            <w:tcW w:w="4300" w:type="dxa"/>
             <w:shd w:val="clear" w:fill="EFEFEF"/>
           </w:tcPr>
           <w:p>
@@ -1766,7 +1780,7 @@
         </w:tc>
         <w:tc>
           <w:tcPr>
-            <w:tcW w:w="3038" w:type="dxa"/>
+            <w:tcW w:w="1954" w:type="dxa"/>
             <w:shd w:val="clear" w:fill="EFEFEF"/>
           </w:tcPr>
           <w:p>
@@ -1783,7 +1797,7 @@
       <w:tr>
         <w:tc>
           <w:tcPr>
-            <w:tcW w:w="3600" w:type="dxa"/>
+            <w:tcW w:w="3100" w:type="dxa"/>
           </w:tcPr>
           <w:p>
             <w:r>
@@ -1796,7 +1810,7 @@
         </w:tc>
         <w:tc>
           <w:tcPr>
-            <w:tcW w:w="5000" w:type="dxa"/>
+            <w:tcW w:w="4300" w:type="dxa"/>
           </w:tcPr>
           <w:p>
             <w:r>
@@ -1809,7 +1823,7 @@
         </w:tc>
         <w:tc>
           <w:tcPr>
-            <w:tcW w:w="3038" w:type="dxa"/>
+            <w:tcW w:w="1954" w:type="dxa"/>
           </w:tcPr>
           <w:p>
             <w:r>
@@ -1825,7 +1839,7 @@
       <w:tr>
         <w:tc>
           <w:tcPr>
-            <w:tcW w:w="3600" w:type="dxa"/>
+            <w:tcW w:w="3100" w:type="dxa"/>
           </w:tcPr>
           <w:p>
             <w:r>
@@ -1838,7 +1852,7 @@
         </w:tc>
         <w:tc>
           <w:tcPr>
-            <w:tcW w:w="5000" w:type="dxa"/>
+            <w:tcW w:w="4300" w:type="dxa"/>
           </w:tcPr>
           <w:p>
             <w:r>
@@ -1851,7 +1865,7 @@
         </w:tc>
         <w:tc>
           <w:tcPr>
-            <w:tcW w:w="3038" w:type="dxa"/>
+            <w:tcW w:w="1954" w:type="dxa"/>
           </w:tcPr>
           <w:p>
             <w:r>
@@ -1867,7 +1881,7 @@
       <w:tr>
         <w:tc>
           <w:tcPr>
-            <w:tcW w:w="3600" w:type="dxa"/>
+            <w:tcW w:w="3100" w:type="dxa"/>
           </w:tcPr>
           <w:p>
             <w:r>
@@ -1880,7 +1894,7 @@
         </w:tc>
         <w:tc>
           <w:tcPr>
-            <w:tcW w:w="5000" w:type="dxa"/>
+            <w:tcW w:w="4300" w:type="dxa"/>
           </w:tcPr>
           <w:p>
             <w:r>
@@ -1893,7 +1907,7 @@
         </w:tc>
         <w:tc>
           <w:tcPr>
-            <w:tcW w:w="3038" w:type="dxa"/>
+            <w:tcW w:w="1954" w:type="dxa"/>
           </w:tcPr>
           <w:p>
             <w:r>
@@ -1909,7 +1923,7 @@
       <w:tr>
         <w:tc>
           <w:tcPr>
-            <w:tcW w:w="3600" w:type="dxa"/>
+            <w:tcW w:w="3100" w:type="dxa"/>
           </w:tcPr>
           <w:p>
             <w:r>
@@ -1922,7 +1936,7 @@
         </w:tc>
         <w:tc>
           <w:tcPr>
-            <w:tcW w:w="5000" w:type="dxa"/>
+            <w:tcW w:w="4300" w:type="dxa"/>
           </w:tcPr>
           <w:p>
             <w:r>
@@ -1935,7 +1949,7 @@
         </w:tc>
         <w:tc>
           <w:tcPr>
-            <w:tcW w:w="3038" w:type="dxa"/>
+            <w:tcW w:w="1954" w:type="dxa"/>
           </w:tcPr>
           <w:p>
             <w:r>
@@ -1951,7 +1965,7 @@
       <w:tr>
         <w:tc>
           <w:tcPr>
-            <w:tcW w:w="3600" w:type="dxa"/>
+            <w:tcW w:w="3100" w:type="dxa"/>
           </w:tcPr>
           <w:p>
             <w:r>
@@ -1964,7 +1978,7 @@
         </w:tc>
         <w:tc>
           <w:tcPr>
-            <w:tcW w:w="5000" w:type="dxa"/>
+            <w:tcW w:w="4300" w:type="dxa"/>
           </w:tcPr>
           <w:p>
             <w:r>
@@ -1977,7 +1991,7 @@
         </w:tc>
         <w:tc>
           <w:tcPr>
-            <w:tcW w:w="3038" w:type="dxa"/>
+            <w:tcW w:w="1954" w:type="dxa"/>
           </w:tcPr>
           <w:p>
             <w:r>
@@ -2064,7 +2078,7 @@
           <w:b/>
           <w:sz w:val="26"/>
         </w:rPr>
-        <w:t xml:space="preserve">Расчёт вакуумной системы: эжекторы, ПЭБ, барометрические трубы, солевые колонны</w:t>
+        <w:t xml:space="preserve">6. Расчёт вакуумной системы: эжекторы, ПЭБ, барометрические трубы, солевые колонны</w:t>
       </w:r>
     </w:p>
     <w:p>
@@ -2109,7 +2123,7 @@
     </w:p>
     <w:tbl>
       <w:tblPr>
-        <w:tblW w:w="11638" w:type="dxa"/>
+        <w:tblW w:w="9354" w:type="dxa"/>
         <w:tblBorders>
           <w:top w:val="single" w:sz="4" w:color="C9C9C9"/>
           <w:left w:val="single" w:sz="4" w:color="C9C9C9"/>
@@ -2121,14 +2135,17 @@
         <w:tblLayout w:type="fixed"/>
       </w:tblPr>
       <w:tblGrid>
-        <w:gridCol w:w="3600"/>
-        <w:gridCol w:w="5000"/>
-        <w:gridCol w:w="3038"/>
+        <w:gridCol w:w="3100"/>
+        <w:gridCol w:w="4300"/>
+        <w:gridCol w:w="1954"/>
       </w:tblGrid>
       <w:tr>
-        <w:tc>
-          <w:tcPr>
-            <w:tcW w:w="3600" w:type="dxa"/>
+        <w:trPr>
+          <w:tblHeader/>
+        </w:trPr>
+        <w:tc>
+          <w:tcPr>
+            <w:tcW w:w="3100" w:type="dxa"/>
             <w:shd w:val="clear" w:fill="EFEFEF"/>
           </w:tcPr>
           <w:p>
@@ -2143,7 +2160,7 @@
         </w:tc>
         <w:tc>
           <w:tcPr>
-            <w:tcW w:w="5000" w:type="dxa"/>
+            <w:tcW w:w="4300" w:type="dxa"/>
             <w:shd w:val="clear" w:fill="EFEFEF"/>
           </w:tcPr>
           <w:p>
@@ -2158,7 +2175,7 @@
         </w:tc>
         <w:tc>
           <w:tcPr>
-            <w:tcW w:w="3038" w:type="dxa"/>
+            <w:tcW w:w="1954" w:type="dxa"/>
             <w:shd w:val="clear" w:fill="EFEFEF"/>
           </w:tcPr>
           <w:p>
@@ -2175,7 +2192,7 @@
       <w:tr>
         <w:tc>
           <w:tcPr>
-            <w:tcW w:w="3600" w:type="dxa"/>
+            <w:tcW w:w="3100" w:type="dxa"/>
           </w:tcPr>
           <w:p>
             <w:r>
@@ -2188,7 +2205,7 @@
         </w:tc>
         <w:tc>
           <w:tcPr>
-            <w:tcW w:w="5000" w:type="dxa"/>
+            <w:tcW w:w="4300" w:type="dxa"/>
           </w:tcPr>
           <w:p>
             <w:r>
@@ -2201,7 +2218,7 @@
         </w:tc>
         <w:tc>
           <w:tcPr>
-            <w:tcW w:w="3038" w:type="dxa"/>
+            <w:tcW w:w="1954" w:type="dxa"/>
           </w:tcPr>
           <w:p>
             <w:r>
@@ -2217,7 +2234,7 @@
       <w:tr>
         <w:tc>
           <w:tcPr>
-            <w:tcW w:w="3600" w:type="dxa"/>
+            <w:tcW w:w="3100" w:type="dxa"/>
           </w:tcPr>
           <w:p>
             <w:r>
@@ -2230,7 +2247,7 @@
         </w:tc>
         <w:tc>
           <w:tcPr>
-            <w:tcW w:w="5000" w:type="dxa"/>
+            <w:tcW w:w="4300" w:type="dxa"/>
           </w:tcPr>
           <w:p>
             <w:r>
@@ -2243,7 +2260,7 @@
         </w:tc>
         <w:tc>
           <w:tcPr>
-            <w:tcW w:w="3038" w:type="dxa"/>
+            <w:tcW w:w="1954" w:type="dxa"/>
           </w:tcPr>
           <w:p>
             <w:r>
@@ -2259,7 +2276,7 @@
       <w:tr>
         <w:tc>
           <w:tcPr>
-            <w:tcW w:w="3600" w:type="dxa"/>
+            <w:tcW w:w="3100" w:type="dxa"/>
           </w:tcPr>
           <w:p>
             <w:r>
@@ -2272,7 +2289,7 @@
         </w:tc>
         <w:tc>
           <w:tcPr>
-            <w:tcW w:w="5000" w:type="dxa"/>
+            <w:tcW w:w="4300" w:type="dxa"/>
           </w:tcPr>
           <w:p>
             <w:r>
@@ -2285,7 +2302,7 @@
         </w:tc>
         <w:tc>
           <w:tcPr>
-            <w:tcW w:w="3038" w:type="dxa"/>
+            <w:tcW w:w="1954" w:type="dxa"/>
           </w:tcPr>
           <w:p>
             <w:r>
@@ -2301,7 +2318,7 @@
       <w:tr>
         <w:tc>
           <w:tcPr>
-            <w:tcW w:w="3600" w:type="dxa"/>
+            <w:tcW w:w="3100" w:type="dxa"/>
           </w:tcPr>
           <w:p>
             <w:r>
@@ -2314,7 +2331,7 @@
         </w:tc>
         <w:tc>
           <w:tcPr>
-            <w:tcW w:w="5000" w:type="dxa"/>
+            <w:tcW w:w="4300" w:type="dxa"/>
           </w:tcPr>
           <w:p>
             <w:r>
@@ -2327,7 +2344,7 @@
         </w:tc>
         <w:tc>
           <w:tcPr>
-            <w:tcW w:w="3038" w:type="dxa"/>
+            <w:tcW w:w="1954" w:type="dxa"/>
           </w:tcPr>
           <w:p>
             <w:r>
@@ -2343,7 +2360,7 @@
       <w:tr>
         <w:tc>
           <w:tcPr>
-            <w:tcW w:w="3600" w:type="dxa"/>
+            <w:tcW w:w="3100" w:type="dxa"/>
           </w:tcPr>
           <w:p>
             <w:r>
@@ -2356,7 +2373,7 @@
         </w:tc>
         <w:tc>
           <w:tcPr>
-            <w:tcW w:w="5000" w:type="dxa"/>
+            <w:tcW w:w="4300" w:type="dxa"/>
           </w:tcPr>
           <w:p>
             <w:r>
@@ -2369,7 +2386,7 @@
         </w:tc>
         <w:tc>
           <w:tcPr>
-            <w:tcW w:w="3038" w:type="dxa"/>
+            <w:tcW w:w="1954" w:type="dxa"/>
           </w:tcPr>
           <w:p>
             <w:r>
@@ -2385,7 +2402,7 @@
       <w:tr>
         <w:tc>
           <w:tcPr>
-            <w:tcW w:w="3600" w:type="dxa"/>
+            <w:tcW w:w="3100" w:type="dxa"/>
           </w:tcPr>
           <w:p>
             <w:r>
@@ -2398,7 +2415,7 @@
         </w:tc>
         <w:tc>
           <w:tcPr>
-            <w:tcW w:w="5000" w:type="dxa"/>
+            <w:tcW w:w="4300" w:type="dxa"/>
           </w:tcPr>
           <w:p>
             <w:r>
@@ -2411,7 +2428,7 @@
         </w:tc>
         <w:tc>
           <w:tcPr>
-            <w:tcW w:w="3038" w:type="dxa"/>
+            <w:tcW w:w="1954" w:type="dxa"/>
           </w:tcPr>
           <w:p>
             <w:r>
@@ -2482,7 +2499,7 @@
           <w:b/>
           <w:sz w:val="26"/>
         </w:rPr>
-        <w:t xml:space="preserve">Обоснование материального исполнения: 904L против 316L</w:t>
+        <w:t xml:space="preserve">7. Обоснование материального исполнения: 904L против 316L</w:t>
       </w:r>
     </w:p>
     <w:p>
@@ -2543,7 +2560,7 @@
     </w:p>
     <w:tbl>
       <w:tblPr>
-        <w:tblW w:w="11638" w:type="dxa"/>
+        <w:tblW w:w="9354" w:type="dxa"/>
         <w:tblBorders>
           <w:top w:val="single" w:sz="4" w:color="C9C9C9"/>
           <w:left w:val="single" w:sz="4" w:color="C9C9C9"/>
@@ -2555,14 +2572,17 @@
         <w:tblLayout w:type="fixed"/>
       </w:tblPr>
       <w:tblGrid>
-        <w:gridCol w:w="3600"/>
-        <w:gridCol w:w="5000"/>
-        <w:gridCol w:w="3038"/>
+        <w:gridCol w:w="3100"/>
+        <w:gridCol w:w="4300"/>
+        <w:gridCol w:w="1954"/>
       </w:tblGrid>
       <w:tr>
-        <w:tc>
-          <w:tcPr>
-            <w:tcW w:w="3600" w:type="dxa"/>
+        <w:trPr>
+          <w:tblHeader/>
+        </w:trPr>
+        <w:tc>
+          <w:tcPr>
+            <w:tcW w:w="3100" w:type="dxa"/>
             <w:shd w:val="clear" w:fill="EFEFEF"/>
           </w:tcPr>
           <w:p>
@@ -2577,7 +2597,7 @@
         </w:tc>
         <w:tc>
           <w:tcPr>
-            <w:tcW w:w="5000" w:type="dxa"/>
+            <w:tcW w:w="4300" w:type="dxa"/>
             <w:shd w:val="clear" w:fill="EFEFEF"/>
           </w:tcPr>
           <w:p>
@@ -2592,7 +2612,7 @@
         </w:tc>
         <w:tc>
           <w:tcPr>
-            <w:tcW w:w="3038" w:type="dxa"/>
+            <w:tcW w:w="1954" w:type="dxa"/>
             <w:shd w:val="clear" w:fill="EFEFEF"/>
           </w:tcPr>
           <w:p>
@@ -2609,7 +2629,7 @@
       <w:tr>
         <w:tc>
           <w:tcPr>
-            <w:tcW w:w="3600" w:type="dxa"/>
+            <w:tcW w:w="3100" w:type="dxa"/>
           </w:tcPr>
           <w:p>
             <w:r>
@@ -2622,7 +2642,7 @@
         </w:tc>
         <w:tc>
           <w:tcPr>
-            <w:tcW w:w="5000" w:type="dxa"/>
+            <w:tcW w:w="4300" w:type="dxa"/>
           </w:tcPr>
           <w:p>
             <w:r>
@@ -2635,7 +2655,7 @@
         </w:tc>
         <w:tc>
           <w:tcPr>
-            <w:tcW w:w="3038" w:type="dxa"/>
+            <w:tcW w:w="1954" w:type="dxa"/>
           </w:tcPr>
           <w:p>
             <w:r>
@@ -2651,7 +2671,7 @@
       <w:tr>
         <w:tc>
           <w:tcPr>
-            <w:tcW w:w="3600" w:type="dxa"/>
+            <w:tcW w:w="3100" w:type="dxa"/>
           </w:tcPr>
           <w:p>
             <w:r>
@@ -2664,7 +2684,7 @@
         </w:tc>
         <w:tc>
           <w:tcPr>
-            <w:tcW w:w="5000" w:type="dxa"/>
+            <w:tcW w:w="4300" w:type="dxa"/>
           </w:tcPr>
           <w:p>
             <w:r>
@@ -2677,7 +2697,7 @@
         </w:tc>
         <w:tc>
           <w:tcPr>
-            <w:tcW w:w="3038" w:type="dxa"/>
+            <w:tcW w:w="1954" w:type="dxa"/>
           </w:tcPr>
           <w:p>
             <w:r>
@@ -2693,7 +2713,7 @@
       <w:tr>
         <w:tc>
           <w:tcPr>
-            <w:tcW w:w="3600" w:type="dxa"/>
+            <w:tcW w:w="3100" w:type="dxa"/>
           </w:tcPr>
           <w:p>
             <w:r>
@@ -2706,7 +2726,7 @@
         </w:tc>
         <w:tc>
           <w:tcPr>
-            <w:tcW w:w="5000" w:type="dxa"/>
+            <w:tcW w:w="4300" w:type="dxa"/>
           </w:tcPr>
           <w:p>
             <w:r>
@@ -2719,7 +2739,7 @@
         </w:tc>
         <w:tc>
           <w:tcPr>
-            <w:tcW w:w="3038" w:type="dxa"/>
+            <w:tcW w:w="1954" w:type="dxa"/>
           </w:tcPr>
           <w:p>
             <w:r>
@@ -2735,7 +2755,7 @@
       <w:tr>
         <w:tc>
           <w:tcPr>
-            <w:tcW w:w="3600" w:type="dxa"/>
+            <w:tcW w:w="3100" w:type="dxa"/>
           </w:tcPr>
           <w:p>
             <w:r>
@@ -2748,7 +2768,7 @@
         </w:tc>
         <w:tc>
           <w:tcPr>
-            <w:tcW w:w="5000" w:type="dxa"/>
+            <w:tcW w:w="4300" w:type="dxa"/>
           </w:tcPr>
           <w:p>
             <w:r>
@@ -2761,7 +2781,7 @@
         </w:tc>
         <w:tc>
           <w:tcPr>
-            <w:tcW w:w="3038" w:type="dxa"/>
+            <w:tcW w:w="1954" w:type="dxa"/>
           </w:tcPr>
           <w:p>
             <w:r>
@@ -2777,7 +2797,7 @@
       <w:tr>
         <w:tc>
           <w:tcPr>
-            <w:tcW w:w="3600" w:type="dxa"/>
+            <w:tcW w:w="3100" w:type="dxa"/>
           </w:tcPr>
           <w:p>
             <w:r>
@@ -2790,7 +2810,7 @@
         </w:tc>
         <w:tc>
           <w:tcPr>
-            <w:tcW w:w="5000" w:type="dxa"/>
+            <w:tcW w:w="4300" w:type="dxa"/>
           </w:tcPr>
           <w:p>
             <w:r>
@@ -2803,7 +2823,7 @@
         </w:tc>
         <w:tc>
           <w:tcPr>
-            <w:tcW w:w="3038" w:type="dxa"/>
+            <w:tcW w:w="1954" w:type="dxa"/>
           </w:tcPr>
           <w:p>
             <w:r>
@@ -2874,7 +2894,7 @@
           <w:b/>
           <w:sz w:val="26"/>
         </w:rPr>
-        <w:t xml:space="preserve">Принципиальная технологическая схема (PFD)</w:t>
+        <w:t xml:space="preserve">8. Принципиальная технологическая схема (PFD)</w:t>
       </w:r>
     </w:p>
     <w:p>
@@ -2917,7 +2937,7 @@
     </w:p>
     <w:tbl>
       <w:tblPr>
-        <w:tblW w:w="11638" w:type="dxa"/>
+        <w:tblW w:w="9354" w:type="dxa"/>
         <w:tblBorders>
           <w:top w:val="single" w:sz="4" w:color="C9C9C9"/>
           <w:left w:val="single" w:sz="4" w:color="C9C9C9"/>
@@ -2929,14 +2949,17 @@
         <w:tblLayout w:type="fixed"/>
       </w:tblPr>
       <w:tblGrid>
-        <w:gridCol w:w="3600"/>
-        <w:gridCol w:w="5000"/>
-        <w:gridCol w:w="3038"/>
+        <w:gridCol w:w="3100"/>
+        <w:gridCol w:w="4300"/>
+        <w:gridCol w:w="1954"/>
       </w:tblGrid>
       <w:tr>
-        <w:tc>
-          <w:tcPr>
-            <w:tcW w:w="3600" w:type="dxa"/>
+        <w:trPr>
+          <w:tblHeader/>
+        </w:trPr>
+        <w:tc>
+          <w:tcPr>
+            <w:tcW w:w="3100" w:type="dxa"/>
             <w:shd w:val="clear" w:fill="EFEFEF"/>
           </w:tcPr>
           <w:p>
@@ -2951,7 +2974,7 @@
         </w:tc>
         <w:tc>
           <w:tcPr>
-            <w:tcW w:w="5000" w:type="dxa"/>
+            <w:tcW w:w="4300" w:type="dxa"/>
             <w:shd w:val="clear" w:fill="EFEFEF"/>
           </w:tcPr>
           <w:p>
@@ -2966,7 +2989,7 @@
         </w:tc>
         <w:tc>
           <w:tcPr>
-            <w:tcW w:w="3038" w:type="dxa"/>
+            <w:tcW w:w="1954" w:type="dxa"/>
             <w:shd w:val="clear" w:fill="EFEFEF"/>
           </w:tcPr>
           <w:p>
@@ -2983,7 +3006,7 @@
       <w:tr>
         <w:tc>
           <w:tcPr>
-            <w:tcW w:w="3600" w:type="dxa"/>
+            <w:tcW w:w="3100" w:type="dxa"/>
           </w:tcPr>
           <w:p>
             <w:r>
@@ -2996,7 +3019,7 @@
         </w:tc>
         <w:tc>
           <w:tcPr>
-            <w:tcW w:w="5000" w:type="dxa"/>
+            <w:tcW w:w="4300" w:type="dxa"/>
           </w:tcPr>
           <w:p>
             <w:r>
@@ -3009,7 +3032,7 @@
         </w:tc>
         <w:tc>
           <w:tcPr>
-            <w:tcW w:w="3038" w:type="dxa"/>
+            <w:tcW w:w="1954" w:type="dxa"/>
           </w:tcPr>
           <w:p>
             <w:r>
@@ -3025,7 +3048,7 @@
       <w:tr>
         <w:tc>
           <w:tcPr>
-            <w:tcW w:w="3600" w:type="dxa"/>
+            <w:tcW w:w="3100" w:type="dxa"/>
           </w:tcPr>
           <w:p>
             <w:r>
@@ -3038,7 +3061,7 @@
         </w:tc>
         <w:tc>
           <w:tcPr>
-            <w:tcW w:w="5000" w:type="dxa"/>
+            <w:tcW w:w="4300" w:type="dxa"/>
           </w:tcPr>
           <w:p>
             <w:r>
@@ -3051,7 +3074,7 @@
         </w:tc>
         <w:tc>
           <w:tcPr>
-            <w:tcW w:w="3038" w:type="dxa"/>
+            <w:tcW w:w="1954" w:type="dxa"/>
           </w:tcPr>
           <w:p>
             <w:r>
@@ -3106,7 +3129,7 @@
           <w:b/>
           <w:sz w:val="26"/>
         </w:rPr>
-        <w:t xml:space="preserve">Предварительные схемы P&amp;ID и контуры КИПиА</w:t>
+        <w:t xml:space="preserve">9. Предварительные схемы P&amp;ID и контуры КИПиА</w:t>
       </w:r>
     </w:p>
     <w:p>
@@ -3144,7 +3167,7 @@
     </w:p>
     <w:tbl>
       <w:tblPr>
-        <w:tblW w:w="11638" w:type="dxa"/>
+        <w:tblW w:w="9354" w:type="dxa"/>
         <w:tblBorders>
           <w:top w:val="single" w:sz="4" w:color="C9C9C9"/>
           <w:left w:val="single" w:sz="4" w:color="C9C9C9"/>
@@ -3156,14 +3179,17 @@
         <w:tblLayout w:type="fixed"/>
       </w:tblPr>
       <w:tblGrid>
-        <w:gridCol w:w="3600"/>
-        <w:gridCol w:w="5000"/>
-        <w:gridCol w:w="3038"/>
+        <w:gridCol w:w="3100"/>
+        <w:gridCol w:w="4300"/>
+        <w:gridCol w:w="1954"/>
       </w:tblGrid>
       <w:tr>
-        <w:tc>
-          <w:tcPr>
-            <w:tcW w:w="3600" w:type="dxa"/>
+        <w:trPr>
+          <w:tblHeader/>
+        </w:trPr>
+        <w:tc>
+          <w:tcPr>
+            <w:tcW w:w="3100" w:type="dxa"/>
             <w:shd w:val="clear" w:fill="EFEFEF"/>
           </w:tcPr>
           <w:p>
@@ -3178,7 +3204,7 @@
         </w:tc>
         <w:tc>
           <w:tcPr>
-            <w:tcW w:w="5000" w:type="dxa"/>
+            <w:tcW w:w="4300" w:type="dxa"/>
             <w:shd w:val="clear" w:fill="EFEFEF"/>
           </w:tcPr>
           <w:p>
@@ -3193,7 +3219,7 @@
         </w:tc>
         <w:tc>
           <w:tcPr>
-            <w:tcW w:w="3038" w:type="dxa"/>
+            <w:tcW w:w="1954" w:type="dxa"/>
             <w:shd w:val="clear" w:fill="EFEFEF"/>
           </w:tcPr>
           <w:p>
@@ -3210,7 +3236,7 @@
       <w:tr>
         <w:tc>
           <w:tcPr>
-            <w:tcW w:w="3600" w:type="dxa"/>
+            <w:tcW w:w="3100" w:type="dxa"/>
           </w:tcPr>
           <w:p>
             <w:r>
@@ -3223,7 +3249,7 @@
         </w:tc>
         <w:tc>
           <w:tcPr>
-            <w:tcW w:w="5000" w:type="dxa"/>
+            <w:tcW w:w="4300" w:type="dxa"/>
           </w:tcPr>
           <w:p>
             <w:r>
@@ -3236,7 +3262,7 @@
         </w:tc>
         <w:tc>
           <w:tcPr>
-            <w:tcW w:w="3038" w:type="dxa"/>
+            <w:tcW w:w="1954" w:type="dxa"/>
           </w:tcPr>
           <w:p>
             <w:r>
@@ -3252,7 +3278,7 @@
       <w:tr>
         <w:tc>
           <w:tcPr>
-            <w:tcW w:w="3600" w:type="dxa"/>
+            <w:tcW w:w="3100" w:type="dxa"/>
           </w:tcPr>
           <w:p>
             <w:r>
@@ -3265,7 +3291,7 @@
         </w:tc>
         <w:tc>
           <w:tcPr>
-            <w:tcW w:w="5000" w:type="dxa"/>
+            <w:tcW w:w="4300" w:type="dxa"/>
           </w:tcPr>
           <w:p>
             <w:r>
@@ -3278,7 +3304,7 @@
         </w:tc>
         <w:tc>
           <w:tcPr>
-            <w:tcW w:w="3038" w:type="dxa"/>
+            <w:tcW w:w="1954" w:type="dxa"/>
           </w:tcPr>
           <w:p>
             <w:r>
@@ -3294,7 +3320,7 @@
       <w:tr>
         <w:tc>
           <w:tcPr>
-            <w:tcW w:w="3600" w:type="dxa"/>
+            <w:tcW w:w="3100" w:type="dxa"/>
           </w:tcPr>
           <w:p>
             <w:r>
@@ -3307,7 +3333,7 @@
         </w:tc>
         <w:tc>
           <w:tcPr>
-            <w:tcW w:w="5000" w:type="dxa"/>
+            <w:tcW w:w="4300" w:type="dxa"/>
           </w:tcPr>
           <w:p>
             <w:r>
@@ -3320,7 +3346,7 @@
         </w:tc>
         <w:tc>
           <w:tcPr>
-            <w:tcW w:w="3038" w:type="dxa"/>
+            <w:tcW w:w="1954" w:type="dxa"/>
           </w:tcPr>
           <w:p>
             <w:r>
@@ -3391,7 +3417,7 @@
           <w:b/>
           <w:sz w:val="26"/>
         </w:rPr>
-        <w:t xml:space="preserve">Предварительный перечень трубопроводной арматуры и приборов КИПиА (line list, ±20–30 %)</w:t>
+        <w:t xml:space="preserve">10. Предварительный перечень трубопроводной арматуры и приборов КИПиА (line list, ±20–30 %)</w:t>
       </w:r>
     </w:p>
     <w:p>
@@ -3436,7 +3462,7 @@
     </w:p>
     <w:tbl>
       <w:tblPr>
-        <w:tblW w:w="11638" w:type="dxa"/>
+        <w:tblW w:w="9354" w:type="dxa"/>
         <w:tblBorders>
           <w:top w:val="single" w:sz="4" w:color="C9C9C9"/>
           <w:left w:val="single" w:sz="4" w:color="C9C9C9"/>
@@ -3448,14 +3474,17 @@
         <w:tblLayout w:type="fixed"/>
       </w:tblPr>
       <w:tblGrid>
-        <w:gridCol w:w="3600"/>
-        <w:gridCol w:w="5000"/>
-        <w:gridCol w:w="3038"/>
+        <w:gridCol w:w="3100"/>
+        <w:gridCol w:w="4300"/>
+        <w:gridCol w:w="1954"/>
       </w:tblGrid>
       <w:tr>
-        <w:tc>
-          <w:tcPr>
-            <w:tcW w:w="3600" w:type="dxa"/>
+        <w:trPr>
+          <w:tblHeader/>
+        </w:trPr>
+        <w:tc>
+          <w:tcPr>
+            <w:tcW w:w="3100" w:type="dxa"/>
             <w:shd w:val="clear" w:fill="EFEFEF"/>
           </w:tcPr>
           <w:p>
@@ -3470,7 +3499,7 @@
         </w:tc>
         <w:tc>
           <w:tcPr>
-            <w:tcW w:w="5000" w:type="dxa"/>
+            <w:tcW w:w="4300" w:type="dxa"/>
             <w:shd w:val="clear" w:fill="EFEFEF"/>
           </w:tcPr>
           <w:p>
@@ -3485,7 +3514,7 @@
         </w:tc>
         <w:tc>
           <w:tcPr>
-            <w:tcW w:w="3038" w:type="dxa"/>
+            <w:tcW w:w="1954" w:type="dxa"/>
             <w:shd w:val="clear" w:fill="EFEFEF"/>
           </w:tcPr>
           <w:p>
@@ -3502,7 +3531,7 @@
       <w:tr>
         <w:tc>
           <w:tcPr>
-            <w:tcW w:w="3600" w:type="dxa"/>
+            <w:tcW w:w="3100" w:type="dxa"/>
           </w:tcPr>
           <w:p>
             <w:r>
@@ -3515,7 +3544,7 @@
         </w:tc>
         <w:tc>
           <w:tcPr>
-            <w:tcW w:w="5000" w:type="dxa"/>
+            <w:tcW w:w="4300" w:type="dxa"/>
           </w:tcPr>
           <w:p>
             <w:r>
@@ -3528,7 +3557,7 @@
         </w:tc>
         <w:tc>
           <w:tcPr>
-            <w:tcW w:w="3038" w:type="dxa"/>
+            <w:tcW w:w="1954" w:type="dxa"/>
           </w:tcPr>
           <w:p>
             <w:r>
@@ -3544,7 +3573,7 @@
       <w:tr>
         <w:tc>
           <w:tcPr>
-            <w:tcW w:w="3600" w:type="dxa"/>
+            <w:tcW w:w="3100" w:type="dxa"/>
           </w:tcPr>
           <w:p>
             <w:r>
@@ -3557,7 +3586,7 @@
         </w:tc>
         <w:tc>
           <w:tcPr>
-            <w:tcW w:w="5000" w:type="dxa"/>
+            <w:tcW w:w="4300" w:type="dxa"/>
           </w:tcPr>
           <w:p>
             <w:r>
@@ -3570,7 +3599,7 @@
         </w:tc>
         <w:tc>
           <w:tcPr>
-            <w:tcW w:w="3038" w:type="dxa"/>
+            <w:tcW w:w="1954" w:type="dxa"/>
           </w:tcPr>
           <w:p>
             <w:r>
@@ -3586,7 +3615,7 @@
       <w:tr>
         <w:tc>
           <w:tcPr>
-            <w:tcW w:w="3600" w:type="dxa"/>
+            <w:tcW w:w="3100" w:type="dxa"/>
           </w:tcPr>
           <w:p>
             <w:r>
@@ -3599,7 +3628,7 @@
         </w:tc>
         <w:tc>
           <w:tcPr>
-            <w:tcW w:w="5000" w:type="dxa"/>
+            <w:tcW w:w="4300" w:type="dxa"/>
           </w:tcPr>
           <w:p>
             <w:r>
@@ -3612,7 +3641,7 @@
         </w:tc>
         <w:tc>
           <w:tcPr>
-            <w:tcW w:w="3038" w:type="dxa"/>
+            <w:tcW w:w="1954" w:type="dxa"/>
           </w:tcPr>
           <w:p>
             <w:r>
@@ -3628,7 +3657,7 @@
       <w:tr>
         <w:tc>
           <w:tcPr>
-            <w:tcW w:w="3600" w:type="dxa"/>
+            <w:tcW w:w="3100" w:type="dxa"/>
           </w:tcPr>
           <w:p>
             <w:r>
@@ -3641,7 +3670,7 @@
         </w:tc>
         <w:tc>
           <w:tcPr>
-            <w:tcW w:w="5000" w:type="dxa"/>
+            <w:tcW w:w="4300" w:type="dxa"/>
           </w:tcPr>
           <w:p>
             <w:r>
@@ -3654,7 +3683,7 @@
         </w:tc>
         <w:tc>
           <w:tcPr>
-            <w:tcW w:w="3038" w:type="dxa"/>
+            <w:tcW w:w="1954" w:type="dxa"/>
           </w:tcPr>
           <w:p>
             <w:r>
@@ -3670,7 +3699,7 @@
       <w:tr>
         <w:tc>
           <w:tcPr>
-            <w:tcW w:w="3600" w:type="dxa"/>
+            <w:tcW w:w="3100" w:type="dxa"/>
           </w:tcPr>
           <w:p>
             <w:r>
@@ -3683,7 +3712,7 @@
         </w:tc>
         <w:tc>
           <w:tcPr>
-            <w:tcW w:w="5000" w:type="dxa"/>
+            <w:tcW w:w="4300" w:type="dxa"/>
           </w:tcPr>
           <w:p>
             <w:r>
@@ -3696,7 +3725,7 @@
         </w:tc>
         <w:tc>
           <w:tcPr>
-            <w:tcW w:w="3038" w:type="dxa"/>
+            <w:tcW w:w="1954" w:type="dxa"/>
           </w:tcPr>
           <w:p>
             <w:r>
@@ -3712,7 +3741,7 @@
       <w:tr>
         <w:tc>
           <w:tcPr>
-            <w:tcW w:w="3600" w:type="dxa"/>
+            <w:tcW w:w="3100" w:type="dxa"/>
           </w:tcPr>
           <w:p>
             <w:r>
@@ -3725,7 +3754,7 @@
         </w:tc>
         <w:tc>
           <w:tcPr>
-            <w:tcW w:w="5000" w:type="dxa"/>
+            <w:tcW w:w="4300" w:type="dxa"/>
           </w:tcPr>
           <w:p>
             <w:r>
@@ -3738,7 +3767,7 @@
         </w:tc>
         <w:tc>
           <w:tcPr>
-            <w:tcW w:w="3038" w:type="dxa"/>
+            <w:tcW w:w="1954" w:type="dxa"/>
           </w:tcPr>
           <w:p>
             <w:r>
@@ -3825,7 +3854,7 @@
           <w:b/>
           <w:sz w:val="26"/>
         </w:rPr>
-        <w:t xml:space="preserve">Компоновка в существующем здании ГМУ; высотная проверка барометрических конденсаторов</w:t>
+        <w:t xml:space="preserve">11. Компоновка в существующем здании ГМУ; высотная проверка барометрических конденсаторов</w:t>
       </w:r>
     </w:p>
     <w:p>
@@ -3866,7 +3895,7 @@
     </w:p>
     <w:tbl>
       <w:tblPr>
-        <w:tblW w:w="11638" w:type="dxa"/>
+        <w:tblW w:w="9354" w:type="dxa"/>
         <w:tblBorders>
           <w:top w:val="single" w:sz="4" w:color="C9C9C9"/>
           <w:left w:val="single" w:sz="4" w:color="C9C9C9"/>
@@ -3878,14 +3907,17 @@
         <w:tblLayout w:type="fixed"/>
       </w:tblPr>
       <w:tblGrid>
-        <w:gridCol w:w="3600"/>
-        <w:gridCol w:w="5000"/>
-        <w:gridCol w:w="3038"/>
+        <w:gridCol w:w="3100"/>
+        <w:gridCol w:w="4300"/>
+        <w:gridCol w:w="1954"/>
       </w:tblGrid>
       <w:tr>
-        <w:tc>
-          <w:tcPr>
-            <w:tcW w:w="3600" w:type="dxa"/>
+        <w:trPr>
+          <w:tblHeader/>
+        </w:trPr>
+        <w:tc>
+          <w:tcPr>
+            <w:tcW w:w="3100" w:type="dxa"/>
             <w:shd w:val="clear" w:fill="EFEFEF"/>
           </w:tcPr>
           <w:p>
@@ -3900,7 +3932,7 @@
         </w:tc>
         <w:tc>
           <w:tcPr>
-            <w:tcW w:w="5000" w:type="dxa"/>
+            <w:tcW w:w="4300" w:type="dxa"/>
             <w:shd w:val="clear" w:fill="EFEFEF"/>
           </w:tcPr>
           <w:p>
@@ -3915,7 +3947,7 @@
         </w:tc>
         <w:tc>
           <w:tcPr>
-            <w:tcW w:w="3038" w:type="dxa"/>
+            <w:tcW w:w="1954" w:type="dxa"/>
             <w:shd w:val="clear" w:fill="EFEFEF"/>
           </w:tcPr>
           <w:p>
@@ -3932,7 +3964,7 @@
       <w:tr>
         <w:tc>
           <w:tcPr>
-            <w:tcW w:w="3600" w:type="dxa"/>
+            <w:tcW w:w="3100" w:type="dxa"/>
           </w:tcPr>
           <w:p>
             <w:r>
@@ -3945,7 +3977,7 @@
         </w:tc>
         <w:tc>
           <w:tcPr>
-            <w:tcW w:w="5000" w:type="dxa"/>
+            <w:tcW w:w="4300" w:type="dxa"/>
           </w:tcPr>
           <w:p>
             <w:r>
@@ -3958,7 +3990,7 @@
         </w:tc>
         <w:tc>
           <w:tcPr>
-            <w:tcW w:w="3038" w:type="dxa"/>
+            <w:tcW w:w="1954" w:type="dxa"/>
           </w:tcPr>
           <w:p>
             <w:r>
@@ -3974,7 +4006,7 @@
       <w:tr>
         <w:tc>
           <w:tcPr>
-            <w:tcW w:w="3600" w:type="dxa"/>
+            <w:tcW w:w="3100" w:type="dxa"/>
           </w:tcPr>
           <w:p>
             <w:r>
@@ -3987,7 +4019,7 @@
         </w:tc>
         <w:tc>
           <w:tcPr>
-            <w:tcW w:w="5000" w:type="dxa"/>
+            <w:tcW w:w="4300" w:type="dxa"/>
           </w:tcPr>
           <w:p>
             <w:r>
@@ -4000,7 +4032,7 @@
         </w:tc>
         <w:tc>
           <w:tcPr>
-            <w:tcW w:w="3038" w:type="dxa"/>
+            <w:tcW w:w="1954" w:type="dxa"/>
           </w:tcPr>
           <w:p>
             <w:r>
@@ -4016,7 +4048,7 @@
       <w:tr>
         <w:tc>
           <w:tcPr>
-            <w:tcW w:w="3600" w:type="dxa"/>
+            <w:tcW w:w="3100" w:type="dxa"/>
           </w:tcPr>
           <w:p>
             <w:r>
@@ -4029,7 +4061,7 @@
         </w:tc>
         <w:tc>
           <w:tcPr>
-            <w:tcW w:w="5000" w:type="dxa"/>
+            <w:tcW w:w="4300" w:type="dxa"/>
           </w:tcPr>
           <w:p>
             <w:r>
@@ -4042,7 +4074,7 @@
         </w:tc>
         <w:tc>
           <w:tcPr>
-            <w:tcW w:w="3038" w:type="dxa"/>
+            <w:tcW w:w="1954" w:type="dxa"/>
           </w:tcPr>
           <w:p>
             <w:r>
@@ -4058,7 +4090,7 @@
       <w:tr>
         <w:tc>
           <w:tcPr>
-            <w:tcW w:w="3600" w:type="dxa"/>
+            <w:tcW w:w="3100" w:type="dxa"/>
           </w:tcPr>
           <w:p>
             <w:r>
@@ -4071,7 +4103,7 @@
         </w:tc>
         <w:tc>
           <w:tcPr>
-            <w:tcW w:w="5000" w:type="dxa"/>
+            <w:tcW w:w="4300" w:type="dxa"/>
           </w:tcPr>
           <w:p>
             <w:r>
@@ -4084,7 +4116,7 @@
         </w:tc>
         <w:tc>
           <w:tcPr>
-            <w:tcW w:w="3038" w:type="dxa"/>
+            <w:tcW w:w="1954" w:type="dxa"/>
           </w:tcPr>
           <w:p>
             <w:r>
@@ -4100,7 +4132,7 @@
       <w:tr>
         <w:tc>
           <w:tcPr>
-            <w:tcW w:w="3600" w:type="dxa"/>
+            <w:tcW w:w="3100" w:type="dxa"/>
           </w:tcPr>
           <w:p>
             <w:r>
@@ -4113,7 +4145,7 @@
         </w:tc>
         <w:tc>
           <w:tcPr>
-            <w:tcW w:w="5000" w:type="dxa"/>
+            <w:tcW w:w="4300" w:type="dxa"/>
           </w:tcPr>
           <w:p>
             <w:r>
@@ -4126,7 +4158,7 @@
         </w:tc>
         <w:tc>
           <w:tcPr>
-            <w:tcW w:w="3038" w:type="dxa"/>
+            <w:tcW w:w="1954" w:type="dxa"/>
           </w:tcPr>
           <w:p>
             <w:r>
@@ -4213,7 +4245,7 @@
           <w:b/>
           <w:sz w:val="26"/>
         </w:rPr>
-        <w:t xml:space="preserve">Нагрузки на строительные конструкции и фундаменты (включая динамические)</w:t>
+        <w:t xml:space="preserve">12. Нагрузки на строительные конструкции и фундаменты (включая динамические)</w:t>
       </w:r>
     </w:p>
     <w:p>
@@ -4248,7 +4280,7 @@
     </w:p>
     <w:tbl>
       <w:tblPr>
-        <w:tblW w:w="11638" w:type="dxa"/>
+        <w:tblW w:w="9354" w:type="dxa"/>
         <w:tblBorders>
           <w:top w:val="single" w:sz="4" w:color="C9C9C9"/>
           <w:left w:val="single" w:sz="4" w:color="C9C9C9"/>
@@ -4260,14 +4292,17 @@
         <w:tblLayout w:type="fixed"/>
       </w:tblPr>
       <w:tblGrid>
-        <w:gridCol w:w="3600"/>
-        <w:gridCol w:w="5000"/>
-        <w:gridCol w:w="3038"/>
+        <w:gridCol w:w="3100"/>
+        <w:gridCol w:w="4300"/>
+        <w:gridCol w:w="1954"/>
       </w:tblGrid>
       <w:tr>
-        <w:tc>
-          <w:tcPr>
-            <w:tcW w:w="3600" w:type="dxa"/>
+        <w:trPr>
+          <w:tblHeader/>
+        </w:trPr>
+        <w:tc>
+          <w:tcPr>
+            <w:tcW w:w="3100" w:type="dxa"/>
             <w:shd w:val="clear" w:fill="EFEFEF"/>
           </w:tcPr>
           <w:p>
@@ -4282,7 +4317,7 @@
         </w:tc>
         <w:tc>
           <w:tcPr>
-            <w:tcW w:w="5000" w:type="dxa"/>
+            <w:tcW w:w="4300" w:type="dxa"/>
             <w:shd w:val="clear" w:fill="EFEFEF"/>
           </w:tcPr>
           <w:p>
@@ -4297,7 +4332,7 @@
         </w:tc>
         <w:tc>
           <w:tcPr>
-            <w:tcW w:w="3038" w:type="dxa"/>
+            <w:tcW w:w="1954" w:type="dxa"/>
             <w:shd w:val="clear" w:fill="EFEFEF"/>
           </w:tcPr>
           <w:p>
@@ -4314,7 +4349,7 @@
       <w:tr>
         <w:tc>
           <w:tcPr>
-            <w:tcW w:w="3600" w:type="dxa"/>
+            <w:tcW w:w="3100" w:type="dxa"/>
           </w:tcPr>
           <w:p>
             <w:r>
@@ -4327,7 +4362,7 @@
         </w:tc>
         <w:tc>
           <w:tcPr>
-            <w:tcW w:w="5000" w:type="dxa"/>
+            <w:tcW w:w="4300" w:type="dxa"/>
           </w:tcPr>
           <w:p>
             <w:r>
@@ -4340,7 +4375,7 @@
         </w:tc>
         <w:tc>
           <w:tcPr>
-            <w:tcW w:w="3038" w:type="dxa"/>
+            <w:tcW w:w="1954" w:type="dxa"/>
           </w:tcPr>
           <w:p>
             <w:r>
@@ -4356,7 +4391,7 @@
       <w:tr>
         <w:tc>
           <w:tcPr>
-            <w:tcW w:w="3600" w:type="dxa"/>
+            <w:tcW w:w="3100" w:type="dxa"/>
           </w:tcPr>
           <w:p>
             <w:r>
@@ -4369,7 +4404,7 @@
         </w:tc>
         <w:tc>
           <w:tcPr>
-            <w:tcW w:w="5000" w:type="dxa"/>
+            <w:tcW w:w="4300" w:type="dxa"/>
           </w:tcPr>
           <w:p>
             <w:r>
@@ -4382,7 +4417,7 @@
         </w:tc>
         <w:tc>
           <w:tcPr>
-            <w:tcW w:w="3038" w:type="dxa"/>
+            <w:tcW w:w="1954" w:type="dxa"/>
           </w:tcPr>
           <w:p>
             <w:r>
@@ -4398,7 +4433,7 @@
       <w:tr>
         <w:tc>
           <w:tcPr>
-            <w:tcW w:w="3600" w:type="dxa"/>
+            <w:tcW w:w="3100" w:type="dxa"/>
           </w:tcPr>
           <w:p>
             <w:r>
@@ -4411,7 +4446,7 @@
         </w:tc>
         <w:tc>
           <w:tcPr>
-            <w:tcW w:w="5000" w:type="dxa"/>
+            <w:tcW w:w="4300" w:type="dxa"/>
           </w:tcPr>
           <w:p>
             <w:r>
@@ -4424,7 +4459,7 @@
         </w:tc>
         <w:tc>
           <w:tcPr>
-            <w:tcW w:w="3038" w:type="dxa"/>
+            <w:tcW w:w="1954" w:type="dxa"/>
           </w:tcPr>
           <w:p>
             <w:r>
@@ -4440,7 +4475,7 @@
       <w:tr>
         <w:tc>
           <w:tcPr>
-            <w:tcW w:w="3600" w:type="dxa"/>
+            <w:tcW w:w="3100" w:type="dxa"/>
           </w:tcPr>
           <w:p>
             <w:r>
@@ -4453,7 +4488,7 @@
         </w:tc>
         <w:tc>
           <w:tcPr>
-            <w:tcW w:w="5000" w:type="dxa"/>
+            <w:tcW w:w="4300" w:type="dxa"/>
           </w:tcPr>
           <w:p>
             <w:r>
@@ -4466,7 +4501,7 @@
         </w:tc>
         <w:tc>
           <w:tcPr>
-            <w:tcW w:w="3038" w:type="dxa"/>
+            <w:tcW w:w="1954" w:type="dxa"/>
           </w:tcPr>
           <w:p>
             <w:r>
@@ -4537,7 +4572,7 @@
           <w:b/>
           <w:sz w:val="26"/>
         </w:rPr>
-        <w:t xml:space="preserve">Требования к монтажу (включая вес самых тяжёлых частей)</w:t>
+        <w:t xml:space="preserve">13. Требования к монтажу (включая вес самых тяжёлых частей)</w:t>
       </w:r>
     </w:p>
     <w:p>
@@ -4590,7 +4625,7 @@
     </w:p>
     <w:tbl>
       <w:tblPr>
-        <w:tblW w:w="11638" w:type="dxa"/>
+        <w:tblW w:w="9354" w:type="dxa"/>
         <w:tblBorders>
           <w:top w:val="single" w:sz="4" w:color="C9C9C9"/>
           <w:left w:val="single" w:sz="4" w:color="C9C9C9"/>
@@ -4602,14 +4637,17 @@
         <w:tblLayout w:type="fixed"/>
       </w:tblPr>
       <w:tblGrid>
-        <w:gridCol w:w="3600"/>
-        <w:gridCol w:w="5000"/>
-        <w:gridCol w:w="3038"/>
+        <w:gridCol w:w="3100"/>
+        <w:gridCol w:w="4300"/>
+        <w:gridCol w:w="1954"/>
       </w:tblGrid>
       <w:tr>
-        <w:tc>
-          <w:tcPr>
-            <w:tcW w:w="3600" w:type="dxa"/>
+        <w:trPr>
+          <w:tblHeader/>
+        </w:trPr>
+        <w:tc>
+          <w:tcPr>
+            <w:tcW w:w="3100" w:type="dxa"/>
             <w:shd w:val="clear" w:fill="EFEFEF"/>
           </w:tcPr>
           <w:p>
@@ -4624,7 +4662,7 @@
         </w:tc>
         <w:tc>
           <w:tcPr>
-            <w:tcW w:w="5000" w:type="dxa"/>
+            <w:tcW w:w="4300" w:type="dxa"/>
             <w:shd w:val="clear" w:fill="EFEFEF"/>
           </w:tcPr>
           <w:p>
@@ -4639,7 +4677,7 @@
         </w:tc>
         <w:tc>
           <w:tcPr>
-            <w:tcW w:w="3038" w:type="dxa"/>
+            <w:tcW w:w="1954" w:type="dxa"/>
             <w:shd w:val="clear" w:fill="EFEFEF"/>
           </w:tcPr>
           <w:p>
@@ -4656,7 +4694,7 @@
       <w:tr>
         <w:tc>
           <w:tcPr>
-            <w:tcW w:w="3600" w:type="dxa"/>
+            <w:tcW w:w="3100" w:type="dxa"/>
           </w:tcPr>
           <w:p>
             <w:r>
@@ -4669,7 +4707,7 @@
         </w:tc>
         <w:tc>
           <w:tcPr>
-            <w:tcW w:w="5000" w:type="dxa"/>
+            <w:tcW w:w="4300" w:type="dxa"/>
           </w:tcPr>
           <w:p>
             <w:r>
@@ -4682,7 +4720,7 @@
         </w:tc>
         <w:tc>
           <w:tcPr>
-            <w:tcW w:w="3038" w:type="dxa"/>
+            <w:tcW w:w="1954" w:type="dxa"/>
           </w:tcPr>
           <w:p>
             <w:r>
@@ -4698,7 +4736,7 @@
       <w:tr>
         <w:tc>
           <w:tcPr>
-            <w:tcW w:w="3600" w:type="dxa"/>
+            <w:tcW w:w="3100" w:type="dxa"/>
           </w:tcPr>
           <w:p>
             <w:r>
@@ -4711,7 +4749,7 @@
         </w:tc>
         <w:tc>
           <w:tcPr>
-            <w:tcW w:w="5000" w:type="dxa"/>
+            <w:tcW w:w="4300" w:type="dxa"/>
           </w:tcPr>
           <w:p>
             <w:r>
@@ -4724,7 +4762,7 @@
         </w:tc>
         <w:tc>
           <w:tcPr>
-            <w:tcW w:w="3038" w:type="dxa"/>
+            <w:tcW w:w="1954" w:type="dxa"/>
           </w:tcPr>
           <w:p>
             <w:r>
@@ -4740,7 +4778,7 @@
       <w:tr>
         <w:tc>
           <w:tcPr>
-            <w:tcW w:w="3600" w:type="dxa"/>
+            <w:tcW w:w="3100" w:type="dxa"/>
           </w:tcPr>
           <w:p>
             <w:r>
@@ -4753,7 +4791,7 @@
         </w:tc>
         <w:tc>
           <w:tcPr>
-            <w:tcW w:w="5000" w:type="dxa"/>
+            <w:tcW w:w="4300" w:type="dxa"/>
           </w:tcPr>
           <w:p>
             <w:r>
@@ -4766,7 +4804,7 @@
         </w:tc>
         <w:tc>
           <w:tcPr>
-            <w:tcW w:w="3038" w:type="dxa"/>
+            <w:tcW w:w="1954" w:type="dxa"/>
           </w:tcPr>
           <w:p>
             <w:r>
@@ -4782,7 +4820,7 @@
       <w:tr>
         <w:tc>
           <w:tcPr>
-            <w:tcW w:w="3600" w:type="dxa"/>
+            <w:tcW w:w="3100" w:type="dxa"/>
           </w:tcPr>
           <w:p>
             <w:r>
@@ -4795,7 +4833,7 @@
         </w:tc>
         <w:tc>
           <w:tcPr>
-            <w:tcW w:w="5000" w:type="dxa"/>
+            <w:tcW w:w="4300" w:type="dxa"/>
           </w:tcPr>
           <w:p>
             <w:r>
@@ -4808,7 +4846,7 @@
         </w:tc>
         <w:tc>
           <w:tcPr>
-            <w:tcW w:w="3038" w:type="dxa"/>
+            <w:tcW w:w="1954" w:type="dxa"/>
           </w:tcPr>
           <w:p>
             <w:r>
@@ -4824,7 +4862,7 @@
       <w:tr>
         <w:tc>
           <w:tcPr>
-            <w:tcW w:w="3600" w:type="dxa"/>
+            <w:tcW w:w="3100" w:type="dxa"/>
           </w:tcPr>
           <w:p>
             <w:r>
@@ -4837,7 +4875,7 @@
         </w:tc>
         <w:tc>
           <w:tcPr>
-            <w:tcW w:w="5000" w:type="dxa"/>
+            <w:tcW w:w="4300" w:type="dxa"/>
           </w:tcPr>
           <w:p>
             <w:r>
@@ -4850,7 +4888,7 @@
         </w:tc>
         <w:tc>
           <w:tcPr>
-            <w:tcW w:w="3038" w:type="dxa"/>
+            <w:tcW w:w="1954" w:type="dxa"/>
           </w:tcPr>
           <w:p>
             <w:r>
@@ -4937,7 +4975,7 @@
           <w:b/>
           <w:sz w:val="26"/>
         </w:rPr>
-        <w:t xml:space="preserve">АСУ участка с прикладным программным обеспечением</w:t>
+        <w:t xml:space="preserve">14. АСУ участка с прикладным программным обеспечением</w:t>
       </w:r>
     </w:p>
     <w:p>
@@ -4990,7 +5028,7 @@
     </w:p>
     <w:tbl>
       <w:tblPr>
-        <w:tblW w:w="11638" w:type="dxa"/>
+        <w:tblW w:w="9354" w:type="dxa"/>
         <w:tblBorders>
           <w:top w:val="single" w:sz="4" w:color="C9C9C9"/>
           <w:left w:val="single" w:sz="4" w:color="C9C9C9"/>
@@ -5002,14 +5040,17 @@
         <w:tblLayout w:type="fixed"/>
       </w:tblPr>
       <w:tblGrid>
-        <w:gridCol w:w="3600"/>
-        <w:gridCol w:w="5000"/>
-        <w:gridCol w:w="3038"/>
+        <w:gridCol w:w="3100"/>
+        <w:gridCol w:w="4300"/>
+        <w:gridCol w:w="1954"/>
       </w:tblGrid>
       <w:tr>
-        <w:tc>
-          <w:tcPr>
-            <w:tcW w:w="3600" w:type="dxa"/>
+        <w:trPr>
+          <w:tblHeader/>
+        </w:trPr>
+        <w:tc>
+          <w:tcPr>
+            <w:tcW w:w="3100" w:type="dxa"/>
             <w:shd w:val="clear" w:fill="EFEFEF"/>
           </w:tcPr>
           <w:p>
@@ -5024,7 +5065,7 @@
         </w:tc>
         <w:tc>
           <w:tcPr>
-            <w:tcW w:w="5000" w:type="dxa"/>
+            <w:tcW w:w="4300" w:type="dxa"/>
             <w:shd w:val="clear" w:fill="EFEFEF"/>
           </w:tcPr>
           <w:p>
@@ -5039,7 +5080,7 @@
         </w:tc>
         <w:tc>
           <w:tcPr>
-            <w:tcW w:w="3038" w:type="dxa"/>
+            <w:tcW w:w="1954" w:type="dxa"/>
             <w:shd w:val="clear" w:fill="EFEFEF"/>
           </w:tcPr>
           <w:p>
@@ -5056,7 +5097,7 @@
       <w:tr>
         <w:tc>
           <w:tcPr>
-            <w:tcW w:w="3600" w:type="dxa"/>
+            <w:tcW w:w="3100" w:type="dxa"/>
           </w:tcPr>
           <w:p>
             <w:r>
@@ -5069,7 +5110,7 @@
         </w:tc>
         <w:tc>
           <w:tcPr>
-            <w:tcW w:w="5000" w:type="dxa"/>
+            <w:tcW w:w="4300" w:type="dxa"/>
           </w:tcPr>
           <w:p>
             <w:r>
@@ -5082,7 +5123,7 @@
         </w:tc>
         <w:tc>
           <w:tcPr>
-            <w:tcW w:w="3038" w:type="dxa"/>
+            <w:tcW w:w="1954" w:type="dxa"/>
           </w:tcPr>
           <w:p>
             <w:r>
@@ -5098,7 +5139,7 @@
       <w:tr>
         <w:tc>
           <w:tcPr>
-            <w:tcW w:w="3600" w:type="dxa"/>
+            <w:tcW w:w="3100" w:type="dxa"/>
           </w:tcPr>
           <w:p>
             <w:r>
@@ -5111,7 +5152,7 @@
         </w:tc>
         <w:tc>
           <w:tcPr>
-            <w:tcW w:w="5000" w:type="dxa"/>
+            <w:tcW w:w="4300" w:type="dxa"/>
           </w:tcPr>
           <w:p>
             <w:r>
@@ -5124,7 +5165,7 @@
         </w:tc>
         <w:tc>
           <w:tcPr>
-            <w:tcW w:w="3038" w:type="dxa"/>
+            <w:tcW w:w="1954" w:type="dxa"/>
           </w:tcPr>
           <w:p>
             <w:r>
@@ -5140,7 +5181,7 @@
       <w:tr>
         <w:tc>
           <w:tcPr>
-            <w:tcW w:w="3600" w:type="dxa"/>
+            <w:tcW w:w="3100" w:type="dxa"/>
           </w:tcPr>
           <w:p>
             <w:r>
@@ -5153,7 +5194,7 @@
         </w:tc>
         <w:tc>
           <w:tcPr>
-            <w:tcW w:w="5000" w:type="dxa"/>
+            <w:tcW w:w="4300" w:type="dxa"/>
           </w:tcPr>
           <w:p>
             <w:r>
@@ -5166,7 +5207,7 @@
         </w:tc>
         <w:tc>
           <w:tcPr>
-            <w:tcW w:w="3038" w:type="dxa"/>
+            <w:tcW w:w="1954" w:type="dxa"/>
           </w:tcPr>
           <w:p>
             <w:r>
@@ -5182,7 +5223,7 @@
       <w:tr>
         <w:tc>
           <w:tcPr>
-            <w:tcW w:w="3600" w:type="dxa"/>
+            <w:tcW w:w="3100" w:type="dxa"/>
           </w:tcPr>
           <w:p>
             <w:r>
@@ -5195,7 +5236,7 @@
         </w:tc>
         <w:tc>
           <w:tcPr>
-            <w:tcW w:w="5000" w:type="dxa"/>
+            <w:tcW w:w="4300" w:type="dxa"/>
           </w:tcPr>
           <w:p>
             <w:r>
@@ -5208,7 +5249,7 @@
         </w:tc>
         <w:tc>
           <w:tcPr>
-            <w:tcW w:w="3038" w:type="dxa"/>
+            <w:tcW w:w="1954" w:type="dxa"/>
           </w:tcPr>
           <w:p>
             <w:r>
@@ -5224,7 +5265,7 @@
       <w:tr>
         <w:tc>
           <w:tcPr>
-            <w:tcW w:w="3600" w:type="dxa"/>
+            <w:tcW w:w="3100" w:type="dxa"/>
           </w:tcPr>
           <w:p>
             <w:r>
@@ -5237,7 +5278,7 @@
         </w:tc>
         <w:tc>
           <w:tcPr>
-            <w:tcW w:w="5000" w:type="dxa"/>
+            <w:tcW w:w="4300" w:type="dxa"/>
           </w:tcPr>
           <w:p>
             <w:r>
@@ -5250,7 +5291,7 @@
         </w:tc>
         <w:tc>
           <w:tcPr>
-            <w:tcW w:w="3038" w:type="dxa"/>
+            <w:tcW w:w="1954" w:type="dxa"/>
           </w:tcPr>
           <w:p>
             <w:r>
@@ -5321,7 +5362,7 @@
           <w:b/>
           <w:sz w:val="26"/>
         </w:rPr>
-        <w:t xml:space="preserve">Расходы пара, воды и энергоресурсов</w:t>
+        <w:t xml:space="preserve">15. Расходы пара, воды и энергоресурсов</w:t>
       </w:r>
     </w:p>
     <w:p>
@@ -5366,7 +5407,7 @@
     </w:p>
     <w:tbl>
       <w:tblPr>
-        <w:tblW w:w="11638" w:type="dxa"/>
+        <w:tblW w:w="9354" w:type="dxa"/>
         <w:tblBorders>
           <w:top w:val="single" w:sz="4" w:color="C9C9C9"/>
           <w:left w:val="single" w:sz="4" w:color="C9C9C9"/>
@@ -5378,14 +5419,17 @@
         <w:tblLayout w:type="fixed"/>
       </w:tblPr>
       <w:tblGrid>
-        <w:gridCol w:w="3600"/>
-        <w:gridCol w:w="5000"/>
-        <w:gridCol w:w="3038"/>
+        <w:gridCol w:w="3100"/>
+        <w:gridCol w:w="4300"/>
+        <w:gridCol w:w="1954"/>
       </w:tblGrid>
       <w:tr>
-        <w:tc>
-          <w:tcPr>
-            <w:tcW w:w="3600" w:type="dxa"/>
+        <w:trPr>
+          <w:tblHeader/>
+        </w:trPr>
+        <w:tc>
+          <w:tcPr>
+            <w:tcW w:w="3100" w:type="dxa"/>
             <w:shd w:val="clear" w:fill="EFEFEF"/>
           </w:tcPr>
           <w:p>
@@ -5400,7 +5444,7 @@
         </w:tc>
         <w:tc>
           <w:tcPr>
-            <w:tcW w:w="5000" w:type="dxa"/>
+            <w:tcW w:w="4300" w:type="dxa"/>
             <w:shd w:val="clear" w:fill="EFEFEF"/>
           </w:tcPr>
           <w:p>
@@ -5415,7 +5459,7 @@
         </w:tc>
         <w:tc>
           <w:tcPr>
-            <w:tcW w:w="3038" w:type="dxa"/>
+            <w:tcW w:w="1954" w:type="dxa"/>
             <w:shd w:val="clear" w:fill="EFEFEF"/>
           </w:tcPr>
           <w:p>
@@ -5432,7 +5476,7 @@
       <w:tr>
         <w:tc>
           <w:tcPr>
-            <w:tcW w:w="3600" w:type="dxa"/>
+            <w:tcW w:w="3100" w:type="dxa"/>
           </w:tcPr>
           <w:p>
             <w:r>
@@ -5445,7 +5489,7 @@
         </w:tc>
         <w:tc>
           <w:tcPr>
-            <w:tcW w:w="5000" w:type="dxa"/>
+            <w:tcW w:w="4300" w:type="dxa"/>
           </w:tcPr>
           <w:p>
             <w:r>
@@ -5458,7 +5502,7 @@
         </w:tc>
         <w:tc>
           <w:tcPr>
-            <w:tcW w:w="3038" w:type="dxa"/>
+            <w:tcW w:w="1954" w:type="dxa"/>
           </w:tcPr>
           <w:p>
             <w:r>
@@ -5474,7 +5518,7 @@
       <w:tr>
         <w:tc>
           <w:tcPr>
-            <w:tcW w:w="3600" w:type="dxa"/>
+            <w:tcW w:w="3100" w:type="dxa"/>
           </w:tcPr>
           <w:p>
             <w:r>
@@ -5487,7 +5531,7 @@
         </w:tc>
         <w:tc>
           <w:tcPr>
-            <w:tcW w:w="5000" w:type="dxa"/>
+            <w:tcW w:w="4300" w:type="dxa"/>
           </w:tcPr>
           <w:p>
             <w:r>
@@ -5500,7 +5544,7 @@
         </w:tc>
         <w:tc>
           <w:tcPr>
-            <w:tcW w:w="3038" w:type="dxa"/>
+            <w:tcW w:w="1954" w:type="dxa"/>
           </w:tcPr>
           <w:p>
             <w:r>
@@ -5516,7 +5560,7 @@
       <w:tr>
         <w:tc>
           <w:tcPr>
-            <w:tcW w:w="3600" w:type="dxa"/>
+            <w:tcW w:w="3100" w:type="dxa"/>
           </w:tcPr>
           <w:p>
             <w:r>
@@ -5529,7 +5573,7 @@
         </w:tc>
         <w:tc>
           <w:tcPr>
-            <w:tcW w:w="5000" w:type="dxa"/>
+            <w:tcW w:w="4300" w:type="dxa"/>
           </w:tcPr>
           <w:p>
             <w:r>
@@ -5542,7 +5586,7 @@
         </w:tc>
         <w:tc>
           <w:tcPr>
-            <w:tcW w:w="3038" w:type="dxa"/>
+            <w:tcW w:w="1954" w:type="dxa"/>
           </w:tcPr>
           <w:p>
             <w:r>
@@ -5558,7 +5602,7 @@
       <w:tr>
         <w:tc>
           <w:tcPr>
-            <w:tcW w:w="3600" w:type="dxa"/>
+            <w:tcW w:w="3100" w:type="dxa"/>
           </w:tcPr>
           <w:p>
             <w:r>
@@ -5571,7 +5615,7 @@
         </w:tc>
         <w:tc>
           <w:tcPr>
-            <w:tcW w:w="5000" w:type="dxa"/>
+            <w:tcW w:w="4300" w:type="dxa"/>
           </w:tcPr>
           <w:p>
             <w:r>
@@ -5584,7 +5628,7 @@
         </w:tc>
         <w:tc>
           <w:tcPr>
-            <w:tcW w:w="3038" w:type="dxa"/>
+            <w:tcW w:w="1954" w:type="dxa"/>
           </w:tcPr>
           <w:p>
             <w:r>
@@ -5600,7 +5644,7 @@
       <w:tr>
         <w:tc>
           <w:tcPr>
-            <w:tcW w:w="3600" w:type="dxa"/>
+            <w:tcW w:w="3100" w:type="dxa"/>
           </w:tcPr>
           <w:p>
             <w:r>
@@ -5613,7 +5657,7 @@
         </w:tc>
         <w:tc>
           <w:tcPr>
-            <w:tcW w:w="5000" w:type="dxa"/>
+            <w:tcW w:w="4300" w:type="dxa"/>
           </w:tcPr>
           <w:p>
             <w:r>
@@ -5626,7 +5670,7 @@
         </w:tc>
         <w:tc>
           <w:tcPr>
-            <w:tcW w:w="3038" w:type="dxa"/>
+            <w:tcW w:w="1954" w:type="dxa"/>
           </w:tcPr>
           <w:p>
             <w:r>
@@ -5713,7 +5757,7 @@
           <w:b/>
           <w:sz w:val="26"/>
         </w:rPr>
-        <w:t xml:space="preserve">Предварительные данные по подключению к сетям водо-, энерго- и воздухоснабжения</w:t>
+        <w:t xml:space="preserve">16. Предварительные данные по подключению к сетям водо-, энерго- и воздухоснабжения</w:t>
       </w:r>
     </w:p>
     <w:p>
@@ -5758,7 +5802,7 @@
     </w:p>
     <w:tbl>
       <w:tblPr>
-        <w:tblW w:w="11638" w:type="dxa"/>
+        <w:tblW w:w="9354" w:type="dxa"/>
         <w:tblBorders>
           <w:top w:val="single" w:sz="4" w:color="C9C9C9"/>
           <w:left w:val="single" w:sz="4" w:color="C9C9C9"/>
@@ -5770,14 +5814,17 @@
         <w:tblLayout w:type="fixed"/>
       </w:tblPr>
       <w:tblGrid>
-        <w:gridCol w:w="3600"/>
-        <w:gridCol w:w="5000"/>
-        <w:gridCol w:w="3038"/>
+        <w:gridCol w:w="3100"/>
+        <w:gridCol w:w="4300"/>
+        <w:gridCol w:w="1954"/>
       </w:tblGrid>
       <w:tr>
-        <w:tc>
-          <w:tcPr>
-            <w:tcW w:w="3600" w:type="dxa"/>
+        <w:trPr>
+          <w:tblHeader/>
+        </w:trPr>
+        <w:tc>
+          <w:tcPr>
+            <w:tcW w:w="3100" w:type="dxa"/>
             <w:shd w:val="clear" w:fill="EFEFEF"/>
           </w:tcPr>
           <w:p>
@@ -5792,7 +5839,7 @@
         </w:tc>
         <w:tc>
           <w:tcPr>
-            <w:tcW w:w="5000" w:type="dxa"/>
+            <w:tcW w:w="4300" w:type="dxa"/>
             <w:shd w:val="clear" w:fill="EFEFEF"/>
           </w:tcPr>
           <w:p>
@@ -5807,7 +5854,7 @@
         </w:tc>
         <w:tc>
           <w:tcPr>
-            <w:tcW w:w="3038" w:type="dxa"/>
+            <w:tcW w:w="1954" w:type="dxa"/>
             <w:shd w:val="clear" w:fill="EFEFEF"/>
           </w:tcPr>
           <w:p>
@@ -5824,7 +5871,7 @@
       <w:tr>
         <w:tc>
           <w:tcPr>
-            <w:tcW w:w="3600" w:type="dxa"/>
+            <w:tcW w:w="3100" w:type="dxa"/>
           </w:tcPr>
           <w:p>
             <w:r>
@@ -5837,7 +5884,7 @@
         </w:tc>
         <w:tc>
           <w:tcPr>
-            <w:tcW w:w="5000" w:type="dxa"/>
+            <w:tcW w:w="4300" w:type="dxa"/>
           </w:tcPr>
           <w:p>
             <w:r>
@@ -5850,7 +5897,7 @@
         </w:tc>
         <w:tc>
           <w:tcPr>
-            <w:tcW w:w="3038" w:type="dxa"/>
+            <w:tcW w:w="1954" w:type="dxa"/>
           </w:tcPr>
           <w:p>
             <w:r>
@@ -5866,7 +5913,7 @@
       <w:tr>
         <w:tc>
           <w:tcPr>
-            <w:tcW w:w="3600" w:type="dxa"/>
+            <w:tcW w:w="3100" w:type="dxa"/>
           </w:tcPr>
           <w:p>
             <w:r>
@@ -5879,7 +5926,7 @@
         </w:tc>
         <w:tc>
           <w:tcPr>
-            <w:tcW w:w="5000" w:type="dxa"/>
+            <w:tcW w:w="4300" w:type="dxa"/>
           </w:tcPr>
           <w:p>
             <w:r>
@@ -5892,7 +5939,7 @@
         </w:tc>
         <w:tc>
           <w:tcPr>
-            <w:tcW w:w="3038" w:type="dxa"/>
+            <w:tcW w:w="1954" w:type="dxa"/>
           </w:tcPr>
           <w:p>
             <w:r>
@@ -5908,7 +5955,7 @@
       <w:tr>
         <w:tc>
           <w:tcPr>
-            <w:tcW w:w="3600" w:type="dxa"/>
+            <w:tcW w:w="3100" w:type="dxa"/>
           </w:tcPr>
           <w:p>
             <w:r>
@@ -5921,7 +5968,7 @@
         </w:tc>
         <w:tc>
           <w:tcPr>
-            <w:tcW w:w="5000" w:type="dxa"/>
+            <w:tcW w:w="4300" w:type="dxa"/>
           </w:tcPr>
           <w:p>
             <w:r>
@@ -5934,7 +5981,7 @@
         </w:tc>
         <w:tc>
           <w:tcPr>
-            <w:tcW w:w="3038" w:type="dxa"/>
+            <w:tcW w:w="1954" w:type="dxa"/>
           </w:tcPr>
           <w:p>
             <w:r>
@@ -5950,7 +5997,7 @@
       <w:tr>
         <w:tc>
           <w:tcPr>
-            <w:tcW w:w="3600" w:type="dxa"/>
+            <w:tcW w:w="3100" w:type="dxa"/>
           </w:tcPr>
           <w:p>
             <w:r>
@@ -5963,7 +6010,7 @@
         </w:tc>
         <w:tc>
           <w:tcPr>
-            <w:tcW w:w="5000" w:type="dxa"/>
+            <w:tcW w:w="4300" w:type="dxa"/>
           </w:tcPr>
           <w:p>
             <w:r>
@@ -5976,7 +6023,7 @@
         </w:tc>
         <w:tc>
           <w:tcPr>
-            <w:tcW w:w="3038" w:type="dxa"/>
+            <w:tcW w:w="1954" w:type="dxa"/>
           </w:tcPr>
           <w:p>
             <w:r>
@@ -5992,7 +6039,7 @@
       <w:tr>
         <w:tc>
           <w:tcPr>
-            <w:tcW w:w="3600" w:type="dxa"/>
+            <w:tcW w:w="3100" w:type="dxa"/>
           </w:tcPr>
           <w:p>
             <w:r>
@@ -6005,7 +6052,7 @@
         </w:tc>
         <w:tc>
           <w:tcPr>
-            <w:tcW w:w="5000" w:type="dxa"/>
+            <w:tcW w:w="4300" w:type="dxa"/>
           </w:tcPr>
           <w:p>
             <w:r>
@@ -6018,7 +6065,7 @@
         </w:tc>
         <w:tc>
           <w:tcPr>
-            <w:tcW w:w="3038" w:type="dxa"/>
+            <w:tcW w:w="1954" w:type="dxa"/>
           </w:tcPr>
           <w:p>
             <w:r>
@@ -6105,7 +6152,7 @@
           <w:b/>
           <w:sz w:val="26"/>
         </w:rPr>
-        <w:t xml:space="preserve">Сведения по электроснабжению и электрооборудованию (по Приложению №3)</w:t>
+        <w:t xml:space="preserve">17. Сведения по электроснабжению и электрооборудованию (по Приложению №3)</w:t>
       </w:r>
     </w:p>
     <w:p>
@@ -6150,7 +6197,7 @@
     </w:p>
     <w:tbl>
       <w:tblPr>
-        <w:tblW w:w="11638" w:type="dxa"/>
+        <w:tblW w:w="9354" w:type="dxa"/>
         <w:tblBorders>
           <w:top w:val="single" w:sz="4" w:color="C9C9C9"/>
           <w:left w:val="single" w:sz="4" w:color="C9C9C9"/>
@@ -6162,14 +6209,17 @@
         <w:tblLayout w:type="fixed"/>
       </w:tblPr>
       <w:tblGrid>
-        <w:gridCol w:w="3600"/>
-        <w:gridCol w:w="5000"/>
-        <w:gridCol w:w="3038"/>
+        <w:gridCol w:w="3100"/>
+        <w:gridCol w:w="4300"/>
+        <w:gridCol w:w="1954"/>
       </w:tblGrid>
       <w:tr>
-        <w:tc>
-          <w:tcPr>
-            <w:tcW w:w="3600" w:type="dxa"/>
+        <w:trPr>
+          <w:tblHeader/>
+        </w:trPr>
+        <w:tc>
+          <w:tcPr>
+            <w:tcW w:w="3100" w:type="dxa"/>
             <w:shd w:val="clear" w:fill="EFEFEF"/>
           </w:tcPr>
           <w:p>
@@ -6184,7 +6234,7 @@
         </w:tc>
         <w:tc>
           <w:tcPr>
-            <w:tcW w:w="5000" w:type="dxa"/>
+            <w:tcW w:w="4300" w:type="dxa"/>
             <w:shd w:val="clear" w:fill="EFEFEF"/>
           </w:tcPr>
           <w:p>
@@ -6199,7 +6249,7 @@
         </w:tc>
         <w:tc>
           <w:tcPr>
-            <w:tcW w:w="3038" w:type="dxa"/>
+            <w:tcW w:w="1954" w:type="dxa"/>
             <w:shd w:val="clear" w:fill="EFEFEF"/>
           </w:tcPr>
           <w:p>
@@ -6216,7 +6266,7 @@
       <w:tr>
         <w:tc>
           <w:tcPr>
-            <w:tcW w:w="3600" w:type="dxa"/>
+            <w:tcW w:w="3100" w:type="dxa"/>
           </w:tcPr>
           <w:p>
             <w:r>
@@ -6229,7 +6279,7 @@
         </w:tc>
         <w:tc>
           <w:tcPr>
-            <w:tcW w:w="5000" w:type="dxa"/>
+            <w:tcW w:w="4300" w:type="dxa"/>
           </w:tcPr>
           <w:p>
             <w:r>
@@ -6242,7 +6292,7 @@
         </w:tc>
         <w:tc>
           <w:tcPr>
-            <w:tcW w:w="3038" w:type="dxa"/>
+            <w:tcW w:w="1954" w:type="dxa"/>
           </w:tcPr>
           <w:p>
             <w:r>
@@ -6258,7 +6308,7 @@
       <w:tr>
         <w:tc>
           <w:tcPr>
-            <w:tcW w:w="3600" w:type="dxa"/>
+            <w:tcW w:w="3100" w:type="dxa"/>
           </w:tcPr>
           <w:p>
             <w:r>
@@ -6271,7 +6321,7 @@
         </w:tc>
         <w:tc>
           <w:tcPr>
-            <w:tcW w:w="5000" w:type="dxa"/>
+            <w:tcW w:w="4300" w:type="dxa"/>
           </w:tcPr>
           <w:p>
             <w:r>
@@ -6284,7 +6334,7 @@
         </w:tc>
         <w:tc>
           <w:tcPr>
-            <w:tcW w:w="3038" w:type="dxa"/>
+            <w:tcW w:w="1954" w:type="dxa"/>
           </w:tcPr>
           <w:p>
             <w:r>
@@ -6300,7 +6350,7 @@
       <w:tr>
         <w:tc>
           <w:tcPr>
-            <w:tcW w:w="3600" w:type="dxa"/>
+            <w:tcW w:w="3100" w:type="dxa"/>
           </w:tcPr>
           <w:p>
             <w:r>
@@ -6313,7 +6363,7 @@
         </w:tc>
         <w:tc>
           <w:tcPr>
-            <w:tcW w:w="5000" w:type="dxa"/>
+            <w:tcW w:w="4300" w:type="dxa"/>
           </w:tcPr>
           <w:p>
             <w:r>
@@ -6326,7 +6376,7 @@
         </w:tc>
         <w:tc>
           <w:tcPr>
-            <w:tcW w:w="3038" w:type="dxa"/>
+            <w:tcW w:w="1954" w:type="dxa"/>
           </w:tcPr>
           <w:p>
             <w:r>
@@ -6342,7 +6392,7 @@
       <w:tr>
         <w:tc>
           <w:tcPr>
-            <w:tcW w:w="3600" w:type="dxa"/>
+            <w:tcW w:w="3100" w:type="dxa"/>
           </w:tcPr>
           <w:p>
             <w:r>
@@ -6355,7 +6405,7 @@
         </w:tc>
         <w:tc>
           <w:tcPr>
-            <w:tcW w:w="5000" w:type="dxa"/>
+            <w:tcW w:w="4300" w:type="dxa"/>
           </w:tcPr>
           <w:p>
             <w:r>
@@ -6368,7 +6418,7 @@
         </w:tc>
         <w:tc>
           <w:tcPr>
-            <w:tcW w:w="3038" w:type="dxa"/>
+            <w:tcW w:w="1954" w:type="dxa"/>
           </w:tcPr>
           <w:p>
             <w:r>
@@ -6384,7 +6434,7 @@
       <w:tr>
         <w:tc>
           <w:tcPr>
-            <w:tcW w:w="3600" w:type="dxa"/>
+            <w:tcW w:w="3100" w:type="dxa"/>
           </w:tcPr>
           <w:p>
             <w:r>
@@ -6397,7 +6447,7 @@
         </w:tc>
         <w:tc>
           <w:tcPr>
-            <w:tcW w:w="5000" w:type="dxa"/>
+            <w:tcW w:w="4300" w:type="dxa"/>
           </w:tcPr>
           <w:p>
             <w:r>
@@ -6410,7 +6460,7 @@
         </w:tc>
         <w:tc>
           <w:tcPr>
-            <w:tcW w:w="3038" w:type="dxa"/>
+            <w:tcW w:w="1954" w:type="dxa"/>
           </w:tcPr>
           <w:p>
             <w:r>
@@ -6497,7 +6547,7 @@
           <w:b/>
           <w:sz w:val="26"/>
         </w:rPr>
-        <w:t xml:space="preserve">Тепловыделения и выделения вредностей; исходные данные для смежных разделов</w:t>
+        <w:t xml:space="preserve">18. Тепловыделения и выделения вредностей; исходные данные для смежных разделов</w:t>
       </w:r>
     </w:p>
     <w:p>
@@ -6534,7 +6584,7 @@
     </w:p>
     <w:tbl>
       <w:tblPr>
-        <w:tblW w:w="11638" w:type="dxa"/>
+        <w:tblW w:w="9354" w:type="dxa"/>
         <w:tblBorders>
           <w:top w:val="single" w:sz="4" w:color="C9C9C9"/>
           <w:left w:val="single" w:sz="4" w:color="C9C9C9"/>
@@ -6546,14 +6596,17 @@
         <w:tblLayout w:type="fixed"/>
       </w:tblPr>
       <w:tblGrid>
-        <w:gridCol w:w="3600"/>
-        <w:gridCol w:w="5000"/>
-        <w:gridCol w:w="3038"/>
+        <w:gridCol w:w="3100"/>
+        <w:gridCol w:w="4300"/>
+        <w:gridCol w:w="1954"/>
       </w:tblGrid>
       <w:tr>
-        <w:tc>
-          <w:tcPr>
-            <w:tcW w:w="3600" w:type="dxa"/>
+        <w:trPr>
+          <w:tblHeader/>
+        </w:trPr>
+        <w:tc>
+          <w:tcPr>
+            <w:tcW w:w="3100" w:type="dxa"/>
             <w:shd w:val="clear" w:fill="EFEFEF"/>
           </w:tcPr>
           <w:p>
@@ -6568,7 +6621,7 @@
         </w:tc>
         <w:tc>
           <w:tcPr>
-            <w:tcW w:w="5000" w:type="dxa"/>
+            <w:tcW w:w="4300" w:type="dxa"/>
             <w:shd w:val="clear" w:fill="EFEFEF"/>
           </w:tcPr>
           <w:p>
@@ -6583,7 +6636,7 @@
         </w:tc>
         <w:tc>
           <w:tcPr>
-            <w:tcW w:w="3038" w:type="dxa"/>
+            <w:tcW w:w="1954" w:type="dxa"/>
             <w:shd w:val="clear" w:fill="EFEFEF"/>
           </w:tcPr>
           <w:p>
@@ -6600,7 +6653,7 @@
       <w:tr>
         <w:tc>
           <w:tcPr>
-            <w:tcW w:w="3600" w:type="dxa"/>
+            <w:tcW w:w="3100" w:type="dxa"/>
           </w:tcPr>
           <w:p>
             <w:r>
@@ -6613,7 +6666,7 @@
         </w:tc>
         <w:tc>
           <w:tcPr>
-            <w:tcW w:w="5000" w:type="dxa"/>
+            <w:tcW w:w="4300" w:type="dxa"/>
           </w:tcPr>
           <w:p>
             <w:r>
@@ -6626,7 +6679,7 @@
         </w:tc>
         <w:tc>
           <w:tcPr>
-            <w:tcW w:w="3038" w:type="dxa"/>
+            <w:tcW w:w="1954" w:type="dxa"/>
           </w:tcPr>
           <w:p>
             <w:r>
@@ -6642,7 +6695,7 @@
       <w:tr>
         <w:tc>
           <w:tcPr>
-            <w:tcW w:w="3600" w:type="dxa"/>
+            <w:tcW w:w="3100" w:type="dxa"/>
           </w:tcPr>
           <w:p>
             <w:r>
@@ -6655,7 +6708,7 @@
         </w:tc>
         <w:tc>
           <w:tcPr>
-            <w:tcW w:w="5000" w:type="dxa"/>
+            <w:tcW w:w="4300" w:type="dxa"/>
           </w:tcPr>
           <w:p>
             <w:r>
@@ -6668,7 +6721,7 @@
         </w:tc>
         <w:tc>
           <w:tcPr>
-            <w:tcW w:w="3038" w:type="dxa"/>
+            <w:tcW w:w="1954" w:type="dxa"/>
           </w:tcPr>
           <w:p>
             <w:r>
@@ -6684,7 +6737,7 @@
       <w:tr>
         <w:tc>
           <w:tcPr>
-            <w:tcW w:w="3600" w:type="dxa"/>
+            <w:tcW w:w="3100" w:type="dxa"/>
           </w:tcPr>
           <w:p>
             <w:r>
@@ -6697,7 +6750,7 @@
         </w:tc>
         <w:tc>
           <w:tcPr>
-            <w:tcW w:w="5000" w:type="dxa"/>
+            <w:tcW w:w="4300" w:type="dxa"/>
           </w:tcPr>
           <w:p>
             <w:r>
@@ -6710,7 +6763,7 @@
         </w:tc>
         <w:tc>
           <w:tcPr>
-            <w:tcW w:w="3038" w:type="dxa"/>
+            <w:tcW w:w="1954" w:type="dxa"/>
           </w:tcPr>
           <w:p>
             <w:r>
@@ -6726,7 +6779,7 @@
       <w:tr>
         <w:tc>
           <w:tcPr>
-            <w:tcW w:w="3600" w:type="dxa"/>
+            <w:tcW w:w="3100" w:type="dxa"/>
           </w:tcPr>
           <w:p>
             <w:r>
@@ -6739,7 +6792,7 @@
         </w:tc>
         <w:tc>
           <w:tcPr>
-            <w:tcW w:w="5000" w:type="dxa"/>
+            <w:tcW w:w="4300" w:type="dxa"/>
           </w:tcPr>
           <w:p>
             <w:r>
@@ -6752,7 +6805,7 @@
         </w:tc>
         <w:tc>
           <w:tcPr>
-            <w:tcW w:w="3038" w:type="dxa"/>
+            <w:tcW w:w="1954" w:type="dxa"/>
           </w:tcPr>
           <w:p>
             <w:r>
@@ -6768,7 +6821,7 @@
       <w:tr>
         <w:tc>
           <w:tcPr>
-            <w:tcW w:w="3600" w:type="dxa"/>
+            <w:tcW w:w="3100" w:type="dxa"/>
           </w:tcPr>
           <w:p>
             <w:r>
@@ -6781,7 +6834,7 @@
         </w:tc>
         <w:tc>
           <w:tcPr>
-            <w:tcW w:w="5000" w:type="dxa"/>
+            <w:tcW w:w="4300" w:type="dxa"/>
           </w:tcPr>
           <w:p>
             <w:r>
@@ -6794,7 +6847,7 @@
         </w:tc>
         <w:tc>
           <w:tcPr>
-            <w:tcW w:w="3038" w:type="dxa"/>
+            <w:tcW w:w="1954" w:type="dxa"/>
           </w:tcPr>
           <w:p>
             <w:r>
@@ -6881,7 +6934,7 @@
           <w:b/>
           <w:sz w:val="26"/>
         </w:rPr>
-        <w:t xml:space="preserve">Данные для раздела ОВОС (по балансам участка)</w:t>
+        <w:t xml:space="preserve">19. Данные для раздела ОВОС (по балансам участка)</w:t>
       </w:r>
     </w:p>
     <w:p>
@@ -6926,7 +6979,7 @@
     </w:p>
     <w:tbl>
       <w:tblPr>
-        <w:tblW w:w="11638" w:type="dxa"/>
+        <w:tblW w:w="9354" w:type="dxa"/>
         <w:tblBorders>
           <w:top w:val="single" w:sz="4" w:color="C9C9C9"/>
           <w:left w:val="single" w:sz="4" w:color="C9C9C9"/>
@@ -6938,14 +6991,17 @@
         <w:tblLayout w:type="fixed"/>
       </w:tblPr>
       <w:tblGrid>
-        <w:gridCol w:w="3600"/>
-        <w:gridCol w:w="5000"/>
-        <w:gridCol w:w="3038"/>
+        <w:gridCol w:w="3100"/>
+        <w:gridCol w:w="4300"/>
+        <w:gridCol w:w="1954"/>
       </w:tblGrid>
       <w:tr>
-        <w:tc>
-          <w:tcPr>
-            <w:tcW w:w="3600" w:type="dxa"/>
+        <w:trPr>
+          <w:tblHeader/>
+        </w:trPr>
+        <w:tc>
+          <w:tcPr>
+            <w:tcW w:w="3100" w:type="dxa"/>
             <w:shd w:val="clear" w:fill="EFEFEF"/>
           </w:tcPr>
           <w:p>
@@ -6960,7 +7016,7 @@
         </w:tc>
         <w:tc>
           <w:tcPr>
-            <w:tcW w:w="5000" w:type="dxa"/>
+            <w:tcW w:w="4300" w:type="dxa"/>
             <w:shd w:val="clear" w:fill="EFEFEF"/>
           </w:tcPr>
           <w:p>
@@ -6975,7 +7031,7 @@
         </w:tc>
         <w:tc>
           <w:tcPr>
-            <w:tcW w:w="3038" w:type="dxa"/>
+            <w:tcW w:w="1954" w:type="dxa"/>
             <w:shd w:val="clear" w:fill="EFEFEF"/>
           </w:tcPr>
           <w:p>
@@ -6992,7 +7048,7 @@
       <w:tr>
         <w:tc>
           <w:tcPr>
-            <w:tcW w:w="3600" w:type="dxa"/>
+            <w:tcW w:w="3100" w:type="dxa"/>
           </w:tcPr>
           <w:p>
             <w:r>
@@ -7005,7 +7061,7 @@
         </w:tc>
         <w:tc>
           <w:tcPr>
-            <w:tcW w:w="5000" w:type="dxa"/>
+            <w:tcW w:w="4300" w:type="dxa"/>
           </w:tcPr>
           <w:p>
             <w:r>
@@ -7018,7 +7074,7 @@
         </w:tc>
         <w:tc>
           <w:tcPr>
-            <w:tcW w:w="3038" w:type="dxa"/>
+            <w:tcW w:w="1954" w:type="dxa"/>
           </w:tcPr>
           <w:p>
             <w:r>
@@ -7034,7 +7090,7 @@
       <w:tr>
         <w:tc>
           <w:tcPr>
-            <w:tcW w:w="3600" w:type="dxa"/>
+            <w:tcW w:w="3100" w:type="dxa"/>
           </w:tcPr>
           <w:p>
             <w:r>
@@ -7047,7 +7103,7 @@
         </w:tc>
         <w:tc>
           <w:tcPr>
-            <w:tcW w:w="5000" w:type="dxa"/>
+            <w:tcW w:w="4300" w:type="dxa"/>
           </w:tcPr>
           <w:p>
             <w:r>
@@ -7060,7 +7116,7 @@
         </w:tc>
         <w:tc>
           <w:tcPr>
-            <w:tcW w:w="3038" w:type="dxa"/>
+            <w:tcW w:w="1954" w:type="dxa"/>
           </w:tcPr>
           <w:p>
             <w:r>
@@ -7076,7 +7132,7 @@
       <w:tr>
         <w:tc>
           <w:tcPr>
-            <w:tcW w:w="3600" w:type="dxa"/>
+            <w:tcW w:w="3100" w:type="dxa"/>
           </w:tcPr>
           <w:p>
             <w:r>
@@ -7089,7 +7145,7 @@
         </w:tc>
         <w:tc>
           <w:tcPr>
-            <w:tcW w:w="5000" w:type="dxa"/>
+            <w:tcW w:w="4300" w:type="dxa"/>
           </w:tcPr>
           <w:p>
             <w:r>
@@ -7102,7 +7158,7 @@
         </w:tc>
         <w:tc>
           <w:tcPr>
-            <w:tcW w:w="3038" w:type="dxa"/>
+            <w:tcW w:w="1954" w:type="dxa"/>
           </w:tcPr>
           <w:p>
             <w:r>
@@ -7118,7 +7174,7 @@
       <w:tr>
         <w:tc>
           <w:tcPr>
-            <w:tcW w:w="3600" w:type="dxa"/>
+            <w:tcW w:w="3100" w:type="dxa"/>
           </w:tcPr>
           <w:p>
             <w:r>
@@ -7131,7 +7187,7 @@
         </w:tc>
         <w:tc>
           <w:tcPr>
-            <w:tcW w:w="5000" w:type="dxa"/>
+            <w:tcW w:w="4300" w:type="dxa"/>
           </w:tcPr>
           <w:p>
             <w:r>
@@ -7144,7 +7200,7 @@
         </w:tc>
         <w:tc>
           <w:tcPr>
-            <w:tcW w:w="3038" w:type="dxa"/>
+            <w:tcW w:w="1954" w:type="dxa"/>
           </w:tcPr>
           <w:p>
             <w:r>
@@ -7160,7 +7216,7 @@
       <w:tr>
         <w:tc>
           <w:tcPr>
-            <w:tcW w:w="3600" w:type="dxa"/>
+            <w:tcW w:w="3100" w:type="dxa"/>
           </w:tcPr>
           <w:p>
             <w:r>
@@ -7173,7 +7229,7 @@
         </w:tc>
         <w:tc>
           <w:tcPr>
-            <w:tcW w:w="5000" w:type="dxa"/>
+            <w:tcW w:w="4300" w:type="dxa"/>
           </w:tcPr>
           <w:p>
             <w:r>
@@ -7186,7 +7242,7 @@
         </w:tc>
         <w:tc>
           <w:tcPr>
-            <w:tcW w:w="3038" w:type="dxa"/>
+            <w:tcW w:w="1954" w:type="dxa"/>
           </w:tcPr>
           <w:p>
             <w:r>
@@ -7289,7 +7345,7 @@
           <w:b/>
           <w:sz w:val="26"/>
         </w:rPr>
-        <w:t xml:space="preserve">Перечень основного и вспомогательного оборудования; опросные листы; монтаж</w:t>
+        <w:t xml:space="preserve">20. Перечень основного и вспомогательного оборудования; опросные листы; монтаж</w:t>
       </w:r>
     </w:p>
     <w:p>
@@ -7350,7 +7406,7 @@
     </w:p>
     <w:tbl>
       <w:tblPr>
-        <w:tblW w:w="11638" w:type="dxa"/>
+        <w:tblW w:w="9354" w:type="dxa"/>
         <w:tblBorders>
           <w:top w:val="single" w:sz="4" w:color="C9C9C9"/>
           <w:left w:val="single" w:sz="4" w:color="C9C9C9"/>
@@ -7362,14 +7418,17 @@
         <w:tblLayout w:type="fixed"/>
       </w:tblPr>
       <w:tblGrid>
-        <w:gridCol w:w="3600"/>
-        <w:gridCol w:w="5000"/>
-        <w:gridCol w:w="3038"/>
+        <w:gridCol w:w="3100"/>
+        <w:gridCol w:w="4300"/>
+        <w:gridCol w:w="1954"/>
       </w:tblGrid>
       <w:tr>
-        <w:tc>
-          <w:tcPr>
-            <w:tcW w:w="3600" w:type="dxa"/>
+        <w:trPr>
+          <w:tblHeader/>
+        </w:trPr>
+        <w:tc>
+          <w:tcPr>
+            <w:tcW w:w="3100" w:type="dxa"/>
             <w:shd w:val="clear" w:fill="EFEFEF"/>
           </w:tcPr>
           <w:p>
@@ -7384,7 +7443,7 @@
         </w:tc>
         <w:tc>
           <w:tcPr>
-            <w:tcW w:w="5000" w:type="dxa"/>
+            <w:tcW w:w="4300" w:type="dxa"/>
             <w:shd w:val="clear" w:fill="EFEFEF"/>
           </w:tcPr>
           <w:p>
@@ -7399,7 +7458,7 @@
         </w:tc>
         <w:tc>
           <w:tcPr>
-            <w:tcW w:w="3038" w:type="dxa"/>
+            <w:tcW w:w="1954" w:type="dxa"/>
             <w:shd w:val="clear" w:fill="EFEFEF"/>
           </w:tcPr>
           <w:p>
@@ -7416,7 +7475,7 @@
       <w:tr>
         <w:tc>
           <w:tcPr>
-            <w:tcW w:w="3600" w:type="dxa"/>
+            <w:tcW w:w="3100" w:type="dxa"/>
           </w:tcPr>
           <w:p>
             <w:r>
@@ -7429,7 +7488,7 @@
         </w:tc>
         <w:tc>
           <w:tcPr>
-            <w:tcW w:w="5000" w:type="dxa"/>
+            <w:tcW w:w="4300" w:type="dxa"/>
           </w:tcPr>
           <w:p>
             <w:r>
@@ -7442,7 +7501,7 @@
         </w:tc>
         <w:tc>
           <w:tcPr>
-            <w:tcW w:w="3038" w:type="dxa"/>
+            <w:tcW w:w="1954" w:type="dxa"/>
           </w:tcPr>
           <w:p>
             <w:r>
@@ -7458,7 +7517,7 @@
       <w:tr>
         <w:tc>
           <w:tcPr>
-            <w:tcW w:w="3600" w:type="dxa"/>
+            <w:tcW w:w="3100" w:type="dxa"/>
           </w:tcPr>
           <w:p>
             <w:r>
@@ -7471,7 +7530,7 @@
         </w:tc>
         <w:tc>
           <w:tcPr>
-            <w:tcW w:w="5000" w:type="dxa"/>
+            <w:tcW w:w="4300" w:type="dxa"/>
           </w:tcPr>
           <w:p>
             <w:r>
@@ -7484,7 +7543,7 @@
         </w:tc>
         <w:tc>
           <w:tcPr>
-            <w:tcW w:w="3038" w:type="dxa"/>
+            <w:tcW w:w="1954" w:type="dxa"/>
           </w:tcPr>
           <w:p>
             <w:r>
@@ -7500,7 +7559,7 @@
       <w:tr>
         <w:tc>
           <w:tcPr>
-            <w:tcW w:w="3600" w:type="dxa"/>
+            <w:tcW w:w="3100" w:type="dxa"/>
           </w:tcPr>
           <w:p>
             <w:r>
@@ -7513,7 +7572,7 @@
         </w:tc>
         <w:tc>
           <w:tcPr>
-            <w:tcW w:w="5000" w:type="dxa"/>
+            <w:tcW w:w="4300" w:type="dxa"/>
           </w:tcPr>
           <w:p>
             <w:r>
@@ -7526,7 +7585,7 @@
         </w:tc>
         <w:tc>
           <w:tcPr>
-            <w:tcW w:w="3038" w:type="dxa"/>
+            <w:tcW w:w="1954" w:type="dxa"/>
           </w:tcPr>
           <w:p>
             <w:r>
@@ -7542,7 +7601,7 @@
       <w:tr>
         <w:tc>
           <w:tcPr>
-            <w:tcW w:w="3600" w:type="dxa"/>
+            <w:tcW w:w="3100" w:type="dxa"/>
           </w:tcPr>
           <w:p>
             <w:r>
@@ -7555,7 +7614,7 @@
         </w:tc>
         <w:tc>
           <w:tcPr>
-            <w:tcW w:w="5000" w:type="dxa"/>
+            <w:tcW w:w="4300" w:type="dxa"/>
           </w:tcPr>
           <w:p>
             <w:r>
@@ -7568,7 +7627,7 @@
         </w:tc>
         <w:tc>
           <w:tcPr>
-            <w:tcW w:w="3038" w:type="dxa"/>
+            <w:tcW w:w="1954" w:type="dxa"/>
           </w:tcPr>
           <w:p>
             <w:r>
@@ -7584,7 +7643,7 @@
       <w:tr>
         <w:tc>
           <w:tcPr>
-            <w:tcW w:w="3600" w:type="dxa"/>
+            <w:tcW w:w="3100" w:type="dxa"/>
           </w:tcPr>
           <w:p>
             <w:r>
@@ -7597,7 +7656,7 @@
         </w:tc>
         <w:tc>
           <w:tcPr>
-            <w:tcW w:w="5000" w:type="dxa"/>
+            <w:tcW w:w="4300" w:type="dxa"/>
           </w:tcPr>
           <w:p>
             <w:r>
@@ -7610,7 +7669,7 @@
         </w:tc>
         <w:tc>
           <w:tcPr>
-            <w:tcW w:w="3038" w:type="dxa"/>
+            <w:tcW w:w="1954" w:type="dxa"/>
           </w:tcPr>
           <w:p>
             <w:r>
@@ -7681,7 +7740,7 @@
           <w:b/>
           <w:sz w:val="26"/>
         </w:rPr>
-        <w:t xml:space="preserve">Требования к испытаниям, приёмке, промывке и пассивации</w:t>
+        <w:t xml:space="preserve">21. Требования к испытаниям, приёмке, промывке и пассивации</w:t>
       </w:r>
     </w:p>
     <w:p>
@@ -7726,7 +7785,7 @@
     </w:p>
     <w:tbl>
       <w:tblPr>
-        <w:tblW w:w="11638" w:type="dxa"/>
+        <w:tblW w:w="9354" w:type="dxa"/>
         <w:tblBorders>
           <w:top w:val="single" w:sz="4" w:color="C9C9C9"/>
           <w:left w:val="single" w:sz="4" w:color="C9C9C9"/>
@@ -7738,14 +7797,17 @@
         <w:tblLayout w:type="fixed"/>
       </w:tblPr>
       <w:tblGrid>
-        <w:gridCol w:w="3600"/>
-        <w:gridCol w:w="5000"/>
-        <w:gridCol w:w="3038"/>
+        <w:gridCol w:w="3100"/>
+        <w:gridCol w:w="4300"/>
+        <w:gridCol w:w="1954"/>
       </w:tblGrid>
       <w:tr>
-        <w:tc>
-          <w:tcPr>
-            <w:tcW w:w="3600" w:type="dxa"/>
+        <w:trPr>
+          <w:tblHeader/>
+        </w:trPr>
+        <w:tc>
+          <w:tcPr>
+            <w:tcW w:w="3100" w:type="dxa"/>
             <w:shd w:val="clear" w:fill="EFEFEF"/>
           </w:tcPr>
           <w:p>
@@ -7760,7 +7822,7 @@
         </w:tc>
         <w:tc>
           <w:tcPr>
-            <w:tcW w:w="5000" w:type="dxa"/>
+            <w:tcW w:w="4300" w:type="dxa"/>
             <w:shd w:val="clear" w:fill="EFEFEF"/>
           </w:tcPr>
           <w:p>
@@ -7775,7 +7837,7 @@
         </w:tc>
         <w:tc>
           <w:tcPr>
-            <w:tcW w:w="3038" w:type="dxa"/>
+            <w:tcW w:w="1954" w:type="dxa"/>
             <w:shd w:val="clear" w:fill="EFEFEF"/>
           </w:tcPr>
           <w:p>
@@ -7792,7 +7854,7 @@
       <w:tr>
         <w:tc>
           <w:tcPr>
-            <w:tcW w:w="3600" w:type="dxa"/>
+            <w:tcW w:w="3100" w:type="dxa"/>
           </w:tcPr>
           <w:p>
             <w:r>
@@ -7805,7 +7867,7 @@
         </w:tc>
         <w:tc>
           <w:tcPr>
-            <w:tcW w:w="5000" w:type="dxa"/>
+            <w:tcW w:w="4300" w:type="dxa"/>
           </w:tcPr>
           <w:p>
             <w:r>
@@ -7818,7 +7880,7 @@
         </w:tc>
         <w:tc>
           <w:tcPr>
-            <w:tcW w:w="3038" w:type="dxa"/>
+            <w:tcW w:w="1954" w:type="dxa"/>
           </w:tcPr>
           <w:p>
             <w:r>
@@ -7834,7 +7896,7 @@
       <w:tr>
         <w:tc>
           <w:tcPr>
-            <w:tcW w:w="3600" w:type="dxa"/>
+            <w:tcW w:w="3100" w:type="dxa"/>
           </w:tcPr>
           <w:p>
             <w:r>
@@ -7847,7 +7909,7 @@
         </w:tc>
         <w:tc>
           <w:tcPr>
-            <w:tcW w:w="5000" w:type="dxa"/>
+            <w:tcW w:w="4300" w:type="dxa"/>
           </w:tcPr>
           <w:p>
             <w:r>
@@ -7860,7 +7922,7 @@
         </w:tc>
         <w:tc>
           <w:tcPr>
-            <w:tcW w:w="3038" w:type="dxa"/>
+            <w:tcW w:w="1954" w:type="dxa"/>
           </w:tcPr>
           <w:p>
             <w:r>
@@ -7876,7 +7938,7 @@
       <w:tr>
         <w:tc>
           <w:tcPr>
-            <w:tcW w:w="3600" w:type="dxa"/>
+            <w:tcW w:w="3100" w:type="dxa"/>
           </w:tcPr>
           <w:p>
             <w:r>
@@ -7889,7 +7951,7 @@
         </w:tc>
         <w:tc>
           <w:tcPr>
-            <w:tcW w:w="5000" w:type="dxa"/>
+            <w:tcW w:w="4300" w:type="dxa"/>
           </w:tcPr>
           <w:p>
             <w:r>
@@ -7902,7 +7964,7 @@
         </w:tc>
         <w:tc>
           <w:tcPr>
-            <w:tcW w:w="3038" w:type="dxa"/>
+            <w:tcW w:w="1954" w:type="dxa"/>
           </w:tcPr>
           <w:p>
             <w:r>
@@ -7918,7 +7980,7 @@
       <w:tr>
         <w:tc>
           <w:tcPr>
-            <w:tcW w:w="3600" w:type="dxa"/>
+            <w:tcW w:w="3100" w:type="dxa"/>
           </w:tcPr>
           <w:p>
             <w:r>
@@ -7931,7 +7993,7 @@
         </w:tc>
         <w:tc>
           <w:tcPr>
-            <w:tcW w:w="5000" w:type="dxa"/>
+            <w:tcW w:w="4300" w:type="dxa"/>
           </w:tcPr>
           <w:p>
             <w:r>
@@ -7944,7 +8006,7 @@
         </w:tc>
         <w:tc>
           <w:tcPr>
-            <w:tcW w:w="3038" w:type="dxa"/>
+            <w:tcW w:w="1954" w:type="dxa"/>
           </w:tcPr>
           <w:p>
             <w:r>
@@ -7960,7 +8022,7 @@
       <w:tr>
         <w:tc>
           <w:tcPr>
-            <w:tcW w:w="3600" w:type="dxa"/>
+            <w:tcW w:w="3100" w:type="dxa"/>
           </w:tcPr>
           <w:p>
             <w:r>
@@ -7973,7 +8035,7 @@
         </w:tc>
         <w:tc>
           <w:tcPr>
-            <w:tcW w:w="5000" w:type="dxa"/>
+            <w:tcW w:w="4300" w:type="dxa"/>
           </w:tcPr>
           <w:p>
             <w:r>
@@ -7986,7 +8048,7 @@
         </w:tc>
         <w:tc>
           <w:tcPr>
-            <w:tcW w:w="3038" w:type="dxa"/>
+            <w:tcW w:w="1954" w:type="dxa"/>
           </w:tcPr>
           <w:p>
             <w:r>
@@ -8089,7 +8151,7 @@
           <w:b/>
           <w:sz w:val="26"/>
         </w:rPr>
-        <w:t xml:space="preserve">Интерфейсы с другими лотами, ЦЭН и общеплощадочными системами</w:t>
+        <w:t xml:space="preserve">22. Интерфейсы с другими лотами, ЦЭН и общеплощадочными системами</w:t>
       </w:r>
     </w:p>
     <w:p>
@@ -8158,7 +8220,7 @@
     </w:p>
     <w:tbl>
       <w:tblPr>
-        <w:tblW w:w="11638" w:type="dxa"/>
+        <w:tblW w:w="9354" w:type="dxa"/>
         <w:tblBorders>
           <w:top w:val="single" w:sz="4" w:color="C9C9C9"/>
           <w:left w:val="single" w:sz="4" w:color="C9C9C9"/>
@@ -8170,14 +8232,17 @@
         <w:tblLayout w:type="fixed"/>
       </w:tblPr>
       <w:tblGrid>
-        <w:gridCol w:w="3600"/>
-        <w:gridCol w:w="5000"/>
-        <w:gridCol w:w="3038"/>
+        <w:gridCol w:w="3100"/>
+        <w:gridCol w:w="4300"/>
+        <w:gridCol w:w="1954"/>
       </w:tblGrid>
       <w:tr>
-        <w:tc>
-          <w:tcPr>
-            <w:tcW w:w="3600" w:type="dxa"/>
+        <w:trPr>
+          <w:tblHeader/>
+        </w:trPr>
+        <w:tc>
+          <w:tcPr>
+            <w:tcW w:w="3100" w:type="dxa"/>
             <w:shd w:val="clear" w:fill="EFEFEF"/>
           </w:tcPr>
           <w:p>
@@ -8192,7 +8257,7 @@
         </w:tc>
         <w:tc>
           <w:tcPr>
-            <w:tcW w:w="5000" w:type="dxa"/>
+            <w:tcW w:w="4300" w:type="dxa"/>
             <w:shd w:val="clear" w:fill="EFEFEF"/>
           </w:tcPr>
           <w:p>
@@ -8207,7 +8272,7 @@
         </w:tc>
         <w:tc>
           <w:tcPr>
-            <w:tcW w:w="3038" w:type="dxa"/>
+            <w:tcW w:w="1954" w:type="dxa"/>
             <w:shd w:val="clear" w:fill="EFEFEF"/>
           </w:tcPr>
           <w:p>
@@ -8224,7 +8289,7 @@
       <w:tr>
         <w:tc>
           <w:tcPr>
-            <w:tcW w:w="3600" w:type="dxa"/>
+            <w:tcW w:w="3100" w:type="dxa"/>
           </w:tcPr>
           <w:p>
             <w:r>
@@ -8237,7 +8302,7 @@
         </w:tc>
         <w:tc>
           <w:tcPr>
-            <w:tcW w:w="5000" w:type="dxa"/>
+            <w:tcW w:w="4300" w:type="dxa"/>
           </w:tcPr>
           <w:p>
             <w:r>
@@ -8250,7 +8315,7 @@
         </w:tc>
         <w:tc>
           <w:tcPr>
-            <w:tcW w:w="3038" w:type="dxa"/>
+            <w:tcW w:w="1954" w:type="dxa"/>
           </w:tcPr>
           <w:p>
             <w:r>
@@ -8266,7 +8331,7 @@
       <w:tr>
         <w:tc>
           <w:tcPr>
-            <w:tcW w:w="3600" w:type="dxa"/>
+            <w:tcW w:w="3100" w:type="dxa"/>
           </w:tcPr>
           <w:p>
             <w:r>
@@ -8279,7 +8344,7 @@
         </w:tc>
         <w:tc>
           <w:tcPr>
-            <w:tcW w:w="5000" w:type="dxa"/>
+            <w:tcW w:w="4300" w:type="dxa"/>
           </w:tcPr>
           <w:p>
             <w:r>
@@ -8292,7 +8357,7 @@
         </w:tc>
         <w:tc>
           <w:tcPr>
-            <w:tcW w:w="3038" w:type="dxa"/>
+            <w:tcW w:w="1954" w:type="dxa"/>
           </w:tcPr>
           <w:p>
             <w:r>
@@ -8308,7 +8373,7 @@
       <w:tr>
         <w:tc>
           <w:tcPr>
-            <w:tcW w:w="3600" w:type="dxa"/>
+            <w:tcW w:w="3100" w:type="dxa"/>
           </w:tcPr>
           <w:p>
             <w:r>
@@ -8321,7 +8386,7 @@
         </w:tc>
         <w:tc>
           <w:tcPr>
-            <w:tcW w:w="5000" w:type="dxa"/>
+            <w:tcW w:w="4300" w:type="dxa"/>
           </w:tcPr>
           <w:p>
             <w:r>
@@ -8334,7 +8399,7 @@
         </w:tc>
         <w:tc>
           <w:tcPr>
-            <w:tcW w:w="3038" w:type="dxa"/>
+            <w:tcW w:w="1954" w:type="dxa"/>
           </w:tcPr>
           <w:p>
             <w:r>
@@ -8350,7 +8415,7 @@
       <w:tr>
         <w:tc>
           <w:tcPr>
-            <w:tcW w:w="3600" w:type="dxa"/>
+            <w:tcW w:w="3100" w:type="dxa"/>
           </w:tcPr>
           <w:p>
             <w:r>
@@ -8363,7 +8428,7 @@
         </w:tc>
         <w:tc>
           <w:tcPr>
-            <w:tcW w:w="5000" w:type="dxa"/>
+            <w:tcW w:w="4300" w:type="dxa"/>
           </w:tcPr>
           <w:p>
             <w:r>
@@ -8376,7 +8441,7 @@
         </w:tc>
         <w:tc>
           <w:tcPr>
-            <w:tcW w:w="3038" w:type="dxa"/>
+            <w:tcW w:w="1954" w:type="dxa"/>
           </w:tcPr>
           <w:p>
             <w:r>
@@ -8392,7 +8457,7 @@
       <w:tr>
         <w:tc>
           <w:tcPr>
-            <w:tcW w:w="3600" w:type="dxa"/>
+            <w:tcW w:w="3100" w:type="dxa"/>
           </w:tcPr>
           <w:p>
             <w:r>
@@ -8405,7 +8470,7 @@
         </w:tc>
         <w:tc>
           <w:tcPr>
-            <w:tcW w:w="5000" w:type="dxa"/>
+            <w:tcW w:w="4300" w:type="dxa"/>
           </w:tcPr>
           <w:p>
             <w:r>
@@ -8418,7 +8483,7 @@
         </w:tc>
         <w:tc>
           <w:tcPr>
-            <w:tcW w:w="3038" w:type="dxa"/>
+            <w:tcW w:w="1954" w:type="dxa"/>
           </w:tcPr>
           <w:p>
             <w:r>
@@ -8434,7 +8499,7 @@
       <w:tr>
         <w:tc>
           <w:tcPr>
-            <w:tcW w:w="3600" w:type="dxa"/>
+            <w:tcW w:w="3100" w:type="dxa"/>
           </w:tcPr>
           <w:p>
             <w:r>
@@ -8447,7 +8512,7 @@
         </w:tc>
         <w:tc>
           <w:tcPr>
-            <w:tcW w:w="5000" w:type="dxa"/>
+            <w:tcW w:w="4300" w:type="dxa"/>
           </w:tcPr>
           <w:p>
             <w:r>
@@ -8460,7 +8525,7 @@
         </w:tc>
         <w:tc>
           <w:tcPr>
-            <w:tcW w:w="3038" w:type="dxa"/>
+            <w:tcW w:w="1954" w:type="dxa"/>
           </w:tcPr>
           <w:p>
             <w:r>
@@ -8563,7 +8628,7 @@
           <w:b/>
           <w:sz w:val="26"/>
         </w:rPr>
-        <w:t xml:space="preserve">ЦИМ участка на этапе БИ (Приложение №4, ред. 2)</w:t>
+        <w:t xml:space="preserve">23. ЦИМ участка на этапе БИ (Приложение №4, ред. 2)</w:t>
       </w:r>
     </w:p>
     <w:p>
@@ -8600,7 +8665,7 @@
     </w:p>
     <w:tbl>
       <w:tblPr>
-        <w:tblW w:w="11638" w:type="dxa"/>
+        <w:tblW w:w="9354" w:type="dxa"/>
         <w:tblBorders>
           <w:top w:val="single" w:sz="4" w:color="C9C9C9"/>
           <w:left w:val="single" w:sz="4" w:color="C9C9C9"/>
@@ -8612,14 +8677,17 @@
         <w:tblLayout w:type="fixed"/>
       </w:tblPr>
       <w:tblGrid>
-        <w:gridCol w:w="3600"/>
-        <w:gridCol w:w="5000"/>
-        <w:gridCol w:w="3038"/>
+        <w:gridCol w:w="3100"/>
+        <w:gridCol w:w="4300"/>
+        <w:gridCol w:w="1954"/>
       </w:tblGrid>
       <w:tr>
-        <w:tc>
-          <w:tcPr>
-            <w:tcW w:w="3600" w:type="dxa"/>
+        <w:trPr>
+          <w:tblHeader/>
+        </w:trPr>
+        <w:tc>
+          <w:tcPr>
+            <w:tcW w:w="3100" w:type="dxa"/>
             <w:shd w:val="clear" w:fill="EFEFEF"/>
           </w:tcPr>
           <w:p>
@@ -8634,7 +8702,7 @@
         </w:tc>
         <w:tc>
           <w:tcPr>
-            <w:tcW w:w="5000" w:type="dxa"/>
+            <w:tcW w:w="4300" w:type="dxa"/>
             <w:shd w:val="clear" w:fill="EFEFEF"/>
           </w:tcPr>
           <w:p>
@@ -8649,7 +8717,7 @@
         </w:tc>
         <w:tc>
           <w:tcPr>
-            <w:tcW w:w="3038" w:type="dxa"/>
+            <w:tcW w:w="1954" w:type="dxa"/>
             <w:shd w:val="clear" w:fill="EFEFEF"/>
           </w:tcPr>
           <w:p>
@@ -8666,7 +8734,7 @@
       <w:tr>
         <w:tc>
           <w:tcPr>
-            <w:tcW w:w="3600" w:type="dxa"/>
+            <w:tcW w:w="3100" w:type="dxa"/>
           </w:tcPr>
           <w:p>
             <w:r>
@@ -8679,7 +8747,7 @@
         </w:tc>
         <w:tc>
           <w:tcPr>
-            <w:tcW w:w="5000" w:type="dxa"/>
+            <w:tcW w:w="4300" w:type="dxa"/>
           </w:tcPr>
           <w:p>
             <w:r>
@@ -8692,7 +8760,7 @@
         </w:tc>
         <w:tc>
           <w:tcPr>
-            <w:tcW w:w="3038" w:type="dxa"/>
+            <w:tcW w:w="1954" w:type="dxa"/>
           </w:tcPr>
           <w:p>
             <w:r>
@@ -8708,7 +8776,7 @@
       <w:tr>
         <w:tc>
           <w:tcPr>
-            <w:tcW w:w="3600" w:type="dxa"/>
+            <w:tcW w:w="3100" w:type="dxa"/>
           </w:tcPr>
           <w:p>
             <w:r>
@@ -8721,7 +8789,7 @@
         </w:tc>
         <w:tc>
           <w:tcPr>
-            <w:tcW w:w="5000" w:type="dxa"/>
+            <w:tcW w:w="4300" w:type="dxa"/>
           </w:tcPr>
           <w:p>
             <w:r>
@@ -8734,7 +8802,7 @@
         </w:tc>
         <w:tc>
           <w:tcPr>
-            <w:tcW w:w="3038" w:type="dxa"/>
+            <w:tcW w:w="1954" w:type="dxa"/>
           </w:tcPr>
           <w:p>
             <w:r>
@@ -8750,7 +8818,7 @@
       <w:tr>
         <w:tc>
           <w:tcPr>
-            <w:tcW w:w="3600" w:type="dxa"/>
+            <w:tcW w:w="3100" w:type="dxa"/>
           </w:tcPr>
           <w:p>
             <w:r>
@@ -8763,7 +8831,7 @@
         </w:tc>
         <w:tc>
           <w:tcPr>
-            <w:tcW w:w="5000" w:type="dxa"/>
+            <w:tcW w:w="4300" w:type="dxa"/>
           </w:tcPr>
           <w:p>
             <w:r>
@@ -8776,7 +8844,7 @@
         </w:tc>
         <w:tc>
           <w:tcPr>
-            <w:tcW w:w="3038" w:type="dxa"/>
+            <w:tcW w:w="1954" w:type="dxa"/>
           </w:tcPr>
           <w:p>
             <w:r>
@@ -8792,7 +8860,7 @@
       <w:tr>
         <w:tc>
           <w:tcPr>
-            <w:tcW w:w="3600" w:type="dxa"/>
+            <w:tcW w:w="3100" w:type="dxa"/>
           </w:tcPr>
           <w:p>
             <w:r>
@@ -8805,7 +8873,7 @@
         </w:tc>
         <w:tc>
           <w:tcPr>
-            <w:tcW w:w="5000" w:type="dxa"/>
+            <w:tcW w:w="4300" w:type="dxa"/>
           </w:tcPr>
           <w:p>
             <w:r>
@@ -8818,7 +8886,7 @@
         </w:tc>
         <w:tc>
           <w:tcPr>
-            <w:tcW w:w="3038" w:type="dxa"/>
+            <w:tcW w:w="1954" w:type="dxa"/>
           </w:tcPr>
           <w:p>
             <w:r>
@@ -8905,7 +8973,7 @@
           <w:b/>
           <w:sz w:val="26"/>
         </w:rPr>
-        <w:t xml:space="preserve">Стоимость поставки по Лоту №2 (порядок формирования)</w:t>
+        <w:t xml:space="preserve">24. Стоимость поставки по Лоту №2 (порядок формирования)</w:t>
       </w:r>
     </w:p>
     <w:p>
@@ -8934,7 +9002,7 @@
     </w:p>
     <w:tbl>
       <w:tblPr>
-        <w:tblW w:w="11638" w:type="dxa"/>
+        <w:tblW w:w="9354" w:type="dxa"/>
         <w:tblBorders>
           <w:top w:val="single" w:sz="4" w:color="C9C9C9"/>
           <w:left w:val="single" w:sz="4" w:color="C9C9C9"/>
@@ -8946,14 +9014,17 @@
         <w:tblLayout w:type="fixed"/>
       </w:tblPr>
       <w:tblGrid>
-        <w:gridCol w:w="3600"/>
-        <w:gridCol w:w="5000"/>
-        <w:gridCol w:w="3038"/>
+        <w:gridCol w:w="3100"/>
+        <w:gridCol w:w="4300"/>
+        <w:gridCol w:w="1954"/>
       </w:tblGrid>
       <w:tr>
-        <w:tc>
-          <w:tcPr>
-            <w:tcW w:w="3600" w:type="dxa"/>
+        <w:trPr>
+          <w:tblHeader/>
+        </w:trPr>
+        <w:tc>
+          <w:tcPr>
+            <w:tcW w:w="3100" w:type="dxa"/>
             <w:shd w:val="clear" w:fill="EFEFEF"/>
           </w:tcPr>
           <w:p>
@@ -8968,7 +9039,7 @@
         </w:tc>
         <w:tc>
           <w:tcPr>
-            <w:tcW w:w="5000" w:type="dxa"/>
+            <w:tcW w:w="4300" w:type="dxa"/>
             <w:shd w:val="clear" w:fill="EFEFEF"/>
           </w:tcPr>
           <w:p>
@@ -8983,7 +9054,7 @@
         </w:tc>
         <w:tc>
           <w:tcPr>
-            <w:tcW w:w="3038" w:type="dxa"/>
+            <w:tcW w:w="1954" w:type="dxa"/>
             <w:shd w:val="clear" w:fill="EFEFEF"/>
           </w:tcPr>
           <w:p>
@@ -9000,7 +9071,7 @@
       <w:tr>
         <w:tc>
           <w:tcPr>
-            <w:tcW w:w="3600" w:type="dxa"/>
+            <w:tcW w:w="3100" w:type="dxa"/>
           </w:tcPr>
           <w:p>
             <w:r>
@@ -9013,7 +9084,7 @@
         </w:tc>
         <w:tc>
           <w:tcPr>
-            <w:tcW w:w="5000" w:type="dxa"/>
+            <w:tcW w:w="4300" w:type="dxa"/>
           </w:tcPr>
           <w:p>
             <w:r>
@@ -9026,7 +9097,7 @@
         </w:tc>
         <w:tc>
           <w:tcPr>
-            <w:tcW w:w="3038" w:type="dxa"/>
+            <w:tcW w:w="1954" w:type="dxa"/>
           </w:tcPr>
           <w:p>
             <w:r>
@@ -9081,7 +9152,7 @@
           <w:b/>
           <w:sz w:val="26"/>
         </w:rPr>
-        <w:t xml:space="preserve">Закладные решения для последующей цифровизации</w:t>
+        <w:t xml:space="preserve">25. Закладные решения для последующей цифровизации</w:t>
       </w:r>
     </w:p>
     <w:p>
@@ -9110,7 +9181,7 @@
     </w:p>
     <w:tbl>
       <w:tblPr>
-        <w:tblW w:w="11638" w:type="dxa"/>
+        <w:tblW w:w="9354" w:type="dxa"/>
         <w:tblBorders>
           <w:top w:val="single" w:sz="4" w:color="C9C9C9"/>
           <w:left w:val="single" w:sz="4" w:color="C9C9C9"/>
@@ -9122,14 +9193,17 @@
         <w:tblLayout w:type="fixed"/>
       </w:tblPr>
       <w:tblGrid>
-        <w:gridCol w:w="3600"/>
-        <w:gridCol w:w="5000"/>
-        <w:gridCol w:w="3038"/>
+        <w:gridCol w:w="3100"/>
+        <w:gridCol w:w="4300"/>
+        <w:gridCol w:w="1954"/>
       </w:tblGrid>
       <w:tr>
-        <w:tc>
-          <w:tcPr>
-            <w:tcW w:w="3600" w:type="dxa"/>
+        <w:trPr>
+          <w:tblHeader/>
+        </w:trPr>
+        <w:tc>
+          <w:tcPr>
+            <w:tcW w:w="3100" w:type="dxa"/>
             <w:shd w:val="clear" w:fill="EFEFEF"/>
           </w:tcPr>
           <w:p>
@@ -9144,7 +9218,7 @@
         </w:tc>
         <w:tc>
           <w:tcPr>
-            <w:tcW w:w="5000" w:type="dxa"/>
+            <w:tcW w:w="4300" w:type="dxa"/>
             <w:shd w:val="clear" w:fill="EFEFEF"/>
           </w:tcPr>
           <w:p>
@@ -9159,7 +9233,7 @@
         </w:tc>
         <w:tc>
           <w:tcPr>
-            <w:tcW w:w="3038" w:type="dxa"/>
+            <w:tcW w:w="1954" w:type="dxa"/>
             <w:shd w:val="clear" w:fill="EFEFEF"/>
           </w:tcPr>
           <w:p>
@@ -9176,7 +9250,7 @@
       <w:tr>
         <w:tc>
           <w:tcPr>
-            <w:tcW w:w="3600" w:type="dxa"/>
+            <w:tcW w:w="3100" w:type="dxa"/>
           </w:tcPr>
           <w:p>
             <w:r>
@@ -9189,7 +9263,7 @@
         </w:tc>
         <w:tc>
           <w:tcPr>
-            <w:tcW w:w="5000" w:type="dxa"/>
+            <w:tcW w:w="4300" w:type="dxa"/>
           </w:tcPr>
           <w:p>
             <w:r>
@@ -9202,7 +9276,7 @@
         </w:tc>
         <w:tc>
           <w:tcPr>
-            <w:tcW w:w="3038" w:type="dxa"/>
+            <w:tcW w:w="1954" w:type="dxa"/>
           </w:tcPr>
           <w:p>
             <w:r>
@@ -9218,7 +9292,7 @@
       <w:tr>
         <w:tc>
           <w:tcPr>
-            <w:tcW w:w="3600" w:type="dxa"/>
+            <w:tcW w:w="3100" w:type="dxa"/>
           </w:tcPr>
           <w:p>
             <w:r>
@@ -9231,7 +9305,7 @@
         </w:tc>
         <w:tc>
           <w:tcPr>
-            <w:tcW w:w="5000" w:type="dxa"/>
+            <w:tcW w:w="4300" w:type="dxa"/>
           </w:tcPr>
           <w:p>
             <w:r>
@@ -9244,7 +9318,7 @@
         </w:tc>
         <w:tc>
           <w:tcPr>
-            <w:tcW w:w="3038" w:type="dxa"/>
+            <w:tcW w:w="1954" w:type="dxa"/>
           </w:tcPr>
           <w:p>
             <w:r>
@@ -9260,7 +9334,7 @@
       <w:tr>
         <w:tc>
           <w:tcPr>
-            <w:tcW w:w="3600" w:type="dxa"/>
+            <w:tcW w:w="3100" w:type="dxa"/>
           </w:tcPr>
           <w:p>
             <w:r>
@@ -9273,7 +9347,7 @@
         </w:tc>
         <w:tc>
           <w:tcPr>
-            <w:tcW w:w="5000" w:type="dxa"/>
+            <w:tcW w:w="4300" w:type="dxa"/>
           </w:tcPr>
           <w:p>
             <w:r>
@@ -9286,7 +9360,7 @@
         </w:tc>
         <w:tc>
           <w:tcPr>
-            <w:tcW w:w="3038" w:type="dxa"/>
+            <w:tcW w:w="1954" w:type="dxa"/>
           </w:tcPr>
           <w:p>
             <w:r>
@@ -9302,7 +9376,7 @@
       <w:tr>
         <w:tc>
           <w:tcPr>
-            <w:tcW w:w="3600" w:type="dxa"/>
+            <w:tcW w:w="3100" w:type="dxa"/>
           </w:tcPr>
           <w:p>
             <w:r>
@@ -9315,7 +9389,7 @@
         </w:tc>
         <w:tc>
           <w:tcPr>
-            <w:tcW w:w="5000" w:type="dxa"/>
+            <w:tcW w:w="4300" w:type="dxa"/>
           </w:tcPr>
           <w:p>
             <w:r>
@@ -9328,7 +9402,7 @@
         </w:tc>
         <w:tc>
           <w:tcPr>
-            <w:tcW w:w="3038" w:type="dxa"/>
+            <w:tcW w:w="1954" w:type="dxa"/>
           </w:tcPr>
           <w:p>
             <w:r>
@@ -9344,7 +9418,7 @@
       <w:tr>
         <w:tc>
           <w:tcPr>
-            <w:tcW w:w="3600" w:type="dxa"/>
+            <w:tcW w:w="3100" w:type="dxa"/>
           </w:tcPr>
           <w:p>
             <w:r>
@@ -9357,7 +9431,7 @@
         </w:tc>
         <w:tc>
           <w:tcPr>
-            <w:tcW w:w="5000" w:type="dxa"/>
+            <w:tcW w:w="4300" w:type="dxa"/>
           </w:tcPr>
           <w:p>
             <w:r>
@@ -9370,7 +9444,7 @@
         </w:tc>
         <w:tc>
           <w:tcPr>
-            <w:tcW w:w="3038" w:type="dxa"/>
+            <w:tcW w:w="1954" w:type="dxa"/>
           </w:tcPr>
           <w:p>
             <w:r>
@@ -9386,7 +9460,7 @@
       <w:tr>
         <w:tc>
           <w:tcPr>
-            <w:tcW w:w="3600" w:type="dxa"/>
+            <w:tcW w:w="3100" w:type="dxa"/>
           </w:tcPr>
           <w:p>
             <w:r>
@@ -9399,7 +9473,7 @@
         </w:tc>
         <w:tc>
           <w:tcPr>
-            <w:tcW w:w="5000" w:type="dxa"/>
+            <w:tcW w:w="4300" w:type="dxa"/>
           </w:tcPr>
           <w:p>
             <w:r>
@@ -9412,7 +9486,7 @@
         </w:tc>
         <w:tc>
           <w:tcPr>
-            <w:tcW w:w="3038" w:type="dxa"/>
+            <w:tcW w:w="1954" w:type="dxa"/>
           </w:tcPr>
           <w:p>
             <w:r>
@@ -9428,7 +9502,7 @@
       <w:tr>
         <w:tc>
           <w:tcPr>
-            <w:tcW w:w="3600" w:type="dxa"/>
+            <w:tcW w:w="3100" w:type="dxa"/>
           </w:tcPr>
           <w:p>
             <w:r>
@@ -9441,7 +9515,7 @@
         </w:tc>
         <w:tc>
           <w:tcPr>
-            <w:tcW w:w="5000" w:type="dxa"/>
+            <w:tcW w:w="4300" w:type="dxa"/>
           </w:tcPr>
           <w:p>
             <w:r>
@@ -9454,7 +9528,7 @@
         </w:tc>
         <w:tc>
           <w:tcPr>
-            <w:tcW w:w="3038" w:type="dxa"/>
+            <w:tcW w:w="1954" w:type="dxa"/>
           </w:tcPr>
           <w:p>
             <w:r>
@@ -9470,7 +9544,7 @@
       <w:tr>
         <w:tc>
           <w:tcPr>
-            <w:tcW w:w="3600" w:type="dxa"/>
+            <w:tcW w:w="3100" w:type="dxa"/>
           </w:tcPr>
           <w:p>
             <w:r>
@@ -9483,7 +9557,7 @@
         </w:tc>
         <w:tc>
           <w:tcPr>
-            <w:tcW w:w="5000" w:type="dxa"/>
+            <w:tcW w:w="4300" w:type="dxa"/>
           </w:tcPr>
           <w:p>
             <w:r>
@@ -9496,7 +9570,7 @@
         </w:tc>
         <w:tc>
           <w:tcPr>
-            <w:tcW w:w="3038" w:type="dxa"/>
+            <w:tcW w:w="1954" w:type="dxa"/>
           </w:tcPr>
           <w:p>
             <w:r>
@@ -9512,7 +9586,7 @@
       <w:tr>
         <w:tc>
           <w:tcPr>
-            <w:tcW w:w="3600" w:type="dxa"/>
+            <w:tcW w:w="3100" w:type="dxa"/>
           </w:tcPr>
           <w:p>
             <w:r>
@@ -9525,7 +9599,7 @@
         </w:tc>
         <w:tc>
           <w:tcPr>
-            <w:tcW w:w="5000" w:type="dxa"/>
+            <w:tcW w:w="4300" w:type="dxa"/>
           </w:tcPr>
           <w:p>
             <w:r>
@@ -9538,7 +9612,7 @@
         </w:tc>
         <w:tc>
           <w:tcPr>
-            <w:tcW w:w="3038" w:type="dxa"/>
+            <w:tcW w:w="1954" w:type="dxa"/>
           </w:tcPr>
           <w:p>
             <w:r>
@@ -9554,7 +9628,7 @@
       <w:tr>
         <w:tc>
           <w:tcPr>
-            <w:tcW w:w="3600" w:type="dxa"/>
+            <w:tcW w:w="3100" w:type="dxa"/>
           </w:tcPr>
           <w:p>
             <w:r>
@@ -9567,7 +9641,7 @@
         </w:tc>
         <w:tc>
           <w:tcPr>
-            <w:tcW w:w="5000" w:type="dxa"/>
+            <w:tcW w:w="4300" w:type="dxa"/>
           </w:tcPr>
           <w:p>
             <w:r>
@@ -9580,7 +9654,7 @@
         </w:tc>
         <w:tc>
           <w:tcPr>
-            <w:tcW w:w="3038" w:type="dxa"/>
+            <w:tcW w:w="1954" w:type="dxa"/>
           </w:tcPr>
           <w:p>
             <w:r>
@@ -9596,7 +9670,7 @@
       <w:tr>
         <w:tc>
           <w:tcPr>
-            <w:tcW w:w="3600" w:type="dxa"/>
+            <w:tcW w:w="3100" w:type="dxa"/>
           </w:tcPr>
           <w:p>
             <w:r>
@@ -9609,7 +9683,7 @@
         </w:tc>
         <w:tc>
           <w:tcPr>
-            <w:tcW w:w="5000" w:type="dxa"/>
+            <w:tcW w:w="4300" w:type="dxa"/>
           </w:tcPr>
           <w:p>
             <w:r>
@@ -9622,7 +9696,7 @@
         </w:tc>
         <w:tc>
           <w:tcPr>
-            <w:tcW w:w="3038" w:type="dxa"/>
+            <w:tcW w:w="1954" w:type="dxa"/>
           </w:tcPr>
           <w:p>
             <w:r>
@@ -9638,7 +9712,7 @@
       <w:tr>
         <w:tc>
           <w:tcPr>
-            <w:tcW w:w="3600" w:type="dxa"/>
+            <w:tcW w:w="3100" w:type="dxa"/>
           </w:tcPr>
           <w:p>
             <w:r>
@@ -9651,7 +9725,7 @@
         </w:tc>
         <w:tc>
           <w:tcPr>
-            <w:tcW w:w="5000" w:type="dxa"/>
+            <w:tcW w:w="4300" w:type="dxa"/>
           </w:tcPr>
           <w:p>
             <w:r>
@@ -9664,7 +9738,7 @@
         </w:tc>
         <w:tc>
           <w:tcPr>
-            <w:tcW w:w="3038" w:type="dxa"/>
+            <w:tcW w:w="1954" w:type="dxa"/>
           </w:tcPr>
           <w:p>
             <w:r>
@@ -9718,6 +9792,1226 @@
           <w:sz w:val="19"/>
         </w:rPr>
         <w:t xml:space="preserve">— определяется на стадии БИ: </w:t>
+      </w:r>
+      <w:r>
+        <w:rPr>
+          <w:sz w:val="19"/>
+        </w:rPr>
+        <w:t xml:space="preserve">Признак «Закладная (цифровизация)» в спецификациях и опросных листах — проконтролировать сохранность позиций при рабочем проектировании</w:t>
+      </w:r>
+    </w:p>
+    <w:p>
+      <w:pPr>
+        <w:pStyle w:val="Heading1"/>
+      </w:pPr>
+      <w:r>
+        <w:rPr>
+          <w:b/>
+          <w:sz w:val="28"/>
+        </w:rPr>
+        <w:t xml:space="preserve">Открытые позиции</w:t>
+      </w:r>
+    </w:p>
+    <w:p>
+      <w:r>
+        <w:rPr>
+          <w:sz w:val="20"/>
+        </w:rPr>
+        <w:t xml:space="preserve">Позиции, определяемые на стадии Базового инжиниринга, — 65 по разделам записки. Закрываются по мере выдачи недостающих исходных данных Заказчика, технических условий на подключение и технических предложений изготовителей.</w:t>
+      </w:r>
+    </w:p>
+    <w:p>
+      <w:r>
+        <w:rPr>
+          <w:b/>
+          <w:sz w:val="20"/>
+        </w:rPr>
+        <w:t xml:space="preserve">1. Общие сведения об объекте, назначении, месте расположения</w:t>
+      </w:r>
+    </w:p>
+    <w:p>
+      <w:r>
+        <w:rPr>
+          <w:b/>
+          <w:sz w:val="19"/>
+        </w:rPr>
+        <w:t xml:space="preserve">1.1  </w:t>
+      </w:r>
+      <w:r>
+        <w:rPr>
+          <w:sz w:val="19"/>
+        </w:rPr>
+        <w:t xml:space="preserve">Конкретный пролёт/зона размещения участка в здании ГМУ — выделяется Заказчиком, подтверждается обмерным обследованием</w:t>
+      </w:r>
+    </w:p>
+    <w:p>
+      <w:r>
+        <w:rPr>
+          <w:b/>
+          <w:sz w:val="19"/>
+        </w:rPr>
+        <w:t xml:space="preserve">1.2  </w:t>
+      </w:r>
+      <w:r>
+        <w:rPr>
+          <w:sz w:val="19"/>
+        </w:rPr>
+        <w:t xml:space="preserve">Точки подключения пара, воды, воздуха (ТУ на подключение) — при разработке БИ/ОТР</w:t>
+      </w:r>
+    </w:p>
+    <w:p>
+      <w:r>
+        <w:rPr>
+          <w:b/>
+          <w:sz w:val="19"/>
+        </w:rPr>
+        <w:t xml:space="preserve">1.3  </w:t>
+      </w:r>
+      <w:r>
+        <w:rPr>
+          <w:sz w:val="19"/>
+        </w:rPr>
+        <w:t xml:space="preserve">Пустая строка в таблице границ v4.1 — потеряна граница по сжатому воздуху (вынесено в наши предложения к документации, п.6); подтвердить восстановление строки</w:t>
+      </w:r>
+    </w:p>
+    <w:p>
+      <w:r>
+        <w:rPr>
+          <w:b/>
+          <w:sz w:val="20"/>
+        </w:rPr>
+        <w:t xml:space="preserve">2. Данные о сырье и продукции</w:t>
+      </w:r>
+    </w:p>
+    <w:p>
+      <w:r>
+        <w:rPr>
+          <w:b/>
+          <w:sz w:val="19"/>
+        </w:rPr>
+        <w:t xml:space="preserve">2.1  </w:t>
+      </w:r>
+      <w:r>
+        <w:rPr>
+          <w:sz w:val="19"/>
+        </w:rPr>
+        <w:t xml:space="preserve">Составы фильтрата-1 и бедного электролита на растворение приведены в ИД табл. 5.6/5.17 (в переданной редакции — изображения): запросить у Заказчика редактируемые таблицы для замыкания баланса растворения</w:t>
+      </w:r>
+    </w:p>
+    <w:p>
+      <w:r>
+        <w:rPr>
+          <w:b/>
+          <w:sz w:val="20"/>
+        </w:rPr>
+        <w:t xml:space="preserve">3. Описание технологического процесса по операциям</w:t>
+      </w:r>
+    </w:p>
+    <w:p>
+      <w:r>
+        <w:rPr>
+          <w:b/>
+          <w:sz w:val="19"/>
+        </w:rPr>
+        <w:t xml:space="preserve">3.1  </w:t>
+      </w:r>
+      <w:r>
+        <w:rPr>
+          <w:sz w:val="19"/>
+        </w:rPr>
+        <w:t xml:space="preserve">Схема сбора и возврата чистого конденсата глухого пара (в конденсатный тракт котельной/теплоцентра) — по ТУ на подключение</w:t>
+      </w:r>
+    </w:p>
+    <w:p>
+      <w:r>
+        <w:rPr>
+          <w:b/>
+          <w:sz w:val="19"/>
+        </w:rPr>
+        <w:t xml:space="preserve">3.2  </w:t>
+      </w:r>
+      <w:r>
+        <w:rPr>
+          <w:sz w:val="19"/>
+        </w:rPr>
+        <w:t xml:space="preserve">Точки и объёмы опорожнения ниток в резервный реактор выщелачивания — увязать с проектом участка выщелачивания (вне Лота №2)</w:t>
+      </w:r>
+    </w:p>
+    <w:p>
+      <w:r>
+        <w:rPr>
+          <w:b/>
+          <w:sz w:val="20"/>
+        </w:rPr>
+        <w:t xml:space="preserve">4. Материальные балансы по операциям</w:t>
+      </w:r>
+    </w:p>
+    <w:p>
+      <w:r>
+        <w:rPr>
+          <w:b/>
+          <w:sz w:val="19"/>
+        </w:rPr>
+        <w:t xml:space="preserve">4.1  </w:t>
+      </w:r>
+      <w:r>
+        <w:rPr>
+          <w:sz w:val="19"/>
+        </w:rPr>
+        <w:t xml:space="preserve">Редактируемые таблицы балансов ИД 5.5–5.7, 5.16–5.18 (переданы изображениями) — запросить для контрольной сверки</w:t>
+      </w:r>
+    </w:p>
+    <w:p>
+      <w:r>
+        <w:rPr>
+          <w:b/>
+          <w:sz w:val="19"/>
+        </w:rPr>
+        <w:t xml:space="preserve">4.2  </w:t>
+      </w:r>
+      <w:r>
+        <w:rPr>
+          <w:sz w:val="19"/>
+        </w:rPr>
+        <w:t xml:space="preserve">Баланс H₂SO₄ по промводам и влаге купоросов — замыкается на стадии БИ по полученным таблицам</w:t>
+      </w:r>
+    </w:p>
+    <w:p>
+      <w:r>
+        <w:rPr>
+          <w:b/>
+          <w:sz w:val="20"/>
+        </w:rPr>
+        <w:t xml:space="preserve">5. Тепловой расчёт выпарки: греющий пар, теплопередача, нагрузки конденсации</w:t>
+      </w:r>
+    </w:p>
+    <w:p>
+      <w:r>
+        <w:rPr>
+          <w:b/>
+          <w:sz w:val="19"/>
+        </w:rPr>
+        <w:t xml:space="preserve">5.1  </w:t>
+      </w:r>
+      <w:r>
+        <w:rPr>
+          <w:sz w:val="19"/>
+        </w:rPr>
+        <w:t xml:space="preserve">Параметры пара на границе участка (0,6 МПа от теплоцентра или редуцированный пар КУ после РОУ) — по ТУ на подключение</w:t>
+      </w:r>
+    </w:p>
+    <w:p>
+      <w:r>
+        <w:rPr>
+          <w:b/>
+          <w:sz w:val="19"/>
+        </w:rPr>
+        <w:t xml:space="preserve">5.2  </w:t>
+      </w:r>
+      <w:r>
+        <w:rPr>
+          <w:sz w:val="19"/>
+        </w:rPr>
+        <w:t xml:space="preserve">Точное давление греющего пара перед подогревателями (регулирование) и качество/возврат конденсата — на стадии БИ</w:t>
+      </w:r>
+    </w:p>
+    <w:p>
+      <w:r>
+        <w:rPr>
+          <w:b/>
+          <w:sz w:val="19"/>
+        </w:rPr>
+        <w:t xml:space="preserve">5.3  </w:t>
+      </w:r>
+      <w:r>
+        <w:rPr>
+          <w:sz w:val="19"/>
+        </w:rPr>
+        <w:t xml:space="preserve">Теплопотери корпусов и тепловыделения в помещение (требование ТЗ) — после выбора изоляции</w:t>
+      </w:r>
+    </w:p>
+    <w:p>
+      <w:r>
+        <w:rPr>
+          <w:b/>
+          <w:sz w:val="20"/>
+        </w:rPr>
+        <w:t xml:space="preserve">6. Расчёт вакуумной системы: эжекторы, ПЭБ, барометрические трубы, солевые колонны</w:t>
+      </w:r>
+    </w:p>
+    <w:p>
+      <w:r>
+        <w:rPr>
+          <w:b/>
+          <w:sz w:val="19"/>
+        </w:rPr>
+        <w:t xml:space="preserve">6.1  </w:t>
+      </w:r>
+      <w:r>
+        <w:rPr>
+          <w:sz w:val="19"/>
+        </w:rPr>
+        <w:t xml:space="preserve">Нормы подсоса воздуха и подтверждение типоразмеров ВВН1-6/ВВН1-3 — расчётом герметичности на стадии БИ и ОЛ изготовителя</w:t>
+      </w:r>
+    </w:p>
+    <w:p>
+      <w:r>
+        <w:rPr>
+          <w:b/>
+          <w:sz w:val="19"/>
+        </w:rPr>
+        <w:t xml:space="preserve">6.2  </w:t>
+      </w:r>
+      <w:r>
+        <w:rPr>
+          <w:sz w:val="19"/>
+        </w:rPr>
+        <w:t xml:space="preserve">Схема защиты от срыва вакуума (разбивка вакуума, обратные клапаны на трубах) — при разработке P&amp;ID</w:t>
+      </w:r>
+    </w:p>
+    <w:p>
+      <w:r>
+        <w:rPr>
+          <w:b/>
+          <w:sz w:val="20"/>
+        </w:rPr>
+        <w:t xml:space="preserve">7. Обоснование материального исполнения: 904L против 316L</w:t>
+      </w:r>
+    </w:p>
+    <w:p>
+      <w:r>
+        <w:rPr>
+          <w:b/>
+          <w:sz w:val="19"/>
+        </w:rPr>
+        <w:t xml:space="preserve">7.1  </w:t>
+      </w:r>
+      <w:r>
+        <w:rPr>
+          <w:sz w:val="19"/>
+        </w:rPr>
+        <w:t xml:space="preserve">Перечень допущенных аналогов 904L/Hastelloy G-35 от российских поставщиков — по результатам ТКП</w:t>
+      </w:r>
+    </w:p>
+    <w:p>
+      <w:r>
+        <w:rPr>
+          <w:b/>
+          <w:sz w:val="19"/>
+        </w:rPr>
+        <w:t xml:space="preserve">7.2  </w:t>
+      </w:r>
+      <w:r>
+        <w:rPr>
+          <w:sz w:val="19"/>
+        </w:rPr>
+        <w:t xml:space="preserve">Коррозионные испытания образцов в реальных растворах (свидетели в аппаратах) — предусмотреть программой освоения</w:t>
+      </w:r>
+    </w:p>
+    <w:p>
+      <w:r>
+        <w:rPr>
+          <w:b/>
+          <w:sz w:val="20"/>
+        </w:rPr>
+        <w:t xml:space="preserve">8. Принципиальная технологическая схема (PFD)</w:t>
+      </w:r>
+    </w:p>
+    <w:p>
+      <w:r>
+        <w:rPr>
+          <w:b/>
+          <w:sz w:val="19"/>
+        </w:rPr>
+        <w:t xml:space="preserve">8.1  </w:t>
+      </w:r>
+      <w:r>
+        <w:rPr>
+          <w:sz w:val="19"/>
+        </w:rPr>
+        <w:t xml:space="preserve">Перенумерация ссылок границ на схеме (4.3.х → таблица v4.1/п. 5.3) и судьба строки сжатого воздуха — при выпуске PFD</w:t>
+      </w:r>
+    </w:p>
+    <w:p>
+      <w:r>
+        <w:rPr>
+          <w:b/>
+          <w:sz w:val="20"/>
+        </w:rPr>
+        <w:t xml:space="preserve">9. Предварительные схемы P&amp;ID и контуры КИПиА</w:t>
+      </w:r>
+    </w:p>
+    <w:p>
+      <w:r>
+        <w:rPr>
+          <w:b/>
+          <w:sz w:val="19"/>
+        </w:rPr>
+        <w:t xml:space="preserve">9.1  </w:t>
+      </w:r>
+      <w:r>
+        <w:rPr>
+          <w:sz w:val="19"/>
+        </w:rPr>
+        <w:t xml:space="preserve">Полный перечень блокировок с уставками — к выпуску P&amp;ID (формат по Прил. №5: позиционная привязка всех участников)</w:t>
+      </w:r>
+    </w:p>
+    <w:p>
+      <w:r>
+        <w:rPr>
+          <w:b/>
+          <w:sz w:val="19"/>
+        </w:rPr>
+        <w:t xml:space="preserve">9.2  </w:t>
+      </w:r>
+      <w:r>
+        <w:rPr>
+          <w:sz w:val="19"/>
+        </w:rPr>
+        <w:t xml:space="preserve">Выбор типа плотномера (радиоизотопный требует лицензирования РБ) — согласовать с Заказчиком</w:t>
+      </w:r>
+    </w:p>
+    <w:p>
+      <w:r>
+        <w:rPr>
+          <w:b/>
+          <w:sz w:val="20"/>
+        </w:rPr>
+        <w:t xml:space="preserve">10. Предварительный перечень трубопроводной арматуры и приборов КИПиА (line list, ±20–30 %)</w:t>
+      </w:r>
+    </w:p>
+    <w:p>
+      <w:r>
+        <w:rPr>
+          <w:b/>
+          <w:sz w:val="19"/>
+        </w:rPr>
+        <w:t xml:space="preserve">10.1  </w:t>
+      </w:r>
+      <w:r>
+        <w:rPr>
+          <w:sz w:val="19"/>
+        </w:rPr>
+        <w:t xml:space="preserve">Гидравлический расчёт и подтверждение Ду/скоростей — при выпуске предварительных P&amp;ID</w:t>
+      </w:r>
+    </w:p>
+    <w:p>
+      <w:r>
+        <w:rPr>
+          <w:b/>
+          <w:sz w:val="19"/>
+        </w:rPr>
+        <w:t xml:space="preserve">10.2  </w:t>
+      </w:r>
+      <w:r>
+        <w:rPr>
+          <w:sz w:val="19"/>
+        </w:rPr>
+        <w:t xml:space="preserve">Выбор арматуры на пульпе (904L против футерованной) — по ТКП и опыту эксплуатации аналогов</w:t>
+      </w:r>
+    </w:p>
+    <w:p>
+      <w:r>
+        <w:rPr>
+          <w:b/>
+          <w:sz w:val="19"/>
+        </w:rPr>
+        <w:t xml:space="preserve">10.3  </w:t>
+      </w:r>
+      <w:r>
+        <w:rPr>
+          <w:sz w:val="19"/>
+        </w:rPr>
+        <w:t xml:space="preserve">Фиксация перечня ±20–30 % как базы Class 3 оценки — после выпуска P&amp;ID (полный instrument index — детальный этап)</w:t>
+      </w:r>
+    </w:p>
+    <w:p>
+      <w:r>
+        <w:rPr>
+          <w:b/>
+          <w:sz w:val="20"/>
+        </w:rPr>
+        <w:t xml:space="preserve">11. Компоновка в существующем здании ГМУ; высотная проверка барометрических конденсаторов</w:t>
+      </w:r>
+    </w:p>
+    <w:p>
+      <w:r>
+        <w:rPr>
+          <w:b/>
+          <w:sz w:val="19"/>
+        </w:rPr>
+        <w:t xml:space="preserve">11.1  </w:t>
+      </w:r>
+      <w:r>
+        <w:rPr>
+          <w:sz w:val="19"/>
+        </w:rPr>
+        <w:t xml:space="preserve">Обмерное обследование ГМУ: фактические отметки низа ферм, состояние конструкций, свободные зоны — первый этап БИ (обязателен)</w:t>
+      </w:r>
+    </w:p>
+    <w:p>
+      <w:r>
+        <w:rPr>
+          <w:b/>
+          <w:sz w:val="19"/>
+        </w:rPr>
+        <w:t xml:space="preserve">11.2  </w:t>
+      </w:r>
+      <w:r>
+        <w:rPr>
+          <w:sz w:val="19"/>
+        </w:rPr>
+        <w:t xml:space="preserve">Допустимость и привязка приямков к свайным ростверкам — по результатам обследования фундаментов</w:t>
+      </w:r>
+    </w:p>
+    <w:p>
+      <w:r>
+        <w:rPr>
+          <w:b/>
+          <w:sz w:val="19"/>
+        </w:rPr>
+        <w:t xml:space="preserve">11.3  </w:t>
+      </w:r>
+      <w:r>
+        <w:rPr>
+          <w:sz w:val="19"/>
+        </w:rPr>
+        <w:t xml:space="preserve">Высота и масса испарителей — по данным заводов-изготовителей (ОЛ)</w:t>
+      </w:r>
+    </w:p>
+    <w:p>
+      <w:r>
+        <w:rPr>
+          <w:b/>
+          <w:sz w:val="20"/>
+        </w:rPr>
+        <w:t xml:space="preserve">12. Нагрузки на строительные конструкции и фундаменты (включая динамические)</w:t>
+      </w:r>
+    </w:p>
+    <w:p>
+      <w:r>
+        <w:rPr>
+          <w:b/>
+          <w:sz w:val="19"/>
+        </w:rPr>
+        <w:t xml:space="preserve">12.1  </w:t>
+      </w:r>
+      <w:r>
+        <w:rPr>
+          <w:sz w:val="19"/>
+        </w:rPr>
+        <w:t xml:space="preserve">Массы и центры тяжести аппаратов, неуравновешенные силы центрифуг — по ОЛ изготовителей</w:t>
+      </w:r>
+    </w:p>
+    <w:p>
+      <w:r>
+        <w:rPr>
+          <w:b/>
+          <w:sz w:val="19"/>
+        </w:rPr>
+        <w:t xml:space="preserve">12.2  </w:t>
+      </w:r>
+      <w:r>
+        <w:rPr>
+          <w:sz w:val="19"/>
+        </w:rPr>
+        <w:t xml:space="preserve">Поверочные расчёты существующих ростверков, перекрытий и каркаса — по результатам обследования (первый этап БИ)</w:t>
+      </w:r>
+    </w:p>
+    <w:p>
+      <w:r>
+        <w:rPr>
+          <w:b/>
+          <w:sz w:val="20"/>
+        </w:rPr>
+        <w:t xml:space="preserve">13. Требования к монтажу (включая вес самых тяжёлых частей)</w:t>
+      </w:r>
+    </w:p>
+    <w:p>
+      <w:r>
+        <w:rPr>
+          <w:b/>
+          <w:sz w:val="19"/>
+        </w:rPr>
+        <w:t xml:space="preserve">13.1  </w:t>
+      </w:r>
+      <w:r>
+        <w:rPr>
+          <w:sz w:val="19"/>
+        </w:rPr>
+        <w:t xml:space="preserve">Массы, центры тяжести и деление на транспортабельные части — по данным изготовителей (ОЛ)</w:t>
+      </w:r>
+    </w:p>
+    <w:p>
+      <w:r>
+        <w:rPr>
+          <w:b/>
+          <w:sz w:val="19"/>
+        </w:rPr>
+        <w:t xml:space="preserve">13.2  </w:t>
+      </w:r>
+      <w:r>
+        <w:rPr>
+          <w:sz w:val="19"/>
+        </w:rPr>
+        <w:t xml:space="preserve">Способ заводки крупногабарита в ГМУ (сценарий А: габариты проёмов/ворот) — по обмерному обследованию</w:t>
+      </w:r>
+    </w:p>
+    <w:p>
+      <w:r>
+        <w:rPr>
+          <w:b/>
+          <w:sz w:val="19"/>
+        </w:rPr>
+        <w:t xml:space="preserve">13.3  </w:t>
+      </w:r>
+      <w:r>
+        <w:rPr>
+          <w:sz w:val="19"/>
+        </w:rPr>
+        <w:t xml:space="preserve">ППР монтажа — этап СМР (вне БИ); в БИ выдаются исходные требования и веса частей</w:t>
+      </w:r>
+    </w:p>
+    <w:p>
+      <w:r>
+        <w:rPr>
+          <w:b/>
+          <w:sz w:val="20"/>
+        </w:rPr>
+        <w:t xml:space="preserve">14. АСУ участка с прикладным программным обеспечением</w:t>
+      </w:r>
+    </w:p>
+    <w:p>
+      <w:r>
+        <w:rPr>
+          <w:b/>
+          <w:sz w:val="19"/>
+        </w:rPr>
+        <w:t xml:space="preserve">14.1  </w:t>
+      </w:r>
+      <w:r>
+        <w:rPr>
+          <w:sz w:val="19"/>
+        </w:rPr>
+        <w:t xml:space="preserve">Схема комплекса технических средств АСУ (структурная) — к выпуску БИ после фиксации перечня сигналов</w:t>
+      </w:r>
+    </w:p>
+    <w:p>
+      <w:r>
+        <w:rPr>
+          <w:b/>
+          <w:sz w:val="19"/>
+        </w:rPr>
+        <w:t xml:space="preserve">14.2  </w:t>
+      </w:r>
+      <w:r>
+        <w:rPr>
+          <w:sz w:val="19"/>
+        </w:rPr>
+        <w:t xml:space="preserve">Согласование конкретных серий датчиков с Управлением автоматизации Заказчика</w:t>
+      </w:r>
+    </w:p>
+    <w:p>
+      <w:r>
+        <w:rPr>
+          <w:b/>
+          <w:sz w:val="20"/>
+        </w:rPr>
+        <w:t xml:space="preserve">15. Расходы пара, воды и энергоресурсов</w:t>
+      </w:r>
+    </w:p>
+    <w:p>
+      <w:r>
+        <w:rPr>
+          <w:b/>
+          <w:sz w:val="19"/>
+        </w:rPr>
+        <w:t xml:space="preserve">15.1  </w:t>
+      </w:r>
+      <w:r>
+        <w:rPr>
+          <w:sz w:val="19"/>
+        </w:rPr>
+        <w:t xml:space="preserve">Табл. 8.3, 8.4 ИД (вода СОВ и пар по потребителям) переданы изображениями — запросить редактируемые данные</w:t>
+      </w:r>
+    </w:p>
+    <w:p>
+      <w:r>
+        <w:rPr>
+          <w:b/>
+          <w:sz w:val="19"/>
+        </w:rPr>
+        <w:t xml:space="preserve">15.2  </w:t>
+      </w:r>
+      <w:r>
+        <w:rPr>
+          <w:sz w:val="19"/>
+        </w:rPr>
+        <w:t xml:space="preserve">Мощности ВВН1-6/ВВН1-3, мешалок, фасовки — по ОЛ изготовителей</w:t>
+      </w:r>
+    </w:p>
+    <w:p>
+      <w:r>
+        <w:rPr>
+          <w:b/>
+          <w:sz w:val="19"/>
+        </w:rPr>
+        <w:t xml:space="preserve">15.3  </w:t>
+      </w:r>
+      <w:r>
+        <w:rPr>
+          <w:sz w:val="19"/>
+        </w:rPr>
+        <w:t xml:space="preserve">ТУ на подключение пара, воды, воздуха, электроэнергии — при БИ/ОТР</w:t>
+      </w:r>
+    </w:p>
+    <w:p>
+      <w:r>
+        <w:rPr>
+          <w:b/>
+          <w:sz w:val="20"/>
+        </w:rPr>
+        <w:t xml:space="preserve">16. Предварительные данные по подключению к сетям водо-, энерго- и воздухоснабжения</w:t>
+      </w:r>
+    </w:p>
+    <w:p>
+      <w:r>
+        <w:rPr>
+          <w:b/>
+          <w:sz w:val="19"/>
+        </w:rPr>
+        <w:t xml:space="preserve">16.1  </w:t>
+      </w:r>
+      <w:r>
+        <w:rPr>
+          <w:sz w:val="19"/>
+        </w:rPr>
+        <w:t xml:space="preserve">ТУ на подключение пара, воды, воздуха и электроэнергии — запрашивает Заказчик по данным БИ (зона ответственности — в договор)</w:t>
+      </w:r>
+    </w:p>
+    <w:p>
+      <w:r>
+        <w:rPr>
+          <w:b/>
+          <w:sz w:val="19"/>
+        </w:rPr>
+        <w:t xml:space="preserve">16.2  </w:t>
+      </w:r>
+      <w:r>
+        <w:rPr>
+          <w:sz w:val="19"/>
+        </w:rPr>
+        <w:t xml:space="preserve">Восстановление строки сжатого воздуха в таблице границ v4.1 — вынесено в наши предложения к документации (п.6), ждём решения Заказчика</w:t>
+      </w:r>
+    </w:p>
+    <w:p>
+      <w:r>
+        <w:rPr>
+          <w:b/>
+          <w:sz w:val="19"/>
+        </w:rPr>
+        <w:t xml:space="preserve">16.3  </w:t>
+      </w:r>
+      <w:r>
+        <w:rPr>
+          <w:sz w:val="19"/>
+        </w:rPr>
+        <w:t xml:space="preserve">Схема периодических стоков (возврат в технологию/нейтрализация) и качество возвращаемого конденсата — на стадии БИ</w:t>
+      </w:r>
+    </w:p>
+    <w:p>
+      <w:r>
+        <w:rPr>
+          <w:b/>
+          <w:sz w:val="20"/>
+        </w:rPr>
+        <w:t xml:space="preserve">17. Сведения по электроснабжению и электрооборудованию (по Приложению №3)</w:t>
+      </w:r>
+    </w:p>
+    <w:p>
+      <w:r>
+        <w:rPr>
+          <w:b/>
+          <w:sz w:val="19"/>
+        </w:rPr>
+        <w:t xml:space="preserve">17.1  </w:t>
+      </w:r>
+      <w:r>
+        <w:rPr>
+          <w:sz w:val="19"/>
+        </w:rPr>
+        <w:t xml:space="preserve">Протокол применимых пунктов Прил. №3 на стадии БИ — до договора</w:t>
+      </w:r>
+    </w:p>
+    <w:p>
+      <w:r>
+        <w:rPr>
+          <w:b/>
+          <w:sz w:val="19"/>
+        </w:rPr>
+        <w:t xml:space="preserve">17.2  </w:t>
+      </w:r>
+      <w:r>
+        <w:rPr>
+          <w:sz w:val="19"/>
+        </w:rPr>
+        <w:t xml:space="preserve">Сверка установленной (160–220 кВт) и средней (≈190 кВт) мощности при комплектации — вероятна недооценка установленной</w:t>
+      </w:r>
+    </w:p>
+    <w:p>
+      <w:r>
+        <w:rPr>
+          <w:b/>
+          <w:sz w:val="19"/>
+        </w:rPr>
+        <w:t xml:space="preserve">17.3  </w:t>
+      </w:r>
+      <w:r>
+        <w:rPr>
+          <w:sz w:val="19"/>
+        </w:rPr>
+        <w:t xml:space="preserve">Окончательное категорирование электроприёмников и точка подключения 0,4 кВ (ТУ) — на стадии БИ</w:t>
+      </w:r>
+    </w:p>
+    <w:p>
+      <w:r>
+        <w:rPr>
+          <w:b/>
+          <w:sz w:val="20"/>
+        </w:rPr>
+        <w:t xml:space="preserve">18. Тепловыделения и выделения вредностей; исходные данные для смежных разделов</w:t>
+      </w:r>
+    </w:p>
+    <w:p>
+      <w:r>
+        <w:rPr>
+          <w:b/>
+          <w:sz w:val="19"/>
+        </w:rPr>
+        <w:t xml:space="preserve">18.1  </w:t>
+      </w:r>
+      <w:r>
+        <w:rPr>
+          <w:sz w:val="19"/>
+        </w:rPr>
+        <w:t xml:space="preserve">Количественные выделения пыли/аэрозолей от узла фасовки и центрифуг — по ОЛ изготовителей (предварительно по аналогам)</w:t>
+      </w:r>
+    </w:p>
+    <w:p>
+      <w:r>
+        <w:rPr>
+          <w:b/>
+          <w:sz w:val="19"/>
+        </w:rPr>
+        <w:t xml:space="preserve">18.2  </w:t>
+      </w:r>
+      <w:r>
+        <w:rPr>
+          <w:sz w:val="19"/>
+        </w:rPr>
+        <w:t xml:space="preserve">Тепловыделения после выбора изоляции (фактическая поверхность и толщины) — уточнение к выдаче ОВиК</w:t>
+      </w:r>
+    </w:p>
+    <w:p>
+      <w:r>
+        <w:rPr>
+          <w:b/>
+          <w:sz w:val="19"/>
+        </w:rPr>
+        <w:t xml:space="preserve">18.3  </w:t>
+      </w:r>
+      <w:r>
+        <w:rPr>
+          <w:sz w:val="19"/>
+        </w:rPr>
+        <w:t xml:space="preserve">Подтверждение категории Д расчётом и класса среды по СП 28.13330 — на стадии БИ</w:t>
+      </w:r>
+    </w:p>
+    <w:p>
+      <w:r>
+        <w:rPr>
+          <w:b/>
+          <w:sz w:val="20"/>
+        </w:rPr>
+        <w:t xml:space="preserve">19. Данные для раздела ОВОС (по балансам участка)</w:t>
+      </w:r>
+    </w:p>
+    <w:p>
+      <w:r>
+        <w:rPr>
+          <w:b/>
+          <w:sz w:val="19"/>
+        </w:rPr>
+        <w:t xml:space="preserve">19.1  </w:t>
+      </w:r>
+      <w:r>
+        <w:rPr>
+          <w:sz w:val="19"/>
+        </w:rPr>
+        <w:t xml:space="preserve">Расчёт подсосов воздуха → количественный состав выхлопа ВВН до/после конденсации — на стадии БИ</w:t>
+      </w:r>
+    </w:p>
+    <w:p>
+      <w:r>
+        <w:rPr>
+          <w:b/>
+          <w:sz w:val="19"/>
+        </w:rPr>
+        <w:t xml:space="preserve">19.2  </w:t>
+      </w:r>
+      <w:r>
+        <w:rPr>
+          <w:sz w:val="19"/>
+        </w:rPr>
+        <w:t xml:space="preserve">Данные до/после очистки по аспирации узла фасовки — по ОЛ/паспорту изготовителя</w:t>
+      </w:r>
+    </w:p>
+    <w:p>
+      <w:r>
+        <w:rPr>
+          <w:b/>
+          <w:sz w:val="19"/>
+        </w:rPr>
+        <w:t xml:space="preserve">19.3  </w:t>
+      </w:r>
+      <w:r>
+        <w:rPr>
+          <w:sz w:val="19"/>
+        </w:rPr>
+        <w:t xml:space="preserve">Номенклатура отходов, классы по ФККО и схема обращения (возврат в технологию/передача) — на стадии БИ</w:t>
+      </w:r>
+    </w:p>
+    <w:p>
+      <w:r>
+        <w:rPr>
+          <w:b/>
+          <w:sz w:val="19"/>
+        </w:rPr>
+        <w:t xml:space="preserve">19.4  </w:t>
+      </w:r>
+      <w:r>
+        <w:rPr>
+          <w:sz w:val="19"/>
+        </w:rPr>
+        <w:t xml:space="preserve">Формат и состав данных для ОВОС согласовать с Гипроникелем (по аналогии с формулировкой v4.1 для Лота №1)</w:t>
+      </w:r>
+    </w:p>
+    <w:p>
+      <w:r>
+        <w:rPr>
+          <w:b/>
+          <w:sz w:val="20"/>
+        </w:rPr>
+        <w:t xml:space="preserve">20. Перечень основного и вспомогательного оборудования; опросные листы; монтаж</w:t>
+      </w:r>
+    </w:p>
+    <w:p>
+      <w:r>
+        <w:rPr>
+          <w:b/>
+          <w:sz w:val="19"/>
+        </w:rPr>
+        <w:t xml:space="preserve">20.1  </w:t>
+      </w:r>
+      <w:r>
+        <w:rPr>
+          <w:sz w:val="19"/>
+        </w:rPr>
+        <w:t xml:space="preserve">Количественная спецификация с массами и энергопотреблением — после получения бюджетных ТКП по основному оборудованию (ТЗ v4.1)</w:t>
+      </w:r>
+    </w:p>
+    <w:p>
+      <w:r>
+        <w:rPr>
+          <w:b/>
+          <w:sz w:val="19"/>
+        </w:rPr>
+        <w:t xml:space="preserve">20.2  </w:t>
+      </w:r>
+      <w:r>
+        <w:rPr>
+          <w:sz w:val="19"/>
+        </w:rPr>
+        <w:t xml:space="preserve">Габарит/масса испарителей и разбивка на транспортабельные части — по данным изготовителей</w:t>
+      </w:r>
+    </w:p>
+    <w:p>
+      <w:r>
+        <w:rPr>
+          <w:b/>
+          <w:sz w:val="20"/>
+        </w:rPr>
+        <w:t xml:space="preserve">21. Требования к испытаниям, приёмке, промывке и пассивации</w:t>
+      </w:r>
+    </w:p>
+    <w:p>
+      <w:r>
+        <w:rPr>
+          <w:b/>
+          <w:sz w:val="19"/>
+        </w:rPr>
+        <w:t xml:space="preserve">21.1  </w:t>
+      </w:r>
+      <w:r>
+        <w:rPr>
+          <w:sz w:val="19"/>
+        </w:rPr>
+        <w:t xml:space="preserve">Программа и длительность гарантийного пробега, допуски на показатели — разработать на стадии БИ</w:t>
+      </w:r>
+    </w:p>
+    <w:p>
+      <w:r>
+        <w:rPr>
+          <w:b/>
+          <w:sz w:val="19"/>
+        </w:rPr>
+        <w:t xml:space="preserve">21.2  </w:t>
+      </w:r>
+      <w:r>
+        <w:rPr>
+          <w:sz w:val="19"/>
+        </w:rPr>
+        <w:t xml:space="preserve">Норма скорости падения вакуума и методика испытания контура в сборе — проектом на стадии БИ</w:t>
+      </w:r>
+    </w:p>
+    <w:p>
+      <w:r>
+        <w:rPr>
+          <w:b/>
+          <w:sz w:val="19"/>
+        </w:rPr>
+        <w:t xml:space="preserve">21.3  </w:t>
+      </w:r>
+      <w:r>
+        <w:rPr>
+          <w:sz w:val="19"/>
+        </w:rPr>
+        <w:t xml:space="preserve">Качество и источник воды для промывок/первого заполнения — по ТУ на подключение</w:t>
+      </w:r>
+    </w:p>
+    <w:p>
+      <w:r>
+        <w:rPr>
+          <w:b/>
+          <w:sz w:val="19"/>
+        </w:rPr>
+        <w:t xml:space="preserve">21.4  </w:t>
+      </w:r>
+      <w:r>
+        <w:rPr>
+          <w:sz w:val="19"/>
+        </w:rPr>
+        <w:t xml:space="preserve">Методика травления/пассивации изготовителя и утилизация отработанных растворов ПНР — на стадии БИ</w:t>
+      </w:r>
+    </w:p>
+    <w:p>
+      <w:r>
+        <w:rPr>
+          <w:b/>
+          <w:sz w:val="20"/>
+        </w:rPr>
+        <w:t xml:space="preserve">22. Интерфейсы с другими лотами, ЦЭН и общеплощадочными системами</w:t>
+      </w:r>
+    </w:p>
+    <w:p>
+      <w:r>
+        <w:rPr>
+          <w:b/>
+          <w:sz w:val="19"/>
+        </w:rPr>
+        <w:t xml:space="preserve">22.1  </w:t>
+      </w:r>
+      <w:r>
+        <w:rPr>
+          <w:sz w:val="19"/>
+        </w:rPr>
+        <w:t xml:space="preserve">Распределение отсечки 27,3 тыс. м³/год между растворением купороса и выщелачиванием — запросить у Гипроникеля</w:t>
+      </w:r>
+    </w:p>
+    <w:p>
+      <w:r>
+        <w:rPr>
+          <w:b/>
+          <w:sz w:val="19"/>
+        </w:rPr>
+        <w:t xml:space="preserve">22.2  </w:t>
+      </w:r>
+      <w:r>
+        <w:rPr>
+          <w:sz w:val="19"/>
+        </w:rPr>
+        <w:t xml:space="preserve">Принадлежность и обогрев трубопровода маточника-2 до ЦЭН; точка приёма в ЦЭН — согласовать с Заказчиком</w:t>
+      </w:r>
+    </w:p>
+    <w:p>
+      <w:r>
+        <w:rPr>
+          <w:b/>
+          <w:sz w:val="19"/>
+        </w:rPr>
+        <w:t xml:space="preserve">22.3  </w:t>
+      </w:r>
+      <w:r>
+        <w:rPr>
+          <w:sz w:val="19"/>
+        </w:rPr>
+        <w:t xml:space="preserve">Точка возврата раствора растворения (фланец репульпатора 4.1.21 — вне границ v4.1) — подтвердить в таблице границ</w:t>
+      </w:r>
+    </w:p>
+    <w:p>
+      <w:r>
+        <w:rPr>
+          <w:b/>
+          <w:sz w:val="19"/>
+        </w:rPr>
+        <w:t xml:space="preserve">22.4  </w:t>
+      </w:r>
+      <w:r>
+        <w:rPr>
+          <w:sz w:val="19"/>
+        </w:rPr>
+        <w:t xml:space="preserve">Спецификация/ТУ приёмки NNH на смешанный купорос — запросить (упаковка, влажность, примеси)</w:t>
+      </w:r>
+    </w:p>
+    <w:p>
+      <w:r>
+        <w:rPr>
+          <w:b/>
+          <w:sz w:val="19"/>
+        </w:rPr>
+        <w:t xml:space="preserve">22.5  </w:t>
+      </w:r>
+      <w:r>
+        <w:rPr>
+          <w:sz w:val="19"/>
+        </w:rPr>
+        <w:t xml:space="preserve">Формат выдачи исходных требований смежным проектировщикам (через Гипроникеля) — установить в договоре</w:t>
+      </w:r>
+    </w:p>
+    <w:p>
+      <w:r>
+        <w:rPr>
+          <w:b/>
+          <w:sz w:val="20"/>
+        </w:rPr>
+        <w:t xml:space="preserve">23. ЦИМ участка на этапе БИ (Приложение №4, ред. 2)</w:t>
+      </w:r>
+    </w:p>
+    <w:p>
+      <w:r>
+        <w:rPr>
+          <w:b/>
+          <w:sz w:val="19"/>
+        </w:rPr>
+        <w:t xml:space="preserve">23.1  </w:t>
+      </w:r>
+      <w:r>
+        <w:rPr>
+          <w:sz w:val="19"/>
+        </w:rPr>
+        <w:t xml:space="preserve">Источник строительной подосновы сценария А: обмерная модель/скан существующего ГМУ — кто выполняет (Заказчик/Исполнитель) и в каком составе</w:t>
+      </w:r>
+    </w:p>
+    <w:p>
+      <w:r>
+        <w:rPr>
+          <w:b/>
+          <w:sz w:val="19"/>
+        </w:rPr>
+        <w:t xml:space="preserve">23.2  </w:t>
+      </w:r>
+      <w:r>
+        <w:rPr>
+          <w:sz w:val="19"/>
+        </w:rPr>
+        <w:t xml:space="preserve">Порядок объединения ТХ-модели лота со строительной моделью нового корпуса Генпроектировщика — регламент в СОД</w:t>
+      </w:r>
+    </w:p>
+    <w:p>
+      <w:r>
+        <w:rPr>
+          <w:b/>
+          <w:sz w:val="19"/>
+        </w:rPr>
+        <w:t xml:space="preserve">23.3  </w:t>
+      </w:r>
+      <w:r>
+        <w:rPr>
+          <w:sz w:val="19"/>
+        </w:rPr>
+        <w:t xml:space="preserve">Согласование применяемого ПО моделирования с Заказчиком (перечень ред. 2 — рекомендуемый)</w:t>
+      </w:r>
+    </w:p>
+    <w:p>
+      <w:r>
+        <w:rPr>
+          <w:b/>
+          <w:sz w:val="20"/>
+        </w:rPr>
+        <w:t xml:space="preserve">24. Стоимость поставки по Лоту №2 (порядок формирования)</w:t>
+      </w:r>
+    </w:p>
+    <w:p>
+      <w:r>
+        <w:rPr>
+          <w:b/>
+          <w:sz w:val="19"/>
+        </w:rPr>
+        <w:t xml:space="preserve">24.1  </w:t>
+      </w:r>
+      <w:r>
+        <w:rPr>
+          <w:sz w:val="19"/>
+        </w:rPr>
+        <w:t xml:space="preserve">Перечень потенциальных поставщиков вакуум-кристаллизационных установок в 904L (РФ/дружественные юрисдикции) — рынок сузился, проработать на этапе запросов</w:t>
+      </w:r>
+    </w:p>
+    <w:p>
+      <w:r>
+        <w:rPr>
+          <w:b/>
+          <w:sz w:val="19"/>
+        </w:rPr>
+        <w:t xml:space="preserve">24.2  </w:t>
+      </w:r>
+      <w:r>
+        <w:rPr>
+          <w:sz w:val="19"/>
+        </w:rPr>
+        <w:t xml:space="preserve">Валюта и базис поставки, график платежей — коммерческий блок Заказчика</w:t>
+      </w:r>
+    </w:p>
+    <w:p>
+      <w:r>
+        <w:rPr>
+          <w:b/>
+          <w:sz w:val="20"/>
+        </w:rPr>
+        <w:t xml:space="preserve">25. Закладные решения для последующей цифровизации</w:t>
+      </w:r>
+    </w:p>
+    <w:p>
+      <w:r>
+        <w:rPr>
+          <w:b/>
+          <w:sz w:val="19"/>
+        </w:rPr>
+        <w:t xml:space="preserve">25.1  </w:t>
+      </w:r>
+      <w:r>
+        <w:rPr>
+          <w:sz w:val="19"/>
+        </w:rPr>
+        <w:t xml:space="preserve">Перечень закладных подтверждается Заказчиком протоколом при защите БИ; не подтверждённые позиции переводятся в раздел опций</w:t>
+      </w:r>
+    </w:p>
+    <w:p>
+      <w:r>
+        <w:rPr>
+          <w:b/>
+          <w:sz w:val="19"/>
+        </w:rPr>
+        <w:t xml:space="preserve">25.2  </w:t>
       </w:r>
       <w:r>
         <w:rPr>
